--- a/plantillas_maestras/01_seguro_vehicular/falta_atencion_o_demora_reclamo/2_o_mas_ddos_varios/varon/TPL_2064_2025_SEGURO_VEHICULAR_FALTA_ATENCION_O_DEMORA_RECLAMO_ASEGURADORA_VARON_R2.docx
+++ b/plantillas_maestras/01_seguro_vehicular/falta_atencion_o_demora_reclamo/2_o_mas_ddos_varios/varon/TPL_2064_2025_SEGURO_VEHICULAR_FALTA_ATENCION_O_DEMORA_RECLAMO_ASEGURADORA_VARON_R2.docx
@@ -374,7 +374,7 @@
           <w14:ligatures w14:val="none"/>
         </w:rPr>
         <w:tab/>
-        <w:t xml:space="preserve">:       </w:t>
+        <w:t xml:space="preserve">: </w:t>
       </w:r>
       <w:r>
         <w:rPr>
@@ -769,7 +769,7 @@
           <w:lang w:val="es-ES" w:eastAsia="es-ES"/>
           <w14:ligatures w14:val="none"/>
         </w:rPr>
-        <w:t>por presuntas infracciones a la Ley N°29571, Código de Protección y Defensa del Consumidor (en adelante, Código)</w:t>
+        <w:t>por presuntas infracciones a la Ley 29571, Código de Protección y Defensa del Consumidor (en adelante, Código)</w:t>
       </w:r>
       <w:r>
         <w:rPr>
@@ -870,7 +870,7 @@
           <w:lang w:eastAsia="es-ES"/>
           <w14:ligatures w14:val="none"/>
         </w:rPr>
-        <w:t xml:space="preserve"> Seguro Vehicular – Póliza N°1001203953 </w:t>
+        <w:t xml:space="preserve"> Seguro Vehicular – Póliza 1001203953 </w:t>
       </w:r>
       <w:r>
         <w:rPr>
@@ -930,7 +930,7 @@
           <w:lang w:eastAsia="es-ES"/>
           <w14:ligatures w14:val="none"/>
         </w:rPr>
-        <w:t xml:space="preserve"> vehículo con Placa de Rodaje N°F1I361</w:t>
+        <w:t xml:space="preserve"> vehículo con Placa de Rodaje F1I361</w:t>
       </w:r>
       <w:r>
         <w:rPr>
@@ -1191,7 +1191,7 @@
           <w:lang w:eastAsia="es-ES"/>
           <w14:ligatures w14:val="none"/>
         </w:rPr>
-        <w:t>siniestro vehicular N°1001203953</w:t>
+        <w:t>siniestro vehicular 1001203953</w:t>
       </w:r>
       <w:r>
         <w:rPr>
@@ -1858,7 +1858,7 @@
           <w:lang w:eastAsia="es-ES"/>
           <w14:ligatures w14:val="none"/>
         </w:rPr>
-        <w:t>El 25 de febrero de 2025, presentó el reclamo N°000150 y el 7 de marzo de 2025 presentó el reclamo N°000151 ante Pana Autos. En respuesta a dichos reclamos, Pana Autos indicó que sus servicios cumplían con los estándares de atención de un concesionario autorizado por Honda</w:t>
+        <w:t>El 25 de febrero de 2025, presentó el reclamo 000150 y el 7 de marzo de 2025 presentó el reclamo 000151 ante Pana Autos. En respuesta a dichos reclamos, Pana Autos indicó que sus servicios cumplían con los estándares de atención de un concesionario autorizado por Honda</w:t>
       </w:r>
       <w:r>
         <w:rPr>
@@ -3160,7 +3160,7 @@
           <w:lang w:eastAsia="es-PE"/>
           <w14:ligatures w14:val="none"/>
         </w:rPr>
-        <w:t>Técnica de la Comisión de Protección al Consumidor N°1 (en adelante, la Secretaría Técnica), en ejercicio de sus facultades</w:t>
+        <w:t>Técnica de la Comisión de Protección al Consumidor 1 (en adelante, la Secretaría Técnica), en ejercicio de sus facultades</w:t>
       </w:r>
       <w:r>
         <w:rPr>
@@ -3256,7 +3256,7 @@
           <w:lang w:eastAsia="es-PE"/>
           <w14:ligatures w14:val="none"/>
         </w:rPr>
-        <w:t xml:space="preserve">artículo 1°, numeral 1, literal b) </w:t>
+        <w:t xml:space="preserve">artículo 1, numeral 1, literal b) </w:t>
       </w:r>
       <w:bookmarkEnd w:id="7"/>
       <w:r>
@@ -3268,7 +3268,7 @@
           <w:lang w:eastAsia="es-PE"/>
           <w14:ligatures w14:val="none"/>
         </w:rPr>
-        <w:t>y al artículo 2° del Código</w:t>
+        <w:t>y al artículo 2 del Código</w:t>
       </w:r>
       <w:r>
         <w:rPr>
@@ -3303,7 +3303,7 @@
           <w:lang w:eastAsia="es-PE"/>
           <w14:ligatures w14:val="none"/>
         </w:rPr>
-        <w:t xml:space="preserve">    </w:t>
+        <w:t xml:space="preserve"> </w:t>
       </w:r>
     </w:p>
     <w:p>
@@ -3374,7 +3374,7 @@
           <w:kern w:val="0"/>
           <w14:ligatures w14:val="none"/>
         </w:rPr>
-        <w:t>Por consiguiente, corresponde calificar el hecho materia de denuncia como una presunta infracción al deber de información, tipificado en el artículo 1°, numeral 1, literal b) y al artículo 2° del Código</w:t>
+        <w:t>Por consiguiente, corresponde calificar el hecho materia de denuncia como una presunta infracción al deber de información, tipificado en el artículo 1, numeral 1, literal b) y al artículo 2 del Código</w:t>
       </w:r>
       <w:r>
         <w:rPr>
@@ -3451,7 +3451,7 @@
           <w:lang w:eastAsia="es-PE"/>
           <w14:ligatures w14:val="none"/>
         </w:rPr>
-        <w:t>°</w:t>
+        <w:t/>
       </w:r>
       <w:r>
         <w:rPr>
@@ -3469,7 +3469,7 @@
           <w:lang w:eastAsia="es-PE"/>
           <w14:ligatures w14:val="none"/>
         </w:rPr>
-        <w:t>°</w:t>
+        <w:t/>
       </w:r>
       <w:r>
         <w:rPr>
@@ -3563,7 +3563,7 @@
           <w:lang w:eastAsia="es-PE"/>
           <w14:ligatures w14:val="none"/>
         </w:rPr>
-        <w:t>°</w:t>
+        <w:t/>
       </w:r>
       <w:r>
         <w:rPr>
@@ -3581,7 +3581,7 @@
           <w:lang w:eastAsia="es-PE"/>
           <w14:ligatures w14:val="none"/>
         </w:rPr>
-        <w:t>°</w:t>
+        <w:t/>
       </w:r>
       <w:r>
         <w:rPr>
@@ -3690,7 +3690,7 @@
           <w:lang w:eastAsia="es-PE"/>
           <w14:ligatures w14:val="none"/>
         </w:rPr>
-        <w:t>°</w:t>
+        <w:t/>
       </w:r>
       <w:r>
         <w:rPr>
@@ -3708,7 +3708,7 @@
           <w:lang w:eastAsia="es-PE"/>
           <w14:ligatures w14:val="none"/>
         </w:rPr>
-        <w:t>°</w:t>
+        <w:t/>
       </w:r>
       <w:r>
         <w:rPr>
@@ -3809,7 +3809,7 @@
           <w:lang w:eastAsia="es-PE"/>
           <w14:ligatures w14:val="none"/>
         </w:rPr>
-        <w:t>°</w:t>
+        <w:t/>
       </w:r>
       <w:r>
         <w:rPr>
@@ -3827,7 +3827,7 @@
           <w:lang w:eastAsia="es-PE"/>
           <w14:ligatures w14:val="none"/>
         </w:rPr>
-        <w:t>°</w:t>
+        <w:t/>
       </w:r>
       <w:r>
         <w:rPr>
@@ -3921,7 +3921,7 @@
           <w:lang w:eastAsia="es-PE"/>
           <w14:ligatures w14:val="none"/>
         </w:rPr>
-        <w:t>°</w:t>
+        <w:t/>
       </w:r>
       <w:r>
         <w:rPr>
@@ -3939,7 +3939,7 @@
           <w:lang w:eastAsia="es-PE"/>
           <w14:ligatures w14:val="none"/>
         </w:rPr>
-        <w:t>°</w:t>
+        <w:t/>
       </w:r>
       <w:r>
         <w:rPr>
@@ -4040,7 +4040,7 @@
           <w:lang w:eastAsia="es-PE"/>
           <w14:ligatures w14:val="none"/>
         </w:rPr>
-        <w:t>°</w:t>
+        <w:t/>
       </w:r>
       <w:r>
         <w:rPr>
@@ -4058,7 +4058,7 @@
           <w:lang w:eastAsia="es-PE"/>
           <w14:ligatures w14:val="none"/>
         </w:rPr>
-        <w:t>°</w:t>
+        <w:t/>
       </w:r>
       <w:r>
         <w:rPr>
@@ -4160,7 +4160,7 @@
           <w:kern w:val="0"/>
           <w14:ligatures w14:val="none"/>
         </w:rPr>
-        <w:t xml:space="preserve"> Por consiguiente, corresponde calificar el hecho materia de denuncia como una presunta infracción al numeral 88.1° del artículo 88° del Código</w:t>
+        <w:t xml:space="preserve"> Por consiguiente, corresponde calificar el hecho materia de denuncia como una presunta infracción al numeral 88.1 del artículo 88 del Código</w:t>
       </w:r>
       <w:r>
         <w:rPr>
@@ -4270,7 +4270,7 @@
           <w:kern w:val="0"/>
           <w14:ligatures w14:val="none"/>
         </w:rPr>
-        <w:t>Por consiguiente, corresponde calificar el hecho materia de denuncia como una presunta infracción al numeral 88.1° del artículo 88° del Código</w:t>
+        <w:t>Por consiguiente, corresponde calificar el hecho materia de denuncia como una presunta infracción al numeral 88.1 del artículo 88 del Código</w:t>
       </w:r>
       <w:r>
         <w:rPr>
@@ -4371,7 +4371,7 @@
           <w:lang w:eastAsia="es-PE"/>
           <w14:ligatures w14:val="none"/>
         </w:rPr>
-        <w:t>°</w:t>
+        <w:t/>
       </w:r>
       <w:r>
         <w:rPr>
@@ -4389,7 +4389,7 @@
           <w:lang w:eastAsia="es-PE"/>
           <w14:ligatures w14:val="none"/>
         </w:rPr>
-        <w:t>°</w:t>
+        <w:t/>
       </w:r>
       <w:r>
         <w:rPr>
@@ -4490,7 +4490,7 @@
           <w:lang w:eastAsia="es-PE"/>
           <w14:ligatures w14:val="none"/>
         </w:rPr>
-        <w:t>°</w:t>
+        <w:t/>
       </w:r>
       <w:r>
         <w:rPr>
@@ -4508,7 +4508,7 @@
           <w:lang w:eastAsia="es-PE"/>
           <w14:ligatures w14:val="none"/>
         </w:rPr>
-        <w:t>°</w:t>
+        <w:t/>
       </w:r>
       <w:r>
         <w:rPr>
@@ -4619,7 +4619,7 @@
           <w:lang w:eastAsia="es-PE"/>
           <w14:ligatures w14:val="none"/>
         </w:rPr>
-        <w:t>°</w:t>
+        <w:t/>
       </w:r>
       <w:r>
         <w:rPr>
@@ -4637,7 +4637,7 @@
           <w:lang w:eastAsia="es-PE"/>
           <w14:ligatures w14:val="none"/>
         </w:rPr>
-        <w:t>°</w:t>
+        <w:t/>
       </w:r>
       <w:r>
         <w:rPr>
@@ -4738,7 +4738,7 @@
           <w:lang w:eastAsia="es-PE"/>
           <w14:ligatures w14:val="none"/>
         </w:rPr>
-        <w:t>°</w:t>
+        <w:t/>
       </w:r>
       <w:r>
         <w:rPr>
@@ -4756,7 +4756,7 @@
           <w:lang w:eastAsia="es-PE"/>
           <w14:ligatures w14:val="none"/>
         </w:rPr>
-        <w:t>°</w:t>
+        <w:t/>
       </w:r>
       <w:r>
         <w:rPr>
@@ -4849,7 +4849,7 @@
           <w:lang w:eastAsia="es-PE"/>
           <w14:ligatures w14:val="none"/>
         </w:rPr>
-        <w:t>°</w:t>
+        <w:t/>
       </w:r>
       <w:r>
         <w:rPr>
@@ -4867,7 +4867,7 @@
           <w:lang w:eastAsia="es-PE"/>
           <w14:ligatures w14:val="none"/>
         </w:rPr>
-        <w:t>°</w:t>
+        <w:t/>
       </w:r>
       <w:r>
         <w:rPr>
@@ -4954,7 +4954,7 @@
           <w:lang w:val="es-ES" w:eastAsia="es-ES"/>
           <w14:ligatures w14:val="none"/>
         </w:rPr>
-        <w:t>Póliza N°1001203953</w:t>
+        <w:t>Póliza 1001203953</w:t>
       </w:r>
       <w:r>
         <w:rPr>
@@ -4972,7 +4972,7 @@
           <w:lang w:eastAsia="es-PE"/>
           <w14:ligatures w14:val="none"/>
         </w:rPr>
-        <w:t>°</w:t>
+        <w:t/>
       </w:r>
       <w:r>
         <w:rPr>
@@ -4990,7 +4990,7 @@
           <w:lang w:eastAsia="es-PE"/>
           <w14:ligatures w14:val="none"/>
         </w:rPr>
-        <w:t>°</w:t>
+        <w:t/>
       </w:r>
       <w:r>
         <w:rPr>
@@ -5085,7 +5085,7 @@
           <w:lang w:eastAsia="es-PE"/>
           <w14:ligatures w14:val="none"/>
         </w:rPr>
-        <w:t>°</w:t>
+        <w:t/>
       </w:r>
       <w:r>
         <w:rPr>
@@ -5103,7 +5103,7 @@
           <w:lang w:eastAsia="es-PE"/>
           <w14:ligatures w14:val="none"/>
         </w:rPr>
-        <w:t>°</w:t>
+        <w:t/>
       </w:r>
       <w:r>
         <w:rPr>
@@ -5188,7 +5188,7 @@
           <w:lang w:eastAsia="es-PE"/>
           <w14:ligatures w14:val="none"/>
         </w:rPr>
-        <w:t>°</w:t>
+        <w:t/>
       </w:r>
       <w:r>
         <w:rPr>
@@ -5206,7 +5206,7 @@
           <w:lang w:eastAsia="es-PE"/>
           <w14:ligatures w14:val="none"/>
         </w:rPr>
-        <w:t>°</w:t>
+        <w:t/>
       </w:r>
       <w:r>
         <w:rPr>
@@ -5307,7 +5307,7 @@
           <w:lang w:eastAsia="es-PE"/>
           <w14:ligatures w14:val="none"/>
         </w:rPr>
-        <w:t>°</w:t>
+        <w:t/>
       </w:r>
       <w:r>
         <w:rPr>
@@ -5325,7 +5325,7 @@
           <w:lang w:eastAsia="es-PE"/>
           <w14:ligatures w14:val="none"/>
         </w:rPr>
-        <w:t>°</w:t>
+        <w:t/>
       </w:r>
       <w:r>
         <w:rPr>
@@ -5646,7 +5646,7 @@
           <w:lang w:val="es-ES" w:eastAsia="es-ES"/>
           <w14:ligatures w14:val="none"/>
         </w:rPr>
-        <w:t>(i) presentar una copia debidamente suscrita de la Póliza del Seguro Vehicular N°1001203953 materia de denuncia, así como el cargo de remisión de la póliza; y, (</w:t>
+        <w:t>(i) presentar una copia debidamente suscrita de la Póliza del Seguro Vehicular 1001203953 materia de denuncia, así como el cargo de remisión de la póliza; y, (</w:t>
       </w:r>
       <w:proofErr w:type="spellStart"/>
       <w:r>
@@ -6007,7 +6007,7 @@
           <w:lang w:eastAsia="es-PE"/>
           <w14:ligatures w14:val="none"/>
         </w:rPr>
-        <w:t xml:space="preserve">RESOLUCIÓN DE LA SECRETARÍA TÉCNICA  </w:t>
+        <w:t xml:space="preserve">RESOLUCIÓN DE LA SECRETARÍA TÉCNICA </w:t>
       </w:r>
     </w:p>
     <w:p>
@@ -6199,7 +6199,7 @@
           <w:kern w:val="0"/>
           <w14:ligatures w14:val="none"/>
         </w:rPr>
-        <w:t>Presunta infracción al artículo 1°, numeral 1, literal b) y al artículo 2° de la Ley 29571, Código de Protección y Defensa del Consumidor</w:t>
+        <w:t>Presunta infracción al artículo 1, numeral 1, literal b) y al artículo 2 de la Ley 29571, Código de Protección y Defensa del Consumidor</w:t>
       </w:r>
       <w:r>
         <w:rPr>
@@ -6256,7 +6256,7 @@
           <w14:ligatures w14:val="none"/>
         </w:rPr>
         <w:lastRenderedPageBreak/>
-        <w:t>Presunta infracción al artículo 1°, numeral 1, literal b) y al artículo 2° de la Ley 29571, Código de Protección y Defensa del Consumidor</w:t>
+        <w:t>Presunta infracción al artículo 1, numeral 1, literal b) y al artículo 2 de la Ley 29571, Código de Protección y Defensa del Consumidor</w:t>
       </w:r>
       <w:r>
         <w:rPr>
@@ -6304,7 +6304,7 @@
           <w:kern w:val="0"/>
           <w14:ligatures w14:val="none"/>
         </w:rPr>
-        <w:t>Presunta infracción a los artículos 18° y 19° de la Ley N° 29571, Código de Protección y Defensa del Consumidor, en tanto Pana Autos S.A. habría colocado indebidamente silicona para subsanar las imperfecciones de reparación al vehículo asegurado, atentando de esta manera con la calidad del servicio y con los acuerdos de la reparación.</w:t>
+        <w:t>Presunta infracción a los artículos 18 y 19 de la Ley 29571, Código de Protección y Defensa del Consumidor, en tanto Pana Autos S.A. habría colocado indebidamente silicona para subsanar las imperfecciones de reparación al vehículo asegurado, atentando de esta manera con la calidad del servicio y con los acuerdos de la reparación.</w:t>
       </w:r>
     </w:p>
     <w:p>
@@ -6343,7 +6343,7 @@
           <w:kern w:val="0"/>
           <w14:ligatures w14:val="none"/>
         </w:rPr>
-        <w:t>Presunta infracción a los artículos 18° y 19° de la Ley N° 29571, Código de Protección y Defensa del Consumidor, en tanto Pana Autos S.A. no habría garantizado que en la reparación del vehículo asegurado hayan utilizado piezas originales que se adquirieron y hayan cumplido con los estándares de Honda Perú S.A.</w:t>
+        <w:t>Presunta infracción a los artículos 18 y 19 de la Ley 29571, Código de Protección y Defensa del Consumidor, en tanto Pana Autos S.A. no habría garantizado que en la reparación del vehículo asegurado hayan utilizado piezas originales que se adquirieron y hayan cumplido con los estándares de Honda Perú S.A.</w:t>
       </w:r>
     </w:p>
     <w:p>
@@ -6383,7 +6383,7 @@
           <w:kern w:val="0"/>
           <w14:ligatures w14:val="none"/>
         </w:rPr>
-        <w:t xml:space="preserve">Presunta infracción a los artículos 18° y 19° de la Ley N° 29571, Código de Protección y Defensa del Consumidor, en tanto Pana Autos S.A. no habría </w:t>
+        <w:t xml:space="preserve">Presunta infracción a los artículos 18 y 19 de la Ley 29571, Código de Protección y Defensa del Consumidor, en tanto Pana Autos S.A. no habría </w:t>
       </w:r>
       <w:r>
         <w:rPr>
@@ -6431,7 +6431,7 @@
           <w:kern w:val="0"/>
           <w14:ligatures w14:val="none"/>
         </w:rPr>
-        <w:t>Presunta infracción a los artículos 18° y 19° de la Ley N° 29571, Código de Protección y Defensa del Consumidor, en tanto Pana Autos S.A. no habría brindado una solución adecuada al denunciante ante la demora en la importación de los repuestos que necesitaba el vehículo asegurado para ser reparado.</w:t>
+        <w:t>Presunta infracción a los artículos 18 y 19 de la Ley 29571, Código de Protección y Defensa del Consumidor, en tanto Pana Autos S.A. no habría brindado una solución adecuada al denunciante ante la demora en la importación de los repuestos que necesitaba el vehículo asegurado para ser reparado.</w:t>
       </w:r>
     </w:p>
     <w:p>
@@ -6471,7 +6471,7 @@
           <w:kern w:val="0"/>
           <w14:ligatures w14:val="none"/>
         </w:rPr>
-        <w:t xml:space="preserve">Presunta infracción a los artículos 18° y 19° de la Ley N° 29571, Código de Protección y Defensa del Consumidor, en tanto Pana Autos S.A. habría entregado el vehículo asegurado al denunciante con fallas graves, en tanto la puerta del copiloto no podía abrirse.   </w:t>
+        <w:t xml:space="preserve">Presunta infracción a los artículos 18 y 19 de la Ley 29571, Código de Protección y Defensa del Consumidor, en tanto Pana Autos S.A. habría entregado el vehículo asegurado al denunciante con fallas graves, en tanto la puerta del copiloto no podía abrirse. </w:t>
       </w:r>
     </w:p>
     <w:p>
@@ -6511,7 +6511,7 @@
           <w:kern w:val="0"/>
           <w14:ligatures w14:val="none"/>
         </w:rPr>
-        <w:t xml:space="preserve">Presunta infracción a los artículos 18° y 19° de la Ley N° 29571, Código de Protección y Defensa del Consumidor, en tanto Pana Autos S.A. habría tenido una publicidad engañosa con el denunciante, pues no habrían tenido un control de calidad al reparar el vehículo asegurado conforme al ofrecimiento. </w:t>
+        <w:t xml:space="preserve">Presunta infracción a los artículos 18 y 19 de la Ley 29571, Código de Protección y Defensa del Consumidor, en tanto Pana Autos S.A. habría tenido una publicidad engañosa con el denunciante, pues no habrían tenido un control de calidad al reparar el vehículo asegurado conforme al ofrecimiento. </w:t>
       </w:r>
     </w:p>
     <w:p>
@@ -6558,7 +6558,7 @@
           <w:kern w:val="0"/>
           <w14:ligatures w14:val="none"/>
         </w:rPr>
-        <w:t>°</w:t>
+        <w:t/>
       </w:r>
       <w:r>
         <w:rPr>
@@ -6572,13 +6572,13 @@
           <w:kern w:val="0"/>
           <w14:ligatures w14:val="none"/>
         </w:rPr>
-        <w:t>°</w:t>
-      </w:r>
-      <w:r>
-        <w:rPr>
-          <w:rFonts w:ascii="Arial Narrow" w:eastAsia="Arial Narrow" w:hAnsi="Arial Narrow" w:cs="Arial Narrow"/>
-        </w:rPr>
-        <w:t xml:space="preserve"> de la Ley N° 29571, Código de Protección y Defensa del Consumidor, </w:t>
+        <w:t/>
+      </w:r>
+      <w:r>
+        <w:rPr>
+          <w:rFonts w:ascii="Arial Narrow" w:eastAsia="Arial Narrow" w:hAnsi="Arial Narrow" w:cs="Arial Narrow"/>
+        </w:rPr>
+        <w:t xml:space="preserve"> de la Ley 29571, Código de Protección y Defensa del Consumidor, </w:t>
       </w:r>
       <w:r>
         <w:rPr>
@@ -6665,7 +6665,7 @@
           <w:kern w:val="0"/>
           <w14:ligatures w14:val="none"/>
         </w:rPr>
-        <w:t>°</w:t>
+        <w:t/>
       </w:r>
       <w:r>
         <w:rPr>
@@ -6679,13 +6679,13 @@
           <w:kern w:val="0"/>
           <w14:ligatures w14:val="none"/>
         </w:rPr>
-        <w:t>°</w:t>
-      </w:r>
-      <w:r>
-        <w:rPr>
-          <w:rFonts w:ascii="Arial Narrow" w:eastAsia="Arial Narrow" w:hAnsi="Arial Narrow" w:cs="Arial Narrow"/>
-        </w:rPr>
-        <w:t xml:space="preserve"> de la Ley N° 29571, Código de Protección y Defensa del Consumidor, </w:t>
+        <w:t/>
+      </w:r>
+      <w:r>
+        <w:rPr>
+          <w:rFonts w:ascii="Arial Narrow" w:eastAsia="Arial Narrow" w:hAnsi="Arial Narrow" w:cs="Arial Narrow"/>
+        </w:rPr>
+        <w:t xml:space="preserve"> de la Ley 29571, Código de Protección y Defensa del Consumidor, </w:t>
       </w:r>
       <w:r>
         <w:rPr>
@@ -6751,7 +6751,7 @@
           <w:kern w:val="0"/>
           <w14:ligatures w14:val="none"/>
         </w:rPr>
-        <w:t>Presunta infracción a los artículos 18° y 19° de la Ley N° 29571, Código de Protección y Defensa del Consumidor, en tanto Pacífico Compañía de Seguros y Reaseguros S.A no habría realizado el seguimiento para que los repuestos que necesitaba el vehículo asegurado para su reparación sean importados oportunamente.</w:t>
+        <w:t>Presunta infracción a los artículos 18 y 19 de la Ley 29571, Código de Protección y Defensa del Consumidor, en tanto Pacífico Compañía de Seguros y Reaseguros S.A no habría realizado el seguimiento para que los repuestos que necesitaba el vehículo asegurado para su reparación sean importados oportunamente.</w:t>
       </w:r>
     </w:p>
     <w:p>
@@ -6793,7 +6793,7 @@
           <w:kern w:val="0"/>
           <w14:ligatures w14:val="none"/>
         </w:rPr>
-        <w:t xml:space="preserve">Presunta infracción a los artículos 18° y 19° de la Ley N° 29571, Código de Protección y Defensa del Consumidor, en tanto Pacífico Compañía de Seguros y Reaseguros S.A no habría realizado el seguimiento adecuado para atender el siniestro reportado por el denunciante para la reparación del vehículo asegurado. </w:t>
+        <w:t xml:space="preserve">Presunta infracción a los artículos 18 y 19 de la Ley 29571, Código de Protección y Defensa del Consumidor, en tanto Pacífico Compañía de Seguros y Reaseguros S.A no habría realizado el seguimiento adecuado para atender el siniestro reportado por el denunciante para la reparación del vehículo asegurado. </w:t>
       </w:r>
     </w:p>
     <w:p>
@@ -6836,7 +6836,7 @@
           <w14:ligatures w14:val="none"/>
         </w:rPr>
         <w:lastRenderedPageBreak/>
-        <w:t>Presunta infracción a los artículos 18° y 19° de la Ley N° 29571, Código de Protección y Defensa del Consumidor, en tanto el personal de Pacífico Compañía de Seguros y Reaseguros S.A no habría contado con el expediente del siniestro del denunciante, pese que habría</w:t>
+        <w:t>Presunta infracción a los artículos 18 y 19 de la Ley 29571, Código de Protección y Defensa del Consumidor, en tanto el personal de Pacífico Compañía de Seguros y Reaseguros S.A no habría contado con el expediente del siniestro del denunciante, pese que habría</w:t>
       </w:r>
       <w:r>
         <w:rPr>
@@ -6870,7 +6870,7 @@
           <w:kern w:val="0"/>
           <w14:ligatures w14:val="none"/>
         </w:rPr>
-        <w:t xml:space="preserve"> de tres (3) meses desde el siniestro reportado.   </w:t>
+        <w:t xml:space="preserve"> de tres (3) meses desde el siniestro reportado. </w:t>
       </w:r>
     </w:p>
     <w:p>
@@ -6912,7 +6912,7 @@
           <w:kern w:val="0"/>
           <w14:ligatures w14:val="none"/>
         </w:rPr>
-        <w:t xml:space="preserve">Presunta infracción a los artículos 18° y 19° de la Ley N° 29571, Código de Protección y Defensa del Consumidor, en tanto el personal de Pacífico Compañía de Seguros y Reaseguros S.A no habría brindado una respuesta a la comunicación presentada por el denunciante el 11 de febrero de 2025.   </w:t>
+        <w:t xml:space="preserve">Presunta infracción a los artículos 18 y 19 de la Ley 29571, Código de Protección y Defensa del Consumidor, en tanto el personal de Pacífico Compañía de Seguros y Reaseguros S.A no habría brindado una respuesta a la comunicación presentada por el denunciante el 11 de febrero de 2025. </w:t>
       </w:r>
     </w:p>
     <w:p>
@@ -6950,7 +6950,7 @@
           <w:kern w:val="0"/>
           <w14:ligatures w14:val="none"/>
         </w:rPr>
-        <w:t>Presunta infracción a los artículos 18° y 19° de la Ley N° 29571, Código de Protección y Defensa del Consumidor, en tanto Pacífico Compañía de Seguros y Reaseguros S.A. no habría accedido a tener una reunión presencial con el denunciante, pese a su solicitud.</w:t>
+        <w:t>Presunta infracción a los artículos 18 y 19 de la Ley 29571, Código de Protección y Defensa del Consumidor, en tanto Pacífico Compañía de Seguros y Reaseguros S.A. no habría accedido a tener una reunión presencial con el denunciante, pese a su solicitud.</w:t>
       </w:r>
     </w:p>
     <w:p>
@@ -6992,7 +6992,7 @@
           <w:kern w:val="0"/>
           <w14:ligatures w14:val="none"/>
         </w:rPr>
-        <w:t xml:space="preserve">Presunta infracción a los artículos 18° y 19° de la Ley N° 29571, Código de Protección y Defensa del Consumidor, en tanto Pacífico Compañía de Seguros y Reaseguros S.A. no habría brindado asesoramiento legal al denunciante para iniciar ante la reparación inadecuada del vehículo asegurado </w:t>
+        <w:t xml:space="preserve">Presunta infracción a los artículos 18 y 19 de la Ley 29571, Código de Protección y Defensa del Consumidor, en tanto Pacífico Compañía de Seguros y Reaseguros S.A. no habría brindado asesoramiento legal al denunciante para iniciar ante la reparación inadecuada del vehículo asegurado </w:t>
       </w:r>
       <w:r>
         <w:rPr>
@@ -7012,7 +7012,7 @@
           <w:lang w:val="es-ES" w:eastAsia="es-ES"/>
           <w14:ligatures w14:val="none"/>
         </w:rPr>
-        <w:t>Póliza N°1001203953</w:t>
+        <w:t>Póliza 1001203953</w:t>
       </w:r>
       <w:r>
         <w:rPr>
@@ -7064,7 +7064,7 @@
           <w:kern w:val="0"/>
           <w14:ligatures w14:val="none"/>
         </w:rPr>
-        <w:t xml:space="preserve">Presunta infracción a los artículos 18° y 19° de la Ley N° 29571, Código de Protección y Defensa del Consumidor, en tanto Pacífico Compañía de Seguros y Reaseguros S.A. se habría negado injustificadamente a otorgar </w:t>
+        <w:t xml:space="preserve">Presunta infracción a los artículos 18 y 19 de la Ley 29571, Código de Protección y Defensa del Consumidor, en tanto Pacífico Compañía de Seguros y Reaseguros S.A. se habría negado injustificadamente a otorgar </w:t>
       </w:r>
       <w:r>
         <w:rPr>
@@ -7145,7 +7145,7 @@
           <w:kern w:val="0"/>
           <w14:ligatures w14:val="none"/>
         </w:rPr>
-        <w:t>Presunta infracción a los artículos 18° y 19° de la Ley N° 29571, Código de Protección y Defensa del Consumidor, en tanto el área de siniestro de Pacífico Compañía de Seguros y Reaseguros S.A. no se comunicó con el denunciante para informarle sobre el informe del perito y si lo remitió al taller.</w:t>
+        <w:t>Presunta infracción a los artículos 18 y 19 de la Ley 29571, Código de Protección y Defensa del Consumidor, en tanto el área de siniestro de Pacífico Compañía de Seguros y Reaseguros S.A. no se comunicó con el denunciante para informarle sobre el informe del perito y si lo remitió al taller.</w:t>
       </w:r>
     </w:p>
     <w:p>
@@ -7184,7 +7184,7 @@
           <w:kern w:val="0"/>
           <w14:ligatures w14:val="none"/>
         </w:rPr>
-        <w:t>Presunta infracción a los artículos 18° y 19° de la Ley N° 29571, Código de Protección y Defensa del Consumidor, en tanto</w:t>
+        <w:t>Presunta infracción a los artículos 18 y 19 de la Ley 29571, Código de Protección y Defensa del Consumidor, en tanto</w:t>
       </w:r>
       <w:r>
         <w:rPr>
@@ -7486,7 +7486,7 @@
           <w:lang w:eastAsia="es-PE"/>
           <w14:ligatures w14:val="none"/>
         </w:rPr>
-        <w:t>°</w:t>
+        <w:t/>
       </w:r>
       <w:r>
         <w:rPr>
@@ -7591,7 +7591,7 @@
           <w:lang w:eastAsia="es-PE"/>
           <w14:ligatures w14:val="none"/>
         </w:rPr>
-        <w:t>°</w:t>
+        <w:t/>
       </w:r>
       <w:r>
         <w:rPr>
@@ -7751,7 +7751,7 @@
           <w:lang w:eastAsia="es-PE"/>
           <w14:ligatures w14:val="none"/>
         </w:rPr>
-        <w:t>°</w:t>
+        <w:t/>
       </w:r>
       <w:r>
         <w:rPr>
@@ -7899,7 +7899,7 @@
           <w:lang w:val="es-ES" w:eastAsia="es-ES"/>
           <w14:ligatures w14:val="none"/>
         </w:rPr>
-        <w:t>Seguro Vehicular N°1001203953 materia de denuncia, así como el cargo de remisión de la póliza; y, (</w:t>
+        <w:t>Seguro Vehicular 1001203953 materia de denuncia, así como el cargo de remisión de la póliza; y, (</w:t>
       </w:r>
       <w:proofErr w:type="spellStart"/>
       <w:r>
@@ -8419,7 +8419,7 @@
           <w:lang w:eastAsia="es-PE"/>
           <w14:ligatures w14:val="none"/>
         </w:rPr>
-        <w:t>°</w:t>
+        <w:t/>
       </w:r>
       <w:r>
         <w:rPr>
@@ -8460,7 +8460,7 @@
           <w:lang w:eastAsia="es-PE"/>
           <w14:ligatures w14:val="none"/>
         </w:rPr>
-        <w:t>°</w:t>
+        <w:t/>
       </w:r>
       <w:r>
         <w:rPr>
@@ -8480,7 +8480,7 @@
           <w:lang w:eastAsia="es-PE"/>
           <w14:ligatures w14:val="none"/>
         </w:rPr>
-        <w:t>°</w:t>
+        <w:t/>
       </w:r>
       <w:r>
         <w:rPr>
@@ -8500,7 +8500,7 @@
           <w:lang w:eastAsia="es-PE"/>
           <w14:ligatures w14:val="none"/>
         </w:rPr>
-        <w:t>°</w:t>
+        <w:t/>
       </w:r>
       <w:r>
         <w:rPr>
@@ -8553,7 +8553,7 @@
           <w:lang w:eastAsia="es-PE"/>
           <w14:ligatures w14:val="none"/>
         </w:rPr>
-        <w:t>°</w:t>
+        <w:t/>
       </w:r>
       <w:r>
         <w:rPr>
@@ -8655,7 +8655,7 @@
           <w:lang w:eastAsia="es-PE"/>
           <w14:ligatures w14:val="none"/>
         </w:rPr>
-        <w:t>°</w:t>
+        <w:t/>
       </w:r>
       <w:r>
         <w:rPr>
@@ -8747,7 +8747,7 @@
           <w:lang w:eastAsia="es-PE"/>
           <w14:ligatures w14:val="none"/>
         </w:rPr>
-        <w:t>°</w:t>
+        <w:t/>
       </w:r>
       <w:r>
         <w:rPr>
@@ -8755,7 +8755,7 @@
           <w:kern w:val="0"/>
           <w14:ligatures w14:val="none"/>
         </w:rPr>
-        <w:t xml:space="preserve"> del Decreto Legislativo N° 807</w:t>
+        <w:t xml:space="preserve"> del Decreto Legislativo 807</w:t>
       </w:r>
       <w:r>
         <w:rPr>
@@ -9004,7 +9004,7 @@
           <w:lang w:eastAsia="es-PE"/>
           <w14:ligatures w14:val="none"/>
         </w:rPr>
-        <w:t>°</w:t>
+        <w:t/>
       </w:r>
       <w:r>
         <w:rPr>
@@ -9021,7 +9021,7 @@
           <w:lang w:eastAsia="es-PE"/>
           <w14:ligatures w14:val="none"/>
         </w:rPr>
-        <w:t>°</w:t>
+        <w:t/>
       </w:r>
       <w:r>
         <w:rPr>
@@ -9722,7 +9722,7 @@
           <w:sz w:val="16"/>
           <w:szCs w:val="16"/>
         </w:rPr>
-        <w:t xml:space="preserve">Comisión mediante MEMORANDUM N° 002163-2025-CC2/INDECOPI de fecha 26 de agosto del 2025, </w:t>
+        <w:t xml:space="preserve">Comisión mediante MEMORANDUM 002163-2025-CC2/INDECOPI de fecha 26 de agosto del 2025, </w:t>
       </w:r>
       <w:proofErr w:type="spellStart"/>
       <w:r>
@@ -9873,7 +9873,7 @@
           <w:sz w:val="16"/>
           <w:szCs w:val="16"/>
         </w:rPr>
-        <w:t xml:space="preserve">  </w:t>
+        <w:t xml:space="preserve"> </w:t>
       </w:r>
       <w:r>
         <w:rPr>
@@ -9891,7 +9891,7 @@
           <w:sz w:val="16"/>
           <w:szCs w:val="16"/>
         </w:rPr>
-        <w:t xml:space="preserve">LEY N° 29571, CÓDIGO DE PROTECCIÓN Y DEFENSA DEL CONSUMIDOR, publicado el 2 de setiembre de 2010 y modificado por Decreto Legislativo N° 1308 </w:t>
+        <w:t xml:space="preserve">LEY 29571, CÓDIGO DE PROTECCIÓN Y DEFENSA DEL CONSUMIDOR, publicado el 2 de setiembre de 2010 y modificado por Decreto Legislativo 1308 </w:t>
       </w:r>
     </w:p>
     <w:p>
@@ -9943,7 +9943,7 @@
           <w:szCs w:val="16"/>
         </w:rPr>
         <w:tab/>
-        <w:t xml:space="preserve">El Instituto Nacional de Defensa de la Competencia y de la Protección de la Propiedad Intelectual (Indecopi) es la autoridad con competencia primaria y de alcance nacional para conocer las presuntas infracciones a las disposiciones contenidas en el presente Código, así como para imponer las sanciones y medidas correctivas establecidas en el presente capítulo, conforme al Decreto Legislativo N° 1033, Ley de Organización y Funciones del Indecopi. Dicha competencia solo puede ser negada cuando ella haya sido asignada o se asigne a favor de otro organismo por norma expresa con rango de ley. </w:t>
+        <w:t xml:space="preserve">El Instituto Nacional de Defensa de la Competencia y de la Protección de la Propiedad Intelectual (Indecopi) es la autoridad con competencia primaria y de alcance nacional para conocer las presuntas infracciones a las disposiciones contenidas en el presente Código, así como para imponer las sanciones y medidas correctivas establecidas en el presente capítulo, conforme al Decreto Legislativo 1033, Ley de Organización y Funciones del Indecopi. Dicha competencia solo puede ser negada cuando ella haya sido asignada o se asigne a favor de otro organismo por norma expresa con rango de ley. </w:t>
       </w:r>
     </w:p>
     <w:p>
@@ -10017,7 +10017,7 @@
           <w:sz w:val="16"/>
           <w:szCs w:val="16"/>
         </w:rPr>
-        <w:t xml:space="preserve">LEY DE ORGANIZACIÓN Y FUNCIONES DEL INDECOPI, APROBADA POR DECRETO LEGISLATIVO N° 1033 </w:t>
+        <w:t xml:space="preserve">LEY DE ORGANIZACIÓN Y FUNCIONES DEL INDECOPI, APROBADA POR DECRETO LEGISLATIVO 1033 </w:t>
       </w:r>
     </w:p>
     <w:p>
@@ -10173,7 +10173,7 @@
           <w:sz w:val="16"/>
           <w:szCs w:val="16"/>
         </w:rPr>
-        <w:t>N°</w:t>
+        <w:t/>
       </w:r>
       <w:proofErr w:type="spellEnd"/>
       <w:r>
@@ -10195,7 +10195,7 @@
           <w:sz w:val="16"/>
           <w:szCs w:val="16"/>
         </w:rPr>
-        <w:t>N°</w:t>
+        <w:t/>
       </w:r>
       <w:proofErr w:type="spellEnd"/>
       <w:r>
@@ -10206,7 +10206,7 @@
           <w:sz w:val="16"/>
           <w:szCs w:val="16"/>
         </w:rPr>
-        <w:t xml:space="preserve"> 1308   </w:t>
+        <w:t xml:space="preserve"> 1308 </w:t>
       </w:r>
     </w:p>
     <w:p>
@@ -10497,7 +10497,7 @@
           <w:sz w:val="16"/>
           <w:szCs w:val="16"/>
         </w:rPr>
-        <w:t xml:space="preserve">           </w:t>
+        <w:t xml:space="preserve"> </w:t>
       </w:r>
       <w:r>
         <w:rPr>
@@ -10526,7 +10526,7 @@
           <w:sz w:val="16"/>
           <w:szCs w:val="16"/>
         </w:rPr>
-        <w:t>N°</w:t>
+        <w:t/>
       </w:r>
       <w:proofErr w:type="spellEnd"/>
       <w:r>
@@ -10548,7 +10548,7 @@
           <w:sz w:val="16"/>
           <w:szCs w:val="16"/>
         </w:rPr>
-        <w:t>N°</w:t>
+        <w:t/>
       </w:r>
       <w:proofErr w:type="spellEnd"/>
       <w:r>
@@ -10559,7 +10559,7 @@
           <w:sz w:val="16"/>
           <w:szCs w:val="16"/>
         </w:rPr>
-        <w:t xml:space="preserve"> 1308   </w:t>
+        <w:t xml:space="preserve"> 1308 </w:t>
       </w:r>
     </w:p>
     <w:p>
@@ -10583,7 +10583,7 @@
           <w:sz w:val="16"/>
           <w:szCs w:val="16"/>
         </w:rPr>
-        <w:t xml:space="preserve">Artículo 18.- Idoneidad   </w:t>
+        <w:t xml:space="preserve">Artículo 18.- Idoneidad </w:t>
       </w:r>
     </w:p>
     <w:p>
@@ -10603,7 +10603,7 @@
           <w:sz w:val="16"/>
           <w:szCs w:val="16"/>
         </w:rPr>
-        <w:t xml:space="preserve">Se entiende por idoneidad la correspondencia entre lo que un consumidor espera y lo que efectivamente recibe, en función a lo que se le hubiera ofrecido, la publicidad e información transmitida, las condiciones y circunstancias de la transacción, las características y naturaleza del producto o servicio, el precio, entre otros factores, atendiendo a las circunstancias del caso.    </w:t>
+        <w:t xml:space="preserve">Se entiende por idoneidad la correspondencia entre lo que un consumidor espera y lo que efectivamente recibe, en función a lo que se le hubiera ofrecido, la publicidad e información transmitida, las condiciones y circunstancias de la transacción, las características y naturaleza del producto o servicio, el precio, entre otros factores, atendiendo a las circunstancias del caso. </w:t>
       </w:r>
     </w:p>
     <w:p>
@@ -10753,7 +10753,7 @@
           <w:sz w:val="16"/>
           <w:szCs w:val="16"/>
         </w:rPr>
-        <w:t>N°</w:t>
+        <w:t/>
       </w:r>
       <w:proofErr w:type="spellEnd"/>
       <w:r>
@@ -10775,7 +10775,7 @@
           <w:sz w:val="16"/>
           <w:szCs w:val="16"/>
         </w:rPr>
-        <w:t>N°</w:t>
+        <w:t/>
       </w:r>
       <w:proofErr w:type="spellEnd"/>
       <w:r>
@@ -10884,7 +10884,7 @@
           <w:sz w:val="16"/>
           <w:szCs w:val="16"/>
         </w:rPr>
-        <w:t xml:space="preserve">  </w:t>
+        <w:t xml:space="preserve"> </w:t>
       </w:r>
       <w:r>
         <w:rPr>
@@ -10913,7 +10913,7 @@
           <w:sz w:val="16"/>
           <w:szCs w:val="16"/>
         </w:rPr>
-        <w:t>N°</w:t>
+        <w:t/>
       </w:r>
       <w:proofErr w:type="spellEnd"/>
       <w:r>
@@ -11109,7 +11109,7 @@
           <w:sz w:val="16"/>
           <w:szCs w:val="16"/>
         </w:rPr>
-        <w:t>Nº</w:t>
+        <w:t/>
       </w:r>
       <w:proofErr w:type="spellEnd"/>
       <w:r>
@@ -11215,7 +11215,7 @@
           <w:sz w:val="16"/>
           <w:szCs w:val="16"/>
         </w:rPr>
-        <w:t>publicado el 2 de setiembre de 2010 y modificado por Decreto Legislativo N° 1308</w:t>
+        <w:t>publicado el 2 de setiembre de 2010 y modificado por Decreto Legislativo 1308</w:t>
       </w:r>
     </w:p>
     <w:p>
@@ -11372,7 +11372,7 @@
           <w:szCs w:val="16"/>
           <w:vertAlign w:val="superscript"/>
         </w:rPr>
-        <w:t xml:space="preserve">  </w:t>
+        <w:t xml:space="preserve"> </w:t>
       </w:r>
       <w:r>
         <w:rPr>
@@ -11380,7 +11380,7 @@
           <w:sz w:val="16"/>
           <w:szCs w:val="16"/>
         </w:rPr>
-        <w:t xml:space="preserve">     </w:t>
+        <w:t xml:space="preserve"> </w:t>
       </w:r>
       <w:r>
         <w:rPr>
@@ -11416,7 +11416,7 @@
           <w:sz w:val="16"/>
           <w:szCs w:val="16"/>
         </w:rPr>
-        <w:t>publicado el 2 de setiembre de 2010 y modificado por Decreto Legislativo N° 1308</w:t>
+        <w:t>publicado el 2 de setiembre de 2010 y modificado por Decreto Legislativo 1308</w:t>
       </w:r>
     </w:p>
     <w:p>
@@ -11459,7 +11459,7 @@
           <w:sz w:val="16"/>
           <w:szCs w:val="16"/>
         </w:rPr>
-        <w:t>El órgano resolutivo puede sancionar las infracciones administrativas a que se refiere el artículo 108º con amonestación y multas de hasta cuatrocientos cincuenta (450) Unidades Impositivas Tributarias (UIT), las cuales son calificadas de la siguiente manera:</w:t>
+        <w:t>El órgano resolutivo puede sancionar las infracciones administrativas a que se refiere el artículo 108 con amonestación y multas de hasta cuatrocientos cincuenta (450) Unidades Impositivas Tributarias (UIT), las cuales son calificadas de la siguiente manera:</w:t>
       </w:r>
     </w:p>
     <w:p>
@@ -11582,7 +11582,7 @@
           <w:sz w:val="16"/>
           <w:szCs w:val="16"/>
         </w:rPr>
-        <w:t xml:space="preserve">        </w:t>
+        <w:t xml:space="preserve"> </w:t>
       </w:r>
       <w:r>
         <w:rPr>
@@ -12399,7 +12399,7 @@
           <w:sz w:val="16"/>
           <w:szCs w:val="16"/>
         </w:rPr>
-        <w:t xml:space="preserve">         </w:t>
+        <w:t xml:space="preserve"> </w:t>
       </w:r>
       <w:r>
         <w:rPr>
@@ -12435,7 +12435,7 @@
           <w:sz w:val="16"/>
           <w:szCs w:val="16"/>
         </w:rPr>
-        <w:t>publicado el 2 de setiembre de 2010 y modificado por Decreto Legislativo N° 1308</w:t>
+        <w:t>publicado el 2 de setiembre de 2010 y modificado por Decreto Legislativo 1308</w:t>
       </w:r>
     </w:p>
     <w:p>
@@ -12643,7 +12643,7 @@
           <w:sz w:val="16"/>
           <w:szCs w:val="16"/>
         </w:rPr>
-        <w:t>Nº</w:t>
+        <w:t/>
       </w:r>
       <w:proofErr w:type="spellEnd"/>
       <w:r>
@@ -13086,7 +13086,7 @@
               <w:sz w:val="16"/>
               <w:szCs w:val="16"/>
             </w:rPr>
-            <w:t xml:space="preserve">CNICA DE LA    </w:t>
+            <w:t xml:space="preserve">CNICA DE LA </w:t>
           </w:r>
         </w:p>
         <w:p>

--- a/plantillas_maestras/01_seguro_vehicular/falta_atencion_o_demora_reclamo/2_o_mas_ddos_varios/varon/TPL_2064_2025_SEGURO_VEHICULAR_FALTA_ATENCION_O_DEMORA_RECLAMO_ASEGURADORA_VARON_R2.docx
+++ b/plantillas_maestras/01_seguro_vehicular/falta_atencion_o_demora_reclamo/2_o_mas_ddos_varios/varon/TPL_2064_2025_SEGURO_VEHICULAR_FALTA_ATENCION_O_DEMORA_RECLAMO_ASEGURADORA_VARON_R2.docx
@@ -93,7 +93,7 @@
           <w:lang w:eastAsia="es-PE"/>
           <w14:ligatures w14:val="none"/>
         </w:rPr>
-        <w:t>DENUNCIANTE</w:t>
+        <w:t xml:space="preserve">DENUNCIANTE:[DENUNCIANTE] (SEÑOR [APELLIDO])</w:t>
       </w:r>
       <w:r>
         <w:rPr>
@@ -105,7 +105,7 @@
           <w14:ligatures w14:val="none"/>
         </w:rPr>
         <w:tab/>
-        <w:t>:</w:t>
+        <w:t/>
       </w:r>
       <w:r>
         <w:rPr>
@@ -127,40 +127,40 @@
           <w:lang w:eastAsia="es-PE"/>
           <w14:ligatures w14:val="none"/>
         </w:rPr>
-        <w:t xml:space="preserve">WILLIAM ROBERT AMEZ LUNA </w:t>
-      </w:r>
-      <w:r>
-        <w:rPr>
-          <w:rFonts w:ascii="Arial Narrow" w:eastAsia="Arial Narrow" w:hAnsi="Arial Narrow" w:cs="Arial Narrow"/>
-          <w:b/>
-          <w:color w:val="000000"/>
-          <w:kern w:val="0"/>
-          <w:lang w:eastAsia="es-PE"/>
-          <w14:ligatures w14:val="none"/>
-        </w:rPr>
-        <w:t xml:space="preserve">(SEÑOR </w:t>
-      </w:r>
-      <w:r>
-        <w:rPr>
-          <w:rFonts w:ascii="Arial Narrow" w:eastAsia="Arial Narrow" w:hAnsi="Arial Narrow" w:cs="Arial Narrow"/>
-          <w:b/>
-          <w:color w:val="000000"/>
-          <w:kern w:val="0"/>
-          <w:lang w:eastAsia="es-PE"/>
-          <w14:ligatures w14:val="none"/>
-        </w:rPr>
-        <w:t>AMEZ</w:t>
-      </w:r>
-      <w:r>
-        <w:rPr>
-          <w:rFonts w:ascii="Arial Narrow" w:eastAsia="Arial Narrow" w:hAnsi="Arial Narrow" w:cs="Arial Narrow"/>
-          <w:b/>
-          <w:color w:val="000000"/>
-          <w:kern w:val="0"/>
-          <w:lang w:eastAsia="es-PE"/>
-          <w14:ligatures w14:val="none"/>
-        </w:rPr>
-        <w:t>)</w:t>
+        <w:t xml:space="preserve"/>
+      </w:r>
+      <w:r>
+        <w:rPr>
+          <w:rFonts w:ascii="Arial Narrow" w:eastAsia="Arial Narrow" w:hAnsi="Arial Narrow" w:cs="Arial Narrow"/>
+          <w:b/>
+          <w:color w:val="000000"/>
+          <w:kern w:val="0"/>
+          <w:lang w:eastAsia="es-PE"/>
+          <w14:ligatures w14:val="none"/>
+        </w:rPr>
+        <w:t xml:space="preserve"/>
+      </w:r>
+      <w:r>
+        <w:rPr>
+          <w:rFonts w:ascii="Arial Narrow" w:eastAsia="Arial Narrow" w:hAnsi="Arial Narrow" w:cs="Arial Narrow"/>
+          <w:b/>
+          <w:color w:val="000000"/>
+          <w:kern w:val="0"/>
+          <w:lang w:eastAsia="es-PE"/>
+          <w14:ligatures w14:val="none"/>
+        </w:rPr>
+        <w:t/>
+      </w:r>
+      <w:r>
+        <w:rPr>
+          <w:rFonts w:ascii="Arial Narrow" w:eastAsia="Arial Narrow" w:hAnsi="Arial Narrow" w:cs="Arial Narrow"/>
+          <w:b/>
+          <w:color w:val="000000"/>
+          <w:kern w:val="0"/>
+          <w:lang w:eastAsia="es-PE"/>
+          <w14:ligatures w14:val="none"/>
+        </w:rPr>
+        <w:t/>
       </w:r>
     </w:p>
     <w:p>
@@ -654,7 +654,7 @@
           <w:lang w:val="es-ES" w:eastAsia="es-ES"/>
           <w14:ligatures w14:val="none"/>
         </w:rPr>
-        <w:t xml:space="preserve">Mediante la denuncia del </w:t>
+        <w:t xml:space="preserve">Mediante la denuncia del 16 de abril de 2025, subsanada mediante escrito del 21 de octubre de 2025, el señor [APELLIDO] denunció a Pacífico, Pana Autos, y Honda por presuntas infracciones a la Ley 29571, Código de Protección y Defensa del Consumidor (en adelante, Código), señalando lo siguiente:</w:t>
       </w:r>
       <w:r>
         <w:rPr>
@@ -664,7 +664,7 @@
           <w:lang w:val="es-ES" w:eastAsia="es-ES"/>
           <w14:ligatures w14:val="none"/>
         </w:rPr>
-        <w:t>16 de abril de 2025</w:t>
+        <w:t/>
       </w:r>
       <w:r>
         <w:rPr>
@@ -685,7 +685,7 @@
           <w:lang w:val="es-ES" w:eastAsia="es-ES"/>
           <w14:ligatures w14:val="none"/>
         </w:rPr>
-        <w:t xml:space="preserve">, subsanada mediante escrito del </w:t>
+        <w:t xml:space="preserve"/>
       </w:r>
       <w:r>
         <w:rPr>
@@ -695,7 +695,7 @@
           <w:lang w:val="es-ES" w:eastAsia="es-ES"/>
           <w14:ligatures w14:val="none"/>
         </w:rPr>
-        <w:t>21 de octubre de 2025</w:t>
+        <w:t/>
       </w:r>
       <w:r>
         <w:rPr>
@@ -703,7 +703,7 @@
           <w:kern w:val="0"/>
           <w14:ligatures w14:val="none"/>
         </w:rPr>
-        <w:t xml:space="preserve">, el señor </w:t>
+        <w:t xml:space="preserve"/>
       </w:r>
       <w:r>
         <w:rPr>
@@ -711,7 +711,7 @@
           <w:kern w:val="0"/>
           <w14:ligatures w14:val="none"/>
         </w:rPr>
-        <w:t xml:space="preserve">Amez </w:t>
+        <w:t xml:space="preserve"/>
       </w:r>
       <w:r>
         <w:rPr>
@@ -719,7 +719,7 @@
           <w:kern w:val="0"/>
           <w14:ligatures w14:val="none"/>
         </w:rPr>
-        <w:t>d</w:t>
+        <w:t/>
       </w:r>
       <w:r>
         <w:rPr>
@@ -729,7 +729,7 @@
           <w:lang w:val="es-ES" w:eastAsia="es-ES"/>
           <w14:ligatures w14:val="none"/>
         </w:rPr>
-        <w:t xml:space="preserve">enunció a </w:t>
+        <w:t xml:space="preserve"/>
       </w:r>
       <w:r>
         <w:rPr>
@@ -739,7 +739,7 @@
           <w:lang w:val="es-ES" w:eastAsia="es-ES"/>
           <w14:ligatures w14:val="none"/>
         </w:rPr>
-        <w:t xml:space="preserve">Pacífico, Pana Autos, </w:t>
+        <w:t xml:space="preserve"/>
       </w:r>
       <w:r>
         <w:rPr>
@@ -749,7 +749,7 @@
           <w:lang w:val="es-ES" w:eastAsia="es-ES"/>
           <w14:ligatures w14:val="none"/>
         </w:rPr>
-        <w:t xml:space="preserve">y </w:t>
+        <w:t xml:space="preserve"/>
       </w:r>
       <w:r>
         <w:rPr>
@@ -759,7 +759,7 @@
           <w:lang w:val="es-ES" w:eastAsia="es-ES"/>
           <w14:ligatures w14:val="none"/>
         </w:rPr>
-        <w:t xml:space="preserve">Honda </w:t>
+        <w:t xml:space="preserve"/>
       </w:r>
       <w:r>
         <w:rPr>
@@ -769,7 +769,7 @@
           <w:lang w:val="es-ES" w:eastAsia="es-ES"/>
           <w14:ligatures w14:val="none"/>
         </w:rPr>
-        <w:t>por presuntas infracciones a la Ley 29571, Código de Protección y Defensa del Consumidor (en adelante, Código)</w:t>
+        <w:t/>
       </w:r>
       <w:r>
         <w:rPr>
@@ -790,7 +790,7 @@
           <w:lang w:val="es-ES" w:eastAsia="es-ES"/>
           <w14:ligatures w14:val="none"/>
         </w:rPr>
-        <w:t xml:space="preserve">, señalando </w:t>
+        <w:t xml:space="preserve"/>
       </w:r>
       <w:r>
         <w:rPr>
@@ -801,7 +801,7 @@
           <w:lang w:val="es-ES" w:eastAsia="es-ES"/>
           <w14:ligatures w14:val="none"/>
         </w:rPr>
-        <w:t>lo siguiente:</w:t>
+        <w:t/>
       </w:r>
     </w:p>
     <w:p>
@@ -1375,47 +1375,47 @@
           <w:lang w:eastAsia="es-ES"/>
           <w14:ligatures w14:val="none"/>
         </w:rPr>
-        <w:t xml:space="preserve">El 16 de enero de 2025, el asesor de servicios de Pana Autos, </w:t>
-      </w:r>
-      <w:r>
-        <w:rPr>
-          <w:rFonts w:ascii="Arial Narrow" w:eastAsia="Times New Roman" w:hAnsi="Arial Narrow" w:cs="Arial"/>
-          <w:color w:val="000000"/>
-          <w:kern w:val="0"/>
-          <w:lang w:eastAsia="es-ES"/>
-          <w14:ligatures w14:val="none"/>
-        </w:rPr>
-        <w:t xml:space="preserve">el </w:t>
-      </w:r>
-      <w:r>
-        <w:rPr>
-          <w:rFonts w:ascii="Arial Narrow" w:eastAsia="Times New Roman" w:hAnsi="Arial Narrow" w:cs="Arial"/>
-          <w:color w:val="000000"/>
-          <w:kern w:val="0"/>
-          <w:lang w:eastAsia="es-ES"/>
-          <w14:ligatures w14:val="none"/>
-        </w:rPr>
-        <w:t xml:space="preserve">señor Carlos Cueva, le informó mediante comunicación vía </w:t>
-      </w:r>
-      <w:r>
-        <w:rPr>
-          <w:rFonts w:ascii="Arial Narrow" w:eastAsia="Times New Roman" w:hAnsi="Arial Narrow" w:cs="Arial"/>
-          <w:color w:val="000000"/>
-          <w:kern w:val="0"/>
-          <w:lang w:eastAsia="es-ES"/>
-          <w14:ligatures w14:val="none"/>
-        </w:rPr>
-        <w:t xml:space="preserve">aplicativo </w:t>
-      </w:r>
-      <w:r>
-        <w:rPr>
-          <w:rFonts w:ascii="Arial Narrow" w:eastAsia="Times New Roman" w:hAnsi="Arial Narrow" w:cs="Arial"/>
-          <w:color w:val="000000"/>
-          <w:kern w:val="0"/>
-          <w:lang w:eastAsia="es-ES"/>
-          <w14:ligatures w14:val="none"/>
-        </w:rPr>
-        <w:t>WhatsApp que aún faltaban importar dos repuestos: un trapecio, cuya llegada se esperaba para el 14 de febrero de 2025, y un muñón, cuya llegada estaba prevista para el 7 de marzo de 2025.</w:t>
+        <w:t xml:space="preserve">El 16 de enero de 2025, el asesor de servicios de Pana Autos, el señor [APELLIDO] Cueva, le informó mediante comunicación vía aplicativo WhatsApp que aún faltaban importar dos repuestos: un trapecio, cuya llegada se esperaba para el 14 de febrero de 2025, y un muñón, cuya llegada estaba prevista para el 7 de marzo de 2025.</w:t>
+      </w:r>
+      <w:r>
+        <w:rPr>
+          <w:rFonts w:ascii="Arial Narrow" w:eastAsia="Times New Roman" w:hAnsi="Arial Narrow" w:cs="Arial"/>
+          <w:color w:val="000000"/>
+          <w:kern w:val="0"/>
+          <w:lang w:eastAsia="es-ES"/>
+          <w14:ligatures w14:val="none"/>
+        </w:rPr>
+        <w:t xml:space="preserve"/>
+      </w:r>
+      <w:r>
+        <w:rPr>
+          <w:rFonts w:ascii="Arial Narrow" w:eastAsia="Times New Roman" w:hAnsi="Arial Narrow" w:cs="Arial"/>
+          <w:color w:val="000000"/>
+          <w:kern w:val="0"/>
+          <w:lang w:eastAsia="es-ES"/>
+          <w14:ligatures w14:val="none"/>
+        </w:rPr>
+        <w:t xml:space="preserve"/>
+      </w:r>
+      <w:r>
+        <w:rPr>
+          <w:rFonts w:ascii="Arial Narrow" w:eastAsia="Times New Roman" w:hAnsi="Arial Narrow" w:cs="Arial"/>
+          <w:color w:val="000000"/>
+          <w:kern w:val="0"/>
+          <w:lang w:eastAsia="es-ES"/>
+          <w14:ligatures w14:val="none"/>
+        </w:rPr>
+        <w:t xml:space="preserve"/>
+      </w:r>
+      <w:r>
+        <w:rPr>
+          <w:rFonts w:ascii="Arial Narrow" w:eastAsia="Times New Roman" w:hAnsi="Arial Narrow" w:cs="Arial"/>
+          <w:color w:val="000000"/>
+          <w:kern w:val="0"/>
+          <w:lang w:eastAsia="es-ES"/>
+          <w14:ligatures w14:val="none"/>
+        </w:rPr>
+        <w:t/>
       </w:r>
     </w:p>
     <w:p>
@@ -1459,47 +1459,47 @@
           <w:lang w:eastAsia="es-ES"/>
           <w14:ligatures w14:val="none"/>
         </w:rPr>
-        <w:t xml:space="preserve">El 7 de febrero de 2025, solicitó </w:t>
-      </w:r>
-      <w:r>
-        <w:rPr>
-          <w:rFonts w:ascii="Arial Narrow" w:eastAsia="Times New Roman" w:hAnsi="Arial Narrow" w:cs="Arial"/>
-          <w:color w:val="000000"/>
-          <w:kern w:val="0"/>
-          <w:lang w:eastAsia="es-ES"/>
-          <w14:ligatures w14:val="none"/>
-        </w:rPr>
-        <w:t>mediante llamada telefónica</w:t>
-      </w:r>
-      <w:r>
-        <w:rPr>
-          <w:rFonts w:ascii="Arial Narrow" w:eastAsia="Times New Roman" w:hAnsi="Arial Narrow" w:cs="Arial"/>
-          <w:color w:val="000000"/>
-          <w:kern w:val="0"/>
-          <w:lang w:eastAsia="es-ES"/>
-          <w14:ligatures w14:val="none"/>
-        </w:rPr>
-        <w:t xml:space="preserve"> </w:t>
-      </w:r>
-      <w:r>
-        <w:rPr>
-          <w:rFonts w:ascii="Arial Narrow" w:eastAsia="Times New Roman" w:hAnsi="Arial Narrow" w:cs="Arial"/>
-          <w:color w:val="000000"/>
-          <w:kern w:val="0"/>
-          <w:lang w:eastAsia="es-ES"/>
-          <w14:ligatures w14:val="none"/>
-        </w:rPr>
-        <w:t>al señor Henry, ejecutivo del área de post siniestros asignado a su caso por parte de Pacífico, la presencia de un perito para la verificación del estado del vehículo asegurado</w:t>
-      </w:r>
-      <w:r>
-        <w:rPr>
-          <w:rFonts w:ascii="Arial Narrow" w:eastAsia="Times New Roman" w:hAnsi="Arial Narrow" w:cs="Arial"/>
-          <w:color w:val="000000"/>
-          <w:kern w:val="0"/>
-          <w:lang w:eastAsia="es-ES"/>
-          <w14:ligatures w14:val="none"/>
-        </w:rPr>
-        <w:t xml:space="preserve">. Asimismo, el señor Henry no tenía conocimiento sobre su expediente ni del siniestro, y que le manifestó por vía telefónica que </w:t>
+        <w:t xml:space="preserve">El 7 de febrero de 2025, solicitó mediante llamada telefónica al señor [APELLIDO], ejecutivo del área de post siniestros asignado a su caso por parte de Pacífico, la presencia de un perito para la verificación del estado del vehículo asegurado. Asimismo, el señor [APELLIDO] no tenía conocimiento sobre su expediente ni del siniestro, y que le manifestó por vía telefónica que no contaba con su expediente. El 10 de febrero de 2025, reiteró la misma solicitud al señor [APELLIDO], del área de reclamos de la compañía aseguradora.</w:t>
+      </w:r>
+      <w:r>
+        <w:rPr>
+          <w:rFonts w:ascii="Arial Narrow" w:eastAsia="Times New Roman" w:hAnsi="Arial Narrow" w:cs="Arial"/>
+          <w:color w:val="000000"/>
+          <w:kern w:val="0"/>
+          <w:lang w:eastAsia="es-ES"/>
+          <w14:ligatures w14:val="none"/>
+        </w:rPr>
+        <w:t/>
+      </w:r>
+      <w:r>
+        <w:rPr>
+          <w:rFonts w:ascii="Arial Narrow" w:eastAsia="Times New Roman" w:hAnsi="Arial Narrow" w:cs="Arial"/>
+          <w:color w:val="000000"/>
+          <w:kern w:val="0"/>
+          <w:lang w:eastAsia="es-ES"/>
+          <w14:ligatures w14:val="none"/>
+        </w:rPr>
+        <w:t xml:space="preserve"/>
+      </w:r>
+      <w:r>
+        <w:rPr>
+          <w:rFonts w:ascii="Arial Narrow" w:eastAsia="Times New Roman" w:hAnsi="Arial Narrow" w:cs="Arial"/>
+          <w:color w:val="000000"/>
+          <w:kern w:val="0"/>
+          <w:lang w:eastAsia="es-ES"/>
+          <w14:ligatures w14:val="none"/>
+        </w:rPr>
+        <w:t/>
+      </w:r>
+      <w:r>
+        <w:rPr>
+          <w:rFonts w:ascii="Arial Narrow" w:eastAsia="Times New Roman" w:hAnsi="Arial Narrow" w:cs="Arial"/>
+          <w:color w:val="000000"/>
+          <w:kern w:val="0"/>
+          <w:lang w:eastAsia="es-ES"/>
+          <w14:ligatures w14:val="none"/>
+        </w:rPr>
+        <w:t xml:space="preserve"/>
       </w:r>
       <w:r>
         <w:rPr>
@@ -1510,47 +1510,47 @@
           <w14:ligatures w14:val="none"/>
         </w:rPr>
         <w:lastRenderedPageBreak/>
-        <w:t xml:space="preserve">no contaba con su </w:t>
-      </w:r>
-      <w:r>
-        <w:rPr>
-          <w:rFonts w:ascii="Arial Narrow" w:eastAsia="Times New Roman" w:hAnsi="Arial Narrow" w:cs="Arial"/>
-          <w:color w:val="000000"/>
-          <w:kern w:val="0"/>
-          <w:lang w:eastAsia="es-ES"/>
-          <w14:ligatures w14:val="none"/>
-        </w:rPr>
-        <w:t>expediente</w:t>
-      </w:r>
-      <w:r>
-        <w:rPr>
-          <w:rFonts w:ascii="Arial Narrow" w:eastAsia="Times New Roman" w:hAnsi="Arial Narrow" w:cs="Arial"/>
-          <w:color w:val="000000"/>
-          <w:kern w:val="0"/>
-          <w:lang w:eastAsia="es-ES"/>
-          <w14:ligatures w14:val="none"/>
-        </w:rPr>
-        <w:t>. El 10 de febrero de 2025, reiteró la misma solicitud al señor Ureña, del área de reclamos</w:t>
-      </w:r>
-      <w:r>
-        <w:rPr>
-          <w:rFonts w:ascii="Arial Narrow" w:eastAsia="Times New Roman" w:hAnsi="Arial Narrow" w:cs="Arial"/>
-          <w:color w:val="000000"/>
-          <w:kern w:val="0"/>
-          <w:lang w:eastAsia="es-ES"/>
-          <w14:ligatures w14:val="none"/>
-        </w:rPr>
-        <w:t xml:space="preserve"> de la compañía aseguradora</w:t>
-      </w:r>
-      <w:r>
-        <w:rPr>
-          <w:rFonts w:ascii="Arial Narrow" w:eastAsia="Times New Roman" w:hAnsi="Arial Narrow" w:cs="Arial"/>
-          <w:color w:val="000000"/>
-          <w:kern w:val="0"/>
-          <w:lang w:eastAsia="es-ES"/>
-          <w14:ligatures w14:val="none"/>
-        </w:rPr>
-        <w:t>.</w:t>
+        <w:t xml:space="preserve"/>
+      </w:r>
+      <w:r>
+        <w:rPr>
+          <w:rFonts w:ascii="Arial Narrow" w:eastAsia="Times New Roman" w:hAnsi="Arial Narrow" w:cs="Arial"/>
+          <w:color w:val="000000"/>
+          <w:kern w:val="0"/>
+          <w:lang w:eastAsia="es-ES"/>
+          <w14:ligatures w14:val="none"/>
+        </w:rPr>
+        <w:t/>
+      </w:r>
+      <w:r>
+        <w:rPr>
+          <w:rFonts w:ascii="Arial Narrow" w:eastAsia="Times New Roman" w:hAnsi="Arial Narrow" w:cs="Arial"/>
+          <w:color w:val="000000"/>
+          <w:kern w:val="0"/>
+          <w:lang w:eastAsia="es-ES"/>
+          <w14:ligatures w14:val="none"/>
+        </w:rPr>
+        <w:t/>
+      </w:r>
+      <w:r>
+        <w:rPr>
+          <w:rFonts w:ascii="Arial Narrow" w:eastAsia="Times New Roman" w:hAnsi="Arial Narrow" w:cs="Arial"/>
+          <w:color w:val="000000"/>
+          <w:kern w:val="0"/>
+          <w:lang w:eastAsia="es-ES"/>
+          <w14:ligatures w14:val="none"/>
+        </w:rPr>
+        <w:t xml:space="preserve"/>
+      </w:r>
+      <w:r>
+        <w:rPr>
+          <w:rFonts w:ascii="Arial Narrow" w:eastAsia="Times New Roman" w:hAnsi="Arial Narrow" w:cs="Arial"/>
+          <w:color w:val="000000"/>
+          <w:kern w:val="0"/>
+          <w:lang w:eastAsia="es-ES"/>
+          <w14:ligatures w14:val="none"/>
+        </w:rPr>
+        <w:t/>
       </w:r>
     </w:p>
     <w:p>
@@ -1594,87 +1594,87 @@
           <w:lang w:eastAsia="es-ES"/>
           <w14:ligatures w14:val="none"/>
         </w:rPr>
-        <w:t xml:space="preserve">El 11 de febrero de 2024, le escribió nuevamente </w:t>
-      </w:r>
-      <w:r>
-        <w:rPr>
-          <w:rFonts w:ascii="Arial Narrow" w:eastAsia="Times New Roman" w:hAnsi="Arial Narrow" w:cs="Arial"/>
-          <w:color w:val="000000"/>
-          <w:kern w:val="0"/>
-          <w:lang w:eastAsia="es-ES"/>
-          <w14:ligatures w14:val="none"/>
-        </w:rPr>
-        <w:t xml:space="preserve">al señor Henry </w:t>
-      </w:r>
-      <w:r>
-        <w:rPr>
-          <w:rFonts w:ascii="Arial Narrow" w:eastAsia="Times New Roman" w:hAnsi="Arial Narrow" w:cs="Arial"/>
-          <w:color w:val="000000"/>
-          <w:kern w:val="0"/>
-          <w:lang w:eastAsia="es-ES"/>
-          <w14:ligatures w14:val="none"/>
-        </w:rPr>
-        <w:t xml:space="preserve">mediante </w:t>
-      </w:r>
-      <w:r>
-        <w:rPr>
-          <w:rFonts w:ascii="Arial Narrow" w:eastAsia="Times New Roman" w:hAnsi="Arial Narrow" w:cs="Arial"/>
-          <w:color w:val="000000"/>
-          <w:kern w:val="0"/>
-          <w:lang w:eastAsia="es-ES"/>
-          <w14:ligatures w14:val="none"/>
-        </w:rPr>
-        <w:t xml:space="preserve">aplicativo de </w:t>
-      </w:r>
-      <w:r>
-        <w:rPr>
-          <w:rFonts w:ascii="Arial Narrow" w:eastAsia="Times New Roman" w:hAnsi="Arial Narrow" w:cs="Arial"/>
-          <w:color w:val="000000"/>
-          <w:kern w:val="0"/>
-          <w:lang w:eastAsia="es-ES"/>
-          <w14:ligatures w14:val="none"/>
-        </w:rPr>
-        <w:t xml:space="preserve">WhatsApp, sin recibir </w:t>
-      </w:r>
-      <w:r>
-        <w:rPr>
-          <w:rFonts w:ascii="Arial Narrow" w:eastAsia="Times New Roman" w:hAnsi="Arial Narrow" w:cs="Arial"/>
-          <w:color w:val="000000"/>
-          <w:kern w:val="0"/>
-          <w:lang w:eastAsia="es-ES"/>
-          <w14:ligatures w14:val="none"/>
-        </w:rPr>
-        <w:t>atención</w:t>
-      </w:r>
-      <w:r>
-        <w:rPr>
-          <w:rFonts w:ascii="Arial Narrow" w:eastAsia="Times New Roman" w:hAnsi="Arial Narrow" w:cs="Arial"/>
-          <w:color w:val="000000"/>
-          <w:kern w:val="0"/>
-          <w:lang w:eastAsia="es-ES"/>
-          <w14:ligatures w14:val="none"/>
-        </w:rPr>
-        <w:t xml:space="preserve"> y </w:t>
-      </w:r>
-      <w:r>
-        <w:rPr>
-          <w:rFonts w:ascii="Arial Narrow" w:eastAsia="Times New Roman" w:hAnsi="Arial Narrow" w:cs="Arial"/>
-          <w:color w:val="000000"/>
-          <w:kern w:val="0"/>
-          <w:lang w:eastAsia="es-ES"/>
-          <w14:ligatures w14:val="none"/>
-        </w:rPr>
-        <w:t>le informó que, debido a que había presentado un reclamo, toda comunicación debía canalizarse a través del área de reclamos</w:t>
-      </w:r>
-      <w:r>
-        <w:rPr>
-          <w:rFonts w:ascii="Arial Narrow" w:eastAsia="Times New Roman" w:hAnsi="Arial Narrow" w:cs="Arial"/>
-          <w:color w:val="000000"/>
-          <w:kern w:val="0"/>
-          <w:lang w:eastAsia="es-ES"/>
-          <w14:ligatures w14:val="none"/>
-        </w:rPr>
-        <w:t>.</w:t>
+        <w:t xml:space="preserve">El 11 de febrero de 2024, le escribió nuevamente al señor [APELLIDO] mediante aplicativo de WhatsApp, sin recibir atención y le informó que, debido a que había presentado un reclamo, toda comunicación debía canalizarse a través del área de reclamos.</w:t>
+      </w:r>
+      <w:r>
+        <w:rPr>
+          <w:rFonts w:ascii="Arial Narrow" w:eastAsia="Times New Roman" w:hAnsi="Arial Narrow" w:cs="Arial"/>
+          <w:color w:val="000000"/>
+          <w:kern w:val="0"/>
+          <w:lang w:eastAsia="es-ES"/>
+          <w14:ligatures w14:val="none"/>
+        </w:rPr>
+        <w:t xml:space="preserve"/>
+      </w:r>
+      <w:r>
+        <w:rPr>
+          <w:rFonts w:ascii="Arial Narrow" w:eastAsia="Times New Roman" w:hAnsi="Arial Narrow" w:cs="Arial"/>
+          <w:color w:val="000000"/>
+          <w:kern w:val="0"/>
+          <w:lang w:eastAsia="es-ES"/>
+          <w14:ligatures w14:val="none"/>
+        </w:rPr>
+        <w:t xml:space="preserve"/>
+      </w:r>
+      <w:r>
+        <w:rPr>
+          <w:rFonts w:ascii="Arial Narrow" w:eastAsia="Times New Roman" w:hAnsi="Arial Narrow" w:cs="Arial"/>
+          <w:color w:val="000000"/>
+          <w:kern w:val="0"/>
+          <w:lang w:eastAsia="es-ES"/>
+          <w14:ligatures w14:val="none"/>
+        </w:rPr>
+        <w:t xml:space="preserve"/>
+      </w:r>
+      <w:r>
+        <w:rPr>
+          <w:rFonts w:ascii="Arial Narrow" w:eastAsia="Times New Roman" w:hAnsi="Arial Narrow" w:cs="Arial"/>
+          <w:color w:val="000000"/>
+          <w:kern w:val="0"/>
+          <w:lang w:eastAsia="es-ES"/>
+          <w14:ligatures w14:val="none"/>
+        </w:rPr>
+        <w:t xml:space="preserve"/>
+      </w:r>
+      <w:r>
+        <w:rPr>
+          <w:rFonts w:ascii="Arial Narrow" w:eastAsia="Times New Roman" w:hAnsi="Arial Narrow" w:cs="Arial"/>
+          <w:color w:val="000000"/>
+          <w:kern w:val="0"/>
+          <w:lang w:eastAsia="es-ES"/>
+          <w14:ligatures w14:val="none"/>
+        </w:rPr>
+        <w:t/>
+      </w:r>
+      <w:r>
+        <w:rPr>
+          <w:rFonts w:ascii="Arial Narrow" w:eastAsia="Times New Roman" w:hAnsi="Arial Narrow" w:cs="Arial"/>
+          <w:color w:val="000000"/>
+          <w:kern w:val="0"/>
+          <w:lang w:eastAsia="es-ES"/>
+          <w14:ligatures w14:val="none"/>
+        </w:rPr>
+        <w:t xml:space="preserve"/>
+      </w:r>
+      <w:r>
+        <w:rPr>
+          <w:rFonts w:ascii="Arial Narrow" w:eastAsia="Times New Roman" w:hAnsi="Arial Narrow" w:cs="Arial"/>
+          <w:color w:val="000000"/>
+          <w:kern w:val="0"/>
+          <w:lang w:eastAsia="es-ES"/>
+          <w14:ligatures w14:val="none"/>
+        </w:rPr>
+        <w:t/>
+      </w:r>
+      <w:r>
+        <w:rPr>
+          <w:rFonts w:ascii="Arial Narrow" w:eastAsia="Times New Roman" w:hAnsi="Arial Narrow" w:cs="Arial"/>
+          <w:color w:val="000000"/>
+          <w:kern w:val="0"/>
+          <w:lang w:eastAsia="es-ES"/>
+          <w14:ligatures w14:val="none"/>
+        </w:rPr>
+        <w:t/>
       </w:r>
     </w:p>
     <w:p>
@@ -2045,7 +2045,7 @@
           <w:lang w:eastAsia="es-ES"/>
           <w14:ligatures w14:val="none"/>
         </w:rPr>
-        <w:t xml:space="preserve">El 7 de marzo de 2025, se comunicó telefónicamente con el señor Hugo </w:t>
+        <w:t xml:space="preserve">El 7 de marzo de 2025, se comunicó telefónicamente con el señor [APELLIDO] Zuñiga, jefe del taller de Pana Autos de la sede del distrito de San Miguel, solicitándole información sobre el motivo por el cual no se había coordinado la entrega del vehículo. El señor [APELLIDO] le informó, que los repuestos faltantes recién llegarían el 15 de marzo y que la entrega del vehículo se efectuaría, a más tardar, el 18 de marzo de 2025.</w:t>
       </w:r>
       <w:proofErr w:type="spellStart"/>
       <w:r>
@@ -2056,7 +2056,7 @@
           <w:lang w:eastAsia="es-ES"/>
           <w14:ligatures w14:val="none"/>
         </w:rPr>
-        <w:t>Zuñiga</w:t>
+        <w:t/>
       </w:r>
       <w:proofErr w:type="spellEnd"/>
       <w:r>
@@ -2067,47 +2067,47 @@
           <w:lang w:eastAsia="es-ES"/>
           <w14:ligatures w14:val="none"/>
         </w:rPr>
-        <w:t xml:space="preserve">, jefe del taller </w:t>
-      </w:r>
-      <w:r>
-        <w:rPr>
-          <w:rFonts w:ascii="Arial Narrow" w:eastAsia="Times New Roman" w:hAnsi="Arial Narrow" w:cs="Arial"/>
-          <w:color w:val="000000"/>
-          <w:kern w:val="0"/>
-          <w:lang w:eastAsia="es-ES"/>
-          <w14:ligatures w14:val="none"/>
-        </w:rPr>
-        <w:t xml:space="preserve">de </w:t>
-      </w:r>
-      <w:r>
-        <w:rPr>
-          <w:rFonts w:ascii="Arial Narrow" w:eastAsia="Times New Roman" w:hAnsi="Arial Narrow" w:cs="Arial"/>
-          <w:color w:val="000000"/>
-          <w:kern w:val="0"/>
-          <w:lang w:eastAsia="es-ES"/>
-          <w14:ligatures w14:val="none"/>
-        </w:rPr>
-        <w:t xml:space="preserve">Pana Autos de la sede </w:t>
-      </w:r>
-      <w:r>
-        <w:rPr>
-          <w:rFonts w:ascii="Arial Narrow" w:eastAsia="Times New Roman" w:hAnsi="Arial Narrow" w:cs="Arial"/>
-          <w:color w:val="000000"/>
-          <w:kern w:val="0"/>
-          <w:lang w:eastAsia="es-ES"/>
-          <w14:ligatures w14:val="none"/>
-        </w:rPr>
-        <w:t xml:space="preserve">del distrito de </w:t>
-      </w:r>
-      <w:r>
-        <w:rPr>
-          <w:rFonts w:ascii="Arial Narrow" w:eastAsia="Times New Roman" w:hAnsi="Arial Narrow" w:cs="Arial"/>
-          <w:color w:val="000000"/>
-          <w:kern w:val="0"/>
-          <w:lang w:eastAsia="es-ES"/>
-          <w14:ligatures w14:val="none"/>
-        </w:rPr>
-        <w:t xml:space="preserve">San Miguel, solicitándole información sobre el motivo por el cual no se había coordinado la entrega del vehículo. El señor </w:t>
+        <w:t xml:space="preserve"/>
+      </w:r>
+      <w:r>
+        <w:rPr>
+          <w:rFonts w:ascii="Arial Narrow" w:eastAsia="Times New Roman" w:hAnsi="Arial Narrow" w:cs="Arial"/>
+          <w:color w:val="000000"/>
+          <w:kern w:val="0"/>
+          <w:lang w:eastAsia="es-ES"/>
+          <w14:ligatures w14:val="none"/>
+        </w:rPr>
+        <w:t xml:space="preserve"/>
+      </w:r>
+      <w:r>
+        <w:rPr>
+          <w:rFonts w:ascii="Arial Narrow" w:eastAsia="Times New Roman" w:hAnsi="Arial Narrow" w:cs="Arial"/>
+          <w:color w:val="000000"/>
+          <w:kern w:val="0"/>
+          <w:lang w:eastAsia="es-ES"/>
+          <w14:ligatures w14:val="none"/>
+        </w:rPr>
+        <w:t xml:space="preserve"/>
+      </w:r>
+      <w:r>
+        <w:rPr>
+          <w:rFonts w:ascii="Arial Narrow" w:eastAsia="Times New Roman" w:hAnsi="Arial Narrow" w:cs="Arial"/>
+          <w:color w:val="000000"/>
+          <w:kern w:val="0"/>
+          <w:lang w:eastAsia="es-ES"/>
+          <w14:ligatures w14:val="none"/>
+        </w:rPr>
+        <w:t xml:space="preserve"/>
+      </w:r>
+      <w:r>
+        <w:rPr>
+          <w:rFonts w:ascii="Arial Narrow" w:eastAsia="Times New Roman" w:hAnsi="Arial Narrow" w:cs="Arial"/>
+          <w:color w:val="000000"/>
+          <w:kern w:val="0"/>
+          <w:lang w:eastAsia="es-ES"/>
+          <w14:ligatures w14:val="none"/>
+        </w:rPr>
+        <w:t xml:space="preserve"/>
       </w:r>
       <w:proofErr w:type="spellStart"/>
       <w:r>
@@ -2118,7 +2118,7 @@
           <w:lang w:eastAsia="es-ES"/>
           <w14:ligatures w14:val="none"/>
         </w:rPr>
-        <w:t>Zuñiga</w:t>
+        <w:t/>
       </w:r>
       <w:proofErr w:type="spellEnd"/>
       <w:r>
@@ -2129,7 +2129,7 @@
           <w:lang w:eastAsia="es-ES"/>
           <w14:ligatures w14:val="none"/>
         </w:rPr>
-        <w:t xml:space="preserve"> le informó, que los repuestos faltantes recién llegarían el 15 de marzo y que la entrega del vehículo se efectuaría, a más tardar, el 18 de marzo de 2025.</w:t>
+        <w:t xml:space="preserve"/>
       </w:r>
     </w:p>
     <w:p>
@@ -2176,7 +2176,7 @@
           <w:lang w:eastAsia="es-ES"/>
           <w14:ligatures w14:val="none"/>
         </w:rPr>
-        <w:t xml:space="preserve">El 11 de marzo de 2025, se contactó con el señor Manuel </w:t>
+        <w:t xml:space="preserve">El 11 de marzo de 2025, se contactó con el señor [APELLIDO] Mauriola, subgerente de Pana Autos, para manifestarle su disconformidad con la atención recibida, indicando que el taller había excedido el plazo de entrega establecido, lo cual le generaba perjuicio económico. </w:t>
       </w:r>
       <w:proofErr w:type="spellStart"/>
       <w:r>
@@ -2187,7 +2187,7 @@
           <w:lang w:eastAsia="es-ES"/>
           <w14:ligatures w14:val="none"/>
         </w:rPr>
-        <w:t>Mauriola</w:t>
+        <w:t/>
       </w:r>
       <w:proofErr w:type="spellEnd"/>
       <w:r>
@@ -2198,17 +2198,17 @@
           <w:lang w:eastAsia="es-ES"/>
           <w14:ligatures w14:val="none"/>
         </w:rPr>
-        <w:t>, subgerente de Pana Autos, para manifestarle su disconformidad con la atención recibida, indicando que el taller había excedido el plazo de entrega establecido, lo cual le generaba perjuicio económico</w:t>
-      </w:r>
-      <w:r>
-        <w:rPr>
-          <w:rFonts w:ascii="Arial Narrow" w:eastAsia="Times New Roman" w:hAnsi="Arial Narrow" w:cs="Arial"/>
-          <w:color w:val="000000"/>
-          <w:kern w:val="0"/>
-          <w:lang w:eastAsia="es-ES"/>
-          <w14:ligatures w14:val="none"/>
-        </w:rPr>
-        <w:t xml:space="preserve">. </w:t>
+        <w:t/>
+      </w:r>
+      <w:r>
+        <w:rPr>
+          <w:rFonts w:ascii="Arial Narrow" w:eastAsia="Times New Roman" w:hAnsi="Arial Narrow" w:cs="Arial"/>
+          <w:color w:val="000000"/>
+          <w:kern w:val="0"/>
+          <w:lang w:eastAsia="es-ES"/>
+          <w14:ligatures w14:val="none"/>
+        </w:rPr>
+        <w:t xml:space="preserve"/>
       </w:r>
     </w:p>
     <w:p>
@@ -2252,37 +2252,37 @@
           <w:lang w:eastAsia="es-ES"/>
           <w14:ligatures w14:val="none"/>
         </w:rPr>
-        <w:t xml:space="preserve">Asimismo, el 11 de marzo de 2025, </w:t>
-      </w:r>
-      <w:r>
-        <w:rPr>
-          <w:rFonts w:ascii="Arial Narrow" w:eastAsia="Times New Roman" w:hAnsi="Arial Narrow" w:cs="Arial"/>
-          <w:color w:val="000000"/>
-          <w:kern w:val="0"/>
-          <w:lang w:eastAsia="es-ES"/>
-          <w14:ligatures w14:val="none"/>
-        </w:rPr>
-        <w:t>s</w:t>
-      </w:r>
-      <w:r>
-        <w:rPr>
-          <w:rFonts w:ascii="Arial Narrow" w:eastAsia="Times New Roman" w:hAnsi="Arial Narrow" w:cs="Arial"/>
-          <w:color w:val="000000"/>
-          <w:kern w:val="0"/>
-          <w:lang w:eastAsia="es-ES"/>
-          <w14:ligatures w14:val="none"/>
-        </w:rPr>
-        <w:t xml:space="preserve">olicitó explicación </w:t>
-      </w:r>
-      <w:r>
-        <w:rPr>
-          <w:rFonts w:ascii="Arial Narrow" w:eastAsia="Times New Roman" w:hAnsi="Arial Narrow" w:cs="Arial"/>
-          <w:color w:val="000000"/>
-          <w:kern w:val="0"/>
-          <w:lang w:eastAsia="es-ES"/>
-          <w14:ligatures w14:val="none"/>
-        </w:rPr>
-        <w:t xml:space="preserve">al señor Manuel </w:t>
+        <w:t xml:space="preserve">Asimismo, el 11 de marzo de 2025, solicitó explicación al señor [APELLIDO] Mauriola sobre la falta de seguimiento del siniestro, precisando que había detectado el uso de silicona para subsanar imperfecciones en la reparación, lo que afectaba la calidad del servicio y los estándares de un concesionario autorizado de Honda. </w:t>
+      </w:r>
+      <w:r>
+        <w:rPr>
+          <w:rFonts w:ascii="Arial Narrow" w:eastAsia="Times New Roman" w:hAnsi="Arial Narrow" w:cs="Arial"/>
+          <w:color w:val="000000"/>
+          <w:kern w:val="0"/>
+          <w:lang w:eastAsia="es-ES"/>
+          <w14:ligatures w14:val="none"/>
+        </w:rPr>
+        <w:t/>
+      </w:r>
+      <w:r>
+        <w:rPr>
+          <w:rFonts w:ascii="Arial Narrow" w:eastAsia="Times New Roman" w:hAnsi="Arial Narrow" w:cs="Arial"/>
+          <w:color w:val="000000"/>
+          <w:kern w:val="0"/>
+          <w:lang w:eastAsia="es-ES"/>
+          <w14:ligatures w14:val="none"/>
+        </w:rPr>
+        <w:t xml:space="preserve"/>
+      </w:r>
+      <w:r>
+        <w:rPr>
+          <w:rFonts w:ascii="Arial Narrow" w:eastAsia="Times New Roman" w:hAnsi="Arial Narrow" w:cs="Arial"/>
+          <w:color w:val="000000"/>
+          <w:kern w:val="0"/>
+          <w:lang w:eastAsia="es-ES"/>
+          <w14:ligatures w14:val="none"/>
+        </w:rPr>
+        <w:t xml:space="preserve"/>
       </w:r>
       <w:proofErr w:type="spellStart"/>
       <w:r>
@@ -2293,7 +2293,7 @@
           <w:lang w:eastAsia="es-ES"/>
           <w14:ligatures w14:val="none"/>
         </w:rPr>
-        <w:t>Mauriola</w:t>
+        <w:t/>
       </w:r>
       <w:proofErr w:type="spellEnd"/>
       <w:r>
@@ -2304,37 +2304,37 @@
           <w:lang w:eastAsia="es-ES"/>
           <w14:ligatures w14:val="none"/>
         </w:rPr>
-        <w:t xml:space="preserve"> </w:t>
-      </w:r>
-      <w:r>
-        <w:rPr>
-          <w:rFonts w:ascii="Arial Narrow" w:eastAsia="Times New Roman" w:hAnsi="Arial Narrow" w:cs="Arial"/>
-          <w:color w:val="000000"/>
-          <w:kern w:val="0"/>
-          <w:lang w:eastAsia="es-ES"/>
-          <w14:ligatures w14:val="none"/>
-        </w:rPr>
-        <w:t>sobre la falta de seguimiento del siniestro, precisando que había detectado el uso de silicona para subsanar imperfecciones en la reparación, lo que</w:t>
-      </w:r>
-      <w:r>
-        <w:rPr>
-          <w:rFonts w:ascii="Arial Narrow" w:eastAsia="Times New Roman" w:hAnsi="Arial Narrow" w:cs="Arial"/>
-          <w:color w:val="000000"/>
-          <w:kern w:val="0"/>
-          <w:lang w:eastAsia="es-ES"/>
-          <w14:ligatures w14:val="none"/>
-        </w:rPr>
-        <w:t xml:space="preserve"> </w:t>
-      </w:r>
-      <w:r>
-        <w:rPr>
-          <w:rFonts w:ascii="Arial Narrow" w:eastAsia="Times New Roman" w:hAnsi="Arial Narrow" w:cs="Arial"/>
-          <w:color w:val="000000"/>
-          <w:kern w:val="0"/>
-          <w:lang w:eastAsia="es-ES"/>
-          <w14:ligatures w14:val="none"/>
-        </w:rPr>
-        <w:t xml:space="preserve">afectaba la calidad del servicio y los estándares de un concesionario autorizado de Honda. </w:t>
+        <w:t xml:space="preserve"/>
+      </w:r>
+      <w:r>
+        <w:rPr>
+          <w:rFonts w:ascii="Arial Narrow" w:eastAsia="Times New Roman" w:hAnsi="Arial Narrow" w:cs="Arial"/>
+          <w:color w:val="000000"/>
+          <w:kern w:val="0"/>
+          <w:lang w:eastAsia="es-ES"/>
+          <w14:ligatures w14:val="none"/>
+        </w:rPr>
+        <w:t/>
+      </w:r>
+      <w:r>
+        <w:rPr>
+          <w:rFonts w:ascii="Arial Narrow" w:eastAsia="Times New Roman" w:hAnsi="Arial Narrow" w:cs="Arial"/>
+          <w:color w:val="000000"/>
+          <w:kern w:val="0"/>
+          <w:lang w:eastAsia="es-ES"/>
+          <w14:ligatures w14:val="none"/>
+        </w:rPr>
+        <w:t xml:space="preserve"/>
+      </w:r>
+      <w:r>
+        <w:rPr>
+          <w:rFonts w:ascii="Arial Narrow" w:eastAsia="Times New Roman" w:hAnsi="Arial Narrow" w:cs="Arial"/>
+          <w:color w:val="000000"/>
+          <w:kern w:val="0"/>
+          <w:lang w:eastAsia="es-ES"/>
+          <w14:ligatures w14:val="none"/>
+        </w:rPr>
+        <w:t xml:space="preserve"/>
       </w:r>
     </w:p>
     <w:p>
@@ -2378,7 +2378,7 @@
           <w:lang w:eastAsia="es-ES"/>
           <w14:ligatures w14:val="none"/>
         </w:rPr>
-        <w:t xml:space="preserve">El señor </w:t>
+        <w:t xml:space="preserve">El señor [APELLIDO] le respondió que se realizaba seguimiento al vehículo y a las importaciones mediante reportes semanales que Honda remitía, lo que motivó que exigiera explicación respecto a por qué no se le comunicó oportunamente el retraso ni se le propusiera una solución. </w:t>
       </w:r>
       <w:proofErr w:type="spellStart"/>
       <w:r>
@@ -2389,7 +2389,7 @@
           <w:lang w:eastAsia="es-ES"/>
           <w14:ligatures w14:val="none"/>
         </w:rPr>
-        <w:t>Mauriola</w:t>
+        <w:t/>
       </w:r>
       <w:proofErr w:type="spellEnd"/>
       <w:r>
@@ -2400,47 +2400,47 @@
           <w:lang w:eastAsia="es-ES"/>
           <w14:ligatures w14:val="none"/>
         </w:rPr>
-        <w:t xml:space="preserve"> </w:t>
-      </w:r>
-      <w:r>
-        <w:rPr>
-          <w:rFonts w:ascii="Arial Narrow" w:eastAsia="Times New Roman" w:hAnsi="Arial Narrow" w:cs="Arial"/>
-          <w:color w:val="000000"/>
-          <w:kern w:val="0"/>
-          <w:lang w:eastAsia="es-ES"/>
-          <w14:ligatures w14:val="none"/>
-        </w:rPr>
-        <w:t xml:space="preserve">le </w:t>
-      </w:r>
-      <w:r>
-        <w:rPr>
-          <w:rFonts w:ascii="Arial Narrow" w:eastAsia="Times New Roman" w:hAnsi="Arial Narrow" w:cs="Arial"/>
-          <w:color w:val="000000"/>
-          <w:kern w:val="0"/>
-          <w:lang w:eastAsia="es-ES"/>
-          <w14:ligatures w14:val="none"/>
-        </w:rPr>
-        <w:t xml:space="preserve">respondió que se realizaba seguimiento al vehículo y a las importaciones mediante reportes semanales que Honda remitía, lo que motivó que exigiera explicación respecto a por qué no se le comunicó oportunamente el retraso ni se </w:t>
-      </w:r>
-      <w:r>
-        <w:rPr>
-          <w:rFonts w:ascii="Arial Narrow" w:eastAsia="Times New Roman" w:hAnsi="Arial Narrow" w:cs="Arial"/>
-          <w:color w:val="000000"/>
-          <w:kern w:val="0"/>
-          <w:lang w:eastAsia="es-ES"/>
-          <w14:ligatures w14:val="none"/>
-        </w:rPr>
-        <w:t>le propusiera</w:t>
-      </w:r>
-      <w:r>
-        <w:rPr>
-          <w:rFonts w:ascii="Arial Narrow" w:eastAsia="Times New Roman" w:hAnsi="Arial Narrow" w:cs="Arial"/>
-          <w:color w:val="000000"/>
-          <w:kern w:val="0"/>
-          <w:lang w:eastAsia="es-ES"/>
-          <w14:ligatures w14:val="none"/>
-        </w:rPr>
-        <w:t xml:space="preserve"> una solución. </w:t>
+        <w:t xml:space="preserve"/>
+      </w:r>
+      <w:r>
+        <w:rPr>
+          <w:rFonts w:ascii="Arial Narrow" w:eastAsia="Times New Roman" w:hAnsi="Arial Narrow" w:cs="Arial"/>
+          <w:color w:val="000000"/>
+          <w:kern w:val="0"/>
+          <w:lang w:eastAsia="es-ES"/>
+          <w14:ligatures w14:val="none"/>
+        </w:rPr>
+        <w:t xml:space="preserve"/>
+      </w:r>
+      <w:r>
+        <w:rPr>
+          <w:rFonts w:ascii="Arial Narrow" w:eastAsia="Times New Roman" w:hAnsi="Arial Narrow" w:cs="Arial"/>
+          <w:color w:val="000000"/>
+          <w:kern w:val="0"/>
+          <w:lang w:eastAsia="es-ES"/>
+          <w14:ligatures w14:val="none"/>
+        </w:rPr>
+        <w:t xml:space="preserve"/>
+      </w:r>
+      <w:r>
+        <w:rPr>
+          <w:rFonts w:ascii="Arial Narrow" w:eastAsia="Times New Roman" w:hAnsi="Arial Narrow" w:cs="Arial"/>
+          <w:color w:val="000000"/>
+          <w:kern w:val="0"/>
+          <w:lang w:eastAsia="es-ES"/>
+          <w14:ligatures w14:val="none"/>
+        </w:rPr>
+        <w:t/>
+      </w:r>
+      <w:r>
+        <w:rPr>
+          <w:rFonts w:ascii="Arial Narrow" w:eastAsia="Times New Roman" w:hAnsi="Arial Narrow" w:cs="Arial"/>
+          <w:color w:val="000000"/>
+          <w:kern w:val="0"/>
+          <w:lang w:eastAsia="es-ES"/>
+          <w14:ligatures w14:val="none"/>
+        </w:rPr>
+        <w:t xml:space="preserve"/>
       </w:r>
     </w:p>
     <w:p>
@@ -2891,7 +2891,7 @@
           <w:lang w:val="es-ES" w:eastAsia="es-ES"/>
           <w14:ligatures w14:val="none"/>
         </w:rPr>
-        <w:t xml:space="preserve">El </w:t>
+        <w:t xml:space="preserve">El señor [APELLIDO] solicitó, en calidad de medida correctiva, que Pana Autos cumpla con: (i) devolver el 100% del deducible pagado como consecuencia del siniestro; y, (ii) otorgar la indemnización por daños y perjuicios. Asimismo, no requirió de manera expresa el reembolso de costos y costas del presente procedimiento.</w:t>
       </w:r>
       <w:r>
         <w:rPr>
@@ -2899,7 +2899,7 @@
           <w:kern w:val="0"/>
           <w14:ligatures w14:val="none"/>
         </w:rPr>
-        <w:t xml:space="preserve">señor </w:t>
+        <w:t xml:space="preserve"/>
       </w:r>
       <w:r>
         <w:rPr>
@@ -2907,7 +2907,7 @@
           <w:kern w:val="0"/>
           <w14:ligatures w14:val="none"/>
         </w:rPr>
-        <w:t xml:space="preserve">Amez </w:t>
+        <w:t xml:space="preserve"/>
       </w:r>
       <w:r>
         <w:rPr>
@@ -2917,7 +2917,7 @@
           <w:lang w:val="es-ES" w:eastAsia="es-ES"/>
           <w14:ligatures w14:val="none"/>
         </w:rPr>
-        <w:t xml:space="preserve">solicitó, en calidad de medida correctiva, que </w:t>
+        <w:t xml:space="preserve"/>
       </w:r>
       <w:bookmarkStart w:id="2" w:name="_Hlk206587071"/>
       <w:r>
@@ -2928,7 +2928,7 @@
           <w:lang w:val="es-ES" w:eastAsia="es-ES"/>
           <w14:ligatures w14:val="none"/>
         </w:rPr>
-        <w:t>Pana Autos</w:t>
+        <w:t/>
       </w:r>
       <w:r>
         <w:rPr>
@@ -2938,7 +2938,7 @@
           <w:lang w:val="es-ES" w:eastAsia="es-ES"/>
           <w14:ligatures w14:val="none"/>
         </w:rPr>
-        <w:t xml:space="preserve"> </w:t>
+        <w:t xml:space="preserve"/>
       </w:r>
       <w:r>
         <w:rPr>
@@ -2948,7 +2948,7 @@
           <w:lang w:val="es-ES" w:eastAsia="es-ES"/>
           <w14:ligatures w14:val="none"/>
         </w:rPr>
-        <w:t xml:space="preserve">cumpla con: </w:t>
+        <w:t xml:space="preserve"/>
       </w:r>
       <w:r>
         <w:rPr>
@@ -2958,7 +2958,7 @@
           <w:lang w:val="es-ES" w:eastAsia="es-ES"/>
           <w14:ligatures w14:val="none"/>
         </w:rPr>
-        <w:t>(i) devolver el 100% del deducible pagado como</w:t>
+        <w:t/>
       </w:r>
       <w:r>
         <w:rPr>
@@ -2968,7 +2968,7 @@
           <w:lang w:val="es-ES" w:eastAsia="es-ES"/>
           <w14:ligatures w14:val="none"/>
         </w:rPr>
-        <w:t xml:space="preserve"> consecuencia del siniestro; y, (</w:t>
+        <w:t xml:space="preserve"/>
       </w:r>
       <w:proofErr w:type="spellStart"/>
       <w:r>
@@ -2979,7 +2979,7 @@
           <w:lang w:val="es-ES" w:eastAsia="es-ES"/>
           <w14:ligatures w14:val="none"/>
         </w:rPr>
-        <w:t>ii</w:t>
+        <w:t/>
       </w:r>
       <w:proofErr w:type="spellEnd"/>
       <w:r>
@@ -2990,7 +2990,7 @@
           <w:lang w:val="es-ES" w:eastAsia="es-ES"/>
           <w14:ligatures w14:val="none"/>
         </w:rPr>
-        <w:t>) otorgar la indemnización por daños y perjuicios</w:t>
+        <w:t/>
       </w:r>
       <w:r>
         <w:rPr>
@@ -3000,7 +3000,7 @@
           <w:lang w:val="es-ES" w:eastAsia="es-ES"/>
           <w14:ligatures w14:val="none"/>
         </w:rPr>
-        <w:t xml:space="preserve">. </w:t>
+        <w:t xml:space="preserve"/>
       </w:r>
       <w:r>
         <w:rPr>
@@ -3010,7 +3010,7 @@
           <w:lang w:val="es-ES" w:eastAsia="es-ES"/>
           <w14:ligatures w14:val="none"/>
         </w:rPr>
-        <w:t xml:space="preserve">Asimismo, </w:t>
+        <w:t xml:space="preserve"/>
       </w:r>
       <w:r>
         <w:rPr>
@@ -3020,7 +3020,7 @@
           <w:lang w:val="es-ES" w:eastAsia="es-ES"/>
           <w14:ligatures w14:val="none"/>
         </w:rPr>
-        <w:t xml:space="preserve">no </w:t>
+        <w:t xml:space="preserve"/>
       </w:r>
       <w:r>
         <w:rPr>
@@ -3030,7 +3030,7 @@
           <w:lang w:val="es-ES" w:eastAsia="es-ES"/>
           <w14:ligatures w14:val="none"/>
         </w:rPr>
-        <w:t>requirió</w:t>
+        <w:t/>
       </w:r>
       <w:r>
         <w:rPr>
@@ -3040,7 +3040,7 @@
           <w:lang w:val="es-ES" w:eastAsia="es-ES"/>
           <w14:ligatures w14:val="none"/>
         </w:rPr>
-        <w:t xml:space="preserve"> de manera expresa</w:t>
+        <w:t xml:space="preserve"/>
       </w:r>
       <w:r>
         <w:rPr>
@@ -3050,7 +3050,7 @@
           <w:lang w:val="es-ES" w:eastAsia="es-ES"/>
           <w14:ligatures w14:val="none"/>
         </w:rPr>
-        <w:t xml:space="preserve"> el reembolso de costos y costas del presente procedimiento.</w:t>
+        <w:t xml:space="preserve"/>
       </w:r>
     </w:p>
     <w:bookmarkEnd w:id="2"/>
@@ -6045,7 +6045,7 @@
           <w:lang w:eastAsia="es-PE"/>
           <w14:ligatures w14:val="none"/>
         </w:rPr>
-        <w:t xml:space="preserve">PRIMERO: </w:t>
+        <w:t xml:space="preserve">PRIMERO: admitir a trámite la denuncia del 6 de abril de 2025, subsanada mediante escrito del 21 de octubre de 2025, interpuesta por el señor [DENUNCIANTE] contra Pacífico Compañía de Seguros y Reaseguros S.A., Pana Autos S.A.C. y Honda del Perú S.A., por lo siguiente:</w:t>
       </w:r>
       <w:r>
         <w:rPr>
@@ -6056,7 +6056,7 @@
           <w:lang w:eastAsia="es-PE"/>
           <w14:ligatures w14:val="none"/>
         </w:rPr>
-        <w:t xml:space="preserve">admitir a trámite la denuncia del </w:t>
+        <w:t xml:space="preserve"/>
       </w:r>
       <w:r>
         <w:rPr>
@@ -6066,7 +6066,7 @@
           <w:lang w:val="es-ES" w:eastAsia="es-ES"/>
           <w14:ligatures w14:val="none"/>
         </w:rPr>
-        <w:t>6 de abril de 2025, subsanada mediante escrito del 21 de octubre de 2025</w:t>
+        <w:t/>
       </w:r>
       <w:r>
         <w:rPr>
@@ -6076,7 +6076,7 @@
           <w:lang w:val="es-ES" w:eastAsia="es-ES"/>
           <w14:ligatures w14:val="none"/>
         </w:rPr>
-        <w:t xml:space="preserve">, </w:t>
+        <w:t xml:space="preserve"/>
       </w:r>
       <w:r>
         <w:rPr>
@@ -6087,7 +6087,7 @@
           <w:lang w:eastAsia="es-PE"/>
           <w14:ligatures w14:val="none"/>
         </w:rPr>
-        <w:t xml:space="preserve">interpuesta </w:t>
+        <w:t xml:space="preserve"/>
       </w:r>
       <w:r>
         <w:rPr>
@@ -6098,7 +6098,7 @@
           <w:lang w:eastAsia="es-PE"/>
           <w14:ligatures w14:val="none"/>
         </w:rPr>
-        <w:t xml:space="preserve">por el </w:t>
+        <w:t xml:space="preserve"/>
       </w:r>
       <w:r>
         <w:rPr>
@@ -6108,7 +6108,7 @@
           <w:kern w:val="0"/>
           <w14:ligatures w14:val="none"/>
         </w:rPr>
-        <w:t xml:space="preserve">señor </w:t>
+        <w:t xml:space="preserve"/>
       </w:r>
       <w:r>
         <w:rPr>
@@ -6119,7 +6119,7 @@
           <w:lang w:eastAsia="es-PE"/>
           <w14:ligatures w14:val="none"/>
         </w:rPr>
-        <w:t xml:space="preserve">William Robert Amez Luna </w:t>
+        <w:t xml:space="preserve"/>
       </w:r>
       <w:r>
         <w:rPr>
@@ -6130,14 +6130,14 @@
           <w:lang w:eastAsia="es-PE"/>
           <w14:ligatures w14:val="none"/>
         </w:rPr>
-        <w:t xml:space="preserve">contra </w:t>
+        <w:t xml:space="preserve"/>
       </w:r>
       <w:r>
         <w:rPr>
           <w:rFonts w:ascii="Arial Narrow" w:eastAsia="Arial Narrow" w:hAnsi="Arial Narrow" w:cs="Arial Narrow"/>
           <w:bCs/>
         </w:rPr>
-        <w:t>Pacífico Compañía de Seguros y Reaseguros S.A., Pana Autos S.A.C. y Honda del Perú S.A.</w:t>
+        <w:t/>
       </w:r>
       <w:r>
         <w:rPr>
@@ -6148,7 +6148,7 @@
           <w:lang w:eastAsia="es-PE"/>
           <w14:ligatures w14:val="none"/>
         </w:rPr>
-        <w:t xml:space="preserve">, </w:t>
+        <w:t xml:space="preserve"/>
       </w:r>
       <w:r>
         <w:rPr>
@@ -6159,7 +6159,7 @@
           <w:lang w:eastAsia="es-PE"/>
           <w14:ligatures w14:val="none"/>
         </w:rPr>
-        <w:t>por lo siguiente:</w:t>
+        <w:t/>
       </w:r>
     </w:p>
     <w:p>
@@ -8909,7 +8909,7 @@
           <w:b/>
           <w:bCs/>
         </w:rPr>
-        <w:t>DÉCIMO</w:t>
+        <w:t xml:space="preserve">DÉCIMO SEGUNDO: requerir al señor [DENUNCIANTE] para que, dentro del plazo de dos (2) días hábiles siguientes a la fecha en que reciba la notificación en su bandeja de correo electrónico, efectúe la confirmación de recepción de la notificación remitida por este despacho a su correo electrónico, de conformidad con el segundo párrafo del numeral 4 del artículo 20 del Texto Único Ordenado de la Ley del Procedimiento Administrativo General, aprobado mediante Decreto Supremo 006-2026-JUS, bajo apercibimiento de rehacer el acto de notificación y notificarle conforme al numeral 1 del artículo 20 del citado cuerpo normativo.</w:t>
       </w:r>
       <w:r>
         <w:rPr>
@@ -8917,7 +8917,7 @@
           <w:b/>
           <w:bCs/>
         </w:rPr>
-        <w:t xml:space="preserve"> </w:t>
+        <w:t xml:space="preserve"/>
       </w:r>
       <w:r>
         <w:rPr>
@@ -8925,7 +8925,7 @@
           <w:b/>
           <w:bCs/>
         </w:rPr>
-        <w:t>SEGUNDO</w:t>
+        <w:t/>
       </w:r>
       <w:r>
         <w:rPr>
@@ -8935,7 +8935,7 @@
           <w:kern w:val="0"/>
           <w14:ligatures w14:val="none"/>
         </w:rPr>
-        <w:t>:</w:t>
+        <w:t/>
       </w:r>
       <w:r>
         <w:rPr>
@@ -8945,7 +8945,7 @@
           <w:kern w:val="0"/>
           <w14:ligatures w14:val="none"/>
         </w:rPr>
-        <w:t xml:space="preserve"> </w:t>
+        <w:t xml:space="preserve"/>
       </w:r>
       <w:r>
         <w:rPr>
@@ -8955,7 +8955,7 @@
           <w:kern w:val="0"/>
           <w14:ligatures w14:val="none"/>
         </w:rPr>
-        <w:t xml:space="preserve">requerir al señor </w:t>
+        <w:t xml:space="preserve"/>
       </w:r>
       <w:r>
         <w:rPr>
@@ -8966,35 +8966,35 @@
           <w:lang w:eastAsia="es-PE"/>
           <w14:ligatures w14:val="none"/>
         </w:rPr>
-        <w:t xml:space="preserve">William Robert Amez Luna </w:t>
+        <w:t xml:space="preserve"/>
       </w:r>
       <w:r>
         <w:rPr>
           <w:rFonts w:ascii="Arial Narrow" w:hAnsi="Arial Narrow"/>
           <w:color w:val="000000"/>
         </w:rPr>
-        <w:t>para que, dentro del plazo de dos (2) días hábiles siguientes a la fecha en que reciba la notificación en su bandeja de correo electrónico, efectúe</w:t>
+        <w:t/>
       </w:r>
       <w:r>
         <w:rPr>
           <w:rFonts w:ascii="Arial Narrow" w:hAnsi="Arial Narrow"/>
           <w:color w:val="000000"/>
         </w:rPr>
-        <w:t xml:space="preserve"> </w:t>
+        <w:t xml:space="preserve"/>
       </w:r>
       <w:r>
         <w:rPr>
           <w:rFonts w:ascii="Arial Narrow" w:hAnsi="Arial Narrow"/>
           <w:color w:val="000000"/>
         </w:rPr>
-        <w:t>la confirmación de recepción de la notificación remitida por este despacho a su correo electrónico, de conformidad con el segundo párrafo</w:t>
+        <w:t/>
       </w:r>
       <w:r>
         <w:rPr>
           <w:rFonts w:ascii="Arial Narrow" w:hAnsi="Arial Narrow"/>
           <w:color w:val="000000"/>
         </w:rPr>
-        <w:t xml:space="preserve"> del numeral 4 del artículo 20</w:t>
+        <w:t xml:space="preserve"/>
       </w:r>
       <w:r>
         <w:rPr>
@@ -9011,7 +9011,7 @@
           <w:rFonts w:ascii="Arial Narrow" w:hAnsi="Arial Narrow"/>
           <w:color w:val="000000"/>
         </w:rPr>
-        <w:t xml:space="preserve"> del Texto Único Ordenado de la Ley del Procedimiento Administrativo General, aprobado mediante Decreto Supremo 006-2026-JUS, bajo apercibimiento de rehacer el acto de notificación y notificarle conforme al numeral 1 del artículo 20</w:t>
+        <w:t xml:space="preserve"/>
       </w:r>
       <w:r>
         <w:rPr>
@@ -9028,7 +9028,7 @@
           <w:rFonts w:ascii="Arial Narrow" w:hAnsi="Arial Narrow"/>
           <w:color w:val="000000"/>
         </w:rPr>
-        <w:t xml:space="preserve"> del citado cuerpo normativo</w:t>
+        <w:t xml:space="preserve"/>
       </w:r>
       <w:r>
         <w:rPr>
@@ -9041,7 +9041,7 @@
         <w:rPr>
           <w:rFonts w:ascii="Arial Narrow" w:hAnsi="Arial Narrow" w:cs="Arial"/>
         </w:rPr>
-        <w:t>.</w:t>
+        <w:t/>
       </w:r>
     </w:p>
     <w:p>

--- a/plantillas_maestras/01_seguro_vehicular/falta_atencion_o_demora_reclamo/2_o_mas_ddos_varios/varon/TPL_2064_2025_SEGURO_VEHICULAR_FALTA_ATENCION_O_DEMORA_RECLAMO_ASEGURADORA_VARON_R2.docx
+++ b/plantillas_maestras/01_seguro_vehicular/falta_atencion_o_demora_reclamo/2_o_mas_ddos_varios/varon/TPL_2064_2025_SEGURO_VEHICULAR_FALTA_ATENCION_O_DEMORA_RECLAMO_ASEGURADORA_VARON_R2.docx
@@ -1375,7 +1375,7 @@
           <w:lang w:eastAsia="es-ES"/>
           <w14:ligatures w14:val="none"/>
         </w:rPr>
-        <w:t xml:space="preserve">El 16 de enero de 2025, el asesor de servicios de Pana Autos, el señor [APELLIDO] Cueva, le informó mediante comunicación vía aplicativo WhatsApp que aún faltaban importar dos repuestos: un trapecio, cuya llegada se esperaba para el 14 de febrero de 2025, y un muñón, cuya llegada estaba prevista para el 7 de marzo de 2025.</w:t>
+        <w:t xml:space="preserve">El 16 de enero de 2025, el asesor de servicios de Pana Autos, el señor [APELLIDO] , le informó mediante comunicación vía aplicativo WhatsApp que aún faltaban importar dos repuestos: un trapecio, cuya llegada se esperaba para el 14 de febrero de 2025, y un muñón, cuya llegada estaba prevista para el 7 de marzo de 2025.</w:t>
       </w:r>
       <w:r>
         <w:rPr>
@@ -1459,7 +1459,7 @@
           <w:lang w:eastAsia="es-ES"/>
           <w14:ligatures w14:val="none"/>
         </w:rPr>
-        <w:t xml:space="preserve">El 7 de febrero de 2025, solicitó mediante llamada telefónica al señor [APELLIDO], ejecutivo del área de post siniestros asignado a su caso por parte de Pacífico, la presencia de un perito para la verificación del estado del vehículo asegurado. Asimismo, el señor [APELLIDO] no tenía conocimiento sobre su expediente ni del siniestro, y que le manifestó por vía telefónica que no contaba con su expediente. El 10 de febrero de 2025, reiteró la misma solicitud al señor [APELLIDO], del área de reclamos de la compañía aseguradora.</w:t>
+        <w:t xml:space="preserve">El 7 de febrero de 2025, solicitó mediante llamada telefónica al señor [APELLIDO] , ejecutivo del área de post siniestros asignado a su caso por parte de Pacífico, la presencia de un perito para la verificación del estado del vehículo asegurado. Asimismo, el señor [APELLIDO] no tenía conocimiento sobre su expediente ni del siniestro, y que le manifestó por vía telefónica que no contaba con su expediente. El 10 de febrero de 2025, reiteró la misma solicitud al señor [APELLIDO] , del área de reclamos de la compañía aseguradora.</w:t>
       </w:r>
       <w:r>
         <w:rPr>
@@ -2045,7 +2045,7 @@
           <w:lang w:eastAsia="es-ES"/>
           <w14:ligatures w14:val="none"/>
         </w:rPr>
-        <w:t xml:space="preserve">El 7 de marzo de 2025, se comunicó telefónicamente con el señor [APELLIDO] Zuñiga, jefe del taller de Pana Autos de la sede del distrito de San Miguel, solicitándole información sobre el motivo por el cual no se había coordinado la entrega del vehículo. El señor [APELLIDO] le informó, que los repuestos faltantes recién llegarían el 15 de marzo y que la entrega del vehículo se efectuaría, a más tardar, el 18 de marzo de 2025.</w:t>
+        <w:t xml:space="preserve">El 7 de marzo de 2025, se comunicó telefónicamente con el señor [APELLIDO] , jefe del taller de Pana Autos de la sede del distrito de San Miguel, solicitándole información sobre el motivo por el cual no se había coordinado la entrega del vehículo. El señor [APELLIDO] le informó, que los repuestos faltantes recién llegarían el 15 de marzo y que la entrega del vehículo se efectuaría, a más tardar, el 18 de marzo de 2025.</w:t>
       </w:r>
       <w:proofErr w:type="spellStart"/>
       <w:r>
@@ -2176,7 +2176,7 @@
           <w:lang w:eastAsia="es-ES"/>
           <w14:ligatures w14:val="none"/>
         </w:rPr>
-        <w:t xml:space="preserve">El 11 de marzo de 2025, se contactó con el señor [APELLIDO] Mauriola, subgerente de Pana Autos, para manifestarle su disconformidad con la atención recibida, indicando que el taller había excedido el plazo de entrega establecido, lo cual le generaba perjuicio económico. </w:t>
+        <w:t xml:space="preserve">El 11 de marzo de 2025, se contactó con el señor [APELLIDO] , subgerente de Pana Autos, para manifestarle su disconformidad con la atención recibida, indicando que el taller había excedido el plazo de entrega establecido, lo cual le generaba perjuicio económico. </w:t>
       </w:r>
       <w:proofErr w:type="spellStart"/>
       <w:r>
@@ -2252,7 +2252,7 @@
           <w:lang w:eastAsia="es-ES"/>
           <w14:ligatures w14:val="none"/>
         </w:rPr>
-        <w:t xml:space="preserve">Asimismo, el 11 de marzo de 2025, solicitó explicación al señor [APELLIDO] Mauriola sobre la falta de seguimiento del siniestro, precisando que había detectado el uso de silicona para subsanar imperfecciones en la reparación, lo que afectaba la calidad del servicio y los estándares de un concesionario autorizado de Honda. </w:t>
+        <w:t xml:space="preserve">Asimismo, el 11 de marzo de 2025, solicitó explicación al señor [APELLIDO] sobre la falta de seguimiento del siniestro, precisando que había detectado el uso de silicona para subsanar imperfecciones en la reparación, lo que afectaba la calidad del servicio y los estándares de un concesionario autorizado de Honda. </w:t>
       </w:r>
       <w:r>
         <w:rPr>

--- a/plantillas_maestras/01_seguro_vehicular/falta_atencion_o_demora_reclamo/2_o_mas_ddos_varios/varon/TPL_2064_2025_SEGURO_VEHICULAR_FALTA_ATENCION_O_DEMORA_RECLAMO_ASEGURADORA_VARON_R2.docx
+++ b/plantillas_maestras/01_seguro_vehicular/falta_atencion_o_demora_reclamo/2_o_mas_ddos_varios/varon/TPL_2064_2025_SEGURO_VEHICULAR_FALTA_ATENCION_O_DEMORA_RECLAMO_ASEGURADORA_VARON_R2.docx
@@ -668,6 +668,7 @@
       </w:r>
       <w:r>
         <w:rPr>
+          <w:rStyle w:val="Refdenotaalpie"/>
           <w:rFonts w:ascii="Arial Narrow" w:eastAsia="Times New Roman" w:hAnsi="Arial Narrow" w:cs="Times New Roman"/>
           <w:color w:val="000000"/>
           <w:kern w:val="0"/>
@@ -773,6 +774,7 @@
       </w:r>
       <w:r>
         <w:rPr>
+          <w:rStyle w:val="Refdenotaalpie"/>
           <w:rFonts w:ascii="Arial Narrow" w:eastAsia="Times New Roman" w:hAnsi="Arial Narrow" w:cs="Times New Roman"/>
           <w:color w:val="000000"/>
           <w:kern w:val="0"/>
@@ -3164,6 +3166,7 @@
       </w:r>
       <w:r>
         <w:rPr>
+          <w:rStyle w:val="Refdenotaalpie"/>
           <w:rFonts w:ascii="Arial Narrow" w:eastAsia="Arial Narrow" w:hAnsi="Arial Narrow" w:cs="Arial Narrow"/>
           <w:kern w:val="0"/>
           <w:vertAlign w:val="superscript"/>
@@ -3272,6 +3275,7 @@
       </w:r>
       <w:r>
         <w:rPr>
+          <w:rStyle w:val="Refdenotaalpie"/>
           <w:rFonts w:ascii="Arial Narrow" w:eastAsia="Arial Narrow" w:hAnsi="Arial Narrow" w:cs="Arial"/>
           <w:bCs/>
           <w:color w:val="000000"/>
@@ -3481,6 +3485,7 @@
       </w:r>
       <w:r>
         <w:rPr>
+          <w:rStyle w:val="Refdenotaalpie"/>
           <w:rFonts w:ascii="Arial Narrow" w:eastAsia="Arial Narrow" w:hAnsi="Arial Narrow" w:cs="Arial"/>
           <w:kern w:val="0"/>
           <w:vertAlign w:val="superscript"/>
@@ -4164,6 +4169,7 @@
       </w:r>
       <w:r>
         <w:rPr>
+          <w:rStyle w:val="Refdenotaalpie"/>
           <w:rFonts w:ascii="Arial Narrow" w:eastAsia="Arial Narrow" w:hAnsi="Arial Narrow" w:cs="Arial"/>
           <w:bCs/>
           <w:color w:val="000000"/>
@@ -5395,6 +5401,7 @@
       </w:r>
       <w:r>
         <w:rPr>
+          <w:rStyle w:val="Refdenotaalpie"/>
           <w:rFonts w:ascii="Arial Narrow" w:eastAsia="Arial Narrow" w:hAnsi="Arial Narrow" w:cs="Arial Narrow"/>
           <w:kern w:val="0"/>
           <w:vertAlign w:val="superscript"/>
@@ -7568,6 +7575,7 @@
       </w:r>
       <w:r>
         <w:rPr>
+          <w:rStyle w:val="Refdenotaalpie"/>
           <w:rFonts w:ascii="Arial Narrow" w:eastAsia="Calibri" w:hAnsi="Arial Narrow" w:cs="Arial"/>
           <w:kern w:val="0"/>
           <w:vertAlign w:val="superscript"/>
@@ -7612,6 +7620,7 @@
       </w:r>
       <w:r>
         <w:rPr>
+          <w:rStyle w:val="Refdenotaalpie"/>
           <w:rFonts w:ascii="Arial Narrow" w:eastAsia="Calibri" w:hAnsi="Arial Narrow" w:cs="Arial"/>
           <w:spacing w:val="-2"/>
           <w:kern w:val="0"/>
@@ -8433,6 +8442,7 @@
       </w:r>
       <w:r>
         <w:rPr>
+          <w:rStyle w:val="Refdenotaalpie"/>
           <w:rFonts w:ascii="Arial Narrow" w:eastAsia="Arial Narrow" w:hAnsi="Arial Narrow" w:cs="Times New Roman"/>
           <w:color w:val="000000"/>
           <w:kern w:val="0"/>
@@ -8514,6 +8524,7 @@
       </w:r>
       <w:r>
         <w:rPr>
+          <w:rStyle w:val="Refdenotaalpie"/>
           <w:rFonts w:ascii="Arial Narrow" w:eastAsia="Arial Narrow" w:hAnsi="Arial Narrow" w:cs="Times New Roman"/>
           <w:color w:val="000000"/>
           <w:kern w:val="0"/>
@@ -8567,6 +8578,7 @@
       </w:r>
       <w:r>
         <w:rPr>
+          <w:rStyle w:val="Refdenotaalpie"/>
           <w:rFonts w:ascii="Arial Narrow" w:eastAsia="Arial Narrow" w:hAnsi="Arial Narrow" w:cs="Times New Roman"/>
           <w:color w:val="000000"/>
           <w:kern w:val="0"/>
@@ -8759,6 +8771,7 @@
       </w:r>
       <w:r>
         <w:rPr>
+          <w:rStyle w:val="Refdenotaalpie"/>
           <w:rFonts w:ascii="Arial Narrow" w:eastAsia="Calibri" w:hAnsi="Arial Narrow" w:cs="Arial"/>
           <w:kern w:val="0"/>
           <w:vertAlign w:val="superscript"/>
@@ -9032,6 +9045,7 @@
       </w:r>
       <w:r>
         <w:rPr>
+          <w:rStyle w:val="Refdenotaalpie"/>
           <w:rFonts w:ascii="Arial Narrow" w:hAnsi="Arial Narrow"/>
           <w:vertAlign w:val="superscript"/>
         </w:rPr>
@@ -9593,14 +9607,14 @@
         <w:tab w:val="right" w:pos="8838"/>
       </w:tabs>
       <w:rPr>
-        <w:rFonts w:ascii="Arial" w:eastAsia="Arial" w:hAnsi="Arial" w:cs="Arial"/>
+        <w:rFonts w:ascii="Arial Narrow" w:eastAsia="Arial" w:hAnsi="Arial Narrow" w:cs="Arial"/>
         <w:sz w:val="16"/>
         <w:szCs w:val="16"/>
       </w:rPr>
     </w:pPr>
     <w:r>
       <w:rPr>
-        <w:rFonts w:ascii="Arial" w:eastAsia="Arial" w:hAnsi="Arial" w:cs="Arial"/>
+        <w:rFonts w:ascii="Arial Narrow" w:eastAsia="Arial" w:hAnsi="Arial Narrow" w:cs="Arial"/>
         <w:sz w:val="16"/>
         <w:szCs w:val="16"/>
       </w:rPr>
@@ -9614,7 +9628,7 @@
     </w:pPr>
     <w:r>
       <w:rPr>
-        <w:rFonts w:ascii="Arial" w:eastAsia="Arial" w:hAnsi="Arial" w:cs="Arial"/>
+        <w:rFonts w:ascii="Arial Narrow" w:eastAsia="Arial" w:hAnsi="Arial Narrow" w:cs="Arial"/>
         <w:sz w:val="16"/>
         <w:szCs w:val="16"/>
       </w:rPr>
@@ -9622,7 +9636,7 @@
     </w:r>
     <w:r>
       <w:rPr>
-        <w:rFonts w:ascii="Arial" w:eastAsia="Arial" w:hAnsi="Arial" w:cs="Arial"/>
+        <w:rFonts w:ascii="Arial Narrow" w:eastAsia="Arial" w:hAnsi="Arial Narrow" w:cs="Arial"/>
         <w:sz w:val="16"/>
         <w:szCs w:val="16"/>
       </w:rPr>
@@ -9630,7 +9644,7 @@
     </w:r>
     <w:r>
       <w:rPr>
-        <w:rFonts w:ascii="Arial" w:eastAsia="Arial" w:hAnsi="Arial" w:cs="Arial"/>
+        <w:rFonts w:ascii="Arial Narrow" w:eastAsia="Arial" w:hAnsi="Arial Narrow" w:cs="Arial"/>
         <w:sz w:val="16"/>
         <w:szCs w:val="16"/>
       </w:rPr>
@@ -9638,7 +9652,7 @@
     </w:r>
     <w:r>
       <w:rPr>
-        <w:rFonts w:ascii="Arial" w:eastAsia="Arial" w:hAnsi="Arial" w:cs="Arial"/>
+        <w:rFonts w:ascii="Arial Narrow" w:eastAsia="Arial" w:hAnsi="Arial Narrow" w:cs="Arial"/>
         <w:sz w:val="16"/>
         <w:szCs w:val="16"/>
       </w:rPr>
@@ -9646,7 +9660,7 @@
     </w:r>
     <w:r>
       <w:rPr>
-        <w:rFonts w:ascii="Arial" w:eastAsia="Arial" w:hAnsi="Arial" w:cs="Arial"/>
+        <w:rFonts w:ascii="Arial Narrow" w:eastAsia="Arial" w:hAnsi="Arial Narrow" w:cs="Arial"/>
         <w:sz w:val="16"/>
         <w:szCs w:val="16"/>
       </w:rPr>
@@ -9696,6 +9710,7 @@
           <w:rFonts w:ascii="Arial Narrow" w:hAnsi="Arial Narrow" w:cs="Arial"/>
           <w:sz w:val="16"/>
           <w:szCs w:val="16"/>
+          <w:vertAlign w:val="superscript"/>
         </w:rPr>
         <w:footnoteRef/>
       </w:r>
@@ -9782,6 +9797,7 @@
           <w:rFonts w:ascii="Arial Narrow" w:hAnsi="Arial Narrow" w:cs="Arial"/>
           <w:sz w:val="16"/>
           <w:szCs w:val="16"/>
+          <w:vertAlign w:val="superscript"/>
         </w:rPr>
         <w:footnoteRef/>
       </w:r>
@@ -9864,6 +9880,7 @@
           <w:rFonts w:ascii="Arial Narrow" w:hAnsi="Arial Narrow" w:cs="Arial"/>
           <w:sz w:val="16"/>
           <w:szCs w:val="16"/>
+          <w:vertAlign w:val="superscript"/>
         </w:rPr>
         <w:footnoteRef/>
       </w:r>
@@ -10135,6 +10152,7 @@
           <w:rFonts w:ascii="Arial Narrow" w:hAnsi="Arial Narrow"/>
           <w:sz w:val="16"/>
           <w:szCs w:val="16"/>
+          <w:vertAlign w:val="superscript"/>
         </w:rPr>
         <w:footnoteRef/>
       </w:r>
@@ -10488,6 +10506,7 @@
           <w:rFonts w:ascii="Arial Narrow" w:hAnsi="Arial Narrow"/>
           <w:sz w:val="16"/>
           <w:szCs w:val="16"/>
+          <w:vertAlign w:val="superscript"/>
         </w:rPr>
         <w:footnoteRef/>
       </w:r>
@@ -10715,6 +10734,7 @@
           <w:rFonts w:ascii="Arial Narrow" w:hAnsi="Arial Narrow"/>
           <w:sz w:val="16"/>
           <w:szCs w:val="16"/>
+          <w:vertAlign w:val="superscript"/>
         </w:rPr>
         <w:footnoteRef/>
       </w:r>
@@ -10875,6 +10895,7 @@
           <w:rFonts w:ascii="Arial Narrow" w:hAnsi="Arial Narrow" w:cs="Arial"/>
           <w:sz w:val="16"/>
           <w:szCs w:val="16"/>
+          <w:vertAlign w:val="superscript"/>
         </w:rPr>
         <w:footnoteRef/>
       </w:r>
@@ -11082,6 +11103,7 @@
           <w:rFonts w:ascii="Arial Narrow" w:hAnsi="Arial Narrow" w:cs="Arial"/>
           <w:sz w:val="16"/>
           <w:szCs w:val="16"/>
+          <w:vertAlign w:val="superscript"/>
         </w:rPr>
         <w:footnoteRef/>
       </w:r>
@@ -11170,6 +11192,7 @@
           <w:rFonts w:ascii="Arial Narrow" w:hAnsi="Arial Narrow" w:cs="Arial"/>
           <w:sz w:val="16"/>
           <w:szCs w:val="16"/>
+          <w:vertAlign w:val="superscript"/>
         </w:rPr>
         <w:footnoteRef/>
       </w:r>
@@ -11357,7 +11380,7 @@
       </w:pPr>
       <w:r>
         <w:rPr>
-          <w:rStyle w:val="TextonotapieCar"/>
+          <w:rStyle w:val="Refdenotaalpie"/>
           <w:rFonts w:ascii="Arial Narrow" w:hAnsi="Arial Narrow" w:cs="Arial"/>
           <w:sz w:val="16"/>
           <w:szCs w:val="16"/>
@@ -11573,6 +11596,7 @@
           <w:rFonts w:ascii="Arial Narrow" w:hAnsi="Arial Narrow" w:cs="Arial"/>
           <w:sz w:val="16"/>
           <w:szCs w:val="16"/>
+          <w:vertAlign w:val="superscript"/>
         </w:rPr>
         <w:footnoteRef/>
       </w:r>
@@ -12390,6 +12414,7 @@
           <w:rFonts w:ascii="Arial Narrow" w:hAnsi="Arial Narrow" w:cs="Arial"/>
           <w:sz w:val="16"/>
           <w:szCs w:val="16"/>
+          <w:vertAlign w:val="superscript"/>
         </w:rPr>
         <w:footnoteRef/>
       </w:r>
@@ -12610,6 +12635,7 @@
           <w:bCs/>
           <w:sz w:val="16"/>
           <w:szCs w:val="16"/>
+          <w:vertAlign w:val="superscript"/>
         </w:rPr>
         <w:footnoteRef/>
       </w:r>
@@ -12761,6 +12787,7 @@
           <w:rFonts w:ascii="Arial Narrow" w:hAnsi="Arial Narrow" w:cs="Arial"/>
           <w:sz w:val="16"/>
           <w:szCs w:val="16"/>
+          <w:vertAlign w:val="superscript"/>
         </w:rPr>
         <w:footnoteRef/>
       </w:r>
@@ -15287,6 +15314,17 @@
       <w:szCs w:val="20"/>
     </w:rPr>
   </w:style>
+  <w:style w:type="character" w:styleId="FootnoteReference">
+    <w:name w:val="footnote reference"/>
+    <w:basedOn w:val="Fuentedeprrafopredeter"/>
+    <w:uiPriority w:val="99"/>
+    <w:semiHidden/>
+    <w:unhideWhenUsed/>
+    <w:rPr>
+      <w:rFonts w:ascii="Arial Narrow" w:hAnsi="Arial Narrow"/>
+      <w:vertAlign w:val="superscript"/>
+    </w:rPr>
+  </w:style>
 </w:styles>
 </file>
 

--- a/plantillas_maestras/01_seguro_vehicular/falta_atencion_o_demora_reclamo/2_o_mas_ddos_varios/varon/TPL_2064_2025_SEGURO_VEHICULAR_FALTA_ATENCION_O_DEMORA_RECLAMO_ASEGURADORA_VARON_R2.docx
+++ b/plantillas_maestras/01_seguro_vehicular/falta_atencion_o_demora_reclamo/2_o_mas_ddos_varios/varon/TPL_2064_2025_SEGURO_VEHICULAR_FALTA_ATENCION_O_DEMORA_RECLAMO_ASEGURADORA_VARON_R2.docx
@@ -7681,7 +7681,7 @@
           <w:sz w:val="20"/>
           <w:szCs w:val="20"/>
         </w:rPr>
-        <w:t xml:space="preserve">correr traslado de la presente resolución a Pacífico Compañía de Seguros y Reaseguros S.A., Pana Autos S.A.C. y Honda del Perú S.A para que, de conformidad con lo dispuesto por el artículo 26° de la Ley sobre Facultades, Normas y Organización del Indecopi, aprobado por Decreto Legislativo N° 8079, presenten sus descargos sobre la imputación de cargos realizada en un plazo no mayor a cinco (5) días hábiles contado a partir del día siguiente de la notificación de la presente resolución, vencido el cual, el Secretario Técnico declarará en rebeldía a los denunciados que no lo hubieran presentado. Debe precisarse que de conformidad con lo establecido por el artículo 223° del Texto Único Ordenado de la Ley N° 27444, Ley del Procedimiento Administrativo General, las alegaciones y los hechos relevantes de la reclamación, salvo que hayan sido específicamente negadas en la contestación, se tendrán por aceptadas o meritadas como ciertas.</w:t>
+        <w:t xml:space="preserve">correr traslado de la presente resolución a Pacífico Compañía de Seguros y Reaseguros S.A., Pana Autos S.A.C. y Honda del Perú S.A. para que, de conformidad con lo dispuesto por el artículo 26 de la Ley sobre Facultades, Normas y Organización del Indecopi, aprobada por Decreto Legislativo 807, presenten sus descargos sobre la imputación de cargos realizada en un plazo no mayor a cinco (5) días hábiles contado a partir del día siguiente de la notificación de la presente resolución, vencido el cual, el Secretario Técnico declarará en rebeldía a los denunciados que no lo hubieran presentado. Debe precisarse que de conformidad con lo establecido por el artículo 223 del Texto Único Ordenado de la Ley 27444, Ley del Procedimiento Administrativo General, las alegaciones y los hechos relevantes de la reclamación, salvo que hayan sido específicamente negadas en la contestación, se tendrán por aceptadas o merituadas como ciertas.</w:t>
       </w:r>
     </w:p>
     <w:p ns2:paraId="2F1C55D7" ns2:textId="77777777">

--- a/plantillas_maestras/01_seguro_vehicular/falta_atencion_o_demora_reclamo/2_o_mas_ddos_varios/varon/TPL_2064_2025_SEGURO_VEHICULAR_FALTA_ATENCION_O_DEMORA_RECLAMO_ASEGURADORA_VARON_R2.docx
+++ b/plantillas_maestras/01_seguro_vehicular/falta_atencion_o_demora_reclamo/2_o_mas_ddos_varios/varon/TPL_2064_2025_SEGURO_VEHICULAR_FALTA_ATENCION_O_DEMORA_RECLAMO_ASEGURADORA_VARON_R2.docx
@@ -535,7 +535,7 @@
           <w:lang w:eastAsia="es-PE"/>
           <ns2:ligatures ns2:val="none"/>
         </w:rPr>
-        <w:t>24</w:t>
+        <w:t xml:space="preserve">24 de octubre de 2025</w:t>
       </w:r>
       <w:r>
         <w:rPr>
@@ -546,7 +546,7 @@
           <w:lang w:eastAsia="es-PE"/>
           <ns2:ligatures ns2:val="none"/>
         </w:rPr>
-        <w:t xml:space="preserve"> de </w:t>
+        <w:t xml:space="preserve"/>
       </w:r>
       <w:r>
         <w:rPr>
@@ -557,7 +557,7 @@
           <w:lang w:eastAsia="es-PE"/>
           <ns2:ligatures ns2:val="none"/>
         </w:rPr>
-        <w:t xml:space="preserve">octubre </w:t>
+        <w:t xml:space="preserve"/>
       </w:r>
       <w:r>
         <w:rPr>
@@ -568,7 +568,7 @@
           <w:lang w:eastAsia="es-PE"/>
           <ns2:ligatures ns2:val="none"/>
         </w:rPr>
-        <w:t>de 2025</w:t>
+        <w:t xml:space="preserve"/>
       </w:r>
     </w:p>
     <w:p ns2:paraId="1EF3C256" ns2:textId="77777777">
@@ -9648,7 +9648,7 @@
           <w:sz w:val="16"/>
           <w:szCs w:val="16"/>
         </w:rPr>
-        <w:t xml:space="preserve">Comisión mediante MEMORANDUM 002163-2025-CC2/INDECOPI de fecha 26 de agosto del 2025, </w:t>
+        <w:t xml:space="preserve">Comisión mediante MEMORANDUM 002163-2025-CC2/INDECOPI de fecha 26 de agosto de 2025, </w:t>
       </w:r>
       <w:proofErr w:type="spellStart"/>
       <w:r>
@@ -9657,7 +9657,7 @@
           <w:sz w:val="16"/>
           <w:szCs w:val="16"/>
         </w:rPr>
-        <w:t>recepcionada</w:t>
+        <w:t xml:space="preserve">recibida</w:t>
       </w:r>
       <w:proofErr w:type="spellEnd"/>
       <w:r>
@@ -9666,7 +9666,7 @@
           <w:sz w:val="16"/>
           <w:szCs w:val="16"/>
         </w:rPr>
-        <w:t xml:space="preserve"> el 27 de agosto del 2025</w:t>
+        <w:t xml:space="preserve"> el 27 de agosto de 2025</w:t>
       </w:r>
       <w:r>
         <w:rPr>
@@ -9744,7 +9744,7 @@
           <w:sz w:val="16"/>
           <w:szCs w:val="16"/>
         </w:rPr>
-        <w:t>el 2 de setiembre</w:t>
+        <w:t xml:space="preserve">el 2 de setiembre de 2010</w:t>
       </w:r>
       <w:r>
         <w:rPr>
@@ -9752,7 +9752,7 @@
           <w:sz w:val="16"/>
           <w:szCs w:val="16"/>
         </w:rPr>
-        <w:t xml:space="preserve"> del 2010 en el Diario Oficial El Peruano, vigente desde el 2 de octubre del 2010 y modificado por Decreto Legislativo 1308.</w:t>
+        <w:t xml:space="preserve"> en el Diario Oficial El Peruano, vigente desde el 2 de octubre de 2010 y modificado por Decreto Legislativo 1308.</w:t>
       </w:r>
     </w:p>
     <w:p>

--- a/plantillas_maestras/01_seguro_vehicular/falta_atencion_o_demora_reclamo/2_o_mas_ddos_varios/varon/TPL_2064_2025_SEGURO_VEHICULAR_FALTA_ATENCION_O_DEMORA_RECLAMO_ASEGURADORA_VARON_R2.docx
+++ b/plantillas_maestras/01_seguro_vehicular/falta_atencion_o_demora_reclamo/2_o_mas_ddos_varios/varon/TPL_2064_2025_SEGURO_VEHICULAR_FALTA_ATENCION_O_DEMORA_RECLAMO_ASEGURADORA_VARON_R2.docx
@@ -1,8 +1,8 @@
 
 <file path=word/document.xml><?xml version="1.0" encoding="utf-8"?>
-<w:document xmlns:ns1="http://schemas.openxmlformats.org/markup-compatibility/2006" xmlns:ns2="http://schemas.microsoft.com/office/word/2010/wordml" xmlns:ns3="http://schemas.openxmlformats.org/officeDocument/2006/relationships" xmlns:w="http://schemas.openxmlformats.org/wordprocessingml/2006/main" ns1:Ignorable="w14 w15 w16se w16cid w16 w16cex w16sdtdh w16sdtfl w16du wp14">
+<w:document xmlns:mc="http://schemas.openxmlformats.org/markup-compatibility/2006" xmlns:r="http://schemas.openxmlformats.org/officeDocument/2006/relationships" xmlns:w="http://schemas.openxmlformats.org/wordprocessingml/2006/main" xmlns:w14="http://schemas.microsoft.com/office/word/2010/wordml" xmlns:w15="http://schemas.microsoft.com/office/word/2012/wordml" xmlns:w16="http://schemas.microsoft.com/office/word/2018/wordml" xmlns:w16cex="http://schemas.microsoft.com/office/word/2018/wordml/cex" xmlns:w16cid="http://schemas.microsoft.com/office/word/2016/wordml/cid" xmlns:w16du="http://schemas.microsoft.com/office/word/2023/wordml/word16du" xmlns:w16sdtdh="http://schemas.microsoft.com/office/word/2020/wordml/sdtdatahash" xmlns:w16se="http://schemas.microsoft.com/office/word/2015/wordml/symex" xmlns:wp14="http://schemas.microsoft.com/office/word/2010/wordprocessingDrawing" mc:Ignorable="w14 w15 w16se w16cid w16 w16cex w16sdtdh w16du wp14">
   <w:body>
-    <w:p ns2:paraId="4D92E425" ns2:textId="7D1B3D66">
+    <w:p>
       <w:pPr>
         <w:tabs>
           <w:tab w:val="left" w:pos="1701"/>
@@ -14,7 +14,7 @@
           <w:color w:val="000000"/>
           <w:kern w:val="0"/>
           <w:lang w:eastAsia="es-PE"/>
-          <ns2:ligatures ns2:val="none"/>
+          <w14:ligatures w14:val="none"/>
         </w:rPr>
       </w:pPr>
       <w:bookmarkStart w:id="0" w:name="_Hlk80343540"/>
@@ -25,7 +25,7 @@
           <w:color w:val="000000"/>
           <w:kern w:val="0"/>
           <w:lang w:eastAsia="es-PE"/>
-          <ns2:ligatures ns2:val="none"/>
+          <w14:ligatures w14:val="none"/>
         </w:rPr>
         <w:t xml:space="preserve">EXPEDIENTE </w:t>
       </w:r>
@@ -36,7 +36,7 @@
           <w:color w:val="000000"/>
           <w:kern w:val="0"/>
           <w:lang w:eastAsia="es-PE"/>
-          <ns2:ligatures ns2:val="none"/>
+          <w14:ligatures w14:val="none"/>
         </w:rPr>
         <w:tab/>
         <w:t>:</w:t>
@@ -48,7 +48,7 @@
           <w:color w:val="000000"/>
           <w:kern w:val="0"/>
           <w:lang w:eastAsia="es-PE"/>
-          <ns2:ligatures ns2:val="none"/>
+          <w14:ligatures w14:val="none"/>
         </w:rPr>
         <w:tab/>
       </w:r>
@@ -61,12 +61,12 @@
           <w:kern w:val="0"/>
           <w:shd w:val="clear" w:color="auto" w:fill="FFFFFF"/>
           <w:lang w:eastAsia="es-PE"/>
-          <ns2:ligatures ns2:val="none"/>
+          <w14:ligatures w14:val="none"/>
         </w:rPr>
         <w:t>2064-2025/CC1</w:t>
       </w:r>
     </w:p>
-    <w:p ns2:paraId="174737B6" ns2:textId="3D9C0C1B">
+    <w:p>
       <w:pPr>
         <w:tabs>
           <w:tab w:val="left" w:pos="1701"/>
@@ -81,7 +81,7 @@
           <w:color w:val="000000"/>
           <w:kern w:val="0"/>
           <w:lang w:eastAsia="es-PE"/>
-          <ns2:ligatures ns2:val="none"/>
+          <w14:ligatures w14:val="none"/>
         </w:rPr>
       </w:pPr>
       <w:r>
@@ -91,79 +91,16 @@
           <w:color w:val="000000"/>
           <w:kern w:val="0"/>
           <w:lang w:eastAsia="es-PE"/>
-          <ns2:ligatures ns2:val="none"/>
-        </w:rPr>
-        <w:t xml:space="preserve">DENUNCIANTE:[DENUNCIANTE] (SEÑOR [APELLIDO])</w:t>
-      </w:r>
-      <w:r>
-        <w:rPr>
-          <w:rFonts w:ascii="Arial Narrow" w:eastAsia="Arial Narrow" w:hAnsi="Arial Narrow" w:cs="Arial Narrow"/>
-          <w:b/>
-          <w:color w:val="000000"/>
-          <w:kern w:val="0"/>
-          <w:lang w:eastAsia="es-PE"/>
-          <ns2:ligatures ns2:val="none"/>
-        </w:rPr>
+          <w14:ligatures w14:val="none"/>
+        </w:rPr>
+        <w:t>DENUNCIANTE</w:t>
         <w:tab/>
-        <w:t/>
-      </w:r>
-      <w:r>
-        <w:rPr>
-          <w:rFonts w:ascii="Arial Narrow" w:eastAsia="Arial Narrow" w:hAnsi="Arial Narrow" w:cs="Arial Narrow"/>
-          <w:b/>
-          <w:color w:val="000000"/>
-          <w:kern w:val="0"/>
-          <w:lang w:eastAsia="es-PE"/>
-          <ns2:ligatures ns2:val="none"/>
-        </w:rPr>
+        <w:t>:</w:t>
         <w:tab/>
-      </w:r>
-      <w:r>
-        <w:rPr>
-          <w:rFonts w:ascii="Arial Narrow" w:eastAsia="Arial Narrow" w:hAnsi="Arial Narrow" w:cs="Arial Narrow"/>
-          <w:b/>
-          <w:color w:val="000000"/>
-          <w:kern w:val="0"/>
-          <w:lang w:eastAsia="es-PE"/>
-          <ns2:ligatures ns2:val="none"/>
-        </w:rPr>
-        <w:t xml:space="preserve"/>
-      </w:r>
-      <w:r>
-        <w:rPr>
-          <w:rFonts w:ascii="Arial Narrow" w:eastAsia="Arial Narrow" w:hAnsi="Arial Narrow" w:cs="Arial Narrow"/>
-          <w:b/>
-          <w:color w:val="000000"/>
-          <w:kern w:val="0"/>
-          <w:lang w:eastAsia="es-PE"/>
-          <ns2:ligatures ns2:val="none"/>
-        </w:rPr>
-        <w:t xml:space="preserve"/>
-      </w:r>
-      <w:r>
-        <w:rPr>
-          <w:rFonts w:ascii="Arial Narrow" w:eastAsia="Arial Narrow" w:hAnsi="Arial Narrow" w:cs="Arial Narrow"/>
-          <w:b/>
-          <w:color w:val="000000"/>
-          <w:kern w:val="0"/>
-          <w:lang w:eastAsia="es-PE"/>
-          <ns2:ligatures ns2:val="none"/>
-        </w:rPr>
-        <w:t/>
-      </w:r>
-      <w:r>
-        <w:rPr>
-          <w:rFonts w:ascii="Arial Narrow" w:eastAsia="Arial Narrow" w:hAnsi="Arial Narrow" w:cs="Arial Narrow"/>
-          <w:b/>
-          <w:color w:val="000000"/>
-          <w:kern w:val="0"/>
-          <w:lang w:eastAsia="es-PE"/>
-          <ns2:ligatures ns2:val="none"/>
-        </w:rPr>
-        <w:t/>
-      </w:r>
-    </w:p>
-    <w:p ns2:paraId="4D23E5DF" ns2:textId="4B93807D">
+        <w:t xml:space="preserve">[DENUNCIANTE] (SEÑOR [APELLIDO])</w:t>
+      </w:r>
+    </w:p>
+    <w:p>
       <w:pPr>
         <w:tabs>
           <w:tab w:val="left" w:pos="1701"/>
@@ -178,7 +115,7 @@
           <w:color w:val="000000"/>
           <w:kern w:val="0"/>
           <w:lang w:eastAsia="es-PE"/>
-          <ns2:ligatures ns2:val="none"/>
+          <w14:ligatures w14:val="none"/>
         </w:rPr>
       </w:pPr>
       <w:r>
@@ -188,7 +125,7 @@
           <w:color w:val="000000"/>
           <w:kern w:val="0"/>
           <w:lang w:eastAsia="es-PE"/>
-          <ns2:ligatures ns2:val="none"/>
+          <w14:ligatures w14:val="none"/>
         </w:rPr>
         <w:t>DENUNCIADOS</w:t>
       </w:r>
@@ -199,7 +136,7 @@
           <w:color w:val="000000"/>
           <w:kern w:val="0"/>
           <w:lang w:eastAsia="es-PE"/>
-          <ns2:ligatures ns2:val="none"/>
+          <w14:ligatures w14:val="none"/>
         </w:rPr>
         <w:tab/>
         <w:t>:</w:t>
@@ -211,7 +148,7 @@
           <w:color w:val="000000"/>
           <w:kern w:val="0"/>
           <w:lang w:eastAsia="es-PE"/>
-          <ns2:ligatures ns2:val="none"/>
+          <w14:ligatures w14:val="none"/>
         </w:rPr>
         <w:tab/>
       </w:r>
@@ -222,7 +159,7 @@
           <w:color w:val="000000"/>
           <w:kern w:val="0"/>
           <w:lang w:eastAsia="es-PE"/>
-          <ns2:ligatures ns2:val="none"/>
+          <w14:ligatures w14:val="none"/>
         </w:rPr>
         <w:t>PACÍFICO COMPAÑÍA DE SEGUROS Y REASEGUROS S.A. (PACÍFICO</w:t>
       </w:r>
@@ -233,7 +170,7 @@
           <w:color w:val="000000"/>
           <w:kern w:val="0"/>
           <w:lang w:eastAsia="es-PE"/>
-          <ns2:ligatures ns2:val="none"/>
+          <w14:ligatures w14:val="none"/>
         </w:rPr>
         <w:t>)</w:t>
       </w:r>
@@ -244,7 +181,7 @@
           <w:color w:val="000000"/>
           <w:kern w:val="0"/>
           <w:lang w:eastAsia="es-PE"/>
-          <ns2:ligatures ns2:val="none"/>
+          <w14:ligatures w14:val="none"/>
         </w:rPr>
         <w:t xml:space="preserve"> </w:t>
       </w:r>
@@ -255,7 +192,7 @@
           <w:color w:val="000000"/>
           <w:kern w:val="0"/>
           <w:lang w:eastAsia="es-PE"/>
-          <ns2:ligatures ns2:val="none"/>
+          <w14:ligatures w14:val="none"/>
         </w:rPr>
         <w:t>PANA AUTOS S.A.C.</w:t>
       </w:r>
@@ -266,7 +203,7 @@
           <w:color w:val="000000"/>
           <w:kern w:val="0"/>
           <w:lang w:eastAsia="es-PE"/>
-          <ns2:ligatures ns2:val="none"/>
+          <w14:ligatures w14:val="none"/>
         </w:rPr>
         <w:t xml:space="preserve"> (</w:t>
       </w:r>
@@ -277,7 +214,7 @@
           <w:color w:val="000000"/>
           <w:kern w:val="0"/>
           <w:lang w:eastAsia="es-PE"/>
-          <ns2:ligatures ns2:val="none"/>
+          <w14:ligatures w14:val="none"/>
         </w:rPr>
         <w:t>PANA AUTOS</w:t>
       </w:r>
@@ -288,12 +225,12 @@
           <w:color w:val="000000"/>
           <w:kern w:val="0"/>
           <w:lang w:eastAsia="es-PE"/>
-          <ns2:ligatures ns2:val="none"/>
+          <w14:ligatures w14:val="none"/>
         </w:rPr>
         <w:t>)</w:t>
       </w:r>
     </w:p>
-    <w:p ns2:paraId="11ED095B" ns2:textId="1221612C">
+    <w:p>
       <w:pPr>
         <w:tabs>
           <w:tab w:val="left" w:pos="1701"/>
@@ -308,7 +245,7 @@
           <w:color w:val="000000"/>
           <w:kern w:val="0"/>
           <w:lang w:eastAsia="es-PE"/>
-          <ns2:ligatures ns2:val="none"/>
+          <w14:ligatures w14:val="none"/>
         </w:rPr>
       </w:pPr>
       <w:r>
@@ -318,7 +255,7 @@
           <w:color w:val="000000"/>
           <w:kern w:val="0"/>
           <w:lang w:eastAsia="es-PE"/>
-          <ns2:ligatures ns2:val="none"/>
+          <w14:ligatures w14:val="none"/>
         </w:rPr>
         <w:tab/>
       </w:r>
@@ -329,13 +266,13 @@
           <w:color w:val="000000"/>
           <w:kern w:val="0"/>
           <w:lang w:eastAsia="es-PE"/>
-          <ns2:ligatures ns2:val="none"/>
+          <w14:ligatures w14:val="none"/>
         </w:rPr>
         <w:tab/>
         <w:t>HONDA DEL PERÚ S.A. (HONDA)</w:t>
       </w:r>
     </w:p>
-    <w:p ns2:paraId="753670C1" ns2:textId="77777777">
+    <w:p>
       <w:pPr>
         <w:tabs>
           <w:tab w:val="left" w:pos="1701"/>
@@ -350,7 +287,7 @@
           <w:color w:val="000000"/>
           <w:kern w:val="0"/>
           <w:lang w:eastAsia="es-PE"/>
-          <ns2:ligatures ns2:val="none"/>
+          <w14:ligatures w14:val="none"/>
         </w:rPr>
       </w:pPr>
       <w:r>
@@ -360,7 +297,7 @@
           <w:color w:val="000000"/>
           <w:kern w:val="0"/>
           <w:lang w:eastAsia="es-PE"/>
-          <ns2:ligatures ns2:val="none"/>
+          <w14:ligatures w14:val="none"/>
         </w:rPr>
         <w:t>MATERIAS</w:t>
       </w:r>
@@ -371,7 +308,7 @@
           <w:color w:val="000000"/>
           <w:kern w:val="0"/>
           <w:lang w:eastAsia="es-PE"/>
-          <ns2:ligatures ns2:val="none"/>
+          <w14:ligatures w14:val="none"/>
         </w:rPr>
         <w:tab/>
         <w:t xml:space="preserve">: </w:t>
@@ -383,13 +320,13 @@
           <w:color w:val="000000"/>
           <w:kern w:val="0"/>
           <w:lang w:eastAsia="es-PE"/>
-          <ns2:ligatures ns2:val="none"/>
+          <w14:ligatures w14:val="none"/>
         </w:rPr>
         <w:tab/>
         <w:t>ADMISIÓN A TRÁMITE</w:t>
       </w:r>
     </w:p>
-    <w:p ns2:paraId="449086A9" ns2:textId="77777777">
+    <w:p>
       <w:pPr>
         <w:tabs>
           <w:tab w:val="left" w:pos="1701"/>
@@ -404,7 +341,7 @@
           <w:color w:val="000000"/>
           <w:kern w:val="0"/>
           <w:lang w:eastAsia="es-PE"/>
-          <ns2:ligatures ns2:val="none"/>
+          <w14:ligatures w14:val="none"/>
         </w:rPr>
       </w:pPr>
       <w:r>
@@ -414,12 +351,12 @@
           <w:color w:val="000000"/>
           <w:kern w:val="0"/>
           <w:lang w:eastAsia="es-PE"/>
-          <ns2:ligatures ns2:val="none"/>
+          <w14:ligatures w14:val="none"/>
         </w:rPr>
         <w:t xml:space="preserve">REQUERIMIENTO DE INFORMACIÓN </w:t>
       </w:r>
     </w:p>
-    <w:p ns2:paraId="778AE69F" ns2:textId="10C3E9A2">
+    <w:p>
       <w:pPr>
         <w:tabs>
           <w:tab w:val="left" w:pos="1701"/>
@@ -433,7 +370,7 @@
           <w:color w:val="000000"/>
           <w:kern w:val="0"/>
           <w:lang w:eastAsia="es-PE"/>
-          <ns2:ligatures ns2:val="none"/>
+          <w14:ligatures w14:val="none"/>
         </w:rPr>
       </w:pPr>
       <w:r>
@@ -443,7 +380,7 @@
           <w:color w:val="000000"/>
           <w:kern w:val="0"/>
           <w:lang w:eastAsia="es-PE"/>
-          <ns2:ligatures ns2:val="none"/>
+          <w14:ligatures w14:val="none"/>
         </w:rPr>
         <w:t xml:space="preserve">RESOLUCIÓN </w:t>
       </w:r>
@@ -454,7 +391,7 @@
           <w:color w:val="000000"/>
           <w:kern w:val="0"/>
           <w:lang w:eastAsia="es-PE"/>
-          <ns2:ligatures ns2:val="none"/>
+          <w14:ligatures w14:val="none"/>
         </w:rPr>
         <w:tab/>
         <w:t>:</w:t>
@@ -466,7 +403,7 @@
           <w:color w:val="000000"/>
           <w:kern w:val="0"/>
           <w:lang w:eastAsia="es-PE"/>
-          <ns2:ligatures ns2:val="none"/>
+          <w14:ligatures w14:val="none"/>
         </w:rPr>
         <w:tab/>
       </w:r>
@@ -477,12 +414,12 @@
           <w:color w:val="000000"/>
           <w:kern w:val="0"/>
           <w:lang w:eastAsia="es-PE"/>
-          <ns2:ligatures ns2:val="none"/>
+          <w14:ligatures w14:val="none"/>
         </w:rPr>
         <w:t>2</w:t>
       </w:r>
     </w:p>
-    <w:p ns2:paraId="26BE4AD0" ns2:textId="77777777">
+    <w:p>
       <w:pPr>
         <w:tabs>
           <w:tab w:val="left" w:pos="1014"/>
@@ -495,11 +432,11 @@
           <w:kern w:val="0"/>
           <w:shd w:val="clear" w:color="auto" w:fill="FFFFFF"/>
           <w:lang w:eastAsia="es-PE"/>
-          <ns2:ligatures ns2:val="none"/>
-        </w:rPr>
-      </w:pPr>
-    </w:p>
-    <w:p ns2:paraId="6D48DA83" ns2:textId="7EE8C65A">
+          <w14:ligatures w14:val="none"/>
+        </w:rPr>
+      </w:pPr>
+    </w:p>
+    <w:p>
       <w:pPr>
         <w:tabs>
           <w:tab w:val="left" w:pos="1014"/>
@@ -512,7 +449,7 @@
           <w:kern w:val="0"/>
           <w:shd w:val="clear" w:color="auto" w:fill="FFFFFF"/>
           <w:lang w:eastAsia="es-PE"/>
-          <ns2:ligatures ns2:val="none"/>
+          <w14:ligatures w14:val="none"/>
         </w:rPr>
       </w:pPr>
       <w:r>
@@ -522,7 +459,7 @@
           <w:kern w:val="0"/>
           <w:shd w:val="clear" w:color="auto" w:fill="FFFFFF"/>
           <w:lang w:eastAsia="es-PE"/>
-          <ns2:ligatures ns2:val="none"/>
+          <w14:ligatures w14:val="none"/>
         </w:rPr>
         <w:t xml:space="preserve">Lima, </w:t>
       </w:r>
@@ -533,7 +470,7 @@
           <w:kern w:val="0"/>
           <w:shd w:val="clear" w:color="auto" w:fill="FFFFFF"/>
           <w:lang w:eastAsia="es-PE"/>
-          <ns2:ligatures ns2:val="none"/>
+          <w14:ligatures w14:val="none"/>
         </w:rPr>
         <w:t xml:space="preserve">24 de octubre de 2025</w:t>
       </w:r>
@@ -544,7 +481,7 @@
           <w:kern w:val="0"/>
           <w:shd w:val="clear" w:color="auto" w:fill="FFFFFF"/>
           <w:lang w:eastAsia="es-PE"/>
-          <ns2:ligatures ns2:val="none"/>
+          <w14:ligatures w14:val="none"/>
         </w:rPr>
         <w:t xml:space="preserve"/>
       </w:r>
@@ -555,7 +492,7 @@
           <w:kern w:val="0"/>
           <w:shd w:val="clear" w:color="auto" w:fill="FFFFFF"/>
           <w:lang w:eastAsia="es-PE"/>
-          <ns2:ligatures ns2:val="none"/>
+          <w14:ligatures w14:val="none"/>
         </w:rPr>
         <w:t xml:space="preserve"/>
       </w:r>
@@ -566,12 +503,12 @@
           <w:kern w:val="0"/>
           <w:shd w:val="clear" w:color="auto" w:fill="FFFFFF"/>
           <w:lang w:eastAsia="es-PE"/>
-          <ns2:ligatures ns2:val="none"/>
+          <w14:ligatures w14:val="none"/>
         </w:rPr>
         <w:t xml:space="preserve"/>
       </w:r>
     </w:p>
-    <w:p ns2:paraId="1EF3C256" ns2:textId="77777777">
+    <w:p>
       <w:pPr>
         <w:tabs>
           <w:tab w:val="left" w:pos="1014"/>
@@ -583,11 +520,11 @@
           <w:color w:val="000000"/>
           <w:kern w:val="0"/>
           <w:lang w:eastAsia="es-PE"/>
-          <ns2:ligatures ns2:val="none"/>
-        </w:rPr>
-      </w:pPr>
-    </w:p>
-    <w:p ns2:paraId="087322B4" ns2:textId="77777777">
+          <w14:ligatures w14:val="none"/>
+        </w:rPr>
+      </w:pPr>
+    </w:p>
+    <w:p>
       <w:pPr>
         <w:numPr>
           <w:ilvl w:val="0"/>
@@ -601,7 +538,7 @@
           <w:color w:val="000000"/>
           <w:kern w:val="0"/>
           <w:lang w:eastAsia="es-PE"/>
-          <ns2:ligatures ns2:val="none"/>
+          <w14:ligatures w14:val="none"/>
         </w:rPr>
       </w:pPr>
       <w:r>
@@ -611,12 +548,12 @@
           <w:color w:val="000000"/>
           <w:kern w:val="0"/>
           <w:lang w:eastAsia="es-PE"/>
-          <ns2:ligatures ns2:val="none"/>
+          <w14:ligatures w14:val="none"/>
         </w:rPr>
         <w:t xml:space="preserve">HECHOS </w:t>
       </w:r>
     </w:p>
-    <w:p ns2:paraId="4407157A" ns2:textId="77777777">
+    <w:p>
       <w:pPr>
         <w:spacing w:after="0" w:line="240" w:lineRule="auto"/>
         <w:jc w:val="both"/>
@@ -625,11 +562,11 @@
           <w:color w:val="000000"/>
           <w:kern w:val="0"/>
           <w:lang w:eastAsia="es-PE"/>
-          <ns2:ligatures ns2:val="none"/>
-        </w:rPr>
-      </w:pPr>
-    </w:p>
-    <w:p ns2:paraId="5ECFCB1A" ns2:textId="00A5619E">
+          <w14:ligatures w14:val="none"/>
+        </w:rPr>
+      </w:pPr>
+    </w:p>
+    <w:p>
       <w:pPr>
         <w:numPr>
           <w:ilvl w:val="1"/>
@@ -643,7 +580,7 @@
           <w:color w:val="000000"/>
           <w:kern w:val="0"/>
           <w:lang w:val="es-ES" w:eastAsia="es-ES"/>
-          <ns2:ligatures ns2:val="none"/>
+          <w14:ligatures w14:val="none"/>
         </w:rPr>
       </w:pPr>
       <w:r>
@@ -652,7 +589,7 @@
           <w:color w:val="000000"/>
           <w:kern w:val="0"/>
           <w:lang w:val="es-ES" w:eastAsia="es-ES"/>
-          <ns2:ligatures ns2:val="none"/>
+          <w14:ligatures w14:val="none"/>
         </w:rPr>
         <w:t xml:space="preserve">Mediante la denuncia del 16 de abril de 2025, subsanada mediante escrito del 21 de octubre de 2025, el señor [APELLIDO] denunció a Pacífico, Pana Autos, y Honda por presuntas infracciones a la Ley 29571, Código de Protección y Defensa del Consumidor (en adelante, Código), señalando lo siguiente:</w:t>
       </w:r>
@@ -662,7 +599,7 @@
           <w:color w:val="000000"/>
           <w:kern w:val="0"/>
           <w:lang w:val="es-ES" w:eastAsia="es-ES"/>
-          <ns2:ligatures ns2:val="none"/>
+          <w14:ligatures w14:val="none"/>
         </w:rPr>
         <w:t/>
       </w:r>
@@ -674,7 +611,7 @@
           <w:kern w:val="0"/>
           <w:vertAlign w:val="superscript"/>
           <w:lang w:val="es-ES" w:eastAsia="es-ES"/>
-          <ns2:ligatures ns2:val="none"/>
+          <w14:ligatures w14:val="none"/>
         </w:rPr>
         <w:footnoteReference w:id="1"/>
       </w:r>
@@ -684,7 +621,7 @@
           <w:color w:val="000000"/>
           <w:kern w:val="0"/>
           <w:lang w:val="es-ES" w:eastAsia="es-ES"/>
-          <ns2:ligatures ns2:val="none"/>
+          <w14:ligatures w14:val="none"/>
         </w:rPr>
         <w:t xml:space="preserve"/>
       </w:r>
@@ -694,7 +631,7 @@
           <w:color w:val="000000"/>
           <w:kern w:val="0"/>
           <w:lang w:val="es-ES" w:eastAsia="es-ES"/>
-          <ns2:ligatures ns2:val="none"/>
+          <w14:ligatures w14:val="none"/>
         </w:rPr>
         <w:t/>
       </w:r>
@@ -702,7 +639,7 @@
         <w:rPr>
           <w:rFonts w:ascii="Arial Narrow" w:eastAsia="Calibri" w:hAnsi="Arial Narrow" w:cs="Arial"/>
           <w:kern w:val="0"/>
-          <ns2:ligatures ns2:val="none"/>
+          <w14:ligatures w14:val="none"/>
         </w:rPr>
         <w:t xml:space="preserve"/>
       </w:r>
@@ -710,7 +647,7 @@
         <w:rPr>
           <w:rFonts w:ascii="Arial Narrow" w:eastAsia="Calibri" w:hAnsi="Arial Narrow" w:cs="Arial"/>
           <w:kern w:val="0"/>
-          <ns2:ligatures ns2:val="none"/>
+          <w14:ligatures w14:val="none"/>
         </w:rPr>
         <w:t xml:space="preserve"/>
       </w:r>
@@ -718,7 +655,7 @@
         <w:rPr>
           <w:rFonts w:ascii="Arial Narrow" w:eastAsia="Calibri" w:hAnsi="Arial Narrow" w:cs="Arial"/>
           <w:kern w:val="0"/>
-          <ns2:ligatures ns2:val="none"/>
+          <w14:ligatures w14:val="none"/>
         </w:rPr>
         <w:t/>
       </w:r>
@@ -728,7 +665,7 @@
           <w:color w:val="000000"/>
           <w:kern w:val="0"/>
           <w:lang w:val="es-ES" w:eastAsia="es-ES"/>
-          <ns2:ligatures ns2:val="none"/>
+          <w14:ligatures w14:val="none"/>
         </w:rPr>
         <w:t xml:space="preserve"/>
       </w:r>
@@ -738,7 +675,7 @@
           <w:color w:val="000000"/>
           <w:kern w:val="0"/>
           <w:lang w:val="es-ES" w:eastAsia="es-ES"/>
-          <ns2:ligatures ns2:val="none"/>
+          <w14:ligatures w14:val="none"/>
         </w:rPr>
         <w:t xml:space="preserve"/>
       </w:r>
@@ -748,7 +685,7 @@
           <w:color w:val="000000"/>
           <w:kern w:val="0"/>
           <w:lang w:val="es-ES" w:eastAsia="es-ES"/>
-          <ns2:ligatures ns2:val="none"/>
+          <w14:ligatures w14:val="none"/>
         </w:rPr>
         <w:t xml:space="preserve"/>
       </w:r>
@@ -758,7 +695,7 @@
           <w:color w:val="000000"/>
           <w:kern w:val="0"/>
           <w:lang w:val="es-ES" w:eastAsia="es-ES"/>
-          <ns2:ligatures ns2:val="none"/>
+          <w14:ligatures w14:val="none"/>
         </w:rPr>
         <w:t xml:space="preserve"/>
       </w:r>
@@ -768,7 +705,7 @@
           <w:color w:val="000000"/>
           <w:kern w:val="0"/>
           <w:lang w:val="es-ES" w:eastAsia="es-ES"/>
-          <ns2:ligatures ns2:val="none"/>
+          <w14:ligatures w14:val="none"/>
         </w:rPr>
         <w:t/>
       </w:r>
@@ -780,7 +717,7 @@
           <w:kern w:val="0"/>
           <w:vertAlign w:val="superscript"/>
           <w:lang w:val="es-ES" w:eastAsia="es-ES"/>
-          <ns2:ligatures ns2:val="none"/>
+          <w14:ligatures w14:val="none"/>
         </w:rPr>
         <w:footnoteReference w:id="2"/>
       </w:r>
@@ -790,7 +727,7 @@
           <w:color w:val="000000"/>
           <w:kern w:val="0"/>
           <w:lang w:val="es-ES" w:eastAsia="es-ES"/>
-          <ns2:ligatures ns2:val="none"/>
+          <w14:ligatures w14:val="none"/>
         </w:rPr>
         <w:t xml:space="preserve"/>
       </w:r>
@@ -801,12 +738,12 @@
           <w:color w:val="000000"/>
           <w:kern w:val="0"/>
           <w:lang w:val="es-ES" w:eastAsia="es-ES"/>
-          <ns2:ligatures ns2:val="none"/>
+          <w14:ligatures w14:val="none"/>
         </w:rPr>
         <w:t/>
       </w:r>
     </w:p>
-    <w:p ns2:paraId="64AF7FDB" ns2:textId="77777777">
+    <w:p>
       <w:pPr>
         <w:tabs>
           <w:tab w:val="left" w:pos="1134"/>
@@ -818,11 +755,11 @@
           <w:color w:val="000000"/>
           <w:kern w:val="0"/>
           <w:lang w:val="es-ES" w:eastAsia="es-ES"/>
-          <ns2:ligatures ns2:val="none"/>
-        </w:rPr>
-      </w:pPr>
-    </w:p>
-    <w:p ns2:paraId="49EC1D2C" ns2:textId="05DF2EA5">
+          <w14:ligatures w14:val="none"/>
+        </w:rPr>
+      </w:pPr>
+    </w:p>
+    <w:p>
       <w:pPr>
         <w:pStyle w:val="Prrafodelista"/>
         <w:numPr>
@@ -840,7 +777,7 @@
           <w:color w:val="000000"/>
           <w:kern w:val="0"/>
           <w:lang w:eastAsia="es-ES"/>
-          <ns2:ligatures ns2:val="none"/>
+          <w14:ligatures w14:val="none"/>
         </w:rPr>
       </w:pPr>
       <w:bookmarkStart w:id="1" w:name="_Hlk212114287"/>
@@ -850,7 +787,7 @@
           <w:color w:val="000000"/>
           <w:kern w:val="0"/>
           <w:lang w:eastAsia="es-ES"/>
-          <ns2:ligatures ns2:val="none"/>
+          <w14:ligatures w14:val="none"/>
         </w:rPr>
         <w:t xml:space="preserve">Con anterioridad al 15 de octubre de 2024, </w:t>
       </w:r>
@@ -860,7 +797,7 @@
           <w:color w:val="000000"/>
           <w:kern w:val="0"/>
           <w:lang w:eastAsia="es-ES"/>
-          <ns2:ligatures ns2:val="none"/>
+          <w14:ligatures w14:val="none"/>
         </w:rPr>
         <w:t>adquirió el</w:t>
       </w:r>
@@ -870,7 +807,7 @@
           <w:color w:val="000000"/>
           <w:kern w:val="0"/>
           <w:lang w:eastAsia="es-ES"/>
-          <ns2:ligatures ns2:val="none"/>
+          <w14:ligatures w14:val="none"/>
         </w:rPr>
         <w:t xml:space="preserve"> Seguro Vehicular – Póliza 1001203953 </w:t>
       </w:r>
@@ -880,7 +817,7 @@
           <w:color w:val="000000"/>
           <w:kern w:val="0"/>
           <w:lang w:eastAsia="es-ES"/>
-          <ns2:ligatures ns2:val="none"/>
+          <w14:ligatures w14:val="none"/>
         </w:rPr>
         <w:t xml:space="preserve">emitido por Pacífico </w:t>
       </w:r>
@@ -890,7 +827,7 @@
           <w:color w:val="000000"/>
           <w:kern w:val="0"/>
           <w:lang w:eastAsia="es-ES"/>
-          <ns2:ligatures ns2:val="none"/>
+          <w14:ligatures w14:val="none"/>
         </w:rPr>
         <w:t xml:space="preserve">(en adelante, Seguro Vehicular), </w:t>
       </w:r>
@@ -900,7 +837,7 @@
           <w:color w:val="000000"/>
           <w:kern w:val="0"/>
           <w:lang w:eastAsia="es-ES"/>
-          <ns2:ligatures ns2:val="none"/>
+          <w14:ligatures w14:val="none"/>
         </w:rPr>
         <w:t>para</w:t>
       </w:r>
@@ -910,7 +847,7 @@
           <w:color w:val="000000"/>
           <w:kern w:val="0"/>
           <w:lang w:eastAsia="es-ES"/>
-          <ns2:ligatures ns2:val="none"/>
+          <w14:ligatures w14:val="none"/>
         </w:rPr>
         <w:t xml:space="preserve"> </w:t>
       </w:r>
@@ -920,7 +857,7 @@
           <w:color w:val="000000"/>
           <w:kern w:val="0"/>
           <w:lang w:eastAsia="es-ES"/>
-          <ns2:ligatures ns2:val="none"/>
+          <w14:ligatures w14:val="none"/>
         </w:rPr>
         <w:t>su</w:t>
       </w:r>
@@ -930,7 +867,7 @@
           <w:color w:val="000000"/>
           <w:kern w:val="0"/>
           <w:lang w:eastAsia="es-ES"/>
-          <ns2:ligatures ns2:val="none"/>
+          <w14:ligatures w14:val="none"/>
         </w:rPr>
         <w:t xml:space="preserve"> vehículo con Placa de Rodaje F1I361</w:t>
       </w:r>
@@ -940,7 +877,7 @@
           <w:color w:val="000000"/>
           <w:kern w:val="0"/>
           <w:lang w:eastAsia="es-ES"/>
-          <ns2:ligatures ns2:val="none"/>
+          <w14:ligatures w14:val="none"/>
         </w:rPr>
         <w:t xml:space="preserve"> (en adelante, vehículo asegurado)</w:t>
       </w:r>
@@ -950,12 +887,12 @@
           <w:color w:val="000000"/>
           <w:kern w:val="0"/>
           <w:lang w:eastAsia="es-ES"/>
-          <ns2:ligatures ns2:val="none"/>
+          <w14:ligatures w14:val="none"/>
         </w:rPr>
         <w:t>.</w:t>
       </w:r>
     </w:p>
-    <w:p ns2:paraId="7B05A924" ns2:textId="77777777">
+    <w:p>
       <w:pPr>
         <w:pStyle w:val="Prrafodelista"/>
         <w:spacing w:after="0" w:line="240" w:lineRule="auto"/>
@@ -966,11 +903,11 @@
           <w:color w:val="000000"/>
           <w:kern w:val="0"/>
           <w:lang w:eastAsia="es-ES"/>
-          <ns2:ligatures ns2:val="none"/>
-        </w:rPr>
-      </w:pPr>
-    </w:p>
-    <w:p ns2:paraId="11B449E4" ns2:textId="6E6E51C2">
+          <w14:ligatures w14:val="none"/>
+        </w:rPr>
+      </w:pPr>
+    </w:p>
+    <w:p>
       <w:pPr>
         <w:pStyle w:val="Prrafodelista"/>
         <w:numPr>
@@ -988,16 +925,16 @@
           <w:color w:val="000000"/>
           <w:kern w:val="0"/>
           <w:lang w:eastAsia="es-ES"/>
-          <ns2:ligatures ns2:val="none"/>
-        </w:rPr>
-      </w:pPr>
-      <w:r>
-        <w:rPr>
-          <w:rFonts w:ascii="Arial Narrow" w:eastAsia="Times New Roman" w:hAnsi="Arial Narrow" w:cs="Arial"/>
-          <w:color w:val="000000"/>
-          <w:kern w:val="0"/>
-          <w:lang w:eastAsia="es-ES"/>
-          <ns2:ligatures ns2:val="none"/>
+          <w14:ligatures w14:val="none"/>
+        </w:rPr>
+      </w:pPr>
+      <w:r>
+        <w:rPr>
+          <w:rFonts w:ascii="Arial Narrow" w:eastAsia="Times New Roman" w:hAnsi="Arial Narrow" w:cs="Arial"/>
+          <w:color w:val="000000"/>
+          <w:kern w:val="0"/>
+          <w:lang w:eastAsia="es-ES"/>
+          <w14:ligatures w14:val="none"/>
         </w:rPr>
         <w:t xml:space="preserve">El </w:t>
       </w:r>
@@ -1007,7 +944,7 @@
           <w:color w:val="000000"/>
           <w:kern w:val="0"/>
           <w:lang w:eastAsia="es-ES"/>
-          <ns2:ligatures ns2:val="none"/>
+          <w14:ligatures w14:val="none"/>
         </w:rPr>
         <w:t xml:space="preserve">14 de octubre de 2024, ocurrió un accidente </w:t>
       </w:r>
@@ -1017,7 +954,7 @@
           <w:color w:val="000000"/>
           <w:kern w:val="0"/>
           <w:lang w:eastAsia="es-ES"/>
-          <ns2:ligatures ns2:val="none"/>
+          <w14:ligatures w14:val="none"/>
         </w:rPr>
         <w:t>en el que se vio involucrado el vehículo asegurado</w:t>
       </w:r>
@@ -1027,12 +964,12 @@
           <w:color w:val="000000"/>
           <w:kern w:val="0"/>
           <w:lang w:eastAsia="es-ES"/>
-          <ns2:ligatures ns2:val="none"/>
+          <w14:ligatures w14:val="none"/>
         </w:rPr>
         <w:t>, Pacífico Compañía le entregó una cartilla de talleres autorizados, señalando que estos habían sido evaluados previamente por la aseguradora. En dicha cartilla, el único taller representante de la marca Honda era Pana Autos.</w:t>
       </w:r>
     </w:p>
-    <w:p ns2:paraId="022808EA" ns2:textId="77777777">
+    <w:p>
       <w:pPr>
         <w:pStyle w:val="Prrafodelista"/>
         <w:spacing w:after="0" w:line="240" w:lineRule="auto"/>
@@ -1043,11 +980,11 @@
           <w:color w:val="000000"/>
           <w:kern w:val="0"/>
           <w:lang w:eastAsia="es-ES"/>
-          <ns2:ligatures ns2:val="none"/>
-        </w:rPr>
-      </w:pPr>
-    </w:p>
-    <w:p ns2:paraId="54EAAA03" ns2:textId="4D3E2B44">
+          <w14:ligatures w14:val="none"/>
+        </w:rPr>
+      </w:pPr>
+    </w:p>
+    <w:p>
       <w:pPr>
         <w:pStyle w:val="Prrafodelista"/>
         <w:numPr>
@@ -1065,16 +1002,16 @@
           <w:color w:val="000000"/>
           <w:kern w:val="0"/>
           <w:lang w:eastAsia="es-ES"/>
-          <ns2:ligatures ns2:val="none"/>
-        </w:rPr>
-      </w:pPr>
-      <w:r>
-        <w:rPr>
-          <w:rFonts w:ascii="Arial Narrow" w:eastAsia="Times New Roman" w:hAnsi="Arial Narrow" w:cs="Arial"/>
-          <w:color w:val="000000"/>
-          <w:kern w:val="0"/>
-          <w:lang w:eastAsia="es-ES"/>
-          <ns2:ligatures ns2:val="none"/>
+          <w14:ligatures w14:val="none"/>
+        </w:rPr>
+      </w:pPr>
+      <w:r>
+        <w:rPr>
+          <w:rFonts w:ascii="Arial Narrow" w:eastAsia="Times New Roman" w:hAnsi="Arial Narrow" w:cs="Arial"/>
+          <w:color w:val="000000"/>
+          <w:kern w:val="0"/>
+          <w:lang w:eastAsia="es-ES"/>
+          <w14:ligatures w14:val="none"/>
         </w:rPr>
         <w:t xml:space="preserve">El 15 de octubre de 2024, ingresó el </w:t>
       </w:r>
@@ -1084,7 +1021,7 @@
           <w:color w:val="000000"/>
           <w:kern w:val="0"/>
           <w:lang w:eastAsia="es-ES"/>
-          <ns2:ligatures ns2:val="none"/>
+          <w14:ligatures w14:val="none"/>
         </w:rPr>
         <w:t xml:space="preserve">vehículo asegurado </w:t>
       </w:r>
@@ -1094,7 +1031,7 @@
           <w:color w:val="000000"/>
           <w:kern w:val="0"/>
           <w:lang w:eastAsia="es-ES"/>
-          <ns2:ligatures ns2:val="none"/>
+          <w14:ligatures w14:val="none"/>
         </w:rPr>
         <w:t>al taller de Pana</w:t>
       </w:r>
@@ -1104,7 +1041,7 @@
           <w:color w:val="000000"/>
           <w:kern w:val="0"/>
           <w:lang w:eastAsia="es-ES"/>
-          <ns2:ligatures ns2:val="none"/>
+          <w14:ligatures w14:val="none"/>
         </w:rPr>
         <w:t xml:space="preserve"> Autos</w:t>
       </w:r>
@@ -1114,12 +1051,12 @@
           <w:color w:val="000000"/>
           <w:kern w:val="0"/>
           <w:lang w:eastAsia="es-ES"/>
-          <ns2:ligatures ns2:val="none"/>
+          <w14:ligatures w14:val="none"/>
         </w:rPr>
         <w:t>.</w:t>
       </w:r>
     </w:p>
-    <w:p ns2:paraId="498906FD" ns2:textId="77777777">
+    <w:p>
       <w:pPr>
         <w:pStyle w:val="Prrafodelista"/>
         <w:spacing w:after="0" w:line="240" w:lineRule="auto"/>
@@ -1130,11 +1067,11 @@
           <w:color w:val="000000"/>
           <w:kern w:val="0"/>
           <w:lang w:eastAsia="es-ES"/>
-          <ns2:ligatures ns2:val="none"/>
-        </w:rPr>
-      </w:pPr>
-    </w:p>
-    <w:p ns2:paraId="28DDF6D9" ns2:textId="60415A1E">
+          <w14:ligatures w14:val="none"/>
+        </w:rPr>
+      </w:pPr>
+    </w:p>
+    <w:p>
       <w:pPr>
         <w:pStyle w:val="Prrafodelista"/>
         <w:numPr>
@@ -1152,16 +1089,16 @@
           <w:color w:val="000000"/>
           <w:kern w:val="0"/>
           <w:lang w:eastAsia="es-ES"/>
-          <ns2:ligatures ns2:val="none"/>
-        </w:rPr>
-      </w:pPr>
-      <w:r>
-        <w:rPr>
-          <w:rFonts w:ascii="Arial Narrow" w:eastAsia="Times New Roman" w:hAnsi="Arial Narrow" w:cs="Arial"/>
-          <w:color w:val="000000"/>
-          <w:kern w:val="0"/>
-          <w:lang w:eastAsia="es-ES"/>
-          <ns2:ligatures ns2:val="none"/>
+          <w14:ligatures w14:val="none"/>
+        </w:rPr>
+      </w:pPr>
+      <w:r>
+        <w:rPr>
+          <w:rFonts w:ascii="Arial Narrow" w:eastAsia="Times New Roman" w:hAnsi="Arial Narrow" w:cs="Arial"/>
+          <w:color w:val="000000"/>
+          <w:kern w:val="0"/>
+          <w:lang w:eastAsia="es-ES"/>
+          <w14:ligatures w14:val="none"/>
         </w:rPr>
         <w:t xml:space="preserve">El 22 de octubre de 2024, </w:t>
       </w:r>
@@ -1171,7 +1108,7 @@
           <w:color w:val="000000"/>
           <w:kern w:val="0"/>
           <w:lang w:eastAsia="es-ES"/>
-          <ns2:ligatures ns2:val="none"/>
+          <w14:ligatures w14:val="none"/>
         </w:rPr>
         <w:t xml:space="preserve">Pacífico </w:t>
       </w:r>
@@ -1181,7 +1118,7 @@
           <w:color w:val="000000"/>
           <w:kern w:val="0"/>
           <w:lang w:eastAsia="es-ES"/>
-          <ns2:ligatures ns2:val="none"/>
+          <w14:ligatures w14:val="none"/>
         </w:rPr>
         <w:t xml:space="preserve">aprobó el </w:t>
       </w:r>
@@ -1191,7 +1128,7 @@
           <w:color w:val="000000"/>
           <w:kern w:val="0"/>
           <w:lang w:eastAsia="es-ES"/>
-          <ns2:ligatures ns2:val="none"/>
+          <w14:ligatures w14:val="none"/>
         </w:rPr>
         <w:t>siniestro vehicular 1001203953</w:t>
       </w:r>
@@ -1201,7 +1138,7 @@
           <w:color w:val="000000"/>
           <w:kern w:val="0"/>
           <w:lang w:eastAsia="es-ES"/>
-          <ns2:ligatures ns2:val="none"/>
+          <w14:ligatures w14:val="none"/>
         </w:rPr>
         <w:t xml:space="preserve"> en atención al accidente del 14 de octubre de 2024</w:t>
       </w:r>
@@ -1211,12 +1148,12 @@
           <w:color w:val="000000"/>
           <w:kern w:val="0"/>
           <w:lang w:eastAsia="es-ES"/>
-          <ns2:ligatures ns2:val="none"/>
+          <w14:ligatures w14:val="none"/>
         </w:rPr>
         <w:t>.</w:t>
       </w:r>
     </w:p>
-    <w:p ns2:paraId="66539BA0" ns2:textId="77777777">
+    <w:p>
       <w:pPr>
         <w:pStyle w:val="Prrafodelista"/>
         <w:spacing w:after="0" w:line="240" w:lineRule="auto"/>
@@ -1227,11 +1164,11 @@
           <w:color w:val="000000"/>
           <w:kern w:val="0"/>
           <w:lang w:eastAsia="es-ES"/>
-          <ns2:ligatures ns2:val="none"/>
-        </w:rPr>
-      </w:pPr>
-    </w:p>
-    <w:p ns2:paraId="30863D31" ns2:textId="579DC8AD">
+          <w14:ligatures w14:val="none"/>
+        </w:rPr>
+      </w:pPr>
+    </w:p>
+    <w:p>
       <w:pPr>
         <w:pStyle w:val="Prrafodelista"/>
         <w:numPr>
@@ -1249,16 +1186,16 @@
           <w:color w:val="000000"/>
           <w:kern w:val="0"/>
           <w:lang w:eastAsia="es-ES"/>
-          <ns2:ligatures ns2:val="none"/>
-        </w:rPr>
-      </w:pPr>
-      <w:r>
-        <w:rPr>
-          <w:rFonts w:ascii="Arial Narrow" w:eastAsia="Times New Roman" w:hAnsi="Arial Narrow" w:cs="Arial"/>
-          <w:color w:val="000000"/>
-          <w:kern w:val="0"/>
-          <w:lang w:eastAsia="es-ES"/>
-          <ns2:ligatures ns2:val="none"/>
+          <w14:ligatures w14:val="none"/>
+        </w:rPr>
+      </w:pPr>
+      <w:r>
+        <w:rPr>
+          <w:rFonts w:ascii="Arial Narrow" w:eastAsia="Times New Roman" w:hAnsi="Arial Narrow" w:cs="Arial"/>
+          <w:color w:val="000000"/>
+          <w:kern w:val="0"/>
+          <w:lang w:eastAsia="es-ES"/>
+          <w14:ligatures w14:val="none"/>
         </w:rPr>
         <w:t xml:space="preserve">El 24 de octubre de 2024, </w:t>
       </w:r>
@@ -1268,7 +1205,7 @@
           <w:color w:val="000000"/>
           <w:kern w:val="0"/>
           <w:lang w:eastAsia="es-ES"/>
-          <ns2:ligatures ns2:val="none"/>
+          <w14:ligatures w14:val="none"/>
         </w:rPr>
         <w:t>dio su aprobación para</w:t>
       </w:r>
@@ -1278,7 +1215,7 @@
           <w:color w:val="000000"/>
           <w:kern w:val="0"/>
           <w:lang w:eastAsia="es-ES"/>
-          <ns2:ligatures ns2:val="none"/>
+          <w14:ligatures w14:val="none"/>
         </w:rPr>
         <w:t xml:space="preserve"> la reparación del </w:t>
       </w:r>
@@ -1288,7 +1225,7 @@
           <w:color w:val="000000"/>
           <w:kern w:val="0"/>
           <w:lang w:eastAsia="es-ES"/>
-          <ns2:ligatures ns2:val="none"/>
+          <w14:ligatures w14:val="none"/>
         </w:rPr>
         <w:t>vehículo asegurado</w:t>
       </w:r>
@@ -1298,7 +1235,7 @@
           <w:color w:val="000000"/>
           <w:kern w:val="0"/>
           <w:lang w:eastAsia="es-ES"/>
-          <ns2:ligatures ns2:val="none"/>
+          <w14:ligatures w14:val="none"/>
         </w:rPr>
         <w:t xml:space="preserve">. Asimismo, </w:t>
       </w:r>
@@ -1308,7 +1245,7 @@
           <w:color w:val="000000"/>
           <w:kern w:val="0"/>
           <w:lang w:eastAsia="es-ES"/>
-          <ns2:ligatures ns2:val="none"/>
+          <w14:ligatures w14:val="none"/>
         </w:rPr>
         <w:t>conforme al correo electrónico remitido por el taller Pana</w:t>
       </w:r>
@@ -1318,7 +1255,7 @@
           <w:color w:val="000000"/>
           <w:kern w:val="0"/>
           <w:lang w:eastAsia="es-ES"/>
-          <ns2:ligatures ns2:val="none"/>
+          <w14:ligatures w14:val="none"/>
         </w:rPr>
         <w:t xml:space="preserve"> Autos</w:t>
       </w:r>
@@ -1328,12 +1265,12 @@
           <w:color w:val="000000"/>
           <w:kern w:val="0"/>
           <w:lang w:eastAsia="es-ES"/>
-          <ns2:ligatures ns2:val="none"/>
+          <w14:ligatures w14:val="none"/>
         </w:rPr>
         <w:t>, en el que se le informó que el tiempo de importación y reparación sería entre 60 y 90 días hábiles, plazo que culminaría el 28 de febrero de 2025.</w:t>
       </w:r>
     </w:p>
-    <w:p ns2:paraId="28E64224" ns2:textId="77777777">
+    <w:p>
       <w:pPr>
         <w:pStyle w:val="Prrafodelista"/>
         <w:spacing w:after="0" w:line="240" w:lineRule="auto"/>
@@ -1344,11 +1281,11 @@
           <w:color w:val="000000"/>
           <w:kern w:val="0"/>
           <w:lang w:eastAsia="es-ES"/>
-          <ns2:ligatures ns2:val="none"/>
-        </w:rPr>
-      </w:pPr>
-    </w:p>
-    <w:p ns2:paraId="2484218B" ns2:textId="785608B8">
+          <w14:ligatures w14:val="none"/>
+        </w:rPr>
+      </w:pPr>
+    </w:p>
+    <w:p>
       <w:pPr>
         <w:pStyle w:val="Prrafodelista"/>
         <w:numPr>
@@ -1366,16 +1303,16 @@
           <w:color w:val="000000"/>
           <w:kern w:val="0"/>
           <w:lang w:eastAsia="es-ES"/>
-          <ns2:ligatures ns2:val="none"/>
-        </w:rPr>
-      </w:pPr>
-      <w:r>
-        <w:rPr>
-          <w:rFonts w:ascii="Arial Narrow" w:eastAsia="Times New Roman" w:hAnsi="Arial Narrow" w:cs="Arial"/>
-          <w:color w:val="000000"/>
-          <w:kern w:val="0"/>
-          <w:lang w:eastAsia="es-ES"/>
-          <ns2:ligatures ns2:val="none"/>
+          <w14:ligatures w14:val="none"/>
+        </w:rPr>
+      </w:pPr>
+      <w:r>
+        <w:rPr>
+          <w:rFonts w:ascii="Arial Narrow" w:eastAsia="Times New Roman" w:hAnsi="Arial Narrow" w:cs="Arial"/>
+          <w:color w:val="000000"/>
+          <w:kern w:val="0"/>
+          <w:lang w:eastAsia="es-ES"/>
+          <w14:ligatures w14:val="none"/>
         </w:rPr>
         <w:t xml:space="preserve">El 16 de enero de 2025, el asesor de servicios de Pana Autos, el señor [APELLIDO] , le informó mediante comunicación vía aplicativo WhatsApp que aún faltaban importar dos repuestos: un trapecio, cuya llegada se esperaba para el 14 de febrero de 2025, y un muñón, cuya llegada estaba prevista para el 7 de marzo de 2025.</w:t>
       </w:r>
@@ -1385,7 +1322,7 @@
           <w:color w:val="000000"/>
           <w:kern w:val="0"/>
           <w:lang w:eastAsia="es-ES"/>
-          <ns2:ligatures ns2:val="none"/>
+          <w14:ligatures w14:val="none"/>
         </w:rPr>
         <w:t xml:space="preserve"/>
       </w:r>
@@ -1395,7 +1332,7 @@
           <w:color w:val="000000"/>
           <w:kern w:val="0"/>
           <w:lang w:eastAsia="es-ES"/>
-          <ns2:ligatures ns2:val="none"/>
+          <w14:ligatures w14:val="none"/>
         </w:rPr>
         <w:t xml:space="preserve"/>
       </w:r>
@@ -1405,7 +1342,7 @@
           <w:color w:val="000000"/>
           <w:kern w:val="0"/>
           <w:lang w:eastAsia="es-ES"/>
-          <ns2:ligatures ns2:val="none"/>
+          <w14:ligatures w14:val="none"/>
         </w:rPr>
         <w:t xml:space="preserve"/>
       </w:r>
@@ -1415,12 +1352,12 @@
           <w:color w:val="000000"/>
           <w:kern w:val="0"/>
           <w:lang w:eastAsia="es-ES"/>
-          <ns2:ligatures ns2:val="none"/>
+          <w14:ligatures w14:val="none"/>
         </w:rPr>
         <w:t/>
       </w:r>
     </w:p>
-    <w:p ns2:paraId="69856661" ns2:textId="77777777">
+    <w:p>
       <w:pPr>
         <w:pStyle w:val="Prrafodelista"/>
         <w:rPr>
@@ -1428,11 +1365,11 @@
           <w:color w:val="000000"/>
           <w:kern w:val="0"/>
           <w:lang w:eastAsia="es-ES"/>
-          <ns2:ligatures ns2:val="none"/>
-        </w:rPr>
-      </w:pPr>
-    </w:p>
-    <w:p ns2:paraId="581315D7" ns2:textId="7F6BD647">
+          <w14:ligatures w14:val="none"/>
+        </w:rPr>
+      </w:pPr>
+    </w:p>
+    <w:p>
       <w:pPr>
         <w:pStyle w:val="Prrafodelista"/>
         <w:numPr>
@@ -1450,16 +1387,16 @@
           <w:color w:val="000000"/>
           <w:kern w:val="0"/>
           <w:lang w:eastAsia="es-ES"/>
-          <ns2:ligatures ns2:val="none"/>
-        </w:rPr>
-      </w:pPr>
-      <w:r>
-        <w:rPr>
-          <w:rFonts w:ascii="Arial Narrow" w:eastAsia="Times New Roman" w:hAnsi="Arial Narrow" w:cs="Arial"/>
-          <w:color w:val="000000"/>
-          <w:kern w:val="0"/>
-          <w:lang w:eastAsia="es-ES"/>
-          <ns2:ligatures ns2:val="none"/>
+          <w14:ligatures w14:val="none"/>
+        </w:rPr>
+      </w:pPr>
+      <w:r>
+        <w:rPr>
+          <w:rFonts w:ascii="Arial Narrow" w:eastAsia="Times New Roman" w:hAnsi="Arial Narrow" w:cs="Arial"/>
+          <w:color w:val="000000"/>
+          <w:kern w:val="0"/>
+          <w:lang w:eastAsia="es-ES"/>
+          <w14:ligatures w14:val="none"/>
         </w:rPr>
         <w:t xml:space="preserve">El 7 de febrero de 2025, solicitó mediante llamada telefónica al señor [APELLIDO] , ejecutivo del área de post siniestros asignado a su caso por parte de Pacífico, la presencia de un perito para la verificación del estado del vehículo asegurado. Asimismo, el señor [APELLIDO] no tenía conocimiento sobre su expediente ni del siniestro, y que le manifestó por vía telefónica que no contaba con su expediente. El 10 de febrero de 2025, reiteró la misma solicitud al señor [APELLIDO] , del área de reclamos de la compañía aseguradora.</w:t>
       </w:r>
@@ -1469,7 +1406,7 @@
           <w:color w:val="000000"/>
           <w:kern w:val="0"/>
           <w:lang w:eastAsia="es-ES"/>
-          <ns2:ligatures ns2:val="none"/>
+          <w14:ligatures w14:val="none"/>
         </w:rPr>
         <w:t/>
       </w:r>
@@ -1479,7 +1416,7 @@
           <w:color w:val="000000"/>
           <w:kern w:val="0"/>
           <w:lang w:eastAsia="es-ES"/>
-          <ns2:ligatures ns2:val="none"/>
+          <w14:ligatures w14:val="none"/>
         </w:rPr>
         <w:t xml:space="preserve"/>
       </w:r>
@@ -1489,7 +1426,7 @@
           <w:color w:val="000000"/>
           <w:kern w:val="0"/>
           <w:lang w:eastAsia="es-ES"/>
-          <ns2:ligatures ns2:val="none"/>
+          <w14:ligatures w14:val="none"/>
         </w:rPr>
         <w:t/>
       </w:r>
@@ -1499,7 +1436,7 @@
           <w:color w:val="000000"/>
           <w:kern w:val="0"/>
           <w:lang w:eastAsia="es-ES"/>
-          <ns2:ligatures ns2:val="none"/>
+          <w14:ligatures w14:val="none"/>
         </w:rPr>
         <w:t xml:space="preserve"/>
       </w:r>
@@ -1509,7 +1446,7 @@
           <w:color w:val="000000"/>
           <w:kern w:val="0"/>
           <w:lang w:eastAsia="es-ES"/>
-          <ns2:ligatures ns2:val="none"/>
+          <w14:ligatures w14:val="none"/>
         </w:rPr>
         <w:lastRenderedPageBreak/>
         <w:t xml:space="preserve"/>
@@ -1520,7 +1457,7 @@
           <w:color w:val="000000"/>
           <w:kern w:val="0"/>
           <w:lang w:eastAsia="es-ES"/>
-          <ns2:ligatures ns2:val="none"/>
+          <w14:ligatures w14:val="none"/>
         </w:rPr>
         <w:t/>
       </w:r>
@@ -1530,7 +1467,7 @@
           <w:color w:val="000000"/>
           <w:kern w:val="0"/>
           <w:lang w:eastAsia="es-ES"/>
-          <ns2:ligatures ns2:val="none"/>
+          <w14:ligatures w14:val="none"/>
         </w:rPr>
         <w:t/>
       </w:r>
@@ -1540,7 +1477,7 @@
           <w:color w:val="000000"/>
           <w:kern w:val="0"/>
           <w:lang w:eastAsia="es-ES"/>
-          <ns2:ligatures ns2:val="none"/>
+          <w14:ligatures w14:val="none"/>
         </w:rPr>
         <w:t xml:space="preserve"/>
       </w:r>
@@ -1550,12 +1487,12 @@
           <w:color w:val="000000"/>
           <w:kern w:val="0"/>
           <w:lang w:eastAsia="es-ES"/>
-          <ns2:ligatures ns2:val="none"/>
+          <w14:ligatures w14:val="none"/>
         </w:rPr>
         <w:t/>
       </w:r>
     </w:p>
-    <w:p ns2:paraId="6F39C7EC" ns2:textId="77777777">
+    <w:p>
       <w:pPr>
         <w:pStyle w:val="Prrafodelista"/>
         <w:rPr>
@@ -1563,11 +1500,11 @@
           <w:color w:val="000000"/>
           <w:kern w:val="0"/>
           <w:lang w:eastAsia="es-ES"/>
-          <ns2:ligatures ns2:val="none"/>
-        </w:rPr>
-      </w:pPr>
-    </w:p>
-    <w:p ns2:paraId="16B79B61" ns2:textId="6F2E9A3C">
+          <w14:ligatures w14:val="none"/>
+        </w:rPr>
+      </w:pPr>
+    </w:p>
+    <w:p>
       <w:pPr>
         <w:pStyle w:val="Prrafodelista"/>
         <w:numPr>
@@ -1585,16 +1522,16 @@
           <w:color w:val="000000"/>
           <w:kern w:val="0"/>
           <w:lang w:eastAsia="es-ES"/>
-          <ns2:ligatures ns2:val="none"/>
-        </w:rPr>
-      </w:pPr>
-      <w:r>
-        <w:rPr>
-          <w:rFonts w:ascii="Arial Narrow" w:eastAsia="Times New Roman" w:hAnsi="Arial Narrow" w:cs="Arial"/>
-          <w:color w:val="000000"/>
-          <w:kern w:val="0"/>
-          <w:lang w:eastAsia="es-ES"/>
-          <ns2:ligatures ns2:val="none"/>
+          <w14:ligatures w14:val="none"/>
+        </w:rPr>
+      </w:pPr>
+      <w:r>
+        <w:rPr>
+          <w:rFonts w:ascii="Arial Narrow" w:eastAsia="Times New Roman" w:hAnsi="Arial Narrow" w:cs="Arial"/>
+          <w:color w:val="000000"/>
+          <w:kern w:val="0"/>
+          <w:lang w:eastAsia="es-ES"/>
+          <w14:ligatures w14:val="none"/>
         </w:rPr>
         <w:t xml:space="preserve">El 11 de febrero de 2024, le escribió nuevamente al señor [APELLIDO] mediante aplicativo de WhatsApp, sin recibir atención y le informó que, debido a que había presentado un reclamo, toda comunicación debía canalizarse a través del área de reclamos.</w:t>
       </w:r>
@@ -1604,7 +1541,7 @@
           <w:color w:val="000000"/>
           <w:kern w:val="0"/>
           <w:lang w:eastAsia="es-ES"/>
-          <ns2:ligatures ns2:val="none"/>
+          <w14:ligatures w14:val="none"/>
         </w:rPr>
         <w:t xml:space="preserve"/>
       </w:r>
@@ -1614,7 +1551,7 @@
           <w:color w:val="000000"/>
           <w:kern w:val="0"/>
           <w:lang w:eastAsia="es-ES"/>
-          <ns2:ligatures ns2:val="none"/>
+          <w14:ligatures w14:val="none"/>
         </w:rPr>
         <w:t xml:space="preserve"/>
       </w:r>
@@ -1624,7 +1561,7 @@
           <w:color w:val="000000"/>
           <w:kern w:val="0"/>
           <w:lang w:eastAsia="es-ES"/>
-          <ns2:ligatures ns2:val="none"/>
+          <w14:ligatures w14:val="none"/>
         </w:rPr>
         <w:t xml:space="preserve"/>
       </w:r>
@@ -1634,7 +1571,7 @@
           <w:color w:val="000000"/>
           <w:kern w:val="0"/>
           <w:lang w:eastAsia="es-ES"/>
-          <ns2:ligatures ns2:val="none"/>
+          <w14:ligatures w14:val="none"/>
         </w:rPr>
         <w:t xml:space="preserve"/>
       </w:r>
@@ -1644,7 +1581,7 @@
           <w:color w:val="000000"/>
           <w:kern w:val="0"/>
           <w:lang w:eastAsia="es-ES"/>
-          <ns2:ligatures ns2:val="none"/>
+          <w14:ligatures w14:val="none"/>
         </w:rPr>
         <w:t/>
       </w:r>
@@ -1654,7 +1591,7 @@
           <w:color w:val="000000"/>
           <w:kern w:val="0"/>
           <w:lang w:eastAsia="es-ES"/>
-          <ns2:ligatures ns2:val="none"/>
+          <w14:ligatures w14:val="none"/>
         </w:rPr>
         <w:t xml:space="preserve"/>
       </w:r>
@@ -1664,7 +1601,7 @@
           <w:color w:val="000000"/>
           <w:kern w:val="0"/>
           <w:lang w:eastAsia="es-ES"/>
-          <ns2:ligatures ns2:val="none"/>
+          <w14:ligatures w14:val="none"/>
         </w:rPr>
         <w:t/>
       </w:r>
@@ -1674,12 +1611,12 @@
           <w:color w:val="000000"/>
           <w:kern w:val="0"/>
           <w:lang w:eastAsia="es-ES"/>
-          <ns2:ligatures ns2:val="none"/>
+          <w14:ligatures w14:val="none"/>
         </w:rPr>
         <w:t/>
       </w:r>
     </w:p>
-    <w:p ns2:paraId="1CD0886B" ns2:textId="77777777">
+    <w:p>
       <w:pPr>
         <w:pStyle w:val="Prrafodelista"/>
         <w:spacing w:after="0" w:line="240" w:lineRule="auto"/>
@@ -1690,11 +1627,11 @@
           <w:color w:val="000000"/>
           <w:kern w:val="0"/>
           <w:lang w:eastAsia="es-ES"/>
-          <ns2:ligatures ns2:val="none"/>
-        </w:rPr>
-      </w:pPr>
-    </w:p>
-    <w:p ns2:paraId="070E42D9" ns2:textId="4268F22D">
+          <w14:ligatures w14:val="none"/>
+        </w:rPr>
+      </w:pPr>
+    </w:p>
+    <w:p>
       <w:pPr>
         <w:pStyle w:val="Prrafodelista"/>
         <w:numPr>
@@ -1712,16 +1649,16 @@
           <w:color w:val="000000"/>
           <w:kern w:val="0"/>
           <w:lang w:eastAsia="es-ES"/>
-          <ns2:ligatures ns2:val="none"/>
-        </w:rPr>
-      </w:pPr>
-      <w:r>
-        <w:rPr>
-          <w:rFonts w:ascii="Arial Narrow" w:eastAsia="Times New Roman" w:hAnsi="Arial Narrow" w:cs="Arial"/>
-          <w:color w:val="000000"/>
-          <w:kern w:val="0"/>
-          <w:lang w:eastAsia="es-ES"/>
-          <ns2:ligatures ns2:val="none"/>
+          <w14:ligatures w14:val="none"/>
+        </w:rPr>
+      </w:pPr>
+      <w:r>
+        <w:rPr>
+          <w:rFonts w:ascii="Arial Narrow" w:eastAsia="Times New Roman" w:hAnsi="Arial Narrow" w:cs="Arial"/>
+          <w:color w:val="000000"/>
+          <w:kern w:val="0"/>
+          <w:lang w:eastAsia="es-ES"/>
+          <w14:ligatures w14:val="none"/>
         </w:rPr>
         <w:t xml:space="preserve">El 20 de febrero de 2025, </w:t>
       </w:r>
@@ -1731,7 +1668,7 @@
           <w:color w:val="000000"/>
           <w:kern w:val="0"/>
           <w:lang w:eastAsia="es-ES"/>
-          <ns2:ligatures ns2:val="none"/>
+          <w14:ligatures w14:val="none"/>
         </w:rPr>
         <w:t>presentó a Pacífico</w:t>
       </w:r>
@@ -1741,7 +1678,7 @@
           <w:color w:val="000000"/>
           <w:kern w:val="0"/>
           <w:lang w:eastAsia="es-ES"/>
-          <ns2:ligatures ns2:val="none"/>
+          <w14:ligatures w14:val="none"/>
         </w:rPr>
         <w:t xml:space="preserve"> una nueva reiteración de solicitud</w:t>
       </w:r>
@@ -1751,7 +1688,7 @@
           <w:color w:val="000000"/>
           <w:kern w:val="0"/>
           <w:lang w:eastAsia="es-ES"/>
-          <ns2:ligatures ns2:val="none"/>
+          <w14:ligatures w14:val="none"/>
         </w:rPr>
         <w:t xml:space="preserve"> de la presencia de un perito</w:t>
       </w:r>
@@ -1761,7 +1698,7 @@
           <w:color w:val="000000"/>
           <w:kern w:val="0"/>
           <w:lang w:eastAsia="es-ES"/>
-          <ns2:ligatures ns2:val="none"/>
+          <w14:ligatures w14:val="none"/>
         </w:rPr>
         <w:t xml:space="preserve"> para la verificación del estado del vehículo asegurado y pudo programar </w:t>
       </w:r>
@@ -1771,7 +1708,7 @@
           <w:color w:val="000000"/>
           <w:kern w:val="0"/>
           <w:lang w:eastAsia="es-ES"/>
-          <ns2:ligatures ns2:val="none"/>
+          <w14:ligatures w14:val="none"/>
         </w:rPr>
         <w:t>la visita del perito</w:t>
       </w:r>
@@ -1781,7 +1718,7 @@
           <w:color w:val="000000"/>
           <w:kern w:val="0"/>
           <w:lang w:eastAsia="es-ES"/>
-          <ns2:ligatures ns2:val="none"/>
+          <w14:ligatures w14:val="none"/>
         </w:rPr>
         <w:t>. No obstante, no fue contactado por el área de siniestros luego de la evaluación del perito, ni se le informó si</w:t>
       </w:r>
@@ -1791,7 +1728,7 @@
           <w:color w:val="000000"/>
           <w:kern w:val="0"/>
           <w:lang w:eastAsia="es-ES"/>
-          <ns2:ligatures ns2:val="none"/>
+          <w14:ligatures w14:val="none"/>
         </w:rPr>
         <w:t xml:space="preserve"> </w:t>
       </w:r>
@@ -1801,7 +1738,7 @@
           <w:color w:val="000000"/>
           <w:kern w:val="0"/>
           <w:lang w:eastAsia="es-ES"/>
-          <ns2:ligatures ns2:val="none"/>
+          <w14:ligatures w14:val="none"/>
         </w:rPr>
         <w:t xml:space="preserve">Pana Autos </w:t>
       </w:r>
@@ -1811,12 +1748,12 @@
           <w:color w:val="000000"/>
           <w:kern w:val="0"/>
           <w:lang w:eastAsia="es-ES"/>
-          <ns2:ligatures ns2:val="none"/>
+          <w14:ligatures w14:val="none"/>
         </w:rPr>
         <w:t>había recibido alguna instrucción o comunicación posterior.</w:t>
       </w:r>
     </w:p>
-    <w:p ns2:paraId="4927275E" ns2:textId="77777777">
+    <w:p>
       <w:pPr>
         <w:pStyle w:val="Prrafodelista"/>
         <w:spacing w:after="0" w:line="240" w:lineRule="auto"/>
@@ -1827,11 +1764,11 @@
           <w:color w:val="000000"/>
           <w:kern w:val="0"/>
           <w:lang w:eastAsia="es-ES"/>
-          <ns2:ligatures ns2:val="none"/>
-        </w:rPr>
-      </w:pPr>
-    </w:p>
-    <w:p ns2:paraId="25EF5465" ns2:textId="63E855E1">
+          <w14:ligatures w14:val="none"/>
+        </w:rPr>
+      </w:pPr>
+    </w:p>
+    <w:p>
       <w:pPr>
         <w:pStyle w:val="Prrafodelista"/>
         <w:numPr>
@@ -1849,16 +1786,16 @@
           <w:color w:val="000000"/>
           <w:kern w:val="0"/>
           <w:lang w:eastAsia="es-ES"/>
-          <ns2:ligatures ns2:val="none"/>
-        </w:rPr>
-      </w:pPr>
-      <w:r>
-        <w:rPr>
-          <w:rFonts w:ascii="Arial Narrow" w:eastAsia="Times New Roman" w:hAnsi="Arial Narrow" w:cs="Arial"/>
-          <w:color w:val="000000"/>
-          <w:kern w:val="0"/>
-          <w:lang w:eastAsia="es-ES"/>
-          <ns2:ligatures ns2:val="none"/>
+          <w14:ligatures w14:val="none"/>
+        </w:rPr>
+      </w:pPr>
+      <w:r>
+        <w:rPr>
+          <w:rFonts w:ascii="Arial Narrow" w:eastAsia="Times New Roman" w:hAnsi="Arial Narrow" w:cs="Arial"/>
+          <w:color w:val="000000"/>
+          <w:kern w:val="0"/>
+          <w:lang w:eastAsia="es-ES"/>
+          <w14:ligatures w14:val="none"/>
         </w:rPr>
         <w:t>El 25 de febrero de 2025, presentó el reclamo 000150 y el 7 de marzo de 2025 presentó el reclamo 000151 ante Pana Autos. En respuesta a dichos reclamos, Pana Autos indicó que sus servicios cumplían con los estándares de atención de un concesionario autorizado por Honda</w:t>
       </w:r>
@@ -1868,7 +1805,7 @@
           <w:color w:val="000000"/>
           <w:kern w:val="0"/>
           <w:lang w:eastAsia="es-ES"/>
-          <ns2:ligatures ns2:val="none"/>
+          <w14:ligatures w14:val="none"/>
         </w:rPr>
         <w:t>;</w:t>
       </w:r>
@@ -1878,7 +1815,7 @@
           <w:color w:val="000000"/>
           <w:kern w:val="0"/>
           <w:lang w:eastAsia="es-ES"/>
-          <ns2:ligatures ns2:val="none"/>
+          <w14:ligatures w14:val="none"/>
         </w:rPr>
         <w:t xml:space="preserve"> </w:t>
       </w:r>
@@ -1888,7 +1825,7 @@
           <w:color w:val="000000"/>
           <w:kern w:val="0"/>
           <w:lang w:eastAsia="es-ES"/>
-          <ns2:ligatures ns2:val="none"/>
+          <w14:ligatures w14:val="none"/>
         </w:rPr>
         <w:t xml:space="preserve">no </w:t>
       </w:r>
@@ -1898,7 +1835,7 @@
           <w:color w:val="000000"/>
           <w:kern w:val="0"/>
           <w:lang w:eastAsia="es-ES"/>
-          <ns2:ligatures ns2:val="none"/>
+          <w14:ligatures w14:val="none"/>
         </w:rPr>
         <w:t>obstante,</w:t>
       </w:r>
@@ -1908,7 +1845,7 @@
           <w:color w:val="000000"/>
           <w:kern w:val="0"/>
           <w:lang w:eastAsia="es-ES"/>
-          <ns2:ligatures ns2:val="none"/>
+          <w14:ligatures w14:val="none"/>
         </w:rPr>
         <w:t xml:space="preserve"> utilizaron</w:t>
       </w:r>
@@ -1918,7 +1855,7 @@
           <w:color w:val="000000"/>
           <w:kern w:val="0"/>
           <w:lang w:eastAsia="es-ES"/>
-          <ns2:ligatures ns2:val="none"/>
+          <w14:ligatures w14:val="none"/>
         </w:rPr>
         <w:t xml:space="preserve"> repuestos no originales, </w:t>
       </w:r>
@@ -1928,7 +1865,7 @@
           <w:color w:val="000000"/>
           <w:kern w:val="0"/>
           <w:lang w:eastAsia="es-ES"/>
-          <ns2:ligatures ns2:val="none"/>
+          <w14:ligatures w14:val="none"/>
         </w:rPr>
         <w:t xml:space="preserve">colocaron </w:t>
       </w:r>
@@ -1938,7 +1875,7 @@
           <w:color w:val="000000"/>
           <w:kern w:val="0"/>
           <w:lang w:eastAsia="es-ES"/>
-          <ns2:ligatures ns2:val="none"/>
+          <w14:ligatures w14:val="none"/>
         </w:rPr>
         <w:t>un faro defectuoso</w:t>
       </w:r>
@@ -1948,7 +1885,7 @@
           <w:color w:val="000000"/>
           <w:kern w:val="0"/>
           <w:lang w:eastAsia="es-ES"/>
-          <ns2:ligatures ns2:val="none"/>
+          <w14:ligatures w14:val="none"/>
         </w:rPr>
         <w:t xml:space="preserve">, </w:t>
       </w:r>
@@ -1958,7 +1895,7 @@
           <w:color w:val="000000"/>
           <w:kern w:val="0"/>
           <w:lang w:eastAsia="es-ES"/>
-          <ns2:ligatures ns2:val="none"/>
+          <w14:ligatures w14:val="none"/>
         </w:rPr>
         <w:t xml:space="preserve">usando silicona en una pieza </w:t>
       </w:r>
@@ -1968,7 +1905,7 @@
           <w:color w:val="000000"/>
           <w:kern w:val="0"/>
           <w:lang w:eastAsia="es-ES"/>
-          <ns2:ligatures ns2:val="none"/>
+          <w14:ligatures w14:val="none"/>
         </w:rPr>
         <w:t>y</w:t>
       </w:r>
@@ -1978,7 +1915,7 @@
           <w:color w:val="000000"/>
           <w:kern w:val="0"/>
           <w:lang w:eastAsia="es-ES"/>
-          <ns2:ligatures ns2:val="none"/>
+          <w14:ligatures w14:val="none"/>
         </w:rPr>
         <w:t xml:space="preserve"> </w:t>
       </w:r>
@@ -1988,7 +1925,7 @@
           <w:color w:val="000000"/>
           <w:kern w:val="0"/>
           <w:lang w:eastAsia="es-ES"/>
-          <ns2:ligatures ns2:val="none"/>
+          <w14:ligatures w14:val="none"/>
         </w:rPr>
         <w:t>en caso de un accidente el copiloto no podría salir por su puerta, ya que esta no podía abrirse desde el interior</w:t>
       </w:r>
@@ -1998,12 +1935,12 @@
           <w:color w:val="000000"/>
           <w:kern w:val="0"/>
           <w:lang w:eastAsia="es-ES"/>
-          <ns2:ligatures ns2:val="none"/>
+          <w14:ligatures w14:val="none"/>
         </w:rPr>
         <w:t>.</w:t>
       </w:r>
     </w:p>
-    <w:p ns2:paraId="7C078964" ns2:textId="77777777">
+    <w:p>
       <w:pPr>
         <w:pStyle w:val="Prrafodelista"/>
         <w:spacing w:after="0" w:line="240" w:lineRule="auto"/>
@@ -2014,11 +1951,11 @@
           <w:color w:val="000000"/>
           <w:kern w:val="0"/>
           <w:lang w:eastAsia="es-ES"/>
-          <ns2:ligatures ns2:val="none"/>
-        </w:rPr>
-      </w:pPr>
-    </w:p>
-    <w:p ns2:paraId="482EAE80" ns2:textId="545D3826">
+          <w14:ligatures w14:val="none"/>
+        </w:rPr>
+      </w:pPr>
+    </w:p>
+    <w:p>
       <w:pPr>
         <w:pStyle w:val="Prrafodelista"/>
         <w:numPr>
@@ -2036,16 +1973,16 @@
           <w:color w:val="000000"/>
           <w:kern w:val="0"/>
           <w:lang w:eastAsia="es-ES"/>
-          <ns2:ligatures ns2:val="none"/>
-        </w:rPr>
-      </w:pPr>
-      <w:r>
-        <w:rPr>
-          <w:rFonts w:ascii="Arial Narrow" w:eastAsia="Times New Roman" w:hAnsi="Arial Narrow" w:cs="Arial"/>
-          <w:color w:val="000000"/>
-          <w:kern w:val="0"/>
-          <w:lang w:eastAsia="es-ES"/>
-          <ns2:ligatures ns2:val="none"/>
+          <w14:ligatures w14:val="none"/>
+        </w:rPr>
+      </w:pPr>
+      <w:r>
+        <w:rPr>
+          <w:rFonts w:ascii="Arial Narrow" w:eastAsia="Times New Roman" w:hAnsi="Arial Narrow" w:cs="Arial"/>
+          <w:color w:val="000000"/>
+          <w:kern w:val="0"/>
+          <w:lang w:eastAsia="es-ES"/>
+          <w14:ligatures w14:val="none"/>
         </w:rPr>
         <w:t xml:space="preserve">El 7 de marzo de 2025, se comunicó telefónicamente con el señor [APELLIDO] , jefe del taller de Pana Autos de la sede del distrito de San Miguel, solicitándole información sobre el motivo por el cual no se había coordinado la entrega del vehículo. El señor [APELLIDO] le informó, que los repuestos faltantes recién llegarían el 15 de marzo y que la entrega del vehículo se efectuaría, a más tardar, el 18 de marzo de 2025.</w:t>
       </w:r>
@@ -2056,7 +1993,7 @@
           <w:color w:val="000000"/>
           <w:kern w:val="0"/>
           <w:lang w:eastAsia="es-ES"/>
-          <ns2:ligatures ns2:val="none"/>
+          <w14:ligatures w14:val="none"/>
         </w:rPr>
         <w:t/>
       </w:r>
@@ -2067,7 +2004,7 @@
           <w:color w:val="000000"/>
           <w:kern w:val="0"/>
           <w:lang w:eastAsia="es-ES"/>
-          <ns2:ligatures ns2:val="none"/>
+          <w14:ligatures w14:val="none"/>
         </w:rPr>
         <w:t xml:space="preserve"/>
       </w:r>
@@ -2077,7 +2014,7 @@
           <w:color w:val="000000"/>
           <w:kern w:val="0"/>
           <w:lang w:eastAsia="es-ES"/>
-          <ns2:ligatures ns2:val="none"/>
+          <w14:ligatures w14:val="none"/>
         </w:rPr>
         <w:t xml:space="preserve"/>
       </w:r>
@@ -2087,7 +2024,7 @@
           <w:color w:val="000000"/>
           <w:kern w:val="0"/>
           <w:lang w:eastAsia="es-ES"/>
-          <ns2:ligatures ns2:val="none"/>
+          <w14:ligatures w14:val="none"/>
         </w:rPr>
         <w:t xml:space="preserve"/>
       </w:r>
@@ -2097,7 +2034,7 @@
           <w:color w:val="000000"/>
           <w:kern w:val="0"/>
           <w:lang w:eastAsia="es-ES"/>
-          <ns2:ligatures ns2:val="none"/>
+          <w14:ligatures w14:val="none"/>
         </w:rPr>
         <w:t xml:space="preserve"/>
       </w:r>
@@ -2107,7 +2044,7 @@
           <w:color w:val="000000"/>
           <w:kern w:val="0"/>
           <w:lang w:eastAsia="es-ES"/>
-          <ns2:ligatures ns2:val="none"/>
+          <w14:ligatures w14:val="none"/>
         </w:rPr>
         <w:t xml:space="preserve"/>
       </w:r>
@@ -2118,7 +2055,7 @@
           <w:color w:val="000000"/>
           <w:kern w:val="0"/>
           <w:lang w:eastAsia="es-ES"/>
-          <ns2:ligatures ns2:val="none"/>
+          <w14:ligatures w14:val="none"/>
         </w:rPr>
         <w:t/>
       </w:r>
@@ -2129,12 +2066,12 @@
           <w:color w:val="000000"/>
           <w:kern w:val="0"/>
           <w:lang w:eastAsia="es-ES"/>
-          <ns2:ligatures ns2:val="none"/>
+          <w14:ligatures w14:val="none"/>
         </w:rPr>
         <w:t xml:space="preserve"/>
       </w:r>
     </w:p>
-    <w:p ns2:paraId="41E93101" ns2:textId="77777777">
+    <w:p>
       <w:pPr>
         <w:pStyle w:val="Prrafodelista"/>
         <w:spacing w:after="0" w:line="240" w:lineRule="auto"/>
@@ -2145,11 +2082,11 @@
           <w:color w:val="000000"/>
           <w:kern w:val="0"/>
           <w:lang w:eastAsia="es-ES"/>
-          <ns2:ligatures ns2:val="none"/>
-        </w:rPr>
-      </w:pPr>
-    </w:p>
-    <w:p ns2:paraId="3A412C59" ns2:textId="77777777">
+          <w14:ligatures w14:val="none"/>
+        </w:rPr>
+      </w:pPr>
+    </w:p>
+    <w:p>
       <w:pPr>
         <w:pStyle w:val="Prrafodelista"/>
         <w:numPr>
@@ -2167,16 +2104,16 @@
           <w:color w:val="000000"/>
           <w:kern w:val="0"/>
           <w:lang w:eastAsia="es-ES"/>
-          <ns2:ligatures ns2:val="none"/>
-        </w:rPr>
-      </w:pPr>
-      <w:r>
-        <w:rPr>
-          <w:rFonts w:ascii="Arial Narrow" w:eastAsia="Times New Roman" w:hAnsi="Arial Narrow" w:cs="Arial"/>
-          <w:color w:val="000000"/>
-          <w:kern w:val="0"/>
-          <w:lang w:eastAsia="es-ES"/>
-          <ns2:ligatures ns2:val="none"/>
+          <w14:ligatures w14:val="none"/>
+        </w:rPr>
+      </w:pPr>
+      <w:r>
+        <w:rPr>
+          <w:rFonts w:ascii="Arial Narrow" w:eastAsia="Times New Roman" w:hAnsi="Arial Narrow" w:cs="Arial"/>
+          <w:color w:val="000000"/>
+          <w:kern w:val="0"/>
+          <w:lang w:eastAsia="es-ES"/>
+          <w14:ligatures w14:val="none"/>
         </w:rPr>
         <w:t xml:space="preserve">El 11 de marzo de 2025, se contactó con el señor [APELLIDO] , subgerente de Pana Autos, para manifestarle su disconformidad con la atención recibida, indicando que el taller había excedido el plazo de entrega establecido, lo cual le generaba perjuicio económico. </w:t>
       </w:r>
@@ -2187,7 +2124,7 @@
           <w:color w:val="000000"/>
           <w:kern w:val="0"/>
           <w:lang w:eastAsia="es-ES"/>
-          <ns2:ligatures ns2:val="none"/>
+          <w14:ligatures w14:val="none"/>
         </w:rPr>
         <w:t/>
       </w:r>
@@ -2198,7 +2135,7 @@
           <w:color w:val="000000"/>
           <w:kern w:val="0"/>
           <w:lang w:eastAsia="es-ES"/>
-          <ns2:ligatures ns2:val="none"/>
+          <w14:ligatures w14:val="none"/>
         </w:rPr>
         <w:t/>
       </w:r>
@@ -2208,12 +2145,12 @@
           <w:color w:val="000000"/>
           <w:kern w:val="0"/>
           <w:lang w:eastAsia="es-ES"/>
-          <ns2:ligatures ns2:val="none"/>
+          <w14:ligatures w14:val="none"/>
         </w:rPr>
         <w:t xml:space="preserve"/>
       </w:r>
     </w:p>
-    <w:p ns2:paraId="714F2773" ns2:textId="77777777">
+    <w:p>
       <w:pPr>
         <w:pStyle w:val="Prrafodelista"/>
         <w:rPr>
@@ -2221,11 +2158,11 @@
           <w:color w:val="000000"/>
           <w:kern w:val="0"/>
           <w:lang w:eastAsia="es-ES"/>
-          <ns2:ligatures ns2:val="none"/>
-        </w:rPr>
-      </w:pPr>
-    </w:p>
-    <w:p ns2:paraId="29632208" ns2:textId="77777777">
+          <w14:ligatures w14:val="none"/>
+        </w:rPr>
+      </w:pPr>
+    </w:p>
+    <w:p>
       <w:pPr>
         <w:pStyle w:val="Prrafodelista"/>
         <w:numPr>
@@ -2243,16 +2180,16 @@
           <w:color w:val="000000"/>
           <w:kern w:val="0"/>
           <w:lang w:eastAsia="es-ES"/>
-          <ns2:ligatures ns2:val="none"/>
-        </w:rPr>
-      </w:pPr>
-      <w:r>
-        <w:rPr>
-          <w:rFonts w:ascii="Arial Narrow" w:eastAsia="Times New Roman" w:hAnsi="Arial Narrow" w:cs="Arial"/>
-          <w:color w:val="000000"/>
-          <w:kern w:val="0"/>
-          <w:lang w:eastAsia="es-ES"/>
-          <ns2:ligatures ns2:val="none"/>
+          <w14:ligatures w14:val="none"/>
+        </w:rPr>
+      </w:pPr>
+      <w:r>
+        <w:rPr>
+          <w:rFonts w:ascii="Arial Narrow" w:eastAsia="Times New Roman" w:hAnsi="Arial Narrow" w:cs="Arial"/>
+          <w:color w:val="000000"/>
+          <w:kern w:val="0"/>
+          <w:lang w:eastAsia="es-ES"/>
+          <w14:ligatures w14:val="none"/>
         </w:rPr>
         <w:t xml:space="preserve">Asimismo, el 11 de marzo de 2025, solicitó explicación al señor [APELLIDO] sobre la falta de seguimiento del siniestro, precisando que había detectado el uso de silicona para subsanar imperfecciones en la reparación, lo que afectaba la calidad del servicio y los estándares de un concesionario autorizado de Honda. </w:t>
       </w:r>
@@ -2262,7 +2199,7 @@
           <w:color w:val="000000"/>
           <w:kern w:val="0"/>
           <w:lang w:eastAsia="es-ES"/>
-          <ns2:ligatures ns2:val="none"/>
+          <w14:ligatures w14:val="none"/>
         </w:rPr>
         <w:t/>
       </w:r>
@@ -2272,7 +2209,7 @@
           <w:color w:val="000000"/>
           <w:kern w:val="0"/>
           <w:lang w:eastAsia="es-ES"/>
-          <ns2:ligatures ns2:val="none"/>
+          <w14:ligatures w14:val="none"/>
         </w:rPr>
         <w:t xml:space="preserve"/>
       </w:r>
@@ -2282,7 +2219,7 @@
           <w:color w:val="000000"/>
           <w:kern w:val="0"/>
           <w:lang w:eastAsia="es-ES"/>
-          <ns2:ligatures ns2:val="none"/>
+          <w14:ligatures w14:val="none"/>
         </w:rPr>
         <w:t xml:space="preserve"/>
       </w:r>
@@ -2293,7 +2230,7 @@
           <w:color w:val="000000"/>
           <w:kern w:val="0"/>
           <w:lang w:eastAsia="es-ES"/>
-          <ns2:ligatures ns2:val="none"/>
+          <w14:ligatures w14:val="none"/>
         </w:rPr>
         <w:t/>
       </w:r>
@@ -2304,7 +2241,7 @@
           <w:color w:val="000000"/>
           <w:kern w:val="0"/>
           <w:lang w:eastAsia="es-ES"/>
-          <ns2:ligatures ns2:val="none"/>
+          <w14:ligatures w14:val="none"/>
         </w:rPr>
         <w:t xml:space="preserve"/>
       </w:r>
@@ -2314,7 +2251,7 @@
           <w:color w:val="000000"/>
           <w:kern w:val="0"/>
           <w:lang w:eastAsia="es-ES"/>
-          <ns2:ligatures ns2:val="none"/>
+          <w14:ligatures w14:val="none"/>
         </w:rPr>
         <w:t/>
       </w:r>
@@ -2324,7 +2261,7 @@
           <w:color w:val="000000"/>
           <w:kern w:val="0"/>
           <w:lang w:eastAsia="es-ES"/>
-          <ns2:ligatures ns2:val="none"/>
+          <w14:ligatures w14:val="none"/>
         </w:rPr>
         <w:t xml:space="preserve"/>
       </w:r>
@@ -2334,12 +2271,12 @@
           <w:color w:val="000000"/>
           <w:kern w:val="0"/>
           <w:lang w:eastAsia="es-ES"/>
-          <ns2:ligatures ns2:val="none"/>
+          <w14:ligatures w14:val="none"/>
         </w:rPr>
         <w:t xml:space="preserve"/>
       </w:r>
     </w:p>
-    <w:p ns2:paraId="5B1D5297" ns2:textId="77777777">
+    <w:p>
       <w:pPr>
         <w:pStyle w:val="Prrafodelista"/>
         <w:rPr>
@@ -2347,11 +2284,11 @@
           <w:color w:val="000000"/>
           <w:kern w:val="0"/>
           <w:lang w:eastAsia="es-ES"/>
-          <ns2:ligatures ns2:val="none"/>
-        </w:rPr>
-      </w:pPr>
-    </w:p>
-    <w:p ns2:paraId="07EDD876" ns2:textId="7153D464">
+          <w14:ligatures w14:val="none"/>
+        </w:rPr>
+      </w:pPr>
+    </w:p>
+    <w:p>
       <w:pPr>
         <w:pStyle w:val="Prrafodelista"/>
         <w:numPr>
@@ -2369,16 +2306,16 @@
           <w:color w:val="000000"/>
           <w:kern w:val="0"/>
           <w:lang w:eastAsia="es-ES"/>
-          <ns2:ligatures ns2:val="none"/>
-        </w:rPr>
-      </w:pPr>
-      <w:r>
-        <w:rPr>
-          <w:rFonts w:ascii="Arial Narrow" w:eastAsia="Times New Roman" w:hAnsi="Arial Narrow" w:cs="Arial"/>
-          <w:color w:val="000000"/>
-          <w:kern w:val="0"/>
-          <w:lang w:eastAsia="es-ES"/>
-          <ns2:ligatures ns2:val="none"/>
+          <w14:ligatures w14:val="none"/>
+        </w:rPr>
+      </w:pPr>
+      <w:r>
+        <w:rPr>
+          <w:rFonts w:ascii="Arial Narrow" w:eastAsia="Times New Roman" w:hAnsi="Arial Narrow" w:cs="Arial"/>
+          <w:color w:val="000000"/>
+          <w:kern w:val="0"/>
+          <w:lang w:eastAsia="es-ES"/>
+          <w14:ligatures w14:val="none"/>
         </w:rPr>
         <w:t xml:space="preserve">El señor [APELLIDO] le respondió que se realizaba seguimiento al vehículo y a las importaciones mediante reportes semanales que Honda remitía, lo que motivó que exigiera explicación respecto a por qué no se le comunicó oportunamente el retraso ni se le propusiera una solución. </w:t>
       </w:r>
@@ -2389,7 +2326,7 @@
           <w:color w:val="000000"/>
           <w:kern w:val="0"/>
           <w:lang w:eastAsia="es-ES"/>
-          <ns2:ligatures ns2:val="none"/>
+          <w14:ligatures w14:val="none"/>
         </w:rPr>
         <w:t/>
       </w:r>
@@ -2400,7 +2337,7 @@
           <w:color w:val="000000"/>
           <w:kern w:val="0"/>
           <w:lang w:eastAsia="es-ES"/>
-          <ns2:ligatures ns2:val="none"/>
+          <w14:ligatures w14:val="none"/>
         </w:rPr>
         <w:t xml:space="preserve"/>
       </w:r>
@@ -2410,7 +2347,7 @@
           <w:color w:val="000000"/>
           <w:kern w:val="0"/>
           <w:lang w:eastAsia="es-ES"/>
-          <ns2:ligatures ns2:val="none"/>
+          <w14:ligatures w14:val="none"/>
         </w:rPr>
         <w:t xml:space="preserve"/>
       </w:r>
@@ -2420,7 +2357,7 @@
           <w:color w:val="000000"/>
           <w:kern w:val="0"/>
           <w:lang w:eastAsia="es-ES"/>
-          <ns2:ligatures ns2:val="none"/>
+          <w14:ligatures w14:val="none"/>
         </w:rPr>
         <w:t xml:space="preserve"/>
       </w:r>
@@ -2430,7 +2367,7 @@
           <w:color w:val="000000"/>
           <w:kern w:val="0"/>
           <w:lang w:eastAsia="es-ES"/>
-          <ns2:ligatures ns2:val="none"/>
+          <w14:ligatures w14:val="none"/>
         </w:rPr>
         <w:t/>
       </w:r>
@@ -2440,12 +2377,12 @@
           <w:color w:val="000000"/>
           <w:kern w:val="0"/>
           <w:lang w:eastAsia="es-ES"/>
-          <ns2:ligatures ns2:val="none"/>
+          <w14:ligatures w14:val="none"/>
         </w:rPr>
         <w:t xml:space="preserve"/>
       </w:r>
     </w:p>
-    <w:p ns2:paraId="4A95D28D" ns2:textId="77777777">
+    <w:p>
       <w:pPr>
         <w:pStyle w:val="Prrafodelista"/>
         <w:rPr>
@@ -2453,11 +2390,11 @@
           <w:color w:val="000000"/>
           <w:kern w:val="0"/>
           <w:lang w:eastAsia="es-ES"/>
-          <ns2:ligatures ns2:val="none"/>
-        </w:rPr>
-      </w:pPr>
-    </w:p>
-    <w:p ns2:paraId="0314A736" ns2:textId="7793075F">
+          <w14:ligatures w14:val="none"/>
+        </w:rPr>
+      </w:pPr>
+    </w:p>
+    <w:p>
       <w:pPr>
         <w:pStyle w:val="Prrafodelista"/>
         <w:numPr>
@@ -2475,16 +2412,16 @@
           <w:color w:val="000000"/>
           <w:kern w:val="0"/>
           <w:lang w:eastAsia="es-ES"/>
-          <ns2:ligatures ns2:val="none"/>
-        </w:rPr>
-      </w:pPr>
-      <w:r>
-        <w:rPr>
-          <w:rFonts w:ascii="Arial Narrow" w:eastAsia="Times New Roman" w:hAnsi="Arial Narrow" w:cs="Arial"/>
-          <w:color w:val="000000"/>
-          <w:kern w:val="0"/>
-          <w:lang w:eastAsia="es-ES"/>
-          <ns2:ligatures ns2:val="none"/>
+          <w14:ligatures w14:val="none"/>
+        </w:rPr>
+      </w:pPr>
+      <w:r>
+        <w:rPr>
+          <w:rFonts w:ascii="Arial Narrow" w:eastAsia="Times New Roman" w:hAnsi="Arial Narrow" w:cs="Arial"/>
+          <w:color w:val="000000"/>
+          <w:kern w:val="0"/>
+          <w:lang w:eastAsia="es-ES"/>
+          <w14:ligatures w14:val="none"/>
         </w:rPr>
         <w:t xml:space="preserve">No obstante, </w:t>
       </w:r>
@@ -2494,7 +2431,7 @@
           <w:color w:val="000000"/>
           <w:kern w:val="0"/>
           <w:lang w:eastAsia="es-ES"/>
-          <ns2:ligatures ns2:val="none"/>
+          <w14:ligatures w14:val="none"/>
         </w:rPr>
         <w:t>al recibir el vehículo reparado, se le habían colocado repuestos no originales, un faro defectuoso y silicona en una pieza, además de que la puerta del copiloto no podía abrirse desde el interior, afectando la seguridad del pasajero.</w:t>
       </w:r>
@@ -2504,25 +2441,25 @@
           <w:color w:val="000000"/>
           <w:kern w:val="0"/>
           <w:lang w:eastAsia="es-ES"/>
-          <ns2:ligatures ns2:val="none"/>
+          <w14:ligatures w14:val="none"/>
         </w:rPr>
         <w:t xml:space="preserve"> </w:t>
       </w:r>
     </w:p>
-    <w:p ns2:paraId="4A158FB7" ns2:textId="77777777">
-      <w:pPr>
-        <w:spacing w:after="0" w:line="240" w:lineRule="auto"/>
-        <w:jc w:val="both"/>
-        <w:rPr>
-          <w:rFonts w:ascii="Arial Narrow" w:eastAsia="Times New Roman" w:hAnsi="Arial Narrow" w:cs="Arial"/>
-          <w:color w:val="000000"/>
-          <w:kern w:val="0"/>
-          <w:lang w:eastAsia="es-ES"/>
-          <ns2:ligatures ns2:val="none"/>
-        </w:rPr>
-      </w:pPr>
-    </w:p>
-    <w:p ns2:paraId="38373B91" ns2:textId="40F239FD">
+    <w:p>
+      <w:pPr>
+        <w:spacing w:after="0" w:line="240" w:lineRule="auto"/>
+        <w:jc w:val="both"/>
+        <w:rPr>
+          <w:rFonts w:ascii="Arial Narrow" w:eastAsia="Times New Roman" w:hAnsi="Arial Narrow" w:cs="Arial"/>
+          <w:color w:val="000000"/>
+          <w:kern w:val="0"/>
+          <w:lang w:eastAsia="es-ES"/>
+          <w14:ligatures w14:val="none"/>
+        </w:rPr>
+      </w:pPr>
+    </w:p>
+    <w:p>
       <w:pPr>
         <w:pStyle w:val="Prrafodelista"/>
         <w:numPr>
@@ -2540,16 +2477,16 @@
           <w:color w:val="000000"/>
           <w:kern w:val="0"/>
           <w:lang w:eastAsia="es-ES"/>
-          <ns2:ligatures ns2:val="none"/>
-        </w:rPr>
-      </w:pPr>
-      <w:r>
-        <w:rPr>
-          <w:rFonts w:ascii="Arial Narrow" w:eastAsia="Times New Roman" w:hAnsi="Arial Narrow" w:cs="Arial"/>
-          <w:color w:val="000000"/>
-          <w:kern w:val="0"/>
-          <w:lang w:eastAsia="es-ES"/>
-          <ns2:ligatures ns2:val="none"/>
+          <w14:ligatures w14:val="none"/>
+        </w:rPr>
+      </w:pPr>
+      <w:r>
+        <w:rPr>
+          <w:rFonts w:ascii="Arial Narrow" w:eastAsia="Times New Roman" w:hAnsi="Arial Narrow" w:cs="Arial"/>
+          <w:color w:val="000000"/>
+          <w:kern w:val="0"/>
+          <w:lang w:eastAsia="es-ES"/>
+          <w14:ligatures w14:val="none"/>
         </w:rPr>
         <w:t xml:space="preserve">Durante todo el proceso, señaló que </w:t>
       </w:r>
@@ -2559,7 +2496,7 @@
           <w:color w:val="000000"/>
           <w:kern w:val="0"/>
           <w:lang w:eastAsia="es-ES"/>
-          <ns2:ligatures ns2:val="none"/>
+          <w14:ligatures w14:val="none"/>
         </w:rPr>
         <w:t xml:space="preserve">Pacífico </w:t>
       </w:r>
@@ -2569,7 +2506,7 @@
           <w:color w:val="000000"/>
           <w:kern w:val="0"/>
           <w:lang w:eastAsia="es-ES"/>
-          <ns2:ligatures ns2:val="none"/>
+          <w14:ligatures w14:val="none"/>
         </w:rPr>
         <w:t xml:space="preserve">no efectuó seguimiento </w:t>
       </w:r>
@@ -2579,7 +2516,7 @@
           <w:color w:val="000000"/>
           <w:kern w:val="0"/>
           <w:lang w:eastAsia="es-ES"/>
-          <ns2:ligatures ns2:val="none"/>
+          <w14:ligatures w14:val="none"/>
         </w:rPr>
         <w:t xml:space="preserve">oportuno </w:t>
       </w:r>
@@ -2589,7 +2526,7 @@
           <w:color w:val="000000"/>
           <w:kern w:val="0"/>
           <w:lang w:eastAsia="es-ES"/>
-          <ns2:ligatures ns2:val="none"/>
+          <w14:ligatures w14:val="none"/>
         </w:rPr>
         <w:t>a su caso, no brindó información oportuna sobre la llegada de repuestos ni sobre el informe del perito, el cual le fue negado bajo el argumento de que no podía ser entregado al</w:t>
       </w:r>
@@ -2599,7 +2536,7 @@
           <w:color w:val="000000"/>
           <w:kern w:val="0"/>
           <w:lang w:eastAsia="es-ES"/>
-          <ns2:ligatures ns2:val="none"/>
+          <w14:ligatures w14:val="none"/>
         </w:rPr>
         <w:t xml:space="preserve"> él como</w:t>
       </w:r>
@@ -2609,7 +2546,7 @@
           <w:color w:val="000000"/>
           <w:kern w:val="0"/>
           <w:lang w:eastAsia="es-ES"/>
-          <ns2:ligatures ns2:val="none"/>
+          <w14:ligatures w14:val="none"/>
         </w:rPr>
         <w:t xml:space="preserve"> asegurado por política interna de la compañía</w:t>
       </w:r>
@@ -2619,38 +2556,38 @@
           <w:color w:val="000000"/>
           <w:kern w:val="0"/>
           <w:lang w:eastAsia="es-ES"/>
-          <ns2:ligatures ns2:val="none"/>
+          <w14:ligatures w14:val="none"/>
         </w:rPr>
         <w:t>; además, la compañía aseguradora no le permitió sostener reuniones con representantes de la gerencia de siniestros o atención al cliente</w:t>
       </w:r>
     </w:p>
-    <w:p ns2:paraId="0D90D04A" ns2:textId="77777777">
-      <w:pPr>
-        <w:spacing w:after="0" w:line="240" w:lineRule="auto"/>
-        <w:jc w:val="both"/>
-        <w:rPr>
-          <w:rFonts w:ascii="Arial Narrow" w:eastAsia="Times New Roman" w:hAnsi="Arial Narrow" w:cs="Arial"/>
-          <w:color w:val="000000"/>
-          <w:kern w:val="0"/>
-          <w:lang w:eastAsia="es-ES"/>
-          <ns2:ligatures ns2:val="none"/>
-        </w:rPr>
-      </w:pPr>
-    </w:p>
-    <w:p ns2:paraId="3A4C151D" ns2:textId="77777777">
-      <w:pPr>
-        <w:spacing w:after="0" w:line="240" w:lineRule="auto"/>
-        <w:jc w:val="both"/>
-        <w:rPr>
-          <w:rFonts w:ascii="Arial Narrow" w:eastAsia="Times New Roman" w:hAnsi="Arial Narrow" w:cs="Arial"/>
-          <w:color w:val="000000"/>
-          <w:kern w:val="0"/>
-          <w:lang w:eastAsia="es-ES"/>
-          <ns2:ligatures ns2:val="none"/>
-        </w:rPr>
-      </w:pPr>
-    </w:p>
-    <w:p ns2:paraId="13D2C5E4" ns2:textId="575F9A5F">
+    <w:p>
+      <w:pPr>
+        <w:spacing w:after="0" w:line="240" w:lineRule="auto"/>
+        <w:jc w:val="both"/>
+        <w:rPr>
+          <w:rFonts w:ascii="Arial Narrow" w:eastAsia="Times New Roman" w:hAnsi="Arial Narrow" w:cs="Arial"/>
+          <w:color w:val="000000"/>
+          <w:kern w:val="0"/>
+          <w:lang w:eastAsia="es-ES"/>
+          <w14:ligatures w14:val="none"/>
+        </w:rPr>
+      </w:pPr>
+    </w:p>
+    <w:p>
+      <w:pPr>
+        <w:spacing w:after="0" w:line="240" w:lineRule="auto"/>
+        <w:jc w:val="both"/>
+        <w:rPr>
+          <w:rFonts w:ascii="Arial Narrow" w:eastAsia="Times New Roman" w:hAnsi="Arial Narrow" w:cs="Arial"/>
+          <w:color w:val="000000"/>
+          <w:kern w:val="0"/>
+          <w:lang w:eastAsia="es-ES"/>
+          <w14:ligatures w14:val="none"/>
+        </w:rPr>
+      </w:pPr>
+    </w:p>
+    <w:p>
       <w:pPr>
         <w:pStyle w:val="Prrafodelista"/>
         <w:numPr>
@@ -2668,16 +2605,16 @@
           <w:color w:val="000000"/>
           <w:kern w:val="0"/>
           <w:lang w:eastAsia="es-ES"/>
-          <ns2:ligatures ns2:val="none"/>
-        </w:rPr>
-      </w:pPr>
-      <w:r>
-        <w:rPr>
-          <w:rFonts w:ascii="Arial Narrow" w:eastAsia="Times New Roman" w:hAnsi="Arial Narrow" w:cs="Arial"/>
-          <w:color w:val="000000"/>
-          <w:kern w:val="0"/>
-          <w:lang w:eastAsia="es-ES"/>
-          <ns2:ligatures ns2:val="none"/>
+          <w14:ligatures w14:val="none"/>
+        </w:rPr>
+      </w:pPr>
+      <w:r>
+        <w:rPr>
+          <w:rFonts w:ascii="Arial Narrow" w:eastAsia="Times New Roman" w:hAnsi="Arial Narrow" w:cs="Arial"/>
+          <w:color w:val="000000"/>
+          <w:kern w:val="0"/>
+          <w:lang w:eastAsia="es-ES"/>
+          <w14:ligatures w14:val="none"/>
         </w:rPr>
         <w:lastRenderedPageBreak/>
         <w:t xml:space="preserve">Asimismo, solicitó </w:t>
@@ -2688,7 +2625,7 @@
           <w:color w:val="000000"/>
           <w:kern w:val="0"/>
           <w:lang w:eastAsia="es-ES"/>
-          <ns2:ligatures ns2:val="none"/>
+          <w14:ligatures w14:val="none"/>
         </w:rPr>
         <w:t xml:space="preserve">asesoramiento jurídico </w:t>
       </w:r>
@@ -2698,7 +2635,7 @@
           <w:color w:val="000000"/>
           <w:kern w:val="0"/>
           <w:lang w:eastAsia="es-ES"/>
-          <ns2:ligatures ns2:val="none"/>
+          <w14:ligatures w14:val="none"/>
         </w:rPr>
         <w:t xml:space="preserve">a </w:t>
       </w:r>
@@ -2708,7 +2645,7 @@
           <w:color w:val="000000"/>
           <w:kern w:val="0"/>
           <w:lang w:eastAsia="es-ES"/>
-          <ns2:ligatures ns2:val="none"/>
+          <w14:ligatures w14:val="none"/>
         </w:rPr>
         <w:t>Pacífico</w:t>
       </w:r>
@@ -2718,7 +2655,7 @@
           <w:color w:val="000000"/>
           <w:kern w:val="0"/>
           <w:lang w:eastAsia="es-ES"/>
-          <ns2:ligatures ns2:val="none"/>
+          <w14:ligatures w14:val="none"/>
         </w:rPr>
         <w:t xml:space="preserve"> para iniciar acciones contra el taller, pero dicha solicitud </w:t>
       </w:r>
@@ -2728,7 +2665,7 @@
           <w:color w:val="000000"/>
           <w:kern w:val="0"/>
           <w:lang w:eastAsia="es-ES"/>
-          <ns2:ligatures ns2:val="none"/>
+          <w14:ligatures w14:val="none"/>
         </w:rPr>
         <w:t>no fue aceptada</w:t>
       </w:r>
@@ -2738,12 +2675,12 @@
           <w:color w:val="000000"/>
           <w:kern w:val="0"/>
           <w:lang w:eastAsia="es-ES"/>
-          <ns2:ligatures ns2:val="none"/>
+          <w14:ligatures w14:val="none"/>
         </w:rPr>
         <w:t>.</w:t>
       </w:r>
     </w:p>
-    <w:p ns2:paraId="17FE72D4" ns2:textId="77777777">
+    <w:p>
       <w:pPr>
         <w:pStyle w:val="Prrafodelista"/>
         <w:spacing w:after="0" w:line="240" w:lineRule="auto"/>
@@ -2754,11 +2691,11 @@
           <w:color w:val="000000"/>
           <w:kern w:val="0"/>
           <w:lang w:eastAsia="es-ES"/>
-          <ns2:ligatures ns2:val="none"/>
-        </w:rPr>
-      </w:pPr>
-    </w:p>
-    <w:p ns2:paraId="2FB14F49" ns2:textId="73FE1224">
+          <w14:ligatures w14:val="none"/>
+        </w:rPr>
+      </w:pPr>
+    </w:p>
+    <w:p>
       <w:pPr>
         <w:pStyle w:val="Prrafodelista"/>
         <w:numPr>
@@ -2773,16 +2710,16 @@
           <w:color w:val="000000"/>
           <w:kern w:val="0"/>
           <w:lang w:eastAsia="es-ES"/>
-          <ns2:ligatures ns2:val="none"/>
-        </w:rPr>
-      </w:pPr>
-      <w:r>
-        <w:rPr>
-          <w:rFonts w:ascii="Arial Narrow" w:eastAsia="Times New Roman" w:hAnsi="Arial Narrow" w:cs="Arial"/>
-          <w:color w:val="000000"/>
-          <w:kern w:val="0"/>
-          <w:lang w:eastAsia="es-ES"/>
-          <ns2:ligatures ns2:val="none"/>
+          <w14:ligatures w14:val="none"/>
+        </w:rPr>
+      </w:pPr>
+      <w:r>
+        <w:rPr>
+          <w:rFonts w:ascii="Arial Narrow" w:eastAsia="Times New Roman" w:hAnsi="Arial Narrow" w:cs="Arial"/>
+          <w:color w:val="000000"/>
+          <w:kern w:val="0"/>
+          <w:lang w:eastAsia="es-ES"/>
+          <w14:ligatures w14:val="none"/>
         </w:rPr>
         <w:t xml:space="preserve">Finalmente, presentó reclamos ante Honda del Perú informando que uno de sus talleres autorizados, Pana Autos, estaba realizando prácticas indebidas en la reparación del vehículo, como la colocación de piezas no genuinas y el uso de silicona. </w:t>
       </w:r>
@@ -2792,7 +2729,7 @@
           <w:color w:val="000000"/>
           <w:kern w:val="0"/>
           <w:lang w:eastAsia="es-ES"/>
-          <ns2:ligatures ns2:val="none"/>
+          <w14:ligatures w14:val="none"/>
         </w:rPr>
         <w:t xml:space="preserve">Honda del Perú </w:t>
       </w:r>
@@ -2802,7 +2739,7 @@
           <w:color w:val="000000"/>
           <w:kern w:val="0"/>
           <w:lang w:eastAsia="es-ES"/>
-          <ns2:ligatures ns2:val="none"/>
+          <w14:ligatures w14:val="none"/>
         </w:rPr>
         <w:t xml:space="preserve">le respondió que no podía intervenir, limitándose a </w:t>
       </w:r>
@@ -2812,7 +2749,7 @@
           <w:color w:val="000000"/>
           <w:kern w:val="0"/>
           <w:lang w:eastAsia="es-ES"/>
-          <ns2:ligatures ns2:val="none"/>
+          <w14:ligatures w14:val="none"/>
         </w:rPr>
         <w:t>recibir</w:t>
       </w:r>
@@ -2822,7 +2759,7 @@
           <w:color w:val="000000"/>
           <w:kern w:val="0"/>
           <w:lang w:eastAsia="es-ES"/>
-          <ns2:ligatures ns2:val="none"/>
+          <w14:ligatures w14:val="none"/>
         </w:rPr>
         <w:t xml:space="preserve"> y remitir el reclamo a </w:t>
       </w:r>
@@ -2832,7 +2769,7 @@
           <w:color w:val="000000"/>
           <w:kern w:val="0"/>
           <w:lang w:eastAsia="es-ES"/>
-          <ns2:ligatures ns2:val="none"/>
+          <w14:ligatures w14:val="none"/>
         </w:rPr>
         <w:t>Pana Autos</w:t>
       </w:r>
@@ -2843,12 +2780,12 @@
           <w:color w:val="000000"/>
           <w:kern w:val="0"/>
           <w:lang w:eastAsia="es-ES"/>
-          <ns2:ligatures ns2:val="none"/>
+          <w14:ligatures w14:val="none"/>
         </w:rPr>
         <w:t>.</w:t>
       </w:r>
     </w:p>
-    <w:p ns2:paraId="76630485" ns2:textId="77777777">
+    <w:p>
       <w:pPr>
         <w:tabs>
           <w:tab w:val="left" w:pos="1134"/>
@@ -2860,11 +2797,11 @@
           <w:color w:val="000000"/>
           <w:kern w:val="0"/>
           <w:lang w:eastAsia="es-ES"/>
-          <ns2:ligatures ns2:val="none"/>
-        </w:rPr>
-      </w:pPr>
-    </w:p>
-    <w:p ns2:paraId="4FB15987" ns2:textId="7514ACDE">
+          <w14:ligatures w14:val="none"/>
+        </w:rPr>
+      </w:pPr>
+    </w:p>
+    <w:p>
       <w:pPr>
         <w:numPr>
           <w:ilvl w:val="1"/>
@@ -2882,7 +2819,7 @@
           <w:color w:val="000000"/>
           <w:kern w:val="0"/>
           <w:lang w:val="es-ES" w:eastAsia="es-ES"/>
-          <ns2:ligatures ns2:val="none"/>
+          <w14:ligatures w14:val="none"/>
         </w:rPr>
       </w:pPr>
       <w:r>
@@ -2891,7 +2828,7 @@
           <w:color w:val="000000"/>
           <w:kern w:val="0"/>
           <w:lang w:val="es-ES" w:eastAsia="es-ES"/>
-          <ns2:ligatures ns2:val="none"/>
+          <w14:ligatures w14:val="none"/>
         </w:rPr>
         <w:t xml:space="preserve">El señor [APELLIDO] solicitó, en calidad de medida correctiva, que Pana Autos cumpla con: (i) devolver el 100% del deducible pagado como consecuencia del siniestro; y, (ii) otorgar la indemnización por daños y perjuicios. Asimismo, no requirió de manera expresa el reembolso de costos y costas del presente procedimiento.</w:t>
       </w:r>
@@ -2899,7 +2836,7 @@
         <w:rPr>
           <w:rFonts w:ascii="Arial Narrow" w:eastAsia="Calibri" w:hAnsi="Arial Narrow" w:cs="Arial"/>
           <w:kern w:val="0"/>
-          <ns2:ligatures ns2:val="none"/>
+          <w14:ligatures w14:val="none"/>
         </w:rPr>
         <w:t xml:space="preserve"/>
       </w:r>
@@ -2907,7 +2844,7 @@
         <w:rPr>
           <w:rFonts w:ascii="Arial Narrow" w:eastAsia="Calibri" w:hAnsi="Arial Narrow" w:cs="Arial"/>
           <w:kern w:val="0"/>
-          <ns2:ligatures ns2:val="none"/>
+          <w14:ligatures w14:val="none"/>
         </w:rPr>
         <w:t xml:space="preserve"/>
       </w:r>
@@ -2917,7 +2854,7 @@
           <w:color w:val="000000"/>
           <w:kern w:val="0"/>
           <w:lang w:val="es-ES" w:eastAsia="es-ES"/>
-          <ns2:ligatures ns2:val="none"/>
+          <w14:ligatures w14:val="none"/>
         </w:rPr>
         <w:t xml:space="preserve"/>
       </w:r>
@@ -2928,7 +2865,7 @@
           <w:color w:val="000000"/>
           <w:kern w:val="0"/>
           <w:lang w:val="es-ES" w:eastAsia="es-ES"/>
-          <ns2:ligatures ns2:val="none"/>
+          <w14:ligatures w14:val="none"/>
         </w:rPr>
         <w:t/>
       </w:r>
@@ -2938,7 +2875,7 @@
           <w:color w:val="000000"/>
           <w:kern w:val="0"/>
           <w:lang w:val="es-ES" w:eastAsia="es-ES"/>
-          <ns2:ligatures ns2:val="none"/>
+          <w14:ligatures w14:val="none"/>
         </w:rPr>
         <w:t xml:space="preserve"/>
       </w:r>
@@ -2948,7 +2885,7 @@
           <w:color w:val="000000"/>
           <w:kern w:val="0"/>
           <w:lang w:val="es-ES" w:eastAsia="es-ES"/>
-          <ns2:ligatures ns2:val="none"/>
+          <w14:ligatures w14:val="none"/>
         </w:rPr>
         <w:t xml:space="preserve"/>
       </w:r>
@@ -2958,7 +2895,7 @@
           <w:color w:val="000000"/>
           <w:kern w:val="0"/>
           <w:lang w:val="es-ES" w:eastAsia="es-ES"/>
-          <ns2:ligatures ns2:val="none"/>
+          <w14:ligatures w14:val="none"/>
         </w:rPr>
         <w:t/>
       </w:r>
@@ -2968,7 +2905,7 @@
           <w:color w:val="000000"/>
           <w:kern w:val="0"/>
           <w:lang w:val="es-ES" w:eastAsia="es-ES"/>
-          <ns2:ligatures ns2:val="none"/>
+          <w14:ligatures w14:val="none"/>
         </w:rPr>
         <w:t xml:space="preserve"/>
       </w:r>
@@ -2979,7 +2916,7 @@
           <w:color w:val="000000"/>
           <w:kern w:val="0"/>
           <w:lang w:val="es-ES" w:eastAsia="es-ES"/>
-          <ns2:ligatures ns2:val="none"/>
+          <w14:ligatures w14:val="none"/>
         </w:rPr>
         <w:t/>
       </w:r>
@@ -2990,7 +2927,7 @@
           <w:color w:val="000000"/>
           <w:kern w:val="0"/>
           <w:lang w:val="es-ES" w:eastAsia="es-ES"/>
-          <ns2:ligatures ns2:val="none"/>
+          <w14:ligatures w14:val="none"/>
         </w:rPr>
         <w:t/>
       </w:r>
@@ -3000,7 +2937,7 @@
           <w:color w:val="000000"/>
           <w:kern w:val="0"/>
           <w:lang w:val="es-ES" w:eastAsia="es-ES"/>
-          <ns2:ligatures ns2:val="none"/>
+          <w14:ligatures w14:val="none"/>
         </w:rPr>
         <w:t xml:space="preserve"/>
       </w:r>
@@ -3010,7 +2947,7 @@
           <w:color w:val="000000"/>
           <w:kern w:val="0"/>
           <w:lang w:val="es-ES" w:eastAsia="es-ES"/>
-          <ns2:ligatures ns2:val="none"/>
+          <w14:ligatures w14:val="none"/>
         </w:rPr>
         <w:t xml:space="preserve"/>
       </w:r>
@@ -3020,7 +2957,7 @@
           <w:color w:val="000000"/>
           <w:kern w:val="0"/>
           <w:lang w:val="es-ES" w:eastAsia="es-ES"/>
-          <ns2:ligatures ns2:val="none"/>
+          <w14:ligatures w14:val="none"/>
         </w:rPr>
         <w:t xml:space="preserve"/>
       </w:r>
@@ -3030,7 +2967,7 @@
           <w:color w:val="000000"/>
           <w:kern w:val="0"/>
           <w:lang w:val="es-ES" w:eastAsia="es-ES"/>
-          <ns2:ligatures ns2:val="none"/>
+          <w14:ligatures w14:val="none"/>
         </w:rPr>
         <w:t/>
       </w:r>
@@ -3040,7 +2977,7 @@
           <w:color w:val="000000"/>
           <w:kern w:val="0"/>
           <w:lang w:val="es-ES" w:eastAsia="es-ES"/>
-          <ns2:ligatures ns2:val="none"/>
+          <w14:ligatures w14:val="none"/>
         </w:rPr>
         <w:t xml:space="preserve"/>
       </w:r>
@@ -3050,13 +2987,13 @@
           <w:color w:val="000000"/>
           <w:kern w:val="0"/>
           <w:lang w:val="es-ES" w:eastAsia="es-ES"/>
-          <ns2:ligatures ns2:val="none"/>
+          <w14:ligatures w14:val="none"/>
         </w:rPr>
         <w:t xml:space="preserve"/>
       </w:r>
     </w:p>
     <w:bookmarkEnd w:id="2"/>
-    <w:p ns2:paraId="61C46995" ns2:textId="77777777">
+    <w:p>
       <w:pPr>
         <w:spacing w:after="0" w:line="240" w:lineRule="auto"/>
         <w:contextualSpacing/>
@@ -3067,11 +3004,11 @@
           <w:color w:val="000000"/>
           <w:kern w:val="0"/>
           <w:lang w:eastAsia="es-PE"/>
-          <ns2:ligatures ns2:val="none"/>
-        </w:rPr>
-      </w:pPr>
-    </w:p>
-    <w:p ns2:paraId="4713554A" ns2:textId="77777777">
+          <w14:ligatures w14:val="none"/>
+        </w:rPr>
+      </w:pPr>
+    </w:p>
+    <w:p>
       <w:pPr>
         <w:pStyle w:val="Prrafodelista"/>
         <w:numPr>
@@ -3091,7 +3028,7 @@
           <w:color w:val="000000"/>
           <w:kern w:val="0"/>
           <w:lang w:eastAsia="es-PE"/>
-          <ns2:ligatures ns2:val="none"/>
+          <w14:ligatures w14:val="none"/>
         </w:rPr>
       </w:pPr>
       <w:r>
@@ -3101,12 +3038,12 @@
           <w:color w:val="000000"/>
           <w:kern w:val="0"/>
           <w:lang w:eastAsia="es-PE"/>
-          <ns2:ligatures ns2:val="none"/>
+          <w14:ligatures w14:val="none"/>
         </w:rPr>
         <w:t>DE LA ADMISIÓN A TRÁMITE DE LA DENUNCIA</w:t>
       </w:r>
     </w:p>
-    <w:p ns2:paraId="4BBBE1C2" ns2:textId="77777777">
+    <w:p>
       <w:pPr>
         <w:spacing w:after="0" w:line="240" w:lineRule="auto"/>
         <w:ind w:left="567"/>
@@ -3118,11 +3055,11 @@
           <w:color w:val="000000"/>
           <w:kern w:val="0"/>
           <w:lang w:eastAsia="es-PE"/>
-          <ns2:ligatures ns2:val="none"/>
-        </w:rPr>
-      </w:pPr>
-    </w:p>
-    <w:p ns2:paraId="46F42CB8" ns2:textId="77777777">
+          <w14:ligatures w14:val="none"/>
+        </w:rPr>
+      </w:pPr>
+    </w:p>
+    <w:p>
       <w:pPr>
         <w:pStyle w:val="Prrafodelista"/>
         <w:numPr>
@@ -3135,7 +3072,7 @@
         <w:rPr>
           <w:rFonts w:ascii="Arial Narrow" w:eastAsia="Arial Narrow" w:hAnsi="Arial Narrow" w:cs="Arial Narrow"/>
           <w:kern w:val="0"/>
-          <ns2:ligatures ns2:val="none"/>
+          <w14:ligatures w14:val="none"/>
         </w:rPr>
       </w:pPr>
       <w:bookmarkStart w:id="3" w:name="_Hlk140755208"/>
@@ -3147,7 +3084,7 @@
           <w:color w:val="000000"/>
           <w:kern w:val="0"/>
           <w:lang w:eastAsia="es-PE"/>
-          <ns2:ligatures ns2:val="none"/>
+          <w14:ligatures w14:val="none"/>
         </w:rPr>
         <w:t xml:space="preserve">La Secretaría </w:t>
       </w:r>
@@ -3160,7 +3097,7 @@
           <w:color w:val="000000"/>
           <w:kern w:val="0"/>
           <w:lang w:eastAsia="es-PE"/>
-          <ns2:ligatures ns2:val="none"/>
+          <w14:ligatures w14:val="none"/>
         </w:rPr>
         <w:t>Técnica de la Comisión de Protección al Consumidor 1 (en adelante, la Secretaría Técnica), en ejercicio de sus facultades</w:t>
       </w:r>
@@ -3170,7 +3107,7 @@
           <w:rFonts w:ascii="Arial Narrow" w:eastAsia="Arial Narrow" w:hAnsi="Arial Narrow" w:cs="Arial Narrow"/>
           <w:kern w:val="0"/>
           <w:vertAlign w:val="superscript"/>
-          <ns2:ligatures ns2:val="none"/>
+          <w14:ligatures w14:val="none"/>
         </w:rPr>
         <w:footnoteReference w:id="3"/>
       </w:r>
@@ -3180,7 +3117,7 @@
           <w:color w:val="000000"/>
           <w:kern w:val="0"/>
           <w:lang w:eastAsia="es-PE"/>
-          <ns2:ligatures ns2:val="none"/>
+          <w14:ligatures w14:val="none"/>
         </w:rPr>
         <w:t xml:space="preserve">, considera </w:t>
       </w:r>
@@ -3188,7 +3125,7 @@
         <w:rPr>
           <w:rFonts w:ascii="Arial Narrow" w:eastAsia="Arial Narrow" w:hAnsi="Arial Narrow" w:cs="Arial Narrow"/>
           <w:kern w:val="0"/>
-          <ns2:ligatures ns2:val="none"/>
+          <w14:ligatures w14:val="none"/>
         </w:rPr>
         <w:t xml:space="preserve">que el hecho denunciado, </w:t>
       </w:r>
@@ -3196,7 +3133,7 @@
         <w:rPr>
           <w:rFonts w:ascii="Arial Narrow" w:eastAsia="Arial Narrow" w:hAnsi="Arial Narrow" w:cs="Arial Narrow"/>
           <w:kern w:val="0"/>
-          <ns2:ligatures ns2:val="none"/>
+          <w14:ligatures w14:val="none"/>
         </w:rPr>
         <w:t xml:space="preserve">consistente en </w:t>
       </w:r>
@@ -3206,7 +3143,7 @@
           <w:color w:val="000000"/>
           <w:kern w:val="0"/>
           <w:lang w:eastAsia="es-PE"/>
-          <ns2:ligatures ns2:val="none"/>
+          <w14:ligatures w14:val="none"/>
         </w:rPr>
         <w:t xml:space="preserve">que </w:t>
       </w:r>
@@ -3214,7 +3151,7 @@
         <w:rPr>
           <w:rFonts w:ascii="Arial Narrow" w:eastAsia="Arial Narrow" w:hAnsi="Arial Narrow" w:cs="Arial Narrow"/>
           <w:kern w:val="0"/>
-          <ns2:ligatures ns2:val="none"/>
+          <w14:ligatures w14:val="none"/>
         </w:rPr>
         <w:t xml:space="preserve">Pana Autos S.A. </w:t>
       </w:r>
@@ -3222,7 +3159,7 @@
         <w:rPr>
           <w:rFonts w:ascii="Arial Narrow" w:eastAsia="Arial Narrow" w:hAnsi="Arial Narrow" w:cs="Arial Narrow"/>
           <w:kern w:val="0"/>
-          <ns2:ligatures ns2:val="none"/>
+          <w14:ligatures w14:val="none"/>
         </w:rPr>
         <w:t>habría brindado información incorrecta al denunciante al señalarle que la importación de repuestos y reparación de la unidad sería entre 60 a 90 días útiles</w:t>
       </w:r>
@@ -3233,7 +3170,7 @@
           <w:color w:val="000000"/>
           <w:kern w:val="0"/>
           <w:lang w:eastAsia="es-PE"/>
-          <ns2:ligatures ns2:val="none"/>
+          <w14:ligatures w14:val="none"/>
         </w:rPr>
         <w:t xml:space="preserve">. </w:t>
       </w:r>
@@ -3245,7 +3182,7 @@
           <w:color w:val="000000"/>
           <w:kern w:val="0"/>
           <w:lang w:eastAsia="es-PE"/>
-          <ns2:ligatures ns2:val="none"/>
+          <w14:ligatures w14:val="none"/>
         </w:rPr>
         <w:t xml:space="preserve">Por consiguiente, corresponde calificar el hecho materia de denuncia como una presunta infracción al deber de información, tipificado en el </w:t>
       </w:r>
@@ -3257,7 +3194,7 @@
           <w:color w:val="000000"/>
           <w:kern w:val="0"/>
           <w:lang w:eastAsia="es-PE"/>
-          <ns2:ligatures ns2:val="none"/>
+          <w14:ligatures w14:val="none"/>
         </w:rPr>
         <w:t xml:space="preserve">artículo 1, numeral 1, literal b) </w:t>
       </w:r>
@@ -3269,7 +3206,7 @@
           <w:color w:val="000000"/>
           <w:kern w:val="0"/>
           <w:lang w:eastAsia="es-PE"/>
-          <ns2:ligatures ns2:val="none"/>
+          <w14:ligatures w14:val="none"/>
         </w:rPr>
         <w:t>y al artículo 2 del Código</w:t>
       </w:r>
@@ -3282,7 +3219,7 @@
           <w:kern w:val="0"/>
           <w:vertAlign w:val="superscript"/>
           <w:lang w:eastAsia="es-PE"/>
-          <ns2:ligatures ns2:val="none"/>
+          <w14:ligatures w14:val="none"/>
         </w:rPr>
         <w:footnoteReference w:id="4"/>
       </w:r>
@@ -3293,7 +3230,7 @@
           <w:color w:val="000000"/>
           <w:kern w:val="0"/>
           <w:lang w:eastAsia="es-PE"/>
-          <ns2:ligatures ns2:val="none"/>
+          <w14:ligatures w14:val="none"/>
         </w:rPr>
         <w:t>.</w:t>
       </w:r>
@@ -3305,12 +3242,12 @@
           <w:color w:val="000000"/>
           <w:kern w:val="0"/>
           <w:lang w:eastAsia="es-PE"/>
-          <ns2:ligatures ns2:val="none"/>
+          <w14:ligatures w14:val="none"/>
         </w:rPr>
         <w:t xml:space="preserve"> </w:t>
       </w:r>
     </w:p>
-    <w:p ns2:paraId="44AC8ECB" ns2:textId="77777777">
+    <w:p>
       <w:pPr>
         <w:pStyle w:val="Prrafodelista"/>
         <w:spacing w:after="0" w:line="240" w:lineRule="auto"/>
@@ -3319,11 +3256,11 @@
         <w:rPr>
           <w:rFonts w:ascii="Arial Narrow" w:eastAsia="Arial Narrow" w:hAnsi="Arial Narrow" w:cs="Arial Narrow"/>
           <w:kern w:val="0"/>
-          <ns2:ligatures ns2:val="none"/>
-        </w:rPr>
-      </w:pPr>
-    </w:p>
-    <w:p ns2:paraId="576F79BC" ns2:textId="0C43B45C">
+          <w14:ligatures w14:val="none"/>
+        </w:rPr>
+      </w:pPr>
+    </w:p>
+    <w:p>
       <w:pPr>
         <w:pStyle w:val="Prrafodelista"/>
         <w:numPr>
@@ -3336,14 +3273,14 @@
         <w:rPr>
           <w:rFonts w:ascii="Arial Narrow" w:eastAsia="Arial Narrow" w:hAnsi="Arial Narrow" w:cs="Arial Narrow"/>
           <w:kern w:val="0"/>
-          <ns2:ligatures ns2:val="none"/>
-        </w:rPr>
-      </w:pPr>
-      <w:r>
-        <w:rPr>
-          <w:rFonts w:ascii="Arial Narrow" w:eastAsia="Arial Narrow" w:hAnsi="Arial Narrow" w:cs="Arial Narrow"/>
-          <w:kern w:val="0"/>
-          <ns2:ligatures ns2:val="none"/>
+          <w14:ligatures w14:val="none"/>
+        </w:rPr>
+      </w:pPr>
+      <w:r>
+        <w:rPr>
+          <w:rFonts w:ascii="Arial Narrow" w:eastAsia="Arial Narrow" w:hAnsi="Arial Narrow" w:cs="Arial Narrow"/>
+          <w:kern w:val="0"/>
+          <w14:ligatures w14:val="none"/>
         </w:rPr>
         <w:t xml:space="preserve">Así también, la Secretaría Técnica, en ejercicio de sus facultades, considera que el hecho denunciado, consistente en que </w:t>
       </w:r>
@@ -3351,7 +3288,7 @@
         <w:rPr>
           <w:rFonts w:ascii="Arial Narrow" w:eastAsia="Arial Narrow" w:hAnsi="Arial Narrow" w:cs="Arial Narrow"/>
           <w:kern w:val="0"/>
-          <ns2:ligatures ns2:val="none"/>
+          <w14:ligatures w14:val="none"/>
         </w:rPr>
         <w:t xml:space="preserve">Pana Autos S.A. no habría cumplido con informar oportunamente </w:t>
       </w:r>
@@ -3359,7 +3296,7 @@
         <w:rPr>
           <w:rFonts w:ascii="Arial Narrow" w:eastAsia="Arial Narrow" w:hAnsi="Arial Narrow" w:cs="Arial Narrow"/>
           <w:kern w:val="0"/>
-          <ns2:ligatures ns2:val="none"/>
+          <w14:ligatures w14:val="none"/>
         </w:rPr>
         <w:lastRenderedPageBreak/>
         <w:t>al denunciante que el vehículo asegurado no sería entregado en la fecha indicada sino el 18 de marzo de 2025.</w:t>
@@ -3368,7 +3305,7 @@
         <w:rPr>
           <w:rFonts w:ascii="Arial Narrow" w:eastAsia="Arial Narrow" w:hAnsi="Arial Narrow" w:cs="Arial Narrow"/>
           <w:kern w:val="0"/>
-          <ns2:ligatures ns2:val="none"/>
+          <w14:ligatures w14:val="none"/>
         </w:rPr>
         <w:t xml:space="preserve"> </w:t>
       </w:r>
@@ -3376,7 +3313,7 @@
         <w:rPr>
           <w:rFonts w:ascii="Arial Narrow" w:eastAsia="Arial Narrow" w:hAnsi="Arial Narrow" w:cs="Arial Narrow"/>
           <w:kern w:val="0"/>
-          <ns2:ligatures ns2:val="none"/>
+          <w14:ligatures w14:val="none"/>
         </w:rPr>
         <w:t>Por consiguiente, corresponde calificar el hecho materia de denuncia como una presunta infracción al deber de información, tipificado en el artículo 1, numeral 1, literal b) y al artículo 2 del Código</w:t>
       </w:r>
@@ -3384,22 +3321,22 @@
         <w:rPr>
           <w:rFonts w:ascii="Arial Narrow" w:eastAsia="Arial Narrow" w:hAnsi="Arial Narrow" w:cs="Arial Narrow"/>
           <w:kern w:val="0"/>
-          <ns2:ligatures ns2:val="none"/>
+          <w14:ligatures w14:val="none"/>
         </w:rPr>
         <w:t>.</w:t>
       </w:r>
     </w:p>
-    <w:p ns2:paraId="6A9DF789" ns2:textId="77777777">
+    <w:p>
       <w:pPr>
         <w:pStyle w:val="Prrafodelista"/>
         <w:rPr>
           <w:rFonts w:ascii="Arial Narrow" w:eastAsia="Arial Narrow" w:hAnsi="Arial Narrow" w:cs="Arial Narrow"/>
           <w:kern w:val="0"/>
-          <ns2:ligatures ns2:val="none"/>
-        </w:rPr>
-      </w:pPr>
-    </w:p>
-    <w:p ns2:paraId="65509929" ns2:textId="5FD6B82B">
+          <w14:ligatures w14:val="none"/>
+        </w:rPr>
+      </w:pPr>
+    </w:p>
+    <w:p>
       <w:pPr>
         <w:pStyle w:val="Prrafodelista"/>
         <w:numPr>
@@ -3412,14 +3349,14 @@
         <w:rPr>
           <w:rFonts w:ascii="Arial Narrow" w:eastAsia="Arial Narrow" w:hAnsi="Arial Narrow" w:cs="Arial Narrow"/>
           <w:kern w:val="0"/>
-          <ns2:ligatures ns2:val="none"/>
-        </w:rPr>
-      </w:pPr>
-      <w:r>
-        <w:rPr>
-          <w:rFonts w:ascii="Arial Narrow" w:eastAsia="Arial Narrow" w:hAnsi="Arial Narrow" w:cs="Arial Narrow"/>
-          <w:kern w:val="0"/>
-          <ns2:ligatures ns2:val="none"/>
+          <w14:ligatures w14:val="none"/>
+        </w:rPr>
+      </w:pPr>
+      <w:r>
+        <w:rPr>
+          <w:rFonts w:ascii="Arial Narrow" w:eastAsia="Arial Narrow" w:hAnsi="Arial Narrow" w:cs="Arial Narrow"/>
+          <w:kern w:val="0"/>
+          <w14:ligatures w14:val="none"/>
         </w:rPr>
         <w:t xml:space="preserve">Además, la Secretaría Técnica, en ejercicio de sus facultades, considera que el hecho denunciado, consistente en que </w:t>
       </w:r>
@@ -3427,7 +3364,7 @@
         <w:rPr>
           <w:rFonts w:ascii="Arial Narrow" w:eastAsia="Arial Narrow" w:hAnsi="Arial Narrow" w:cs="Arial Narrow"/>
           <w:kern w:val="0"/>
-          <ns2:ligatures ns2:val="none"/>
+          <w14:ligatures w14:val="none"/>
         </w:rPr>
         <w:t>Pana Autos S.A. habría colocado indebidamente silicona para subsanar las imperfecciones de reparación al vehículo asegurado, atentando de esta manera con la calidad del servicio y con los acuerdos de la reparación</w:t>
       </w:r>
@@ -3435,7 +3372,7 @@
         <w:rPr>
           <w:rFonts w:ascii="Arial Narrow" w:eastAsia="Arial Narrow" w:hAnsi="Arial Narrow" w:cs="Arial Narrow"/>
           <w:kern w:val="0"/>
-          <ns2:ligatures ns2:val="none"/>
+          <w14:ligatures w14:val="none"/>
         </w:rPr>
         <w:t xml:space="preserve">; involucraría una presunta afectación a sus expectativas, quien no habría encontrado una </w:t>
       </w:r>
@@ -3443,7 +3380,7 @@
         <w:rPr>
           <w:rFonts w:ascii="Arial Narrow" w:eastAsia="Arial Narrow" w:hAnsi="Arial Narrow" w:cs="Arial Narrow"/>
           <w:kern w:val="0"/>
-          <ns2:ligatures ns2:val="none"/>
+          <w14:ligatures w14:val="none"/>
         </w:rPr>
         <w:t>correspondencia entre lo que esperaba recibir de parte del proveedor y lo que realmente recibió. Por consiguiente, corresponde calificar el hecho materia de denuncia como una presunta infracción al deber de idoneidad, tipificado en los artículos 18</w:t>
       </w:r>
@@ -3453,7 +3390,7 @@
           <w:color w:val="000000"/>
           <w:kern w:val="0"/>
           <w:lang w:eastAsia="es-PE"/>
-          <ns2:ligatures ns2:val="none"/>
+          <w14:ligatures w14:val="none"/>
         </w:rPr>
         <w:t/>
       </w:r>
@@ -3461,7 +3398,7 @@
         <w:rPr>
           <w:rFonts w:ascii="Arial Narrow" w:eastAsia="Arial Narrow" w:hAnsi="Arial Narrow" w:cs="Arial Narrow"/>
           <w:kern w:val="0"/>
-          <ns2:ligatures ns2:val="none"/>
+          <w14:ligatures w14:val="none"/>
         </w:rPr>
         <w:t xml:space="preserve"> y 19</w:t>
       </w:r>
@@ -3471,7 +3408,7 @@
           <w:color w:val="000000"/>
           <w:kern w:val="0"/>
           <w:lang w:eastAsia="es-PE"/>
-          <ns2:ligatures ns2:val="none"/>
+          <w14:ligatures w14:val="none"/>
         </w:rPr>
         <w:t/>
       </w:r>
@@ -3479,7 +3416,7 @@
         <w:rPr>
           <w:rFonts w:ascii="Arial Narrow" w:eastAsia="Arial Narrow" w:hAnsi="Arial Narrow" w:cs="Arial Narrow"/>
           <w:kern w:val="0"/>
-          <ns2:ligatures ns2:val="none"/>
+          <w14:ligatures w14:val="none"/>
         </w:rPr>
         <w:t xml:space="preserve"> del Código</w:t>
       </w:r>
@@ -3489,7 +3426,7 @@
           <w:rFonts w:ascii="Arial Narrow" w:eastAsia="Arial Narrow" w:hAnsi="Arial Narrow" w:cs="Arial"/>
           <w:kern w:val="0"/>
           <w:vertAlign w:val="superscript"/>
-          <ns2:ligatures ns2:val="none"/>
+          <w14:ligatures w14:val="none"/>
         </w:rPr>
         <w:footnoteReference w:id="5"/>
       </w:r>
@@ -3497,22 +3434,22 @@
         <w:rPr>
           <w:rFonts w:ascii="Arial Narrow" w:eastAsia="Arial Narrow" w:hAnsi="Arial Narrow" w:cs="Arial Narrow"/>
           <w:kern w:val="0"/>
-          <ns2:ligatures ns2:val="none"/>
+          <w14:ligatures w14:val="none"/>
         </w:rPr>
         <w:t>.</w:t>
       </w:r>
     </w:p>
-    <w:p ns2:paraId="6010B36D" ns2:textId="77777777">
+    <w:p>
       <w:pPr>
         <w:pStyle w:val="Prrafodelista"/>
         <w:rPr>
           <w:rFonts w:ascii="Arial Narrow" w:eastAsia="Arial Narrow" w:hAnsi="Arial Narrow" w:cs="Arial Narrow"/>
           <w:kern w:val="0"/>
-          <ns2:ligatures ns2:val="none"/>
-        </w:rPr>
-      </w:pPr>
-    </w:p>
-    <w:p ns2:paraId="38FDE639" ns2:textId="3717C6C7">
+          <w14:ligatures w14:val="none"/>
+        </w:rPr>
+      </w:pPr>
+    </w:p>
+    <w:p>
       <w:pPr>
         <w:pStyle w:val="Prrafodelista"/>
         <w:numPr>
@@ -3525,14 +3462,14 @@
         <w:rPr>
           <w:rFonts w:ascii="Arial Narrow" w:eastAsia="Arial Narrow" w:hAnsi="Arial Narrow" w:cs="Arial Narrow"/>
           <w:kern w:val="0"/>
-          <ns2:ligatures ns2:val="none"/>
-        </w:rPr>
-      </w:pPr>
-      <w:r>
-        <w:rPr>
-          <w:rFonts w:ascii="Arial Narrow" w:eastAsia="Arial Narrow" w:hAnsi="Arial Narrow" w:cs="Arial Narrow"/>
-          <w:kern w:val="0"/>
-          <ns2:ligatures ns2:val="none"/>
+          <w14:ligatures w14:val="none"/>
+        </w:rPr>
+      </w:pPr>
+      <w:r>
+        <w:rPr>
+          <w:rFonts w:ascii="Arial Narrow" w:eastAsia="Arial Narrow" w:hAnsi="Arial Narrow" w:cs="Arial Narrow"/>
+          <w:kern w:val="0"/>
+          <w14:ligatures w14:val="none"/>
         </w:rPr>
         <w:t>Asimismo</w:t>
       </w:r>
@@ -3540,7 +3477,7 @@
         <w:rPr>
           <w:rFonts w:ascii="Arial Narrow" w:eastAsia="Arial Narrow" w:hAnsi="Arial Narrow" w:cs="Arial Narrow"/>
           <w:kern w:val="0"/>
-          <ns2:ligatures ns2:val="none"/>
+          <w14:ligatures w14:val="none"/>
         </w:rPr>
         <w:t xml:space="preserve">, la Secretaría Técnica, en ejercicio de sus facultades, considera que el hecho denunciado, consistente en que </w:t>
       </w:r>
@@ -3548,7 +3485,7 @@
         <w:rPr>
           <w:rFonts w:ascii="Arial Narrow" w:eastAsia="Arial Narrow" w:hAnsi="Arial Narrow" w:cs="Arial Narrow"/>
           <w:kern w:val="0"/>
-          <ns2:ligatures ns2:val="none"/>
+          <w14:ligatures w14:val="none"/>
         </w:rPr>
         <w:t>Pana Autos S.A. no habría garantizado que en la reparación del vehículo asegurado hayan utilizado piezas originales que se adquirieron y hayan cumplido con los estándares de Honda Perú S.A.</w:t>
       </w:r>
@@ -3556,7 +3493,7 @@
         <w:rPr>
           <w:rFonts w:ascii="Arial Narrow" w:eastAsia="Arial Narrow" w:hAnsi="Arial Narrow" w:cs="Arial Narrow"/>
           <w:kern w:val="0"/>
-          <ns2:ligatures ns2:val="none"/>
+          <w14:ligatures w14:val="none"/>
         </w:rPr>
         <w:t>; involucraría una presunta afectación a sus expectativas, quien no habría encontrado una correspondencia entre lo que esperaba recibir de parte del proveedor y lo que realmente recibió. Por consiguiente, corresponde calificar el hecho materia de denuncia como una presunta infracción al deber de idoneidad, tipificado en los artículos 18</w:t>
       </w:r>
@@ -3566,7 +3503,7 @@
           <w:color w:val="000000"/>
           <w:kern w:val="0"/>
           <w:lang w:eastAsia="es-PE"/>
-          <ns2:ligatures ns2:val="none"/>
+          <w14:ligatures w14:val="none"/>
         </w:rPr>
         <w:t/>
       </w:r>
@@ -3574,7 +3511,7 @@
         <w:rPr>
           <w:rFonts w:ascii="Arial Narrow" w:eastAsia="Arial Narrow" w:hAnsi="Arial Narrow" w:cs="Arial Narrow"/>
           <w:kern w:val="0"/>
-          <ns2:ligatures ns2:val="none"/>
+          <w14:ligatures w14:val="none"/>
         </w:rPr>
         <w:t xml:space="preserve"> y 19</w:t>
       </w:r>
@@ -3584,7 +3521,7 @@
           <w:color w:val="000000"/>
           <w:kern w:val="0"/>
           <w:lang w:eastAsia="es-PE"/>
-          <ns2:ligatures ns2:val="none"/>
+          <w14:ligatures w14:val="none"/>
         </w:rPr>
         <w:t/>
       </w:r>
@@ -3592,7 +3529,7 @@
         <w:rPr>
           <w:rFonts w:ascii="Arial Narrow" w:eastAsia="Arial Narrow" w:hAnsi="Arial Narrow" w:cs="Arial Narrow"/>
           <w:kern w:val="0"/>
-          <ns2:ligatures ns2:val="none"/>
+          <w14:ligatures w14:val="none"/>
         </w:rPr>
         <w:t xml:space="preserve"> del Código</w:t>
       </w:r>
@@ -3600,22 +3537,22 @@
         <w:rPr>
           <w:rFonts w:ascii="Arial Narrow" w:eastAsia="Arial Narrow" w:hAnsi="Arial Narrow" w:cs="Arial Narrow"/>
           <w:kern w:val="0"/>
-          <ns2:ligatures ns2:val="none"/>
+          <w14:ligatures w14:val="none"/>
         </w:rPr>
         <w:t>.</w:t>
       </w:r>
     </w:p>
-    <w:p ns2:paraId="7F75F70A" ns2:textId="77777777">
+    <w:p>
       <w:pPr>
         <w:pStyle w:val="Prrafodelista"/>
         <w:rPr>
           <w:rFonts w:ascii="Arial Narrow" w:eastAsia="Arial Narrow" w:hAnsi="Arial Narrow" w:cs="Arial Narrow"/>
           <w:kern w:val="0"/>
-          <ns2:ligatures ns2:val="none"/>
-        </w:rPr>
-      </w:pPr>
-    </w:p>
-    <w:p ns2:paraId="33DA4E76" ns2:textId="46B465EE">
+          <w14:ligatures w14:val="none"/>
+        </w:rPr>
+      </w:pPr>
+    </w:p>
+    <w:p>
       <w:pPr>
         <w:pStyle w:val="Prrafodelista"/>
         <w:numPr>
@@ -3628,14 +3565,14 @@
         <w:rPr>
           <w:rFonts w:ascii="Arial Narrow" w:eastAsia="Arial Narrow" w:hAnsi="Arial Narrow" w:cs="Arial Narrow"/>
           <w:kern w:val="0"/>
-          <ns2:ligatures ns2:val="none"/>
-        </w:rPr>
-      </w:pPr>
-      <w:r>
-        <w:rPr>
-          <w:rFonts w:ascii="Arial Narrow" w:eastAsia="Arial Narrow" w:hAnsi="Arial Narrow" w:cs="Arial Narrow"/>
-          <w:kern w:val="0"/>
-          <ns2:ligatures ns2:val="none"/>
+          <w14:ligatures w14:val="none"/>
+        </w:rPr>
+      </w:pPr>
+      <w:r>
+        <w:rPr>
+          <w:rFonts w:ascii="Arial Narrow" w:eastAsia="Arial Narrow" w:hAnsi="Arial Narrow" w:cs="Arial Narrow"/>
+          <w:kern w:val="0"/>
+          <w14:ligatures w14:val="none"/>
         </w:rPr>
         <w:t>Así también</w:t>
       </w:r>
@@ -3643,7 +3580,7 @@
         <w:rPr>
           <w:rFonts w:ascii="Arial Narrow" w:eastAsia="Arial Narrow" w:hAnsi="Arial Narrow" w:cs="Arial Narrow"/>
           <w:kern w:val="0"/>
-          <ns2:ligatures ns2:val="none"/>
+          <w14:ligatures w14:val="none"/>
         </w:rPr>
         <w:t>, la Secretaría Técnica, en ejercicio de sus facultades, considera que el hecho denunciado, consistente en que</w:t>
       </w:r>
@@ -3651,7 +3588,7 @@
         <w:rPr>
           <w:rFonts w:ascii="Arial Narrow" w:eastAsia="Arial Narrow" w:hAnsi="Arial Narrow" w:cs="Arial Narrow"/>
           <w:kern w:val="0"/>
-          <ns2:ligatures ns2:val="none"/>
+          <w14:ligatures w14:val="none"/>
         </w:rPr>
         <w:t xml:space="preserve"> </w:t>
       </w:r>
@@ -3659,7 +3596,7 @@
         <w:rPr>
           <w:rFonts w:ascii="Arial Narrow" w:eastAsia="Arial Narrow" w:hAnsi="Arial Narrow" w:cs="Arial Narrow"/>
           <w:kern w:val="0"/>
-          <ns2:ligatures ns2:val="none"/>
+          <w14:ligatures w14:val="none"/>
         </w:rPr>
         <w:t>Pana Autos S.A. no habría realizado el seguimiento para que los repuestos que necesitaba el vehículo asegurado para su reparación sean importados oportunamente</w:t>
       </w:r>
@@ -3667,7 +3604,7 @@
         <w:rPr>
           <w:rFonts w:ascii="Arial Narrow" w:eastAsia="Arial Narrow" w:hAnsi="Arial Narrow" w:cs="Arial Narrow"/>
           <w:kern w:val="0"/>
-          <ns2:ligatures ns2:val="none"/>
+          <w14:ligatures w14:val="none"/>
         </w:rPr>
         <w:t>;</w:t>
       </w:r>
@@ -3675,7 +3612,7 @@
         <w:rPr>
           <w:rFonts w:ascii="Arial Narrow" w:eastAsia="Arial Narrow" w:hAnsi="Arial Narrow" w:cs="Arial Narrow"/>
           <w:kern w:val="0"/>
-          <ns2:ligatures ns2:val="none"/>
+          <w14:ligatures w14:val="none"/>
         </w:rPr>
         <w:t xml:space="preserve"> </w:t>
       </w:r>
@@ -3683,7 +3620,7 @@
         <w:rPr>
           <w:rFonts w:ascii="Arial Narrow" w:eastAsia="Arial Narrow" w:hAnsi="Arial Narrow" w:cs="Arial Narrow"/>
           <w:kern w:val="0"/>
-          <ns2:ligatures ns2:val="none"/>
+          <w14:ligatures w14:val="none"/>
         </w:rPr>
         <w:t>involucraría una presunta afectación a sus expectativas, quien no habría encontrado una correspondencia entre lo que esperaba recibir de parte del proveedor y lo que realmente recibió. Por consiguiente, corresponde calificar el hecho materia de denuncia como una presunta infracción al deber de idoneidad, tipificado en los artículos 18</w:t>
       </w:r>
@@ -3693,7 +3630,7 @@
           <w:color w:val="000000"/>
           <w:kern w:val="0"/>
           <w:lang w:eastAsia="es-PE"/>
-          <ns2:ligatures ns2:val="none"/>
+          <w14:ligatures w14:val="none"/>
         </w:rPr>
         <w:t/>
       </w:r>
@@ -3701,7 +3638,7 @@
         <w:rPr>
           <w:rFonts w:ascii="Arial Narrow" w:eastAsia="Arial Narrow" w:hAnsi="Arial Narrow" w:cs="Arial Narrow"/>
           <w:kern w:val="0"/>
-          <ns2:ligatures ns2:val="none"/>
+          <w14:ligatures w14:val="none"/>
         </w:rPr>
         <w:t xml:space="preserve"> y 19</w:t>
       </w:r>
@@ -3711,7 +3648,7 @@
           <w:color w:val="000000"/>
           <w:kern w:val="0"/>
           <w:lang w:eastAsia="es-PE"/>
-          <ns2:ligatures ns2:val="none"/>
+          <w14:ligatures w14:val="none"/>
         </w:rPr>
         <w:t/>
       </w:r>
@@ -3719,7 +3656,7 @@
         <w:rPr>
           <w:rFonts w:ascii="Arial Narrow" w:eastAsia="Arial Narrow" w:hAnsi="Arial Narrow" w:cs="Arial Narrow"/>
           <w:kern w:val="0"/>
-          <ns2:ligatures ns2:val="none"/>
+          <w14:ligatures w14:val="none"/>
         </w:rPr>
         <w:t xml:space="preserve"> del Código</w:t>
       </w:r>
@@ -3727,22 +3664,22 @@
         <w:rPr>
           <w:rFonts w:ascii="Arial Narrow" w:eastAsia="Arial Narrow" w:hAnsi="Arial Narrow" w:cs="Arial Narrow"/>
           <w:kern w:val="0"/>
-          <ns2:ligatures ns2:val="none"/>
+          <w14:ligatures w14:val="none"/>
         </w:rPr>
         <w:t>.</w:t>
       </w:r>
     </w:p>
-    <w:p ns2:paraId="5900C53B" ns2:textId="77777777">
+    <w:p>
       <w:pPr>
         <w:pStyle w:val="Prrafodelista"/>
         <w:rPr>
           <w:rFonts w:ascii="Arial Narrow" w:eastAsia="Arial Narrow" w:hAnsi="Arial Narrow" w:cs="Arial Narrow"/>
           <w:kern w:val="0"/>
-          <ns2:ligatures ns2:val="none"/>
-        </w:rPr>
-      </w:pPr>
-    </w:p>
-    <w:p ns2:paraId="13986F4B" ns2:textId="6C4CEE75">
+          <w14:ligatures w14:val="none"/>
+        </w:rPr>
+      </w:pPr>
+    </w:p>
+    <w:p>
       <w:pPr>
         <w:pStyle w:val="Prrafodelista"/>
         <w:numPr>
@@ -3755,14 +3692,14 @@
         <w:rPr>
           <w:rFonts w:ascii="Arial Narrow" w:eastAsia="Arial Narrow" w:hAnsi="Arial Narrow" w:cs="Arial Narrow"/>
           <w:kern w:val="0"/>
-          <ns2:ligatures ns2:val="none"/>
-        </w:rPr>
-      </w:pPr>
-      <w:r>
-        <w:rPr>
-          <w:rFonts w:ascii="Arial Narrow" w:eastAsia="Arial Narrow" w:hAnsi="Arial Narrow" w:cs="Arial Narrow"/>
-          <w:kern w:val="0"/>
-          <ns2:ligatures ns2:val="none"/>
+          <w14:ligatures w14:val="none"/>
+        </w:rPr>
+      </w:pPr>
+      <w:r>
+        <w:rPr>
+          <w:rFonts w:ascii="Arial Narrow" w:eastAsia="Arial Narrow" w:hAnsi="Arial Narrow" w:cs="Arial Narrow"/>
+          <w:kern w:val="0"/>
+          <w14:ligatures w14:val="none"/>
         </w:rPr>
         <w:t>Adicionalmente</w:t>
       </w:r>
@@ -3770,7 +3707,7 @@
         <w:rPr>
           <w:rFonts w:ascii="Arial Narrow" w:eastAsia="Arial Narrow" w:hAnsi="Arial Narrow" w:cs="Arial Narrow"/>
           <w:kern w:val="0"/>
-          <ns2:ligatures ns2:val="none"/>
+          <w14:ligatures w14:val="none"/>
         </w:rPr>
         <w:t>, la Secretaría Técnica, en ejercicio de sus facultades, considera que el hecho denunciado, consistente en que</w:t>
       </w:r>
@@ -3778,7 +3715,7 @@
         <w:rPr>
           <w:rFonts w:ascii="Arial Narrow" w:eastAsia="Arial Narrow" w:hAnsi="Arial Narrow" w:cs="Arial Narrow"/>
           <w:kern w:val="0"/>
-          <ns2:ligatures ns2:val="none"/>
+          <w14:ligatures w14:val="none"/>
         </w:rPr>
         <w:t xml:space="preserve"> </w:t>
       </w:r>
@@ -3786,7 +3723,7 @@
         <w:rPr>
           <w:rFonts w:ascii="Arial Narrow" w:eastAsia="Arial Narrow" w:hAnsi="Arial Narrow" w:cs="Arial Narrow"/>
           <w:kern w:val="0"/>
-          <ns2:ligatures ns2:val="none"/>
+          <w14:ligatures w14:val="none"/>
         </w:rPr>
         <w:t>Pana Autos S.A. no habría brindado una solución adecuada al denunciante ante la demora en la importación de los repuestos que necesitaba el vehículo asegurado para ser reparado</w:t>
       </w:r>
@@ -3794,7 +3731,7 @@
         <w:rPr>
           <w:rFonts w:ascii="Arial Narrow" w:eastAsia="Arial Narrow" w:hAnsi="Arial Narrow" w:cs="Arial Narrow"/>
           <w:kern w:val="0"/>
-          <ns2:ligatures ns2:val="none"/>
+          <w14:ligatures w14:val="none"/>
         </w:rPr>
         <w:t>; involucraría una presunta afectación a sus expectativas, quien no habría encontrado una correspondencia entre lo que esperaba recibir de parte del proveedor y lo que realmente recibió. Por consiguiente, corresponde</w:t>
       </w:r>
@@ -3802,7 +3739,7 @@
         <w:rPr>
           <w:rFonts w:ascii="Arial Narrow" w:eastAsia="Arial Narrow" w:hAnsi="Arial Narrow" w:cs="Arial Narrow"/>
           <w:kern w:val="0"/>
-          <ns2:ligatures ns2:val="none"/>
+          <w14:ligatures w14:val="none"/>
         </w:rPr>
         <w:t xml:space="preserve"> calificar el hecho materia de denuncia como una presunta infracción al deber de idoneidad, tipificado en los artículos 18</w:t>
       </w:r>
@@ -3812,7 +3749,7 @@
           <w:color w:val="000000"/>
           <w:kern w:val="0"/>
           <w:lang w:eastAsia="es-PE"/>
-          <ns2:ligatures ns2:val="none"/>
+          <w14:ligatures w14:val="none"/>
         </w:rPr>
         <w:t/>
       </w:r>
@@ -3820,7 +3757,7 @@
         <w:rPr>
           <w:rFonts w:ascii="Arial Narrow" w:eastAsia="Arial Narrow" w:hAnsi="Arial Narrow" w:cs="Arial Narrow"/>
           <w:kern w:val="0"/>
-          <ns2:ligatures ns2:val="none"/>
+          <w14:ligatures w14:val="none"/>
         </w:rPr>
         <w:t xml:space="preserve"> y 19</w:t>
       </w:r>
@@ -3830,7 +3767,7 @@
           <w:color w:val="000000"/>
           <w:kern w:val="0"/>
           <w:lang w:eastAsia="es-PE"/>
-          <ns2:ligatures ns2:val="none"/>
+          <w14:ligatures w14:val="none"/>
         </w:rPr>
         <w:t/>
       </w:r>
@@ -3838,7 +3775,7 @@
         <w:rPr>
           <w:rFonts w:ascii="Arial Narrow" w:eastAsia="Arial Narrow" w:hAnsi="Arial Narrow" w:cs="Arial Narrow"/>
           <w:kern w:val="0"/>
-          <ns2:ligatures ns2:val="none"/>
+          <w14:ligatures w14:val="none"/>
         </w:rPr>
         <w:t xml:space="preserve"> del Código</w:t>
       </w:r>
@@ -3846,22 +3783,22 @@
         <w:rPr>
           <w:rFonts w:ascii="Arial Narrow" w:eastAsia="Arial Narrow" w:hAnsi="Arial Narrow" w:cs="Arial Narrow"/>
           <w:kern w:val="0"/>
-          <ns2:ligatures ns2:val="none"/>
+          <w14:ligatures w14:val="none"/>
         </w:rPr>
         <w:t>.</w:t>
       </w:r>
     </w:p>
-    <w:p ns2:paraId="59F25853" ns2:textId="77777777">
+    <w:p>
       <w:pPr>
         <w:pStyle w:val="Prrafodelista"/>
         <w:rPr>
           <w:rFonts w:ascii="Arial Narrow" w:eastAsia="Arial Narrow" w:hAnsi="Arial Narrow" w:cs="Arial Narrow"/>
           <w:kern w:val="0"/>
-          <ns2:ligatures ns2:val="none"/>
-        </w:rPr>
-      </w:pPr>
-    </w:p>
-    <w:p ns2:paraId="76C9E1E8" ns2:textId="643C89CF">
+          <w14:ligatures w14:val="none"/>
+        </w:rPr>
+      </w:pPr>
+    </w:p>
+    <w:p>
       <w:pPr>
         <w:pStyle w:val="Prrafodelista"/>
         <w:numPr>
@@ -3874,14 +3811,14 @@
         <w:rPr>
           <w:rFonts w:ascii="Arial Narrow" w:eastAsia="Arial Narrow" w:hAnsi="Arial Narrow" w:cs="Arial Narrow"/>
           <w:kern w:val="0"/>
-          <ns2:ligatures ns2:val="none"/>
-        </w:rPr>
-      </w:pPr>
-      <w:r>
-        <w:rPr>
-          <w:rFonts w:ascii="Arial Narrow" w:eastAsia="Arial Narrow" w:hAnsi="Arial Narrow" w:cs="Arial Narrow"/>
-          <w:kern w:val="0"/>
-          <ns2:ligatures ns2:val="none"/>
+          <w14:ligatures w14:val="none"/>
+        </w:rPr>
+      </w:pPr>
+      <w:r>
+        <w:rPr>
+          <w:rFonts w:ascii="Arial Narrow" w:eastAsia="Arial Narrow" w:hAnsi="Arial Narrow" w:cs="Arial Narrow"/>
+          <w:kern w:val="0"/>
+          <w14:ligatures w14:val="none"/>
         </w:rPr>
         <w:lastRenderedPageBreak/>
         <w:t xml:space="preserve">Además, la Secretaría Técnica, </w:t>
@@ -3890,7 +3827,7 @@
         <w:rPr>
           <w:rFonts w:ascii="Arial Narrow" w:eastAsia="Arial Narrow" w:hAnsi="Arial Narrow" w:cs="Arial Narrow"/>
           <w:kern w:val="0"/>
-          <ns2:ligatures ns2:val="none"/>
+          <w14:ligatures w14:val="none"/>
         </w:rPr>
         <w:t>en ejercicio de sus facultades, considera que el hecho denunciado, consistente en que</w:t>
       </w:r>
@@ -3898,7 +3835,7 @@
         <w:rPr>
           <w:rFonts w:ascii="Arial Narrow" w:eastAsia="Arial Narrow" w:hAnsi="Arial Narrow" w:cs="Arial Narrow"/>
           <w:kern w:val="0"/>
-          <ns2:ligatures ns2:val="none"/>
+          <w14:ligatures w14:val="none"/>
         </w:rPr>
         <w:t xml:space="preserve"> </w:t>
       </w:r>
@@ -3906,7 +3843,7 @@
         <w:rPr>
           <w:rFonts w:ascii="Arial Narrow" w:eastAsia="Arial Narrow" w:hAnsi="Arial Narrow" w:cs="Arial Narrow"/>
           <w:kern w:val="0"/>
-          <ns2:ligatures ns2:val="none"/>
+          <w14:ligatures w14:val="none"/>
         </w:rPr>
         <w:t>Pana Autos S.A. habría entregado el vehículo asegurado al denunciante con fallas graves, en tanto la puerta del copiloto no podía abrirse</w:t>
       </w:r>
@@ -3914,7 +3851,7 @@
         <w:rPr>
           <w:rFonts w:ascii="Arial Narrow" w:eastAsia="Arial Narrow" w:hAnsi="Arial Narrow" w:cs="Arial Narrow"/>
           <w:kern w:val="0"/>
-          <ns2:ligatures ns2:val="none"/>
+          <w14:ligatures w14:val="none"/>
         </w:rPr>
         <w:t>; involucraría una presunta afectación a sus expectativas, quien no habría encontrado una correspondencia entre lo que esperaba recibir de parte del proveedor y lo que realmente recibió. Por consiguiente, corresponde calificar el hecho materia de denuncia como una presunta infracción al deber de idoneidad, tipificado en los artículos 18</w:t>
       </w:r>
@@ -3924,7 +3861,7 @@
           <w:color w:val="000000"/>
           <w:kern w:val="0"/>
           <w:lang w:eastAsia="es-PE"/>
-          <ns2:ligatures ns2:val="none"/>
+          <w14:ligatures w14:val="none"/>
         </w:rPr>
         <w:t/>
       </w:r>
@@ -3932,7 +3869,7 @@
         <w:rPr>
           <w:rFonts w:ascii="Arial Narrow" w:eastAsia="Arial Narrow" w:hAnsi="Arial Narrow" w:cs="Arial Narrow"/>
           <w:kern w:val="0"/>
-          <ns2:ligatures ns2:val="none"/>
+          <w14:ligatures w14:val="none"/>
         </w:rPr>
         <w:t xml:space="preserve"> y 19</w:t>
       </w:r>
@@ -3942,7 +3879,7 @@
           <w:color w:val="000000"/>
           <w:kern w:val="0"/>
           <w:lang w:eastAsia="es-PE"/>
-          <ns2:ligatures ns2:val="none"/>
+          <w14:ligatures w14:val="none"/>
         </w:rPr>
         <w:t/>
       </w:r>
@@ -3950,7 +3887,7 @@
         <w:rPr>
           <w:rFonts w:ascii="Arial Narrow" w:eastAsia="Arial Narrow" w:hAnsi="Arial Narrow" w:cs="Arial Narrow"/>
           <w:kern w:val="0"/>
-          <ns2:ligatures ns2:val="none"/>
+          <w14:ligatures w14:val="none"/>
         </w:rPr>
         <w:t xml:space="preserve"> del Código</w:t>
       </w:r>
@@ -3958,22 +3895,22 @@
         <w:rPr>
           <w:rFonts w:ascii="Arial Narrow" w:eastAsia="Arial Narrow" w:hAnsi="Arial Narrow" w:cs="Arial Narrow"/>
           <w:kern w:val="0"/>
-          <ns2:ligatures ns2:val="none"/>
+          <w14:ligatures w14:val="none"/>
         </w:rPr>
         <w:t>.</w:t>
       </w:r>
     </w:p>
-    <w:p ns2:paraId="39EC83E2" ns2:textId="77777777">
+    <w:p>
       <w:pPr>
         <w:pStyle w:val="Prrafodelista"/>
         <w:rPr>
           <w:rFonts w:ascii="Arial Narrow" w:eastAsia="Arial Narrow" w:hAnsi="Arial Narrow" w:cs="Arial Narrow"/>
           <w:kern w:val="0"/>
-          <ns2:ligatures ns2:val="none"/>
-        </w:rPr>
-      </w:pPr>
-    </w:p>
-    <w:p ns2:paraId="0E4BE209" ns2:textId="219B1D3F">
+          <w14:ligatures w14:val="none"/>
+        </w:rPr>
+      </w:pPr>
+    </w:p>
+    <w:p>
       <w:pPr>
         <w:pStyle w:val="Prrafodelista"/>
         <w:numPr>
@@ -3986,14 +3923,14 @@
         <w:rPr>
           <w:rFonts w:ascii="Arial Narrow" w:eastAsia="Arial Narrow" w:hAnsi="Arial Narrow" w:cs="Arial Narrow"/>
           <w:kern w:val="0"/>
-          <ns2:ligatures ns2:val="none"/>
-        </w:rPr>
-      </w:pPr>
-      <w:r>
-        <w:rPr>
-          <w:rFonts w:ascii="Arial Narrow" w:eastAsia="Arial Narrow" w:hAnsi="Arial Narrow" w:cs="Arial Narrow"/>
-          <w:kern w:val="0"/>
-          <ns2:ligatures ns2:val="none"/>
+          <w14:ligatures w14:val="none"/>
+        </w:rPr>
+      </w:pPr>
+      <w:r>
+        <w:rPr>
+          <w:rFonts w:ascii="Arial Narrow" w:eastAsia="Arial Narrow" w:hAnsi="Arial Narrow" w:cs="Arial Narrow"/>
+          <w:kern w:val="0"/>
+          <w14:ligatures w14:val="none"/>
         </w:rPr>
         <w:t>Asimismo</w:t>
       </w:r>
@@ -4001,7 +3938,7 @@
         <w:rPr>
           <w:rFonts w:ascii="Arial Narrow" w:eastAsia="Arial Narrow" w:hAnsi="Arial Narrow" w:cs="Arial Narrow"/>
           <w:kern w:val="0"/>
-          <ns2:ligatures ns2:val="none"/>
+          <w14:ligatures w14:val="none"/>
         </w:rPr>
         <w:t>, la Secretaría Técnica, en ejercicio de sus facultades, considera que el hecho denunciado, consistente en que</w:t>
       </w:r>
@@ -4009,7 +3946,7 @@
         <w:rPr>
           <w:rFonts w:ascii="Arial Narrow" w:eastAsia="Arial Narrow" w:hAnsi="Arial Narrow" w:cs="Arial Narrow"/>
           <w:kern w:val="0"/>
-          <ns2:ligatures ns2:val="none"/>
+          <w14:ligatures w14:val="none"/>
         </w:rPr>
         <w:t xml:space="preserve"> </w:t>
       </w:r>
@@ -4017,7 +3954,7 @@
         <w:rPr>
           <w:rFonts w:ascii="Arial Narrow" w:eastAsia="Arial Narrow" w:hAnsi="Arial Narrow" w:cs="Arial Narrow"/>
           <w:kern w:val="0"/>
-          <ns2:ligatures ns2:val="none"/>
+          <w14:ligatures w14:val="none"/>
         </w:rPr>
         <w:t>Pana Autos S.A. habría tenido una publicidad engañosa con el denunciante, pues no habrían tenido un control de calidad al reparar el vehículo asegurado conforme al ofrecimiento.</w:t>
       </w:r>
@@ -4025,7 +3962,7 @@
         <w:rPr>
           <w:rFonts w:ascii="Arial Narrow" w:eastAsia="Arial Narrow" w:hAnsi="Arial Narrow" w:cs="Arial Narrow"/>
           <w:kern w:val="0"/>
-          <ns2:ligatures ns2:val="none"/>
+          <w14:ligatures w14:val="none"/>
         </w:rPr>
         <w:t>; involucraría una presunta afectación a sus expectativas, quien no habría encontrado una correspondencia entre lo que esperaba recibir de parte del proveedor y lo que realmente recibió. Por consiguiente, corresponde calificar el hecho materia de denuncia como una presunta infracción al deber de idoneidad, tipificado en los</w:t>
       </w:r>
@@ -4033,7 +3970,7 @@
         <w:rPr>
           <w:rFonts w:ascii="Arial Narrow" w:eastAsia="Arial Narrow" w:hAnsi="Arial Narrow" w:cs="Arial Narrow"/>
           <w:kern w:val="0"/>
-          <ns2:ligatures ns2:val="none"/>
+          <w14:ligatures w14:val="none"/>
         </w:rPr>
         <w:t xml:space="preserve"> artículos 18</w:t>
       </w:r>
@@ -4043,7 +3980,7 @@
           <w:color w:val="000000"/>
           <w:kern w:val="0"/>
           <w:lang w:eastAsia="es-PE"/>
-          <ns2:ligatures ns2:val="none"/>
+          <w14:ligatures w14:val="none"/>
         </w:rPr>
         <w:t/>
       </w:r>
@@ -4051,7 +3988,7 @@
         <w:rPr>
           <w:rFonts w:ascii="Arial Narrow" w:eastAsia="Arial Narrow" w:hAnsi="Arial Narrow" w:cs="Arial Narrow"/>
           <w:kern w:val="0"/>
-          <ns2:ligatures ns2:val="none"/>
+          <w14:ligatures w14:val="none"/>
         </w:rPr>
         <w:t xml:space="preserve"> y 19</w:t>
       </w:r>
@@ -4061,7 +3998,7 @@
           <w:color w:val="000000"/>
           <w:kern w:val="0"/>
           <w:lang w:eastAsia="es-PE"/>
-          <ns2:ligatures ns2:val="none"/>
+          <w14:ligatures w14:val="none"/>
         </w:rPr>
         <w:t/>
       </w:r>
@@ -4069,7 +4006,7 @@
         <w:rPr>
           <w:rFonts w:ascii="Arial Narrow" w:eastAsia="Arial Narrow" w:hAnsi="Arial Narrow" w:cs="Arial Narrow"/>
           <w:kern w:val="0"/>
-          <ns2:ligatures ns2:val="none"/>
+          <w14:ligatures w14:val="none"/>
         </w:rPr>
         <w:t xml:space="preserve"> del Código</w:t>
       </w:r>
@@ -4077,12 +4014,12 @@
         <w:rPr>
           <w:rFonts w:ascii="Arial Narrow" w:eastAsia="Arial Narrow" w:hAnsi="Arial Narrow" w:cs="Arial Narrow"/>
           <w:kern w:val="0"/>
-          <ns2:ligatures ns2:val="none"/>
+          <w14:ligatures w14:val="none"/>
         </w:rPr>
         <w:t>.</w:t>
       </w:r>
     </w:p>
-    <w:p ns2:paraId="102B3CED" ns2:textId="77777777">
+    <w:p>
       <w:pPr>
         <w:pStyle w:val="Prrafodelista"/>
         <w:rPr>
@@ -4090,7 +4027,7 @@
         </w:rPr>
       </w:pPr>
     </w:p>
-    <w:p ns2:paraId="25111EF0" ns2:textId="69D6AFC1">
+    <w:p>
       <w:pPr>
         <w:pStyle w:val="Prrafodelista"/>
         <w:numPr>
@@ -4103,14 +4040,14 @@
         <w:rPr>
           <w:rFonts w:ascii="Arial Narrow" w:eastAsia="Arial Narrow" w:hAnsi="Arial Narrow" w:cs="Arial Narrow"/>
           <w:kern w:val="0"/>
-          <ns2:ligatures ns2:val="none"/>
-        </w:rPr>
-      </w:pPr>
-      <w:r>
-        <w:rPr>
-          <w:rFonts w:ascii="Arial Narrow" w:eastAsia="Arial Narrow" w:hAnsi="Arial Narrow" w:cs="Arial Narrow"/>
-          <w:kern w:val="0"/>
-          <ns2:ligatures ns2:val="none"/>
+          <w14:ligatures w14:val="none"/>
+        </w:rPr>
+      </w:pPr>
+      <w:r>
+        <w:rPr>
+          <w:rFonts w:ascii="Arial Narrow" w:eastAsia="Arial Narrow" w:hAnsi="Arial Narrow" w:cs="Arial Narrow"/>
+          <w:kern w:val="0"/>
+          <w14:ligatures w14:val="none"/>
         </w:rPr>
         <w:t>Adicionalmente</w:t>
       </w:r>
@@ -4118,7 +4055,7 @@
         <w:rPr>
           <w:rFonts w:ascii="Arial Narrow" w:eastAsia="Arial Narrow" w:hAnsi="Arial Narrow" w:cs="Arial Narrow"/>
           <w:kern w:val="0"/>
-          <ns2:ligatures ns2:val="none"/>
+          <w14:ligatures w14:val="none"/>
         </w:rPr>
         <w:t>, la Secretaría Técnica, en ejercicio de sus facultades, considera que el hecho denunciado, consistente en que</w:t>
       </w:r>
@@ -4126,7 +4063,7 @@
         <w:rPr>
           <w:rFonts w:ascii="Arial Narrow" w:eastAsia="Arial Narrow" w:hAnsi="Arial Narrow" w:cs="Arial Narrow"/>
           <w:kern w:val="0"/>
-          <ns2:ligatures ns2:val="none"/>
+          <w14:ligatures w14:val="none"/>
         </w:rPr>
         <w:t xml:space="preserve"> </w:t>
       </w:r>
@@ -4134,7 +4071,7 @@
         <w:rPr>
           <w:rFonts w:ascii="Arial Narrow" w:eastAsia="Arial Narrow" w:hAnsi="Arial Narrow" w:cs="Arial Narrow"/>
           <w:kern w:val="0"/>
-          <ns2:ligatures ns2:val="none"/>
+          <w14:ligatures w14:val="none"/>
         </w:rPr>
         <w:t xml:space="preserve">Pana Autos S.A. habría brindado una respuesta inadecuada al reclamo presentado por el denunciante el </w:t>
       </w:r>
@@ -4144,7 +4081,7 @@
           <w:color w:val="000000"/>
           <w:kern w:val="0"/>
           <w:lang w:eastAsia="es-ES"/>
-          <ns2:ligatures ns2:val="none"/>
+          <w14:ligatures w14:val="none"/>
         </w:rPr>
         <w:t>25 de febrero de 2025</w:t>
       </w:r>
@@ -4155,7 +4092,7 @@
           <w:color w:val="000000"/>
           <w:kern w:val="0"/>
           <w:lang w:eastAsia="es-ES"/>
-          <ns2:ligatures ns2:val="none"/>
+          <w14:ligatures w14:val="none"/>
         </w:rPr>
         <w:t>.</w:t>
       </w:r>
@@ -4163,7 +4100,7 @@
         <w:rPr>
           <w:rFonts w:ascii="Arial Narrow" w:eastAsia="Arial Narrow" w:hAnsi="Arial Narrow" w:cs="Arial"/>
           <w:kern w:val="0"/>
-          <ns2:ligatures ns2:val="none"/>
+          <w14:ligatures w14:val="none"/>
         </w:rPr>
         <w:t xml:space="preserve"> Por consiguiente, corresponde calificar el hecho materia de denuncia como una presunta infracción al numeral 88.1 del artículo 88 del Código</w:t>
       </w:r>
@@ -4176,7 +4113,7 @@
           <w:kern w:val="0"/>
           <w:vertAlign w:val="superscript"/>
           <w:lang w:eastAsia="es-PE"/>
-          <ns2:ligatures ns2:val="none"/>
+          <w14:ligatures w14:val="none"/>
         </w:rPr>
         <w:footnoteReference w:id="6"/>
       </w:r>
@@ -4187,12 +4124,12 @@
           <w:color w:val="000000"/>
           <w:kern w:val="0"/>
           <w:lang w:eastAsia="es-PE"/>
-          <ns2:ligatures ns2:val="none"/>
+          <w14:ligatures w14:val="none"/>
         </w:rPr>
         <w:t>.</w:t>
       </w:r>
     </w:p>
-    <w:p ns2:paraId="1CDCA486" ns2:textId="77777777">
+    <w:p>
       <w:pPr>
         <w:pStyle w:val="Prrafodelista"/>
         <w:rPr>
@@ -4201,7 +4138,7 @@
       </w:pPr>
     </w:p>
     <w:bookmarkEnd w:id="8"/>
-    <w:p ns2:paraId="20477A73" ns2:textId="22811D1A">
+    <w:p>
       <w:pPr>
         <w:pStyle w:val="Prrafodelista"/>
         <w:numPr>
@@ -4214,14 +4151,14 @@
         <w:rPr>
           <w:rFonts w:ascii="Arial Narrow" w:eastAsia="Arial Narrow" w:hAnsi="Arial Narrow" w:cs="Arial Narrow"/>
           <w:kern w:val="0"/>
-          <ns2:ligatures ns2:val="none"/>
-        </w:rPr>
-      </w:pPr>
-      <w:r>
-        <w:rPr>
-          <w:rFonts w:ascii="Arial Narrow" w:eastAsia="Arial Narrow" w:hAnsi="Arial Narrow" w:cs="Arial Narrow"/>
-          <w:kern w:val="0"/>
-          <ns2:ligatures ns2:val="none"/>
+          <w14:ligatures w14:val="none"/>
+        </w:rPr>
+      </w:pPr>
+      <w:r>
+        <w:rPr>
+          <w:rFonts w:ascii="Arial Narrow" w:eastAsia="Arial Narrow" w:hAnsi="Arial Narrow" w:cs="Arial Narrow"/>
+          <w:kern w:val="0"/>
+          <w14:ligatures w14:val="none"/>
         </w:rPr>
         <w:t>Además, la Secretaría Técnica, en ejercicio de sus facultades, considera que el hecho denunciado, consistente en que</w:t>
       </w:r>
@@ -4229,7 +4166,7 @@
         <w:rPr>
           <w:rFonts w:ascii="Arial Narrow" w:eastAsia="Arial Narrow" w:hAnsi="Arial Narrow" w:cs="Arial Narrow"/>
           <w:kern w:val="0"/>
-          <ns2:ligatures ns2:val="none"/>
+          <w14:ligatures w14:val="none"/>
         </w:rPr>
         <w:t xml:space="preserve"> </w:t>
       </w:r>
@@ -4237,7 +4174,7 @@
         <w:rPr>
           <w:rFonts w:ascii="Arial Narrow" w:eastAsia="Arial Narrow" w:hAnsi="Arial Narrow" w:cs="Arial Narrow"/>
           <w:kern w:val="0"/>
-          <ns2:ligatures ns2:val="none"/>
+          <w14:ligatures w14:val="none"/>
         </w:rPr>
         <w:t xml:space="preserve">Pana Autos S.A. habría brindado una respuesta inadecuada al reclamo presentado por el denunciante el </w:t>
       </w:r>
@@ -4247,7 +4184,7 @@
           <w:color w:val="000000"/>
           <w:kern w:val="0"/>
           <w:lang w:eastAsia="es-ES"/>
-          <ns2:ligatures ns2:val="none"/>
+          <w14:ligatures w14:val="none"/>
         </w:rPr>
         <w:t>7 de marzo de 2025</w:t>
       </w:r>
@@ -4255,7 +4192,7 @@
         <w:rPr>
           <w:rFonts w:ascii="Arial Narrow" w:eastAsia="Arial Narrow" w:hAnsi="Arial Narrow" w:cs="Arial Narrow"/>
           <w:kern w:val="0"/>
-          <ns2:ligatures ns2:val="none"/>
+          <w14:ligatures w14:val="none"/>
         </w:rPr>
         <w:t>.</w:t>
       </w:r>
@@ -4266,7 +4203,7 @@
         <w:rPr>
           <w:rFonts w:ascii="Arial Narrow" w:eastAsia="Arial Narrow" w:hAnsi="Arial Narrow" w:cs="Arial Narrow"/>
           <w:kern w:val="0"/>
-          <ns2:ligatures ns2:val="none"/>
+          <w14:ligatures w14:val="none"/>
         </w:rPr>
         <w:tab/>
       </w:r>
@@ -4274,7 +4211,7 @@
         <w:rPr>
           <w:rFonts w:ascii="Arial Narrow" w:eastAsia="Arial Narrow" w:hAnsi="Arial Narrow" w:cs="Arial"/>
           <w:kern w:val="0"/>
-          <ns2:ligatures ns2:val="none"/>
+          <w14:ligatures w14:val="none"/>
         </w:rPr>
         <w:t>Por consiguiente, corresponde calificar el hecho materia de denuncia como una presunta infracción al numeral 88.1 del artículo 88 del Código</w:t>
       </w:r>
@@ -4282,22 +4219,22 @@
         <w:rPr>
           <w:rFonts w:ascii="Arial Narrow" w:eastAsia="Arial Narrow" w:hAnsi="Arial Narrow" w:cs="Arial"/>
           <w:kern w:val="0"/>
-          <ns2:ligatures ns2:val="none"/>
+          <w14:ligatures w14:val="none"/>
         </w:rPr>
         <w:t>.</w:t>
       </w:r>
     </w:p>
-    <w:p ns2:paraId="71315329" ns2:textId="77777777">
+    <w:p>
       <w:pPr>
         <w:pStyle w:val="Prrafodelista"/>
         <w:rPr>
           <w:rFonts w:ascii="Arial Narrow" w:eastAsia="Arial Narrow" w:hAnsi="Arial Narrow" w:cs="Arial Narrow"/>
           <w:kern w:val="0"/>
-          <ns2:ligatures ns2:val="none"/>
-        </w:rPr>
-      </w:pPr>
-    </w:p>
-    <w:p ns2:paraId="303475F8" ns2:textId="222C8947">
+          <w14:ligatures w14:val="none"/>
+        </w:rPr>
+      </w:pPr>
+    </w:p>
+    <w:p>
       <w:pPr>
         <w:pStyle w:val="Prrafodelista"/>
         <w:numPr>
@@ -4310,14 +4247,14 @@
         <w:rPr>
           <w:rFonts w:ascii="Arial Narrow" w:eastAsia="Arial Narrow" w:hAnsi="Arial Narrow" w:cs="Arial Narrow"/>
           <w:kern w:val="0"/>
-          <ns2:ligatures ns2:val="none"/>
-        </w:rPr>
-      </w:pPr>
-      <w:r>
-        <w:rPr>
-          <w:rFonts w:ascii="Arial Narrow" w:eastAsia="Arial Narrow" w:hAnsi="Arial Narrow" w:cs="Arial Narrow"/>
-          <w:kern w:val="0"/>
-          <ns2:ligatures ns2:val="none"/>
+          <w14:ligatures w14:val="none"/>
+        </w:rPr>
+      </w:pPr>
+      <w:r>
+        <w:rPr>
+          <w:rFonts w:ascii="Arial Narrow" w:eastAsia="Arial Narrow" w:hAnsi="Arial Narrow" w:cs="Arial Narrow"/>
+          <w:kern w:val="0"/>
+          <w14:ligatures w14:val="none"/>
         </w:rPr>
         <w:t>Asimismo</w:t>
       </w:r>
@@ -4325,7 +4262,7 @@
         <w:rPr>
           <w:rFonts w:ascii="Arial Narrow" w:eastAsia="Arial Narrow" w:hAnsi="Arial Narrow" w:cs="Arial Narrow"/>
           <w:kern w:val="0"/>
-          <ns2:ligatures ns2:val="none"/>
+          <w14:ligatures w14:val="none"/>
         </w:rPr>
         <w:t>, la Secretaría Técnica</w:t>
       </w:r>
@@ -4333,7 +4270,7 @@
         <w:rPr>
           <w:rFonts w:ascii="Arial Narrow" w:eastAsia="Arial Narrow" w:hAnsi="Arial Narrow" w:cs="Arial Narrow"/>
           <w:kern w:val="0"/>
-          <ns2:ligatures ns2:val="none"/>
+          <w14:ligatures w14:val="none"/>
         </w:rPr>
         <w:t>, en ejercicio de sus facultades, considera que el hecho denunciado, consistente en que</w:t>
       </w:r>
@@ -4341,7 +4278,7 @@
         <w:rPr>
           <w:rFonts w:ascii="Arial Narrow" w:eastAsia="Arial Narrow" w:hAnsi="Arial Narrow" w:cs="Arial Narrow"/>
           <w:kern w:val="0"/>
-          <ns2:ligatures ns2:val="none"/>
+          <w14:ligatures w14:val="none"/>
         </w:rPr>
         <w:t xml:space="preserve"> </w:t>
       </w:r>
@@ -4349,7 +4286,7 @@
         <w:rPr>
           <w:rFonts w:ascii="Arial Narrow" w:eastAsia="Arial Narrow" w:hAnsi="Arial Narrow" w:cs="Arial Narrow"/>
           <w:kern w:val="0"/>
-          <ns2:ligatures ns2:val="none"/>
+          <w14:ligatures w14:val="none"/>
         </w:rPr>
         <w:t>Pacífico Compañía de Seguros y Reaseguros S.A no habría realizado el seguimiento para que los repuestos que necesitaba el vehículo asegurado para su reparación sean importados oportunamente</w:t>
       </w:r>
@@ -4357,7 +4294,7 @@
         <w:rPr>
           <w:rFonts w:ascii="Arial Narrow" w:eastAsia="Arial Narrow" w:hAnsi="Arial Narrow" w:cs="Arial Narrow"/>
           <w:kern w:val="0"/>
-          <ns2:ligatures ns2:val="none"/>
+          <w14:ligatures w14:val="none"/>
         </w:rPr>
         <w:t>; involucraría una presunta afectación a sus expectativas, quien no habría encontrado una correspondencia entre lo que esperaba recibir de parte del proveedor y lo que realmente recibió. Por consiguiente</w:t>
       </w:r>
@@ -4365,7 +4302,7 @@
         <w:rPr>
           <w:rFonts w:ascii="Arial Narrow" w:eastAsia="Arial Narrow" w:hAnsi="Arial Narrow" w:cs="Arial Narrow"/>
           <w:kern w:val="0"/>
-          <ns2:ligatures ns2:val="none"/>
+          <w14:ligatures w14:val="none"/>
         </w:rPr>
         <w:t>, corresponde calificar el hecho materia de denuncia como una presunta infracción al deber de idoneidad, tipificado en los artículos 18</w:t>
       </w:r>
@@ -4375,7 +4312,7 @@
           <w:color w:val="000000"/>
           <w:kern w:val="0"/>
           <w:lang w:eastAsia="es-PE"/>
-          <ns2:ligatures ns2:val="none"/>
+          <w14:ligatures w14:val="none"/>
         </w:rPr>
         <w:t/>
       </w:r>
@@ -4383,7 +4320,7 @@
         <w:rPr>
           <w:rFonts w:ascii="Arial Narrow" w:eastAsia="Arial Narrow" w:hAnsi="Arial Narrow" w:cs="Arial Narrow"/>
           <w:kern w:val="0"/>
-          <ns2:ligatures ns2:val="none"/>
+          <w14:ligatures w14:val="none"/>
         </w:rPr>
         <w:t xml:space="preserve"> y 19</w:t>
       </w:r>
@@ -4393,7 +4330,7 @@
           <w:color w:val="000000"/>
           <w:kern w:val="0"/>
           <w:lang w:eastAsia="es-PE"/>
-          <ns2:ligatures ns2:val="none"/>
+          <w14:ligatures w14:val="none"/>
         </w:rPr>
         <w:t/>
       </w:r>
@@ -4401,7 +4338,7 @@
         <w:rPr>
           <w:rFonts w:ascii="Arial Narrow" w:eastAsia="Arial Narrow" w:hAnsi="Arial Narrow" w:cs="Arial Narrow"/>
           <w:kern w:val="0"/>
-          <ns2:ligatures ns2:val="none"/>
+          <w14:ligatures w14:val="none"/>
         </w:rPr>
         <w:t xml:space="preserve"> del Código</w:t>
       </w:r>
@@ -4409,22 +4346,22 @@
         <w:rPr>
           <w:rFonts w:ascii="Arial Narrow" w:eastAsia="Arial Narrow" w:hAnsi="Arial Narrow" w:cs="Arial Narrow"/>
           <w:kern w:val="0"/>
-          <ns2:ligatures ns2:val="none"/>
+          <w14:ligatures w14:val="none"/>
         </w:rPr>
         <w:t>.</w:t>
       </w:r>
     </w:p>
-    <w:p ns2:paraId="679E847C" ns2:textId="77777777">
+    <w:p>
       <w:pPr>
         <w:pStyle w:val="Prrafodelista"/>
         <w:rPr>
           <w:rFonts w:ascii="Arial Narrow" w:eastAsia="Arial Narrow" w:hAnsi="Arial Narrow" w:cs="Arial Narrow"/>
           <w:kern w:val="0"/>
-          <ns2:ligatures ns2:val="none"/>
-        </w:rPr>
-      </w:pPr>
-    </w:p>
-    <w:p ns2:paraId="2F5DA8CB" ns2:textId="4BCF32AB">
+          <w14:ligatures w14:val="none"/>
+        </w:rPr>
+      </w:pPr>
+    </w:p>
+    <w:p>
       <w:pPr>
         <w:pStyle w:val="Prrafodelista"/>
         <w:numPr>
@@ -4437,14 +4374,14 @@
         <w:rPr>
           <w:rFonts w:ascii="Arial Narrow" w:eastAsia="Arial Narrow" w:hAnsi="Arial Narrow" w:cs="Arial Narrow"/>
           <w:kern w:val="0"/>
-          <ns2:ligatures ns2:val="none"/>
-        </w:rPr>
-      </w:pPr>
-      <w:r>
-        <w:rPr>
-          <w:rFonts w:ascii="Arial Narrow" w:eastAsia="Arial Narrow" w:hAnsi="Arial Narrow" w:cs="Arial Narrow"/>
-          <w:kern w:val="0"/>
-          <ns2:ligatures ns2:val="none"/>
+          <w14:ligatures w14:val="none"/>
+        </w:rPr>
+      </w:pPr>
+      <w:r>
+        <w:rPr>
+          <w:rFonts w:ascii="Arial Narrow" w:eastAsia="Arial Narrow" w:hAnsi="Arial Narrow" w:cs="Arial Narrow"/>
+          <w:kern w:val="0"/>
+          <w14:ligatures w14:val="none"/>
         </w:rPr>
         <w:t>Adicionalmente</w:t>
       </w:r>
@@ -4452,7 +4389,7 @@
         <w:rPr>
           <w:rFonts w:ascii="Arial Narrow" w:eastAsia="Arial Narrow" w:hAnsi="Arial Narrow" w:cs="Arial Narrow"/>
           <w:kern w:val="0"/>
-          <ns2:ligatures ns2:val="none"/>
+          <w14:ligatures w14:val="none"/>
         </w:rPr>
         <w:t xml:space="preserve">, la </w:t>
       </w:r>
@@ -4460,7 +4397,7 @@
         <w:rPr>
           <w:rFonts w:ascii="Arial Narrow" w:eastAsia="Arial Narrow" w:hAnsi="Arial Narrow" w:cs="Arial Narrow"/>
           <w:kern w:val="0"/>
-          <ns2:ligatures ns2:val="none"/>
+          <w14:ligatures w14:val="none"/>
         </w:rPr>
         <w:t>Secretaría Técnica, en ejercicio de sus facultades, considera que el hecho denunciado, consistente en que</w:t>
       </w:r>
@@ -4468,7 +4405,7 @@
         <w:rPr>
           <w:rFonts w:ascii="Arial Narrow" w:eastAsia="Arial Narrow" w:hAnsi="Arial Narrow" w:cs="Arial Narrow"/>
           <w:kern w:val="0"/>
-          <ns2:ligatures ns2:val="none"/>
+          <w14:ligatures w14:val="none"/>
         </w:rPr>
         <w:t xml:space="preserve"> </w:t>
       </w:r>
@@ -4476,7 +4413,7 @@
         <w:rPr>
           <w:rFonts w:ascii="Arial Narrow" w:eastAsia="Arial Narrow" w:hAnsi="Arial Narrow" w:cs="Arial Narrow"/>
           <w:kern w:val="0"/>
-          <ns2:ligatures ns2:val="none"/>
+          <w14:ligatures w14:val="none"/>
         </w:rPr>
         <w:t>Pacífico Compañía de Seguros y Reaseguros S.A no habría realizado el seguimiento adecuado para atender el siniestro reportado por el denunciante para la reparación del vehículo asegurado</w:t>
       </w:r>
@@ -4484,7 +4421,7 @@
         <w:rPr>
           <w:rFonts w:ascii="Arial Narrow" w:eastAsia="Arial Narrow" w:hAnsi="Arial Narrow" w:cs="Arial Narrow"/>
           <w:kern w:val="0"/>
-          <ns2:ligatures ns2:val="none"/>
+          <w14:ligatures w14:val="none"/>
         </w:rPr>
         <w:t>; involucraría una presunta afectación a sus expectativas, quien no habría encontrado una correspondencia entre lo que esperaba recibir de parte del proveedor y lo que realmente recibió. Por consiguiente, corresponde calificar el hecho materia de denuncia como una presunta infracción al deber de idoneidad, tipificado en los artículos 18</w:t>
       </w:r>
@@ -4494,7 +4431,7 @@
           <w:color w:val="000000"/>
           <w:kern w:val="0"/>
           <w:lang w:eastAsia="es-PE"/>
-          <ns2:ligatures ns2:val="none"/>
+          <w14:ligatures w14:val="none"/>
         </w:rPr>
         <w:t/>
       </w:r>
@@ -4502,7 +4439,7 @@
         <w:rPr>
           <w:rFonts w:ascii="Arial Narrow" w:eastAsia="Arial Narrow" w:hAnsi="Arial Narrow" w:cs="Arial Narrow"/>
           <w:kern w:val="0"/>
-          <ns2:ligatures ns2:val="none"/>
+          <w14:ligatures w14:val="none"/>
         </w:rPr>
         <w:t xml:space="preserve"> y 19</w:t>
       </w:r>
@@ -4512,7 +4449,7 @@
           <w:color w:val="000000"/>
           <w:kern w:val="0"/>
           <w:lang w:eastAsia="es-PE"/>
-          <ns2:ligatures ns2:val="none"/>
+          <w14:ligatures w14:val="none"/>
         </w:rPr>
         <w:t/>
       </w:r>
@@ -4520,7 +4457,7 @@
         <w:rPr>
           <w:rFonts w:ascii="Arial Narrow" w:eastAsia="Arial Narrow" w:hAnsi="Arial Narrow" w:cs="Arial Narrow"/>
           <w:kern w:val="0"/>
-          <ns2:ligatures ns2:val="none"/>
+          <w14:ligatures w14:val="none"/>
         </w:rPr>
         <w:t xml:space="preserve"> del Código</w:t>
       </w:r>
@@ -4528,22 +4465,22 @@
         <w:rPr>
           <w:rFonts w:ascii="Arial Narrow" w:eastAsia="Arial Narrow" w:hAnsi="Arial Narrow" w:cs="Arial Narrow"/>
           <w:kern w:val="0"/>
-          <ns2:ligatures ns2:val="none"/>
+          <w14:ligatures w14:val="none"/>
         </w:rPr>
         <w:t>.</w:t>
       </w:r>
     </w:p>
-    <w:p ns2:paraId="37213456" ns2:textId="77777777">
+    <w:p>
       <w:pPr>
         <w:pStyle w:val="Prrafodelista"/>
         <w:rPr>
           <w:rFonts w:ascii="Arial Narrow" w:eastAsia="Arial Narrow" w:hAnsi="Arial Narrow" w:cs="Arial Narrow"/>
           <w:kern w:val="0"/>
-          <ns2:ligatures ns2:val="none"/>
-        </w:rPr>
-      </w:pPr>
-    </w:p>
-    <w:p ns2:paraId="2EC5A228" ns2:textId="4A6CD915">
+          <w14:ligatures w14:val="none"/>
+        </w:rPr>
+      </w:pPr>
+    </w:p>
+    <w:p>
       <w:pPr>
         <w:pStyle w:val="Prrafodelista"/>
         <w:numPr>
@@ -4556,14 +4493,14 @@
         <w:rPr>
           <w:rFonts w:ascii="Arial Narrow" w:eastAsia="Arial Narrow" w:hAnsi="Arial Narrow" w:cs="Arial Narrow"/>
           <w:kern w:val="0"/>
-          <ns2:ligatures ns2:val="none"/>
-        </w:rPr>
-      </w:pPr>
-      <w:r>
-        <w:rPr>
-          <w:rFonts w:ascii="Arial Narrow" w:eastAsia="Arial Narrow" w:hAnsi="Arial Narrow" w:cs="Arial Narrow"/>
-          <w:kern w:val="0"/>
-          <ns2:ligatures ns2:val="none"/>
+          <w14:ligatures w14:val="none"/>
+        </w:rPr>
+      </w:pPr>
+      <w:r>
+        <w:rPr>
+          <w:rFonts w:ascii="Arial Narrow" w:eastAsia="Arial Narrow" w:hAnsi="Arial Narrow" w:cs="Arial Narrow"/>
+          <w:kern w:val="0"/>
+          <w14:ligatures w14:val="none"/>
         </w:rPr>
         <w:t>Además, la Secretaría Técnica, en ejercicio de sus facultades, considera que el hecho denunciado, consistente en que</w:t>
       </w:r>
@@ -4571,7 +4508,7 @@
         <w:rPr>
           <w:rFonts w:ascii="Arial Narrow" w:eastAsia="Arial Narrow" w:hAnsi="Arial Narrow" w:cs="Arial Narrow"/>
           <w:kern w:val="0"/>
-          <ns2:ligatures ns2:val="none"/>
+          <w14:ligatures w14:val="none"/>
         </w:rPr>
         <w:t xml:space="preserve"> </w:t>
       </w:r>
@@ -4579,7 +4516,7 @@
         <w:rPr>
           <w:rFonts w:ascii="Arial Narrow" w:eastAsia="Arial Narrow" w:hAnsi="Arial Narrow" w:cs="Arial Narrow"/>
           <w:kern w:val="0"/>
-          <ns2:ligatures ns2:val="none"/>
+          <w14:ligatures w14:val="none"/>
         </w:rPr>
         <w:t xml:space="preserve">el personal de Pacífico Compañía de Seguros y Reaseguros S.A no habría contado con el expediente del siniestro del denunciante, pese que habrían transcurrido </w:t>
       </w:r>
@@ -4588,7 +4525,7 @@
         <w:rPr>
           <w:rFonts w:ascii="Arial Narrow" w:eastAsia="Arial Narrow" w:hAnsi="Arial Narrow" w:cs="Arial Narrow"/>
           <w:kern w:val="0"/>
-          <ns2:ligatures ns2:val="none"/>
+          <w14:ligatures w14:val="none"/>
         </w:rPr>
         <w:t>mas</w:t>
       </w:r>
@@ -4597,7 +4534,7 @@
         <w:rPr>
           <w:rFonts w:ascii="Arial Narrow" w:eastAsia="Arial Narrow" w:hAnsi="Arial Narrow" w:cs="Arial Narrow"/>
           <w:kern w:val="0"/>
-          <ns2:ligatures ns2:val="none"/>
+          <w14:ligatures w14:val="none"/>
         </w:rPr>
         <w:t xml:space="preserve"> de tres (3) meses desde el siniestro reportado</w:t>
       </w:r>
@@ -4605,7 +4542,7 @@
         <w:rPr>
           <w:rFonts w:ascii="Arial Narrow" w:eastAsia="Arial Narrow" w:hAnsi="Arial Narrow" w:cs="Arial Narrow"/>
           <w:kern w:val="0"/>
-          <ns2:ligatures ns2:val="none"/>
+          <w14:ligatures w14:val="none"/>
         </w:rPr>
         <w:t>; involucraría una presunta afectación a sus expectativas, quien no habría encontrado una correspondencia entre lo que esperaba recibir de parte del proveedor y lo que realmente</w:t>
       </w:r>
@@ -4613,7 +4550,7 @@
         <w:rPr>
           <w:rFonts w:ascii="Arial Narrow" w:eastAsia="Arial Narrow" w:hAnsi="Arial Narrow" w:cs="Arial Narrow"/>
           <w:kern w:val="0"/>
-          <ns2:ligatures ns2:val="none"/>
+          <w14:ligatures w14:val="none"/>
         </w:rPr>
         <w:t xml:space="preserve"> recibió. Por consiguiente, corresponde calificar el hecho materia de denuncia como una presunta infracción al deber de idoneidad, tipificado en los artículos 18</w:t>
       </w:r>
@@ -4623,7 +4560,7 @@
           <w:color w:val="000000"/>
           <w:kern w:val="0"/>
           <w:lang w:eastAsia="es-PE"/>
-          <ns2:ligatures ns2:val="none"/>
+          <w14:ligatures w14:val="none"/>
         </w:rPr>
         <w:t/>
       </w:r>
@@ -4631,7 +4568,7 @@
         <w:rPr>
           <w:rFonts w:ascii="Arial Narrow" w:eastAsia="Arial Narrow" w:hAnsi="Arial Narrow" w:cs="Arial Narrow"/>
           <w:kern w:val="0"/>
-          <ns2:ligatures ns2:val="none"/>
+          <w14:ligatures w14:val="none"/>
         </w:rPr>
         <w:t xml:space="preserve"> y 19</w:t>
       </w:r>
@@ -4641,7 +4578,7 @@
           <w:color w:val="000000"/>
           <w:kern w:val="0"/>
           <w:lang w:eastAsia="es-PE"/>
-          <ns2:ligatures ns2:val="none"/>
+          <w14:ligatures w14:val="none"/>
         </w:rPr>
         <w:t/>
       </w:r>
@@ -4649,7 +4586,7 @@
         <w:rPr>
           <w:rFonts w:ascii="Arial Narrow" w:eastAsia="Arial Narrow" w:hAnsi="Arial Narrow" w:cs="Arial Narrow"/>
           <w:kern w:val="0"/>
-          <ns2:ligatures ns2:val="none"/>
+          <w14:ligatures w14:val="none"/>
         </w:rPr>
         <w:t xml:space="preserve"> del Código</w:t>
       </w:r>
@@ -4657,22 +4594,22 @@
         <w:rPr>
           <w:rFonts w:ascii="Arial Narrow" w:eastAsia="Arial Narrow" w:hAnsi="Arial Narrow" w:cs="Arial Narrow"/>
           <w:kern w:val="0"/>
-          <ns2:ligatures ns2:val="none"/>
+          <w14:ligatures w14:val="none"/>
         </w:rPr>
         <w:t>.</w:t>
       </w:r>
     </w:p>
-    <w:p ns2:paraId="6EEA9A04" ns2:textId="77777777">
+    <w:p>
       <w:pPr>
         <w:pStyle w:val="Prrafodelista"/>
         <w:rPr>
           <w:rFonts w:ascii="Arial Narrow" w:eastAsia="Arial Narrow" w:hAnsi="Arial Narrow" w:cs="Arial Narrow"/>
           <w:kern w:val="0"/>
-          <ns2:ligatures ns2:val="none"/>
-        </w:rPr>
-      </w:pPr>
-    </w:p>
-    <w:p ns2:paraId="3BE82BA4" ns2:textId="3AB44FD0">
+          <w14:ligatures w14:val="none"/>
+        </w:rPr>
+      </w:pPr>
+    </w:p>
+    <w:p>
       <w:pPr>
         <w:pStyle w:val="Prrafodelista"/>
         <w:numPr>
@@ -4685,14 +4622,14 @@
         <w:rPr>
           <w:rFonts w:ascii="Arial Narrow" w:eastAsia="Arial Narrow" w:hAnsi="Arial Narrow" w:cs="Arial Narrow"/>
           <w:kern w:val="0"/>
-          <ns2:ligatures ns2:val="none"/>
-        </w:rPr>
-      </w:pPr>
-      <w:r>
-        <w:rPr>
-          <w:rFonts w:ascii="Arial Narrow" w:eastAsia="Arial Narrow" w:hAnsi="Arial Narrow" w:cs="Arial Narrow"/>
-          <w:kern w:val="0"/>
-          <ns2:ligatures ns2:val="none"/>
+          <w14:ligatures w14:val="none"/>
+        </w:rPr>
+      </w:pPr>
+      <w:r>
+        <w:rPr>
+          <w:rFonts w:ascii="Arial Narrow" w:eastAsia="Arial Narrow" w:hAnsi="Arial Narrow" w:cs="Arial Narrow"/>
+          <w:kern w:val="0"/>
+          <w14:ligatures w14:val="none"/>
         </w:rPr>
         <w:t>Asimismo</w:t>
       </w:r>
@@ -4700,7 +4637,7 @@
         <w:rPr>
           <w:rFonts w:ascii="Arial Narrow" w:eastAsia="Arial Narrow" w:hAnsi="Arial Narrow" w:cs="Arial Narrow"/>
           <w:kern w:val="0"/>
-          <ns2:ligatures ns2:val="none"/>
+          <w14:ligatures w14:val="none"/>
         </w:rPr>
         <w:t xml:space="preserve">, la </w:t>
       </w:r>
@@ -4708,7 +4645,7 @@
         <w:rPr>
           <w:rFonts w:ascii="Arial Narrow" w:eastAsia="Arial Narrow" w:hAnsi="Arial Narrow" w:cs="Arial Narrow"/>
           <w:kern w:val="0"/>
-          <ns2:ligatures ns2:val="none"/>
+          <w14:ligatures w14:val="none"/>
         </w:rPr>
         <w:t>Secretaría Técnica, en ejercicio de sus facultades, considera que el hecho denunciado, consistente en que</w:t>
       </w:r>
@@ -4716,7 +4653,7 @@
         <w:rPr>
           <w:rFonts w:ascii="Arial Narrow" w:eastAsia="Arial Narrow" w:hAnsi="Arial Narrow" w:cs="Arial Narrow"/>
           <w:kern w:val="0"/>
-          <ns2:ligatures ns2:val="none"/>
+          <w14:ligatures w14:val="none"/>
         </w:rPr>
         <w:t xml:space="preserve"> </w:t>
       </w:r>
@@ -4724,7 +4661,7 @@
         <w:rPr>
           <w:rFonts w:ascii="Arial Narrow" w:eastAsia="Arial Narrow" w:hAnsi="Arial Narrow" w:cs="Arial Narrow"/>
           <w:kern w:val="0"/>
-          <ns2:ligatures ns2:val="none"/>
+          <w14:ligatures w14:val="none"/>
         </w:rPr>
         <w:t>el personal de Pacífico Compañía de Seguros y Reaseguros S.A no habría brindado una respuesta a la comunicación presentada por el denunciante el 11 de febrero de 2025</w:t>
       </w:r>
@@ -4732,7 +4669,7 @@
         <w:rPr>
           <w:rFonts w:ascii="Arial Narrow" w:eastAsia="Arial Narrow" w:hAnsi="Arial Narrow" w:cs="Arial Narrow"/>
           <w:kern w:val="0"/>
-          <ns2:ligatures ns2:val="none"/>
+          <w14:ligatures w14:val="none"/>
         </w:rPr>
         <w:t>; involucraría una presunta afectación a sus expectativas, quien no habría encontrado una correspondencia entre lo que esperaba recibir de parte del proveedor y lo que realmente recibió. Por consiguiente, corresponde calificar el hecho materia de denuncia como una presunta infracción al deber de idoneidad, tipificado en los artículos 18</w:t>
       </w:r>
@@ -4742,7 +4679,7 @@
           <w:color w:val="000000"/>
           <w:kern w:val="0"/>
           <w:lang w:eastAsia="es-PE"/>
-          <ns2:ligatures ns2:val="none"/>
+          <w14:ligatures w14:val="none"/>
         </w:rPr>
         <w:t/>
       </w:r>
@@ -4750,7 +4687,7 @@
         <w:rPr>
           <w:rFonts w:ascii="Arial Narrow" w:eastAsia="Arial Narrow" w:hAnsi="Arial Narrow" w:cs="Arial Narrow"/>
           <w:kern w:val="0"/>
-          <ns2:ligatures ns2:val="none"/>
+          <w14:ligatures w14:val="none"/>
         </w:rPr>
         <w:t xml:space="preserve"> y 19</w:t>
       </w:r>
@@ -4760,7 +4697,7 @@
           <w:color w:val="000000"/>
           <w:kern w:val="0"/>
           <w:lang w:eastAsia="es-PE"/>
-          <ns2:ligatures ns2:val="none"/>
+          <w14:ligatures w14:val="none"/>
         </w:rPr>
         <w:t/>
       </w:r>
@@ -4768,7 +4705,7 @@
         <w:rPr>
           <w:rFonts w:ascii="Arial Narrow" w:eastAsia="Arial Narrow" w:hAnsi="Arial Narrow" w:cs="Arial Narrow"/>
           <w:kern w:val="0"/>
-          <ns2:ligatures ns2:val="none"/>
+          <w14:ligatures w14:val="none"/>
         </w:rPr>
         <w:t xml:space="preserve"> del Código</w:t>
       </w:r>
@@ -4776,22 +4713,22 @@
         <w:rPr>
           <w:rFonts w:ascii="Arial Narrow" w:eastAsia="Arial Narrow" w:hAnsi="Arial Narrow" w:cs="Arial Narrow"/>
           <w:kern w:val="0"/>
-          <ns2:ligatures ns2:val="none"/>
+          <w14:ligatures w14:val="none"/>
         </w:rPr>
         <w:t>.</w:t>
       </w:r>
     </w:p>
-    <w:p ns2:paraId="54DEFD6E" ns2:textId="77777777">
+    <w:p>
       <w:pPr>
         <w:pStyle w:val="Prrafodelista"/>
         <w:rPr>
           <w:rFonts w:ascii="Arial Narrow" w:eastAsia="Arial Narrow" w:hAnsi="Arial Narrow" w:cs="Arial Narrow"/>
           <w:kern w:val="0"/>
-          <ns2:ligatures ns2:val="none"/>
-        </w:rPr>
-      </w:pPr>
-    </w:p>
-    <w:p ns2:paraId="1B56F3FA" ns2:textId="407889BD">
+          <w14:ligatures w14:val="none"/>
+        </w:rPr>
+      </w:pPr>
+    </w:p>
+    <w:p>
       <w:pPr>
         <w:pStyle w:val="Prrafodelista"/>
         <w:numPr>
@@ -4804,14 +4741,14 @@
         <w:rPr>
           <w:rFonts w:ascii="Arial Narrow" w:eastAsia="Arial Narrow" w:hAnsi="Arial Narrow" w:cs="Arial Narrow"/>
           <w:kern w:val="0"/>
-          <ns2:ligatures ns2:val="none"/>
-        </w:rPr>
-      </w:pPr>
-      <w:r>
-        <w:rPr>
-          <w:rFonts w:ascii="Arial Narrow" w:eastAsia="Arial Narrow" w:hAnsi="Arial Narrow" w:cs="Arial Narrow"/>
-          <w:kern w:val="0"/>
-          <ns2:ligatures ns2:val="none"/>
+          <w14:ligatures w14:val="none"/>
+        </w:rPr>
+      </w:pPr>
+      <w:r>
+        <w:rPr>
+          <w:rFonts w:ascii="Arial Narrow" w:eastAsia="Arial Narrow" w:hAnsi="Arial Narrow" w:cs="Arial Narrow"/>
+          <w:kern w:val="0"/>
+          <w14:ligatures w14:val="none"/>
         </w:rPr>
         <w:t>Adicionalmente</w:t>
       </w:r>
@@ -4819,7 +4756,7 @@
         <w:rPr>
           <w:rFonts w:ascii="Arial Narrow" w:eastAsia="Arial Narrow" w:hAnsi="Arial Narrow" w:cs="Arial Narrow"/>
           <w:kern w:val="0"/>
-          <ns2:ligatures ns2:val="none"/>
+          <w14:ligatures w14:val="none"/>
         </w:rPr>
         <w:t>, la Secretaría Técnica, en ejercicio de sus facultades, considera que el hecho denunciado, consistente en que</w:t>
       </w:r>
@@ -4827,7 +4764,7 @@
         <w:rPr>
           <w:rFonts w:ascii="Arial Narrow" w:eastAsia="Arial Narrow" w:hAnsi="Arial Narrow" w:cs="Arial Narrow"/>
           <w:kern w:val="0"/>
-          <ns2:ligatures ns2:val="none"/>
+          <w14:ligatures w14:val="none"/>
         </w:rPr>
         <w:t xml:space="preserve"> </w:t>
       </w:r>
@@ -4835,7 +4772,7 @@
         <w:rPr>
           <w:rFonts w:ascii="Arial Narrow" w:eastAsia="Arial Narrow" w:hAnsi="Arial Narrow" w:cs="Arial Narrow"/>
           <w:kern w:val="0"/>
-          <ns2:ligatures ns2:val="none"/>
+          <w14:ligatures w14:val="none"/>
         </w:rPr>
         <w:t>Pacífico Compañía de Seguros y Reaseguros S.A. no habría accedido a tener una reunión presencial con el denunciante, pese a su solicitud</w:t>
       </w:r>
@@ -4843,7 +4780,7 @@
         <w:rPr>
           <w:rFonts w:ascii="Arial Narrow" w:eastAsia="Arial Narrow" w:hAnsi="Arial Narrow" w:cs="Arial Narrow"/>
           <w:kern w:val="0"/>
-          <ns2:ligatures ns2:val="none"/>
+          <w14:ligatures w14:val="none"/>
         </w:rPr>
         <w:t>; involucraría una presunta afectación a sus expectativas, quien no habría encontrado una correspondencia entre lo que esperaba recibir de parte del proveedor y lo que realmente recibió. Por consiguiente, corresponde calificar el hecho materia de denuncia como una presunta infracción al deber de idoneidad, tipificado en los artículos 18</w:t>
       </w:r>
@@ -4853,7 +4790,7 @@
           <w:color w:val="000000"/>
           <w:kern w:val="0"/>
           <w:lang w:eastAsia="es-PE"/>
-          <ns2:ligatures ns2:val="none"/>
+          <w14:ligatures w14:val="none"/>
         </w:rPr>
         <w:t/>
       </w:r>
@@ -4861,7 +4798,7 @@
         <w:rPr>
           <w:rFonts w:ascii="Arial Narrow" w:eastAsia="Arial Narrow" w:hAnsi="Arial Narrow" w:cs="Arial Narrow"/>
           <w:kern w:val="0"/>
-          <ns2:ligatures ns2:val="none"/>
+          <w14:ligatures w14:val="none"/>
         </w:rPr>
         <w:t xml:space="preserve"> y 19</w:t>
       </w:r>
@@ -4871,7 +4808,7 @@
           <w:color w:val="000000"/>
           <w:kern w:val="0"/>
           <w:lang w:eastAsia="es-PE"/>
-          <ns2:ligatures ns2:val="none"/>
+          <w14:ligatures w14:val="none"/>
         </w:rPr>
         <w:t/>
       </w:r>
@@ -4879,7 +4816,7 @@
         <w:rPr>
           <w:rFonts w:ascii="Arial Narrow" w:eastAsia="Arial Narrow" w:hAnsi="Arial Narrow" w:cs="Arial Narrow"/>
           <w:kern w:val="0"/>
-          <ns2:ligatures ns2:val="none"/>
+          <w14:ligatures w14:val="none"/>
         </w:rPr>
         <w:t xml:space="preserve"> del Código</w:t>
       </w:r>
@@ -4887,22 +4824,22 @@
         <w:rPr>
           <w:rFonts w:ascii="Arial Narrow" w:eastAsia="Arial Narrow" w:hAnsi="Arial Narrow" w:cs="Arial Narrow"/>
           <w:kern w:val="0"/>
-          <ns2:ligatures ns2:val="none"/>
+          <w14:ligatures w14:val="none"/>
         </w:rPr>
         <w:t>.</w:t>
       </w:r>
     </w:p>
-    <w:p ns2:paraId="71DA80BB" ns2:textId="77777777">
+    <w:p>
       <w:pPr>
         <w:pStyle w:val="Prrafodelista"/>
         <w:rPr>
           <w:rFonts w:ascii="Arial Narrow" w:eastAsia="Arial Narrow" w:hAnsi="Arial Narrow" w:cs="Arial Narrow"/>
           <w:kern w:val="0"/>
-          <ns2:ligatures ns2:val="none"/>
-        </w:rPr>
-      </w:pPr>
-    </w:p>
-    <w:p ns2:paraId="16DF1AC0" ns2:textId="297D9C02">
+          <w14:ligatures w14:val="none"/>
+        </w:rPr>
+      </w:pPr>
+    </w:p>
+    <w:p>
       <w:pPr>
         <w:pStyle w:val="Prrafodelista"/>
         <w:numPr>
@@ -4915,14 +4852,14 @@
         <w:rPr>
           <w:rFonts w:ascii="Arial Narrow" w:eastAsia="Arial Narrow" w:hAnsi="Arial Narrow" w:cs="Arial Narrow"/>
           <w:kern w:val="0"/>
-          <ns2:ligatures ns2:val="none"/>
-        </w:rPr>
-      </w:pPr>
-      <w:r>
-        <w:rPr>
-          <w:rFonts w:ascii="Arial Narrow" w:eastAsia="Arial Narrow" w:hAnsi="Arial Narrow" w:cs="Arial Narrow"/>
-          <w:kern w:val="0"/>
-          <ns2:ligatures ns2:val="none"/>
+          <w14:ligatures w14:val="none"/>
+        </w:rPr>
+      </w:pPr>
+      <w:r>
+        <w:rPr>
+          <w:rFonts w:ascii="Arial Narrow" w:eastAsia="Arial Narrow" w:hAnsi="Arial Narrow" w:cs="Arial Narrow"/>
+          <w:kern w:val="0"/>
+          <w14:ligatures w14:val="none"/>
         </w:rPr>
         <w:t>Además, la Secretaría Técnica, en ejercicio de sus facultades, considera que el hecho denunciado, consistente en que</w:t>
       </w:r>
@@ -4930,7 +4867,7 @@
         <w:rPr>
           <w:rFonts w:ascii="Arial Narrow" w:eastAsia="Arial Narrow" w:hAnsi="Arial Narrow" w:cs="Arial Narrow"/>
           <w:kern w:val="0"/>
-          <ns2:ligatures ns2:val="none"/>
+          <w14:ligatures w14:val="none"/>
         </w:rPr>
         <w:t xml:space="preserve"> </w:t>
       </w:r>
@@ -4938,7 +4875,7 @@
         <w:rPr>
           <w:rFonts w:ascii="Arial Narrow" w:eastAsia="Arial Narrow" w:hAnsi="Arial Narrow" w:cs="Arial Narrow"/>
           <w:kern w:val="0"/>
-          <ns2:ligatures ns2:val="none"/>
+          <w14:ligatures w14:val="none"/>
         </w:rPr>
         <w:t xml:space="preserve">Pacífico Compañía de Seguros y Reaseguros S.A. no habría brindado asesoramiento legal al denunciante para iniciar ante la reparación inadecuada del vehículo asegurado </w:t>
       </w:r>
@@ -4948,7 +4885,7 @@
           <w:color w:val="000000"/>
           <w:kern w:val="0"/>
           <w:lang w:eastAsia="es-ES"/>
-          <ns2:ligatures ns2:val="none"/>
+          <w14:ligatures w14:val="none"/>
         </w:rPr>
         <w:t xml:space="preserve">en virtud de la </w:t>
       </w:r>
@@ -4958,7 +4895,7 @@
           <w:color w:val="000000"/>
           <w:kern w:val="0"/>
           <w:lang w:val="es-ES" w:eastAsia="es-ES"/>
-          <ns2:ligatures ns2:val="none"/>
+          <w14:ligatures w14:val="none"/>
         </w:rPr>
         <w:t>Póliza 1001203953</w:t>
       </w:r>
@@ -4966,7 +4903,7 @@
         <w:rPr>
           <w:rFonts w:ascii="Arial Narrow" w:eastAsia="Arial Narrow" w:hAnsi="Arial Narrow" w:cs="Arial Narrow"/>
           <w:kern w:val="0"/>
-          <ns2:ligatures ns2:val="none"/>
+          <w14:ligatures w14:val="none"/>
         </w:rPr>
         <w:t>; involucraría una presunta afectación a sus expectativas, quien no habría encontrado una correspondencia entre lo que esperaba recibir de parte del proveedor y lo que realmente recibió. Por consiguiente, corresponde calificar el hecho materia de denuncia como una presunta infracción al deber de idoneidad, tipificado en los artículos 18</w:t>
       </w:r>
@@ -4976,7 +4913,7 @@
           <w:color w:val="000000"/>
           <w:kern w:val="0"/>
           <w:lang w:eastAsia="es-PE"/>
-          <ns2:ligatures ns2:val="none"/>
+          <w14:ligatures w14:val="none"/>
         </w:rPr>
         <w:t/>
       </w:r>
@@ -4984,7 +4921,7 @@
         <w:rPr>
           <w:rFonts w:ascii="Arial Narrow" w:eastAsia="Arial Narrow" w:hAnsi="Arial Narrow" w:cs="Arial Narrow"/>
           <w:kern w:val="0"/>
-          <ns2:ligatures ns2:val="none"/>
+          <w14:ligatures w14:val="none"/>
         </w:rPr>
         <w:t xml:space="preserve"> y 19</w:t>
       </w:r>
@@ -4994,7 +4931,7 @@
           <w:color w:val="000000"/>
           <w:kern w:val="0"/>
           <w:lang w:eastAsia="es-PE"/>
-          <ns2:ligatures ns2:val="none"/>
+          <w14:ligatures w14:val="none"/>
         </w:rPr>
         <w:t/>
       </w:r>
@@ -5002,7 +4939,7 @@
         <w:rPr>
           <w:rFonts w:ascii="Arial Narrow" w:eastAsia="Arial Narrow" w:hAnsi="Arial Narrow" w:cs="Arial Narrow"/>
           <w:kern w:val="0"/>
-          <ns2:ligatures ns2:val="none"/>
+          <w14:ligatures w14:val="none"/>
         </w:rPr>
         <w:t xml:space="preserve"> del Código</w:t>
       </w:r>
@@ -5010,22 +4947,22 @@
         <w:rPr>
           <w:rFonts w:ascii="Arial Narrow" w:eastAsia="Arial Narrow" w:hAnsi="Arial Narrow" w:cs="Arial Narrow"/>
           <w:kern w:val="0"/>
-          <ns2:ligatures ns2:val="none"/>
+          <w14:ligatures w14:val="none"/>
         </w:rPr>
         <w:t>.</w:t>
       </w:r>
     </w:p>
-    <w:p ns2:paraId="0811FC77" ns2:textId="77777777">
+    <w:p>
       <w:pPr>
         <w:pStyle w:val="Prrafodelista"/>
         <w:rPr>
           <w:rFonts w:ascii="Arial Narrow" w:eastAsia="Arial Narrow" w:hAnsi="Arial Narrow" w:cs="Arial Narrow"/>
           <w:kern w:val="0"/>
-          <ns2:ligatures ns2:val="none"/>
-        </w:rPr>
-      </w:pPr>
-    </w:p>
-    <w:p ns2:paraId="0ABBEA4D" ns2:textId="1B7A0D0E">
+          <w14:ligatures w14:val="none"/>
+        </w:rPr>
+      </w:pPr>
+    </w:p>
+    <w:p>
       <w:pPr>
         <w:pStyle w:val="Prrafodelista"/>
         <w:numPr>
@@ -5038,14 +4975,14 @@
         <w:rPr>
           <w:rFonts w:ascii="Arial Narrow" w:eastAsia="Arial Narrow" w:hAnsi="Arial Narrow" w:cs="Arial Narrow"/>
           <w:kern w:val="0"/>
-          <ns2:ligatures ns2:val="none"/>
-        </w:rPr>
-      </w:pPr>
-      <w:r>
-        <w:rPr>
-          <w:rFonts w:ascii="Arial Narrow" w:eastAsia="Arial Narrow" w:hAnsi="Arial Narrow" w:cs="Arial Narrow"/>
-          <w:kern w:val="0"/>
-          <ns2:ligatures ns2:val="none"/>
+          <w14:ligatures w14:val="none"/>
+        </w:rPr>
+      </w:pPr>
+      <w:r>
+        <w:rPr>
+          <w:rFonts w:ascii="Arial Narrow" w:eastAsia="Arial Narrow" w:hAnsi="Arial Narrow" w:cs="Arial Narrow"/>
+          <w:kern w:val="0"/>
+          <w14:ligatures w14:val="none"/>
         </w:rPr>
         <w:t>Asimismo</w:t>
       </w:r>
@@ -5053,7 +4990,7 @@
         <w:rPr>
           <w:rFonts w:ascii="Arial Narrow" w:eastAsia="Arial Narrow" w:hAnsi="Arial Narrow" w:cs="Arial Narrow"/>
           <w:kern w:val="0"/>
-          <ns2:ligatures ns2:val="none"/>
+          <w14:ligatures w14:val="none"/>
         </w:rPr>
         <w:t>, la Secretaría Técnica, en ejercicio de sus facultades, considera que el hecho denunciado, consistente en que</w:t>
       </w:r>
@@ -5061,7 +4998,7 @@
         <w:rPr>
           <w:rFonts w:ascii="Arial Narrow" w:eastAsia="Arial Narrow" w:hAnsi="Arial Narrow" w:cs="Arial Narrow"/>
           <w:kern w:val="0"/>
-          <ns2:ligatures ns2:val="none"/>
+          <w14:ligatures w14:val="none"/>
         </w:rPr>
         <w:t xml:space="preserve"> Pacífico Compañía de Seguros y Reaseguros S.A. se habría negado injustificadamente a otorgar al denunciante el informe pericial en virtud de las reparaciones del vehículo asegurado por el siniestro del </w:t>
       </w:r>
@@ -5071,7 +5008,7 @@
           <w:color w:val="000000"/>
           <w:kern w:val="0"/>
           <w:lang w:eastAsia="es-ES"/>
-          <ns2:ligatures ns2:val="none"/>
+          <w14:ligatures w14:val="none"/>
         </w:rPr>
         <w:t>14 de octubre de 2024</w:t>
       </w:r>
@@ -5079,7 +5016,7 @@
         <w:rPr>
           <w:rFonts w:ascii="Arial Narrow" w:eastAsia="Arial Narrow" w:hAnsi="Arial Narrow" w:cs="Arial Narrow"/>
           <w:kern w:val="0"/>
-          <ns2:ligatures ns2:val="none"/>
+          <w14:ligatures w14:val="none"/>
         </w:rPr>
         <w:t>; involucraría una presunta afectación a sus expectativas, quien no habría encontrado una correspondencia entre lo que esperaba recibir de parte del proveedor y lo que realmente recibió. Por consiguiente, corresponde calificar el hecho materia de denuncia como una presunta infracción al deber de idoneidad, tipificado en los artículos 18</w:t>
       </w:r>
@@ -5089,7 +5026,7 @@
           <w:color w:val="000000"/>
           <w:kern w:val="0"/>
           <w:lang w:eastAsia="es-PE"/>
-          <ns2:ligatures ns2:val="none"/>
+          <w14:ligatures w14:val="none"/>
         </w:rPr>
         <w:t/>
       </w:r>
@@ -5097,7 +5034,7 @@
         <w:rPr>
           <w:rFonts w:ascii="Arial Narrow" w:eastAsia="Arial Narrow" w:hAnsi="Arial Narrow" w:cs="Arial Narrow"/>
           <w:kern w:val="0"/>
-          <ns2:ligatures ns2:val="none"/>
+          <w14:ligatures w14:val="none"/>
         </w:rPr>
         <w:t xml:space="preserve"> y 19</w:t>
       </w:r>
@@ -5107,7 +5044,7 @@
           <w:color w:val="000000"/>
           <w:kern w:val="0"/>
           <w:lang w:eastAsia="es-PE"/>
-          <ns2:ligatures ns2:val="none"/>
+          <w14:ligatures w14:val="none"/>
         </w:rPr>
         <w:t/>
       </w:r>
@@ -5115,7 +5052,7 @@
         <w:rPr>
           <w:rFonts w:ascii="Arial Narrow" w:eastAsia="Arial Narrow" w:hAnsi="Arial Narrow" w:cs="Arial Narrow"/>
           <w:kern w:val="0"/>
-          <ns2:ligatures ns2:val="none"/>
+          <w14:ligatures w14:val="none"/>
         </w:rPr>
         <w:t xml:space="preserve"> del Código</w:t>
       </w:r>
@@ -5123,22 +5060,22 @@
         <w:rPr>
           <w:rFonts w:ascii="Arial Narrow" w:eastAsia="Arial Narrow" w:hAnsi="Arial Narrow" w:cs="Arial Narrow"/>
           <w:kern w:val="0"/>
-          <ns2:ligatures ns2:val="none"/>
+          <w14:ligatures w14:val="none"/>
         </w:rPr>
         <w:t>.</w:t>
       </w:r>
     </w:p>
-    <w:p ns2:paraId="66183BC6" ns2:textId="77777777">
+    <w:p>
       <w:pPr>
         <w:pStyle w:val="Prrafodelista"/>
         <w:rPr>
           <w:rFonts w:ascii="Arial Narrow" w:eastAsia="Arial Narrow" w:hAnsi="Arial Narrow" w:cs="Arial Narrow"/>
           <w:kern w:val="0"/>
-          <ns2:ligatures ns2:val="none"/>
-        </w:rPr>
-      </w:pPr>
-    </w:p>
-    <w:p ns2:paraId="5D60EB94" ns2:textId="41B337E1">
+          <w14:ligatures w14:val="none"/>
+        </w:rPr>
+      </w:pPr>
+    </w:p>
+    <w:p>
       <w:pPr>
         <w:pStyle w:val="Prrafodelista"/>
         <w:numPr>
@@ -5151,14 +5088,14 @@
         <w:rPr>
           <w:rFonts w:ascii="Arial Narrow" w:eastAsia="Arial Narrow" w:hAnsi="Arial Narrow" w:cs="Arial Narrow"/>
           <w:kern w:val="0"/>
-          <ns2:ligatures ns2:val="none"/>
-        </w:rPr>
-      </w:pPr>
-      <w:r>
-        <w:rPr>
-          <w:rFonts w:ascii="Arial Narrow" w:eastAsia="Arial Narrow" w:hAnsi="Arial Narrow" w:cs="Arial Narrow"/>
-          <w:kern w:val="0"/>
-          <ns2:ligatures ns2:val="none"/>
+          <w14:ligatures w14:val="none"/>
+        </w:rPr>
+      </w:pPr>
+      <w:r>
+        <w:rPr>
+          <w:rFonts w:ascii="Arial Narrow" w:eastAsia="Arial Narrow" w:hAnsi="Arial Narrow" w:cs="Arial Narrow"/>
+          <w:kern w:val="0"/>
+          <w14:ligatures w14:val="none"/>
         </w:rPr>
         <w:t>Además, la Secretaría Técnica, en ejercicio de sus facultades, considera que el hecho denunciado, consistente en que</w:t>
       </w:r>
@@ -5166,7 +5103,7 @@
         <w:rPr>
           <w:rFonts w:ascii="Arial Narrow" w:eastAsia="Arial Narrow" w:hAnsi="Arial Narrow" w:cs="Arial Narrow"/>
           <w:kern w:val="0"/>
-          <ns2:ligatures ns2:val="none"/>
+          <w14:ligatures w14:val="none"/>
         </w:rPr>
         <w:t xml:space="preserve"> </w:t>
       </w:r>
@@ -5174,7 +5111,7 @@
         <w:rPr>
           <w:rFonts w:ascii="Arial Narrow" w:eastAsia="Arial Narrow" w:hAnsi="Arial Narrow" w:cs="Arial Narrow"/>
           <w:kern w:val="0"/>
-          <ns2:ligatures ns2:val="none"/>
+          <w14:ligatures w14:val="none"/>
         </w:rPr>
         <w:t>el área de siniestro de Pacífico Compañía de Seguros y Reaseguros S.A. no se comunicó con el denunciante para informarle sobre el informe del perito y si lo remitió al taller</w:t>
       </w:r>
@@ -5182,7 +5119,7 @@
         <w:rPr>
           <w:rFonts w:ascii="Arial Narrow" w:eastAsia="Arial Narrow" w:hAnsi="Arial Narrow" w:cs="Arial Narrow"/>
           <w:kern w:val="0"/>
-          <ns2:ligatures ns2:val="none"/>
+          <w14:ligatures w14:val="none"/>
         </w:rPr>
         <w:t>; involucraría una presunta afectación a sus expectativas, quien no habría encontrado una correspondencia entre lo que esperaba recibir de parte del proveedor y lo que realmente recibió. Por consiguiente, corresponde calificar el hecho materia de denuncia como una presunta infracción al deber de idoneidad, tipificado en los artículos 18</w:t>
       </w:r>
@@ -5192,7 +5129,7 @@
           <w:color w:val="000000"/>
           <w:kern w:val="0"/>
           <w:lang w:eastAsia="es-PE"/>
-          <ns2:ligatures ns2:val="none"/>
+          <w14:ligatures w14:val="none"/>
         </w:rPr>
         <w:t/>
       </w:r>
@@ -5200,7 +5137,7 @@
         <w:rPr>
           <w:rFonts w:ascii="Arial Narrow" w:eastAsia="Arial Narrow" w:hAnsi="Arial Narrow" w:cs="Arial Narrow"/>
           <w:kern w:val="0"/>
-          <ns2:ligatures ns2:val="none"/>
+          <w14:ligatures w14:val="none"/>
         </w:rPr>
         <w:t xml:space="preserve"> y 19</w:t>
       </w:r>
@@ -5210,7 +5147,7 @@
           <w:color w:val="000000"/>
           <w:kern w:val="0"/>
           <w:lang w:eastAsia="es-PE"/>
-          <ns2:ligatures ns2:val="none"/>
+          <w14:ligatures w14:val="none"/>
         </w:rPr>
         <w:t/>
       </w:r>
@@ -5218,7 +5155,7 @@
         <w:rPr>
           <w:rFonts w:ascii="Arial Narrow" w:eastAsia="Arial Narrow" w:hAnsi="Arial Narrow" w:cs="Arial Narrow"/>
           <w:kern w:val="0"/>
-          <ns2:ligatures ns2:val="none"/>
+          <w14:ligatures w14:val="none"/>
         </w:rPr>
         <w:t xml:space="preserve"> del Código</w:t>
       </w:r>
@@ -5226,22 +5163,22 @@
         <w:rPr>
           <w:rFonts w:ascii="Arial Narrow" w:eastAsia="Arial Narrow" w:hAnsi="Arial Narrow" w:cs="Arial Narrow"/>
           <w:kern w:val="0"/>
-          <ns2:ligatures ns2:val="none"/>
+          <w14:ligatures w14:val="none"/>
         </w:rPr>
         <w:t>.</w:t>
       </w:r>
     </w:p>
-    <w:p ns2:paraId="6A3A6CBF" ns2:textId="77777777">
+    <w:p>
       <w:pPr>
         <w:pStyle w:val="Prrafodelista"/>
         <w:rPr>
           <w:rFonts w:ascii="Arial Narrow" w:eastAsia="Arial Narrow" w:hAnsi="Arial Narrow" w:cs="Arial Narrow"/>
           <w:kern w:val="0"/>
-          <ns2:ligatures ns2:val="none"/>
-        </w:rPr>
-      </w:pPr>
-    </w:p>
-    <w:p ns2:paraId="0E23FD36" ns2:textId="02919793">
+          <w14:ligatures w14:val="none"/>
+        </w:rPr>
+      </w:pPr>
+    </w:p>
+    <w:p>
       <w:pPr>
         <w:pStyle w:val="Prrafodelista"/>
         <w:numPr>
@@ -5254,14 +5191,14 @@
         <w:rPr>
           <w:rFonts w:ascii="Arial Narrow" w:eastAsia="Arial Narrow" w:hAnsi="Arial Narrow" w:cs="Arial Narrow"/>
           <w:kern w:val="0"/>
-          <ns2:ligatures ns2:val="none"/>
-        </w:rPr>
-      </w:pPr>
-      <w:r>
-        <w:rPr>
-          <w:rFonts w:ascii="Arial Narrow" w:eastAsia="Arial Narrow" w:hAnsi="Arial Narrow" w:cs="Arial Narrow"/>
-          <w:kern w:val="0"/>
-          <ns2:ligatures ns2:val="none"/>
+          <w14:ligatures w14:val="none"/>
+        </w:rPr>
+      </w:pPr>
+      <w:r>
+        <w:rPr>
+          <w:rFonts w:ascii="Arial Narrow" w:eastAsia="Arial Narrow" w:hAnsi="Arial Narrow" w:cs="Arial Narrow"/>
+          <w:kern w:val="0"/>
+          <w14:ligatures w14:val="none"/>
         </w:rPr>
         <w:t>Adicionalmente</w:t>
       </w:r>
@@ -5269,7 +5206,7 @@
         <w:rPr>
           <w:rFonts w:ascii="Arial Narrow" w:eastAsia="Arial Narrow" w:hAnsi="Arial Narrow" w:cs="Arial Narrow"/>
           <w:kern w:val="0"/>
-          <ns2:ligatures ns2:val="none"/>
+          <w14:ligatures w14:val="none"/>
         </w:rPr>
         <w:t>, la Secretaría Técnica, en ejercicio de sus facultades, considera que el hecho denunciado, consistente en que</w:t>
       </w:r>
@@ -5277,7 +5214,7 @@
         <w:rPr>
           <w:rFonts w:ascii="Arial Narrow" w:eastAsia="Arial Narrow" w:hAnsi="Arial Narrow" w:cs="Arial Narrow"/>
           <w:kern w:val="0"/>
-          <ns2:ligatures ns2:val="none"/>
+          <w14:ligatures w14:val="none"/>
         </w:rPr>
         <w:t xml:space="preserve"> </w:t>
       </w:r>
@@ -5285,7 +5222,7 @@
         <w:rPr>
           <w:rFonts w:ascii="Arial Narrow" w:eastAsia="Arial Narrow" w:hAnsi="Arial Narrow" w:cs="Arial Narrow"/>
           <w:kern w:val="0"/>
-          <ns2:ligatures ns2:val="none"/>
+          <w14:ligatures w14:val="none"/>
         </w:rPr>
         <w:t>Honda del Perú S.A. no habría cumplido con brindar una solución al denunciante ante los problemas reportados con Pana Autos S.A., pues solo le indicaron que no podían hacer nada y solo remitirán su reclamo al taller</w:t>
       </w:r>
@@ -5293,7 +5230,7 @@
         <w:rPr>
           <w:rFonts w:ascii="Arial Narrow" w:eastAsia="Arial Narrow" w:hAnsi="Arial Narrow" w:cs="Arial Narrow"/>
           <w:kern w:val="0"/>
-          <ns2:ligatures ns2:val="none"/>
+          <w14:ligatures w14:val="none"/>
         </w:rPr>
         <w:t>; involucraría una presunta afectación a sus expectativas, quien no habría encontrado una correspondencia entre lo que esperaba recibir de parte del proveedor</w:t>
       </w:r>
@@ -5301,7 +5238,7 @@
         <w:rPr>
           <w:rFonts w:ascii="Arial Narrow" w:eastAsia="Arial Narrow" w:hAnsi="Arial Narrow" w:cs="Arial Narrow"/>
           <w:kern w:val="0"/>
-          <ns2:ligatures ns2:val="none"/>
+          <w14:ligatures w14:val="none"/>
         </w:rPr>
         <w:t xml:space="preserve"> y lo que realmente recibió. Por consiguiente, corresponde calificar el hecho materia de denuncia como una presunta infracción al deber de idoneidad, tipificado en los artículos 18</w:t>
       </w:r>
@@ -5311,7 +5248,7 @@
           <w:color w:val="000000"/>
           <w:kern w:val="0"/>
           <w:lang w:eastAsia="es-PE"/>
-          <ns2:ligatures ns2:val="none"/>
+          <w14:ligatures w14:val="none"/>
         </w:rPr>
         <w:t/>
       </w:r>
@@ -5319,7 +5256,7 @@
         <w:rPr>
           <w:rFonts w:ascii="Arial Narrow" w:eastAsia="Arial Narrow" w:hAnsi="Arial Narrow" w:cs="Arial Narrow"/>
           <w:kern w:val="0"/>
-          <ns2:ligatures ns2:val="none"/>
+          <w14:ligatures w14:val="none"/>
         </w:rPr>
         <w:t xml:space="preserve"> y 19</w:t>
       </w:r>
@@ -5329,7 +5266,7 @@
           <w:color w:val="000000"/>
           <w:kern w:val="0"/>
           <w:lang w:eastAsia="es-PE"/>
-          <ns2:ligatures ns2:val="none"/>
+          <w14:ligatures w14:val="none"/>
         </w:rPr>
         <w:t/>
       </w:r>
@@ -5337,7 +5274,7 @@
         <w:rPr>
           <w:rFonts w:ascii="Arial Narrow" w:eastAsia="Arial Narrow" w:hAnsi="Arial Narrow" w:cs="Arial Narrow"/>
           <w:kern w:val="0"/>
-          <ns2:ligatures ns2:val="none"/>
+          <w14:ligatures w14:val="none"/>
         </w:rPr>
         <w:t xml:space="preserve"> del Código</w:t>
       </w:r>
@@ -5345,12 +5282,12 @@
         <w:rPr>
           <w:rFonts w:ascii="Arial Narrow" w:eastAsia="Arial Narrow" w:hAnsi="Arial Narrow" w:cs="Arial Narrow"/>
           <w:kern w:val="0"/>
-          <ns2:ligatures ns2:val="none"/>
+          <w14:ligatures w14:val="none"/>
         </w:rPr>
         <w:t>.</w:t>
       </w:r>
     </w:p>
-    <w:p ns2:paraId="2E7770E0" ns2:textId="77777777">
+    <w:p>
       <w:pPr>
         <w:spacing w:after="0" w:line="240" w:lineRule="auto"/>
         <w:jc w:val="both"/>
@@ -5358,11 +5295,11 @@
           <w:rFonts w:ascii="Arial Narrow" w:eastAsia="Calibri" w:hAnsi="Arial Narrow" w:cs="Arial Narrow"/>
           <w:kern w:val="0"/>
           <w:lang w:eastAsia="es-PE"/>
-          <ns2:ligatures ns2:val="none"/>
-        </w:rPr>
-      </w:pPr>
-    </w:p>
-    <w:p ns2:paraId="37321452" ns2:textId="77777777">
+          <w14:ligatures w14:val="none"/>
+        </w:rPr>
+      </w:pPr>
+    </w:p>
+    <w:p>
       <w:pPr>
         <w:pStyle w:val="Prrafodelista"/>
         <w:numPr>
@@ -5376,7 +5313,7 @@
           <w:rFonts w:ascii="Arial Narrow" w:eastAsia="Calibri" w:hAnsi="Arial Narrow" w:cs="Arial Narrow"/>
           <w:kern w:val="0"/>
           <w:lang w:eastAsia="es-PE"/>
-          <ns2:ligatures ns2:val="none"/>
+          <w14:ligatures w14:val="none"/>
         </w:rPr>
       </w:pPr>
       <w:r>
@@ -5385,7 +5322,7 @@
           <w:color w:val="000000"/>
           <w:kern w:val="0"/>
           <w:lang w:eastAsia="es-PE"/>
-          <ns2:ligatures ns2:val="none"/>
+          <w14:ligatures w14:val="none"/>
         </w:rPr>
         <w:t>En tanto la denuncia reúne los requisitos</w:t>
       </w:r>
@@ -5395,7 +5332,7 @@
           <w:color w:val="000000"/>
           <w:kern w:val="0"/>
           <w:lang w:eastAsia="es-PE"/>
-          <ns2:ligatures ns2:val="none"/>
+          <w14:ligatures w14:val="none"/>
         </w:rPr>
         <w:t xml:space="preserve"> establecidos por la norma citada, corresponde admitirla a trámite</w:t>
       </w:r>
@@ -5405,7 +5342,7 @@
           <w:rFonts w:ascii="Arial Narrow" w:eastAsia="Arial Narrow" w:hAnsi="Arial Narrow" w:cs="Arial Narrow"/>
           <w:kern w:val="0"/>
           <w:vertAlign w:val="superscript"/>
-          <ns2:ligatures ns2:val="none"/>
+          <w14:ligatures w14:val="none"/>
         </w:rPr>
         <w:footnoteReference w:id="7"/>
       </w:r>
@@ -5415,12 +5352,12 @@
           <w:color w:val="000000"/>
           <w:kern w:val="0"/>
           <w:lang w:eastAsia="es-PE"/>
-          <ns2:ligatures ns2:val="none"/>
+          <w14:ligatures w14:val="none"/>
         </w:rPr>
         <w:t>.</w:t>
       </w:r>
     </w:p>
-    <w:p ns2:paraId="17426A8E" ns2:textId="77777777">
+    <w:p>
       <w:pPr>
         <w:spacing w:after="0" w:line="240" w:lineRule="auto"/>
         <w:contextualSpacing/>
@@ -5430,11 +5367,11 @@
           <w:color w:val="000000"/>
           <w:kern w:val="0"/>
           <w:lang w:eastAsia="es-PE"/>
-          <ns2:ligatures ns2:val="none"/>
-        </w:rPr>
-      </w:pPr>
-    </w:p>
-    <w:p ns2:paraId="69FE781D" ns2:textId="77777777">
+          <w14:ligatures w14:val="none"/>
+        </w:rPr>
+      </w:pPr>
+    </w:p>
+    <w:p>
       <w:pPr>
         <w:pStyle w:val="Prrafodelista"/>
         <w:numPr>
@@ -5454,7 +5391,7 @@
           <w:color w:val="000000"/>
           <w:kern w:val="0"/>
           <w:lang w:eastAsia="es-PE"/>
-          <ns2:ligatures ns2:val="none"/>
+          <w14:ligatures w14:val="none"/>
         </w:rPr>
       </w:pPr>
       <w:r>
@@ -5464,12 +5401,12 @@
           <w:color w:val="000000"/>
           <w:kern w:val="0"/>
           <w:lang w:eastAsia="es-PE"/>
-          <ns2:ligatures ns2:val="none"/>
+          <w14:ligatures w14:val="none"/>
         </w:rPr>
         <w:t>REQUERIMIENTO DE INFORMACION</w:t>
       </w:r>
     </w:p>
-    <w:p ns2:paraId="6252E905" ns2:textId="77777777">
+    <w:p>
       <w:pPr>
         <w:spacing w:after="0" w:line="240" w:lineRule="auto"/>
         <w:jc w:val="both"/>
@@ -5478,11 +5415,11 @@
           <w:color w:val="000000"/>
           <w:kern w:val="0"/>
           <w:lang w:val="es-ES" w:eastAsia="es-ES"/>
-          <ns2:ligatures ns2:val="none"/>
-        </w:rPr>
-      </w:pPr>
-    </w:p>
-    <w:p ns2:paraId="21C241A8" ns2:textId="77777777">
+          <w14:ligatures w14:val="none"/>
+        </w:rPr>
+      </w:pPr>
+    </w:p>
+    <w:p>
       <w:pPr>
         <w:pStyle w:val="Prrafodelista"/>
         <w:numPr>
@@ -5497,7 +5434,7 @@
           <w:color w:val="000000"/>
           <w:kern w:val="0"/>
           <w:lang w:val="es-ES" w:eastAsia="es-ES"/>
-          <ns2:ligatures ns2:val="none"/>
+          <w14:ligatures w14:val="none"/>
         </w:rPr>
       </w:pPr>
       <w:r>
@@ -5506,7 +5443,7 @@
           <w:color w:val="000000"/>
           <w:kern w:val="0"/>
           <w:lang w:val="es-ES" w:eastAsia="es-ES"/>
-          <ns2:ligatures ns2:val="none"/>
+          <w14:ligatures w14:val="none"/>
         </w:rPr>
         <w:t xml:space="preserve">A efectos de tener mayores elementos que sirvan para la resolución definitiva del presente caso, </w:t>
       </w:r>
@@ -5516,7 +5453,7 @@
           <w:color w:val="000000"/>
           <w:kern w:val="0"/>
           <w:lang w:val="es-ES" w:eastAsia="es-ES"/>
-          <ns2:ligatures ns2:val="none"/>
+          <w14:ligatures w14:val="none"/>
         </w:rPr>
         <w:t xml:space="preserve">la Secretaría Técnica, </w:t>
       </w:r>
@@ -5526,7 +5463,7 @@
           <w:color w:val="000000"/>
           <w:kern w:val="0"/>
           <w:lang w:val="es-ES" w:eastAsia="es-ES"/>
-          <ns2:ligatures ns2:val="none"/>
+          <w14:ligatures w14:val="none"/>
         </w:rPr>
         <w:t>en ejercicio de las facultades que la ley le confiere</w:t>
       </w:r>
@@ -5536,7 +5473,7 @@
           <w:color w:val="000000"/>
           <w:kern w:val="0"/>
           <w:lang w:val="es-ES" w:eastAsia="es-ES"/>
-          <ns2:ligatures ns2:val="none"/>
+          <w14:ligatures w14:val="none"/>
         </w:rPr>
         <w:t xml:space="preserve">, </w:t>
       </w:r>
@@ -5547,7 +5484,7 @@
           <w:color w:val="000000"/>
           <w:kern w:val="0"/>
           <w:lang w:val="es-ES" w:eastAsia="es-ES"/>
-          <ns2:ligatures ns2:val="none"/>
+          <w14:ligatures w14:val="none"/>
         </w:rPr>
         <w:t xml:space="preserve">conviene requerir a los </w:t>
       </w:r>
@@ -5557,7 +5494,7 @@
           <w:color w:val="000000"/>
           <w:kern w:val="0"/>
           <w:lang w:val="es-ES" w:eastAsia="es-ES"/>
-          <ns2:ligatures ns2:val="none"/>
+          <w14:ligatures w14:val="none"/>
         </w:rPr>
         <w:t xml:space="preserve">proveedores denunciados </w:t>
       </w:r>
@@ -5568,7 +5505,7 @@
           <w:color w:val="000000"/>
           <w:kern w:val="0"/>
           <w:lang w:val="es-ES" w:eastAsia="es-ES"/>
-          <ns2:ligatures ns2:val="none"/>
+          <w14:ligatures w14:val="none"/>
         </w:rPr>
         <w:t xml:space="preserve">que, en un plazo no mayor de cinco (5) días hábiles contado a partir del día siguiente de la notificación de la presente resolución, </w:t>
       </w:r>
@@ -5579,12 +5516,12 @@
           <w:color w:val="000000"/>
           <w:kern w:val="0"/>
           <w:lang w:val="es-ES" w:eastAsia="es-ES"/>
-          <ns2:ligatures ns2:val="none"/>
+          <w14:ligatures w14:val="none"/>
         </w:rPr>
         <w:t>cumplan con lo siguiente:</w:t>
       </w:r>
     </w:p>
-    <w:p ns2:paraId="345D7F88" ns2:textId="77777777">
+    <w:p>
       <w:pPr>
         <w:pStyle w:val="Prrafodelista"/>
         <w:spacing w:after="0" w:line="240" w:lineRule="auto"/>
@@ -5595,11 +5532,11 @@
           <w:color w:val="000000"/>
           <w:kern w:val="0"/>
           <w:lang w:val="es-ES" w:eastAsia="es-ES"/>
-          <ns2:ligatures ns2:val="none"/>
-        </w:rPr>
-      </w:pPr>
-    </w:p>
-    <w:p ns2:paraId="01F25269" ns2:textId="6564E46A">
+          <w14:ligatures w14:val="none"/>
+        </w:rPr>
+      </w:pPr>
+    </w:p>
+    <w:p>
       <w:pPr>
         <w:pStyle w:val="Prrafodelista"/>
         <w:spacing w:after="0" w:line="240" w:lineRule="auto"/>
@@ -5610,7 +5547,7 @@
           <w:color w:val="000000"/>
           <w:kern w:val="0"/>
           <w:lang w:val="es-ES" w:eastAsia="es-ES"/>
-          <ns2:ligatures ns2:val="none"/>
+          <w14:ligatures w14:val="none"/>
         </w:rPr>
       </w:pPr>
       <w:r>
@@ -5620,7 +5557,7 @@
           <w:kern w:val="0"/>
           <w:u w:val="single"/>
           <w:lang w:val="es-ES" w:eastAsia="es-ES"/>
-          <ns2:ligatures ns2:val="none"/>
+          <w14:ligatures w14:val="none"/>
         </w:rPr>
         <w:t xml:space="preserve">A </w:t>
       </w:r>
@@ -5631,7 +5568,7 @@
           <w:kern w:val="0"/>
           <w:u w:val="single"/>
           <w:lang w:val="es-ES" w:eastAsia="es-ES"/>
-          <ns2:ligatures ns2:val="none"/>
+          <w14:ligatures w14:val="none"/>
         </w:rPr>
         <w:t>Pacífico</w:t>
       </w:r>
@@ -5641,7 +5578,7 @@
           <w:color w:val="000000"/>
           <w:kern w:val="0"/>
           <w:lang w:val="es-ES" w:eastAsia="es-ES"/>
-          <ns2:ligatures ns2:val="none"/>
+          <w14:ligatures w14:val="none"/>
         </w:rPr>
         <w:t xml:space="preserve">: </w:t>
       </w:r>
@@ -5651,7 +5588,7 @@
           <w:color w:val="000000"/>
           <w:kern w:val="0"/>
           <w:lang w:val="es-ES" w:eastAsia="es-ES"/>
-          <ns2:ligatures ns2:val="none"/>
+          <w14:ligatures w14:val="none"/>
         </w:rPr>
         <w:t>(i) presentar una copia debidamente suscrita de la Póliza del Seguro Vehicular 1001203953 materia de denuncia, así como el cargo de remisión de la póliza; y, (</w:t>
       </w:r>
@@ -5662,7 +5599,7 @@
           <w:color w:val="000000"/>
           <w:kern w:val="0"/>
           <w:lang w:val="es-ES" w:eastAsia="es-ES"/>
-          <ns2:ligatures ns2:val="none"/>
+          <w14:ligatures w14:val="none"/>
         </w:rPr>
         <w:t>ii</w:t>
       </w:r>
@@ -5673,7 +5610,7 @@
           <w:color w:val="000000"/>
           <w:kern w:val="0"/>
           <w:lang w:val="es-ES" w:eastAsia="es-ES"/>
-          <ns2:ligatures ns2:val="none"/>
+          <w14:ligatures w14:val="none"/>
         </w:rPr>
         <w:t>) presentar todas las comunicaciones cursadas con la parte denunciante en virtud de los hechos materia de denuncia, incluyendo la grabación de la llamada telefónica realizada el 7 de febrero de 2025</w:t>
       </w:r>
@@ -5683,12 +5620,12 @@
           <w:color w:val="000000"/>
           <w:kern w:val="0"/>
           <w:lang w:eastAsia="es-ES"/>
-          <ns2:ligatures ns2:val="none"/>
+          <w14:ligatures w14:val="none"/>
         </w:rPr>
         <w:t>.</w:t>
       </w:r>
     </w:p>
-    <w:p ns2:paraId="48503CFE" ns2:textId="77777777">
+    <w:p>
       <w:pPr>
         <w:pStyle w:val="Prrafodelista"/>
         <w:spacing w:after="0" w:line="240" w:lineRule="auto"/>
@@ -5700,11 +5637,11 @@
           <w:kern w:val="0"/>
           <w:u w:val="single"/>
           <w:lang w:val="es-ES" w:eastAsia="es-ES"/>
-          <ns2:ligatures ns2:val="none"/>
-        </w:rPr>
-      </w:pPr>
-    </w:p>
-    <w:p ns2:paraId="4940B49E" ns2:textId="30E17C6E">
+          <w14:ligatures w14:val="none"/>
+        </w:rPr>
+      </w:pPr>
+    </w:p>
+    <w:p>
       <w:pPr>
         <w:pStyle w:val="Prrafodelista"/>
         <w:spacing w:after="0" w:line="240" w:lineRule="auto"/>
@@ -5715,7 +5652,7 @@
           <w:color w:val="000000"/>
           <w:kern w:val="0"/>
           <w:lang w:val="es-ES" w:eastAsia="es-ES"/>
-          <ns2:ligatures ns2:val="none"/>
+          <w14:ligatures w14:val="none"/>
         </w:rPr>
       </w:pPr>
       <w:r>
@@ -5725,7 +5662,7 @@
           <w:kern w:val="0"/>
           <w:u w:val="single"/>
           <w:lang w:val="es-ES" w:eastAsia="es-ES"/>
-          <ns2:ligatures ns2:val="none"/>
+          <w14:ligatures w14:val="none"/>
         </w:rPr>
         <w:t xml:space="preserve">A </w:t>
       </w:r>
@@ -5736,7 +5673,7 @@
           <w:kern w:val="0"/>
           <w:u w:val="single"/>
           <w:lang w:val="es-ES" w:eastAsia="es-ES"/>
-          <ns2:ligatures ns2:val="none"/>
+          <w14:ligatures w14:val="none"/>
         </w:rPr>
         <w:t>Pana Autos</w:t>
       </w:r>
@@ -5746,7 +5683,7 @@
           <w:color w:val="000000"/>
           <w:kern w:val="0"/>
           <w:lang w:val="es-ES" w:eastAsia="es-ES"/>
-          <ns2:ligatures ns2:val="none"/>
+          <w14:ligatures w14:val="none"/>
         </w:rPr>
         <w:t>:</w:t>
       </w:r>
@@ -5756,7 +5693,7 @@
           <w:color w:val="000000"/>
           <w:kern w:val="0"/>
           <w:lang w:eastAsia="es-ES"/>
-          <ns2:ligatures ns2:val="none"/>
+          <w14:ligatures w14:val="none"/>
         </w:rPr>
         <w:t xml:space="preserve"> </w:t>
       </w:r>
@@ -5766,7 +5703,7 @@
           <w:color w:val="000000"/>
           <w:kern w:val="0"/>
           <w:lang w:eastAsia="es-ES"/>
-          <ns2:ligatures ns2:val="none"/>
+          <w14:ligatures w14:val="none"/>
         </w:rPr>
         <w:t xml:space="preserve">(i) presentar los medios probatorios que acrediten que el vehículo asegurado fue reparado de forma oportuna </w:t>
       </w:r>
@@ -5777,7 +5714,7 @@
           <w:color w:val="000000"/>
           <w:kern w:val="0"/>
           <w:lang w:eastAsia="es-ES"/>
-          <ns2:ligatures ns2:val="none"/>
+          <w14:ligatures w14:val="none"/>
         </w:rPr>
         <w:t>de acuerdo a</w:t>
       </w:r>
@@ -5788,7 +5725,7 @@
           <w:color w:val="000000"/>
           <w:kern w:val="0"/>
           <w:lang w:eastAsia="es-ES"/>
-          <ns2:ligatures ns2:val="none"/>
+          <w14:ligatures w14:val="none"/>
         </w:rPr>
         <w:t xml:space="preserve"> lo ofrecido; y, (</w:t>
       </w:r>
@@ -5799,7 +5736,7 @@
           <w:color w:val="000000"/>
           <w:kern w:val="0"/>
           <w:lang w:eastAsia="es-ES"/>
-          <ns2:ligatures ns2:val="none"/>
+          <w14:ligatures w14:val="none"/>
         </w:rPr>
         <w:t>ii</w:t>
       </w:r>
@@ -5810,7 +5747,7 @@
           <w:color w:val="000000"/>
           <w:kern w:val="0"/>
           <w:lang w:eastAsia="es-ES"/>
-          <ns2:ligatures ns2:val="none"/>
+          <w14:ligatures w14:val="none"/>
         </w:rPr>
         <w:t xml:space="preserve">) presentar los medios probatorios que acrediten que la reparación del vehículo asegurado fue </w:t>
       </w:r>
@@ -5821,7 +5758,7 @@
           <w:color w:val="000000"/>
           <w:kern w:val="0"/>
           <w:lang w:eastAsia="es-ES"/>
-          <ns2:ligatures ns2:val="none"/>
+          <w14:ligatures w14:val="none"/>
         </w:rPr>
         <w:t>reparado</w:t>
       </w:r>
@@ -5832,7 +5769,7 @@
           <w:color w:val="000000"/>
           <w:kern w:val="0"/>
           <w:lang w:eastAsia="es-ES"/>
-          <ns2:ligatures ns2:val="none"/>
+          <w14:ligatures w14:val="none"/>
         </w:rPr>
         <w:t xml:space="preserve"> de forma adecuada</w:t>
       </w:r>
@@ -5842,12 +5779,12 @@
           <w:color w:val="000000"/>
           <w:kern w:val="0"/>
           <w:lang w:val="es-ES" w:eastAsia="es-ES"/>
-          <ns2:ligatures ns2:val="none"/>
+          <w14:ligatures w14:val="none"/>
         </w:rPr>
         <w:t>.</w:t>
       </w:r>
     </w:p>
-    <w:p ns2:paraId="39D3C754" ns2:textId="77777777">
+    <w:p>
       <w:pPr>
         <w:pStyle w:val="Prrafodelista"/>
         <w:spacing w:after="0" w:line="240" w:lineRule="auto"/>
@@ -5858,11 +5795,11 @@
           <w:color w:val="000000"/>
           <w:kern w:val="0"/>
           <w:lang w:val="es-ES" w:eastAsia="es-ES"/>
-          <ns2:ligatures ns2:val="none"/>
-        </w:rPr>
-      </w:pPr>
-    </w:p>
-    <w:p ns2:paraId="41314E31" ns2:textId="11649D98">
+          <w14:ligatures w14:val="none"/>
+        </w:rPr>
+      </w:pPr>
+    </w:p>
+    <w:p>
       <w:pPr>
         <w:pStyle w:val="Prrafodelista"/>
         <w:spacing w:after="0" w:line="240" w:lineRule="auto"/>
@@ -5874,7 +5811,7 @@
           <w:kern w:val="0"/>
           <w:u w:val="single"/>
           <w:lang w:val="es-ES" w:eastAsia="es-ES"/>
-          <ns2:ligatures ns2:val="none"/>
+          <w14:ligatures w14:val="none"/>
         </w:rPr>
       </w:pPr>
       <w:r>
@@ -5884,7 +5821,7 @@
           <w:kern w:val="0"/>
           <w:u w:val="single"/>
           <w:lang w:val="es-ES" w:eastAsia="es-ES"/>
-          <ns2:ligatures ns2:val="none"/>
+          <w14:ligatures w14:val="none"/>
         </w:rPr>
         <w:t xml:space="preserve">A </w:t>
       </w:r>
@@ -5895,7 +5832,7 @@
           <w:kern w:val="0"/>
           <w:u w:val="single"/>
           <w:lang w:val="es-ES" w:eastAsia="es-ES"/>
-          <ns2:ligatures ns2:val="none"/>
+          <w14:ligatures w14:val="none"/>
         </w:rPr>
         <w:t>Honda</w:t>
       </w:r>
@@ -5905,7 +5842,7 @@
           <w:color w:val="000000"/>
           <w:kern w:val="0"/>
           <w:lang w:val="es-ES" w:eastAsia="es-ES"/>
-          <ns2:ligatures ns2:val="none"/>
+          <w14:ligatures w14:val="none"/>
         </w:rPr>
         <w:t>:</w:t>
       </w:r>
@@ -5915,7 +5852,7 @@
           <w:color w:val="000000"/>
           <w:kern w:val="0"/>
           <w:lang w:eastAsia="es-ES"/>
-          <ns2:ligatures ns2:val="none"/>
+          <w14:ligatures w14:val="none"/>
         </w:rPr>
         <w:t xml:space="preserve"> </w:t>
       </w:r>
@@ -5925,7 +5862,7 @@
           <w:color w:val="000000"/>
           <w:kern w:val="0"/>
           <w:lang w:val="es-ES" w:eastAsia="es-ES"/>
-          <ns2:ligatures ns2:val="none"/>
+          <w14:ligatures w14:val="none"/>
         </w:rPr>
         <w:t xml:space="preserve"> </w:t>
       </w:r>
@@ -5935,7 +5872,7 @@
           <w:color w:val="000000"/>
           <w:kern w:val="0"/>
           <w:lang w:val="es-ES" w:eastAsia="es-ES"/>
-          <ns2:ligatures ns2:val="none"/>
+          <w14:ligatures w14:val="none"/>
         </w:rPr>
         <w:t>presentar todas las comunicaciones cursadas con la parte denunciante en virtud de los hechos materia de denuncia</w:t>
       </w:r>
@@ -5945,12 +5882,12 @@
           <w:color w:val="000000"/>
           <w:kern w:val="0"/>
           <w:lang w:val="es-ES" w:eastAsia="es-ES"/>
-          <ns2:ligatures ns2:val="none"/>
+          <w14:ligatures w14:val="none"/>
         </w:rPr>
         <w:t>.</w:t>
       </w:r>
     </w:p>
-    <w:p ns2:paraId="11F1B3A8" ns2:textId="77777777">
+    <w:p>
       <w:pPr>
         <w:pStyle w:val="Prrafodelista"/>
         <w:spacing w:after="0" w:line="240" w:lineRule="auto"/>
@@ -5962,12 +5899,12 @@
           <w:kern w:val="0"/>
           <w:u w:val="single"/>
           <w:lang w:val="es-ES" w:eastAsia="es-ES"/>
-          <ns2:ligatures ns2:val="none"/>
+          <w14:ligatures w14:val="none"/>
         </w:rPr>
       </w:pPr>
     </w:p>
     <w:bookmarkEnd w:id="10"/>
-    <w:p ns2:paraId="76AC2520" ns2:textId="77777777">
+    <w:p>
       <w:pPr>
         <w:pStyle w:val="Prrafodelista"/>
         <w:spacing w:after="0" w:line="240" w:lineRule="auto"/>
@@ -5978,11 +5915,11 @@
           <w:color w:val="000000"/>
           <w:kern w:val="0"/>
           <w:lang w:val="es-ES" w:eastAsia="es-ES"/>
-          <ns2:ligatures ns2:val="none"/>
-        </w:rPr>
-      </w:pPr>
-    </w:p>
-    <w:p ns2:paraId="45192A8B" ns2:textId="77777777">
+          <w14:ligatures w14:val="none"/>
+        </w:rPr>
+      </w:pPr>
+    </w:p>
+    <w:p>
       <w:pPr>
         <w:pStyle w:val="Prrafodelista"/>
         <w:numPr>
@@ -6002,7 +5939,7 @@
           <w:color w:val="000000"/>
           <w:kern w:val="0"/>
           <w:lang w:eastAsia="es-PE"/>
-          <ns2:ligatures ns2:val="none"/>
+          <w14:ligatures w14:val="none"/>
         </w:rPr>
       </w:pPr>
       <w:r>
@@ -6012,12 +5949,12 @@
           <w:color w:val="000000"/>
           <w:kern w:val="0"/>
           <w:lang w:eastAsia="es-PE"/>
-          <ns2:ligatures ns2:val="none"/>
+          <w14:ligatures w14:val="none"/>
         </w:rPr>
         <w:t xml:space="preserve">RESOLUCIÓN DE LA SECRETARÍA TÉCNICA </w:t>
       </w:r>
     </w:p>
-    <w:p ns2:paraId="71820251" ns2:textId="77777777">
+    <w:p>
       <w:pPr>
         <w:spacing w:after="0" w:line="240" w:lineRule="auto"/>
         <w:jc w:val="both"/>
@@ -6027,11 +5964,11 @@
           <w:color w:val="000000"/>
           <w:kern w:val="0"/>
           <w:lang w:eastAsia="es-PE"/>
-          <ns2:ligatures ns2:val="none"/>
-        </w:rPr>
-      </w:pPr>
-    </w:p>
-    <w:p ns2:paraId="5E432484" ns2:textId="0A102E86">
+          <w14:ligatures w14:val="none"/>
+        </w:rPr>
+      </w:pPr>
+    </w:p>
+    <w:p>
       <w:pPr>
         <w:spacing w:after="0" w:line="240" w:lineRule="auto"/>
         <w:jc w:val="both"/>
@@ -6040,7 +5977,7 @@
           <w:color w:val="000000"/>
           <w:kern w:val="0"/>
           <w:lang w:eastAsia="es-PE"/>
-          <ns2:ligatures ns2:val="none"/>
+          <w14:ligatures w14:val="none"/>
         </w:rPr>
       </w:pPr>
       <w:r>
@@ -6050,7 +5987,7 @@
           <w:color w:val="000000"/>
           <w:kern w:val="0"/>
           <w:lang w:eastAsia="es-PE"/>
-          <ns2:ligatures ns2:val="none"/>
+          <w14:ligatures w14:val="none"/>
         </w:rPr>
         <w:t xml:space="preserve">PRIMERO: admitir a trámite la denuncia del 6 de abril de 2025, subsanada mediante escrito del 21 de octubre de 2025, interpuesta por el señor [DENUNCIANTE] contra Pacífico Compañía de Seguros y Reaseguros S.A., Pana Autos S.A.C. y Honda del Perú S.A., por lo siguiente:</w:t>
       </w:r>
@@ -6061,7 +5998,7 @@
           <w:kern w:val="0"/>
           <w:shd w:val="clear" w:color="auto" w:fill="FFFFFF"/>
           <w:lang w:eastAsia="es-PE"/>
-          <ns2:ligatures ns2:val="none"/>
+          <w14:ligatures w14:val="none"/>
         </w:rPr>
         <w:t xml:space="preserve"/>
       </w:r>
@@ -6071,7 +6008,7 @@
           <w:color w:val="000000"/>
           <w:kern w:val="0"/>
           <w:lang w:val="es-ES" w:eastAsia="es-ES"/>
-          <ns2:ligatures ns2:val="none"/>
+          <w14:ligatures w14:val="none"/>
         </w:rPr>
         <w:t/>
       </w:r>
@@ -6081,7 +6018,7 @@
           <w:color w:val="000000"/>
           <w:kern w:val="0"/>
           <w:lang w:val="es-ES" w:eastAsia="es-ES"/>
-          <ns2:ligatures ns2:val="none"/>
+          <w14:ligatures w14:val="none"/>
         </w:rPr>
         <w:t xml:space="preserve"/>
       </w:r>
@@ -6092,7 +6029,7 @@
           <w:kern w:val="0"/>
           <w:shd w:val="clear" w:color="auto" w:fill="FFFFFF"/>
           <w:lang w:eastAsia="es-PE"/>
-          <ns2:ligatures ns2:val="none"/>
+          <w14:ligatures w14:val="none"/>
         </w:rPr>
         <w:t xml:space="preserve"/>
       </w:r>
@@ -6103,7 +6040,7 @@
           <w:kern w:val="0"/>
           <w:shd w:val="clear" w:color="auto" w:fill="FFFFFF"/>
           <w:lang w:eastAsia="es-PE"/>
-          <ns2:ligatures ns2:val="none"/>
+          <w14:ligatures w14:val="none"/>
         </w:rPr>
         <w:t xml:space="preserve"/>
       </w:r>
@@ -6113,7 +6050,7 @@
           <w:bCs/>
           <w:spacing w:val="-3"/>
           <w:kern w:val="0"/>
-          <ns2:ligatures ns2:val="none"/>
+          <w14:ligatures w14:val="none"/>
         </w:rPr>
         <w:t xml:space="preserve"/>
       </w:r>
@@ -6124,7 +6061,7 @@
           <w:kern w:val="0"/>
           <w:shd w:val="clear" w:color="auto" w:fill="FFFFFF"/>
           <w:lang w:eastAsia="es-PE"/>
-          <ns2:ligatures ns2:val="none"/>
+          <w14:ligatures w14:val="none"/>
         </w:rPr>
         <w:t xml:space="preserve"/>
       </w:r>
@@ -6135,7 +6072,7 @@
           <w:kern w:val="0"/>
           <w:shd w:val="clear" w:color="auto" w:fill="FFFFFF"/>
           <w:lang w:eastAsia="es-PE"/>
-          <ns2:ligatures ns2:val="none"/>
+          <w14:ligatures w14:val="none"/>
         </w:rPr>
         <w:t xml:space="preserve"/>
       </w:r>
@@ -6153,7 +6090,7 @@
           <w:kern w:val="0"/>
           <w:shd w:val="clear" w:color="auto" w:fill="FFFFFF"/>
           <w:lang w:eastAsia="es-PE"/>
-          <ns2:ligatures ns2:val="none"/>
+          <w14:ligatures w14:val="none"/>
         </w:rPr>
         <w:t xml:space="preserve"/>
       </w:r>
@@ -6164,23 +6101,23 @@
           <w:kern w:val="0"/>
           <w:shd w:val="clear" w:color="auto" w:fill="FFFFFF"/>
           <w:lang w:eastAsia="es-PE"/>
-          <ns2:ligatures ns2:val="none"/>
+          <w14:ligatures w14:val="none"/>
         </w:rPr>
         <w:t/>
       </w:r>
     </w:p>
-    <w:p ns2:paraId="03C2DE8A" ns2:textId="77777777">
-      <w:pPr>
-        <w:spacing w:after="0" w:line="240" w:lineRule="auto"/>
-        <w:jc w:val="both"/>
-        <w:rPr>
-          <w:rFonts w:ascii="Arial Narrow" w:eastAsia="Arial Narrow" w:hAnsi="Arial Narrow" w:cs="Arial Narrow"/>
-          <w:kern w:val="0"/>
-          <ns2:ligatures ns2:val="none"/>
-        </w:rPr>
-      </w:pPr>
-    </w:p>
-    <w:p ns2:paraId="5F677374" ns2:textId="0DF0A5D7">
+    <w:p>
+      <w:pPr>
+        <w:spacing w:after="0" w:line="240" w:lineRule="auto"/>
+        <w:jc w:val="both"/>
+        <w:rPr>
+          <w:rFonts w:ascii="Arial Narrow" w:eastAsia="Arial Narrow" w:hAnsi="Arial Narrow" w:cs="Arial Narrow"/>
+          <w:kern w:val="0"/>
+          <w14:ligatures w14:val="none"/>
+        </w:rPr>
+      </w:pPr>
+    </w:p>
+    <w:p>
       <w:pPr>
         <w:pStyle w:val="Prrafodelista"/>
         <w:numPr>
@@ -6197,14 +6134,14 @@
         <w:rPr>
           <w:rFonts w:ascii="Arial Narrow" w:eastAsia="Arial Narrow" w:hAnsi="Arial Narrow" w:cs="Arial Narrow"/>
           <w:kern w:val="0"/>
-          <ns2:ligatures ns2:val="none"/>
-        </w:rPr>
-      </w:pPr>
-      <w:r>
-        <w:rPr>
-          <w:rFonts w:ascii="Arial Narrow" w:eastAsia="Arial Narrow" w:hAnsi="Arial Narrow" w:cs="Arial Narrow"/>
-          <w:kern w:val="0"/>
-          <ns2:ligatures ns2:val="none"/>
+          <w14:ligatures w14:val="none"/>
+        </w:rPr>
+      </w:pPr>
+      <w:r>
+        <w:rPr>
+          <w:rFonts w:ascii="Arial Narrow" w:eastAsia="Arial Narrow" w:hAnsi="Arial Narrow" w:cs="Arial Narrow"/>
+          <w:kern w:val="0"/>
+          <w14:ligatures w14:val="none"/>
         </w:rPr>
         <w:t>Presunta infracción al artículo 1, numeral 1, literal b) y al artículo 2 de la Ley 29571, Código de Protección y Defensa del Consumidor</w:t>
       </w:r>
@@ -6212,7 +6149,7 @@
         <w:rPr>
           <w:rFonts w:ascii="Arial Narrow" w:eastAsia="Arial Narrow" w:hAnsi="Arial Narrow" w:cs="Arial Narrow"/>
           <w:kern w:val="0"/>
-          <ns2:ligatures ns2:val="none"/>
+          <w14:ligatures w14:val="none"/>
         </w:rPr>
         <w:t xml:space="preserve">, en tanto Pana Autos S.A. habría brindado información incorrecta al denunciante al señalarle que la importación de repuestos y reparación de la unidad sería entre 60 a </w:t>
       </w:r>
@@ -6220,23 +6157,23 @@
         <w:rPr>
           <w:rFonts w:ascii="Arial Narrow" w:eastAsia="Arial Narrow" w:hAnsi="Arial Narrow" w:cs="Arial Narrow"/>
           <w:kern w:val="0"/>
-          <ns2:ligatures ns2:val="none"/>
+          <w14:ligatures w14:val="none"/>
         </w:rPr>
         <w:t>90 días útiles.</w:t>
       </w:r>
     </w:p>
-    <w:p ns2:paraId="5C91C60B" ns2:textId="77777777">
-      <w:pPr>
-        <w:spacing w:after="0" w:line="240" w:lineRule="auto"/>
-        <w:jc w:val="both"/>
-        <w:rPr>
-          <w:rFonts w:ascii="Arial Narrow" w:eastAsia="Arial Narrow" w:hAnsi="Arial Narrow" w:cs="Arial Narrow"/>
-          <w:kern w:val="0"/>
-          <ns2:ligatures ns2:val="none"/>
-        </w:rPr>
-      </w:pPr>
-    </w:p>
-    <w:p ns2:paraId="7FBBEC21" ns2:textId="72649D3B">
+    <w:p>
+      <w:pPr>
+        <w:spacing w:after="0" w:line="240" w:lineRule="auto"/>
+        <w:jc w:val="both"/>
+        <w:rPr>
+          <w:rFonts w:ascii="Arial Narrow" w:eastAsia="Arial Narrow" w:hAnsi="Arial Narrow" w:cs="Arial Narrow"/>
+          <w:kern w:val="0"/>
+          <w14:ligatures w14:val="none"/>
+        </w:rPr>
+      </w:pPr>
+    </w:p>
+    <w:p>
       <w:pPr>
         <w:pStyle w:val="Prrafodelista"/>
         <w:numPr>
@@ -6253,14 +6190,14 @@
         <w:rPr>
           <w:rFonts w:ascii="Arial Narrow" w:eastAsia="Arial Narrow" w:hAnsi="Arial Narrow" w:cs="Arial Narrow"/>
           <w:kern w:val="0"/>
-          <ns2:ligatures ns2:val="none"/>
-        </w:rPr>
-      </w:pPr>
-      <w:r>
-        <w:rPr>
-          <w:rFonts w:ascii="Arial Narrow" w:eastAsia="Arial Narrow" w:hAnsi="Arial Narrow" w:cs="Arial Narrow"/>
-          <w:kern w:val="0"/>
-          <ns2:ligatures ns2:val="none"/>
+          <w14:ligatures w14:val="none"/>
+        </w:rPr>
+      </w:pPr>
+      <w:r>
+        <w:rPr>
+          <w:rFonts w:ascii="Arial Narrow" w:eastAsia="Arial Narrow" w:hAnsi="Arial Narrow" w:cs="Arial Narrow"/>
+          <w:kern w:val="0"/>
+          <w14:ligatures w14:val="none"/>
         </w:rPr>
         <w:lastRenderedPageBreak/>
         <w:t>Presunta infracción al artículo 1, numeral 1, literal b) y al artículo 2 de la Ley 29571, Código de Protección y Defensa del Consumidor</w:t>
@@ -6269,23 +6206,23 @@
         <w:rPr>
           <w:rFonts w:ascii="Arial Narrow" w:eastAsia="Arial Narrow" w:hAnsi="Arial Narrow" w:cs="Arial Narrow"/>
           <w:kern w:val="0"/>
-          <ns2:ligatures ns2:val="none"/>
+          <w14:ligatures w14:val="none"/>
         </w:rPr>
         <w:t>, en tanto Pana Autos S.A. no habría cumplido con informar oportunamente al denunciante que el vehículo asegurado no sería entregado en la fecha indicada sino el 18 de marzo de 2025.</w:t>
       </w:r>
     </w:p>
-    <w:p ns2:paraId="15C9F4AA" ns2:textId="77777777">
-      <w:pPr>
-        <w:spacing w:after="0" w:line="240" w:lineRule="auto"/>
-        <w:jc w:val="both"/>
-        <w:rPr>
-          <w:rFonts w:ascii="Arial Narrow" w:eastAsia="Arial Narrow" w:hAnsi="Arial Narrow" w:cs="Arial Narrow"/>
-          <w:kern w:val="0"/>
-          <ns2:ligatures ns2:val="none"/>
-        </w:rPr>
-      </w:pPr>
-    </w:p>
-    <w:p ns2:paraId="71ECEB29" ns2:textId="4EAC1F5C">
+    <w:p>
+      <w:pPr>
+        <w:spacing w:after="0" w:line="240" w:lineRule="auto"/>
+        <w:jc w:val="both"/>
+        <w:rPr>
+          <w:rFonts w:ascii="Arial Narrow" w:eastAsia="Arial Narrow" w:hAnsi="Arial Narrow" w:cs="Arial Narrow"/>
+          <w:kern w:val="0"/>
+          <w14:ligatures w14:val="none"/>
+        </w:rPr>
+      </w:pPr>
+    </w:p>
+    <w:p>
       <w:pPr>
         <w:pStyle w:val="Prrafodelista"/>
         <w:numPr>
@@ -6302,29 +6239,29 @@
         <w:rPr>
           <w:rFonts w:ascii="Arial Narrow" w:eastAsia="Arial Narrow" w:hAnsi="Arial Narrow" w:cs="Arial Narrow"/>
           <w:kern w:val="0"/>
-          <ns2:ligatures ns2:val="none"/>
-        </w:rPr>
-      </w:pPr>
-      <w:r>
-        <w:rPr>
-          <w:rFonts w:ascii="Arial Narrow" w:eastAsia="Arial Narrow" w:hAnsi="Arial Narrow" w:cs="Arial Narrow"/>
-          <w:kern w:val="0"/>
-          <ns2:ligatures ns2:val="none"/>
+          <w14:ligatures w14:val="none"/>
+        </w:rPr>
+      </w:pPr>
+      <w:r>
+        <w:rPr>
+          <w:rFonts w:ascii="Arial Narrow" w:eastAsia="Arial Narrow" w:hAnsi="Arial Narrow" w:cs="Arial Narrow"/>
+          <w:kern w:val="0"/>
+          <w14:ligatures w14:val="none"/>
         </w:rPr>
         <w:t>Presunta infracción a los artículos 18 y 19 de la Ley 29571, Código de Protección y Defensa del Consumidor, en tanto Pana Autos S.A. habría colocado indebidamente silicona para subsanar las imperfecciones de reparación al vehículo asegurado, atentando de esta manera con la calidad del servicio y con los acuerdos de la reparación.</w:t>
       </w:r>
     </w:p>
-    <w:p ns2:paraId="2E0EC1B7" ns2:textId="77777777">
+    <w:p>
       <w:pPr>
         <w:pStyle w:val="Prrafodelista"/>
         <w:rPr>
           <w:rFonts w:ascii="Arial Narrow" w:eastAsia="Arial Narrow" w:hAnsi="Arial Narrow" w:cs="Arial Narrow"/>
           <w:kern w:val="0"/>
-          <ns2:ligatures ns2:val="none"/>
-        </w:rPr>
-      </w:pPr>
-    </w:p>
-    <w:p ns2:paraId="3B00F048" ns2:textId="6D5FA4C6">
+          <w14:ligatures w14:val="none"/>
+        </w:rPr>
+      </w:pPr>
+    </w:p>
+    <w:p>
       <w:pPr>
         <w:pStyle w:val="Prrafodelista"/>
         <w:numPr>
@@ -6341,30 +6278,30 @@
         <w:rPr>
           <w:rFonts w:ascii="Arial Narrow" w:eastAsia="Arial Narrow" w:hAnsi="Arial Narrow" w:cs="Arial Narrow"/>
           <w:kern w:val="0"/>
-          <ns2:ligatures ns2:val="none"/>
-        </w:rPr>
-      </w:pPr>
-      <w:r>
-        <w:rPr>
-          <w:rFonts w:ascii="Arial Narrow" w:eastAsia="Arial Narrow" w:hAnsi="Arial Narrow" w:cs="Arial Narrow"/>
-          <w:kern w:val="0"/>
-          <ns2:ligatures ns2:val="none"/>
+          <w14:ligatures w14:val="none"/>
+        </w:rPr>
+      </w:pPr>
+      <w:r>
+        <w:rPr>
+          <w:rFonts w:ascii="Arial Narrow" w:eastAsia="Arial Narrow" w:hAnsi="Arial Narrow" w:cs="Arial Narrow"/>
+          <w:kern w:val="0"/>
+          <w14:ligatures w14:val="none"/>
         </w:rPr>
         <w:t>Presunta infracción a los artículos 18 y 19 de la Ley 29571, Código de Protección y Defensa del Consumidor, en tanto Pana Autos S.A. no habría garantizado que en la reparación del vehículo asegurado hayan utilizado piezas originales que se adquirieron y hayan cumplido con los estándares de Honda Perú S.A.</w:t>
       </w:r>
     </w:p>
-    <w:p ns2:paraId="225B22BF" ns2:textId="77777777">
-      <w:pPr>
-        <w:spacing w:after="0" w:line="240" w:lineRule="auto"/>
-        <w:jc w:val="both"/>
-        <w:rPr>
-          <w:rFonts w:ascii="Arial Narrow" w:eastAsia="Arial Narrow" w:hAnsi="Arial Narrow" w:cs="Arial Narrow"/>
-          <w:kern w:val="0"/>
-          <ns2:ligatures ns2:val="none"/>
-        </w:rPr>
-      </w:pPr>
-    </w:p>
-    <w:p ns2:paraId="1F9C1E52" ns2:textId="14CD77A8">
+    <w:p>
+      <w:pPr>
+        <w:spacing w:after="0" w:line="240" w:lineRule="auto"/>
+        <w:jc w:val="both"/>
+        <w:rPr>
+          <w:rFonts w:ascii="Arial Narrow" w:eastAsia="Arial Narrow" w:hAnsi="Arial Narrow" w:cs="Arial Narrow"/>
+          <w:kern w:val="0"/>
+          <w14:ligatures w14:val="none"/>
+        </w:rPr>
+      </w:pPr>
+    </w:p>
+    <w:p>
       <w:pPr>
         <w:pStyle w:val="Prrafodelista"/>
         <w:numPr>
@@ -6381,14 +6318,14 @@
         <w:rPr>
           <w:rFonts w:ascii="Arial Narrow" w:eastAsia="Arial Narrow" w:hAnsi="Arial Narrow" w:cs="Arial Narrow"/>
           <w:kern w:val="0"/>
-          <ns2:ligatures ns2:val="none"/>
-        </w:rPr>
-      </w:pPr>
-      <w:r>
-        <w:rPr>
-          <w:rFonts w:ascii="Arial Narrow" w:eastAsia="Arial Narrow" w:hAnsi="Arial Narrow" w:cs="Arial Narrow"/>
-          <w:kern w:val="0"/>
-          <ns2:ligatures ns2:val="none"/>
+          <w14:ligatures w14:val="none"/>
+        </w:rPr>
+      </w:pPr>
+      <w:r>
+        <w:rPr>
+          <w:rFonts w:ascii="Arial Narrow" w:eastAsia="Arial Narrow" w:hAnsi="Arial Narrow" w:cs="Arial Narrow"/>
+          <w:kern w:val="0"/>
+          <w14:ligatures w14:val="none"/>
         </w:rPr>
         <w:t xml:space="preserve">Presunta infracción a los artículos 18 y 19 de la Ley 29571, Código de Protección y Defensa del Consumidor, en tanto Pana Autos S.A. no habría </w:t>
       </w:r>
@@ -6396,23 +6333,23 @@
         <w:rPr>
           <w:rFonts w:ascii="Arial Narrow" w:eastAsia="Arial Narrow" w:hAnsi="Arial Narrow" w:cs="Arial Narrow"/>
           <w:kern w:val="0"/>
-          <ns2:ligatures ns2:val="none"/>
+          <w14:ligatures w14:val="none"/>
         </w:rPr>
         <w:t>realizado el seguimiento para que los repuestos que necesitaba el vehículo asegurado para su reparación sean importados oportunamente.</w:t>
       </w:r>
     </w:p>
-    <w:p ns2:paraId="3021E6B3" ns2:textId="77777777">
-      <w:pPr>
-        <w:spacing w:after="0" w:line="240" w:lineRule="auto"/>
-        <w:jc w:val="both"/>
-        <w:rPr>
-          <w:rFonts w:ascii="Arial Narrow" w:eastAsia="Arial Narrow" w:hAnsi="Arial Narrow" w:cs="Arial Narrow"/>
-          <w:kern w:val="0"/>
-          <ns2:ligatures ns2:val="none"/>
-        </w:rPr>
-      </w:pPr>
-    </w:p>
-    <w:p ns2:paraId="21213587" ns2:textId="6B1A5343">
+    <w:p>
+      <w:pPr>
+        <w:spacing w:after="0" w:line="240" w:lineRule="auto"/>
+        <w:jc w:val="both"/>
+        <w:rPr>
+          <w:rFonts w:ascii="Arial Narrow" w:eastAsia="Arial Narrow" w:hAnsi="Arial Narrow" w:cs="Arial Narrow"/>
+          <w:kern w:val="0"/>
+          <w14:ligatures w14:val="none"/>
+        </w:rPr>
+      </w:pPr>
+    </w:p>
+    <w:p>
       <w:pPr>
         <w:pStyle w:val="Prrafodelista"/>
         <w:numPr>
@@ -6429,30 +6366,30 @@
         <w:rPr>
           <w:rFonts w:ascii="Arial Narrow" w:eastAsia="Arial Narrow" w:hAnsi="Arial Narrow" w:cs="Arial Narrow"/>
           <w:kern w:val="0"/>
-          <ns2:ligatures ns2:val="none"/>
-        </w:rPr>
-      </w:pPr>
-      <w:r>
-        <w:rPr>
-          <w:rFonts w:ascii="Arial Narrow" w:eastAsia="Arial Narrow" w:hAnsi="Arial Narrow" w:cs="Arial Narrow"/>
-          <w:kern w:val="0"/>
-          <ns2:ligatures ns2:val="none"/>
+          <w14:ligatures w14:val="none"/>
+        </w:rPr>
+      </w:pPr>
+      <w:r>
+        <w:rPr>
+          <w:rFonts w:ascii="Arial Narrow" w:eastAsia="Arial Narrow" w:hAnsi="Arial Narrow" w:cs="Arial Narrow"/>
+          <w:kern w:val="0"/>
+          <w14:ligatures w14:val="none"/>
         </w:rPr>
         <w:t>Presunta infracción a los artículos 18 y 19 de la Ley 29571, Código de Protección y Defensa del Consumidor, en tanto Pana Autos S.A. no habría brindado una solución adecuada al denunciante ante la demora en la importación de los repuestos que necesitaba el vehículo asegurado para ser reparado.</w:t>
       </w:r>
     </w:p>
-    <w:p ns2:paraId="794D5DE3" ns2:textId="77777777">
-      <w:pPr>
-        <w:spacing w:after="0" w:line="240" w:lineRule="auto"/>
-        <w:jc w:val="both"/>
-        <w:rPr>
-          <w:rFonts w:ascii="Arial Narrow" w:eastAsia="Arial Narrow" w:hAnsi="Arial Narrow" w:cs="Arial Narrow"/>
-          <w:kern w:val="0"/>
-          <ns2:ligatures ns2:val="none"/>
-        </w:rPr>
-      </w:pPr>
-    </w:p>
-    <w:p ns2:paraId="0A730753" ns2:textId="64FA0A40">
+    <w:p>
+      <w:pPr>
+        <w:spacing w:after="0" w:line="240" w:lineRule="auto"/>
+        <w:jc w:val="both"/>
+        <w:rPr>
+          <w:rFonts w:ascii="Arial Narrow" w:eastAsia="Arial Narrow" w:hAnsi="Arial Narrow" w:cs="Arial Narrow"/>
+          <w:kern w:val="0"/>
+          <w14:ligatures w14:val="none"/>
+        </w:rPr>
+      </w:pPr>
+    </w:p>
+    <w:p>
       <w:pPr>
         <w:pStyle w:val="Prrafodelista"/>
         <w:numPr>
@@ -6469,30 +6406,30 @@
         <w:rPr>
           <w:rFonts w:ascii="Arial Narrow" w:eastAsia="Arial Narrow" w:hAnsi="Arial Narrow" w:cs="Arial Narrow"/>
           <w:kern w:val="0"/>
-          <ns2:ligatures ns2:val="none"/>
-        </w:rPr>
-      </w:pPr>
-      <w:r>
-        <w:rPr>
-          <w:rFonts w:ascii="Arial Narrow" w:eastAsia="Arial Narrow" w:hAnsi="Arial Narrow" w:cs="Arial Narrow"/>
-          <w:kern w:val="0"/>
-          <ns2:ligatures ns2:val="none"/>
+          <w14:ligatures w14:val="none"/>
+        </w:rPr>
+      </w:pPr>
+      <w:r>
+        <w:rPr>
+          <w:rFonts w:ascii="Arial Narrow" w:eastAsia="Arial Narrow" w:hAnsi="Arial Narrow" w:cs="Arial Narrow"/>
+          <w:kern w:val="0"/>
+          <w14:ligatures w14:val="none"/>
         </w:rPr>
         <w:t xml:space="preserve">Presunta infracción a los artículos 18 y 19 de la Ley 29571, Código de Protección y Defensa del Consumidor, en tanto Pana Autos S.A. habría entregado el vehículo asegurado al denunciante con fallas graves, en tanto la puerta del copiloto no podía abrirse. </w:t>
       </w:r>
     </w:p>
-    <w:p ns2:paraId="27E800CA" ns2:textId="77777777">
-      <w:pPr>
-        <w:spacing w:after="0" w:line="240" w:lineRule="auto"/>
-        <w:jc w:val="both"/>
-        <w:rPr>
-          <w:rFonts w:ascii="Arial Narrow" w:eastAsia="Arial Narrow" w:hAnsi="Arial Narrow" w:cs="Arial Narrow"/>
-          <w:kern w:val="0"/>
-          <ns2:ligatures ns2:val="none"/>
-        </w:rPr>
-      </w:pPr>
-    </w:p>
-    <w:p ns2:paraId="6F7186B3" ns2:textId="51DDD395">
+    <w:p>
+      <w:pPr>
+        <w:spacing w:after="0" w:line="240" w:lineRule="auto"/>
+        <w:jc w:val="both"/>
+        <w:rPr>
+          <w:rFonts w:ascii="Arial Narrow" w:eastAsia="Arial Narrow" w:hAnsi="Arial Narrow" w:cs="Arial Narrow"/>
+          <w:kern w:val="0"/>
+          <w14:ligatures w14:val="none"/>
+        </w:rPr>
+      </w:pPr>
+    </w:p>
+    <w:p>
       <w:pPr>
         <w:pStyle w:val="Prrafodelista"/>
         <w:numPr>
@@ -6509,30 +6446,30 @@
         <w:rPr>
           <w:rFonts w:ascii="Arial Narrow" w:eastAsia="Arial Narrow" w:hAnsi="Arial Narrow" w:cs="Arial Narrow"/>
           <w:kern w:val="0"/>
-          <ns2:ligatures ns2:val="none"/>
-        </w:rPr>
-      </w:pPr>
-      <w:r>
-        <w:rPr>
-          <w:rFonts w:ascii="Arial Narrow" w:eastAsia="Arial Narrow" w:hAnsi="Arial Narrow" w:cs="Arial Narrow"/>
-          <w:kern w:val="0"/>
-          <ns2:ligatures ns2:val="none"/>
+          <w14:ligatures w14:val="none"/>
+        </w:rPr>
+      </w:pPr>
+      <w:r>
+        <w:rPr>
+          <w:rFonts w:ascii="Arial Narrow" w:eastAsia="Arial Narrow" w:hAnsi="Arial Narrow" w:cs="Arial Narrow"/>
+          <w:kern w:val="0"/>
+          <w14:ligatures w14:val="none"/>
         </w:rPr>
         <w:t xml:space="preserve">Presunta infracción a los artículos 18 y 19 de la Ley 29571, Código de Protección y Defensa del Consumidor, en tanto Pana Autos S.A. habría tenido una publicidad engañosa con el denunciante, pues no habrían tenido un control de calidad al reparar el vehículo asegurado conforme al ofrecimiento. </w:t>
       </w:r>
     </w:p>
-    <w:p ns2:paraId="56861BFF" ns2:textId="77777777">
-      <w:pPr>
-        <w:spacing w:after="0" w:line="240" w:lineRule="auto"/>
-        <w:jc w:val="both"/>
-        <w:rPr>
-          <w:rFonts w:ascii="Arial Narrow" w:eastAsia="Arial Narrow" w:hAnsi="Arial Narrow" w:cs="Arial Narrow"/>
-          <w:kern w:val="0"/>
-          <ns2:ligatures ns2:val="none"/>
-        </w:rPr>
-      </w:pPr>
-    </w:p>
-    <w:p ns2:paraId="045D255F" ns2:textId="5458CB4C">
+    <w:p>
+      <w:pPr>
+        <w:spacing w:after="0" w:line="240" w:lineRule="auto"/>
+        <w:jc w:val="both"/>
+        <w:rPr>
+          <w:rFonts w:ascii="Arial Narrow" w:eastAsia="Arial Narrow" w:hAnsi="Arial Narrow" w:cs="Arial Narrow"/>
+          <w:kern w:val="0"/>
+          <w14:ligatures w14:val="none"/>
+        </w:rPr>
+      </w:pPr>
+    </w:p>
+    <w:p>
       <w:pPr>
         <w:pStyle w:val="Prrafodelista"/>
         <w:numPr>
@@ -6550,7 +6487,7 @@
         <w:rPr>
           <w:rFonts w:ascii="Arial Narrow" w:eastAsia="Arial Narrow" w:hAnsi="Arial Narrow" w:cs="Arial Narrow"/>
           <w:kern w:val="0"/>
-          <ns2:ligatures ns2:val="none"/>
+          <w14:ligatures w14:val="none"/>
         </w:rPr>
       </w:pPr>
       <w:r>
@@ -6563,7 +6500,7 @@
         <w:rPr>
           <w:rFonts w:ascii="Arial Narrow" w:eastAsia="Arial Narrow" w:hAnsi="Arial Narrow" w:cs="Arial Narrow"/>
           <w:kern w:val="0"/>
-          <ns2:ligatures ns2:val="none"/>
+          <w14:ligatures w14:val="none"/>
         </w:rPr>
         <w:t/>
       </w:r>
@@ -6577,7 +6514,7 @@
         <w:rPr>
           <w:rFonts w:ascii="Arial Narrow" w:eastAsia="Arial Narrow" w:hAnsi="Arial Narrow" w:cs="Arial Narrow"/>
           <w:kern w:val="0"/>
-          <ns2:ligatures ns2:val="none"/>
+          <w14:ligatures w14:val="none"/>
         </w:rPr>
         <w:t/>
       </w:r>
@@ -6591,7 +6528,7 @@
         <w:rPr>
           <w:rFonts w:ascii="Arial Narrow" w:eastAsia="Arial Narrow" w:hAnsi="Arial Narrow" w:cs="Arial Narrow"/>
           <w:kern w:val="0"/>
-          <ns2:ligatures ns2:val="none"/>
+          <w14:ligatures w14:val="none"/>
         </w:rPr>
         <w:t xml:space="preserve">en tanto </w:t>
       </w:r>
@@ -6599,7 +6536,7 @@
         <w:rPr>
           <w:rFonts w:ascii="Arial Narrow" w:eastAsia="Arial Narrow" w:hAnsi="Arial Narrow" w:cs="Arial Narrow"/>
           <w:kern w:val="0"/>
-          <ns2:ligatures ns2:val="none"/>
+          <w14:ligatures w14:val="none"/>
         </w:rPr>
         <w:t xml:space="preserve">Pana Autos S.A. </w:t>
       </w:r>
@@ -6607,7 +6544,7 @@
         <w:rPr>
           <w:rFonts w:ascii="Arial Narrow" w:eastAsia="Arial Narrow" w:hAnsi="Arial Narrow" w:cs="Arial Narrow"/>
           <w:kern w:val="0"/>
-          <ns2:ligatures ns2:val="none"/>
+          <w14:ligatures w14:val="none"/>
         </w:rPr>
         <w:t xml:space="preserve">habría brindado una respuesta inadecuada al reclamo presentado por el denunciante el </w:t>
       </w:r>
@@ -6617,7 +6554,7 @@
           <w:color w:val="000000"/>
           <w:kern w:val="0"/>
           <w:lang w:eastAsia="es-ES"/>
-          <ns2:ligatures ns2:val="none"/>
+          <w14:ligatures w14:val="none"/>
         </w:rPr>
         <w:t>25 de febrero de 2025</w:t>
       </w:r>
@@ -6625,22 +6562,22 @@
         <w:rPr>
           <w:rFonts w:ascii="Arial Narrow" w:eastAsia="Arial Narrow" w:hAnsi="Arial Narrow" w:cs="Arial Narrow"/>
           <w:kern w:val="0"/>
-          <ns2:ligatures ns2:val="none"/>
+          <w14:ligatures w14:val="none"/>
         </w:rPr>
         <w:t>.</w:t>
       </w:r>
     </w:p>
-    <w:p ns2:paraId="1E7CDE66" ns2:textId="77777777">
+    <w:p>
       <w:pPr>
         <w:pStyle w:val="Prrafodelista"/>
         <w:rPr>
           <w:rFonts w:ascii="Arial Narrow" w:eastAsia="Arial Narrow" w:hAnsi="Arial Narrow" w:cs="Arial Narrow"/>
           <w:kern w:val="0"/>
-          <ns2:ligatures ns2:val="none"/>
-        </w:rPr>
-      </w:pPr>
-    </w:p>
-    <w:p ns2:paraId="5F0E5D2F" ns2:textId="4ACF7BF6">
+          <w14:ligatures w14:val="none"/>
+        </w:rPr>
+      </w:pPr>
+    </w:p>
+    <w:p>
       <w:pPr>
         <w:pStyle w:val="Prrafodelista"/>
         <w:numPr>
@@ -6657,7 +6594,7 @@
         <w:rPr>
           <w:rFonts w:ascii="Arial Narrow" w:eastAsia="Arial Narrow" w:hAnsi="Arial Narrow" w:cs="Arial Narrow"/>
           <w:kern w:val="0"/>
-          <ns2:ligatures ns2:val="none"/>
+          <w14:ligatures w14:val="none"/>
         </w:rPr>
       </w:pPr>
       <w:r>
@@ -6670,7 +6607,7 @@
         <w:rPr>
           <w:rFonts w:ascii="Arial Narrow" w:eastAsia="Arial Narrow" w:hAnsi="Arial Narrow" w:cs="Arial Narrow"/>
           <w:kern w:val="0"/>
-          <ns2:ligatures ns2:val="none"/>
+          <w14:ligatures w14:val="none"/>
         </w:rPr>
         <w:t/>
       </w:r>
@@ -6684,7 +6621,7 @@
         <w:rPr>
           <w:rFonts w:ascii="Arial Narrow" w:eastAsia="Arial Narrow" w:hAnsi="Arial Narrow" w:cs="Arial Narrow"/>
           <w:kern w:val="0"/>
-          <ns2:ligatures ns2:val="none"/>
+          <w14:ligatures w14:val="none"/>
         </w:rPr>
         <w:t/>
       </w:r>
@@ -6698,7 +6635,7 @@
         <w:rPr>
           <w:rFonts w:ascii="Arial Narrow" w:eastAsia="Arial Narrow" w:hAnsi="Arial Narrow" w:cs="Arial Narrow"/>
           <w:kern w:val="0"/>
-          <ns2:ligatures ns2:val="none"/>
+          <w14:ligatures w14:val="none"/>
         </w:rPr>
         <w:t xml:space="preserve">en tanto Pana Autos S.A. habría brindado una respuesta inadecuada al reclamo presentado por el denunciante el </w:t>
       </w:r>
@@ -6708,7 +6645,7 @@
           <w:color w:val="000000"/>
           <w:kern w:val="0"/>
           <w:lang w:eastAsia="es-ES"/>
-          <ns2:ligatures ns2:val="none"/>
+          <w14:ligatures w14:val="none"/>
         </w:rPr>
         <w:t>7 de marzo de 2025</w:t>
       </w:r>
@@ -6716,23 +6653,23 @@
         <w:rPr>
           <w:rFonts w:ascii="Arial Narrow" w:eastAsia="Arial Narrow" w:hAnsi="Arial Narrow" w:cs="Arial Narrow"/>
           <w:kern w:val="0"/>
-          <ns2:ligatures ns2:val="none"/>
+          <w14:ligatures w14:val="none"/>
         </w:rPr>
         <w:t>.</w:t>
       </w:r>
     </w:p>
-    <w:p ns2:paraId="333311D7" ns2:textId="77777777">
-      <w:pPr>
-        <w:spacing w:after="0" w:line="240" w:lineRule="auto"/>
-        <w:jc w:val="both"/>
-        <w:rPr>
-          <w:rFonts w:ascii="Arial Narrow" w:eastAsia="Arial Narrow" w:hAnsi="Arial Narrow" w:cs="Arial Narrow"/>
-          <w:kern w:val="0"/>
-          <ns2:ligatures ns2:val="none"/>
-        </w:rPr>
-      </w:pPr>
-    </w:p>
-    <w:p ns2:paraId="2E573BAA" ns2:textId="49363DCB">
+    <w:p>
+      <w:pPr>
+        <w:spacing w:after="0" w:line="240" w:lineRule="auto"/>
+        <w:jc w:val="both"/>
+        <w:rPr>
+          <w:rFonts w:ascii="Arial Narrow" w:eastAsia="Arial Narrow" w:hAnsi="Arial Narrow" w:cs="Arial Narrow"/>
+          <w:kern w:val="0"/>
+          <w14:ligatures w14:val="none"/>
+        </w:rPr>
+      </w:pPr>
+    </w:p>
+    <w:p>
       <w:pPr>
         <w:pStyle w:val="Prrafodelista"/>
         <w:numPr>
@@ -6749,19 +6686,19 @@
         <w:rPr>
           <w:rFonts w:ascii="Arial Narrow" w:eastAsia="Arial Narrow" w:hAnsi="Arial Narrow" w:cs="Arial Narrow"/>
           <w:kern w:val="0"/>
-          <ns2:ligatures ns2:val="none"/>
-        </w:rPr>
-      </w:pPr>
-      <w:r>
-        <w:rPr>
-          <w:rFonts w:ascii="Arial Narrow" w:eastAsia="Arial Narrow" w:hAnsi="Arial Narrow" w:cs="Arial Narrow"/>
-          <w:kern w:val="0"/>
-          <ns2:ligatures ns2:val="none"/>
+          <w14:ligatures w14:val="none"/>
+        </w:rPr>
+      </w:pPr>
+      <w:r>
+        <w:rPr>
+          <w:rFonts w:ascii="Arial Narrow" w:eastAsia="Arial Narrow" w:hAnsi="Arial Narrow" w:cs="Arial Narrow"/>
+          <w:kern w:val="0"/>
+          <w14:ligatures w14:val="none"/>
         </w:rPr>
         <w:t>Presunta infracción a los artículos 18 y 19 de la Ley 29571, Código de Protección y Defensa del Consumidor, en tanto Pacífico Compañía de Seguros y Reaseguros S.A no habría realizado el seguimiento para que los repuestos que necesitaba el vehículo asegurado para su reparación sean importados oportunamente.</w:t>
       </w:r>
     </w:p>
-    <w:p ns2:paraId="76C63E76" ns2:textId="77777777">
+    <w:p>
       <w:pPr>
         <w:pStyle w:val="Prrafodelista"/>
         <w:spacing w:after="0" w:line="240" w:lineRule="auto"/>
@@ -6770,11 +6707,11 @@
         <w:rPr>
           <w:rFonts w:ascii="Arial Narrow" w:eastAsia="Arial Narrow" w:hAnsi="Arial Narrow" w:cs="Arial Narrow"/>
           <w:kern w:val="0"/>
-          <ns2:ligatures ns2:val="none"/>
-        </w:rPr>
-      </w:pPr>
-    </w:p>
-    <w:p ns2:paraId="004E5F7A" ns2:textId="1C68A9DA">
+          <w14:ligatures w14:val="none"/>
+        </w:rPr>
+      </w:pPr>
+    </w:p>
+    <w:p>
       <w:pPr>
         <w:pStyle w:val="Prrafodelista"/>
         <w:numPr>
@@ -6791,19 +6728,19 @@
         <w:rPr>
           <w:rFonts w:ascii="Arial Narrow" w:eastAsia="Arial Narrow" w:hAnsi="Arial Narrow" w:cs="Arial Narrow"/>
           <w:kern w:val="0"/>
-          <ns2:ligatures ns2:val="none"/>
-        </w:rPr>
-      </w:pPr>
-      <w:r>
-        <w:rPr>
-          <w:rFonts w:ascii="Arial Narrow" w:eastAsia="Arial Narrow" w:hAnsi="Arial Narrow" w:cs="Arial Narrow"/>
-          <w:kern w:val="0"/>
-          <ns2:ligatures ns2:val="none"/>
+          <w14:ligatures w14:val="none"/>
+        </w:rPr>
+      </w:pPr>
+      <w:r>
+        <w:rPr>
+          <w:rFonts w:ascii="Arial Narrow" w:eastAsia="Arial Narrow" w:hAnsi="Arial Narrow" w:cs="Arial Narrow"/>
+          <w:kern w:val="0"/>
+          <w14:ligatures w14:val="none"/>
         </w:rPr>
         <w:t xml:space="preserve">Presunta infracción a los artículos 18 y 19 de la Ley 29571, Código de Protección y Defensa del Consumidor, en tanto Pacífico Compañía de Seguros y Reaseguros S.A no habría realizado el seguimiento adecuado para atender el siniestro reportado por el denunciante para la reparación del vehículo asegurado. </w:t>
       </w:r>
     </w:p>
-    <w:p ns2:paraId="6BF0648D" ns2:textId="77777777">
+    <w:p>
       <w:pPr>
         <w:pStyle w:val="Prrafodelista"/>
         <w:spacing w:after="0" w:line="240" w:lineRule="auto"/>
@@ -6812,11 +6749,11 @@
         <w:rPr>
           <w:rFonts w:ascii="Arial Narrow" w:eastAsia="Arial Narrow" w:hAnsi="Arial Narrow" w:cs="Arial Narrow"/>
           <w:kern w:val="0"/>
-          <ns2:ligatures ns2:val="none"/>
-        </w:rPr>
-      </w:pPr>
-    </w:p>
-    <w:p ns2:paraId="03B03CFA" ns2:textId="2DFFF507">
+          <w14:ligatures w14:val="none"/>
+        </w:rPr>
+      </w:pPr>
+    </w:p>
+    <w:p>
       <w:pPr>
         <w:pStyle w:val="Prrafodelista"/>
         <w:numPr>
@@ -6833,14 +6770,14 @@
         <w:rPr>
           <w:rFonts w:ascii="Arial Narrow" w:eastAsia="Arial Narrow" w:hAnsi="Arial Narrow" w:cs="Arial Narrow"/>
           <w:kern w:val="0"/>
-          <ns2:ligatures ns2:val="none"/>
-        </w:rPr>
-      </w:pPr>
-      <w:r>
-        <w:rPr>
-          <w:rFonts w:ascii="Arial Narrow" w:eastAsia="Arial Narrow" w:hAnsi="Arial Narrow" w:cs="Arial Narrow"/>
-          <w:kern w:val="0"/>
-          <ns2:ligatures ns2:val="none"/>
+          <w14:ligatures w14:val="none"/>
+        </w:rPr>
+      </w:pPr>
+      <w:r>
+        <w:rPr>
+          <w:rFonts w:ascii="Arial Narrow" w:eastAsia="Arial Narrow" w:hAnsi="Arial Narrow" w:cs="Arial Narrow"/>
+          <w:kern w:val="0"/>
+          <w14:ligatures w14:val="none"/>
         </w:rPr>
         <w:lastRenderedPageBreak/>
         <w:t>Presunta infracción a los artículos 18 y 19 de la Ley 29571, Código de Protección y Defensa del Consumidor, en tanto el personal de Pacífico Compañía de Seguros y Reaseguros S.A no habría contado con el expediente del siniestro del denunciante, pese que habría</w:t>
@@ -6849,7 +6786,7 @@
         <w:rPr>
           <w:rFonts w:ascii="Arial Narrow" w:eastAsia="Arial Narrow" w:hAnsi="Arial Narrow" w:cs="Arial Narrow"/>
           <w:kern w:val="0"/>
-          <ns2:ligatures ns2:val="none"/>
+          <w14:ligatures w14:val="none"/>
         </w:rPr>
         <w:t>n</w:t>
       </w:r>
@@ -6857,7 +6794,7 @@
         <w:rPr>
           <w:rFonts w:ascii="Arial Narrow" w:eastAsia="Arial Narrow" w:hAnsi="Arial Narrow" w:cs="Arial Narrow"/>
           <w:kern w:val="0"/>
-          <ns2:ligatures ns2:val="none"/>
+          <w14:ligatures w14:val="none"/>
         </w:rPr>
         <w:t xml:space="preserve"> transcurrido </w:t>
       </w:r>
@@ -6866,7 +6803,7 @@
         <w:rPr>
           <w:rFonts w:ascii="Arial Narrow" w:eastAsia="Arial Narrow" w:hAnsi="Arial Narrow" w:cs="Arial Narrow"/>
           <w:kern w:val="0"/>
-          <ns2:ligatures ns2:val="none"/>
+          <w14:ligatures w14:val="none"/>
         </w:rPr>
         <w:t>mas</w:t>
       </w:r>
@@ -6875,12 +6812,12 @@
         <w:rPr>
           <w:rFonts w:ascii="Arial Narrow" w:eastAsia="Arial Narrow" w:hAnsi="Arial Narrow" w:cs="Arial Narrow"/>
           <w:kern w:val="0"/>
-          <ns2:ligatures ns2:val="none"/>
+          <w14:ligatures w14:val="none"/>
         </w:rPr>
         <w:t xml:space="preserve"> de tres (3) meses desde el siniestro reportado. </w:t>
       </w:r>
     </w:p>
-    <w:p ns2:paraId="034EDE3B" ns2:textId="77777777">
+    <w:p>
       <w:pPr>
         <w:pStyle w:val="Prrafodelista"/>
         <w:spacing w:after="0" w:line="240" w:lineRule="auto"/>
@@ -6889,11 +6826,11 @@
         <w:rPr>
           <w:rFonts w:ascii="Arial Narrow" w:eastAsia="Arial Narrow" w:hAnsi="Arial Narrow" w:cs="Arial Narrow"/>
           <w:kern w:val="0"/>
-          <ns2:ligatures ns2:val="none"/>
-        </w:rPr>
-      </w:pPr>
-    </w:p>
-    <w:p ns2:paraId="1D9F9BE0" ns2:textId="74CA2023">
+          <w14:ligatures w14:val="none"/>
+        </w:rPr>
+      </w:pPr>
+    </w:p>
+    <w:p>
       <w:pPr>
         <w:pStyle w:val="Prrafodelista"/>
         <w:numPr>
@@ -6910,28 +6847,28 @@
         <w:rPr>
           <w:rFonts w:ascii="Arial Narrow" w:eastAsia="Arial Narrow" w:hAnsi="Arial Narrow" w:cs="Arial Narrow"/>
           <w:kern w:val="0"/>
-          <ns2:ligatures ns2:val="none"/>
-        </w:rPr>
-      </w:pPr>
-      <w:r>
-        <w:rPr>
-          <w:rFonts w:ascii="Arial Narrow" w:eastAsia="Arial Narrow" w:hAnsi="Arial Narrow" w:cs="Arial Narrow"/>
-          <w:kern w:val="0"/>
-          <ns2:ligatures ns2:val="none"/>
+          <w14:ligatures w14:val="none"/>
+        </w:rPr>
+      </w:pPr>
+      <w:r>
+        <w:rPr>
+          <w:rFonts w:ascii="Arial Narrow" w:eastAsia="Arial Narrow" w:hAnsi="Arial Narrow" w:cs="Arial Narrow"/>
+          <w:kern w:val="0"/>
+          <w14:ligatures w14:val="none"/>
         </w:rPr>
         <w:t xml:space="preserve">Presunta infracción a los artículos 18 y 19 de la Ley 29571, Código de Protección y Defensa del Consumidor, en tanto el personal de Pacífico Compañía de Seguros y Reaseguros S.A no habría brindado una respuesta a la comunicación presentada por el denunciante el 11 de febrero de 2025. </w:t>
       </w:r>
     </w:p>
-    <w:p ns2:paraId="6A8579D4" ns2:textId="77777777">
-      <w:pPr>
-        <w:rPr>
-          <w:rFonts w:ascii="Arial Narrow" w:eastAsia="Arial Narrow" w:hAnsi="Arial Narrow" w:cs="Arial Narrow"/>
-          <w:kern w:val="0"/>
-          <ns2:ligatures ns2:val="none"/>
-        </w:rPr>
-      </w:pPr>
-    </w:p>
-    <w:p ns2:paraId="2694D693" ns2:textId="3F000093">
+    <w:p>
+      <w:pPr>
+        <w:rPr>
+          <w:rFonts w:ascii="Arial Narrow" w:eastAsia="Arial Narrow" w:hAnsi="Arial Narrow" w:cs="Arial Narrow"/>
+          <w:kern w:val="0"/>
+          <w14:ligatures w14:val="none"/>
+        </w:rPr>
+      </w:pPr>
+    </w:p>
+    <w:p>
       <w:pPr>
         <w:pStyle w:val="Prrafodelista"/>
         <w:numPr>
@@ -6948,19 +6885,19 @@
         <w:rPr>
           <w:rFonts w:ascii="Arial Narrow" w:eastAsia="Arial Narrow" w:hAnsi="Arial Narrow" w:cs="Arial Narrow"/>
           <w:kern w:val="0"/>
-          <ns2:ligatures ns2:val="none"/>
-        </w:rPr>
-      </w:pPr>
-      <w:r>
-        <w:rPr>
-          <w:rFonts w:ascii="Arial Narrow" w:eastAsia="Arial Narrow" w:hAnsi="Arial Narrow" w:cs="Arial Narrow"/>
-          <w:kern w:val="0"/>
-          <ns2:ligatures ns2:val="none"/>
+          <w14:ligatures w14:val="none"/>
+        </w:rPr>
+      </w:pPr>
+      <w:r>
+        <w:rPr>
+          <w:rFonts w:ascii="Arial Narrow" w:eastAsia="Arial Narrow" w:hAnsi="Arial Narrow" w:cs="Arial Narrow"/>
+          <w:kern w:val="0"/>
+          <w14:ligatures w14:val="none"/>
         </w:rPr>
         <w:t>Presunta infracción a los artículos 18 y 19 de la Ley 29571, Código de Protección y Defensa del Consumidor, en tanto Pacífico Compañía de Seguros y Reaseguros S.A. no habría accedido a tener una reunión presencial con el denunciante, pese a su solicitud.</w:t>
       </w:r>
     </w:p>
-    <w:p ns2:paraId="56A22C93" ns2:textId="77777777">
+    <w:p>
       <w:pPr>
         <w:pStyle w:val="Prrafodelista"/>
         <w:spacing w:after="0" w:line="240" w:lineRule="auto"/>
@@ -6969,11 +6906,11 @@
         <w:rPr>
           <w:rFonts w:ascii="Arial Narrow" w:eastAsia="Arial Narrow" w:hAnsi="Arial Narrow" w:cs="Arial Narrow"/>
           <w:kern w:val="0"/>
-          <ns2:ligatures ns2:val="none"/>
-        </w:rPr>
-      </w:pPr>
-    </w:p>
-    <w:p ns2:paraId="241C1A72" ns2:textId="7ACB4093">
+          <w14:ligatures w14:val="none"/>
+        </w:rPr>
+      </w:pPr>
+    </w:p>
+    <w:p>
       <w:pPr>
         <w:pStyle w:val="Prrafodelista"/>
         <w:numPr>
@@ -6990,14 +6927,14 @@
         <w:rPr>
           <w:rFonts w:ascii="Arial Narrow" w:eastAsia="Arial Narrow" w:hAnsi="Arial Narrow" w:cs="Arial Narrow"/>
           <w:kern w:val="0"/>
-          <ns2:ligatures ns2:val="none"/>
-        </w:rPr>
-      </w:pPr>
-      <w:r>
-        <w:rPr>
-          <w:rFonts w:ascii="Arial Narrow" w:eastAsia="Arial Narrow" w:hAnsi="Arial Narrow" w:cs="Arial Narrow"/>
-          <w:kern w:val="0"/>
-          <ns2:ligatures ns2:val="none"/>
+          <w14:ligatures w14:val="none"/>
+        </w:rPr>
+      </w:pPr>
+      <w:r>
+        <w:rPr>
+          <w:rFonts w:ascii="Arial Narrow" w:eastAsia="Arial Narrow" w:hAnsi="Arial Narrow" w:cs="Arial Narrow"/>
+          <w:kern w:val="0"/>
+          <w14:ligatures w14:val="none"/>
         </w:rPr>
         <w:t xml:space="preserve">Presunta infracción a los artículos 18 y 19 de la Ley 29571, Código de Protección y Defensa del Consumidor, en tanto Pacífico Compañía de Seguros y Reaseguros S.A. no habría brindado asesoramiento legal al denunciante para iniciar ante la reparación inadecuada del vehículo asegurado </w:t>
       </w:r>
@@ -7007,7 +6944,7 @@
           <w:color w:val="000000"/>
           <w:kern w:val="0"/>
           <w:lang w:eastAsia="es-ES"/>
-          <ns2:ligatures ns2:val="none"/>
+          <w14:ligatures w14:val="none"/>
         </w:rPr>
         <w:t xml:space="preserve">en virtud de la </w:t>
       </w:r>
@@ -7017,7 +6954,7 @@
           <w:color w:val="000000"/>
           <w:kern w:val="0"/>
           <w:lang w:val="es-ES" w:eastAsia="es-ES"/>
-          <ns2:ligatures ns2:val="none"/>
+          <w14:ligatures w14:val="none"/>
         </w:rPr>
         <w:t>Póliza 1001203953</w:t>
       </w:r>
@@ -7027,12 +6964,12 @@
           <w:color w:val="000000"/>
           <w:kern w:val="0"/>
           <w:lang w:eastAsia="es-ES"/>
-          <ns2:ligatures ns2:val="none"/>
+          <w14:ligatures w14:val="none"/>
         </w:rPr>
         <w:t>.</w:t>
       </w:r>
     </w:p>
-    <w:p ns2:paraId="047C0017" ns2:textId="77777777">
+    <w:p>
       <w:pPr>
         <w:pStyle w:val="Prrafodelista"/>
         <w:spacing w:after="0" w:line="240" w:lineRule="auto"/>
@@ -7041,11 +6978,11 @@
         <w:rPr>
           <w:rFonts w:ascii="Arial Narrow" w:eastAsia="Arial Narrow" w:hAnsi="Arial Narrow" w:cs="Arial Narrow"/>
           <w:kern w:val="0"/>
-          <ns2:ligatures ns2:val="none"/>
-        </w:rPr>
-      </w:pPr>
-    </w:p>
-    <w:p ns2:paraId="04AC3F8B" ns2:textId="4F26B8F4">
+          <w14:ligatures w14:val="none"/>
+        </w:rPr>
+      </w:pPr>
+    </w:p>
+    <w:p>
       <w:pPr>
         <w:pStyle w:val="Prrafodelista"/>
         <w:numPr>
@@ -7062,14 +6999,14 @@
         <w:rPr>
           <w:rFonts w:ascii="Arial Narrow" w:eastAsia="Arial Narrow" w:hAnsi="Arial Narrow" w:cs="Arial Narrow"/>
           <w:kern w:val="0"/>
-          <ns2:ligatures ns2:val="none"/>
-        </w:rPr>
-      </w:pPr>
-      <w:r>
-        <w:rPr>
-          <w:rFonts w:ascii="Arial Narrow" w:eastAsia="Arial Narrow" w:hAnsi="Arial Narrow" w:cs="Arial Narrow"/>
-          <w:kern w:val="0"/>
-          <ns2:ligatures ns2:val="none"/>
+          <w14:ligatures w14:val="none"/>
+        </w:rPr>
+      </w:pPr>
+      <w:r>
+        <w:rPr>
+          <w:rFonts w:ascii="Arial Narrow" w:eastAsia="Arial Narrow" w:hAnsi="Arial Narrow" w:cs="Arial Narrow"/>
+          <w:kern w:val="0"/>
+          <w14:ligatures w14:val="none"/>
         </w:rPr>
         <w:t xml:space="preserve">Presunta infracción a los artículos 18 y 19 de la Ley 29571, Código de Protección y Defensa del Consumidor, en tanto Pacífico Compañía de Seguros y Reaseguros S.A. se habría negado injustificadamente a otorgar </w:t>
       </w:r>
@@ -7077,7 +7014,7 @@
         <w:rPr>
           <w:rFonts w:ascii="Arial Narrow" w:eastAsia="Arial Narrow" w:hAnsi="Arial Narrow" w:cs="Arial Narrow"/>
           <w:kern w:val="0"/>
-          <ns2:ligatures ns2:val="none"/>
+          <w14:ligatures w14:val="none"/>
         </w:rPr>
         <w:t xml:space="preserve">al denunciante </w:t>
       </w:r>
@@ -7085,7 +7022,7 @@
         <w:rPr>
           <w:rFonts w:ascii="Arial Narrow" w:eastAsia="Arial Narrow" w:hAnsi="Arial Narrow" w:cs="Arial Narrow"/>
           <w:kern w:val="0"/>
-          <ns2:ligatures ns2:val="none"/>
+          <w14:ligatures w14:val="none"/>
         </w:rPr>
         <w:t xml:space="preserve">el informe pericial en virtud </w:t>
       </w:r>
@@ -7093,7 +7030,7 @@
         <w:rPr>
           <w:rFonts w:ascii="Arial Narrow" w:eastAsia="Arial Narrow" w:hAnsi="Arial Narrow" w:cs="Arial Narrow"/>
           <w:kern w:val="0"/>
-          <ns2:ligatures ns2:val="none"/>
+          <w14:ligatures w14:val="none"/>
         </w:rPr>
         <w:t>de las reparaciones del vehículo asegurado por el siniestro d</w:t>
       </w:r>
@@ -7101,7 +7038,7 @@
         <w:rPr>
           <w:rFonts w:ascii="Arial Narrow" w:eastAsia="Arial Narrow" w:hAnsi="Arial Narrow" w:cs="Arial Narrow"/>
           <w:kern w:val="0"/>
-          <ns2:ligatures ns2:val="none"/>
+          <w14:ligatures w14:val="none"/>
         </w:rPr>
         <w:t xml:space="preserve">el </w:t>
       </w:r>
@@ -7111,22 +7048,22 @@
           <w:color w:val="000000"/>
           <w:kern w:val="0"/>
           <w:lang w:eastAsia="es-ES"/>
-          <ns2:ligatures ns2:val="none"/>
+          <w14:ligatures w14:val="none"/>
         </w:rPr>
         <w:t>14 de octubre de 2024.</w:t>
       </w:r>
     </w:p>
-    <w:p ns2:paraId="046F56DE" ns2:textId="77777777">
+    <w:p>
       <w:pPr>
         <w:pStyle w:val="Prrafodelista"/>
         <w:rPr>
           <w:rFonts w:ascii="Arial Narrow" w:eastAsia="Arial Narrow" w:hAnsi="Arial Narrow" w:cs="Arial Narrow"/>
           <w:kern w:val="0"/>
-          <ns2:ligatures ns2:val="none"/>
-        </w:rPr>
-      </w:pPr>
-    </w:p>
-    <w:p ns2:paraId="3890E5F0" ns2:textId="7FA3A366">
+          <w14:ligatures w14:val="none"/>
+        </w:rPr>
+      </w:pPr>
+    </w:p>
+    <w:p>
       <w:pPr>
         <w:pStyle w:val="Prrafodelista"/>
         <w:numPr>
@@ -7143,29 +7080,29 @@
         <w:rPr>
           <w:rFonts w:ascii="Arial Narrow" w:eastAsia="Arial Narrow" w:hAnsi="Arial Narrow" w:cs="Arial Narrow"/>
           <w:kern w:val="0"/>
-          <ns2:ligatures ns2:val="none"/>
-        </w:rPr>
-      </w:pPr>
-      <w:r>
-        <w:rPr>
-          <w:rFonts w:ascii="Arial Narrow" w:eastAsia="Arial Narrow" w:hAnsi="Arial Narrow" w:cs="Arial Narrow"/>
-          <w:kern w:val="0"/>
-          <ns2:ligatures ns2:val="none"/>
+          <w14:ligatures w14:val="none"/>
+        </w:rPr>
+      </w:pPr>
+      <w:r>
+        <w:rPr>
+          <w:rFonts w:ascii="Arial Narrow" w:eastAsia="Arial Narrow" w:hAnsi="Arial Narrow" w:cs="Arial Narrow"/>
+          <w:kern w:val="0"/>
+          <w14:ligatures w14:val="none"/>
         </w:rPr>
         <w:t>Presunta infracción a los artículos 18 y 19 de la Ley 29571, Código de Protección y Defensa del Consumidor, en tanto el área de siniestro de Pacífico Compañía de Seguros y Reaseguros S.A. no se comunicó con el denunciante para informarle sobre el informe del perito y si lo remitió al taller.</w:t>
       </w:r>
     </w:p>
-    <w:p ns2:paraId="5FF0EBBF" ns2:textId="77777777">
+    <w:p>
       <w:pPr>
         <w:pStyle w:val="Prrafodelista"/>
         <w:rPr>
           <w:rFonts w:ascii="Arial Narrow" w:eastAsia="Arial Narrow" w:hAnsi="Arial Narrow" w:cs="Arial Narrow"/>
           <w:kern w:val="0"/>
-          <ns2:ligatures ns2:val="none"/>
-        </w:rPr>
-      </w:pPr>
-    </w:p>
-    <w:p ns2:paraId="1DEB3481" ns2:textId="2725CA2E">
+          <w14:ligatures w14:val="none"/>
+        </w:rPr>
+      </w:pPr>
+    </w:p>
+    <w:p>
       <w:pPr>
         <w:pStyle w:val="Prrafodelista"/>
         <w:numPr>
@@ -7182,14 +7119,14 @@
         <w:rPr>
           <w:rFonts w:ascii="Arial Narrow" w:eastAsia="Arial Narrow" w:hAnsi="Arial Narrow" w:cs="Arial Narrow"/>
           <w:kern w:val="0"/>
-          <ns2:ligatures ns2:val="none"/>
-        </w:rPr>
-      </w:pPr>
-      <w:r>
-        <w:rPr>
-          <w:rFonts w:ascii="Arial Narrow" w:eastAsia="Arial Narrow" w:hAnsi="Arial Narrow" w:cs="Arial Narrow"/>
-          <w:kern w:val="0"/>
-          <ns2:ligatures ns2:val="none"/>
+          <w14:ligatures w14:val="none"/>
+        </w:rPr>
+      </w:pPr>
+      <w:r>
+        <w:rPr>
+          <w:rFonts w:ascii="Arial Narrow" w:eastAsia="Arial Narrow" w:hAnsi="Arial Narrow" w:cs="Arial Narrow"/>
+          <w:kern w:val="0"/>
+          <w14:ligatures w14:val="none"/>
         </w:rPr>
         <w:t>Presunta infracción a los artículos 18 y 19 de la Ley 29571, Código de Protección y Defensa del Consumidor, en tanto</w:t>
       </w:r>
@@ -7197,7 +7134,7 @@
         <w:rPr>
           <w:rFonts w:ascii="Arial Narrow" w:eastAsia="Arial Narrow" w:hAnsi="Arial Narrow" w:cs="Arial Narrow"/>
           <w:kern w:val="0"/>
-          <ns2:ligatures ns2:val="none"/>
+          <w14:ligatures w14:val="none"/>
         </w:rPr>
         <w:t xml:space="preserve"> Honda del Perú S.A. no habría</w:t>
       </w:r>
@@ -7205,7 +7142,7 @@
         <w:rPr>
           <w:rFonts w:ascii="Arial Narrow" w:eastAsia="Arial Narrow" w:hAnsi="Arial Narrow" w:cs="Arial Narrow"/>
           <w:kern w:val="0"/>
-          <ns2:ligatures ns2:val="none"/>
+          <w14:ligatures w14:val="none"/>
         </w:rPr>
         <w:t xml:space="preserve"> cumplido con brindar una solución al denunciante ante los </w:t>
       </w:r>
@@ -7213,7 +7150,7 @@
         <w:rPr>
           <w:rFonts w:ascii="Arial Narrow" w:eastAsia="Arial Narrow" w:hAnsi="Arial Narrow" w:cs="Arial Narrow"/>
           <w:kern w:val="0"/>
-          <ns2:ligatures ns2:val="none"/>
+          <w14:ligatures w14:val="none"/>
         </w:rPr>
         <w:t>problemas reportados con Pana Autos S.A.</w:t>
       </w:r>
@@ -7221,23 +7158,23 @@
         <w:rPr>
           <w:rFonts w:ascii="Arial Narrow" w:eastAsia="Arial Narrow" w:hAnsi="Arial Narrow" w:cs="Arial Narrow"/>
           <w:kern w:val="0"/>
-          <ns2:ligatures ns2:val="none"/>
+          <w14:ligatures w14:val="none"/>
         </w:rPr>
         <w:t>, pues solo le indicaron que no podían hacer nada y solo remitirán su reclamo al taller.</w:t>
       </w:r>
     </w:p>
-    <w:p ns2:paraId="4533BBD9" ns2:textId="77777777">
-      <w:pPr>
-        <w:spacing w:after="0" w:line="240" w:lineRule="auto"/>
-        <w:jc w:val="both"/>
-        <w:rPr>
-          <w:rFonts w:ascii="Arial Narrow" w:eastAsia="Arial Narrow" w:hAnsi="Arial Narrow" w:cs="Arial Narrow"/>
-          <w:kern w:val="0"/>
-          <ns2:ligatures ns2:val="none"/>
-        </w:rPr>
-      </w:pPr>
-    </w:p>
-    <w:p ns2:paraId="634A0D61" ns2:textId="3D7F48E3">
+    <w:p>
+      <w:pPr>
+        <w:spacing w:after="0" w:line="240" w:lineRule="auto"/>
+        <w:jc w:val="both"/>
+        <w:rPr>
+          <w:rFonts w:ascii="Arial Narrow" w:eastAsia="Arial Narrow" w:hAnsi="Arial Narrow" w:cs="Arial Narrow"/>
+          <w:kern w:val="0"/>
+          <w14:ligatures w14:val="none"/>
+        </w:rPr>
+      </w:pPr>
+    </w:p>
+    <w:p>
       <w:pPr>
         <w:spacing w:line="240" w:lineRule="auto"/>
         <w:contextualSpacing/>
@@ -7245,7 +7182,7 @@
         <w:rPr>
           <w:rFonts w:ascii="Arial Narrow" w:eastAsia="Calibri" w:hAnsi="Arial Narrow" w:cs="Arial"/>
           <w:kern w:val="0"/>
-          <ns2:ligatures ns2:val="none"/>
+          <w14:ligatures w14:val="none"/>
         </w:rPr>
       </w:pPr>
       <w:r>
@@ -7255,7 +7192,7 @@
           <w:color w:val="000000"/>
           <w:kern w:val="0"/>
           <w:lang w:eastAsia="es-PE"/>
-          <ns2:ligatures ns2:val="none"/>
+          <w14:ligatures w14:val="none"/>
         </w:rPr>
         <w:t>SEGUNDO:</w:t>
       </w:r>
@@ -7265,7 +7202,7 @@
           <w:color w:val="000000"/>
           <w:kern w:val="0"/>
           <w:lang w:eastAsia="es-PE"/>
-          <ns2:ligatures ns2:val="none"/>
+          <w14:ligatures w14:val="none"/>
         </w:rPr>
         <w:t xml:space="preserve"> tener por ofrecidos los medios probatorios presentados en el escrito de denuncia </w:t>
       </w:r>
@@ -7275,7 +7212,7 @@
           <w:color w:val="000000"/>
           <w:kern w:val="0"/>
           <w:lang w:val="es-ES" w:eastAsia="es-ES"/>
-          <ns2:ligatures ns2:val="none"/>
+          <w14:ligatures w14:val="none"/>
         </w:rPr>
         <w:t xml:space="preserve">del </w:t>
       </w:r>
@@ -7285,7 +7222,7 @@
           <w:color w:val="000000"/>
           <w:kern w:val="0"/>
           <w:lang w:val="es-ES" w:eastAsia="es-ES"/>
-          <ns2:ligatures ns2:val="none"/>
+          <w14:ligatures w14:val="none"/>
         </w:rPr>
         <w:t>6 de abril de 2025, subsanada mediante escrito del 21 de octubre de 2025</w:t>
       </w:r>
@@ -7293,12 +7230,12 @@
         <w:rPr>
           <w:rFonts w:ascii="Arial Narrow" w:eastAsia="Calibri" w:hAnsi="Arial Narrow" w:cs="Arial"/>
           <w:kern w:val="0"/>
-          <ns2:ligatures ns2:val="none"/>
+          <w14:ligatures w14:val="none"/>
         </w:rPr>
         <w:t>.</w:t>
       </w:r>
     </w:p>
-    <w:p ns2:paraId="2AF03E3F" ns2:textId="77777777">
+    <w:p>
       <w:pPr>
         <w:spacing w:line="240" w:lineRule="auto"/>
         <w:contextualSpacing/>
@@ -7308,20 +7245,20 @@
           <w:color w:val="000000"/>
           <w:kern w:val="0"/>
           <w:lang w:eastAsia="es-PE"/>
-          <ns2:ligatures ns2:val="none"/>
-        </w:rPr>
-      </w:pPr>
-    </w:p>
-    <w:p ns2:paraId="5D90C1F7" ns2:textId="7E4C181B">
-      <w:pPr>
-        <w:spacing w:after="0" w:line="240" w:lineRule="auto"/>
-        <w:jc w:val="both"/>
-        <w:rPr>
-          <w:rFonts w:ascii="Arial Narrow" w:eastAsia="Arial Narrow" w:hAnsi="Arial Narrow" w:cs="Arial Narrow"/>
-          <w:color w:val="000000"/>
-          <w:kern w:val="0"/>
-          <w:lang w:eastAsia="es-PE"/>
-          <ns2:ligatures ns2:val="none"/>
+          <w14:ligatures w14:val="none"/>
+        </w:rPr>
+      </w:pPr>
+    </w:p>
+    <w:p>
+      <w:pPr>
+        <w:spacing w:after="0" w:line="240" w:lineRule="auto"/>
+        <w:jc w:val="both"/>
+        <w:rPr>
+          <w:rFonts w:ascii="Arial Narrow" w:eastAsia="Arial Narrow" w:hAnsi="Arial Narrow" w:cs="Arial Narrow"/>
+          <w:color w:val="000000"/>
+          <w:kern w:val="0"/>
+          <w:lang w:eastAsia="es-PE"/>
+          <w14:ligatures w14:val="none"/>
         </w:rPr>
       </w:pPr>
       <w:r>
@@ -7331,7 +7268,7 @@
           <w:color w:val="000000"/>
           <w:kern w:val="0"/>
           <w:lang w:eastAsia="es-PE"/>
-          <ns2:ligatures ns2:val="none"/>
+          <w14:ligatures w14:val="none"/>
         </w:rPr>
         <w:t xml:space="preserve">TERCERO: </w:t>
       </w:r>
@@ -7341,7 +7278,7 @@
           <w:color w:val="000000"/>
           <w:kern w:val="0"/>
           <w:lang w:eastAsia="es-PE"/>
-          <ns2:ligatures ns2:val="none"/>
+          <w14:ligatures w14:val="none"/>
         </w:rPr>
         <w:t xml:space="preserve">requerir a </w:t>
       </w:r>
@@ -7358,12 +7295,12 @@
           <w:color w:val="000000"/>
           <w:kern w:val="0"/>
           <w:lang w:eastAsia="es-PE"/>
-          <ns2:ligatures ns2:val="none"/>
+          <w14:ligatures w14:val="none"/>
         </w:rPr>
         <w:t>que cumplan con lo siguiente:</w:t>
       </w:r>
     </w:p>
-    <w:p ns2:paraId="156DFAB9" ns2:textId="77777777">
+    <w:p>
       <w:pPr>
         <w:spacing w:after="0" w:line="240" w:lineRule="auto"/>
         <w:jc w:val="both"/>
@@ -7372,11 +7309,11 @@
           <w:color w:val="000000"/>
           <w:kern w:val="0"/>
           <w:lang w:eastAsia="es-PE"/>
-          <ns2:ligatures ns2:val="none"/>
-        </w:rPr>
-      </w:pPr>
-    </w:p>
-    <w:p ns2:paraId="37384474" ns2:textId="77777777">
+          <w14:ligatures w14:val="none"/>
+        </w:rPr>
+      </w:pPr>
+    </w:p>
+    <w:p>
       <w:pPr>
         <w:numPr>
           <w:ilvl w:val="0"/>
@@ -7390,21 +7327,21 @@
           <w:color w:val="000000"/>
           <w:kern w:val="0"/>
           <w:lang w:eastAsia="es-PE"/>
-          <ns2:ligatures ns2:val="none"/>
-        </w:rPr>
-      </w:pPr>
-      <w:r>
-        <w:rPr>
-          <w:rFonts w:ascii="Arial Narrow" w:eastAsia="Arial Narrow" w:hAnsi="Arial Narrow" w:cs="Arial Narrow"/>
-          <w:color w:val="000000"/>
-          <w:kern w:val="0"/>
-          <w:lang w:eastAsia="es-PE"/>
-          <ns2:ligatures ns2:val="none"/>
+          <w14:ligatures w14:val="none"/>
+        </w:rPr>
+      </w:pPr>
+      <w:r>
+        <w:rPr>
+          <w:rFonts w:ascii="Arial Narrow" w:eastAsia="Arial Narrow" w:hAnsi="Arial Narrow" w:cs="Arial Narrow"/>
+          <w:color w:val="000000"/>
+          <w:kern w:val="0"/>
+          <w:lang w:eastAsia="es-PE"/>
+          <w14:ligatures w14:val="none"/>
         </w:rPr>
         <w:t>presentar documentos que acrediten su inscripción en los Registros Públicos o una declaración jurada que indique que cuenta con dicha inscripción;</w:t>
       </w:r>
     </w:p>
-    <w:p ns2:paraId="04A6E74B" ns2:textId="77777777">
+    <w:p>
       <w:pPr>
         <w:numPr>
           <w:ilvl w:val="0"/>
@@ -7418,21 +7355,21 @@
           <w:color w:val="000000"/>
           <w:kern w:val="0"/>
           <w:lang w:eastAsia="es-PE"/>
-          <ns2:ligatures ns2:val="none"/>
-        </w:rPr>
-      </w:pPr>
-      <w:r>
-        <w:rPr>
-          <w:rFonts w:ascii="Arial Narrow" w:eastAsia="Arial Narrow" w:hAnsi="Arial Narrow" w:cs="Arial Narrow"/>
-          <w:color w:val="000000"/>
-          <w:kern w:val="0"/>
-          <w:lang w:eastAsia="es-PE"/>
-          <ns2:ligatures ns2:val="none"/>
+          <w14:ligatures w14:val="none"/>
+        </w:rPr>
+      </w:pPr>
+      <w:r>
+        <w:rPr>
+          <w:rFonts w:ascii="Arial Narrow" w:eastAsia="Arial Narrow" w:hAnsi="Arial Narrow" w:cs="Arial Narrow"/>
+          <w:color w:val="000000"/>
+          <w:kern w:val="0"/>
+          <w:lang w:eastAsia="es-PE"/>
+          <w14:ligatures w14:val="none"/>
         </w:rPr>
         <w:t>presentar copia simple de las facultades de representación de su representante legal en el presente procedimiento o la declaración jurada que indique que cuenta con dichas facultades y que estas se encuentran vigentes;</w:t>
       </w:r>
     </w:p>
-    <w:p ns2:paraId="1203D0DC" ns2:textId="77777777">
+    <w:p>
       <w:pPr>
         <w:numPr>
           <w:ilvl w:val="0"/>
@@ -7446,21 +7383,21 @@
           <w:color w:val="000000"/>
           <w:kern w:val="0"/>
           <w:lang w:eastAsia="es-PE"/>
-          <ns2:ligatures ns2:val="none"/>
-        </w:rPr>
-      </w:pPr>
-      <w:r>
-        <w:rPr>
-          <w:rFonts w:ascii="Arial Narrow" w:eastAsia="Arial Narrow" w:hAnsi="Arial Narrow" w:cs="Arial Narrow"/>
-          <w:color w:val="000000"/>
-          <w:kern w:val="0"/>
-          <w:lang w:eastAsia="es-PE"/>
-          <ns2:ligatures ns2:val="none"/>
+          <w14:ligatures w14:val="none"/>
+        </w:rPr>
+      </w:pPr>
+      <w:r>
+        <w:rPr>
+          <w:rFonts w:ascii="Arial Narrow" w:eastAsia="Arial Narrow" w:hAnsi="Arial Narrow" w:cs="Arial Narrow"/>
+          <w:color w:val="000000"/>
+          <w:kern w:val="0"/>
+          <w:lang w:eastAsia="es-PE"/>
+          <w14:ligatures w14:val="none"/>
         </w:rPr>
         <w:t>consignar el Número de Registro Único de Contribuyentes (RUC); y,</w:t>
       </w:r>
     </w:p>
-    <w:p ns2:paraId="37704CA2" ns2:textId="77777777">
+    <w:p>
       <w:pPr>
         <w:numPr>
           <w:ilvl w:val="0"/>
@@ -7472,16 +7409,16 @@
         <w:rPr>
           <w:rFonts w:ascii="Arial Narrow" w:eastAsia="Calibri" w:hAnsi="Arial Narrow" w:cs="Arial"/>
           <w:kern w:val="0"/>
-          <ns2:ligatures ns2:val="none"/>
-        </w:rPr>
-      </w:pPr>
-      <w:r>
-        <w:rPr>
-          <w:rFonts w:ascii="Arial Narrow" w:eastAsia="Arial Narrow" w:hAnsi="Arial Narrow" w:cs="Arial Narrow"/>
-          <w:color w:val="000000"/>
-          <w:kern w:val="0"/>
-          <w:lang w:eastAsia="es-PE"/>
-          <ns2:ligatures ns2:val="none"/>
+          <w14:ligatures w14:val="none"/>
+        </w:rPr>
+      </w:pPr>
+      <w:r>
+        <w:rPr>
+          <w:rFonts w:ascii="Arial Narrow" w:eastAsia="Arial Narrow" w:hAnsi="Arial Narrow" w:cs="Arial Narrow"/>
+          <w:color w:val="000000"/>
+          <w:kern w:val="0"/>
+          <w:lang w:eastAsia="es-PE"/>
+          <w14:ligatures w14:val="none"/>
         </w:rPr>
         <w:t>fijar domicilio procesal para el procedimiento, de conformidad con el numeral 1 del artículo 442</w:t>
       </w:r>
@@ -7491,7 +7428,7 @@
           <w:color w:val="000000"/>
           <w:kern w:val="0"/>
           <w:lang w:eastAsia="es-PE"/>
-          <ns2:ligatures ns2:val="none"/>
+          <w14:ligatures w14:val="none"/>
         </w:rPr>
         <w:t/>
       </w:r>
@@ -7501,7 +7438,7 @@
           <w:color w:val="000000"/>
           <w:kern w:val="0"/>
           <w:lang w:eastAsia="es-PE"/>
-          <ns2:ligatures ns2:val="none"/>
+          <w14:ligatures w14:val="none"/>
         </w:rPr>
         <w:t xml:space="preserve"> del Código Procesal Civil. </w:t>
       </w:r>
@@ -7509,7 +7446,7 @@
         <w:rPr>
           <w:rFonts w:ascii="Arial Narrow" w:eastAsia="Calibri" w:hAnsi="Arial Narrow" w:cs="Arial"/>
           <w:kern w:val="0"/>
-          <ns2:ligatures ns2:val="none"/>
+          <w14:ligatures w14:val="none"/>
         </w:rPr>
         <w:t>Para ello podrá señalar domicilio físico o una dirección electrónica a la que pueda remitirse las notificaciones</w:t>
       </w:r>
@@ -7518,12 +7455,12 @@
           <w:rFonts w:ascii="Arial Narrow" w:eastAsia="Arial" w:hAnsi="Arial Narrow" w:cs="Arial"/>
           <w:kern w:val="0"/>
           <w:lang w:val="es"/>
-          <ns2:ligatures ns2:val="none"/>
+          <w14:ligatures w14:val="none"/>
         </w:rPr>
         <w:t>;</w:t>
       </w:r>
     </w:p>
-    <w:p ns2:paraId="6A38ABFB" ns2:textId="77777777">
+    <w:p>
       <w:pPr>
         <w:numPr>
           <w:ilvl w:val="0"/>
@@ -7535,14 +7472,14 @@
         <w:rPr>
           <w:rFonts w:ascii="Arial Narrow" w:eastAsia="Calibri" w:hAnsi="Arial Narrow" w:cs="Arial"/>
           <w:kern w:val="0"/>
-          <ns2:ligatures ns2:val="none"/>
+          <w14:ligatures w14:val="none"/>
         </w:rPr>
       </w:pPr>
       <w:r>
         <w:rPr>
           <w:rFonts w:ascii="Arial Narrow" w:eastAsia="Calibri" w:hAnsi="Arial Narrow" w:cs="Arial"/>
           <w:kern w:val="0"/>
-          <ns2:ligatures ns2:val="none"/>
+          <w14:ligatures w14:val="none"/>
         </w:rPr>
         <w:t xml:space="preserve">en caso califique como </w:t>
       </w:r>
@@ -7551,7 +7488,7 @@
         <w:rPr>
           <w:rFonts w:ascii="Arial Narrow" w:eastAsia="Calibri" w:hAnsi="Arial Narrow" w:cs="Arial"/>
           <w:kern w:val="0"/>
-          <ns2:ligatures ns2:val="none"/>
+          <w14:ligatures w14:val="none"/>
         </w:rPr>
         <w:t>micro empresa</w:t>
       </w:r>
@@ -7560,7 +7497,7 @@
         <w:rPr>
           <w:rFonts w:ascii="Arial Narrow" w:eastAsia="Calibri" w:hAnsi="Arial Narrow" w:cs="Arial"/>
           <w:kern w:val="0"/>
-          <ns2:ligatures ns2:val="none"/>
+          <w14:ligatures w14:val="none"/>
         </w:rPr>
         <w:t xml:space="preserve"> o pequeña empresa, presentar los documentos que acrediten su volumen de ventas o ingresos brutos percibidos el año anterior relativo a todas sus actividades </w:t>
       </w:r>
@@ -7568,7 +7505,7 @@
         <w:rPr>
           <w:rFonts w:ascii="Arial Narrow" w:eastAsia="Calibri" w:hAnsi="Arial Narrow" w:cs="Arial"/>
           <w:kern w:val="0"/>
-          <ns2:ligatures ns2:val="none"/>
+          <w14:ligatures w14:val="none"/>
         </w:rPr>
         <w:lastRenderedPageBreak/>
         <w:t>económicas y el número de trabajadores con el que cuenta</w:t>
@@ -7579,7 +7516,7 @@
           <w:rFonts w:ascii="Arial Narrow" w:eastAsia="Calibri" w:hAnsi="Arial Narrow" w:cs="Arial"/>
           <w:kern w:val="0"/>
           <w:vertAlign w:val="superscript"/>
-          <ns2:ligatures ns2:val="none"/>
+          <w14:ligatures w14:val="none"/>
         </w:rPr>
         <w:footnoteReference w:id="8"/>
       </w:r>
@@ -7587,7 +7524,7 @@
         <w:rPr>
           <w:rFonts w:ascii="Arial Narrow" w:eastAsia="Calibri" w:hAnsi="Arial Narrow" w:cs="Arial"/>
           <w:kern w:val="0"/>
-          <ns2:ligatures ns2:val="none"/>
+          <w14:ligatures w14:val="none"/>
         </w:rPr>
         <w:t>. Ello, a fin de que la Comisión pueda meritar dicha documentación, conforme lo establece el artículo 110</w:t>
       </w:r>
@@ -7597,7 +7534,7 @@
           <w:color w:val="000000"/>
           <w:kern w:val="0"/>
           <w:lang w:eastAsia="es-PE"/>
-          <ns2:ligatures ns2:val="none"/>
+          <w14:ligatures w14:val="none"/>
         </w:rPr>
         <w:t/>
       </w:r>
@@ -7605,7 +7542,7 @@
         <w:rPr>
           <w:rFonts w:ascii="Arial Narrow" w:eastAsia="Calibri" w:hAnsi="Arial Narrow" w:cs="Arial"/>
           <w:kern w:val="0"/>
-          <ns2:ligatures ns2:val="none"/>
+          <w14:ligatures w14:val="none"/>
         </w:rPr>
         <w:t xml:space="preserve"> del </w:t>
       </w:r>
@@ -7614,7 +7551,7 @@
           <w:rFonts w:ascii="Arial Narrow" w:eastAsia="Calibri" w:hAnsi="Arial Narrow" w:cs="Arial"/>
           <w:spacing w:val="-2"/>
           <w:kern w:val="0"/>
-          <ns2:ligatures ns2:val="none"/>
+          <w14:ligatures w14:val="none"/>
         </w:rPr>
         <w:t>Código</w:t>
       </w:r>
@@ -7625,7 +7562,7 @@
           <w:spacing w:val="-2"/>
           <w:kern w:val="0"/>
           <w:vertAlign w:val="superscript"/>
-          <ns2:ligatures ns2:val="none"/>
+          <w14:ligatures w14:val="none"/>
         </w:rPr>
         <w:footnoteReference w:id="9"/>
       </w:r>
@@ -7634,12 +7571,12 @@
           <w:rFonts w:ascii="Arial Narrow" w:eastAsia="Calibri" w:hAnsi="Arial Narrow" w:cs="Arial"/>
           <w:spacing w:val="-2"/>
           <w:kern w:val="0"/>
-          <ns2:ligatures ns2:val="none"/>
+          <w14:ligatures w14:val="none"/>
         </w:rPr>
         <w:t>.</w:t>
       </w:r>
     </w:p>
-    <w:p ns2:paraId="1B2AA0D1" ns2:textId="77777777">
+    <w:p>
       <w:pPr>
         <w:spacing w:after="0" w:line="240" w:lineRule="auto"/>
         <w:ind w:left="567"/>
@@ -7649,20 +7586,20 @@
           <w:color w:val="000000"/>
           <w:kern w:val="0"/>
           <w:lang w:eastAsia="es-PE"/>
-          <ns2:ligatures ns2:val="none"/>
-        </w:rPr>
-      </w:pPr>
-    </w:p>
-    <w:p>
-      <w:pPr>
-        <w:spacing w:after="0" w:line="240" w:lineRule="auto"/>
-        <w:jc w:val="both"/>
-        <w:rPr>
-          <w:rFonts w:ascii="Arial Narrow" w:eastAsia="Arial Narrow" w:hAnsi="Arial Narrow" w:cs="Arial Narrow"/>
-          <w:color w:val="000000"/>
-          <w:kern w:val="0"/>
-          <w:lang w:eastAsia="es-PE"/>
-          <ns2:ligatures ns2:val="none"/>
+          <w14:ligatures w14:val="none"/>
+        </w:rPr>
+      </w:pPr>
+    </w:p>
+    <w:p>
+      <w:pPr>
+        <w:spacing w:after="0" w:line="240" w:lineRule="auto"/>
+        <w:jc w:val="both"/>
+        <w:rPr>
+          <w:rFonts w:ascii="Arial Narrow" w:eastAsia="Arial Narrow" w:hAnsi="Arial Narrow" w:cs="Arial Narrow"/>
+          <w:color w:val="000000"/>
+          <w:kern w:val="0"/>
+          <w:lang w:eastAsia="es-PE"/>
+          <w14:ligatures w14:val="none"/>
         </w:rPr>
       </w:pPr>
       <w:r>
@@ -7681,32 +7618,72 @@
           <w:sz w:val="20"/>
           <w:szCs w:val="20"/>
         </w:rPr>
-        <w:t xml:space="preserve">correr traslado de la presente resolución a Pacífico Compañía de Seguros y Reaseguros S.A., Pana Autos S.A.C. y Honda del Perú S.A. para que, de conformidad con lo dispuesto por el artículo 26 de la Ley sobre Facultades, Normas y Organización del Indecopi, aprobada por Decreto Legislativo 807, presenten sus descargos sobre la imputación de cargos realizada en un plazo no mayor a cinco (5) días hábiles contado a partir del día siguiente de la notificación de la presente resolución, vencido el cual, el Secretario Técnico declarará en rebeldía a los denunciados que no lo hubieran presentado. Debe precisarse que de conformidad con lo establecido por el artículo 223 del Texto Único Ordenado de la Ley 27444, Ley del Procedimiento Administrativo General, las alegaciones y los hechos relevantes de la reclamación, salvo que hayan sido específicamente negadas en la contestación, se tendrán por aceptadas o merituadas como ciertas.</w:t>
-      </w:r>
-    </w:p>
-    <w:p ns2:paraId="2F1C55D7" ns2:textId="77777777">
-      <w:pPr>
-        <w:spacing w:after="0" w:line="240" w:lineRule="auto"/>
-        <w:jc w:val="both"/>
-        <w:rPr>
-          <w:rFonts w:ascii="Arial Narrow" w:eastAsia="Arial Narrow" w:hAnsi="Arial Narrow" w:cs="Arial Narrow"/>
-          <w:color w:val="000000"/>
-          <w:kern w:val="0"/>
-          <w:lang w:eastAsia="es-PE"/>
-          <ns2:ligatures ns2:val="none"/>
-        </w:rPr>
-      </w:pPr>
-    </w:p>
-    <w:p ns2:paraId="6D15F6EA" ns2:textId="2AC014FF">
-      <w:pPr>
-        <w:spacing w:after="0" w:line="240" w:lineRule="auto"/>
-        <w:jc w:val="both"/>
-        <w:rPr>
-          <w:rFonts w:ascii="Arial Narrow" w:eastAsia="Times New Roman" w:hAnsi="Arial Narrow" w:cs="Arial"/>
-          <w:color w:val="000000"/>
-          <w:kern w:val="0"/>
+        <w:t xml:space="preserve">correr traslado de la presente resolución a Pacífico Compañía de Seguros y Reaseguros S.A., Pana Autos S.A.C. y Honda del Perú S.A. para que, de conformidad con lo dispuesto por el artículo 26 de la Ley sobre Facultades, Normas y Organización del Indecopi, aprobada por Decreto Legislativo 807</w:t>
+      </w:r>
+      <w:r>
+        <w:rPr>
+          <w:rStyle w:val="Refdenotaalpie"/>
+          <w:rFonts w:ascii="Arial Narrow" w:eastAsia="Times New Roman" w:hAnsi="Arial Narrow" w:cs="Times New Roman"/>
+          <w:color w:val="000000"/>
+          <w:kern w:val="0"/>
+          <w:vertAlign w:val="superscript"/>
           <w:lang w:val="es-ES" w:eastAsia="es-ES"/>
-          <ns2:ligatures ns2:val="none"/>
+          <w14:ligatures w14:val="none"/>
+        </w:rPr>
+        <w:footnoteReference w:id="15"/>
+      </w:r>
+      <w:r>
+        <w:rPr>
+          <w:rFonts w:ascii="Arial Narrow" w:hAnsi="Arial Narrow" w:cs="Arial Narrow"/>
+          <w:sz w:val="20"/>
+          <w:szCs w:val="20"/>
+        </w:rPr>
+        <w:t xml:space="preserve">, presenten sus descargos sobre la imputación de cargos realizada en un plazo no mayor a cinco (5) días hábiles contado a partir del día siguiente de la notificación de la presente resolución, vencido el cual, el Secretario Técnico declarará en rebeldía a los denunciados que no lo hubieran presentado. Debe precisarse que de conformidad con lo establecido por el artículo 223 del Texto Único Ordenado de la Ley 27444, Ley del Procedimiento Administrativo General</w:t>
+      </w:r>
+      <w:r>
+        <w:rPr>
+          <w:rStyle w:val="Refdenotaalpie"/>
+          <w:rFonts w:ascii="Arial Narrow" w:eastAsia="Times New Roman" w:hAnsi="Arial Narrow" w:cs="Times New Roman"/>
+          <w:color w:val="000000"/>
+          <w:kern w:val="0"/>
+          <w:vertAlign w:val="superscript"/>
+          <w:lang w:val="es-ES" w:eastAsia="es-ES"/>
+          <w14:ligatures w14:val="none"/>
+        </w:rPr>
+        <w:footnoteReference w:id="16"/>
+      </w:r>
+      <w:r>
+        <w:rPr>
+          <w:rFonts w:ascii="Arial Narrow" w:hAnsi="Arial Narrow" w:cs="Arial Narrow"/>
+          <w:sz w:val="20"/>
+          <w:szCs w:val="20"/>
+        </w:rPr>
+        <w:t xml:space="preserve">, las alegaciones y los hechos relevantes de la reclamación, salvo que hayan sido específicamente negadas en la contestación, se tendrán por aceptadas o merituadas como ciertas.</w:t>
+      </w:r>
+    </w:p>
+    <w:p>
+      <w:pPr>
+        <w:spacing w:after="0" w:line="240" w:lineRule="auto"/>
+        <w:jc w:val="both"/>
+        <w:rPr>
+          <w:rFonts w:ascii="Arial Narrow" w:eastAsia="Arial Narrow" w:hAnsi="Arial Narrow" w:cs="Arial Narrow"/>
+          <w:color w:val="000000"/>
+          <w:kern w:val="0"/>
+          <w:lang w:eastAsia="es-PE"/>
+          <w14:ligatures w14:val="none"/>
+        </w:rPr>
+      </w:pPr>
+    </w:p>
+    <w:p>
+      <w:pPr>
+        <w:spacing w:after="0" w:line="240" w:lineRule="auto"/>
+        <w:jc w:val="both"/>
+        <w:rPr>
+          <w:rFonts w:ascii="Arial Narrow" w:eastAsia="Times New Roman" w:hAnsi="Arial Narrow" w:cs="Arial"/>
+          <w:color w:val="000000"/>
+          <w:kern w:val="0"/>
+          <w:lang w:val="es-ES" w:eastAsia="es-ES"/>
+          <w14:ligatures w14:val="none"/>
         </w:rPr>
       </w:pPr>
       <w:r>
@@ -7716,7 +7693,7 @@
           <w:color w:val="000000"/>
           <w:kern w:val="0"/>
           <w:lang w:eastAsia="es-PE"/>
-          <ns2:ligatures ns2:val="none"/>
+          <w14:ligatures w14:val="none"/>
         </w:rPr>
         <w:t xml:space="preserve">QUINTO: </w:t>
       </w:r>
@@ -7727,7 +7704,7 @@
           <w:color w:val="000000"/>
           <w:kern w:val="0"/>
           <w:lang w:eastAsia="es-ES"/>
-          <ns2:ligatures ns2:val="none"/>
+          <w14:ligatures w14:val="none"/>
         </w:rPr>
         <w:t xml:space="preserve">requerir </w:t>
       </w:r>
@@ -7737,7 +7714,7 @@
           <w:color w:val="000000"/>
           <w:kern w:val="0"/>
           <w:lang w:val="es-ES" w:eastAsia="es-ES"/>
-          <ns2:ligatures ns2:val="none"/>
+          <w14:ligatures w14:val="none"/>
         </w:rPr>
         <w:t xml:space="preserve">que, en un </w:t>
       </w:r>
@@ -7747,7 +7724,7 @@
           <w:color w:val="000000"/>
           <w:kern w:val="0"/>
           <w:lang w:eastAsia="es-ES"/>
-          <ns2:ligatures ns2:val="none"/>
+          <w14:ligatures w14:val="none"/>
         </w:rPr>
         <w:t>plazo no mayor de cinco (5) días hábiles contado a partir del día siguiente de la notificación de la presente resolución</w:t>
       </w:r>
@@ -7758,7 +7735,7 @@
           <w:color w:val="000000"/>
           <w:kern w:val="0"/>
           <w:lang w:eastAsia="es-ES"/>
-          <ns2:ligatures ns2:val="none"/>
+          <w14:ligatures w14:val="none"/>
         </w:rPr>
         <w:t xml:space="preserve">, </w:t>
       </w:r>
@@ -7776,7 +7753,7 @@
           <w:color w:val="000000"/>
           <w:kern w:val="0"/>
           <w:lang w:eastAsia="es-ES"/>
-          <ns2:ligatures ns2:val="none"/>
+          <w14:ligatures w14:val="none"/>
         </w:rPr>
         <w:t xml:space="preserve">, </w:t>
       </w:r>
@@ -7787,7 +7764,7 @@
           <w:color w:val="000000"/>
           <w:kern w:val="0"/>
           <w:lang w:val="es-ES" w:eastAsia="es-ES"/>
-          <ns2:ligatures ns2:val="none"/>
+          <w14:ligatures w14:val="none"/>
         </w:rPr>
         <w:t xml:space="preserve">cumpla con: </w:t>
       </w:r>
@@ -7797,7 +7774,7 @@
           <w:color w:val="000000"/>
           <w:kern w:val="0"/>
           <w:lang w:val="es-ES" w:eastAsia="es-ES"/>
-          <ns2:ligatures ns2:val="none"/>
+          <w14:ligatures w14:val="none"/>
         </w:rPr>
         <w:t xml:space="preserve">(i) presentar una copia debidamente suscrita de la </w:t>
       </w:r>
@@ -7807,7 +7784,7 @@
           <w:color w:val="000000"/>
           <w:kern w:val="0"/>
           <w:lang w:val="es-ES" w:eastAsia="es-ES"/>
-          <ns2:ligatures ns2:val="none"/>
+          <w14:ligatures w14:val="none"/>
         </w:rPr>
         <w:t xml:space="preserve">Póliza del </w:t>
       </w:r>
@@ -7817,7 +7794,7 @@
           <w:color w:val="000000"/>
           <w:kern w:val="0"/>
           <w:lang w:val="es-ES" w:eastAsia="es-ES"/>
-          <ns2:ligatures ns2:val="none"/>
+          <w14:ligatures w14:val="none"/>
         </w:rPr>
         <w:t>Seguro Vehicular 1001203953 materia de denuncia, así como el cargo de remisión de la póliza; y, (</w:t>
       </w:r>
@@ -7828,7 +7805,7 @@
           <w:color w:val="000000"/>
           <w:kern w:val="0"/>
           <w:lang w:val="es-ES" w:eastAsia="es-ES"/>
-          <ns2:ligatures ns2:val="none"/>
+          <w14:ligatures w14:val="none"/>
         </w:rPr>
         <w:t>ii</w:t>
       </w:r>
@@ -7839,7 +7816,7 @@
           <w:color w:val="000000"/>
           <w:kern w:val="0"/>
           <w:lang w:val="es-ES" w:eastAsia="es-ES"/>
-          <ns2:ligatures ns2:val="none"/>
+          <w14:ligatures w14:val="none"/>
         </w:rPr>
         <w:t xml:space="preserve">) presentar todas las comunicaciones cursadas con la parte denunciante en virtud de los hechos materia de denuncia, incluyendo la grabación de la llamada telefónica realizada el </w:t>
       </w:r>
@@ -7849,7 +7826,7 @@
           <w:color w:val="000000"/>
           <w:kern w:val="0"/>
           <w:lang w:eastAsia="es-ES"/>
-          <ns2:ligatures ns2:val="none"/>
+          <w14:ligatures w14:val="none"/>
         </w:rPr>
         <w:t>7 de febrero de 2025</w:t>
       </w:r>
@@ -7859,12 +7836,12 @@
           <w:color w:val="000000"/>
           <w:kern w:val="0"/>
           <w:lang w:val="es-ES" w:eastAsia="es-ES"/>
-          <ns2:ligatures ns2:val="none"/>
+          <w14:ligatures w14:val="none"/>
         </w:rPr>
         <w:t>.</w:t>
       </w:r>
     </w:p>
-    <w:p ns2:paraId="02F4C8B2" ns2:textId="77777777">
+    <w:p>
       <w:pPr>
         <w:spacing w:after="0" w:line="240" w:lineRule="auto"/>
         <w:jc w:val="both"/>
@@ -7873,11 +7850,11 @@
           <w:color w:val="000000"/>
           <w:kern w:val="0"/>
           <w:lang w:val="es-ES" w:eastAsia="es-ES"/>
-          <ns2:ligatures ns2:val="none"/>
-        </w:rPr>
-      </w:pPr>
-    </w:p>
-    <w:p ns2:paraId="0BB6F6EF" ns2:textId="79683248">
+          <w14:ligatures w14:val="none"/>
+        </w:rPr>
+      </w:pPr>
+    </w:p>
+    <w:p>
       <w:pPr>
         <w:spacing w:after="0" w:line="240" w:lineRule="auto"/>
         <w:jc w:val="both"/>
@@ -7886,7 +7863,7 @@
           <w:color w:val="000000"/>
           <w:kern w:val="0"/>
           <w:lang w:val="es-ES" w:eastAsia="es-ES"/>
-          <ns2:ligatures ns2:val="none"/>
+          <w14:ligatures w14:val="none"/>
         </w:rPr>
       </w:pPr>
       <w:r>
@@ -7896,7 +7873,7 @@
           <w:color w:val="000000"/>
           <w:kern w:val="0"/>
           <w:lang w:eastAsia="es-PE"/>
-          <ns2:ligatures ns2:val="none"/>
+          <w14:ligatures w14:val="none"/>
         </w:rPr>
         <w:t xml:space="preserve">SEXTO: </w:t>
       </w:r>
@@ -7906,7 +7883,7 @@
           <w:color w:val="000000"/>
           <w:kern w:val="0"/>
           <w:lang w:eastAsia="es-ES"/>
-          <ns2:ligatures ns2:val="none"/>
+          <w14:ligatures w14:val="none"/>
         </w:rPr>
         <w:t xml:space="preserve">requerir </w:t>
       </w:r>
@@ -7916,7 +7893,7 @@
           <w:color w:val="000000"/>
           <w:kern w:val="0"/>
           <w:lang w:val="es-ES" w:eastAsia="es-ES"/>
-          <ns2:ligatures ns2:val="none"/>
+          <w14:ligatures w14:val="none"/>
         </w:rPr>
         <w:t xml:space="preserve">que, en un </w:t>
       </w:r>
@@ -7926,7 +7903,7 @@
           <w:color w:val="000000"/>
           <w:kern w:val="0"/>
           <w:lang w:eastAsia="es-ES"/>
-          <ns2:ligatures ns2:val="none"/>
+          <w14:ligatures w14:val="none"/>
         </w:rPr>
         <w:t xml:space="preserve">plazo no mayor de cinco (5) días hábiles contado a partir del día siguiente de la notificación de la presente resolución, </w:t>
       </w:r>
@@ -7943,7 +7920,7 @@
           <w:color w:val="000000"/>
           <w:kern w:val="0"/>
           <w:lang w:eastAsia="es-ES"/>
-          <ns2:ligatures ns2:val="none"/>
+          <w14:ligatures w14:val="none"/>
         </w:rPr>
         <w:t xml:space="preserve">, </w:t>
       </w:r>
@@ -7953,7 +7930,7 @@
           <w:color w:val="000000"/>
           <w:kern w:val="0"/>
           <w:lang w:val="es-ES" w:eastAsia="es-ES"/>
-          <ns2:ligatures ns2:val="none"/>
+          <w14:ligatures w14:val="none"/>
         </w:rPr>
         <w:t xml:space="preserve">cumpla con: </w:t>
       </w:r>
@@ -7963,7 +7940,7 @@
           <w:color w:val="000000"/>
           <w:kern w:val="0"/>
           <w:lang w:val="es-ES" w:eastAsia="es-ES"/>
-          <ns2:ligatures ns2:val="none"/>
+          <w14:ligatures w14:val="none"/>
         </w:rPr>
         <w:t xml:space="preserve">(i) presentar los medios probatorios que acrediten </w:t>
       </w:r>
@@ -7973,7 +7950,7 @@
           <w:color w:val="000000"/>
           <w:kern w:val="0"/>
           <w:lang w:val="es-ES" w:eastAsia="es-ES"/>
-          <ns2:ligatures ns2:val="none"/>
+          <w14:ligatures w14:val="none"/>
         </w:rPr>
         <w:t>que el</w:t>
       </w:r>
@@ -7983,7 +7960,7 @@
           <w:color w:val="000000"/>
           <w:kern w:val="0"/>
           <w:lang w:val="es-ES" w:eastAsia="es-ES"/>
-          <ns2:ligatures ns2:val="none"/>
+          <w14:ligatures w14:val="none"/>
         </w:rPr>
         <w:t xml:space="preserve"> vehículo asegurado </w:t>
       </w:r>
@@ -7993,7 +7970,7 @@
           <w:color w:val="000000"/>
           <w:kern w:val="0"/>
           <w:lang w:val="es-ES" w:eastAsia="es-ES"/>
-          <ns2:ligatures ns2:val="none"/>
+          <w14:ligatures w14:val="none"/>
         </w:rPr>
         <w:t>fue reparado de forma</w:t>
       </w:r>
@@ -8003,7 +7980,7 @@
           <w:color w:val="000000"/>
           <w:kern w:val="0"/>
           <w:lang w:val="es-ES" w:eastAsia="es-ES"/>
-          <ns2:ligatures ns2:val="none"/>
+          <w14:ligatures w14:val="none"/>
         </w:rPr>
         <w:t xml:space="preserve"> oportuna </w:t>
       </w:r>
@@ -8014,7 +7991,7 @@
           <w:color w:val="000000"/>
           <w:kern w:val="0"/>
           <w:lang w:val="es-ES" w:eastAsia="es-ES"/>
-          <ns2:ligatures ns2:val="none"/>
+          <w14:ligatures w14:val="none"/>
         </w:rPr>
         <w:t>de acuerdo a</w:t>
       </w:r>
@@ -8025,7 +8002,7 @@
           <w:color w:val="000000"/>
           <w:kern w:val="0"/>
           <w:lang w:val="es-ES" w:eastAsia="es-ES"/>
-          <ns2:ligatures ns2:val="none"/>
+          <w14:ligatures w14:val="none"/>
         </w:rPr>
         <w:t xml:space="preserve"> </w:t>
       </w:r>
@@ -8035,7 +8012,7 @@
           <w:color w:val="000000"/>
           <w:kern w:val="0"/>
           <w:lang w:val="es-ES" w:eastAsia="es-ES"/>
-          <ns2:ligatures ns2:val="none"/>
+          <w14:ligatures w14:val="none"/>
         </w:rPr>
         <w:t>lo ofrecido; y,</w:t>
       </w:r>
@@ -8045,7 +8022,7 @@
           <w:color w:val="000000"/>
           <w:kern w:val="0"/>
           <w:lang w:val="es-ES" w:eastAsia="es-ES"/>
-          <ns2:ligatures ns2:val="none"/>
+          <w14:ligatures w14:val="none"/>
         </w:rPr>
         <w:t xml:space="preserve"> (</w:t>
       </w:r>
@@ -8056,7 +8033,7 @@
           <w:color w:val="000000"/>
           <w:kern w:val="0"/>
           <w:lang w:val="es-ES" w:eastAsia="es-ES"/>
-          <ns2:ligatures ns2:val="none"/>
+          <w14:ligatures w14:val="none"/>
         </w:rPr>
         <w:t>ii</w:t>
       </w:r>
@@ -8067,7 +8044,7 @@
           <w:color w:val="000000"/>
           <w:kern w:val="0"/>
           <w:lang w:val="es-ES" w:eastAsia="es-ES"/>
-          <ns2:ligatures ns2:val="none"/>
+          <w14:ligatures w14:val="none"/>
         </w:rPr>
         <w:t xml:space="preserve">) presentar </w:t>
       </w:r>
@@ -8077,7 +8054,7 @@
           <w:color w:val="000000"/>
           <w:kern w:val="0"/>
           <w:lang w:val="es-ES" w:eastAsia="es-ES"/>
-          <ns2:ligatures ns2:val="none"/>
+          <w14:ligatures w14:val="none"/>
         </w:rPr>
         <w:t xml:space="preserve">los medios probatorios que acrediten que la reparación del vehículo asegurado fue </w:t>
       </w:r>
@@ -8088,7 +8065,7 @@
           <w:color w:val="000000"/>
           <w:kern w:val="0"/>
           <w:lang w:val="es-ES" w:eastAsia="es-ES"/>
-          <ns2:ligatures ns2:val="none"/>
+          <w14:ligatures w14:val="none"/>
         </w:rPr>
         <w:t>reparado</w:t>
       </w:r>
@@ -8099,7 +8076,7 @@
           <w:color w:val="000000"/>
           <w:kern w:val="0"/>
           <w:lang w:val="es-ES" w:eastAsia="es-ES"/>
-          <ns2:ligatures ns2:val="none"/>
+          <w14:ligatures w14:val="none"/>
         </w:rPr>
         <w:t xml:space="preserve"> de forma</w:t>
       </w:r>
@@ -8109,7 +8086,7 @@
           <w:color w:val="000000"/>
           <w:kern w:val="0"/>
           <w:lang w:val="es-ES" w:eastAsia="es-ES"/>
-          <ns2:ligatures ns2:val="none"/>
+          <w14:ligatures w14:val="none"/>
         </w:rPr>
         <w:t xml:space="preserve"> adecuada</w:t>
       </w:r>
@@ -8119,12 +8096,12 @@
           <w:color w:val="000000"/>
           <w:kern w:val="0"/>
           <w:lang w:val="es-ES" w:eastAsia="es-ES"/>
-          <ns2:ligatures ns2:val="none"/>
+          <w14:ligatures w14:val="none"/>
         </w:rPr>
         <w:t>.</w:t>
       </w:r>
     </w:p>
-    <w:p ns2:paraId="7EAE58BA" ns2:textId="77777777">
+    <w:p>
       <w:pPr>
         <w:spacing w:after="0" w:line="240" w:lineRule="auto"/>
         <w:jc w:val="both"/>
@@ -8133,11 +8110,11 @@
           <w:color w:val="000000"/>
           <w:kern w:val="0"/>
           <w:lang w:val="es-ES" w:eastAsia="es-ES"/>
-          <ns2:ligatures ns2:val="none"/>
-        </w:rPr>
-      </w:pPr>
-    </w:p>
-    <w:p ns2:paraId="018EE32A" ns2:textId="7E62F57A">
+          <w14:ligatures w14:val="none"/>
+        </w:rPr>
+      </w:pPr>
+    </w:p>
+    <w:p>
       <w:pPr>
         <w:spacing w:after="0" w:line="240" w:lineRule="auto"/>
         <w:jc w:val="both"/>
@@ -8146,7 +8123,7 @@
           <w:color w:val="000000"/>
           <w:kern w:val="0"/>
           <w:lang w:val="es-ES" w:eastAsia="es-ES"/>
-          <ns2:ligatures ns2:val="none"/>
+          <w14:ligatures w14:val="none"/>
         </w:rPr>
       </w:pPr>
       <w:r>
@@ -8156,7 +8133,7 @@
           <w:color w:val="000000"/>
           <w:kern w:val="0"/>
           <w:lang w:eastAsia="es-PE"/>
-          <ns2:ligatures ns2:val="none"/>
+          <w14:ligatures w14:val="none"/>
         </w:rPr>
         <w:t>SÉTIMO</w:t>
       </w:r>
@@ -8167,7 +8144,7 @@
           <w:color w:val="000000"/>
           <w:kern w:val="0"/>
           <w:lang w:eastAsia="es-PE"/>
-          <ns2:ligatures ns2:val="none"/>
+          <w14:ligatures w14:val="none"/>
         </w:rPr>
         <w:t xml:space="preserve">: </w:t>
       </w:r>
@@ -8177,7 +8154,7 @@
           <w:color w:val="000000"/>
           <w:kern w:val="0"/>
           <w:lang w:eastAsia="es-ES"/>
-          <ns2:ligatures ns2:val="none"/>
+          <w14:ligatures w14:val="none"/>
         </w:rPr>
         <w:t xml:space="preserve">requerir </w:t>
       </w:r>
@@ -8187,7 +8164,7 @@
           <w:color w:val="000000"/>
           <w:kern w:val="0"/>
           <w:lang w:val="es-ES" w:eastAsia="es-ES"/>
-          <ns2:ligatures ns2:val="none"/>
+          <w14:ligatures w14:val="none"/>
         </w:rPr>
         <w:t xml:space="preserve">que, en un </w:t>
       </w:r>
@@ -8197,7 +8174,7 @@
           <w:color w:val="000000"/>
           <w:kern w:val="0"/>
           <w:lang w:eastAsia="es-ES"/>
-          <ns2:ligatures ns2:val="none"/>
+          <w14:ligatures w14:val="none"/>
         </w:rPr>
         <w:t xml:space="preserve">plazo no mayor de cinco (5) días hábiles contado a partir del día siguiente de la notificación de la presente resolución, </w:t>
       </w:r>
@@ -8208,7 +8185,7 @@
           <w:kern w:val="0"/>
           <w:shd w:val="clear" w:color="auto" w:fill="FFFFFF"/>
           <w:lang w:eastAsia="es-PE"/>
-          <ns2:ligatures ns2:val="none"/>
+          <w14:ligatures w14:val="none"/>
         </w:rPr>
         <w:t>Honda del Perú S.A.</w:t>
       </w:r>
@@ -8218,7 +8195,7 @@
           <w:color w:val="000000"/>
           <w:kern w:val="0"/>
           <w:lang w:eastAsia="es-ES"/>
-          <ns2:ligatures ns2:val="none"/>
+          <w14:ligatures w14:val="none"/>
         </w:rPr>
         <w:t xml:space="preserve"> </w:t>
       </w:r>
@@ -8228,7 +8205,7 @@
           <w:color w:val="000000"/>
           <w:kern w:val="0"/>
           <w:lang w:val="es-ES" w:eastAsia="es-ES"/>
-          <ns2:ligatures ns2:val="none"/>
+          <w14:ligatures w14:val="none"/>
         </w:rPr>
         <w:t>cumpla con</w:t>
       </w:r>
@@ -8238,7 +8215,7 @@
           <w:color w:val="000000"/>
           <w:kern w:val="0"/>
           <w:lang w:val="es-ES" w:eastAsia="es-ES"/>
-          <ns2:ligatures ns2:val="none"/>
+          <w14:ligatures w14:val="none"/>
         </w:rPr>
         <w:t xml:space="preserve"> </w:t>
       </w:r>
@@ -8248,7 +8225,7 @@
           <w:color w:val="000000"/>
           <w:kern w:val="0"/>
           <w:lang w:val="es-ES" w:eastAsia="es-ES"/>
-          <ns2:ligatures ns2:val="none"/>
+          <w14:ligatures w14:val="none"/>
         </w:rPr>
         <w:t>presentar todas las comunicaciones cursadas con la parte denunciante en virtud de los hechos materia de denuncia</w:t>
       </w:r>
@@ -8258,12 +8235,12 @@
           <w:color w:val="000000"/>
           <w:kern w:val="0"/>
           <w:lang w:val="es-ES" w:eastAsia="es-ES"/>
-          <ns2:ligatures ns2:val="none"/>
+          <w14:ligatures w14:val="none"/>
         </w:rPr>
         <w:t>.</w:t>
       </w:r>
     </w:p>
-    <w:p ns2:paraId="61AD8504" ns2:textId="77777777">
+    <w:p>
       <w:pPr>
         <w:spacing w:after="0" w:line="240" w:lineRule="auto"/>
         <w:jc w:val="both"/>
@@ -8273,20 +8250,20 @@
           <w:color w:val="000000"/>
           <w:kern w:val="0"/>
           <w:lang w:val="es-ES" w:eastAsia="es-PE"/>
-          <ns2:ligatures ns2:val="none"/>
-        </w:rPr>
-      </w:pPr>
-    </w:p>
-    <w:p ns2:paraId="58D4E496" ns2:textId="647A8350">
-      <w:pPr>
-        <w:spacing w:after="0" w:line="240" w:lineRule="auto"/>
-        <w:jc w:val="both"/>
-        <w:rPr>
-          <w:rFonts w:ascii="Arial Narrow" w:eastAsia="Arial Narrow" w:hAnsi="Arial Narrow" w:cs="Arial Narrow"/>
-          <w:color w:val="000000"/>
-          <w:kern w:val="0"/>
-          <w:lang w:eastAsia="es-PE"/>
-          <ns2:ligatures ns2:val="none"/>
+          <w14:ligatures w14:val="none"/>
+        </w:rPr>
+      </w:pPr>
+    </w:p>
+    <w:p>
+      <w:pPr>
+        <w:spacing w:after="0" w:line="240" w:lineRule="auto"/>
+        <w:jc w:val="both"/>
+        <w:rPr>
+          <w:rFonts w:ascii="Arial Narrow" w:eastAsia="Arial Narrow" w:hAnsi="Arial Narrow" w:cs="Arial Narrow"/>
+          <w:color w:val="000000"/>
+          <w:kern w:val="0"/>
+          <w:lang w:eastAsia="es-PE"/>
+          <w14:ligatures w14:val="none"/>
         </w:rPr>
       </w:pPr>
       <w:r>
@@ -8295,7 +8272,7 @@
           <w:b/>
           <w:bCs/>
           <w:kern w:val="0"/>
-          <ns2:ligatures ns2:val="none"/>
+          <w14:ligatures w14:val="none"/>
         </w:rPr>
         <w:t>OCTAVO</w:t>
       </w:r>
@@ -8306,7 +8283,7 @@
           <w:color w:val="000000"/>
           <w:kern w:val="0"/>
           <w:lang w:eastAsia="es-PE"/>
-          <ns2:ligatures ns2:val="none"/>
+          <w14:ligatures w14:val="none"/>
         </w:rPr>
         <w:t>:</w:t>
       </w:r>
@@ -8316,7 +8293,7 @@
           <w:color w:val="000000"/>
           <w:kern w:val="0"/>
           <w:lang w:eastAsia="es-PE"/>
-          <ns2:ligatures ns2:val="none"/>
+          <w14:ligatures w14:val="none"/>
         </w:rPr>
         <w:t xml:space="preserve"> </w:t>
       </w:r>
@@ -8327,7 +8304,7 @@
           <w:color w:val="000000"/>
           <w:kern w:val="0"/>
           <w:lang w:eastAsia="es-PE"/>
-          <ns2:ligatures ns2:val="none"/>
+          <w14:ligatures w14:val="none"/>
         </w:rPr>
         <w:t>informar a las partes que el artículo 110</w:t>
       </w:r>
@@ -8337,7 +8314,7 @@
           <w:color w:val="000000"/>
           <w:kern w:val="0"/>
           <w:lang w:eastAsia="es-PE"/>
-          <ns2:ligatures ns2:val="none"/>
+          <w14:ligatures w14:val="none"/>
         </w:rPr>
         <w:t/>
       </w:r>
@@ -8347,7 +8324,7 @@
           <w:color w:val="000000"/>
           <w:kern w:val="0"/>
           <w:lang w:eastAsia="es-PE"/>
-          <ns2:ligatures ns2:val="none"/>
+          <w14:ligatures w14:val="none"/>
         </w:rPr>
         <w:t xml:space="preserve"> de la Ley 29571, Código de Protección y Defensa del Consumidor</w:t>
       </w:r>
@@ -8359,7 +8336,7 @@
           <w:kern w:val="0"/>
           <w:vertAlign w:val="superscript"/>
           <w:lang w:eastAsia="es-PE"/>
-          <ns2:ligatures ns2:val="none"/>
+          <w14:ligatures w14:val="none"/>
         </w:rPr>
         <w:footnoteReference w:id="10"/>
       </w:r>
@@ -8369,7 +8346,7 @@
           <w:color w:val="000000"/>
           <w:kern w:val="0"/>
           <w:lang w:eastAsia="es-PE"/>
-          <ns2:ligatures ns2:val="none"/>
+          <w14:ligatures w14:val="none"/>
         </w:rPr>
         <w:t>, faculta a la Comisión a calificar las infracciones de la referida norma como leves, graves o muy graves e imponer sanciones que van desde una amonestación hasta una multa por un máximo de 450 Unidades Impositivas Tributarias, sin perjuicio de las medidas correctivas, reparadoras y complementarias, que puedan ordenarse de acuerdo a lo estipulado en los artículos 114</w:t>
       </w:r>
@@ -8379,7 +8356,7 @@
           <w:color w:val="000000"/>
           <w:kern w:val="0"/>
           <w:lang w:eastAsia="es-PE"/>
-          <ns2:ligatures ns2:val="none"/>
+          <w14:ligatures w14:val="none"/>
         </w:rPr>
         <w:t/>
       </w:r>
@@ -8389,7 +8366,7 @@
           <w:color w:val="000000"/>
           <w:kern w:val="0"/>
           <w:lang w:eastAsia="es-PE"/>
-          <ns2:ligatures ns2:val="none"/>
+          <w14:ligatures w14:val="none"/>
         </w:rPr>
         <w:t>, 115</w:t>
       </w:r>
@@ -8399,7 +8376,7 @@
           <w:color w:val="000000"/>
           <w:kern w:val="0"/>
           <w:lang w:eastAsia="es-PE"/>
-          <ns2:ligatures ns2:val="none"/>
+          <w14:ligatures w14:val="none"/>
         </w:rPr>
         <w:t/>
       </w:r>
@@ -8409,7 +8386,7 @@
           <w:color w:val="000000"/>
           <w:kern w:val="0"/>
           <w:lang w:eastAsia="es-PE"/>
-          <ns2:ligatures ns2:val="none"/>
+          <w14:ligatures w14:val="none"/>
         </w:rPr>
         <w:t xml:space="preserve"> y 116</w:t>
       </w:r>
@@ -8419,7 +8396,7 @@
           <w:color w:val="000000"/>
           <w:kern w:val="0"/>
           <w:lang w:eastAsia="es-PE"/>
-          <ns2:ligatures ns2:val="none"/>
+          <w14:ligatures w14:val="none"/>
         </w:rPr>
         <w:t/>
       </w:r>
@@ -8429,7 +8406,7 @@
           <w:color w:val="000000"/>
           <w:kern w:val="0"/>
           <w:lang w:eastAsia="es-PE"/>
-          <ns2:ligatures ns2:val="none"/>
+          <w14:ligatures w14:val="none"/>
         </w:rPr>
         <w:t xml:space="preserve"> de la referida norma</w:t>
       </w:r>
@@ -8441,7 +8418,7 @@
           <w:kern w:val="0"/>
           <w:vertAlign w:val="superscript"/>
           <w:lang w:eastAsia="es-PE"/>
-          <ns2:ligatures ns2:val="none"/>
+          <w14:ligatures w14:val="none"/>
         </w:rPr>
         <w:footnoteReference w:id="11"/>
       </w:r>
@@ -8451,7 +8428,7 @@
           <w:color w:val="000000"/>
           <w:kern w:val="0"/>
           <w:lang w:eastAsia="es-PE"/>
-          <ns2:ligatures ns2:val="none"/>
+          <w14:ligatures w14:val="none"/>
         </w:rPr>
         <w:t xml:space="preserve">. </w:t>
       </w:r>
@@ -8462,7 +8439,7 @@
           <w:color w:val="000000"/>
           <w:kern w:val="0"/>
           <w:lang w:eastAsia="es-PE"/>
-          <ns2:ligatures ns2:val="none"/>
+          <w14:ligatures w14:val="none"/>
         </w:rPr>
         <w:lastRenderedPageBreak/>
         <w:t>Asimismo, se consideran circunstancias atenuantes para la graduación de la sanción, el allanamiento de la denuncia o el reconocimiento de las pretensiones en ella contenidas, de acuerdo con el artículo 112</w:t>
@@ -8473,7 +8450,7 @@
           <w:color w:val="000000"/>
           <w:kern w:val="0"/>
           <w:lang w:eastAsia="es-PE"/>
-          <ns2:ligatures ns2:val="none"/>
+          <w14:ligatures w14:val="none"/>
         </w:rPr>
         <w:t/>
       </w:r>
@@ -8483,7 +8460,7 @@
           <w:color w:val="000000"/>
           <w:kern w:val="0"/>
           <w:lang w:eastAsia="es-PE"/>
-          <ns2:ligatures ns2:val="none"/>
+          <w14:ligatures w14:val="none"/>
         </w:rPr>
         <w:t xml:space="preserve"> del Código</w:t>
       </w:r>
@@ -8495,7 +8472,7 @@
           <w:kern w:val="0"/>
           <w:vertAlign w:val="superscript"/>
           <w:lang w:eastAsia="es-PE"/>
-          <ns2:ligatures ns2:val="none"/>
+          <w14:ligatures w14:val="none"/>
         </w:rPr>
         <w:footnoteReference w:id="12"/>
       </w:r>
@@ -8505,12 +8482,12 @@
           <w:color w:val="000000"/>
           <w:kern w:val="0"/>
           <w:lang w:eastAsia="es-PE"/>
-          <ns2:ligatures ns2:val="none"/>
+          <w14:ligatures w14:val="none"/>
         </w:rPr>
         <w:t>.</w:t>
       </w:r>
     </w:p>
-    <w:p ns2:paraId="7A5236A4" ns2:textId="77777777">
+    <w:p>
       <w:pPr>
         <w:shd w:val="clear" w:color="auto" w:fill="FFFFFF"/>
         <w:spacing w:after="0" w:line="240" w:lineRule="auto"/>
@@ -8521,11 +8498,11 @@
           <w:color w:val="000000"/>
           <w:kern w:val="0"/>
           <w:lang w:eastAsia="es-PE"/>
-          <ns2:ligatures ns2:val="none"/>
-        </w:rPr>
-      </w:pPr>
-    </w:p>
-    <w:p ns2:paraId="3F071DDA" ns2:textId="6A75C00F">
+          <w14:ligatures w14:val="none"/>
+        </w:rPr>
+      </w:pPr>
+    </w:p>
+    <w:p>
       <w:pPr>
         <w:shd w:val="clear" w:color="auto" w:fill="FFFFFF"/>
         <w:spacing w:after="0" w:line="240" w:lineRule="auto"/>
@@ -8535,7 +8512,7 @@
           <w:color w:val="000000"/>
           <w:kern w:val="0"/>
           <w:lang w:eastAsia="es-PE"/>
-          <ns2:ligatures ns2:val="none"/>
+          <w14:ligatures w14:val="none"/>
         </w:rPr>
       </w:pPr>
       <w:r>
@@ -8545,7 +8522,7 @@
           <w:color w:val="000000"/>
           <w:kern w:val="0"/>
           <w:lang w:eastAsia="es-PE"/>
-          <ns2:ligatures ns2:val="none"/>
+          <w14:ligatures w14:val="none"/>
         </w:rPr>
         <w:t>NOVENO</w:t>
       </w:r>
@@ -8556,7 +8533,7 @@
           <w:color w:val="000000"/>
           <w:kern w:val="0"/>
           <w:lang w:eastAsia="es-PE"/>
-          <ns2:ligatures ns2:val="none"/>
+          <w14:ligatures w14:val="none"/>
         </w:rPr>
         <w:t>:</w:t>
       </w:r>
@@ -8566,7 +8543,7 @@
           <w:color w:val="000000"/>
           <w:kern w:val="0"/>
           <w:lang w:eastAsia="es-PE"/>
-          <ns2:ligatures ns2:val="none"/>
+          <w14:ligatures w14:val="none"/>
         </w:rPr>
         <w:t xml:space="preserve"> informar a las partes que conforme a lo establecido en el artículo 39</w:t>
       </w:r>
@@ -8576,7 +8553,7 @@
           <w:color w:val="000000"/>
           <w:kern w:val="0"/>
           <w:lang w:eastAsia="es-PE"/>
-          <ns2:ligatures ns2:val="none"/>
+          <w14:ligatures w14:val="none"/>
         </w:rPr>
         <w:t/>
       </w:r>
@@ -8586,12 +8563,12 @@
           <w:color w:val="000000"/>
           <w:kern w:val="0"/>
           <w:lang w:eastAsia="es-PE"/>
-          <ns2:ligatures ns2:val="none"/>
+          <w14:ligatures w14:val="none"/>
         </w:rPr>
         <w:t xml:space="preserve"> de la Ley sobre Facultades, Normas y Organización del Indecopi, aprobada por Decreto Legislativo 807, los gastos por los peritajes realizados, actuación de pruebas, inspecciones y otros derivados de la tramitación del proceso serán de cargo de la parte que solicita la prueba, salvo pacto en contrario. En todos los casos, la resolución final determinará si los gastos deben ser asumidos por alguna de las partes, o reembolsados a la otra parte o al Indecopi, según sea el caso, de manera adicional a la sanción que haya podido imponerse. </w:t>
       </w:r>
     </w:p>
-    <w:p ns2:paraId="0F10F9CF" ns2:textId="77777777">
+    <w:p>
       <w:pPr>
         <w:shd w:val="clear" w:color="auto" w:fill="FFFFFF"/>
         <w:spacing w:after="0" w:line="240" w:lineRule="auto"/>
@@ -8601,11 +8578,11 @@
           <w:color w:val="000000"/>
           <w:kern w:val="0"/>
           <w:lang w:eastAsia="es-PE"/>
-          <ns2:ligatures ns2:val="none"/>
-        </w:rPr>
-      </w:pPr>
-    </w:p>
-    <w:p ns2:paraId="194C23DD" ns2:textId="3FF78884">
+          <w14:ligatures w14:val="none"/>
+        </w:rPr>
+      </w:pPr>
+    </w:p>
+    <w:p>
       <w:pPr>
         <w:suppressAutoHyphens/>
         <w:spacing w:after="0" w:line="240" w:lineRule="auto"/>
@@ -8614,7 +8591,7 @@
           <w:rFonts w:ascii="Arial Narrow" w:eastAsia="Calibri" w:hAnsi="Arial Narrow" w:cs="Arial"/>
           <w:kern w:val="0"/>
           <w:u w:val="single"/>
-          <ns2:ligatures ns2:val="none"/>
+          <w14:ligatures w14:val="none"/>
         </w:rPr>
       </w:pPr>
       <w:r>
@@ -8623,7 +8600,7 @@
           <w:b/>
           <w:spacing w:val="-3"/>
           <w:kern w:val="0"/>
-          <ns2:ligatures ns2:val="none"/>
+          <w14:ligatures w14:val="none"/>
         </w:rPr>
         <w:t>DÉCIMO</w:t>
       </w:r>
@@ -8632,7 +8609,7 @@
           <w:rFonts w:ascii="Arial Narrow" w:eastAsia="Calibri" w:hAnsi="Arial Narrow" w:cs="Arial"/>
           <w:b/>
           <w:kern w:val="0"/>
-          <ns2:ligatures ns2:val="none"/>
+          <w14:ligatures w14:val="none"/>
         </w:rPr>
         <w:t>:</w:t>
       </w:r>
@@ -8640,7 +8617,7 @@
         <w:rPr>
           <w:rFonts w:ascii="Arial Narrow" w:eastAsia="Calibri" w:hAnsi="Arial Narrow" w:cs="Arial"/>
           <w:kern w:val="0"/>
-          <ns2:ligatures ns2:val="none"/>
+          <w14:ligatures w14:val="none"/>
         </w:rPr>
         <w:t xml:space="preserve"> comunicar a las partes que, </w:t>
       </w:r>
@@ -8649,7 +8626,7 @@
         <w:rPr>
           <w:rFonts w:ascii="Arial Narrow" w:eastAsia="Calibri" w:hAnsi="Arial Narrow" w:cs="Arial"/>
           <w:kern w:val="0"/>
-          <ns2:ligatures ns2:val="none"/>
+          <w14:ligatures w14:val="none"/>
         </w:rPr>
         <w:t>de acuerdo a</w:t>
       </w:r>
@@ -8658,7 +8635,7 @@
         <w:rPr>
           <w:rFonts w:ascii="Arial Narrow" w:eastAsia="Calibri" w:hAnsi="Arial Narrow" w:cs="Arial"/>
           <w:kern w:val="0"/>
-          <ns2:ligatures ns2:val="none"/>
+          <w14:ligatures w14:val="none"/>
         </w:rPr>
         <w:t xml:space="preserve"> lo señalado por el artículo 29</w:t>
       </w:r>
@@ -8668,7 +8645,7 @@
           <w:color w:val="000000"/>
           <w:kern w:val="0"/>
           <w:lang w:eastAsia="es-PE"/>
-          <ns2:ligatures ns2:val="none"/>
+          <w14:ligatures w14:val="none"/>
         </w:rPr>
         <w:t/>
       </w:r>
@@ -8676,7 +8653,7 @@
         <w:rPr>
           <w:rFonts w:ascii="Arial Narrow" w:eastAsia="Calibri" w:hAnsi="Arial Narrow" w:cs="Arial"/>
           <w:kern w:val="0"/>
-          <ns2:ligatures ns2:val="none"/>
+          <w14:ligatures w14:val="none"/>
         </w:rPr>
         <w:t xml:space="preserve"> del Decreto Legislativo 807</w:t>
       </w:r>
@@ -8686,7 +8663,7 @@
           <w:rFonts w:ascii="Arial Narrow" w:eastAsia="Calibri" w:hAnsi="Arial Narrow" w:cs="Arial"/>
           <w:kern w:val="0"/>
           <w:vertAlign w:val="superscript"/>
-          <ns2:ligatures ns2:val="none"/>
+          <w14:ligatures w14:val="none"/>
         </w:rPr>
         <w:footnoteReference w:id="13"/>
       </w:r>
@@ -8694,7 +8671,7 @@
         <w:rPr>
           <w:rFonts w:ascii="Arial Narrow" w:eastAsia="Calibri" w:hAnsi="Arial Narrow" w:cs="Arial"/>
           <w:kern w:val="0"/>
-          <ns2:ligatures ns2:val="none"/>
+          <w14:ligatures w14:val="none"/>
         </w:rPr>
         <w:t xml:space="preserve">, hasta antes de la emisión de la Resolución Final tienen la posibilidad de solicitar una audiencia de conciliación. En caso deleguen a favor de una tercera persona su actuación en la diligencia programada, esta deberá presentar un poder especial con firma legalizada ante Notario Público, donde conste </w:t>
       </w:r>
@@ -8703,7 +8680,7 @@
           <w:rFonts w:ascii="Arial Narrow" w:eastAsia="Calibri" w:hAnsi="Arial Narrow" w:cs="Arial"/>
           <w:kern w:val="0"/>
           <w:u w:val="single"/>
-          <ns2:ligatures ns2:val="none"/>
+          <w14:ligatures w14:val="none"/>
         </w:rPr>
         <w:t>expresamente su facultad para asistir y conciliar en su representación</w:t>
       </w:r>
@@ -8712,7 +8689,7 @@
           <w:rFonts w:ascii="Arial Narrow" w:eastAsia="Calibri" w:hAnsi="Arial Narrow" w:cs="Arial"/>
           <w:bCs/>
           <w:kern w:val="0"/>
-          <ns2:ligatures ns2:val="none"/>
+          <w14:ligatures w14:val="none"/>
         </w:rPr>
         <w:t>.</w:t>
       </w:r>
@@ -8722,7 +8699,7 @@
           <w:b/>
           <w:bCs/>
           <w:kern w:val="0"/>
-          <ns2:ligatures ns2:val="none"/>
+          <w14:ligatures w14:val="none"/>
         </w:rPr>
         <w:t xml:space="preserve"> </w:t>
       </w:r>
@@ -8731,12 +8708,12 @@
           <w:rFonts w:ascii="Arial Narrow" w:eastAsia="Calibri" w:hAnsi="Arial Narrow" w:cs="Arial"/>
           <w:kern w:val="0"/>
           <w:u w:val="single"/>
-          <ns2:ligatures ns2:val="none"/>
+          <w14:ligatures w14:val="none"/>
         </w:rPr>
         <w:t xml:space="preserve">Ello bajo apercibimiento de no realizar la audiencia de conciliación y levantar el acta de inasistencia correspondiente. </w:t>
       </w:r>
     </w:p>
-    <w:p ns2:paraId="19088877" ns2:textId="77777777">
+    <w:p>
       <w:pPr>
         <w:suppressAutoHyphens/>
         <w:spacing w:after="0" w:line="240" w:lineRule="auto"/>
@@ -8745,11 +8722,11 @@
           <w:rFonts w:ascii="Arial Narrow" w:eastAsia="Calibri" w:hAnsi="Arial Narrow" w:cs="Arial"/>
           <w:kern w:val="0"/>
           <w:u w:val="single"/>
-          <ns2:ligatures ns2:val="none"/>
-        </w:rPr>
-      </w:pPr>
-    </w:p>
-    <w:p ns2:paraId="7767F307" ns2:textId="501404C6">
+          <w14:ligatures w14:val="none"/>
+        </w:rPr>
+      </w:pPr>
+    </w:p>
+    <w:p>
       <w:pPr>
         <w:suppressAutoHyphens/>
         <w:spacing w:after="0" w:line="240" w:lineRule="auto"/>
@@ -8766,7 +8743,7 @@
           <w:b/>
           <w:spacing w:val="-3"/>
           <w:kern w:val="0"/>
-          <ns2:ligatures ns2:val="none"/>
+          <w14:ligatures w14:val="none"/>
         </w:rPr>
         <w:t>DÉCIMO</w:t>
       </w:r>
@@ -8776,7 +8753,7 @@
           <w:b/>
           <w:spacing w:val="-3"/>
           <w:kern w:val="0"/>
-          <ns2:ligatures ns2:val="none"/>
+          <w14:ligatures w14:val="none"/>
         </w:rPr>
         <w:t xml:space="preserve"> PRIMERO</w:t>
       </w:r>
@@ -8787,7 +8764,7 @@
           <w:color w:val="000000"/>
           <w:kern w:val="0"/>
           <w:lang w:eastAsia="es-PE"/>
-          <ns2:ligatures ns2:val="none"/>
+          <w14:ligatures w14:val="none"/>
         </w:rPr>
         <w:t>:</w:t>
       </w:r>
@@ -8797,14 +8774,14 @@
           <w:color w:val="000000"/>
           <w:kern w:val="0"/>
           <w:lang w:eastAsia="es-PE"/>
-          <ns2:ligatures ns2:val="none"/>
+          <w14:ligatures w14:val="none"/>
         </w:rPr>
         <w:t xml:space="preserve"> poner en conocimiento de las partes que, antes de la emisión de la Resolución Final, tienen la posibilidad de formular su desistimiento o presentar el acuerdo arribado mediante la conciliación, mediación, transacción o cualquier otro que, de forma indubitable, deje constancia que se ha solucionado la controversia materia de denuncia.</w:t>
       </w:r>
       <w:bookmarkStart w:id="14" w:name="h.gjdgxs" w:colFirst="0" w:colLast="0"/>
       <w:bookmarkEnd w:id="14"/>
     </w:p>
-    <w:p ns2:paraId="69E33D6A" ns2:textId="77777777">
+    <w:p>
       <w:pPr>
         <w:suppressAutoHyphens/>
         <w:spacing w:after="0" w:line="240" w:lineRule="auto"/>
@@ -8814,11 +8791,11 @@
           <w:color w:val="000000"/>
           <w:kern w:val="0"/>
           <w:lang w:eastAsia="es-PE"/>
-          <ns2:ligatures ns2:val="none"/>
-        </w:rPr>
-      </w:pPr>
-    </w:p>
-    <w:p ns2:paraId="4DB7FEAC" ns2:textId="72EE92F1">
+          <w14:ligatures w14:val="none"/>
+        </w:rPr>
+      </w:pPr>
+    </w:p>
+    <w:p>
       <w:pPr>
         <w:suppressAutoHyphens/>
         <w:spacing w:after="0" w:line="240" w:lineRule="auto"/>
@@ -8857,7 +8834,7 @@
           <w:b/>
           <w:spacing w:val="-3"/>
           <w:kern w:val="0"/>
-          <ns2:ligatures ns2:val="none"/>
+          <w14:ligatures w14:val="none"/>
         </w:rPr>
         <w:t/>
       </w:r>
@@ -8867,7 +8844,7 @@
           <w:bCs/>
           <w:spacing w:val="-3"/>
           <w:kern w:val="0"/>
-          <ns2:ligatures ns2:val="none"/>
+          <w14:ligatures w14:val="none"/>
         </w:rPr>
         <w:t xml:space="preserve"/>
       </w:r>
@@ -8877,7 +8854,7 @@
           <w:bCs/>
           <w:spacing w:val="-3"/>
           <w:kern w:val="0"/>
-          <ns2:ligatures ns2:val="none"/>
+          <w14:ligatures w14:val="none"/>
         </w:rPr>
         <w:t xml:space="preserve"/>
       </w:r>
@@ -8888,7 +8865,7 @@
           <w:kern w:val="0"/>
           <w:shd w:val="clear" w:color="auto" w:fill="FFFFFF"/>
           <w:lang w:eastAsia="es-PE"/>
-          <ns2:ligatures ns2:val="none"/>
+          <w14:ligatures w14:val="none"/>
         </w:rPr>
         <w:t xml:space="preserve"/>
       </w:r>
@@ -8926,7 +8903,7 @@
           <w:color w:val="000000"/>
           <w:kern w:val="0"/>
           <w:lang w:eastAsia="es-PE"/>
-          <ns2:ligatures ns2:val="none"/>
+          <w14:ligatures w14:val="none"/>
         </w:rPr>
         <w:t/>
       </w:r>
@@ -8943,7 +8920,7 @@
           <w:color w:val="000000"/>
           <w:kern w:val="0"/>
           <w:lang w:eastAsia="es-PE"/>
-          <ns2:ligatures ns2:val="none"/>
+          <w14:ligatures w14:val="none"/>
         </w:rPr>
         <w:t/>
       </w:r>
@@ -8969,7 +8946,7 @@
         <w:t/>
       </w:r>
     </w:p>
-    <w:p ns2:paraId="26B1ED4B" ns2:textId="77777777">
+    <w:p>
       <w:pPr>
         <w:suppressAutoHyphens/>
         <w:spacing w:after="0" w:line="240" w:lineRule="auto"/>
@@ -8979,7 +8956,7 @@
         </w:rPr>
       </w:pPr>
     </w:p>
-    <w:p ns2:paraId="12E923CD" ns2:textId="6ABFD32D">
+    <w:p>
       <w:pPr>
         <w:suppressAutoHyphens/>
         <w:spacing w:line="240" w:lineRule="auto"/>
@@ -9002,7 +8979,7 @@
           <w:b/>
           <w:spacing w:val="-3"/>
           <w:kern w:val="0"/>
-          <ns2:ligatures ns2:val="none"/>
+          <w14:ligatures w14:val="none"/>
         </w:rPr>
         <w:t>TERCERO</w:t>
       </w:r>
@@ -9150,7 +9127,7 @@
         <w:t xml:space="preserve"> la notificación.</w:t>
       </w:r>
     </w:p>
-    <w:p ns2:paraId="150F22E0" ns2:textId="2B118981">
+    <w:p>
       <w:pPr>
         <w:suppressAutoHyphens/>
         <w:spacing w:after="0" w:line="240" w:lineRule="auto"/>
@@ -9165,7 +9142,7 @@
           <w:b/>
           <w:spacing w:val="-3"/>
           <w:kern w:val="0"/>
-          <ns2:ligatures ns2:val="none"/>
+          <w14:ligatures w14:val="none"/>
         </w:rPr>
         <w:t xml:space="preserve">DÉCIMO </w:t>
       </w:r>
@@ -9175,7 +9152,7 @@
           <w:b/>
           <w:spacing w:val="-3"/>
           <w:kern w:val="0"/>
-          <ns2:ligatures ns2:val="none"/>
+          <w14:ligatures w14:val="none"/>
         </w:rPr>
         <w:t>CUARTO</w:t>
       </w:r>
@@ -9185,7 +9162,7 @@
           <w:b/>
           <w:spacing w:val="-3"/>
           <w:kern w:val="0"/>
-          <ns2:ligatures ns2:val="none"/>
+          <w14:ligatures w14:val="none"/>
         </w:rPr>
         <w:t>:</w:t>
       </w:r>
@@ -9195,7 +9172,7 @@
           <w:bCs/>
           <w:spacing w:val="-3"/>
           <w:kern w:val="0"/>
-          <ns2:ligatures ns2:val="none"/>
+          <w14:ligatures w14:val="none"/>
         </w:rPr>
         <w:t xml:space="preserve"> requerir a</w:t>
       </w:r>
@@ -9227,7 +9204,7 @@
           <w:color w:val="000000"/>
           <w:kern w:val="0"/>
           <w:lang w:eastAsia="es-PE"/>
-          <ns2:ligatures ns2:val="none"/>
+          <w14:ligatures w14:val="none"/>
         </w:rPr>
         <w:t>dentro del plazo de dos (2) días hábiles siguientes a la fecha en que reciba</w:t>
       </w:r>
@@ -9238,7 +9215,7 @@
           <w:color w:val="000000"/>
           <w:kern w:val="0"/>
           <w:lang w:eastAsia="es-PE"/>
-          <ns2:ligatures ns2:val="none"/>
+          <w14:ligatures w14:val="none"/>
         </w:rPr>
         <w:t xml:space="preserve"> </w:t>
       </w:r>
@@ -9249,7 +9226,7 @@
           <w:color w:val="000000"/>
           <w:kern w:val="0"/>
           <w:lang w:eastAsia="es-PE"/>
-          <ns2:ligatures ns2:val="none"/>
+          <w14:ligatures w14:val="none"/>
         </w:rPr>
         <w:t>la notificación en su domicilio procesal</w:t>
       </w:r>
@@ -9268,7 +9245,7 @@
         <w:t xml:space="preserve"> </w:t>
       </w:r>
     </w:p>
-    <w:p ns2:paraId="00B9B615" ns2:textId="77777777">
+    <w:p>
       <w:pPr>
         <w:suppressAutoHyphens/>
         <w:spacing w:after="0" w:line="240" w:lineRule="auto"/>
@@ -9279,11 +9256,11 @@
           <w:color w:val="000000"/>
           <w:kern w:val="0"/>
           <w:lang w:eastAsia="es-PE"/>
-          <ns2:ligatures ns2:val="none"/>
-        </w:rPr>
-      </w:pPr>
-    </w:p>
-    <w:p ns2:paraId="7F33886D" ns2:textId="77777777">
+          <w14:ligatures w14:val="none"/>
+        </w:rPr>
+      </w:pPr>
+    </w:p>
+    <w:p>
       <w:pPr>
         <w:suppressAutoHyphens/>
         <w:spacing w:after="0" w:line="240" w:lineRule="auto"/>
@@ -9294,11 +9271,11 @@
           <w:color w:val="000000"/>
           <w:kern w:val="0"/>
           <w:lang w:eastAsia="es-PE"/>
-          <ns2:ligatures ns2:val="none"/>
-        </w:rPr>
-      </w:pPr>
-    </w:p>
-    <w:p ns2:paraId="14565F6B" ns2:textId="77777777">
+          <w14:ligatures w14:val="none"/>
+        </w:rPr>
+      </w:pPr>
+    </w:p>
+    <w:p>
       <w:pPr>
         <w:suppressAutoHyphens/>
         <w:spacing w:after="0" w:line="240" w:lineRule="auto"/>
@@ -9309,12 +9286,12 @@
           <w:color w:val="000000"/>
           <w:kern w:val="0"/>
           <w:lang w:eastAsia="es-PE"/>
-          <ns2:ligatures ns2:val="none"/>
+          <w14:ligatures w14:val="none"/>
         </w:rPr>
       </w:pPr>
     </w:p>
     <w:bookmarkEnd w:id="0"/>
-    <w:p ns2:paraId="6F8AFAC6" ns2:textId="77777777">
+    <w:p>
       <w:pPr>
         <w:spacing w:after="0" w:line="240" w:lineRule="auto"/>
         <w:jc w:val="both"/>
@@ -9324,11 +9301,11 @@
           <w:color w:val="000000"/>
           <w:kern w:val="0"/>
           <w:lang w:eastAsia="es-PE"/>
-          <ns2:ligatures ns2:val="none"/>
-        </w:rPr>
-      </w:pPr>
-    </w:p>
-    <w:p ns2:paraId="41C37225" ns2:textId="77777777">
+          <w14:ligatures w14:val="none"/>
+        </w:rPr>
+      </w:pPr>
+    </w:p>
+    <w:p>
       <w:pPr>
         <w:spacing w:after="0" w:line="240" w:lineRule="auto"/>
         <w:jc w:val="both"/>
@@ -9338,11 +9315,11 @@
           <w:color w:val="000000"/>
           <w:kern w:val="0"/>
           <w:lang w:eastAsia="es-PE"/>
-          <ns2:ligatures ns2:val="none"/>
-        </w:rPr>
-      </w:pPr>
-    </w:p>
-    <w:p ns2:paraId="44C416C1" ns2:textId="77777777">
+          <w14:ligatures w14:val="none"/>
+        </w:rPr>
+      </w:pPr>
+    </w:p>
+    <w:p>
       <w:pPr>
         <w:shd w:val="clear" w:color="auto" w:fill="FFFFFF"/>
         <w:spacing w:after="0" w:line="240" w:lineRule="auto"/>
@@ -9353,7 +9330,7 @@
           <w:bCs/>
           <w:color w:val="000000"/>
           <w:kern w:val="0"/>
-          <ns2:ligatures ns2:val="none"/>
+          <w14:ligatures w14:val="none"/>
         </w:rPr>
       </w:pPr>
       <w:r>
@@ -9363,12 +9340,12 @@
           <w:bCs/>
           <w:color w:val="000000"/>
           <w:kern w:val="0"/>
-          <ns2:ligatures ns2:val="none"/>
+          <w14:ligatures w14:val="none"/>
         </w:rPr>
         <w:t>EVELING ROA QUISPE</w:t>
       </w:r>
     </w:p>
-    <w:p ns2:paraId="31A9CE85" ns2:textId="77777777">
+    <w:p>
       <w:pPr>
         <w:shd w:val="clear" w:color="auto" w:fill="FFFFFF"/>
         <w:spacing w:after="0" w:line="240" w:lineRule="auto"/>
@@ -9379,7 +9356,7 @@
           <w:bCs/>
           <w:color w:val="000000"/>
           <w:kern w:val="0"/>
-          <ns2:ligatures ns2:val="none"/>
+          <w14:ligatures w14:val="none"/>
         </w:rPr>
       </w:pPr>
       <w:r>
@@ -9389,12 +9366,12 @@
           <w:bCs/>
           <w:color w:val="000000"/>
           <w:kern w:val="0"/>
-          <ns2:ligatures ns2:val="none"/>
+          <w14:ligatures w14:val="none"/>
         </w:rPr>
         <w:t>Secretaria Técnica</w:t>
       </w:r>
     </w:p>
-    <w:p ns2:paraId="5A648714" ns2:textId="77777777">
+    <w:p>
       <w:pPr>
         <w:shd w:val="clear" w:color="auto" w:fill="FFFFFF"/>
         <w:spacing w:after="0" w:line="240" w:lineRule="auto"/>
@@ -9405,7 +9382,7 @@
           <w:bCs/>
           <w:color w:val="000000"/>
           <w:kern w:val="0"/>
-          <ns2:ligatures ns2:val="none"/>
+          <w14:ligatures w14:val="none"/>
         </w:rPr>
       </w:pPr>
       <w:r>
@@ -9415,12 +9392,12 @@
           <w:bCs/>
           <w:color w:val="000000"/>
           <w:kern w:val="0"/>
-          <ns2:ligatures ns2:val="none"/>
+          <w14:ligatures w14:val="none"/>
         </w:rPr>
         <w:t>Comisión de Protección al Consumidor 1</w:t>
       </w:r>
     </w:p>
-    <w:p ns2:paraId="5D9EDE09" ns2:textId="77777777">
+    <w:p>
       <w:pPr>
         <w:spacing w:after="0" w:line="240" w:lineRule="auto"/>
         <w:jc w:val="both"/>
@@ -9430,11 +9407,11 @@
           <w:color w:val="000000"/>
           <w:kern w:val="0"/>
           <w:lang w:eastAsia="es-PE"/>
-          <ns2:ligatures ns2:val="none"/>
-        </w:rPr>
-      </w:pPr>
-    </w:p>
-    <w:p ns2:paraId="32B8DBF5" ns2:textId="77777777">
+          <w14:ligatures w14:val="none"/>
+        </w:rPr>
+      </w:pPr>
+    </w:p>
+    <w:p>
       <w:pPr>
         <w:spacing w:after="0" w:line="240" w:lineRule="auto"/>
         <w:jc w:val="both"/>
@@ -9452,12 +9429,12 @@
           <w:sz w:val="16"/>
           <w:szCs w:val="16"/>
           <w:lang w:eastAsia="es-PE"/>
-          <ns2:ligatures ns2:val="none"/>
+          <w14:ligatures w14:val="none"/>
         </w:rPr>
         <w:t>LSM/JCQ</w:t>
       </w:r>
     </w:p>
-    <w:p ns2:paraId="68107EE2" ns2:textId="77777777">
+    <w:p>
       <w:pPr>
         <w:spacing w:line="240" w:lineRule="auto"/>
         <w:rPr>
@@ -9466,8 +9443,8 @@
       </w:pPr>
     </w:p>
     <w:sectPr>
-      <w:headerReference w:type="default" ns3:id="rId8"/>
-      <w:footerReference w:type="default" ns3:id="rId9"/>
+      <w:headerReference w:type="default" r:id="rId8"/>
+      <w:footerReference w:type="default" r:id="rId9"/>
       <w:pgSz w:w="11906" w:h="16838"/>
       <w:pgMar w:top="1417" w:right="1701" w:bottom="1417" w:left="1701" w:header="708" w:footer="708" w:gutter="0"/>
       <w:cols w:space="708"/>
@@ -9478,7 +9455,7 @@
 </file>
 
 <file path=word/endnotes.xml><?xml version="1.0" encoding="utf-8"?>
-<w:endnotes xmlns:wpc="http://schemas.microsoft.com/office/word/2010/wordprocessingCanvas" xmlns:cx="http://schemas.microsoft.com/office/drawing/2014/chartex" xmlns:cx1="http://schemas.microsoft.com/office/drawing/2015/9/8/chartex" xmlns:cx2="http://schemas.microsoft.com/office/drawing/2015/10/21/chartex" xmlns:cx3="http://schemas.microsoft.com/office/drawing/2016/5/9/chartex" xmlns:cx4="http://schemas.microsoft.com/office/drawing/2016/5/10/chartex" xmlns:cx5="http://schemas.microsoft.com/office/drawing/2016/5/11/chartex" xmlns:cx6="http://schemas.microsoft.com/office/drawing/2016/5/12/chartex" xmlns:cx7="http://schemas.microsoft.com/office/drawing/2016/5/13/chartex" xmlns:cx8="http://schemas.microsoft.com/office/drawing/2016/5/14/chartex" xmlns:mc="http://schemas.openxmlformats.org/markup-compatibility/2006" xmlns:aink="http://schemas.microsoft.com/office/drawing/2016/ink" xmlns:am3d="http://schemas.microsoft.com/office/drawing/2017/model3d" xmlns:o="urn:schemas-microsoft-com:office:office" xmlns:oel="http://schemas.microsoft.com/office/2019/extlst" xmlns:r="http://schemas.openxmlformats.org/officeDocument/2006/relationships" xmlns:m="http://schemas.openxmlformats.org/officeDocument/2006/math" xmlns:v="urn:schemas-microsoft-com:vml" xmlns:wp14="http://schemas.microsoft.com/office/word/2010/wordprocessingDrawing" xmlns:wp="http://schemas.openxmlformats.org/drawingml/2006/wordprocessingDrawing" xmlns:w10="urn:schemas-microsoft-com:office:word" xmlns:w="http://schemas.openxmlformats.org/wordprocessingml/2006/main" xmlns:w14="http://schemas.microsoft.com/office/word/2010/wordml" xmlns:w15="http://schemas.microsoft.com/office/word/2012/wordml" xmlns:w16cex="http://schemas.microsoft.com/office/word/2018/wordml/cex" xmlns:w16cid="http://schemas.microsoft.com/office/word/2016/wordml/cid" xmlns:w16="http://schemas.microsoft.com/office/word/2018/wordml" xmlns:w16du="http://schemas.microsoft.com/office/word/2023/wordml/word16du" xmlns:w16sdtdh="http://schemas.microsoft.com/office/word/2020/wordml/sdtdatahash" xmlns:w16sdtfl="http://schemas.microsoft.com/office/word/2024/wordml/sdtformatlock" xmlns:w16se="http://schemas.microsoft.com/office/word/2015/wordml/symex" xmlns:wpg="http://schemas.microsoft.com/office/word/2010/wordprocessingGroup" xmlns:wpi="http://schemas.microsoft.com/office/word/2010/wordprocessingInk" xmlns:wne="http://schemas.microsoft.com/office/word/2006/wordml" xmlns:wps="http://schemas.microsoft.com/office/word/2010/wordprocessingShape" mc:Ignorable="w14 w15 w16se w16cid w16 w16cex w16sdtdh w16sdtfl w16du wp14">
+<w:endnotes xmlns:mc="http://schemas.openxmlformats.org/markup-compatibility/2006" xmlns:r="http://schemas.openxmlformats.org/officeDocument/2006/relationships" xmlns:w="http://schemas.openxmlformats.org/wordprocessingml/2006/main" xmlns:w14="http://schemas.microsoft.com/office/word/2010/wordml" xmlns:w15="http://schemas.microsoft.com/office/word/2012/wordml" xmlns:w16="http://schemas.microsoft.com/office/word/2018/wordml" xmlns:w16cex="http://schemas.microsoft.com/office/word/2018/wordml/cex" xmlns:w16cid="http://schemas.microsoft.com/office/word/2016/wordml/cid" xmlns:w16du="http://schemas.microsoft.com/office/word/2023/wordml/word16du" xmlns:w16sdtdh="http://schemas.microsoft.com/office/word/2020/wordml/sdtdatahash" xmlns:w16se="http://schemas.microsoft.com/office/word/2015/wordml/symex" xmlns:wp14="http://schemas.microsoft.com/office/word/2010/wordprocessingDrawing" mc:Ignorable="w14 w15 w16se w16cid w16 w16cex w16sdtdh w16du wp14">
   <w:endnote w:type="separator" w:id="-1">
     <w:p>
       <w:pPr>
@@ -9503,7 +9480,7 @@
 </file>
 
 <file path=word/footer1.xml><?xml version="1.0" encoding="utf-8"?>
-<w:ftr xmlns:wpc="http://schemas.microsoft.com/office/word/2010/wordprocessingCanvas" xmlns:cx="http://schemas.microsoft.com/office/drawing/2014/chartex" xmlns:cx1="http://schemas.microsoft.com/office/drawing/2015/9/8/chartex" xmlns:cx2="http://schemas.microsoft.com/office/drawing/2015/10/21/chartex" xmlns:cx3="http://schemas.microsoft.com/office/drawing/2016/5/9/chartex" xmlns:cx4="http://schemas.microsoft.com/office/drawing/2016/5/10/chartex" xmlns:cx5="http://schemas.microsoft.com/office/drawing/2016/5/11/chartex" xmlns:cx6="http://schemas.microsoft.com/office/drawing/2016/5/12/chartex" xmlns:cx7="http://schemas.microsoft.com/office/drawing/2016/5/13/chartex" xmlns:cx8="http://schemas.microsoft.com/office/drawing/2016/5/14/chartex" xmlns:mc="http://schemas.openxmlformats.org/markup-compatibility/2006" xmlns:aink="http://schemas.microsoft.com/office/drawing/2016/ink" xmlns:am3d="http://schemas.microsoft.com/office/drawing/2017/model3d" xmlns:o="urn:schemas-microsoft-com:office:office" xmlns:oel="http://schemas.microsoft.com/office/2019/extlst" xmlns:r="http://schemas.openxmlformats.org/officeDocument/2006/relationships" xmlns:m="http://schemas.openxmlformats.org/officeDocument/2006/math" xmlns:v="urn:schemas-microsoft-com:vml" xmlns:wp14="http://schemas.microsoft.com/office/word/2010/wordprocessingDrawing" xmlns:wp="http://schemas.openxmlformats.org/drawingml/2006/wordprocessingDrawing" xmlns:w10="urn:schemas-microsoft-com:office:word" xmlns:w="http://schemas.openxmlformats.org/wordprocessingml/2006/main" xmlns:w14="http://schemas.microsoft.com/office/word/2010/wordml" xmlns:w15="http://schemas.microsoft.com/office/word/2012/wordml" xmlns:w16cex="http://schemas.microsoft.com/office/word/2018/wordml/cex" xmlns:w16cid="http://schemas.microsoft.com/office/word/2016/wordml/cid" xmlns:w16="http://schemas.microsoft.com/office/word/2018/wordml" xmlns:w16du="http://schemas.microsoft.com/office/word/2023/wordml/word16du" xmlns:w16sdtdh="http://schemas.microsoft.com/office/word/2020/wordml/sdtdatahash" xmlns:w16sdtfl="http://schemas.microsoft.com/office/word/2024/wordml/sdtformatlock" xmlns:w16se="http://schemas.microsoft.com/office/word/2015/wordml/symex" xmlns:wpg="http://schemas.microsoft.com/office/word/2010/wordprocessingGroup" xmlns:wpi="http://schemas.microsoft.com/office/word/2010/wordprocessingInk" xmlns:wne="http://schemas.microsoft.com/office/word/2006/wordml" xmlns:wps="http://schemas.microsoft.com/office/word/2010/wordprocessingShape" mc:Ignorable="w14 w15 w16se w16cid w16 w16cex w16sdtdh w16sdtfl w16du wp14">
+<w:ftr xmlns:mc="http://schemas.openxmlformats.org/markup-compatibility/2006" xmlns:r="http://schemas.openxmlformats.org/officeDocument/2006/relationships" xmlns:w="http://schemas.openxmlformats.org/wordprocessingml/2006/main" xmlns:w14="http://schemas.microsoft.com/office/word/2010/wordml" xmlns:w15="http://schemas.microsoft.com/office/word/2012/wordml" xmlns:w16="http://schemas.microsoft.com/office/word/2018/wordml" xmlns:w16cex="http://schemas.microsoft.com/office/word/2018/wordml/cex" xmlns:w16cid="http://schemas.microsoft.com/office/word/2016/wordml/cid" xmlns:w16du="http://schemas.microsoft.com/office/word/2023/wordml/word16du" xmlns:w16sdtdh="http://schemas.microsoft.com/office/word/2020/wordml/sdtdatahash" xmlns:w16se="http://schemas.microsoft.com/office/word/2015/wordml/symex" xmlns:wp14="http://schemas.microsoft.com/office/word/2010/wordprocessingDrawing" mc:Ignorable="w14 w15 w16se w16cid w16 w16cex w16sdtdh w16du wp14">
   <w:p>
     <w:pPr>
       <w:pBdr>
@@ -9582,7 +9559,7 @@
 </file>
 
 <file path=word/footnotes.xml><?xml version="1.0" encoding="utf-8"?>
-<w:footnotes xmlns:wpc="http://schemas.microsoft.com/office/word/2010/wordprocessingCanvas" xmlns:cx="http://schemas.microsoft.com/office/drawing/2014/chartex" xmlns:cx1="http://schemas.microsoft.com/office/drawing/2015/9/8/chartex" xmlns:cx2="http://schemas.microsoft.com/office/drawing/2015/10/21/chartex" xmlns:cx3="http://schemas.microsoft.com/office/drawing/2016/5/9/chartex" xmlns:cx4="http://schemas.microsoft.com/office/drawing/2016/5/10/chartex" xmlns:cx5="http://schemas.microsoft.com/office/drawing/2016/5/11/chartex" xmlns:cx6="http://schemas.microsoft.com/office/drawing/2016/5/12/chartex" xmlns:cx7="http://schemas.microsoft.com/office/drawing/2016/5/13/chartex" xmlns:cx8="http://schemas.microsoft.com/office/drawing/2016/5/14/chartex" xmlns:mc="http://schemas.openxmlformats.org/markup-compatibility/2006" xmlns:aink="http://schemas.microsoft.com/office/drawing/2016/ink" xmlns:am3d="http://schemas.microsoft.com/office/drawing/2017/model3d" xmlns:o="urn:schemas-microsoft-com:office:office" xmlns:oel="http://schemas.microsoft.com/office/2019/extlst" xmlns:r="http://schemas.openxmlformats.org/officeDocument/2006/relationships" xmlns:m="http://schemas.openxmlformats.org/officeDocument/2006/math" xmlns:v="urn:schemas-microsoft-com:vml" xmlns:wp14="http://schemas.microsoft.com/office/word/2010/wordprocessingDrawing" xmlns:wp="http://schemas.openxmlformats.org/drawingml/2006/wordprocessingDrawing" xmlns:w10="urn:schemas-microsoft-com:office:word" xmlns:w="http://schemas.openxmlformats.org/wordprocessingml/2006/main" xmlns:w14="http://schemas.microsoft.com/office/word/2010/wordml" xmlns:w15="http://schemas.microsoft.com/office/word/2012/wordml" xmlns:w16cex="http://schemas.microsoft.com/office/word/2018/wordml/cex" xmlns:w16cid="http://schemas.microsoft.com/office/word/2016/wordml/cid" xmlns:w16="http://schemas.microsoft.com/office/word/2018/wordml" xmlns:w16du="http://schemas.microsoft.com/office/word/2023/wordml/word16du" xmlns:w16sdtdh="http://schemas.microsoft.com/office/word/2020/wordml/sdtdatahash" xmlns:w16sdtfl="http://schemas.microsoft.com/office/word/2024/wordml/sdtformatlock" xmlns:w16se="http://schemas.microsoft.com/office/word/2015/wordml/symex" xmlns:wpg="http://schemas.microsoft.com/office/word/2010/wordprocessingGroup" xmlns:wpi="http://schemas.microsoft.com/office/word/2010/wordprocessingInk" xmlns:wne="http://schemas.microsoft.com/office/word/2006/wordml" xmlns:wps="http://schemas.microsoft.com/office/word/2010/wordprocessingShape" mc:Ignorable="w14 w15 w16se w16cid w16 w16cex w16sdtdh w16sdtfl w16du wp14">
+<w:footnotes xmlns:mc="http://schemas.openxmlformats.org/markup-compatibility/2006" xmlns:r="http://schemas.openxmlformats.org/officeDocument/2006/relationships" xmlns:w="http://schemas.openxmlformats.org/wordprocessingml/2006/main" xmlns:w14="http://schemas.microsoft.com/office/word/2010/wordml" xmlns:w15="http://schemas.microsoft.com/office/word/2012/wordml" xmlns:w16="http://schemas.microsoft.com/office/word/2018/wordml" xmlns:w16cex="http://schemas.microsoft.com/office/word/2018/wordml/cex" xmlns:w16cid="http://schemas.microsoft.com/office/word/2016/wordml/cid" xmlns:w16du="http://schemas.microsoft.com/office/word/2023/wordml/word16du" xmlns:w16sdtdh="http://schemas.microsoft.com/office/word/2020/wordml/sdtdatahash" xmlns:w16se="http://schemas.microsoft.com/office/word/2015/wordml/symex" xmlns:wp14="http://schemas.microsoft.com/office/word/2010/wordprocessingDrawing" mc:Ignorable="w14 w15 w16se w16cid w16 w16cex w16sdtdh w16du wp14">
   <w:footnote w:type="separator" w:id="-1">
     <w:p>
       <w:pPr>
@@ -11277,6 +11254,161 @@
       </w:pPr>
     </w:p>
   </w:footnote>
+  <w:footnote w:id="15">
+    <w:p>
+      <w:pPr>
+        <w:pStyle w:val="Textonotapie"/>
+        <w:ind w:left="567" w:hanging="567"/>
+        <w:jc w:val="both"/>
+      </w:pPr>
+      <w:r>
+        <w:rPr>
+          <w:rStyle w:val="Refdenotaalpie"/>
+          <w:rFonts w:ascii="Arial Narrow" w:hAnsi="Arial Narrow" w:cs="Arial"/>
+          <w:sz w:val="16"/>
+          <w:szCs w:val="16"/>
+          <w:vertAlign w:val="superscript"/>
+        </w:rPr>
+        <w:footnoteRef/>
+      </w:r>
+      <w:r>
+        <w:rPr>
+          <w:rFonts w:ascii="Arial Narrow" w:hAnsi="Arial Narrow" w:cs="Arial"/>
+          <w:sz w:val="16"/>
+          <w:szCs w:val="16"/>
+        </w:rPr>
+        <w:tab/>
+      </w:r>
+      <w:r>
+        <w:rPr>
+          <w:rFonts w:ascii="Arial Narrow" w:hAnsi="Arial Narrow" w:cs="Arial"/>
+          <w:b/>
+          <w:bCs/>
+          <w:sz w:val="16"/>
+          <w:szCs w:val="16"/>
+        </w:rPr>
+        <w:t xml:space="preserve">DECRETO LEGISLATIVO 807, LEY SOBRE FACULTADES, NORMAS Y ORGANIZACIÓN DEL INDECOPI, publicado el 18 de abril de 1996</w:t>
+      </w:r>
+    </w:p>
+    <w:p>
+      <w:pPr>
+        <w:pStyle w:val="Textonotapie"/>
+        <w:ind w:left="567" w:hanging="567"/>
+        <w:jc w:val="both"/>
+      </w:pPr>
+      <w:r>
+        <w:rPr>
+          <w:rFonts w:ascii="Arial Narrow" w:hAnsi="Arial Narrow" w:cs="Arial"/>
+          <w:sz w:val="16"/>
+          <w:szCs w:val="16"/>
+        </w:rPr>
+        <w:tab/>
+      </w:r>
+      <w:r>
+        <w:rPr>
+          <w:rFonts w:ascii="Arial Narrow" w:hAnsi="Arial Narrow" w:cs="Arial"/>
+          <w:b/>
+          <w:bCs/>
+          <w:sz w:val="16"/>
+          <w:szCs w:val="16"/>
+        </w:rPr>
+        <w:t xml:space="preserve">Artículo 26.-</w:t>
+      </w:r>
+      <w:r>
+        <w:rPr>
+          <w:rFonts w:ascii="Arial Narrow" w:hAnsi="Arial Narrow" w:cs="Arial"/>
+          <w:sz w:val="16"/>
+          <w:szCs w:val="16"/>
+        </w:rPr>
+        <w:t xml:space="preserve"> Una vez admitida a trámite la denuncia, se correrá traslado de la misma al denunciado, a fin de que éste presente su descargo. El plazo para la presentación del descargo será de cinco (5) días contados desde la notificación, vencido el cual, el Secretario Técnico declarará en rebeldía al denunciado que no lo hubiera presentado.</w:t>
+      </w:r>
+    </w:p>
+  </w:footnote>
+  <w:footnote w:id="16">
+    <w:p>
+      <w:pPr>
+        <w:pStyle w:val="Textonotapie"/>
+        <w:ind w:left="567" w:hanging="567"/>
+        <w:jc w:val="both"/>
+      </w:pPr>
+      <w:r>
+        <w:rPr>
+          <w:rStyle w:val="Refdenotaalpie"/>
+          <w:rFonts w:ascii="Arial Narrow" w:hAnsi="Arial Narrow" w:cs="Arial"/>
+          <w:sz w:val="16"/>
+          <w:szCs w:val="16"/>
+          <w:vertAlign w:val="superscript"/>
+        </w:rPr>
+        <w:footnoteRef/>
+      </w:r>
+      <w:r>
+        <w:rPr>
+          <w:rFonts w:ascii="Arial Narrow" w:hAnsi="Arial Narrow" w:cs="Arial"/>
+          <w:sz w:val="16"/>
+          <w:szCs w:val="16"/>
+        </w:rPr>
+        <w:tab/>
+      </w:r>
+      <w:r>
+        <w:rPr>
+          <w:rFonts w:ascii="Arial Narrow" w:hAnsi="Arial Narrow" w:cs="Arial"/>
+          <w:b/>
+          <w:bCs/>
+          <w:sz w:val="16"/>
+          <w:szCs w:val="16"/>
+        </w:rPr>
+        <w:t xml:space="preserve">DECRETO SUPREMO 006-2026-JUS, TEXTO ÚNICO ORDENADO DE LA LEY 27444, LEY DEL PROCEDIMIENTO ADMINISTRATIVO GENERAL, publicado el 30 de abril de 2026</w:t>
+      </w:r>
+    </w:p>
+    <w:p>
+      <w:pPr>
+        <w:pStyle w:val="Textonotapie"/>
+        <w:ind w:left="567" w:hanging="567"/>
+        <w:jc w:val="both"/>
+      </w:pPr>
+      <w:r>
+        <w:rPr>
+          <w:rFonts w:ascii="Arial Narrow" w:hAnsi="Arial Narrow" w:cs="Arial"/>
+          <w:sz w:val="16"/>
+          <w:szCs w:val="16"/>
+        </w:rPr>
+        <w:tab/>
+      </w:r>
+      <w:r>
+        <w:rPr>
+          <w:rFonts w:ascii="Arial Narrow" w:hAnsi="Arial Narrow" w:cs="Arial"/>
+          <w:b/>
+          <w:bCs/>
+          <w:sz w:val="16"/>
+          <w:szCs w:val="16"/>
+        </w:rPr>
+        <w:t xml:space="preserve">Artículo 223.- Contestación de la reclamación</w:t>
+      </w:r>
+    </w:p>
+    <w:p>
+      <w:pPr>
+        <w:pStyle w:val="Textonotapie"/>
+        <w:ind w:left="567" w:hanging="567"/>
+        <w:jc w:val="both"/>
+      </w:pPr>
+      <w:r>
+        <w:rPr>
+          <w:rFonts w:ascii="Arial Narrow" w:hAnsi="Arial Narrow" w:cs="Arial"/>
+          <w:sz w:val="16"/>
+          <w:szCs w:val="16"/>
+        </w:rPr>
+        <w:tab/>
+      </w:r>
+      <w:r>
+        <w:rPr>
+          <w:rFonts w:ascii="Arial Narrow" w:hAnsi="Arial Narrow" w:cs="Arial"/>
+          <w:sz w:val="16"/>
+          <w:szCs w:val="16"/>
+        </w:rPr>
+        <w:t xml:space="preserve">223.1 El reclamado deberá presentar la contestación de la reclamación dentro de los quince (15) días posteriores a la notificación de ésta; vencido este plazo, la Administración declarará en rebeldía al reclamado que no la hubiera presentado. La contestación deberá contener los requisitos de los escritos previstos en el artículo 113 de la presente Ley, así como la absolución de todos los asuntos controvertidos de hecho y de derecho, Las alegaciones y los hechos relevantes de la reclamación, salvo que hayan sido específicamente negadas en la contestación, se tendrán por aceptadas o merituadas como ciertas.</w:t>
+      </w:r>
+    </w:p>
+  </w:footnote>
   <w:footnote w:id="10">
     <w:p>
       <w:pPr>
@@ -12847,7 +12979,7 @@
 </file>
 
 <file path=word/header1.xml><?xml version="1.0" encoding="utf-8"?>
-<w:hdr xmlns:wpc="http://schemas.microsoft.com/office/word/2010/wordprocessingCanvas" xmlns:cx="http://schemas.microsoft.com/office/drawing/2014/chartex" xmlns:cx1="http://schemas.microsoft.com/office/drawing/2015/9/8/chartex" xmlns:cx2="http://schemas.microsoft.com/office/drawing/2015/10/21/chartex" xmlns:cx3="http://schemas.microsoft.com/office/drawing/2016/5/9/chartex" xmlns:cx4="http://schemas.microsoft.com/office/drawing/2016/5/10/chartex" xmlns:cx5="http://schemas.microsoft.com/office/drawing/2016/5/11/chartex" xmlns:cx6="http://schemas.microsoft.com/office/drawing/2016/5/12/chartex" xmlns:cx7="http://schemas.microsoft.com/office/drawing/2016/5/13/chartex" xmlns:cx8="http://schemas.microsoft.com/office/drawing/2016/5/14/chartex" xmlns:mc="http://schemas.openxmlformats.org/markup-compatibility/2006" xmlns:aink="http://schemas.microsoft.com/office/drawing/2016/ink" xmlns:am3d="http://schemas.microsoft.com/office/drawing/2017/model3d" xmlns:o="urn:schemas-microsoft-com:office:office" xmlns:oel="http://schemas.microsoft.com/office/2019/extlst" xmlns:r="http://schemas.openxmlformats.org/officeDocument/2006/relationships" xmlns:m="http://schemas.openxmlformats.org/officeDocument/2006/math" xmlns:v="urn:schemas-microsoft-com:vml" xmlns:wp14="http://schemas.microsoft.com/office/word/2010/wordprocessingDrawing" xmlns:wp="http://schemas.openxmlformats.org/drawingml/2006/wordprocessingDrawing" xmlns:w10="urn:schemas-microsoft-com:office:word" xmlns:w="http://schemas.openxmlformats.org/wordprocessingml/2006/main" xmlns:w14="http://schemas.microsoft.com/office/word/2010/wordml" xmlns:w15="http://schemas.microsoft.com/office/word/2012/wordml" xmlns:w16cex="http://schemas.microsoft.com/office/word/2018/wordml/cex" xmlns:w16cid="http://schemas.microsoft.com/office/word/2016/wordml/cid" xmlns:w16="http://schemas.microsoft.com/office/word/2018/wordml" xmlns:w16du="http://schemas.microsoft.com/office/word/2023/wordml/word16du" xmlns:w16sdtdh="http://schemas.microsoft.com/office/word/2020/wordml/sdtdatahash" xmlns:w16sdtfl="http://schemas.microsoft.com/office/word/2024/wordml/sdtformatlock" xmlns:w16se="http://schemas.microsoft.com/office/word/2015/wordml/symex" xmlns:wpg="http://schemas.microsoft.com/office/word/2010/wordprocessingGroup" xmlns:wpi="http://schemas.microsoft.com/office/word/2010/wordprocessingInk" xmlns:wne="http://schemas.microsoft.com/office/word/2006/wordml" xmlns:wps="http://schemas.microsoft.com/office/word/2010/wordprocessingShape" mc:Ignorable="w14 w15 w16se w16cid w16 w16cex w16sdtdh w16sdtfl w16du wp14">
+<w:hdr xmlns:a="http://schemas.openxmlformats.org/drawingml/2006/main" xmlns:a14="http://schemas.microsoft.com/office/drawing/2010/main" xmlns:mc="http://schemas.openxmlformats.org/markup-compatibility/2006" xmlns:pic="http://schemas.openxmlformats.org/drawingml/2006/picture" xmlns:r="http://schemas.openxmlformats.org/officeDocument/2006/relationships" xmlns:w="http://schemas.openxmlformats.org/wordprocessingml/2006/main" xmlns:w14="http://schemas.microsoft.com/office/word/2010/wordml" xmlns:w15="http://schemas.microsoft.com/office/word/2012/wordml" xmlns:w16="http://schemas.microsoft.com/office/word/2018/wordml" xmlns:w16cex="http://schemas.microsoft.com/office/word/2018/wordml/cex" xmlns:w16cid="http://schemas.microsoft.com/office/word/2016/wordml/cid" xmlns:w16du="http://schemas.microsoft.com/office/word/2023/wordml/word16du" xmlns:w16sdtdh="http://schemas.microsoft.com/office/word/2020/wordml/sdtdatahash" xmlns:w16se="http://schemas.microsoft.com/office/word/2015/wordml/symex" xmlns:wp="http://schemas.openxmlformats.org/drawingml/2006/wordprocessingDrawing" xmlns:wp14="http://schemas.microsoft.com/office/word/2010/wordprocessingDrawing" mc:Ignorable="w14 w15 w16se w16cid w16 w16cex w16sdtdh w16du wp14">
   <w:tbl>
     <w:tblPr>
       <w:tblW w:w="8645" w:type="dxa"/>

--- a/plantillas_maestras/01_seguro_vehicular/falta_atencion_o_demora_reclamo/2_o_mas_ddos_varios/varon/TPL_2064_2025_SEGURO_VEHICULAR_FALTA_ATENCION_O_DEMORA_RECLAMO_ASEGURADORA_VARON_R2.docx
+++ b/plantillas_maestras/01_seguro_vehicular/falta_atencion_o_demora_reclamo/2_o_mas_ddos_varios/varon/TPL_2064_2025_SEGURO_VEHICULAR_FALTA_ATENCION_O_DEMORA_RECLAMO_ASEGURADORA_VARON_R2.docx
@@ -681,19 +681,7 @@
           <w:lang w:val="es-ES" w:eastAsia="es-ES"/>
           <w14:ligatures w14:val="none"/>
         </w:rPr>
-        <w:t xml:space="preserve">Mediante la denuncia del 16 de abril de 2025, subsanada mediante escrito del 21 de octubre de 2025, el señor [APELLIDO] denunció a Pacífico, Pana Autos, y Honda por presuntas infracciones a la Ley 29571, Código de Protección y Defensa del Consumidor (en adelante, Código), señalando lo siguiente:</w:t>
-      </w:r>
-      <w:r>
-        <w:rPr>
-          <w:rFonts w:ascii="Arial Narrow" w:eastAsia="Arial Narrow" w:hAnsi="Arial Narrow" w:cs="Arial Narrow"/>
-          <w:color w:val="000000"/>
-          <w:kern w:val="0"/>
-          <w:sz w:val="22"/>
-          <w:szCs w:val="22"/>
-          <w:lang w:val="es-ES" w:eastAsia="es-ES"/>
-          <w14:ligatures w14:val="none"/>
-        </w:rPr>
-        <w:t/>
+        <w:t xml:space="preserve">Mediante la denuncia del 16 de abril de 2025, subsanada mediante escrito del 21 de octubre de 2025, el señor [APELLIDO] denunció a Pacífico, Pana Autos, y Honda por presuntas infracciones a la Ley 29571, Código de Protección y Defensa del Consumidor</w:t>
       </w:r>
       <w:r>
         <w:rPr>
@@ -719,97 +707,7 @@
           <w:lang w:val="es-ES" w:eastAsia="es-ES"/>
           <w14:ligatures w14:val="none"/>
         </w:rPr>
-        <w:t xml:space="preserve"/>
-      </w:r>
-      <w:r>
-        <w:rPr>
-          <w:rFonts w:ascii="Arial Narrow" w:eastAsia="Arial Narrow" w:hAnsi="Arial Narrow" w:cs="Arial Narrow"/>
-          <w:color w:val="000000"/>
-          <w:kern w:val="0"/>
-          <w:sz w:val="22"/>
-          <w:szCs w:val="22"/>
-          <w:lang w:val="es-ES" w:eastAsia="es-ES"/>
-          <w14:ligatures w14:val="none"/>
-        </w:rPr>
-        <w:t/>
-      </w:r>
-      <w:r>
-        <w:rPr>
-          <w:rFonts w:ascii="Arial Narrow" w:eastAsia="Arial Narrow" w:hAnsi="Arial Narrow" w:cs="Arial Narrow"/>
-          <w:kern w:val="0"/>
-          <w14:ligatures w14:val="none"/>
-          <w:sz w:val="22"/>
-          <w:szCs w:val="22"/>
-        </w:rPr>
-        <w:t xml:space="preserve"/>
-      </w:r>
-      <w:r>
-        <w:rPr>
-          <w:rFonts w:ascii="Arial Narrow" w:eastAsia="Arial Narrow" w:hAnsi="Arial Narrow" w:cs="Arial Narrow"/>
-          <w:kern w:val="0"/>
-          <w14:ligatures w14:val="none"/>
-          <w:sz w:val="22"/>
-          <w:szCs w:val="22"/>
-        </w:rPr>
-        <w:t xml:space="preserve"/>
-      </w:r>
-      <w:r>
-        <w:rPr>
-          <w:rFonts w:ascii="Arial Narrow" w:eastAsia="Arial Narrow" w:hAnsi="Arial Narrow" w:cs="Arial Narrow"/>
-          <w:kern w:val="0"/>
-          <w14:ligatures w14:val="none"/>
-          <w:sz w:val="22"/>
-          <w:szCs w:val="22"/>
-        </w:rPr>
-        <w:t/>
-      </w:r>
-      <w:r>
-        <w:rPr>
-          <w:rFonts w:ascii="Arial Narrow" w:eastAsia="Arial Narrow" w:hAnsi="Arial Narrow" w:cs="Arial Narrow"/>
-          <w:color w:val="000000"/>
-          <w:kern w:val="0"/>
-          <w:sz w:val="22"/>
-          <w:szCs w:val="22"/>
-          <w:lang w:val="es-ES" w:eastAsia="es-ES"/>
-          <w14:ligatures w14:val="none"/>
-        </w:rPr>
-        <w:t xml:space="preserve"/>
-      </w:r>
-      <w:r>
-        <w:rPr>
-          <w:rFonts w:ascii="Arial Narrow" w:eastAsia="Arial Narrow" w:hAnsi="Arial Narrow" w:cs="Arial Narrow"/>
-          <w:color w:val="000000"/>
-          <w:kern w:val="0"/>
-          <w:sz w:val="22"/>
-          <w:szCs w:val="22"/>
-          <w:lang w:val="es-ES" w:eastAsia="es-ES"/>
-          <w14:ligatures w14:val="none"/>
-        </w:rPr>
-        <w:t xml:space="preserve"/>
-      </w:r>
-      <w:r>
-        <w:rPr>
-          <w:rFonts w:ascii="Arial Narrow" w:eastAsia="Arial Narrow" w:hAnsi="Arial Narrow" w:cs="Arial Narrow"/>
-          <w:color w:val="000000"/>
-          <w:kern w:val="0"/>
-          <w:sz w:val="22"/>
-          <w:szCs w:val="22"/>
-          <w:lang w:val="es-ES" w:eastAsia="es-ES"/>
-          <w14:ligatures w14:val="none"/>
-        </w:rPr>
-        <w:t xml:space="preserve"/>
-      </w:r>
-      <w:r>
-        <w:rPr>
-          <w:rFonts w:ascii="Arial Narrow" w:eastAsia="Arial Narrow" w:hAnsi="Arial Narrow" w:cs="Arial Narrow"/>
-          <w:color w:val="000000"/>
-          <w:kern w:val="0"/>
-          <w:sz w:val="22"/>
-          <w:szCs w:val="22"/>
-          <w:lang w:val="es-ES" w:eastAsia="es-ES"/>
-          <w14:ligatures w14:val="none"/>
-        </w:rPr>
-        <w:t xml:space="preserve"/>
+        <w:t xml:space="preserve"> (en adelante, Código), señalando lo siguiente:</w:t>
       </w:r>
       <w:r>
         <w:rPr>
@@ -836,6 +734,120 @@
           <w14:ligatures w14:val="none"/>
         </w:rPr>
         <w:footnoteReference w:id="2"/>
+      </w:r>
+      <w:r>
+        <w:rPr>
+          <w:rFonts w:ascii="Arial Narrow" w:eastAsia="Arial Narrow" w:hAnsi="Arial Narrow" w:cs="Arial Narrow"/>
+          <w:color w:val="000000"/>
+          <w:kern w:val="0"/>
+          <w:sz w:val="22"/>
+          <w:szCs w:val="22"/>
+          <w:lang w:val="es-ES" w:eastAsia="es-ES"/>
+          <w14:ligatures w14:val="none"/>
+        </w:rPr>
+        <w:t xml:space="preserve"/>
+      </w:r>
+      <w:r>
+        <w:rPr>
+          <w:rFonts w:ascii="Arial Narrow" w:eastAsia="Arial Narrow" w:hAnsi="Arial Narrow" w:cs="Arial Narrow"/>
+          <w:color w:val="000000"/>
+          <w:kern w:val="0"/>
+          <w:sz w:val="22"/>
+          <w:szCs w:val="22"/>
+          <w:lang w:val="es-ES" w:eastAsia="es-ES"/>
+          <w14:ligatures w14:val="none"/>
+        </w:rPr>
+        <w:t/>
+      </w:r>
+      <w:r>
+        <w:rPr>
+          <w:rFonts w:ascii="Arial Narrow" w:eastAsia="Arial Narrow" w:hAnsi="Arial Narrow" w:cs="Arial Narrow"/>
+          <w:kern w:val="0"/>
+          <w14:ligatures w14:val="none"/>
+          <w:sz w:val="22"/>
+          <w:szCs w:val="22"/>
+        </w:rPr>
+        <w:t xml:space="preserve"/>
+      </w:r>
+      <w:r>
+        <w:rPr>
+          <w:rFonts w:ascii="Arial Narrow" w:eastAsia="Arial Narrow" w:hAnsi="Arial Narrow" w:cs="Arial Narrow"/>
+          <w:kern w:val="0"/>
+          <w14:ligatures w14:val="none"/>
+          <w:sz w:val="22"/>
+          <w:szCs w:val="22"/>
+        </w:rPr>
+        <w:t xml:space="preserve"/>
+      </w:r>
+      <w:r>
+        <w:rPr>
+          <w:rFonts w:ascii="Arial Narrow" w:eastAsia="Arial Narrow" w:hAnsi="Arial Narrow" w:cs="Arial Narrow"/>
+          <w:kern w:val="0"/>
+          <w14:ligatures w14:val="none"/>
+          <w:sz w:val="22"/>
+          <w:szCs w:val="22"/>
+        </w:rPr>
+        <w:t/>
+      </w:r>
+      <w:r>
+        <w:rPr>
+          <w:rFonts w:ascii="Arial Narrow" w:eastAsia="Arial Narrow" w:hAnsi="Arial Narrow" w:cs="Arial Narrow"/>
+          <w:color w:val="000000"/>
+          <w:kern w:val="0"/>
+          <w:sz w:val="22"/>
+          <w:szCs w:val="22"/>
+          <w:lang w:val="es-ES" w:eastAsia="es-ES"/>
+          <w14:ligatures w14:val="none"/>
+        </w:rPr>
+        <w:t xml:space="preserve"/>
+      </w:r>
+      <w:r>
+        <w:rPr>
+          <w:rFonts w:ascii="Arial Narrow" w:eastAsia="Arial Narrow" w:hAnsi="Arial Narrow" w:cs="Arial Narrow"/>
+          <w:color w:val="000000"/>
+          <w:kern w:val="0"/>
+          <w:sz w:val="22"/>
+          <w:szCs w:val="22"/>
+          <w:lang w:val="es-ES" w:eastAsia="es-ES"/>
+          <w14:ligatures w14:val="none"/>
+        </w:rPr>
+        <w:t xml:space="preserve"/>
+      </w:r>
+      <w:r>
+        <w:rPr>
+          <w:rFonts w:ascii="Arial Narrow" w:eastAsia="Arial Narrow" w:hAnsi="Arial Narrow" w:cs="Arial Narrow"/>
+          <w:color w:val="000000"/>
+          <w:kern w:val="0"/>
+          <w:sz w:val="22"/>
+          <w:szCs w:val="22"/>
+          <w:lang w:val="es-ES" w:eastAsia="es-ES"/>
+          <w14:ligatures w14:val="none"/>
+        </w:rPr>
+        <w:t xml:space="preserve"/>
+      </w:r>
+      <w:r>
+        <w:rPr>
+          <w:rFonts w:ascii="Arial Narrow" w:eastAsia="Arial Narrow" w:hAnsi="Arial Narrow" w:cs="Arial Narrow"/>
+          <w:color w:val="000000"/>
+          <w:kern w:val="0"/>
+          <w:sz w:val="22"/>
+          <w:szCs w:val="22"/>
+          <w:lang w:val="es-ES" w:eastAsia="es-ES"/>
+          <w14:ligatures w14:val="none"/>
+        </w:rPr>
+        <w:t xml:space="preserve"/>
+      </w:r>
+      <w:r>
+        <w:rPr>
+          <w:rFonts w:ascii="Arial Narrow" w:eastAsia="Arial Narrow" w:hAnsi="Arial Narrow" w:cs="Arial Narrow"/>
+          <w:color w:val="000000"/>
+          <w:kern w:val="0"/>
+          <w:sz w:val="22"/>
+          <w:szCs w:val="22"/>
+          <w:lang w:val="es-ES" w:eastAsia="es-ES"/>
+          <w14:ligatures w14:val="none"/>
+        </w:rPr>
+        <w:t/>
       </w:r>
       <w:r>
         <w:rPr>
@@ -2990,21 +3002,6 @@
         </w:rPr>
         <w:t>; además, la compañía aseguradora no le permitió sostener reuniones con representantes de la gerencia de siniestros o atención al cliente</w:t>
       </w:r>
-    </w:p>
-    <w:p>
-      <w:pPr>
-        <w:spacing w:after="0" w:line="240" w:lineRule="auto"/>
-        <w:jc w:val="both"/>
-        <w:rPr>
-          <w:rFonts w:ascii="Arial Narrow" w:eastAsia="Arial Narrow" w:hAnsi="Arial Narrow" w:cs="Arial Narrow"/>
-          <w:color w:val="000000"/>
-          <w:kern w:val="0"/>
-          <w:sz w:val="22"/>
-          <w:szCs w:val="22"/>
-          <w:lang w:eastAsia="es-ES"/>
-          <w14:ligatures w14:val="none"/>
-        </w:rPr>
-      </w:pPr>
     </w:p>
     <w:p>
       <w:pPr>
@@ -6900,122 +6897,103 @@
           <w:kern w:val="0"/>
           <w:sz w:val="22"/>
           <w:szCs w:val="22"/>
+          <w:lang w:val="es-ES" w:eastAsia="es-ES"/>
+          <w14:ligatures w14:val="none"/>
+        </w:rPr>
+        <w:t xml:space="preserve">A </w:t>
+      </w:r>
+      <w:r>
+        <w:rPr>
+          <w:rFonts w:ascii="Arial Narrow" w:eastAsia="Arial Narrow" w:hAnsi="Arial Narrow" w:cs="Arial Narrow"/>
+          <w:color w:val="000000"/>
+          <w:kern w:val="0"/>
+          <w:sz w:val="22"/>
+          <w:szCs w:val="22"/>
+          <w:lang w:val="es-ES" w:eastAsia="es-ES"/>
+          <w14:ligatures w14:val="none"/>
+        </w:rPr>
+        <w:t>Honda</w:t>
+      </w:r>
+      <w:r>
+        <w:rPr>
+          <w:rFonts w:ascii="Arial Narrow" w:eastAsia="Arial Narrow" w:hAnsi="Arial Narrow" w:cs="Arial Narrow"/>
+          <w:color w:val="000000"/>
+          <w:kern w:val="0"/>
+          <w:sz w:val="22"/>
+          <w:szCs w:val="22"/>
+          <w:lang w:val="es-ES" w:eastAsia="es-ES"/>
+          <w14:ligatures w14:val="none"/>
+        </w:rPr>
+        <w:t>:</w:t>
+      </w:r>
+      <w:r>
+        <w:rPr>
+          <w:rFonts w:ascii="Arial Narrow" w:eastAsia="Arial Narrow" w:hAnsi="Arial Narrow" w:cs="Arial Narrow"/>
+          <w:color w:val="000000"/>
+          <w:kern w:val="0"/>
+          <w:sz w:val="22"/>
+          <w:szCs w:val="22"/>
+          <w:lang w:eastAsia="es-ES"/>
+          <w14:ligatures w14:val="none"/>
+        </w:rPr>
+        <w:t xml:space="preserve"> </w:t>
+      </w:r>
+      <w:r>
+        <w:rPr>
+          <w:rFonts w:ascii="Arial Narrow" w:eastAsia="Arial Narrow" w:hAnsi="Arial Narrow" w:cs="Arial Narrow"/>
+          <w:color w:val="000000"/>
+          <w:kern w:val="0"/>
+          <w:sz w:val="22"/>
+          <w:szCs w:val="22"/>
+          <w:lang w:val="es-ES" w:eastAsia="es-ES"/>
+          <w14:ligatures w14:val="none"/>
+        </w:rPr>
+        <w:t xml:space="preserve"> </w:t>
+      </w:r>
+      <w:r>
+        <w:rPr>
+          <w:rFonts w:ascii="Arial Narrow" w:eastAsia="Arial Narrow" w:hAnsi="Arial Narrow" w:cs="Arial Narrow"/>
+          <w:color w:val="000000"/>
+          <w:kern w:val="0"/>
+          <w:sz w:val="22"/>
+          <w:szCs w:val="22"/>
+          <w:lang w:val="es-ES" w:eastAsia="es-ES"/>
+          <w14:ligatures w14:val="none"/>
+        </w:rPr>
+        <w:t>presentar todas las comunicaciones cursadas con la parte denunciante en virtud de los hechos materia de denuncia</w:t>
+      </w:r>
+      <w:r>
+        <w:rPr>
+          <w:rFonts w:ascii="Arial Narrow" w:eastAsia="Arial Narrow" w:hAnsi="Arial Narrow" w:cs="Arial Narrow"/>
+          <w:color w:val="000000"/>
+          <w:kern w:val="0"/>
+          <w:sz w:val="22"/>
+          <w:szCs w:val="22"/>
+          <w:lang w:val="es-ES" w:eastAsia="es-ES"/>
+          <w14:ligatures w14:val="none"/>
+        </w:rPr>
+        <w:t>.</w:t>
+      </w:r>
+    </w:p>
+    <w:p>
+      <w:pPr>
+        <w:pStyle w:val="Prrafodelista"/>
+        <w:spacing w:after="0" w:line="240" w:lineRule="auto"/>
+        <w:ind w:left="567"/>
+        <w:jc w:val="both"/>
+        <w:rPr>
+          <w:rFonts w:ascii="Arial Narrow" w:eastAsia="Arial Narrow" w:hAnsi="Arial Narrow" w:cs="Arial Narrow"/>
+          <w:color w:val="000000"/>
+          <w:kern w:val="0"/>
+          <w:sz w:val="22"/>
+          <w:szCs w:val="22"/>
           <w:u w:val="single"/>
           <w:lang w:val="es-ES" w:eastAsia="es-ES"/>
           <w14:ligatures w14:val="none"/>
         </w:rPr>
-        <w:t xml:space="preserve">A </w:t>
-      </w:r>
-      <w:r>
-        <w:rPr>
-          <w:rFonts w:ascii="Arial Narrow" w:eastAsia="Arial Narrow" w:hAnsi="Arial Narrow" w:cs="Arial Narrow"/>
-          <w:color w:val="000000"/>
-          <w:kern w:val="0"/>
-          <w:sz w:val="22"/>
-          <w:szCs w:val="22"/>
-          <w:u w:val="single"/>
-          <w:lang w:val="es-ES" w:eastAsia="es-ES"/>
-          <w14:ligatures w14:val="none"/>
-        </w:rPr>
-        <w:t>Honda</w:t>
-      </w:r>
-      <w:r>
-        <w:rPr>
-          <w:rFonts w:ascii="Arial Narrow" w:eastAsia="Arial Narrow" w:hAnsi="Arial Narrow" w:cs="Arial Narrow"/>
-          <w:color w:val="000000"/>
-          <w:kern w:val="0"/>
-          <w:sz w:val="22"/>
-          <w:szCs w:val="22"/>
-          <w:lang w:val="es-ES" w:eastAsia="es-ES"/>
-          <w14:ligatures w14:val="none"/>
-        </w:rPr>
-        <w:t>:</w:t>
-      </w:r>
-      <w:r>
-        <w:rPr>
-          <w:rFonts w:ascii="Arial Narrow" w:eastAsia="Arial Narrow" w:hAnsi="Arial Narrow" w:cs="Arial Narrow"/>
-          <w:color w:val="000000"/>
-          <w:kern w:val="0"/>
-          <w:sz w:val="22"/>
-          <w:szCs w:val="22"/>
-          <w:lang w:eastAsia="es-ES"/>
-          <w14:ligatures w14:val="none"/>
-        </w:rPr>
-        <w:t xml:space="preserve"> </w:t>
-      </w:r>
-      <w:r>
-        <w:rPr>
-          <w:rFonts w:ascii="Arial Narrow" w:eastAsia="Arial Narrow" w:hAnsi="Arial Narrow" w:cs="Arial Narrow"/>
-          <w:color w:val="000000"/>
-          <w:kern w:val="0"/>
-          <w:sz w:val="22"/>
-          <w:szCs w:val="22"/>
-          <w:lang w:val="es-ES" w:eastAsia="es-ES"/>
-          <w14:ligatures w14:val="none"/>
-        </w:rPr>
-        <w:t xml:space="preserve"> </w:t>
-      </w:r>
-      <w:r>
-        <w:rPr>
-          <w:rFonts w:ascii="Arial Narrow" w:eastAsia="Arial Narrow" w:hAnsi="Arial Narrow" w:cs="Arial Narrow"/>
-          <w:color w:val="000000"/>
-          <w:kern w:val="0"/>
-          <w:sz w:val="22"/>
-          <w:szCs w:val="22"/>
-          <w:lang w:val="es-ES" w:eastAsia="es-ES"/>
-          <w14:ligatures w14:val="none"/>
-        </w:rPr>
-        <w:t>presentar todas las comunicaciones cursadas con la parte denunciante en virtud de los hechos materia de denuncia</w:t>
-      </w:r>
-      <w:r>
-        <w:rPr>
-          <w:rFonts w:ascii="Arial Narrow" w:eastAsia="Arial Narrow" w:hAnsi="Arial Narrow" w:cs="Arial Narrow"/>
-          <w:color w:val="000000"/>
-          <w:kern w:val="0"/>
-          <w:sz w:val="22"/>
-          <w:szCs w:val="22"/>
-          <w:lang w:val="es-ES" w:eastAsia="es-ES"/>
-          <w14:ligatures w14:val="none"/>
-        </w:rPr>
-        <w:t>.</w:t>
-      </w:r>
-    </w:p>
-    <w:p>
-      <w:pPr>
-        <w:pStyle w:val="Prrafodelista"/>
-        <w:spacing w:after="0" w:line="240" w:lineRule="auto"/>
-        <w:ind w:left="567"/>
-        <w:jc w:val="both"/>
-        <w:rPr>
-          <w:rFonts w:ascii="Arial Narrow" w:eastAsia="Arial Narrow" w:hAnsi="Arial Narrow" w:cs="Arial Narrow"/>
-          <w:color w:val="000000"/>
-          <w:kern w:val="0"/>
-          <w:sz w:val="22"/>
-          <w:szCs w:val="22"/>
-          <w:u w:val="single"/>
-          <w:lang w:val="es-ES" w:eastAsia="es-ES"/>
-          <w14:ligatures w14:val="none"/>
-        </w:rPr>
       </w:pPr>
     </w:p>
     <w:bookmarkEnd w:id="10"/>
-    <w:p>
-      <w:pPr>
-        <w:pStyle w:val="Prrafodelista"/>
-        <w:spacing w:after="0" w:line="240" w:lineRule="auto"/>
-        <w:ind w:left="567"/>
-        <w:jc w:val="both"/>
-        <w:rPr>
-          <w:rFonts w:ascii="Arial Narrow" w:eastAsia="Arial Narrow" w:hAnsi="Arial Narrow" w:cs="Arial Narrow"/>
-          <w:color w:val="000000"/>
-          <w:kern w:val="0"/>
-          <w:sz w:val="22"/>
-          <w:szCs w:val="22"/>
-          <w:lang w:val="es-ES" w:eastAsia="es-ES"/>
-          <w14:ligatures w14:val="none"/>
-        </w:rPr>
-      </w:pPr>
-    </w:p>
     <w:p>
       <w:pPr>
         <w:pStyle w:val="Prrafodelista"/>
@@ -7096,7 +7074,19 @@
           <w:lang w:eastAsia="es-PE"/>
           <w14:ligatures w14:val="none"/>
         </w:rPr>
-        <w:t xml:space="preserve">PRIMERO: admitir a trámite la denuncia del 6 de abril de 2025, subsanada mediante escrito del 21 de octubre de 2025, interpuesta por el señor [DENUNCIANTE] contra Pacífico Compañía de Seguros y Reaseguros S.A., Pana Autos S.A.C. y Honda del Perú S.A., por lo siguiente:</w:t>
+        <w:t xml:space="preserve">PRIMERO:</w:t>
+      </w:r>
+      <w:r>
+        <w:rPr>
+          <w:rFonts w:ascii="Arial Narrow" w:eastAsia="Arial Narrow" w:hAnsi="Arial Narrow" w:cs="Arial Narrow"/>
+          <w:color w:val="000000"/>
+          <w:kern w:val="0"/>
+          <w:sz w:val="22"/>
+          <w:szCs w:val="22"/>
+          <w:lang w:eastAsia="es-PE"/>
+          <w14:ligatures w14:val="none"/>
+        </w:rPr>
+        <w:t xml:space="preserve"> admitir a trámite la denuncia del 6 de abril de 2025, subsanada mediante escrito del 21 de octubre de 2025, interpuesta por el señor [DENUNCIANTE] contra Pacífico Compañía de Seguros y Reaseguros S.A., Pana Autos S.A.C. y Honda del Perú S.A., por lo siguiente:</w:t>
       </w:r>
       <w:r>
         <w:rPr>
@@ -7164,7 +7154,6 @@
       <w:r>
         <w:rPr>
           <w:rFonts w:ascii="Arial Narrow" w:eastAsia="Arial Narrow" w:hAnsi="Arial Narrow" w:cs="Arial Narrow"/>
-          <w:bCs/>
           <w:spacing w:val="-3"/>
           <w:kern w:val="0"/>
           <w14:ligatures w14:val="none"/>
@@ -7202,7 +7191,6 @@
       <w:r>
         <w:rPr>
           <w:rFonts w:ascii="Arial Narrow" w:eastAsia="Arial Narrow" w:hAnsi="Arial Narrow" w:cs="Arial Narrow"/>
-          <w:bCs/>
           <w:sz w:val="22"/>
           <w:szCs w:val="22"/>
         </w:rPr>
@@ -8605,7 +8593,19 @@
           <w:lang w:eastAsia="es-PE"/>
           <w14:ligatures w14:val="none"/>
         </w:rPr>
-        <w:t xml:space="preserve">TERCERO: </w:t>
+        <w:t xml:space="preserve">TERCERO:</w:t>
+      </w:r>
+      <w:r>
+        <w:rPr>
+          <w:rFonts w:ascii="Arial Narrow" w:eastAsia="Arial Narrow" w:hAnsi="Arial Narrow" w:cs="Arial Narrow"/>
+          <w:color w:val="000000"/>
+          <w:kern w:val="0"/>
+          <w:sz w:val="22"/>
+          <w:szCs w:val="22"/>
+          <w:lang w:eastAsia="es-PE"/>
+          <w14:ligatures w14:val="none"/>
+        </w:rPr>
+        <w:t xml:space="preserve"> </w:t>
       </w:r>
       <w:r>
         <w:rPr>
@@ -8622,7 +8622,6 @@
       <w:r>
         <w:rPr>
           <w:rFonts w:ascii="Arial Narrow" w:eastAsia="Arial Narrow" w:hAnsi="Arial Narrow" w:cs="Arial Narrow"/>
-          <w:bCs/>
           <w:sz w:val="22"/>
           <w:szCs w:val="22"/>
         </w:rPr>
@@ -9005,7 +9004,15 @@
           <w:sz w:val="22"/>
           <w:szCs w:val="22"/>
         </w:rPr>
-        <w:t xml:space="preserve">CUARTO: </w:t>
+        <w:t xml:space="preserve">CUARTO:</w:t>
+      </w:r>
+      <w:r>
+        <w:rPr>
+          <w:rFonts w:ascii="Arial Narrow" w:eastAsia="Arial Narrow" w:hAnsi="Arial Narrow" w:cs="Arial Narrow"/>
+          <w:sz w:val="22"/>
+          <w:szCs w:val="22"/>
+        </w:rPr>
+        <w:t xml:space="preserve"> </w:t>
       </w:r>
       <w:r>
         <w:rPr>
@@ -9027,7 +9034,7 @@
           <w:lang w:val="es-ES" w:eastAsia="es-ES"/>
           <w14:ligatures w14:val="none"/>
         </w:rPr>
-        <w:footnoteReference w:id="15"/>
+        <w:footnoteReference w:id="10"/>
       </w:r>
       <w:r>
         <w:rPr>
@@ -9049,7 +9056,7 @@
           <w:lang w:val="es-ES" w:eastAsia="es-ES"/>
           <w14:ligatures w14:val="none"/>
         </w:rPr>
-        <w:footnoteReference w:id="16"/>
+        <w:footnoteReference w:id="11"/>
       </w:r>
       <w:r>
         <w:rPr>
@@ -9100,7 +9107,19 @@
           <w:lang w:eastAsia="es-PE"/>
           <w14:ligatures w14:val="none"/>
         </w:rPr>
-        <w:t xml:space="preserve">QUINTO: </w:t>
+        <w:t xml:space="preserve">QUINTO:</w:t>
+      </w:r>
+      <w:r>
+        <w:rPr>
+          <w:rFonts w:ascii="Arial Narrow" w:eastAsia="Arial Narrow" w:hAnsi="Arial Narrow" w:cs="Arial Narrow"/>
+          <w:color w:val="000000"/>
+          <w:kern w:val="0"/>
+          <w:sz w:val="22"/>
+          <w:szCs w:val="22"/>
+          <w:lang w:eastAsia="es-PE"/>
+          <w14:ligatures w14:val="none"/>
+        </w:rPr>
+        <w:t xml:space="preserve"> </w:t>
       </w:r>
       <w:bookmarkStart w:id="11" w:name="_Hlk188286813"/>
       <w:r>
@@ -9156,7 +9175,6 @@
       <w:r>
         <w:rPr>
           <w:rFonts w:ascii="Arial Narrow" w:eastAsia="Arial Narrow" w:hAnsi="Arial Narrow" w:cs="Arial Narrow"/>
-          <w:bCs/>
           <w:sz w:val="22"/>
           <w:szCs w:val="22"/>
         </w:rPr>
@@ -9314,7 +9332,19 @@
           <w:lang w:eastAsia="es-PE"/>
           <w14:ligatures w14:val="none"/>
         </w:rPr>
-        <w:t xml:space="preserve">SEXTO: </w:t>
+        <w:t xml:space="preserve">SEXTO:</w:t>
+      </w:r>
+      <w:r>
+        <w:rPr>
+          <w:rFonts w:ascii="Arial Narrow" w:eastAsia="Arial Narrow" w:hAnsi="Arial Narrow" w:cs="Arial Narrow"/>
+          <w:color w:val="000000"/>
+          <w:kern w:val="0"/>
+          <w:sz w:val="22"/>
+          <w:szCs w:val="22"/>
+          <w:lang w:eastAsia="es-PE"/>
+          <w14:ligatures w14:val="none"/>
+        </w:rPr>
+        <w:t xml:space="preserve"> </w:t>
       </w:r>
       <w:r>
         <w:rPr>
@@ -9355,7 +9385,6 @@
       <w:r>
         <w:rPr>
           <w:rFonts w:ascii="Arial Narrow" w:eastAsia="Arial Narrow" w:hAnsi="Arial Narrow" w:cs="Arial Narrow"/>
-          <w:bCs/>
           <w:sz w:val="22"/>
           <w:szCs w:val="22"/>
         </w:rPr>
@@ -9637,7 +9666,19 @@
           <w:lang w:eastAsia="es-PE"/>
           <w14:ligatures w14:val="none"/>
         </w:rPr>
-        <w:t xml:space="preserve">: </w:t>
+        <w:t xml:space="preserve">:</w:t>
+      </w:r>
+      <w:r>
+        <w:rPr>
+          <w:rFonts w:ascii="Arial Narrow" w:eastAsia="Arial Narrow" w:hAnsi="Arial Narrow" w:cs="Arial Narrow"/>
+          <w:color w:val="000000"/>
+          <w:kern w:val="0"/>
+          <w:sz w:val="22"/>
+          <w:szCs w:val="22"/>
+          <w:lang w:eastAsia="es-PE"/>
+          <w14:ligatures w14:val="none"/>
+        </w:rPr>
+        <w:t xml:space="preserve"> </w:t>
       </w:r>
       <w:r>
         <w:rPr>
@@ -9865,7 +9906,7 @@
           <w:lang w:eastAsia="es-PE"/>
           <w14:ligatures w14:val="none"/>
         </w:rPr>
-        <w:footnoteReference w:id="10"/>
+        <w:footnoteReference w:id="12"/>
       </w:r>
       <w:r>
         <w:rPr>
@@ -9963,7 +10004,7 @@
           <w:lang w:eastAsia="es-PE"/>
           <w14:ligatures w14:val="none"/>
         </w:rPr>
-        <w:footnoteReference w:id="11"/>
+        <w:footnoteReference w:id="13"/>
       </w:r>
       <w:r>
         <w:rPr>
@@ -10027,7 +10068,7 @@
           <w:lang w:eastAsia="es-PE"/>
           <w14:ligatures w14:val="none"/>
         </w:rPr>
-        <w:footnoteReference w:id="12"/>
+        <w:footnoteReference w:id="14"/>
       </w:r>
       <w:r>
         <w:rPr>
@@ -10264,7 +10305,7 @@
           <w:vertAlign w:val="superscript"/>
           <w14:ligatures w14:val="none"/>
         </w:rPr>
-        <w:footnoteReference w:id="13"/>
+        <w:footnoteReference w:id="15"/>
       </w:r>
       <w:r>
         <w:rPr>
@@ -10282,7 +10323,6 @@
           <w:kern w:val="0"/>
           <w:sz w:val="22"/>
           <w:szCs w:val="22"/>
-          <w:u w:val="single"/>
           <w14:ligatures w14:val="none"/>
         </w:rPr>
         <w:t>expresamente su facultad para asistir y conciliar en su representación</w:t>
@@ -10313,7 +10353,6 @@
           <w:kern w:val="0"/>
           <w:sz w:val="22"/>
           <w:szCs w:val="22"/>
-          <w:u w:val="single"/>
           <w14:ligatures w14:val="none"/>
         </w:rPr>
         <w:t xml:space="preserve">Ello bajo apercibimiento de no realizar la audiencia de conciliación y levantar el acta de inasistencia correspondiente. </w:t>
@@ -10446,7 +10485,15 @@
           <w:sz w:val="22"/>
           <w:szCs w:val="22"/>
         </w:rPr>
-        <w:t xml:space="preserve">DÉCIMO SEGUNDO: </w:t>
+        <w:t xml:space="preserve">DÉCIMO SEGUNDO:</w:t>
+      </w:r>
+      <w:r>
+        <w:rPr>
+          <w:rFonts w:ascii="Arial Narrow" w:eastAsia="Arial Narrow" w:hAnsi="Arial Narrow" w:cs="Arial Narrow"/>
+          <w:sz w:val="22"/>
+          <w:szCs w:val="22"/>
+        </w:rPr>
+        <w:t xml:space="preserve"> </w:t>
       </w:r>
       <w:r>
         <w:rPr>
@@ -10604,7 +10651,7 @@
           <w:szCs w:val="22"/>
           <w:vertAlign w:val="superscript"/>
         </w:rPr>
-        <w:footnoteReference w:id="14"/>
+        <w:footnoteReference w:id="16"/>
       </w:r>
       <w:r>
         <w:rPr>
@@ -10891,189 +10938,218 @@
       <w:r>
         <w:rPr>
           <w:rFonts w:ascii="Arial Narrow" w:eastAsia="Arial Narrow" w:hAnsi="Arial Narrow" w:cs="Arial Narrow"/>
+          <w:spacing w:val="-3"/>
+          <w:kern w:val="0"/>
+          <w14:ligatures w14:val="none"/>
+          <w:sz w:val="22"/>
+          <w:szCs w:val="22"/>
+        </w:rPr>
+        <w:t xml:space="preserve"> </w:t>
+      </w:r>
+      <w:r>
+        <w:rPr>
+          <w:rFonts w:ascii="Arial Narrow" w:eastAsia="Arial Narrow" w:hAnsi="Arial Narrow" w:cs="Arial Narrow"/>
+          <w:spacing w:val="-3"/>
+          <w:kern w:val="0"/>
+          <w14:ligatures w14:val="none"/>
+          <w:sz w:val="22"/>
+          <w:szCs w:val="22"/>
+        </w:rPr>
+        <w:t xml:space="preserve">requerir a</w:t>
+      </w:r>
+      <w:r>
+        <w:rPr>
+          <w:rFonts w:ascii="Arial Narrow" w:eastAsia="Arial Narrow" w:hAnsi="Arial Narrow" w:cs="Arial Narrow"/>
+          <w:sz w:val="22"/>
+          <w:szCs w:val="22"/>
+        </w:rPr>
+        <w:t xml:space="preserve"> </w:t>
+      </w:r>
+      <w:r>
+        <w:rPr>
+          <w:rFonts w:ascii="Arial Narrow" w:eastAsia="Arial Narrow" w:hAnsi="Arial Narrow" w:cs="Arial Narrow"/>
+          <w:sz w:val="22"/>
+          <w:szCs w:val="22"/>
+        </w:rPr>
+        <w:t xml:space="preserve">Pana Autos S.A.C. </w:t>
+      </w:r>
+      <w:r>
+        <w:rPr>
+          <w:rFonts w:ascii="Arial Narrow" w:eastAsia="Arial Narrow" w:hAnsi="Arial Narrow" w:cs="Arial Narrow"/>
+          <w:color w:val="000000"/>
+          <w:sz w:val="22"/>
+          <w:szCs w:val="22"/>
+        </w:rPr>
+        <w:t xml:space="preserve">para que, </w:t>
+      </w:r>
+      <w:r>
+        <w:rPr>
+          <w:rFonts w:ascii="Arial Narrow" w:eastAsia="Arial Narrow" w:hAnsi="Arial Narrow" w:cs="Arial Narrow"/>
+          <w:color w:val="000000"/>
+          <w:kern w:val="0"/>
+          <w:sz w:val="22"/>
+          <w:szCs w:val="22"/>
+          <w:lang w:eastAsia="es-PE"/>
+          <w14:ligatures w14:val="none"/>
+        </w:rPr>
+        <w:t>dentro del plazo de dos (2) días hábiles siguientes a la fecha en que reciba</w:t>
+      </w:r>
+      <w:r>
+        <w:rPr>
+          <w:rFonts w:ascii="Arial Narrow" w:eastAsia="Arial Narrow" w:hAnsi="Arial Narrow" w:cs="Arial Narrow"/>
+          <w:color w:val="000000"/>
+          <w:kern w:val="0"/>
+          <w:sz w:val="22"/>
+          <w:szCs w:val="22"/>
+          <w:lang w:eastAsia="es-PE"/>
+          <w14:ligatures w14:val="none"/>
+        </w:rPr>
+        <w:t xml:space="preserve"> </w:t>
+      </w:r>
+      <w:r>
+        <w:rPr>
+          <w:rFonts w:ascii="Arial Narrow" w:eastAsia="Arial Narrow" w:hAnsi="Arial Narrow" w:cs="Arial Narrow"/>
+          <w:color w:val="000000"/>
+          <w:kern w:val="0"/>
+          <w:sz w:val="22"/>
+          <w:szCs w:val="22"/>
+          <w:lang w:eastAsia="es-PE"/>
+          <w14:ligatures w14:val="none"/>
+        </w:rPr>
+        <w:t>la notificación en su domicilio procesal</w:t>
+      </w:r>
+      <w:r>
+        <w:rPr>
+          <w:rFonts w:ascii="Arial Narrow" w:eastAsia="Arial Narrow" w:hAnsi="Arial Narrow" w:cs="Arial Narrow"/>
+          <w:color w:val="000000"/>
+          <w:sz w:val="22"/>
+          <w:szCs w:val="22"/>
+        </w:rPr>
+        <w:t>, señale un correo electrónico autorizando recibir las notificaciones correspondientes por dicho medio.</w:t>
+      </w:r>
+      <w:r>
+        <w:rPr>
+          <w:rFonts w:ascii="Arial Narrow" w:eastAsia="Arial Narrow" w:hAnsi="Arial Narrow" w:cs="Arial Narrow"/>
+          <w:color w:val="000000"/>
+          <w:sz w:val="22"/>
+          <w:szCs w:val="22"/>
+        </w:rPr>
+        <w:t xml:space="preserve"> </w:t>
+      </w:r>
+    </w:p>
+    <w:p>
+      <w:pPr>
+        <w:suppressAutoHyphens/>
+        <w:spacing w:after="0" w:line="240" w:lineRule="auto"/>
+        <w:jc w:val="both"/>
+        <w:rPr>
+          <w:rFonts w:ascii="Arial Narrow" w:eastAsia="Arial Narrow" w:hAnsi="Arial Narrow" w:cs="Arial Narrow"/>
+          <w:b/>
+          <w:color w:val="000000"/>
+          <w:kern w:val="0"/>
+          <w:sz w:val="22"/>
+          <w:szCs w:val="22"/>
+          <w:lang w:eastAsia="es-PE"/>
+          <w14:ligatures w14:val="none"/>
+        </w:rPr>
+      </w:pPr>
+    </w:p>
+    <w:p>
+      <w:pPr>
+        <w:suppressAutoHyphens/>
+        <w:spacing w:after="0" w:line="240" w:lineRule="auto"/>
+        <w:jc w:val="both"/>
+        <w:rPr>
+          <w:rFonts w:ascii="Arial Narrow" w:eastAsia="Arial Narrow" w:hAnsi="Arial Narrow" w:cs="Arial Narrow"/>
+          <w:b/>
+          <w:color w:val="000000"/>
+          <w:kern w:val="0"/>
+          <w:sz w:val="22"/>
+          <w:szCs w:val="22"/>
+          <w:lang w:eastAsia="es-PE"/>
+          <w14:ligatures w14:val="none"/>
+        </w:rPr>
+      </w:pPr>
+    </w:p>
+    <w:p>
+      <w:pPr>
+        <w:suppressAutoHyphens/>
+        <w:spacing w:after="0" w:line="240" w:lineRule="auto"/>
+        <w:jc w:val="both"/>
+        <w:rPr>
+          <w:rFonts w:ascii="Arial Narrow" w:eastAsia="Arial Narrow" w:hAnsi="Arial Narrow" w:cs="Arial Narrow"/>
+          <w:b/>
+          <w:color w:val="000000"/>
+          <w:kern w:val="0"/>
+          <w:sz w:val="22"/>
+          <w:szCs w:val="22"/>
+          <w:lang w:eastAsia="es-PE"/>
+          <w14:ligatures w14:val="none"/>
+        </w:rPr>
+      </w:pPr>
+    </w:p>
+    <w:bookmarkEnd w:id="0"/>
+    <w:p>
+      <w:pPr>
+        <w:spacing w:after="0" w:line="240" w:lineRule="auto"/>
+        <w:jc w:val="both"/>
+        <w:rPr>
+          <w:rFonts w:ascii="Arial Narrow" w:eastAsia="Arial Narrow" w:hAnsi="Arial Narrow" w:cs="Arial Narrow"/>
+          <w:b/>
+          <w:color w:val="000000"/>
+          <w:kern w:val="0"/>
+          <w:sz w:val="22"/>
+          <w:szCs w:val="22"/>
+          <w:lang w:eastAsia="es-PE"/>
+          <w14:ligatures w14:val="none"/>
+        </w:rPr>
+      </w:pPr>
+    </w:p>
+    <w:p>
+      <w:pPr>
+        <w:spacing w:after="0" w:line="240" w:lineRule="auto"/>
+        <w:jc w:val="both"/>
+        <w:rPr>
+          <w:rFonts w:ascii="Arial Narrow" w:eastAsia="Arial Narrow" w:hAnsi="Arial Narrow" w:cs="Arial Narrow"/>
+          <w:b/>
+          <w:color w:val="000000"/>
+          <w:kern w:val="0"/>
+          <w:sz w:val="22"/>
+          <w:szCs w:val="22"/>
+          <w:lang w:eastAsia="es-PE"/>
+          <w14:ligatures w14:val="none"/>
+        </w:rPr>
+      </w:pPr>
+    </w:p>
+    <w:p>
+      <w:pPr>
+        <w:shd w:val="clear" w:color="auto" w:fill="FFFFFF"/>
+        <w:spacing w:after="0" w:line="240" w:lineRule="auto"/>
+        <w:jc w:val="center"/>
+        <w:rPr>
+          <w:rFonts w:ascii="Arial Narrow" w:eastAsia="Arial Narrow" w:hAnsi="Arial Narrow" w:cs="Arial Narrow"/>
+          <w:b/>
           <w:bCs/>
-          <w:spacing w:val="-3"/>
-          <w:kern w:val="0"/>
-          <w14:ligatures w14:val="none"/>
-          <w:sz w:val="22"/>
-          <w:szCs w:val="22"/>
-        </w:rPr>
-        <w:t xml:space="preserve"> </w:t>
-      </w:r>
-      <w:r>
-        <w:rPr>
-          <w:rFonts w:ascii="Arial Narrow" w:eastAsia="Arial Narrow" w:hAnsi="Arial Narrow" w:cs="Arial Narrow"/>
-          <w:spacing w:val="-3"/>
-          <w:kern w:val="0"/>
-          <w14:ligatures w14:val="none"/>
-          <w:sz w:val="22"/>
-          <w:szCs w:val="22"/>
-        </w:rPr>
-        <w:t xml:space="preserve">requerir a</w:t>
-      </w:r>
-      <w:r>
-        <w:rPr>
-          <w:rFonts w:ascii="Arial Narrow" w:eastAsia="Arial Narrow" w:hAnsi="Arial Narrow" w:cs="Arial Narrow"/>
-          <w:sz w:val="22"/>
-          <w:szCs w:val="22"/>
-        </w:rPr>
-        <w:t xml:space="preserve"> </w:t>
-      </w:r>
-      <w:r>
-        <w:rPr>
-          <w:rFonts w:ascii="Arial Narrow" w:eastAsia="Arial Narrow" w:hAnsi="Arial Narrow" w:cs="Arial Narrow"/>
-          <w:sz w:val="22"/>
-          <w:szCs w:val="22"/>
-        </w:rPr>
-        <w:t xml:space="preserve">Pana Autos S.A.C. </w:t>
-      </w:r>
-      <w:r>
-        <w:rPr>
-          <w:rFonts w:ascii="Arial Narrow" w:eastAsia="Arial Narrow" w:hAnsi="Arial Narrow" w:cs="Arial Narrow"/>
-          <w:color w:val="000000"/>
-          <w:sz w:val="22"/>
-          <w:szCs w:val="22"/>
-        </w:rPr>
-        <w:t xml:space="preserve">para que, </w:t>
-      </w:r>
-      <w:r>
-        <w:rPr>
-          <w:rFonts w:ascii="Arial Narrow" w:eastAsia="Arial Narrow" w:hAnsi="Arial Narrow" w:cs="Arial Narrow"/>
-          <w:color w:val="000000"/>
-          <w:kern w:val="0"/>
-          <w:sz w:val="22"/>
-          <w:szCs w:val="22"/>
-          <w:lang w:eastAsia="es-PE"/>
-          <w14:ligatures w14:val="none"/>
-        </w:rPr>
-        <w:t>dentro del plazo de dos (2) días hábiles siguientes a la fecha en que reciba</w:t>
-      </w:r>
-      <w:r>
-        <w:rPr>
-          <w:rFonts w:ascii="Arial Narrow" w:eastAsia="Arial Narrow" w:hAnsi="Arial Narrow" w:cs="Arial Narrow"/>
-          <w:color w:val="000000"/>
-          <w:kern w:val="0"/>
-          <w:sz w:val="22"/>
-          <w:szCs w:val="22"/>
-          <w:lang w:eastAsia="es-PE"/>
-          <w14:ligatures w14:val="none"/>
-        </w:rPr>
-        <w:t xml:space="preserve"> </w:t>
-      </w:r>
-      <w:r>
-        <w:rPr>
-          <w:rFonts w:ascii="Arial Narrow" w:eastAsia="Arial Narrow" w:hAnsi="Arial Narrow" w:cs="Arial Narrow"/>
-          <w:color w:val="000000"/>
-          <w:kern w:val="0"/>
-          <w:sz w:val="22"/>
-          <w:szCs w:val="22"/>
-          <w:lang w:eastAsia="es-PE"/>
-          <w14:ligatures w14:val="none"/>
-        </w:rPr>
-        <w:t>la notificación en su domicilio procesal</w:t>
-      </w:r>
-      <w:r>
-        <w:rPr>
-          <w:rFonts w:ascii="Arial Narrow" w:eastAsia="Arial Narrow" w:hAnsi="Arial Narrow" w:cs="Arial Narrow"/>
-          <w:color w:val="000000"/>
-          <w:sz w:val="22"/>
-          <w:szCs w:val="22"/>
-        </w:rPr>
-        <w:t>, señale un correo electrónico autorizando recibir las notificaciones correspondientes por dicho medio.</w:t>
-      </w:r>
-      <w:r>
-        <w:rPr>
-          <w:rFonts w:ascii="Arial Narrow" w:eastAsia="Arial Narrow" w:hAnsi="Arial Narrow" w:cs="Arial Narrow"/>
-          <w:color w:val="000000"/>
-          <w:sz w:val="22"/>
-          <w:szCs w:val="22"/>
-        </w:rPr>
-        <w:t xml:space="preserve"> </w:t>
-      </w:r>
-    </w:p>
-    <w:p>
-      <w:pPr>
-        <w:suppressAutoHyphens/>
-        <w:spacing w:after="0" w:line="240" w:lineRule="auto"/>
-        <w:jc w:val="both"/>
+          <w:color w:val="000000"/>
+          <w:kern w:val="0"/>
+          <w14:ligatures w14:val="none"/>
+          <w:sz w:val="22"/>
+          <w:szCs w:val="22"/>
+        </w:rPr>
+      </w:pPr>
+      <w:r>
         <w:rPr>
           <w:rFonts w:ascii="Arial Narrow" w:eastAsia="Arial Narrow" w:hAnsi="Arial Narrow" w:cs="Arial Narrow"/>
           <w:b/>
-          <w:color w:val="000000"/>
-          <w:kern w:val="0"/>
-          <w:sz w:val="22"/>
-          <w:szCs w:val="22"/>
-          <w:lang w:eastAsia="es-PE"/>
-          <w14:ligatures w14:val="none"/>
-        </w:rPr>
-      </w:pPr>
-    </w:p>
-    <w:p>
-      <w:pPr>
-        <w:suppressAutoHyphens/>
-        <w:spacing w:after="0" w:line="240" w:lineRule="auto"/>
-        <w:jc w:val="both"/>
-        <w:rPr>
-          <w:rFonts w:ascii="Arial Narrow" w:eastAsia="Arial Narrow" w:hAnsi="Arial Narrow" w:cs="Arial Narrow"/>
-          <w:b/>
-          <w:color w:val="000000"/>
-          <w:kern w:val="0"/>
-          <w:sz w:val="22"/>
-          <w:szCs w:val="22"/>
-          <w:lang w:eastAsia="es-PE"/>
-          <w14:ligatures w14:val="none"/>
-        </w:rPr>
-      </w:pPr>
-    </w:p>
-    <w:p>
-      <w:pPr>
-        <w:suppressAutoHyphens/>
-        <w:spacing w:after="0" w:line="240" w:lineRule="auto"/>
-        <w:jc w:val="both"/>
-        <w:rPr>
-          <w:rFonts w:ascii="Arial Narrow" w:eastAsia="Arial Narrow" w:hAnsi="Arial Narrow" w:cs="Arial Narrow"/>
-          <w:b/>
-          <w:color w:val="000000"/>
-          <w:kern w:val="0"/>
-          <w:sz w:val="22"/>
-          <w:szCs w:val="22"/>
-          <w:lang w:eastAsia="es-PE"/>
-          <w14:ligatures w14:val="none"/>
-        </w:rPr>
-      </w:pPr>
-    </w:p>
-    <w:bookmarkEnd w:id="0"/>
-    <w:p>
-      <w:pPr>
-        <w:spacing w:after="0" w:line="240" w:lineRule="auto"/>
-        <w:jc w:val="both"/>
-        <w:rPr>
-          <w:rFonts w:ascii="Arial Narrow" w:eastAsia="Arial Narrow" w:hAnsi="Arial Narrow" w:cs="Arial Narrow"/>
-          <w:b/>
-          <w:color w:val="000000"/>
-          <w:kern w:val="0"/>
-          <w:sz w:val="22"/>
-          <w:szCs w:val="22"/>
-          <w:lang w:eastAsia="es-PE"/>
-          <w14:ligatures w14:val="none"/>
-        </w:rPr>
-      </w:pPr>
-    </w:p>
-    <w:p>
-      <w:pPr>
-        <w:spacing w:after="0" w:line="240" w:lineRule="auto"/>
-        <w:jc w:val="both"/>
-        <w:rPr>
-          <w:rFonts w:ascii="Arial Narrow" w:eastAsia="Arial Narrow" w:hAnsi="Arial Narrow" w:cs="Arial Narrow"/>
-          <w:b/>
-          <w:color w:val="000000"/>
-          <w:kern w:val="0"/>
-          <w:sz w:val="22"/>
-          <w:szCs w:val="22"/>
-          <w:lang w:eastAsia="es-PE"/>
-          <w14:ligatures w14:val="none"/>
-        </w:rPr>
-      </w:pPr>
+          <w:bCs/>
+          <w:color w:val="000000"/>
+          <w:kern w:val="0"/>
+          <w14:ligatures w14:val="none"/>
+          <w:sz w:val="22"/>
+          <w:szCs w:val="22"/>
+        </w:rPr>
+        <w:t xml:space="preserve">Firmado digitalmente por</w:t>
+      </w:r>
     </w:p>
     <w:p>
       <w:pPr>
@@ -11357,6 +11433,9 @@
     <w:p>
       <w:pPr>
         <w:pStyle w:val="Textonotapie"/>
+        <w:tabs>
+          <w:tab w:val="left" w:pos="567"/>
+        </w:tabs>
         <w:ind w:left="567" w:hanging="567"/>
         <w:jc w:val="both"/>
         <w:rPr>
@@ -11381,7 +11460,90 @@
           <w:sz w:val="16"/>
           <w:szCs w:val="16"/>
         </w:rPr>
+        <w:tab/>
+        <w:t xml:space="preserve"/>
+      </w:r>
+      <w:r>
+        <w:rPr>
+          <w:rFonts w:ascii="Arial Narrow" w:eastAsia="Arial Narrow" w:hAnsi="Arial Narrow" w:cs="Arial Narrow"/>
+          <w:sz w:val="16"/>
+          <w:szCs w:val="16"/>
+        </w:rPr>
+        <w:tab/>
+        <w:t>Publicado</w:t>
+      </w:r>
+      <w:r>
+        <w:rPr>
+          <w:rFonts w:ascii="Arial Narrow" w:eastAsia="Arial Narrow" w:hAnsi="Arial Narrow" w:cs="Arial Narrow"/>
+          <w:b/>
+          <w:sz w:val="16"/>
+          <w:szCs w:val="16"/>
+        </w:rPr>
         <w:t xml:space="preserve"> </w:t>
+      </w:r>
+      <w:r>
+        <w:rPr>
+          <w:rFonts w:ascii="Arial Narrow" w:eastAsia="Arial Narrow" w:hAnsi="Arial Narrow" w:cs="Arial Narrow"/>
+          <w:sz w:val="16"/>
+          <w:szCs w:val="16"/>
+        </w:rPr>
+        <w:t xml:space="preserve">el 2 de setiembre de 2010</w:t>
+      </w:r>
+      <w:r>
+        <w:rPr>
+          <w:rFonts w:ascii="Arial Narrow" w:eastAsia="Arial Narrow" w:hAnsi="Arial Narrow" w:cs="Arial Narrow"/>
+          <w:sz w:val="16"/>
+          <w:szCs w:val="16"/>
+        </w:rPr>
+        <w:t xml:space="preserve"> en el Diario Oficial El Peruano, vigente desde el 2 de octubre de 2010 y modificado por Decreto Legislativo 1308.</w:t>
+      </w:r>
+    </w:p>
+    <w:p>
+      <w:pPr>
+        <w:pStyle w:val="Textonotapie"/>
+        <w:ind w:left="567" w:hanging="567"/>
+        <w:jc w:val="both"/>
+        <w:rPr>
+          <w:rFonts w:ascii="Arial Narrow" w:eastAsia="Arial Narrow" w:hAnsi="Arial Narrow" w:cs="Arial Narrow"/>
+          <w:sz w:val="16"/>
+          <w:szCs w:val="16"/>
+        </w:rPr>
+      </w:pPr>
+    </w:p>
+  </w:footnote>
+  <w:footnote w:id="2">
+    <w:p>
+      <w:pPr>
+        <w:pStyle w:val="Textonotapie"/>
+        <w:tabs>
+          <w:tab w:val="left" w:pos="567"/>
+        </w:tabs>
+        <w:ind w:left="567" w:hanging="567"/>
+        <w:jc w:val="both"/>
+        <w:rPr>
+          <w:rFonts w:ascii="Arial Narrow" w:eastAsia="Arial Narrow" w:hAnsi="Arial Narrow" w:cs="Arial Narrow"/>
+          <w:sz w:val="16"/>
+          <w:szCs w:val="16"/>
+        </w:rPr>
+      </w:pPr>
+      <w:r>
+        <w:rPr>
+          <w:rStyle w:val="Refdenotaalpie"/>
+          <w:rFonts w:ascii="Arial Narrow" w:eastAsia="Arial Narrow" w:hAnsi="Arial Narrow" w:cs="Arial Narrow"/>
+          <w:sz w:val="16"/>
+          <w:szCs w:val="16"/>
+          <w:vertAlign w:val="superscript"/>
+        </w:rPr>
+        <w:footnoteRef/>
+      </w:r>
+      <w:r>
+        <w:rPr>
+          <w:rFonts w:ascii="Arial Narrow" w:eastAsia="Arial Narrow" w:hAnsi="Arial Narrow" w:cs="Arial Narrow"/>
+          <w:sz w:val="16"/>
+          <w:szCs w:val="16"/>
+        </w:rPr>
+        <w:tab/>
+        <w:t xml:space="preserve"/>
       </w:r>
       <w:r>
         <w:rPr>
@@ -11425,84 +11587,6 @@
           <w:szCs w:val="16"/>
         </w:rPr>
         <w:t>.</w:t>
-      </w:r>
-    </w:p>
-    <w:p>
-      <w:pPr>
-        <w:pStyle w:val="Textonotapie"/>
-        <w:ind w:left="567" w:hanging="567"/>
-        <w:jc w:val="both"/>
-        <w:rPr>
-          <w:rFonts w:ascii="Arial Narrow" w:eastAsia="Arial Narrow" w:hAnsi="Arial Narrow" w:cs="Arial Narrow"/>
-          <w:sz w:val="16"/>
-          <w:szCs w:val="16"/>
-        </w:rPr>
-      </w:pPr>
-    </w:p>
-  </w:footnote>
-  <w:footnote w:id="2">
-    <w:p>
-      <w:pPr>
-        <w:pStyle w:val="Textonotapie"/>
-        <w:ind w:left="567" w:hanging="567"/>
-        <w:jc w:val="both"/>
-        <w:rPr>
-          <w:rFonts w:ascii="Arial Narrow" w:eastAsia="Arial Narrow" w:hAnsi="Arial Narrow" w:cs="Arial Narrow"/>
-          <w:sz w:val="16"/>
-          <w:szCs w:val="16"/>
-        </w:rPr>
-      </w:pPr>
-      <w:r>
-        <w:rPr>
-          <w:rStyle w:val="Refdenotaalpie"/>
-          <w:rFonts w:ascii="Arial Narrow" w:eastAsia="Arial Narrow" w:hAnsi="Arial Narrow" w:cs="Arial Narrow"/>
-          <w:sz w:val="16"/>
-          <w:szCs w:val="16"/>
-          <w:vertAlign w:val="superscript"/>
-        </w:rPr>
-        <w:footnoteRef/>
-      </w:r>
-      <w:r>
-        <w:rPr>
-          <w:rFonts w:ascii="Arial Narrow" w:eastAsia="Arial Narrow" w:hAnsi="Arial Narrow" w:cs="Arial Narrow"/>
-          <w:sz w:val="16"/>
-          <w:szCs w:val="16"/>
-        </w:rPr>
-        <w:t xml:space="preserve"> </w:t>
-      </w:r>
-      <w:r>
-        <w:rPr>
-          <w:rFonts w:ascii="Arial Narrow" w:eastAsia="Arial Narrow" w:hAnsi="Arial Narrow" w:cs="Arial Narrow"/>
-          <w:sz w:val="16"/>
-          <w:szCs w:val="16"/>
-        </w:rPr>
-        <w:tab/>
-        <w:t>Publicado</w:t>
-      </w:r>
-      <w:r>
-        <w:rPr>
-          <w:rFonts w:ascii="Arial Narrow" w:eastAsia="Arial Narrow" w:hAnsi="Arial Narrow" w:cs="Arial Narrow"/>
-          <w:b/>
-          <w:sz w:val="16"/>
-          <w:szCs w:val="16"/>
-        </w:rPr>
-        <w:t xml:space="preserve"> </w:t>
-      </w:r>
-      <w:r>
-        <w:rPr>
-          <w:rFonts w:ascii="Arial Narrow" w:eastAsia="Arial Narrow" w:hAnsi="Arial Narrow" w:cs="Arial Narrow"/>
-          <w:sz w:val="16"/>
-          <w:szCs w:val="16"/>
-        </w:rPr>
-        <w:t xml:space="preserve">el 2 de setiembre de 2010</w:t>
-      </w:r>
-      <w:r>
-        <w:rPr>
-          <w:rFonts w:ascii="Arial Narrow" w:eastAsia="Arial Narrow" w:hAnsi="Arial Narrow" w:cs="Arial Narrow"/>
-          <w:sz w:val="16"/>
-          <w:szCs w:val="16"/>
-        </w:rPr>
-        <w:t xml:space="preserve"> en el Diario Oficial El Peruano, vigente desde el 2 de octubre de 2010 y modificado por Decreto Legislativo 1308.</w:t>
       </w:r>
     </w:p>
     <w:p>
@@ -11551,7 +11635,8 @@
           <w:sz w:val="16"/>
           <w:szCs w:val="16"/>
         </w:rPr>
-        <w:t xml:space="preserve"> </w:t>
+        <w:tab/>
+        <w:t xml:space="preserve"/>
       </w:r>
       <w:r>
         <w:rPr>
@@ -11658,10 +11743,30 @@
         <w:jc w:val="both"/>
         <w:rPr>
           <w:rFonts w:ascii="Arial Narrow" w:eastAsia="Arial Narrow" w:hAnsi="Arial Narrow" w:cs="Arial Narrow"/>
-          <w:sz w:val="16"/>
-          <w:szCs w:val="16"/>
-        </w:rPr>
-      </w:pPr>
+          <w:b/>
+          <w:bCs/>
+          <w:sz w:val="16"/>
+          <w:szCs w:val="16"/>
+        </w:rPr>
+      </w:pPr>
+      <w:r>
+        <w:rPr>
+          <w:rFonts w:ascii="Arial Narrow" w:eastAsia="Arial Narrow" w:hAnsi="Arial Narrow" w:cs="Arial Narrow"/>
+          <w:sz w:val="16"/>
+          <w:szCs w:val="16"/>
+        </w:rPr>
+        <w:tab/>
+      </w:r>
+      <w:r>
+        <w:rPr>
+          <w:rFonts w:ascii="Arial Narrow" w:eastAsia="Arial Narrow" w:hAnsi="Arial Narrow" w:cs="Arial Narrow"/>
+          <w:b/>
+          <w:bCs/>
+          <w:sz w:val="16"/>
+          <w:szCs w:val="16"/>
+        </w:rPr>
+        <w:t xml:space="preserve">LEY DE ORGANIZACIÓN Y FUNCIONES DEL INDECOPI, APROBADA POR DECRETO LEGISLATIVO 1033 </w:t>
+      </w:r>
     </w:p>
     <w:p>
       <w:pPr>
@@ -11673,29 +11778,46 @@
         <w:jc w:val="both"/>
         <w:rPr>
           <w:rFonts w:ascii="Arial Narrow" w:eastAsia="Arial Narrow" w:hAnsi="Arial Narrow" w:cs="Arial Narrow"/>
+          <w:sz w:val="16"/>
+          <w:szCs w:val="16"/>
+        </w:rPr>
+      </w:pPr>
+      <w:r>
+        <w:rPr>
+          <w:rFonts w:ascii="Arial Narrow" w:eastAsia="Arial Narrow" w:hAnsi="Arial Narrow" w:cs="Arial Narrow"/>
           <w:b/>
           <w:bCs/>
           <w:sz w:val="16"/>
           <w:szCs w:val="16"/>
         </w:rPr>
-      </w:pPr>
-      <w:r>
-        <w:rPr>
-          <w:rFonts w:ascii="Arial Narrow" w:eastAsia="Arial Narrow" w:hAnsi="Arial Narrow" w:cs="Arial Narrow"/>
-          <w:sz w:val="16"/>
-          <w:szCs w:val="16"/>
-        </w:rPr>
         <w:tab/>
-      </w:r>
-      <w:r>
-        <w:rPr>
-          <w:rFonts w:ascii="Arial Narrow" w:eastAsia="Arial Narrow" w:hAnsi="Arial Narrow" w:cs="Arial Narrow"/>
-          <w:b/>
-          <w:bCs/>
-          <w:sz w:val="16"/>
-          <w:szCs w:val="16"/>
-        </w:rPr>
-        <w:t xml:space="preserve">LEY DE ORGANIZACIÓN Y FUNCIONES DEL INDECOPI, APROBADA POR DECRETO LEGISLATIVO 1033 </w:t>
+        <w:t>Artículo 27.-</w:t>
+      </w:r>
+      <w:r>
+        <w:rPr>
+          <w:rFonts w:ascii="Arial Narrow" w:eastAsia="Arial Narrow" w:hAnsi="Arial Narrow" w:cs="Arial Narrow"/>
+          <w:sz w:val="16"/>
+          <w:szCs w:val="16"/>
+        </w:rPr>
+        <w:t xml:space="preserve"> De la Comisión de Protección al </w:t>
+      </w:r>
+      <w:proofErr w:type="gramStart"/>
+      <w:r>
+        <w:rPr>
+          <w:rFonts w:ascii="Arial Narrow" w:eastAsia="Arial Narrow" w:hAnsi="Arial Narrow" w:cs="Arial Narrow"/>
+          <w:sz w:val="16"/>
+          <w:szCs w:val="16"/>
+        </w:rPr>
+        <w:t>Consumidor.-</w:t>
+      </w:r>
+      <w:proofErr w:type="gramEnd"/>
+      <w:r>
+        <w:rPr>
+          <w:rFonts w:ascii="Arial Narrow" w:eastAsia="Arial Narrow" w:hAnsi="Arial Narrow" w:cs="Arial Narrow"/>
+          <w:sz w:val="16"/>
+          <w:szCs w:val="16"/>
+        </w:rPr>
+        <w:t xml:space="preserve"> </w:t>
       </w:r>
     </w:p>
     <w:p>
@@ -11715,39 +11837,11 @@
       <w:r>
         <w:rPr>
           <w:rFonts w:ascii="Arial Narrow" w:eastAsia="Arial Narrow" w:hAnsi="Arial Narrow" w:cs="Arial Narrow"/>
-          <w:b/>
-          <w:bCs/>
           <w:sz w:val="16"/>
           <w:szCs w:val="16"/>
         </w:rPr>
         <w:tab/>
-        <w:t>Artículo 27.-</w:t>
-      </w:r>
-      <w:r>
-        <w:rPr>
-          <w:rFonts w:ascii="Arial Narrow" w:eastAsia="Arial Narrow" w:hAnsi="Arial Narrow" w:cs="Arial Narrow"/>
-          <w:sz w:val="16"/>
-          <w:szCs w:val="16"/>
-        </w:rPr>
-        <w:t xml:space="preserve"> De la Comisión de Protección al </w:t>
-      </w:r>
-      <w:proofErr w:type="gramStart"/>
-      <w:r>
-        <w:rPr>
-          <w:rFonts w:ascii="Arial Narrow" w:eastAsia="Arial Narrow" w:hAnsi="Arial Narrow" w:cs="Arial Narrow"/>
-          <w:sz w:val="16"/>
-          <w:szCs w:val="16"/>
-        </w:rPr>
-        <w:t>Consumidor.-</w:t>
-      </w:r>
-      <w:proofErr w:type="gramEnd"/>
-      <w:r>
-        <w:rPr>
-          <w:rFonts w:ascii="Arial Narrow" w:eastAsia="Arial Narrow" w:hAnsi="Arial Narrow" w:cs="Arial Narrow"/>
-          <w:sz w:val="16"/>
-          <w:szCs w:val="16"/>
-        </w:rPr>
-        <w:t xml:space="preserve"> </w:t>
+        <w:t>Corresponde a la Comisión de Protección al Consumidor velar por el cumplimiento de la Ley de Protección al Consumidor y de las leyes que, en general, protegen a los consumidores de la falta de idoneidad de los bienes y servicios en función de la información brindada, de las omisiones de información y de la discriminación en el consumo, así como de aquellas que complementen o sustituyan a las anteriores.</w:t>
       </w:r>
     </w:p>
     <w:p>
@@ -11760,20 +11854,15 @@
         <w:jc w:val="both"/>
         <w:rPr>
           <w:rFonts w:ascii="Arial Narrow" w:eastAsia="Arial Narrow" w:hAnsi="Arial Narrow" w:cs="Arial Narrow"/>
-          <w:sz w:val="16"/>
-          <w:szCs w:val="16"/>
-        </w:rPr>
-      </w:pPr>
-      <w:r>
-        <w:rPr>
-          <w:rFonts w:ascii="Arial Narrow" w:eastAsia="Arial Narrow" w:hAnsi="Arial Narrow" w:cs="Arial Narrow"/>
-          <w:sz w:val="16"/>
-          <w:szCs w:val="16"/>
-        </w:rPr>
-        <w:tab/>
-        <w:t>Corresponde a la Comisión de Protección al Consumidor velar por el cumplimiento de la Ley de Protección al Consumidor y de las leyes que, en general, protegen a los consumidores de la falta de idoneidad de los bienes y servicios en función de la información brindada, de las omisiones de información y de la discriminación en el consumo, así como de aquellas que complementen o sustituyan a las anteriores.</w:t>
-      </w:r>
-    </w:p>
+          <w:b/>
+          <w:bCs/>
+          <w:sz w:val="16"/>
+          <w:szCs w:val="16"/>
+        </w:rPr>
+      </w:pPr>
+    </w:p>
+  </w:footnote>
+  <w:footnote w:id="4">
     <w:p>
       <w:pPr>
         <w:pStyle w:val="Textonotapie"/>
@@ -11790,9 +11879,166 @@
           <w:szCs w:val="16"/>
         </w:rPr>
       </w:pPr>
-    </w:p>
-  </w:footnote>
-  <w:footnote w:id="4">
+      <w:r>
+        <w:rPr>
+          <w:rStyle w:val="Refdenotaalpie"/>
+          <w:rFonts w:ascii="Arial Narrow" w:eastAsia="Arial Narrow" w:hAnsi="Arial Narrow" w:cs="Arial Narrow"/>
+          <w:sz w:val="16"/>
+          <w:szCs w:val="16"/>
+          <w:vertAlign w:val="superscript"/>
+        </w:rPr>
+        <w:footnoteRef/>
+      </w:r>
+      <w:r>
+        <w:rPr>
+          <w:rFonts w:ascii="Arial Narrow" w:eastAsia="Arial Narrow" w:hAnsi="Arial Narrow" w:cs="Arial Narrow"/>
+          <w:sz w:val="16"/>
+          <w:szCs w:val="16"/>
+        </w:rPr>
+        <w:tab/>
+        <w:t xml:space="preserve"/>
+      </w:r>
+      <w:r>
+        <w:rPr>
+          <w:rFonts w:ascii="Arial Narrow" w:eastAsia="Arial Narrow" w:hAnsi="Arial Narrow" w:cs="Arial Narrow"/>
+          <w:sz w:val="16"/>
+          <w:szCs w:val="16"/>
+        </w:rPr>
+        <w:tab/>
+      </w:r>
+      <w:r>
+        <w:rPr>
+          <w:rFonts w:ascii="Arial Narrow" w:eastAsia="Arial Narrow" w:hAnsi="Arial Narrow" w:cs="Arial Narrow"/>
+          <w:b/>
+          <w:bCs/>
+          <w:sz w:val="16"/>
+          <w:szCs w:val="16"/>
+        </w:rPr>
+        <w:t xml:space="preserve">LEY </w:t>
+      </w:r>
+      <w:proofErr w:type="spellStart"/>
+      <w:r>
+        <w:rPr>
+          <w:rFonts w:ascii="Arial Narrow" w:eastAsia="Arial Narrow" w:hAnsi="Arial Narrow" w:cs="Arial Narrow"/>
+          <w:b/>
+          <w:bCs/>
+          <w:sz w:val="16"/>
+          <w:szCs w:val="16"/>
+        </w:rPr>
+        <w:t/>
+      </w:r>
+      <w:proofErr w:type="spellEnd"/>
+      <w:r>
+        <w:rPr>
+          <w:rFonts w:ascii="Arial Narrow" w:eastAsia="Arial Narrow" w:hAnsi="Arial Narrow" w:cs="Arial Narrow"/>
+          <w:b/>
+          <w:bCs/>
+          <w:sz w:val="16"/>
+          <w:szCs w:val="16"/>
+        </w:rPr>
+        <w:t xml:space="preserve">29571, CÓDIGO DE PROTECCIÓN Y DEFENSA DEL CONSUMIDOR, publicado el 2 de setiembre de 2010 y modificado por Decreto Legislativo </w:t>
+      </w:r>
+      <w:proofErr w:type="spellStart"/>
+      <w:r>
+        <w:rPr>
+          <w:rFonts w:ascii="Arial Narrow" w:eastAsia="Arial Narrow" w:hAnsi="Arial Narrow" w:cs="Arial Narrow"/>
+          <w:b/>
+          <w:bCs/>
+          <w:sz w:val="16"/>
+          <w:szCs w:val="16"/>
+        </w:rPr>
+        <w:t/>
+      </w:r>
+      <w:proofErr w:type="spellEnd"/>
+      <w:r>
+        <w:rPr>
+          <w:rFonts w:ascii="Arial Narrow" w:eastAsia="Arial Narrow" w:hAnsi="Arial Narrow" w:cs="Arial Narrow"/>
+          <w:b/>
+          <w:bCs/>
+          <w:sz w:val="16"/>
+          <w:szCs w:val="16"/>
+        </w:rPr>
+        <w:t xml:space="preserve">1308 </w:t>
+      </w:r>
+    </w:p>
+    <w:p>
+      <w:pPr>
+        <w:pStyle w:val="Textonotapie"/>
+        <w:ind w:firstLine="567"/>
+        <w:jc w:val="both"/>
+        <w:rPr>
+          <w:rFonts w:ascii="Arial Narrow" w:eastAsia="Arial Narrow" w:hAnsi="Arial Narrow" w:cs="Arial Narrow"/>
+          <w:b/>
+          <w:bCs/>
+          <w:sz w:val="16"/>
+          <w:szCs w:val="16"/>
+        </w:rPr>
+      </w:pPr>
+      <w:r>
+        <w:rPr>
+          <w:rFonts w:ascii="Arial Narrow" w:eastAsia="Arial Narrow" w:hAnsi="Arial Narrow" w:cs="Arial Narrow"/>
+          <w:b/>
+          <w:bCs/>
+          <w:sz w:val="16"/>
+          <w:szCs w:val="16"/>
+        </w:rPr>
+        <w:t>Artículo 1.- Derechos de los consumidores</w:t>
+      </w:r>
+    </w:p>
+    <w:p>
+      <w:pPr>
+        <w:pStyle w:val="Textonotapie"/>
+        <w:tabs>
+          <w:tab w:val="left" w:pos="567"/>
+        </w:tabs>
+        <w:jc w:val="both"/>
+        <w:rPr>
+          <w:rFonts w:ascii="Arial Narrow" w:eastAsia="Arial Narrow" w:hAnsi="Arial Narrow" w:cs="Arial Narrow"/>
+          <w:sz w:val="16"/>
+          <w:szCs w:val="16"/>
+        </w:rPr>
+      </w:pPr>
+      <w:r>
+        <w:rPr>
+          <w:rFonts w:ascii="Arial Narrow" w:eastAsia="Arial Narrow" w:hAnsi="Arial Narrow" w:cs="Arial Narrow"/>
+          <w:sz w:val="16"/>
+          <w:szCs w:val="16"/>
+        </w:rPr>
+        <w:tab/>
+        <w:t>1.1 (…)</w:t>
+      </w:r>
+    </w:p>
+    <w:p>
+      <w:pPr>
+        <w:pStyle w:val="Textonotapie"/>
+        <w:tabs>
+          <w:tab w:val="left" w:pos="567"/>
+        </w:tabs>
+        <w:ind w:left="570"/>
+        <w:jc w:val="both"/>
+        <w:rPr>
+          <w:rFonts w:ascii="Arial Narrow" w:eastAsia="Arial Narrow" w:hAnsi="Arial Narrow" w:cs="Arial Narrow"/>
+          <w:sz w:val="16"/>
+          <w:szCs w:val="16"/>
+        </w:rPr>
+      </w:pPr>
+      <w:r>
+        <w:rPr>
+          <w:rFonts w:ascii="Arial Narrow" w:eastAsia="Arial Narrow" w:hAnsi="Arial Narrow" w:cs="Arial Narrow"/>
+          <w:sz w:val="16"/>
+          <w:szCs w:val="16"/>
+        </w:rPr>
+        <w:t xml:space="preserve">b. </w:t>
+      </w:r>
+      <w:r>
+        <w:rPr>
+          <w:rFonts w:ascii="Arial Narrow" w:eastAsia="Arial Narrow" w:hAnsi="Arial Narrow" w:cs="Arial Narrow"/>
+          <w:sz w:val="16"/>
+          <w:szCs w:val="16"/>
+        </w:rPr>
+        <w:t xml:space="preserve">Derecho a acceder a información oportuna, suficiente, veraz y fácilmente accesible, relevante para tomar una decisión o realizar una elección de consumo que se ajuste a sus intereses, así como para efectuar un uso o consumo adecuado de los productos o servicios. </w:t>
+      </w:r>
+    </w:p>
     <w:p>
       <w:pPr>
         <w:pStyle w:val="Textonotapie"/>
@@ -11803,6 +12049,27 @@
         <w:jc w:val="both"/>
         <w:rPr>
           <w:rFonts w:ascii="Arial Narrow" w:eastAsia="Arial Narrow" w:hAnsi="Arial Narrow" w:cs="Arial Narrow"/>
+          <w:sz w:val="16"/>
+          <w:szCs w:val="16"/>
+        </w:rPr>
+      </w:pPr>
+      <w:r>
+        <w:rPr>
+          <w:rFonts w:ascii="Arial Narrow" w:eastAsia="Arial Narrow" w:hAnsi="Arial Narrow" w:cs="Arial Narrow"/>
+          <w:sz w:val="16"/>
+          <w:szCs w:val="16"/>
+        </w:rPr>
+        <w:tab/>
+        <w:t>(…).</w:t>
+      </w:r>
+    </w:p>
+    <w:p>
+      <w:pPr>
+        <w:pStyle w:val="Textonotapie"/>
+        <w:ind w:firstLine="567"/>
+        <w:jc w:val="both"/>
+        <w:rPr>
+          <w:rFonts w:ascii="Arial Narrow" w:eastAsia="Arial Narrow" w:hAnsi="Arial Narrow" w:cs="Arial Narrow"/>
           <w:b/>
           <w:bCs/>
           <w:sz w:val="16"/>
@@ -11811,107 +12078,13 @@
       </w:pPr>
       <w:r>
         <w:rPr>
-          <w:rStyle w:val="Refdenotaalpie"/>
-          <w:rFonts w:ascii="Arial Narrow" w:eastAsia="Arial Narrow" w:hAnsi="Arial Narrow" w:cs="Arial Narrow"/>
-          <w:sz w:val="16"/>
-          <w:szCs w:val="16"/>
-          <w:vertAlign w:val="superscript"/>
-        </w:rPr>
-        <w:footnoteRef/>
-      </w:r>
-      <w:r>
-        <w:rPr>
-          <w:rFonts w:ascii="Arial Narrow" w:eastAsia="Arial Narrow" w:hAnsi="Arial Narrow" w:cs="Arial Narrow"/>
-          <w:sz w:val="16"/>
-          <w:szCs w:val="16"/>
-        </w:rPr>
-        <w:t xml:space="preserve"> </w:t>
-      </w:r>
-      <w:r>
-        <w:rPr>
-          <w:rFonts w:ascii="Arial Narrow" w:eastAsia="Arial Narrow" w:hAnsi="Arial Narrow" w:cs="Arial Narrow"/>
-          <w:sz w:val="16"/>
-          <w:szCs w:val="16"/>
-        </w:rPr>
-        <w:tab/>
-      </w:r>
-      <w:r>
-        <w:rPr>
           <w:rFonts w:ascii="Arial Narrow" w:eastAsia="Arial Narrow" w:hAnsi="Arial Narrow" w:cs="Arial Narrow"/>
           <w:b/>
           <w:bCs/>
           <w:sz w:val="16"/>
           <w:szCs w:val="16"/>
         </w:rPr>
-        <w:t xml:space="preserve">LEY </w:t>
-      </w:r>
-      <w:proofErr w:type="spellStart"/>
-      <w:r>
-        <w:rPr>
-          <w:rFonts w:ascii="Arial Narrow" w:eastAsia="Arial Narrow" w:hAnsi="Arial Narrow" w:cs="Arial Narrow"/>
-          <w:b/>
-          <w:bCs/>
-          <w:sz w:val="16"/>
-          <w:szCs w:val="16"/>
-        </w:rPr>
-        <w:t/>
-      </w:r>
-      <w:proofErr w:type="spellEnd"/>
-      <w:r>
-        <w:rPr>
-          <w:rFonts w:ascii="Arial Narrow" w:eastAsia="Arial Narrow" w:hAnsi="Arial Narrow" w:cs="Arial Narrow"/>
-          <w:b/>
-          <w:bCs/>
-          <w:sz w:val="16"/>
-          <w:szCs w:val="16"/>
-        </w:rPr>
-        <w:t xml:space="preserve"> 29571, CÓDIGO DE PROTECCIÓN Y DEFENSA DEL CONSUMIDOR, publicado el 2 de setiembre de 2010 y modificado por Decreto Legislativo </w:t>
-      </w:r>
-      <w:proofErr w:type="spellStart"/>
-      <w:r>
-        <w:rPr>
-          <w:rFonts w:ascii="Arial Narrow" w:eastAsia="Arial Narrow" w:hAnsi="Arial Narrow" w:cs="Arial Narrow"/>
-          <w:b/>
-          <w:bCs/>
-          <w:sz w:val="16"/>
-          <w:szCs w:val="16"/>
-        </w:rPr>
-        <w:t/>
-      </w:r>
-      <w:proofErr w:type="spellEnd"/>
-      <w:r>
-        <w:rPr>
-          <w:rFonts w:ascii="Arial Narrow" w:eastAsia="Arial Narrow" w:hAnsi="Arial Narrow" w:cs="Arial Narrow"/>
-          <w:b/>
-          <w:bCs/>
-          <w:sz w:val="16"/>
-          <w:szCs w:val="16"/>
-        </w:rPr>
-        <w:t xml:space="preserve"> 1308 </w:t>
-      </w:r>
-    </w:p>
-    <w:p>
-      <w:pPr>
-        <w:pStyle w:val="Textonotapie"/>
-        <w:ind w:firstLine="567"/>
-        <w:jc w:val="both"/>
-        <w:rPr>
-          <w:rFonts w:ascii="Arial Narrow" w:eastAsia="Arial Narrow" w:hAnsi="Arial Narrow" w:cs="Arial Narrow"/>
-          <w:b/>
-          <w:bCs/>
-          <w:sz w:val="16"/>
-          <w:szCs w:val="16"/>
-        </w:rPr>
-      </w:pPr>
-      <w:r>
-        <w:rPr>
-          <w:rFonts w:ascii="Arial Narrow" w:eastAsia="Arial Narrow" w:hAnsi="Arial Narrow" w:cs="Arial Narrow"/>
-          <w:b/>
-          <w:bCs/>
-          <w:sz w:val="16"/>
-          <w:szCs w:val="16"/>
-        </w:rPr>
-        <w:t>Artículo 1.- Derechos de los consumidores</w:t>
+        <w:t>Artículo 2.- Información relevante</w:t>
       </w:r>
     </w:p>
     <w:p>
@@ -11920,21 +12093,21 @@
         <w:tabs>
           <w:tab w:val="left" w:pos="567"/>
         </w:tabs>
-        <w:jc w:val="both"/>
-        <w:rPr>
-          <w:rFonts w:ascii="Arial Narrow" w:eastAsia="Arial Narrow" w:hAnsi="Arial Narrow" w:cs="Arial Narrow"/>
-          <w:sz w:val="16"/>
-          <w:szCs w:val="16"/>
-        </w:rPr>
-      </w:pPr>
-      <w:r>
-        <w:rPr>
-          <w:rFonts w:ascii="Arial Narrow" w:eastAsia="Arial Narrow" w:hAnsi="Arial Narrow" w:cs="Arial Narrow"/>
-          <w:sz w:val="16"/>
-          <w:szCs w:val="16"/>
-        </w:rPr>
-        <w:tab/>
-        <w:t>1.1 (…)</w:t>
+        <w:ind w:left="567"/>
+        <w:jc w:val="both"/>
+        <w:rPr>
+          <w:rFonts w:ascii="Arial Narrow" w:eastAsia="Arial Narrow" w:hAnsi="Arial Narrow" w:cs="Arial Narrow"/>
+          <w:sz w:val="16"/>
+          <w:szCs w:val="16"/>
+        </w:rPr>
+      </w:pPr>
+      <w:r>
+        <w:rPr>
+          <w:rFonts w:ascii="Arial Narrow" w:eastAsia="Arial Narrow" w:hAnsi="Arial Narrow" w:cs="Arial Narrow"/>
+          <w:sz w:val="16"/>
+          <w:szCs w:val="16"/>
+        </w:rPr>
+        <w:t xml:space="preserve">2.1 El proveedor tiene la obligación de ofrecer al consumidor toda la información relevante para tomar una decisión o realizar una elección adecuada de consumo, así como para efectuar un uso o consumo adecuado de los productos o servicios. </w:t>
       </w:r>
     </w:p>
     <w:p>
@@ -11943,29 +12116,75 @@
         <w:tabs>
           <w:tab w:val="left" w:pos="567"/>
         </w:tabs>
-        <w:ind w:left="570"/>
-        <w:jc w:val="both"/>
-        <w:rPr>
-          <w:rFonts w:ascii="Arial Narrow" w:eastAsia="Arial Narrow" w:hAnsi="Arial Narrow" w:cs="Arial Narrow"/>
-          <w:sz w:val="16"/>
-          <w:szCs w:val="16"/>
-        </w:rPr>
-      </w:pPr>
-      <w:r>
-        <w:rPr>
-          <w:rFonts w:ascii="Arial Narrow" w:eastAsia="Arial Narrow" w:hAnsi="Arial Narrow" w:cs="Arial Narrow"/>
-          <w:sz w:val="16"/>
-          <w:szCs w:val="16"/>
-        </w:rPr>
-        <w:t xml:space="preserve">b. </w:t>
-      </w:r>
-      <w:r>
-        <w:rPr>
-          <w:rFonts w:ascii="Arial Narrow" w:eastAsia="Arial Narrow" w:hAnsi="Arial Narrow" w:cs="Arial Narrow"/>
-          <w:sz w:val="16"/>
-          <w:szCs w:val="16"/>
-        </w:rPr>
-        <w:t xml:space="preserve">Derecho a acceder a información oportuna, suficiente, veraz y fácilmente accesible, relevante para tomar una decisión o realizar una elección de consumo que se ajuste a sus intereses, así como para efectuar un uso o consumo adecuado de los productos o servicios. </w:t>
+        <w:ind w:left="567"/>
+        <w:jc w:val="both"/>
+        <w:rPr>
+          <w:rFonts w:ascii="Arial Narrow" w:eastAsia="Arial Narrow" w:hAnsi="Arial Narrow" w:cs="Arial Narrow"/>
+          <w:sz w:val="16"/>
+          <w:szCs w:val="16"/>
+        </w:rPr>
+      </w:pPr>
+      <w:r>
+        <w:rPr>
+          <w:rFonts w:ascii="Arial Narrow" w:eastAsia="Arial Narrow" w:hAnsi="Arial Narrow" w:cs="Arial Narrow"/>
+          <w:sz w:val="16"/>
+          <w:szCs w:val="16"/>
+        </w:rPr>
+        <w:t xml:space="preserve">2.2 La información debe ser veraz, suficiente, de fácil comprensión, apropiada, oportuna y fácilmente accesible, debiendo ser brindada en idioma castellano. </w:t>
+      </w:r>
+    </w:p>
+    <w:p>
+      <w:pPr>
+        <w:pStyle w:val="Textonotapie"/>
+        <w:tabs>
+          <w:tab w:val="left" w:pos="567"/>
+        </w:tabs>
+        <w:ind w:left="567"/>
+        <w:jc w:val="both"/>
+        <w:rPr>
+          <w:rFonts w:ascii="Arial Narrow" w:eastAsia="Arial Narrow" w:hAnsi="Arial Narrow" w:cs="Arial Narrow"/>
+          <w:sz w:val="16"/>
+          <w:szCs w:val="16"/>
+        </w:rPr>
+      </w:pPr>
+      <w:r>
+        <w:rPr>
+          <w:rFonts w:ascii="Arial Narrow" w:eastAsia="Arial Narrow" w:hAnsi="Arial Narrow" w:cs="Arial Narrow"/>
+          <w:sz w:val="16"/>
+          <w:szCs w:val="16"/>
+        </w:rPr>
+        <w:t xml:space="preserve">2.3 Sin perjuicio de las exigencias concretas de las normas sectoriales correspondientes, para analizar la información relevante se tiene en consideración a toda aquella sin la cual no se hubiera adoptado la decisión de consumo o se hubiera efectuado en términos substancialmente distintos. Para ello se debe examinar si la información omitida desnaturaliza las condiciones en que se realizó la oferta al consumidor. </w:t>
+      </w:r>
+    </w:p>
+    <w:p>
+      <w:pPr>
+        <w:pStyle w:val="Textonotapie"/>
+        <w:tabs>
+          <w:tab w:val="left" w:pos="567"/>
+        </w:tabs>
+        <w:ind w:left="567"/>
+        <w:jc w:val="both"/>
+        <w:rPr>
+          <w:rFonts w:ascii="Arial Narrow" w:eastAsia="Arial Narrow" w:hAnsi="Arial Narrow" w:cs="Arial Narrow"/>
+          <w:sz w:val="16"/>
+          <w:szCs w:val="16"/>
+        </w:rPr>
+      </w:pPr>
+      <w:r>
+        <w:rPr>
+          <w:rFonts w:ascii="Arial Narrow" w:eastAsia="Arial Narrow" w:hAnsi="Arial Narrow" w:cs="Arial Narrow"/>
+          <w:sz w:val="16"/>
+          <w:szCs w:val="16"/>
+        </w:rPr>
+        <w:t>2.4 Al evaluarse la información, deben considerarse los problemas de confusión que generarían al consumidor el suministro de información excesiva o sumamente compleja, atendiendo a la naturaleza del producto adquirido o al servicio contratado</w:t>
+      </w:r>
+      <w:r>
+        <w:rPr>
+          <w:rFonts w:ascii="Arial Narrow" w:eastAsia="Arial Narrow" w:hAnsi="Arial Narrow" w:cs="Arial Narrow"/>
+          <w:sz w:val="16"/>
+          <w:szCs w:val="16"/>
+        </w:rPr>
+        <w:t xml:space="preserve">. </w:t>
       </w:r>
     </w:p>
     <w:p>
@@ -11978,20 +12197,15 @@
         <w:jc w:val="both"/>
         <w:rPr>
           <w:rFonts w:ascii="Arial Narrow" w:eastAsia="Arial Narrow" w:hAnsi="Arial Narrow" w:cs="Arial Narrow"/>
-          <w:sz w:val="16"/>
-          <w:szCs w:val="16"/>
-        </w:rPr>
-      </w:pPr>
-      <w:r>
-        <w:rPr>
-          <w:rFonts w:ascii="Arial Narrow" w:eastAsia="Arial Narrow" w:hAnsi="Arial Narrow" w:cs="Arial Narrow"/>
-          <w:sz w:val="16"/>
-          <w:szCs w:val="16"/>
-        </w:rPr>
-        <w:tab/>
-        <w:t>(…).</w:t>
-      </w:r>
-    </w:p>
+          <w:b/>
+          <w:bCs/>
+          <w:sz w:val="16"/>
+          <w:szCs w:val="16"/>
+        </w:rPr>
+      </w:pPr>
+    </w:p>
+  </w:footnote>
+  <w:footnote w:id="5">
     <w:p>
       <w:pPr>
         <w:pStyle w:val="Textonotapie"/>
@@ -12008,12 +12222,34 @@
           <w:szCs w:val="16"/>
         </w:rPr>
       </w:pPr>
-    </w:p>
-    <w:p>
-      <w:pPr>
-        <w:pStyle w:val="Textonotapie"/>
-        <w:ind w:firstLine="567"/>
-        <w:jc w:val="both"/>
+      <w:r>
+        <w:rPr>
+          <w:rStyle w:val="Refdenotaalpie"/>
+          <w:rFonts w:ascii="Arial Narrow" w:eastAsia="Arial Narrow" w:hAnsi="Arial Narrow" w:cs="Arial Narrow"/>
+          <w:sz w:val="16"/>
+          <w:szCs w:val="16"/>
+          <w:vertAlign w:val="superscript"/>
+        </w:rPr>
+        <w:footnoteRef/>
+      </w:r>
+      <w:r>
+        <w:rPr>
+          <w:rFonts w:ascii="Arial Narrow" w:eastAsia="Arial Narrow" w:hAnsi="Arial Narrow" w:cs="Arial Narrow"/>
+          <w:sz w:val="16"/>
+          <w:szCs w:val="16"/>
+        </w:rPr>
+        <w:tab/>
+        <w:t xml:space="preserve"/>
+      </w:r>
+      <w:r>
+        <w:rPr>
+          <w:rFonts w:ascii="Arial Narrow" w:eastAsia="Arial Narrow" w:hAnsi="Arial Narrow" w:cs="Arial Narrow"/>
+          <w:sz w:val="16"/>
+          <w:szCs w:val="16"/>
+        </w:rPr>
+        <w:tab/>
+      </w:r>
+      <w:r>
         <w:rPr>
           <w:rFonts w:ascii="Arial Narrow" w:eastAsia="Arial Narrow" w:hAnsi="Arial Narrow" w:cs="Arial Narrow"/>
           <w:b/>
@@ -12021,7 +12257,9 @@
           <w:sz w:val="16"/>
           <w:szCs w:val="16"/>
         </w:rPr>
-      </w:pPr>
+        <w:t xml:space="preserve">LEY </w:t>
+      </w:r>
+      <w:proofErr w:type="spellStart"/>
       <w:r>
         <w:rPr>
           <w:rFonts w:ascii="Arial Narrow" w:eastAsia="Arial Narrow" w:hAnsi="Arial Narrow" w:cs="Arial Narrow"/>
@@ -12030,7 +12268,2248 @@
           <w:sz w:val="16"/>
           <w:szCs w:val="16"/>
         </w:rPr>
-        <w:t>Artículo 2.- Información relevante</w:t>
+        <w:t/>
+      </w:r>
+      <w:proofErr w:type="spellEnd"/>
+      <w:r>
+        <w:rPr>
+          <w:rFonts w:ascii="Arial Narrow" w:eastAsia="Arial Narrow" w:hAnsi="Arial Narrow" w:cs="Arial Narrow"/>
+          <w:b/>
+          <w:bCs/>
+          <w:sz w:val="16"/>
+          <w:szCs w:val="16"/>
+        </w:rPr>
+        <w:t xml:space="preserve">29571, CÓDIGO DE PROTECCIÓN Y DEFENSA DEL CONSUMIDOR, publicado el 2 de setiembre de 2010 y modificado por Decreto Legislativo </w:t>
+      </w:r>
+      <w:proofErr w:type="spellStart"/>
+      <w:r>
+        <w:rPr>
+          <w:rFonts w:ascii="Arial Narrow" w:eastAsia="Arial Narrow" w:hAnsi="Arial Narrow" w:cs="Arial Narrow"/>
+          <w:b/>
+          <w:bCs/>
+          <w:sz w:val="16"/>
+          <w:szCs w:val="16"/>
+        </w:rPr>
+        <w:t/>
+      </w:r>
+      <w:proofErr w:type="spellEnd"/>
+      <w:r>
+        <w:rPr>
+          <w:rFonts w:ascii="Arial Narrow" w:eastAsia="Arial Narrow" w:hAnsi="Arial Narrow" w:cs="Arial Narrow"/>
+          <w:b/>
+          <w:bCs/>
+          <w:sz w:val="16"/>
+          <w:szCs w:val="16"/>
+        </w:rPr>
+        <w:t xml:space="preserve">1308 </w:t>
+      </w:r>
+    </w:p>
+    <w:p>
+      <w:pPr>
+        <w:pStyle w:val="Textonotapie"/>
+        <w:ind w:left="567" w:right="-1"/>
+        <w:jc w:val="both"/>
+        <w:rPr>
+          <w:rFonts w:ascii="Arial Narrow" w:eastAsia="Arial Narrow" w:hAnsi="Arial Narrow" w:cs="Arial Narrow"/>
+          <w:b/>
+          <w:bCs/>
+          <w:sz w:val="16"/>
+          <w:szCs w:val="16"/>
+        </w:rPr>
+      </w:pPr>
+      <w:r>
+        <w:rPr>
+          <w:rFonts w:ascii="Arial Narrow" w:eastAsia="Arial Narrow" w:hAnsi="Arial Narrow" w:cs="Arial Narrow"/>
+          <w:b/>
+          <w:bCs/>
+          <w:sz w:val="16"/>
+          <w:szCs w:val="16"/>
+        </w:rPr>
+        <w:t xml:space="preserve">Artículo 18.- Idoneidad </w:t>
+      </w:r>
+    </w:p>
+    <w:p>
+      <w:pPr>
+        <w:pStyle w:val="Textonotapie"/>
+        <w:ind w:left="567" w:right="-1"/>
+        <w:jc w:val="both"/>
+        <w:rPr>
+          <w:rFonts w:ascii="Arial Narrow" w:eastAsia="Arial Narrow" w:hAnsi="Arial Narrow" w:cs="Arial Narrow"/>
+          <w:sz w:val="16"/>
+          <w:szCs w:val="16"/>
+        </w:rPr>
+      </w:pPr>
+      <w:r>
+        <w:rPr>
+          <w:rFonts w:ascii="Arial Narrow" w:eastAsia="Arial Narrow" w:hAnsi="Arial Narrow" w:cs="Arial Narrow"/>
+          <w:sz w:val="16"/>
+          <w:szCs w:val="16"/>
+        </w:rPr>
+        <w:t xml:space="preserve">Se entiende por idoneidad la correspondencia entre lo que un consumidor espera y lo que efectivamente recibe, en función a lo que se le hubiera ofrecido, la publicidad e información transmitida, las condiciones y circunstancias de la transacción, las características y naturaleza del producto o servicio, el precio, entre otros factores, atendiendo a las circunstancias del caso. </w:t>
+      </w:r>
+    </w:p>
+    <w:p>
+      <w:pPr>
+        <w:pStyle w:val="Textonotapie"/>
+        <w:ind w:left="567" w:right="-1"/>
+        <w:jc w:val="both"/>
+        <w:rPr>
+          <w:rFonts w:ascii="Arial Narrow" w:eastAsia="Arial Narrow" w:hAnsi="Arial Narrow" w:cs="Arial Narrow"/>
+          <w:sz w:val="16"/>
+          <w:szCs w:val="16"/>
+        </w:rPr>
+      </w:pPr>
+      <w:r>
+        <w:rPr>
+          <w:rFonts w:ascii="Arial Narrow" w:eastAsia="Arial Narrow" w:hAnsi="Arial Narrow" w:cs="Arial Narrow"/>
+          <w:sz w:val="16"/>
+          <w:szCs w:val="16"/>
+        </w:rPr>
+        <w:t xml:space="preserve">La idoneidad es evaluada en función a la propia naturaleza del producto o servicio y a su aptitud para satisfacer la finalidad para la cual ha sido puesto en el mercado. Las autorizaciones por parte de los organismos del Estado para la fabricación de un producto o la prestación de un servicio, en los casos que sea necesario, no eximen de responsabilidad al proveedor frente al consumidor. </w:t>
+      </w:r>
+    </w:p>
+    <w:p>
+      <w:pPr>
+        <w:pStyle w:val="Textonotapie"/>
+        <w:ind w:left="567" w:right="-1"/>
+        <w:jc w:val="both"/>
+        <w:rPr>
+          <w:rFonts w:ascii="Arial Narrow" w:eastAsia="Arial Narrow" w:hAnsi="Arial Narrow" w:cs="Arial Narrow"/>
+          <w:sz w:val="16"/>
+          <w:szCs w:val="16"/>
+        </w:rPr>
+      </w:pPr>
+      <w:r>
+        <w:rPr>
+          <w:rFonts w:ascii="Arial Narrow" w:eastAsia="Arial Narrow" w:hAnsi="Arial Narrow" w:cs="Arial Narrow"/>
+          <w:b/>
+          <w:bCs/>
+          <w:sz w:val="16"/>
+          <w:szCs w:val="16"/>
+        </w:rPr>
+        <w:t xml:space="preserve">Artículo 19.- Obligación de los proveedores </w:t>
+      </w:r>
+    </w:p>
+    <w:p>
+      <w:pPr>
+        <w:pStyle w:val="Textonotapie"/>
+        <w:ind w:left="567" w:right="-1"/>
+        <w:jc w:val="both"/>
+        <w:rPr>
+          <w:rFonts w:ascii="Arial Narrow" w:eastAsia="Arial Narrow" w:hAnsi="Arial Narrow" w:cs="Arial Narrow"/>
+          <w:sz w:val="16"/>
+          <w:szCs w:val="16"/>
+        </w:rPr>
+      </w:pPr>
+      <w:r>
+        <w:rPr>
+          <w:rFonts w:ascii="Arial Narrow" w:eastAsia="Arial Narrow" w:hAnsi="Arial Narrow" w:cs="Arial Narrow"/>
+          <w:sz w:val="16"/>
+          <w:szCs w:val="16"/>
+        </w:rPr>
+        <w:t>El proveedor responde por la idoneidad y calidad de los productos y servicios ofrecidos; por la autenticidad de las marcas y leyendas que exhiben sus productos o del signo que respalda al prestador del servicio, por la falta de conformidad entre la publicidad comercial de los productos y servicios y estos, así como por el contenido y la vida útil del producto indicado en el envase, en lo que corresponda.</w:t>
+      </w:r>
+    </w:p>
+    <w:p>
+      <w:pPr>
+        <w:pStyle w:val="Textonotapie"/>
+        <w:tabs>
+          <w:tab w:val="left" w:pos="567"/>
+        </w:tabs>
+        <w:ind w:left="567" w:right="-1" w:hanging="567"/>
+        <w:jc w:val="both"/>
+        <w:rPr>
+          <w:rFonts w:ascii="Arial Narrow" w:eastAsia="Arial Narrow" w:hAnsi="Arial Narrow" w:cs="Arial Narrow"/>
+          <w:b/>
+          <w:bCs/>
+          <w:sz w:val="16"/>
+          <w:szCs w:val="16"/>
+        </w:rPr>
+      </w:pPr>
+    </w:p>
+  </w:footnote>
+  <w:footnote w:id="6">
+    <w:p>
+      <w:pPr>
+        <w:pStyle w:val="Textonotapie"/>
+        <w:tabs>
+          <w:tab w:val="left" w:pos="567"/>
+        </w:tabs>
+        <w:ind w:left="567" w:right="-1" w:hanging="567"/>
+        <w:jc w:val="both"/>
+        <w:rPr>
+          <w:rFonts w:ascii="Arial Narrow" w:eastAsia="Arial Narrow" w:hAnsi="Arial Narrow" w:cs="Arial Narrow"/>
+          <w:b/>
+          <w:bCs/>
+          <w:sz w:val="16"/>
+          <w:szCs w:val="16"/>
+        </w:rPr>
+      </w:pPr>
+      <w:r>
+        <w:rPr>
+          <w:rStyle w:val="Refdenotaalpie"/>
+          <w:rFonts w:ascii="Arial Narrow" w:eastAsia="Arial Narrow" w:hAnsi="Arial Narrow" w:cs="Arial Narrow"/>
+          <w:sz w:val="16"/>
+          <w:szCs w:val="16"/>
+          <w:vertAlign w:val="superscript"/>
+        </w:rPr>
+        <w:footnoteRef/>
+      </w:r>
+      <w:r>
+        <w:rPr>
+          <w:rFonts w:ascii="Arial Narrow" w:eastAsia="Arial Narrow" w:hAnsi="Arial Narrow" w:cs="Arial Narrow"/>
+          <w:sz w:val="16"/>
+          <w:szCs w:val="16"/>
+        </w:rPr>
+        <w:tab/>
+        <w:t xml:space="preserve"/>
+      </w:r>
+      <w:r>
+        <w:rPr>
+          <w:rFonts w:ascii="Arial Narrow" w:eastAsia="Arial Narrow" w:hAnsi="Arial Narrow" w:cs="Arial Narrow"/>
+          <w:sz w:val="16"/>
+          <w:szCs w:val="16"/>
+        </w:rPr>
+        <w:tab/>
+      </w:r>
+      <w:r>
+        <w:rPr>
+          <w:rFonts w:ascii="Arial Narrow" w:eastAsia="Arial Narrow" w:hAnsi="Arial Narrow" w:cs="Arial Narrow"/>
+          <w:b/>
+          <w:bCs/>
+          <w:sz w:val="16"/>
+          <w:szCs w:val="16"/>
+        </w:rPr>
+        <w:t xml:space="preserve">LEY </w:t>
+      </w:r>
+      <w:proofErr w:type="spellStart"/>
+      <w:r>
+        <w:rPr>
+          <w:rFonts w:ascii="Arial Narrow" w:eastAsia="Arial Narrow" w:hAnsi="Arial Narrow" w:cs="Arial Narrow"/>
+          <w:b/>
+          <w:bCs/>
+          <w:sz w:val="16"/>
+          <w:szCs w:val="16"/>
+        </w:rPr>
+        <w:t/>
+      </w:r>
+      <w:proofErr w:type="spellEnd"/>
+      <w:r>
+        <w:rPr>
+          <w:rFonts w:ascii="Arial Narrow" w:eastAsia="Arial Narrow" w:hAnsi="Arial Narrow" w:cs="Arial Narrow"/>
+          <w:b/>
+          <w:bCs/>
+          <w:sz w:val="16"/>
+          <w:szCs w:val="16"/>
+        </w:rPr>
+        <w:t xml:space="preserve">29571, CÓDIGO DE PROTECCIÓN Y DEFENSA DEL CONSUMIDOR, publicado el 2 de setiembre de 2010 y modificado por Decreto Legislativo </w:t>
+      </w:r>
+      <w:proofErr w:type="spellStart"/>
+      <w:r>
+        <w:rPr>
+          <w:rFonts w:ascii="Arial Narrow" w:eastAsia="Arial Narrow" w:hAnsi="Arial Narrow" w:cs="Arial Narrow"/>
+          <w:b/>
+          <w:bCs/>
+          <w:sz w:val="16"/>
+          <w:szCs w:val="16"/>
+        </w:rPr>
+        <w:t/>
+      </w:r>
+      <w:proofErr w:type="spellEnd"/>
+      <w:r>
+        <w:rPr>
+          <w:rFonts w:ascii="Arial Narrow" w:eastAsia="Arial Narrow" w:hAnsi="Arial Narrow" w:cs="Arial Narrow"/>
+          <w:b/>
+          <w:bCs/>
+          <w:sz w:val="16"/>
+          <w:szCs w:val="16"/>
+        </w:rPr>
+        <w:t xml:space="preserve">1308 </w:t>
+      </w:r>
+    </w:p>
+    <w:p>
+      <w:pPr>
+        <w:pStyle w:val="Textonotapie"/>
+        <w:ind w:left="567" w:right="-1"/>
+        <w:jc w:val="both"/>
+        <w:rPr>
+          <w:rFonts w:ascii="Arial Narrow" w:eastAsia="Arial Narrow" w:hAnsi="Arial Narrow" w:cs="Arial Narrow"/>
+          <w:b/>
+          <w:bCs/>
+          <w:sz w:val="16"/>
+          <w:szCs w:val="16"/>
+        </w:rPr>
+      </w:pPr>
+      <w:r>
+        <w:rPr>
+          <w:rFonts w:ascii="Arial Narrow" w:eastAsia="Arial Narrow" w:hAnsi="Arial Narrow" w:cs="Arial Narrow"/>
+          <w:b/>
+          <w:bCs/>
+          <w:sz w:val="16"/>
+          <w:szCs w:val="16"/>
+        </w:rPr>
+        <w:t>Artículo 88.- Reclamo de productos o servicios financieros y de seguros</w:t>
+      </w:r>
+    </w:p>
+    <w:p>
+      <w:pPr>
+        <w:pStyle w:val="Textonotapie"/>
+        <w:ind w:left="567" w:right="-1"/>
+        <w:jc w:val="both"/>
+        <w:rPr>
+          <w:rFonts w:ascii="Arial Narrow" w:eastAsia="Arial Narrow" w:hAnsi="Arial Narrow" w:cs="Arial Narrow"/>
+          <w:sz w:val="16"/>
+          <w:szCs w:val="16"/>
+        </w:rPr>
+      </w:pPr>
+      <w:r>
+        <w:rPr>
+          <w:rFonts w:ascii="Arial Narrow" w:eastAsia="Arial Narrow" w:hAnsi="Arial Narrow" w:cs="Arial Narrow"/>
+          <w:sz w:val="16"/>
+          <w:szCs w:val="16"/>
+        </w:rPr>
+        <w:t>88.1 Las entidades del sistema financiero y de seguros, en todas sus oficinas en la República, deben resolver los reclamos en un plazo no mayor de quince días hábiles. Excepcionalmente, la Superintendencia de Banca, Seguros y Administradoras Privadas de Fondos de Pensiones podrá establecer un plazo ampliatorio cuando la naturaleza y complejidad de la operación, producto o servicio materia del reclamo o requerimiento lo justifique, situación que debe ponerse en conocimiento del consumidor antes de la culminación del plazo inicial, sin perjuicio del derecho del consumidor de recurrir directamente ante la Autoridad de Consumo</w:t>
+      </w:r>
+      <w:r>
+        <w:rPr>
+          <w:rFonts w:ascii="Arial Narrow" w:eastAsia="Arial Narrow" w:hAnsi="Arial Narrow" w:cs="Arial Narrow"/>
+          <w:sz w:val="16"/>
+          <w:szCs w:val="16"/>
+        </w:rPr>
+        <w:t xml:space="preserve">. </w:t>
+      </w:r>
+    </w:p>
+    <w:p>
+      <w:pPr>
+        <w:pStyle w:val="Textonotapie"/>
+        <w:tabs>
+          <w:tab w:val="left" w:pos="567"/>
+        </w:tabs>
+        <w:ind w:left="567" w:right="-1" w:hanging="567"/>
+        <w:jc w:val="both"/>
+        <w:rPr>
+          <w:rFonts w:ascii="Arial Narrow" w:eastAsia="Arial Narrow" w:hAnsi="Arial Narrow" w:cs="Arial Narrow"/>
+          <w:b/>
+          <w:bCs/>
+          <w:sz w:val="16"/>
+          <w:szCs w:val="16"/>
+        </w:rPr>
+      </w:pPr>
+    </w:p>
+  </w:footnote>
+  <w:footnote w:id="7">
+    <w:p>
+      <w:pPr>
+        <w:pStyle w:val="Textonotapie"/>
+        <w:tabs>
+          <w:tab w:val="left" w:pos="567"/>
+        </w:tabs>
+        <w:ind w:left="567" w:right="-1" w:hanging="567"/>
+        <w:jc w:val="both"/>
+        <w:rPr>
+          <w:rFonts w:ascii="Arial Narrow" w:eastAsia="Arial Narrow" w:hAnsi="Arial Narrow" w:cs="Arial Narrow"/>
+          <w:sz w:val="16"/>
+          <w:szCs w:val="16"/>
+        </w:rPr>
+      </w:pPr>
+      <w:r>
+        <w:rPr>
+          <w:rStyle w:val="Refdenotaalpie"/>
+          <w:rFonts w:ascii="Arial Narrow" w:eastAsia="Arial Narrow" w:hAnsi="Arial Narrow" w:cs="Arial Narrow"/>
+          <w:sz w:val="16"/>
+          <w:szCs w:val="16"/>
+          <w:vertAlign w:val="superscript"/>
+        </w:rPr>
+        <w:footnoteRef/>
+      </w:r>
+      <w:r>
+        <w:rPr>
+          <w:rFonts w:ascii="Arial Narrow" w:eastAsia="Arial Narrow" w:hAnsi="Arial Narrow" w:cs="Arial Narrow"/>
+          <w:sz w:val="16"/>
+          <w:szCs w:val="16"/>
+        </w:rPr>
+        <w:tab/>
+        <w:t xml:space="preserve"/>
+      </w:r>
+      <w:r>
+        <w:rPr>
+          <w:rFonts w:ascii="Arial Narrow" w:eastAsia="Arial Narrow" w:hAnsi="Arial Narrow" w:cs="Arial Narrow"/>
+          <w:sz w:val="16"/>
+          <w:szCs w:val="16"/>
+        </w:rPr>
+        <w:tab/>
+      </w:r>
+      <w:r>
+        <w:rPr>
+          <w:rFonts w:ascii="Arial Narrow" w:eastAsia="Arial Narrow" w:hAnsi="Arial Narrow" w:cs="Arial Narrow"/>
+          <w:b/>
+          <w:bCs/>
+          <w:sz w:val="16"/>
+          <w:szCs w:val="16"/>
+        </w:rPr>
+        <w:t xml:space="preserve">LEY SOBRE FACULTADES, NORMAS Y ORGANIZACIÓN DEL INDECOPI, APROBADA POR DECRETO LEGISLATIVO </w:t>
+      </w:r>
+      <w:proofErr w:type="spellStart"/>
+      <w:r>
+        <w:rPr>
+          <w:rFonts w:ascii="Arial Narrow" w:eastAsia="Arial Narrow" w:hAnsi="Arial Narrow" w:cs="Arial Narrow"/>
+          <w:b/>
+          <w:bCs/>
+          <w:sz w:val="16"/>
+          <w:szCs w:val="16"/>
+        </w:rPr>
+        <w:t/>
+      </w:r>
+      <w:proofErr w:type="spellEnd"/>
+      <w:r>
+        <w:rPr>
+          <w:rFonts w:ascii="Arial Narrow" w:eastAsia="Arial Narrow" w:hAnsi="Arial Narrow" w:cs="Arial Narrow"/>
+          <w:b/>
+          <w:bCs/>
+          <w:sz w:val="16"/>
+          <w:szCs w:val="16"/>
+        </w:rPr>
+        <w:t xml:space="preserve">807 Artículo 24.-</w:t>
+      </w:r>
+      <w:r>
+        <w:rPr>
+          <w:rFonts w:ascii="Arial Narrow" w:eastAsia="Arial Narrow" w:hAnsi="Arial Narrow" w:cs="Arial Narrow"/>
+          <w:sz w:val="16"/>
+          <w:szCs w:val="16"/>
+        </w:rPr>
+        <w:t xml:space="preserve"> El </w:t>
+      </w:r>
+      <w:proofErr w:type="gramStart"/>
+      <w:r>
+        <w:rPr>
+          <w:rFonts w:ascii="Arial Narrow" w:eastAsia="Arial Narrow" w:hAnsi="Arial Narrow" w:cs="Arial Narrow"/>
+          <w:sz w:val="16"/>
+          <w:szCs w:val="16"/>
+        </w:rPr>
+        <w:t>Secretario Técnico</w:t>
+      </w:r>
+      <w:proofErr w:type="gramEnd"/>
+      <w:r>
+        <w:rPr>
+          <w:rFonts w:ascii="Arial Narrow" w:eastAsia="Arial Narrow" w:hAnsi="Arial Narrow" w:cs="Arial Narrow"/>
+          <w:sz w:val="16"/>
+          <w:szCs w:val="16"/>
+        </w:rPr>
+        <w:t xml:space="preserve"> se encargará de la tramitación del procedimiento. Para ello, cuenta con las siguientes facultades:</w:t>
+      </w:r>
+    </w:p>
+    <w:p>
+      <w:pPr>
+        <w:pStyle w:val="Textonotapie"/>
+        <w:tabs>
+          <w:tab w:val="left" w:pos="567"/>
+        </w:tabs>
+        <w:ind w:left="567" w:right="-1" w:hanging="567"/>
+        <w:jc w:val="both"/>
+        <w:rPr>
+          <w:rFonts w:ascii="Arial Narrow" w:eastAsia="Arial Narrow" w:hAnsi="Arial Narrow" w:cs="Arial Narrow"/>
+          <w:sz w:val="16"/>
+          <w:szCs w:val="16"/>
+        </w:rPr>
+      </w:pPr>
+      <w:r>
+        <w:rPr>
+          <w:rFonts w:ascii="Arial Narrow" w:eastAsia="Arial Narrow" w:hAnsi="Arial Narrow" w:cs="Arial Narrow"/>
+          <w:sz w:val="16"/>
+          <w:szCs w:val="16"/>
+        </w:rPr>
+        <w:tab/>
+        <w:t xml:space="preserve">(...) </w:t>
+      </w:r>
+    </w:p>
+    <w:p>
+      <w:pPr>
+        <w:pStyle w:val="Textonotapie"/>
+        <w:tabs>
+          <w:tab w:val="left" w:pos="567"/>
+        </w:tabs>
+        <w:ind w:left="567" w:right="-1" w:hanging="567"/>
+        <w:jc w:val="both"/>
+        <w:rPr>
+          <w:rFonts w:ascii="Arial Narrow" w:eastAsia="Arial Narrow" w:hAnsi="Arial Narrow" w:cs="Arial Narrow"/>
+          <w:sz w:val="16"/>
+          <w:szCs w:val="16"/>
+        </w:rPr>
+      </w:pPr>
+      <w:r>
+        <w:rPr>
+          <w:rFonts w:ascii="Arial Narrow" w:eastAsia="Arial Narrow" w:hAnsi="Arial Narrow" w:cs="Arial Narrow"/>
+          <w:sz w:val="16"/>
+          <w:szCs w:val="16"/>
+        </w:rPr>
+        <w:tab/>
+        <w:t xml:space="preserve">c) Admitir denuncias a trámite, en aquellos casos en que la Comisión le haya delegado esta facultad. </w:t>
+      </w:r>
+    </w:p>
+    <w:p>
+      <w:pPr>
+        <w:pStyle w:val="Textonotapie"/>
+        <w:tabs>
+          <w:tab w:val="left" w:pos="567"/>
+        </w:tabs>
+        <w:ind w:left="567" w:right="-1" w:hanging="567"/>
+        <w:jc w:val="both"/>
+        <w:rPr>
+          <w:rFonts w:ascii="Arial Narrow" w:eastAsia="Arial Narrow" w:hAnsi="Arial Narrow" w:cs="Arial Narrow"/>
+          <w:sz w:val="16"/>
+          <w:szCs w:val="16"/>
+        </w:rPr>
+      </w:pPr>
+      <w:r>
+        <w:rPr>
+          <w:rFonts w:ascii="Arial Narrow" w:eastAsia="Arial Narrow" w:hAnsi="Arial Narrow" w:cs="Arial Narrow"/>
+          <w:sz w:val="16"/>
+          <w:szCs w:val="16"/>
+        </w:rPr>
+        <w:tab/>
+        <w:t>(...).</w:t>
+      </w:r>
+    </w:p>
+    <w:p>
+      <w:pPr>
+        <w:pStyle w:val="Textonotapie"/>
+        <w:tabs>
+          <w:tab w:val="left" w:pos="567"/>
+        </w:tabs>
+        <w:ind w:left="567" w:right="-1" w:hanging="567"/>
+        <w:jc w:val="both"/>
+        <w:rPr>
+          <w:rFonts w:ascii="Arial Narrow" w:eastAsia="Arial Narrow" w:hAnsi="Arial Narrow" w:cs="Arial Narrow"/>
+          <w:sz w:val="16"/>
+          <w:szCs w:val="16"/>
+        </w:rPr>
+      </w:pPr>
+    </w:p>
+  </w:footnote>
+  <w:footnote w:id="8">
+    <w:p>
+      <w:pPr>
+        <w:pStyle w:val="Textonotapie"/>
+        <w:tabs>
+          <w:tab w:val="left" w:pos="567"/>
+        </w:tabs>
+        <w:ind w:left="567" w:hanging="567"/>
+        <w:jc w:val="both"/>
+        <w:rPr>
+          <w:rFonts w:ascii="Arial Narrow" w:eastAsia="Arial Narrow" w:hAnsi="Arial Narrow" w:cs="Arial Narrow"/>
+          <w:sz w:val="16"/>
+          <w:szCs w:val="16"/>
+        </w:rPr>
+      </w:pPr>
+      <w:r>
+        <w:rPr>
+          <w:rStyle w:val="Refdenotaalpie"/>
+          <w:rFonts w:ascii="Arial Narrow" w:eastAsia="Arial Narrow" w:hAnsi="Arial Narrow" w:cs="Arial Narrow"/>
+          <w:sz w:val="16"/>
+          <w:szCs w:val="16"/>
+          <w:vertAlign w:val="superscript"/>
+        </w:rPr>
+        <w:footnoteRef/>
+      </w:r>
+      <w:r>
+        <w:rPr>
+          <w:rFonts w:ascii="Arial Narrow" w:eastAsia="Arial Narrow" w:hAnsi="Arial Narrow" w:cs="Arial Narrow"/>
+          <w:sz w:val="16"/>
+          <w:szCs w:val="16"/>
+        </w:rPr>
+        <w:tab/>
+        <w:t xml:space="preserve"/>
+      </w:r>
+      <w:r>
+        <w:rPr>
+          <w:rFonts w:ascii="Arial Narrow" w:eastAsia="Arial Narrow" w:hAnsi="Arial Narrow" w:cs="Arial Narrow"/>
+          <w:sz w:val="16"/>
+          <w:szCs w:val="16"/>
+        </w:rPr>
+        <w:tab/>
+        <w:t xml:space="preserve">El número de trabajadores se atenderá siempre que la empresa haya sido constituida antes de la vigencia de la Ley </w:t>
+      </w:r>
+      <w:proofErr w:type="spellStart"/>
+      <w:r>
+        <w:rPr>
+          <w:rFonts w:ascii="Arial Narrow" w:eastAsia="Arial Narrow" w:hAnsi="Arial Narrow" w:cs="Arial Narrow"/>
+          <w:sz w:val="16"/>
+          <w:szCs w:val="16"/>
+        </w:rPr>
+        <w:t/>
+      </w:r>
+      <w:proofErr w:type="spellEnd"/>
+      <w:r>
+        <w:rPr>
+          <w:rFonts w:ascii="Arial Narrow" w:eastAsia="Arial Narrow" w:hAnsi="Arial Narrow" w:cs="Arial Narrow"/>
+          <w:sz w:val="16"/>
+          <w:szCs w:val="16"/>
+        </w:rPr>
+        <w:t xml:space="preserve">30056, publicada el 2 de julio de 2013, que modificó el artículo 5 del Texto Único Ordenado de la Ley de Promoción de la Competitividad, Formalización y Desarrollo de la Micro y Pequeña Empresa y de Acceso al Empleo Decente (LEY MYPE). Ello, en la medida que la Tercera Disposición Complementaria Transitoria de la norma modificatoria precisa que las empresas constituidas antes de la </w:t>
+      </w:r>
+      <w:proofErr w:type="gramStart"/>
+      <w:r>
+        <w:rPr>
+          <w:rFonts w:ascii="Arial Narrow" w:eastAsia="Arial Narrow" w:hAnsi="Arial Narrow" w:cs="Arial Narrow"/>
+          <w:sz w:val="16"/>
+          <w:szCs w:val="16"/>
+        </w:rPr>
+        <w:t>entrada en vigencia</w:t>
+      </w:r>
+      <w:proofErr w:type="gramEnd"/>
+      <w:r>
+        <w:rPr>
+          <w:rFonts w:ascii="Arial Narrow" w:eastAsia="Arial Narrow" w:hAnsi="Arial Narrow" w:cs="Arial Narrow"/>
+          <w:sz w:val="16"/>
+          <w:szCs w:val="16"/>
+        </w:rPr>
+        <w:t xml:space="preserve"> de dicha Ley se rigen por los requisitos de acogimiento al régimen de las micro y pequeñas empresas regulados en el Decreto Legislativo 1086.</w:t>
+      </w:r>
+    </w:p>
+    <w:p>
+      <w:pPr>
+        <w:pStyle w:val="Textonotapie"/>
+        <w:ind w:left="567" w:hanging="567"/>
+        <w:jc w:val="both"/>
+        <w:rPr>
+          <w:rFonts w:ascii="Arial Narrow" w:eastAsia="Arial Narrow" w:hAnsi="Arial Narrow" w:cs="Arial Narrow"/>
+          <w:sz w:val="16"/>
+          <w:szCs w:val="16"/>
+        </w:rPr>
+      </w:pPr>
+    </w:p>
+  </w:footnote>
+  <w:footnote w:id="9">
+    <w:p>
+      <w:pPr>
+        <w:pStyle w:val="Textonotapie"/>
+        <w:tabs>
+          <w:tab w:val="left" w:pos="567"/>
+        </w:tabs>
+        <w:ind w:left="567" w:hanging="567"/>
+        <w:jc w:val="both"/>
+        <w:rPr>
+          <w:rFonts w:ascii="Arial Narrow" w:eastAsia="Arial Narrow" w:hAnsi="Arial Narrow" w:cs="Arial Narrow"/>
+          <w:sz w:val="16"/>
+          <w:szCs w:val="16"/>
+        </w:rPr>
+      </w:pPr>
+      <w:r>
+        <w:rPr>
+          <w:rStyle w:val="Refdenotaalpie"/>
+          <w:rFonts w:ascii="Arial Narrow" w:eastAsia="Arial Narrow" w:hAnsi="Arial Narrow" w:cs="Arial Narrow"/>
+          <w:sz w:val="16"/>
+          <w:szCs w:val="16"/>
+          <w:vertAlign w:val="superscript"/>
+        </w:rPr>
+        <w:footnoteRef/>
+      </w:r>
+      <w:r>
+        <w:rPr>
+          <w:rFonts w:ascii="Arial Narrow" w:eastAsia="Arial Narrow" w:hAnsi="Arial Narrow" w:cs="Arial Narrow"/>
+          <w:sz w:val="16"/>
+          <w:szCs w:val="16"/>
+        </w:rPr>
+        <w:tab/>
+        <w:t xml:space="preserve"/>
+      </w:r>
+      <w:r>
+        <w:rPr>
+          <w:rFonts w:ascii="Arial Narrow" w:eastAsia="Arial Narrow" w:hAnsi="Arial Narrow" w:cs="Arial Narrow"/>
+          <w:sz w:val="16"/>
+          <w:szCs w:val="16"/>
+        </w:rPr>
+        <w:tab/>
+      </w:r>
+      <w:r>
+        <w:rPr>
+          <w:rFonts w:ascii="Arial Narrow" w:eastAsia="Arial Narrow" w:hAnsi="Arial Narrow" w:cs="Arial Narrow"/>
+          <w:b/>
+          <w:sz w:val="16"/>
+          <w:szCs w:val="16"/>
+        </w:rPr>
+        <w:t>LEY 29571, CÓDIGO DE PROTECCIÓN Y DEFENSA DEL CONSUMIDOR</w:t>
+      </w:r>
+      <w:r>
+        <w:rPr>
+          <w:rFonts w:ascii="Arial Narrow" w:eastAsia="Arial Narrow" w:hAnsi="Arial Narrow" w:cs="Arial Narrow"/>
+          <w:b/>
+          <w:bCs/>
+          <w:sz w:val="16"/>
+          <w:szCs w:val="16"/>
+        </w:rPr>
+        <w:t xml:space="preserve">, </w:t>
+      </w:r>
+      <w:r>
+        <w:rPr>
+          <w:rFonts w:ascii="Arial Narrow" w:eastAsia="Arial Narrow" w:hAnsi="Arial Narrow" w:cs="Arial Narrow"/>
+          <w:b/>
+          <w:sz w:val="16"/>
+          <w:szCs w:val="16"/>
+        </w:rPr>
+        <w:t>publicado el 2 de setiembre de 2010 y modificado por Decreto Legislativo 1308</w:t>
+      </w:r>
+    </w:p>
+    <w:p>
+      <w:pPr>
+        <w:pStyle w:val="Textonotapie"/>
+        <w:ind w:left="567" w:hanging="567"/>
+        <w:jc w:val="both"/>
+        <w:rPr>
+          <w:rFonts w:ascii="Arial Narrow" w:eastAsia="Arial Narrow" w:hAnsi="Arial Narrow" w:cs="Arial Narrow"/>
+          <w:b/>
+          <w:bCs/>
+          <w:sz w:val="16"/>
+          <w:szCs w:val="16"/>
+        </w:rPr>
+      </w:pPr>
+      <w:r>
+        <w:rPr>
+          <w:rFonts w:ascii="Arial Narrow" w:eastAsia="Arial Narrow" w:hAnsi="Arial Narrow" w:cs="Arial Narrow"/>
+          <w:sz w:val="16"/>
+          <w:szCs w:val="16"/>
+        </w:rPr>
+        <w:tab/>
+      </w:r>
+      <w:r>
+        <w:rPr>
+          <w:rFonts w:ascii="Arial Narrow" w:eastAsia="Arial Narrow" w:hAnsi="Arial Narrow" w:cs="Arial Narrow"/>
+          <w:b/>
+          <w:bCs/>
+          <w:sz w:val="16"/>
+          <w:szCs w:val="16"/>
+        </w:rPr>
+        <w:t>Artículo 110.- Sanciones Administrativas</w:t>
+      </w:r>
+    </w:p>
+    <w:p>
+      <w:pPr>
+        <w:autoSpaceDE w:val="0"/>
+        <w:autoSpaceDN w:val="0"/>
+        <w:adjustRightInd w:val="0"/>
+        <w:spacing w:after="0" w:line="240" w:lineRule="auto"/>
+        <w:ind w:left="567"/>
+        <w:jc w:val="both"/>
+        <w:rPr>
+          <w:rFonts w:ascii="Arial Narrow" w:eastAsia="Arial Narrow" w:hAnsi="Arial Narrow" w:cs="Arial Narrow"/>
+          <w:sz w:val="16"/>
+          <w:szCs w:val="16"/>
+          <w:lang w:eastAsia="es-PE"/>
+        </w:rPr>
+      </w:pPr>
+      <w:r>
+        <w:rPr>
+          <w:rFonts w:ascii="Arial Narrow" w:eastAsia="Arial Narrow" w:hAnsi="Arial Narrow" w:cs="Arial Narrow"/>
+          <w:sz w:val="16"/>
+          <w:szCs w:val="16"/>
+          <w:lang w:eastAsia="es-PE"/>
+        </w:rPr>
+        <w:t>(…)</w:t>
+      </w:r>
+    </w:p>
+    <w:p>
+      <w:pPr>
+        <w:autoSpaceDE w:val="0"/>
+        <w:autoSpaceDN w:val="0"/>
+        <w:adjustRightInd w:val="0"/>
+        <w:spacing w:after="0" w:line="240" w:lineRule="auto"/>
+        <w:ind w:left="567"/>
+        <w:jc w:val="both"/>
+        <w:rPr>
+          <w:rFonts w:ascii="Arial Narrow" w:eastAsia="Arial Narrow" w:hAnsi="Arial Narrow" w:cs="Arial Narrow"/>
+          <w:sz w:val="16"/>
+          <w:szCs w:val="16"/>
+          <w:lang w:eastAsia="es-PE"/>
+        </w:rPr>
+      </w:pPr>
+      <w:r>
+        <w:rPr>
+          <w:rFonts w:ascii="Arial Narrow" w:eastAsia="Arial Narrow" w:hAnsi="Arial Narrow" w:cs="Arial Narrow"/>
+          <w:sz w:val="16"/>
+          <w:szCs w:val="16"/>
+          <w:lang w:eastAsia="es-PE"/>
+        </w:rPr>
+        <w:t>En el caso de las microempresas, la multa no puede superar el diez por ciento (10%) de las ventas o ingresos brutos percibidos por el infractor, relativos a todas sus actividades económicas, correspondientes al ejercicio inmediato anterior al de la expedición de la resolución de primera instancia, siempre que se haya acreditado dichos ingresos, no se encuentre en una situación de reincidencia y el caso no verse sobre la vida, salud o integridad de los consumidores. Para el caso de las pequeñas empresas, la multa no puede superar el veinte por ciento (20%) de las ventas o ingresos brutos percibidos por el infractor, conforme a los requisitos señalados anteriormente.</w:t>
+      </w:r>
+    </w:p>
+    <w:p>
+      <w:pPr>
+        <w:autoSpaceDE w:val="0"/>
+        <w:autoSpaceDN w:val="0"/>
+        <w:adjustRightInd w:val="0"/>
+        <w:spacing w:after="0" w:line="240" w:lineRule="auto"/>
+        <w:ind w:left="567"/>
+        <w:jc w:val="both"/>
+        <w:rPr>
+          <w:rFonts w:ascii="Arial Narrow" w:eastAsia="Arial Narrow" w:hAnsi="Arial Narrow" w:cs="Arial Narrow"/>
+          <w:sz w:val="16"/>
+          <w:szCs w:val="16"/>
+          <w:lang w:eastAsia="es-PE"/>
+        </w:rPr>
+      </w:pPr>
+      <w:r>
+        <w:rPr>
+          <w:rFonts w:ascii="Arial Narrow" w:eastAsia="Arial Narrow" w:hAnsi="Arial Narrow" w:cs="Arial Narrow"/>
+          <w:sz w:val="16"/>
+          <w:szCs w:val="16"/>
+          <w:lang w:eastAsia="es-PE"/>
+        </w:rPr>
+        <w:t>(…).</w:t>
+      </w:r>
+    </w:p>
+    <w:p>
+      <w:pPr>
+        <w:pStyle w:val="Textonotapie"/>
+        <w:ind w:left="567" w:hanging="567"/>
+        <w:jc w:val="both"/>
+        <w:rPr>
+          <w:rFonts w:ascii="Arial Narrow" w:eastAsia="Arial Narrow" w:hAnsi="Arial Narrow" w:cs="Arial Narrow"/>
+          <w:sz w:val="16"/>
+          <w:szCs w:val="16"/>
+        </w:rPr>
+      </w:pPr>
+    </w:p>
+  </w:footnote>
+  <w:footnote w:id="10">
+    <w:p>
+      <w:pPr>
+        <w:pStyle w:val="Textonotapie"/>
+        <w:tabs>
+          <w:tab w:val="left" w:pos="567"/>
+        </w:tabs>
+        <w:ind w:left="567" w:hanging="567"/>
+        <w:jc w:val="both"/>
+        <w:rPr>
+          <w:rFonts w:ascii="Arial Narrow" w:eastAsia="Arial Narrow" w:hAnsi="Arial Narrow" w:cs="Arial Narrow"/>
+          <w:sz w:val="16"/>
+          <w:szCs w:val="16"/>
+        </w:rPr>
+      </w:pPr>
+      <w:r>
+        <w:rPr>
+          <w:rStyle w:val="Refdenotaalpie"/>
+          <w:rFonts w:ascii="Arial Narrow" w:eastAsia="Arial Narrow" w:hAnsi="Arial Narrow" w:cs="Arial Narrow"/>
+          <w:sz w:val="16"/>
+          <w:szCs w:val="16"/>
+          <w:vertAlign w:val="superscript"/>
+        </w:rPr>
+        <w:footnoteRef/>
+      </w:r>
+      <w:r>
+        <w:rPr>
+          <w:rFonts w:ascii="Arial Narrow" w:eastAsia="Arial Narrow" w:hAnsi="Arial Narrow" w:cs="Arial Narrow"/>
+          <w:sz w:val="16"/>
+          <w:szCs w:val="16"/>
+        </w:rPr>
+        <w:tab/>
+      </w:r>
+      <w:r>
+        <w:rPr>
+          <w:rFonts w:ascii="Arial Narrow" w:eastAsia="Arial Narrow" w:hAnsi="Arial Narrow" w:cs="Arial Narrow"/>
+          <w:b/>
+          <w:bCs/>
+          <w:sz w:val="16"/>
+          <w:szCs w:val="16"/>
+        </w:rPr>
+        <w:t xml:space="preserve">DECRETO LEGISLATIVO 807, LEY SOBRE FACULTADES, NORMAS Y ORGANIZACIÓN DEL INDECOPI, publicado el 18 de abril de 1996</w:t>
+      </w:r>
+    </w:p>
+    <w:p>
+      <w:pPr>
+        <w:pStyle w:val="Textonotapie"/>
+        <w:ind w:left="567" w:hanging="567"/>
+        <w:jc w:val="both"/>
+        <w:rPr>
+          <w:rFonts w:ascii="Arial Narrow" w:eastAsia="Arial Narrow" w:hAnsi="Arial Narrow" w:cs="Arial Narrow"/>
+          <w:sz w:val="16"/>
+          <w:szCs w:val="16"/>
+        </w:rPr>
+      </w:pPr>
+      <w:r>
+        <w:rPr>
+          <w:rFonts w:ascii="Arial Narrow" w:eastAsia="Arial Narrow" w:hAnsi="Arial Narrow" w:cs="Arial Narrow"/>
+          <w:sz w:val="16"/>
+          <w:szCs w:val="16"/>
+        </w:rPr>
+        <w:tab/>
+      </w:r>
+      <w:r>
+        <w:rPr>
+          <w:rFonts w:ascii="Arial Narrow" w:eastAsia="Arial Narrow" w:hAnsi="Arial Narrow" w:cs="Arial Narrow"/>
+          <w:b/>
+          <w:bCs/>
+          <w:sz w:val="16"/>
+          <w:szCs w:val="16"/>
+        </w:rPr>
+        <w:t xml:space="preserve">Artículo 26.-</w:t>
+      </w:r>
+      <w:r>
+        <w:rPr>
+          <w:rFonts w:ascii="Arial Narrow" w:eastAsia="Arial Narrow" w:hAnsi="Arial Narrow" w:cs="Arial Narrow"/>
+          <w:sz w:val="16"/>
+          <w:szCs w:val="16"/>
+        </w:rPr>
+        <w:t xml:space="preserve"> Una vez admitida a trámite la denuncia, se correrá traslado de la misma al denunciado, a fin de que éste presente su descargo. El plazo para la presentación del descargo será de cinco (5) días contados desde la notificación, vencido el cual, el Secretario Técnico declarará en rebeldía al denunciado que no lo hubiera presentado.</w:t>
+      </w:r>
+    </w:p>
+    <w:p>
+      <w:pPr>
+        <w:pStyle w:val="Textonotapie"/>
+        <w:ind w:left="567" w:hanging="567"/>
+        <w:jc w:val="both"/>
+        <w:rPr>
+          <w:rFonts w:ascii="Arial Narrow" w:eastAsia="Arial Narrow" w:hAnsi="Arial Narrow" w:cs="Arial Narrow"/>
+          <w:sz w:val="16"/>
+          <w:szCs w:val="16"/>
+        </w:rPr>
+      </w:pPr>
+    </w:p>
+  </w:footnote>
+  <w:footnote w:id="11">
+    <w:p>
+      <w:pPr>
+        <w:pStyle w:val="Textonotapie"/>
+        <w:tabs>
+          <w:tab w:val="left" w:pos="567"/>
+        </w:tabs>
+        <w:ind w:left="567" w:hanging="567"/>
+        <w:jc w:val="both"/>
+        <w:rPr>
+          <w:rFonts w:ascii="Arial Narrow" w:eastAsia="Arial Narrow" w:hAnsi="Arial Narrow" w:cs="Arial Narrow"/>
+          <w:sz w:val="16"/>
+          <w:szCs w:val="16"/>
+        </w:rPr>
+      </w:pPr>
+      <w:r>
+        <w:rPr>
+          <w:rStyle w:val="Refdenotaalpie"/>
+          <w:rFonts w:ascii="Arial Narrow" w:eastAsia="Arial Narrow" w:hAnsi="Arial Narrow" w:cs="Arial Narrow"/>
+          <w:sz w:val="16"/>
+          <w:szCs w:val="16"/>
+          <w:vertAlign w:val="superscript"/>
+        </w:rPr>
+        <w:footnoteRef/>
+      </w:r>
+      <w:r>
+        <w:rPr>
+          <w:rFonts w:ascii="Arial Narrow" w:eastAsia="Arial Narrow" w:hAnsi="Arial Narrow" w:cs="Arial Narrow"/>
+          <w:sz w:val="16"/>
+          <w:szCs w:val="16"/>
+        </w:rPr>
+        <w:tab/>
+      </w:r>
+      <w:r>
+        <w:rPr>
+          <w:rFonts w:ascii="Arial Narrow" w:eastAsia="Arial Narrow" w:hAnsi="Arial Narrow" w:cs="Arial Narrow"/>
+          <w:b/>
+          <w:bCs/>
+          <w:sz w:val="16"/>
+          <w:szCs w:val="16"/>
+        </w:rPr>
+        <w:t xml:space="preserve">DECRETO SUPREMO 006-2026-JUS, TEXTO ÚNICO ORDENADO DE LA LEY 27444, LEY DEL PROCEDIMIENTO ADMINISTRATIVO GENERAL, publicado el 30 de abril de 2026</w:t>
+      </w:r>
+    </w:p>
+    <w:p>
+      <w:pPr>
+        <w:pStyle w:val="Textonotapie"/>
+        <w:ind w:left="567" w:hanging="567"/>
+        <w:jc w:val="both"/>
+        <w:rPr>
+          <w:rFonts w:ascii="Arial Narrow" w:eastAsia="Arial Narrow" w:hAnsi="Arial Narrow" w:cs="Arial Narrow"/>
+          <w:sz w:val="16"/>
+          <w:szCs w:val="16"/>
+        </w:rPr>
+      </w:pPr>
+      <w:r>
+        <w:rPr>
+          <w:rFonts w:ascii="Arial Narrow" w:eastAsia="Arial Narrow" w:hAnsi="Arial Narrow" w:cs="Arial Narrow"/>
+          <w:sz w:val="16"/>
+          <w:szCs w:val="16"/>
+        </w:rPr>
+        <w:tab/>
+      </w:r>
+      <w:r>
+        <w:rPr>
+          <w:rFonts w:ascii="Arial Narrow" w:eastAsia="Arial Narrow" w:hAnsi="Arial Narrow" w:cs="Arial Narrow"/>
+          <w:b/>
+          <w:bCs/>
+          <w:sz w:val="16"/>
+          <w:szCs w:val="16"/>
+        </w:rPr>
+        <w:t xml:space="preserve">Artículo 223.- Contestación de la reclamación</w:t>
+      </w:r>
+    </w:p>
+    <w:p>
+      <w:pPr>
+        <w:pStyle w:val="Textonotapie"/>
+        <w:ind w:left="567" w:hanging="567"/>
+        <w:jc w:val="both"/>
+        <w:rPr>
+          <w:rFonts w:ascii="Arial Narrow" w:eastAsia="Arial Narrow" w:hAnsi="Arial Narrow" w:cs="Arial Narrow"/>
+          <w:sz w:val="16"/>
+          <w:szCs w:val="16"/>
+        </w:rPr>
+      </w:pPr>
+      <w:r>
+        <w:rPr>
+          <w:rFonts w:ascii="Arial Narrow" w:eastAsia="Arial Narrow" w:hAnsi="Arial Narrow" w:cs="Arial Narrow"/>
+          <w:sz w:val="16"/>
+          <w:szCs w:val="16"/>
+        </w:rPr>
+        <w:tab/>
+      </w:r>
+      <w:r>
+        <w:rPr>
+          <w:rFonts w:ascii="Arial Narrow" w:eastAsia="Arial Narrow" w:hAnsi="Arial Narrow" w:cs="Arial Narrow"/>
+          <w:sz w:val="16"/>
+          <w:szCs w:val="16"/>
+        </w:rPr>
+        <w:t xml:space="preserve">223.1 El reclamado deberá presentar la contestación de la reclamación dentro de los quince (15) días posteriores a la notificación de ésta; vencido este plazo, la Administración declarará en rebeldía al reclamado que no la hubiera presentado. La contestación deberá contener los requisitos de los escritos previstos en el artículo 113 de la presente Ley, así como la absolución de todos los asuntos controvertidos de hecho y de derecho, Las alegaciones y los hechos relevantes de la reclamación, salvo que hayan sido específicamente negadas en la contestación, se tendrán por aceptadas o merituadas como ciertas.</w:t>
+      </w:r>
+    </w:p>
+    <w:p>
+      <w:pPr>
+        <w:pStyle w:val="Textonotapie"/>
+        <w:ind w:left="567" w:hanging="567"/>
+        <w:jc w:val="both"/>
+        <w:rPr>
+          <w:rFonts w:ascii="Arial Narrow" w:eastAsia="Arial Narrow" w:hAnsi="Arial Narrow" w:cs="Arial Narrow"/>
+          <w:sz w:val="16"/>
+          <w:szCs w:val="16"/>
+        </w:rPr>
+      </w:pPr>
+    </w:p>
+  </w:footnote>
+  <w:footnote w:id="12">
+    <w:p>
+      <w:pPr>
+        <w:tabs>
+          <w:tab w:val="left" w:pos="567"/>
+        </w:tabs>
+        <w:spacing w:after="0" w:line="240" w:lineRule="auto"/>
+        <w:ind w:left="567" w:hanging="567"/>
+        <w:jc w:val="both"/>
+        <w:rPr>
+          <w:rFonts w:ascii="Arial Narrow" w:eastAsia="Arial Narrow" w:hAnsi="Arial Narrow" w:cs="Arial Narrow"/>
+          <w:sz w:val="16"/>
+          <w:szCs w:val="16"/>
+        </w:rPr>
+      </w:pPr>
+      <w:r>
+        <w:rPr>
+          <w:rStyle w:val="Refdenotaalpie"/>
+          <w:rFonts w:ascii="Arial Narrow" w:eastAsia="Arial Narrow" w:hAnsi="Arial Narrow" w:cs="Arial Narrow"/>
+          <w:sz w:val="16"/>
+          <w:szCs w:val="16"/>
+          <w:vertAlign w:val="superscript"/>
+        </w:rPr>
+        <w:footnoteRef/>
+      </w:r>
+      <w:r>
+        <w:rPr>
+          <w:rFonts w:ascii="Arial Narrow" w:eastAsia="Arial Narrow" w:hAnsi="Arial Narrow" w:cs="Arial Narrow"/>
+          <w:sz w:val="16"/>
+          <w:szCs w:val="16"/>
+          <w:vertAlign w:val="superscript"/>
+        </w:rPr>
+        <w:tab/>
+        <w:t xml:space="preserve"/>
+      </w:r>
+      <w:r>
+        <w:rPr>
+          <w:rFonts w:ascii="Arial Narrow" w:eastAsia="Arial Narrow" w:hAnsi="Arial Narrow" w:cs="Arial Narrow"/>
+          <w:sz w:val="16"/>
+          <w:szCs w:val="16"/>
+        </w:rPr>
+        <w:t xml:space="preserve"> </w:t>
+      </w:r>
+      <w:r>
+        <w:rPr>
+          <w:rFonts w:ascii="Arial Narrow" w:eastAsia="Arial Narrow" w:hAnsi="Arial Narrow" w:cs="Arial Narrow"/>
+          <w:sz w:val="16"/>
+          <w:szCs w:val="16"/>
+        </w:rPr>
+        <w:tab/>
+      </w:r>
+      <w:r>
+        <w:rPr>
+          <w:rFonts w:ascii="Arial Narrow" w:eastAsia="Arial Narrow" w:hAnsi="Arial Narrow" w:cs="Arial Narrow"/>
+          <w:b/>
+          <w:sz w:val="16"/>
+          <w:szCs w:val="16"/>
+        </w:rPr>
+        <w:t>LEY 29571, CÓDIGO DE PROTECCIÓN Y DEFENSA DEL CONSUMIDOR</w:t>
+      </w:r>
+      <w:r>
+        <w:rPr>
+          <w:rFonts w:ascii="Arial Narrow" w:eastAsia="Arial Narrow" w:hAnsi="Arial Narrow" w:cs="Arial Narrow"/>
+          <w:b/>
+          <w:bCs/>
+          <w:sz w:val="16"/>
+          <w:szCs w:val="16"/>
+        </w:rPr>
+        <w:t xml:space="preserve">, </w:t>
+      </w:r>
+      <w:r>
+        <w:rPr>
+          <w:rFonts w:ascii="Arial Narrow" w:eastAsia="Arial Narrow" w:hAnsi="Arial Narrow" w:cs="Arial Narrow"/>
+          <w:b/>
+          <w:sz w:val="16"/>
+          <w:szCs w:val="16"/>
+        </w:rPr>
+        <w:t>publicado el 2 de setiembre de 2010 y modificado por Decreto Legislativo 1308</w:t>
+      </w:r>
+    </w:p>
+    <w:p>
+      <w:pPr>
+        <w:spacing w:after="0" w:line="240" w:lineRule="auto"/>
+        <w:ind w:left="567" w:hanging="567"/>
+        <w:jc w:val="both"/>
+        <w:rPr>
+          <w:rFonts w:ascii="Arial Narrow" w:eastAsia="Arial Narrow" w:hAnsi="Arial Narrow" w:cs="Arial Narrow"/>
+          <w:b/>
+          <w:sz w:val="16"/>
+          <w:szCs w:val="16"/>
+        </w:rPr>
+      </w:pPr>
+      <w:r>
+        <w:rPr>
+          <w:rFonts w:ascii="Arial Narrow" w:eastAsia="Arial Narrow" w:hAnsi="Arial Narrow" w:cs="Arial Narrow"/>
+          <w:b/>
+          <w:sz w:val="16"/>
+          <w:szCs w:val="16"/>
+        </w:rPr>
+        <w:tab/>
+        <w:t>Artículo 110.- Sanciones administrativas</w:t>
+      </w:r>
+    </w:p>
+    <w:p>
+      <w:pPr>
+        <w:spacing w:after="0" w:line="240" w:lineRule="auto"/>
+        <w:ind w:left="567"/>
+        <w:jc w:val="both"/>
+        <w:rPr>
+          <w:rFonts w:ascii="Arial Narrow" w:eastAsia="Arial Narrow" w:hAnsi="Arial Narrow" w:cs="Arial Narrow"/>
+          <w:sz w:val="16"/>
+          <w:szCs w:val="16"/>
+        </w:rPr>
+      </w:pPr>
+      <w:r>
+        <w:rPr>
+          <w:rFonts w:ascii="Arial Narrow" w:eastAsia="Arial Narrow" w:hAnsi="Arial Narrow" w:cs="Arial Narrow"/>
+          <w:sz w:val="16"/>
+          <w:szCs w:val="16"/>
+        </w:rPr>
+        <w:t>El órgano resolutivo puede sancionar las infracciones administrativas a que se refiere el artículo 108 con amonestación y multas de hasta cuatrocientos cincuenta (450) Unidades Impositivas Tributarias (UIT), las cuales son calificadas de la siguiente manera:</w:t>
+      </w:r>
+    </w:p>
+    <w:p>
+      <w:pPr>
+        <w:numPr>
+          <w:ilvl w:val="0"/>
+          <w:numId w:val="2"/>
+        </w:numPr>
+        <w:spacing w:after="0" w:line="240" w:lineRule="auto"/>
+        <w:ind w:left="426" w:firstLine="141"/>
+        <w:jc w:val="both"/>
+        <w:rPr>
+          <w:rFonts w:ascii="Arial Narrow" w:eastAsia="Arial Narrow" w:hAnsi="Arial Narrow" w:cs="Arial Narrow"/>
+          <w:sz w:val="16"/>
+          <w:szCs w:val="16"/>
+        </w:rPr>
+      </w:pPr>
+      <w:r>
+        <w:rPr>
+          <w:rFonts w:ascii="Arial Narrow" w:eastAsia="Arial Narrow" w:hAnsi="Arial Narrow" w:cs="Arial Narrow"/>
+          <w:sz w:val="16"/>
+          <w:szCs w:val="16"/>
+        </w:rPr>
+        <w:t>Infracciones leves, con una amonestación o con una multa de hasta cincuenta (50) UIT.</w:t>
+      </w:r>
+    </w:p>
+    <w:p>
+      <w:pPr>
+        <w:numPr>
+          <w:ilvl w:val="0"/>
+          <w:numId w:val="2"/>
+        </w:numPr>
+        <w:spacing w:after="0" w:line="240" w:lineRule="auto"/>
+        <w:ind w:left="426" w:firstLine="141"/>
+        <w:jc w:val="both"/>
+        <w:rPr>
+          <w:rFonts w:ascii="Arial Narrow" w:eastAsia="Arial Narrow" w:hAnsi="Arial Narrow" w:cs="Arial Narrow"/>
+          <w:sz w:val="16"/>
+          <w:szCs w:val="16"/>
+        </w:rPr>
+      </w:pPr>
+      <w:r>
+        <w:rPr>
+          <w:rFonts w:ascii="Arial Narrow" w:eastAsia="Arial Narrow" w:hAnsi="Arial Narrow" w:cs="Arial Narrow"/>
+          <w:sz w:val="16"/>
+          <w:szCs w:val="16"/>
+        </w:rPr>
+        <w:t>Infracciones graves, con una multa de hasta ciento cincuenta (150) UIT.</w:t>
+      </w:r>
+    </w:p>
+    <w:p>
+      <w:pPr>
+        <w:numPr>
+          <w:ilvl w:val="0"/>
+          <w:numId w:val="2"/>
+        </w:numPr>
+        <w:spacing w:after="0" w:line="240" w:lineRule="auto"/>
+        <w:ind w:left="426" w:firstLine="141"/>
+        <w:jc w:val="both"/>
+        <w:rPr>
+          <w:rFonts w:ascii="Arial Narrow" w:eastAsia="Arial Narrow" w:hAnsi="Arial Narrow" w:cs="Arial Narrow"/>
+          <w:sz w:val="16"/>
+          <w:szCs w:val="16"/>
+        </w:rPr>
+      </w:pPr>
+      <w:r>
+        <w:rPr>
+          <w:rFonts w:ascii="Arial Narrow" w:eastAsia="Arial Narrow" w:hAnsi="Arial Narrow" w:cs="Arial Narrow"/>
+          <w:sz w:val="16"/>
+          <w:szCs w:val="16"/>
+        </w:rPr>
+        <w:t>Infracciones muy graves, con una multa de hasta cuatrocientos cincuenta (450) UIT.</w:t>
+      </w:r>
+    </w:p>
+    <w:p>
+      <w:pPr>
+        <w:spacing w:after="0" w:line="240" w:lineRule="auto"/>
+        <w:ind w:left="567"/>
+        <w:jc w:val="both"/>
+        <w:rPr>
+          <w:rFonts w:ascii="Arial Narrow" w:eastAsia="Arial Narrow" w:hAnsi="Arial Narrow" w:cs="Arial Narrow"/>
+          <w:sz w:val="16"/>
+          <w:szCs w:val="16"/>
+        </w:rPr>
+      </w:pPr>
+      <w:r>
+        <w:rPr>
+          <w:rFonts w:ascii="Arial Narrow" w:eastAsia="Arial Narrow" w:hAnsi="Arial Narrow" w:cs="Arial Narrow"/>
+          <w:sz w:val="16"/>
+          <w:szCs w:val="16"/>
+        </w:rPr>
+        <w:t>(…).</w:t>
+      </w:r>
+    </w:p>
+    <w:p>
+      <w:pPr>
+        <w:spacing w:after="0" w:line="240" w:lineRule="auto"/>
+        <w:ind w:left="567" w:hanging="567"/>
+        <w:jc w:val="both"/>
+        <w:rPr>
+          <w:rFonts w:ascii="Arial Narrow" w:eastAsia="Arial Narrow" w:hAnsi="Arial Narrow" w:cs="Arial Narrow"/>
+          <w:sz w:val="16"/>
+          <w:szCs w:val="16"/>
+        </w:rPr>
+      </w:pPr>
+    </w:p>
+  </w:footnote>
+  <w:footnote w:id="13">
+    <w:p>
+      <w:pPr>
+        <w:pStyle w:val="Textonotapie"/>
+        <w:tabs>
+          <w:tab w:val="left" w:pos="567"/>
+        </w:tabs>
+        <w:ind w:left="567" w:right="-1" w:hanging="567"/>
+        <w:jc w:val="both"/>
+        <w:rPr>
+          <w:rFonts w:ascii="Arial Narrow" w:eastAsia="Arial Narrow" w:hAnsi="Arial Narrow" w:cs="Arial Narrow"/>
+          <w:b/>
+          <w:bCs/>
+          <w:sz w:val="16"/>
+          <w:szCs w:val="16"/>
+        </w:rPr>
+      </w:pPr>
+      <w:r>
+        <w:rPr>
+          <w:rStyle w:val="Refdenotaalpie"/>
+          <w:rFonts w:ascii="Arial Narrow" w:eastAsia="Arial Narrow" w:hAnsi="Arial Narrow" w:cs="Arial Narrow"/>
+          <w:sz w:val="16"/>
+          <w:szCs w:val="16"/>
+          <w:vertAlign w:val="superscript"/>
+        </w:rPr>
+        <w:footnoteRef/>
+      </w:r>
+      <w:r>
+        <w:rPr>
+          <w:rFonts w:ascii="Arial Narrow" w:eastAsia="Arial Narrow" w:hAnsi="Arial Narrow" w:cs="Arial Narrow"/>
+          <w:sz w:val="16"/>
+          <w:szCs w:val="16"/>
+        </w:rPr>
+        <w:tab/>
+        <w:t xml:space="preserve"/>
+      </w:r>
+      <w:r>
+        <w:rPr>
+          <w:rFonts w:ascii="Arial Narrow" w:eastAsia="Arial Narrow" w:hAnsi="Arial Narrow" w:cs="Arial Narrow"/>
+          <w:sz w:val="16"/>
+          <w:szCs w:val="16"/>
+        </w:rPr>
+        <w:tab/>
+      </w:r>
+      <w:r>
+        <w:rPr>
+          <w:rFonts w:ascii="Arial Narrow" w:eastAsia="Arial Narrow" w:hAnsi="Arial Narrow" w:cs="Arial Narrow"/>
+          <w:b/>
+          <w:bCs/>
+          <w:sz w:val="16"/>
+          <w:szCs w:val="16"/>
+        </w:rPr>
+        <w:t xml:space="preserve">LEY 29571, CÓDIGO DE PROTECCIÓN Y DEFENSA DEL CONSUMIDOR, publicado el 2 de setiembre de 2010 y modificado por Decreto Legislativo 1308 </w:t>
+      </w:r>
+    </w:p>
+    <w:p>
+      <w:pPr>
+        <w:tabs>
+          <w:tab w:val="left" w:pos="567"/>
+        </w:tabs>
+        <w:spacing w:after="0" w:line="240" w:lineRule="auto"/>
+        <w:ind w:left="567" w:hanging="567"/>
+        <w:jc w:val="both"/>
+        <w:rPr>
+          <w:rFonts w:ascii="Arial Narrow" w:eastAsia="Arial Narrow" w:hAnsi="Arial Narrow" w:cs="Arial Narrow"/>
+          <w:sz w:val="16"/>
+          <w:szCs w:val="16"/>
+        </w:rPr>
+      </w:pPr>
+      <w:r>
+        <w:rPr>
+          <w:rFonts w:ascii="Arial Narrow" w:eastAsia="Arial Narrow" w:hAnsi="Arial Narrow" w:cs="Arial Narrow"/>
+          <w:sz w:val="16"/>
+          <w:szCs w:val="16"/>
+        </w:rPr>
+        <w:tab/>
+        <w:t xml:space="preserve"/>
+      </w:r>
+      <w:r>
+        <w:rPr>
+          <w:rFonts w:ascii="Arial Narrow" w:eastAsia="Arial Narrow" w:hAnsi="Arial Narrow" w:cs="Arial Narrow"/>
+          <w:b/>
+          <w:sz w:val="16"/>
+          <w:szCs w:val="16"/>
+        </w:rPr>
+        <w:t>Artículo 114.- Medidas correctivas</w:t>
+      </w:r>
+    </w:p>
+    <w:p>
+      <w:pPr>
+        <w:spacing w:after="0" w:line="240" w:lineRule="auto"/>
+        <w:ind w:left="567"/>
+        <w:jc w:val="both"/>
+        <w:rPr>
+          <w:rFonts w:ascii="Arial Narrow" w:eastAsia="Arial Narrow" w:hAnsi="Arial Narrow" w:cs="Arial Narrow"/>
+          <w:sz w:val="16"/>
+          <w:szCs w:val="16"/>
+        </w:rPr>
+      </w:pPr>
+      <w:r>
+        <w:rPr>
+          <w:rFonts w:ascii="Arial Narrow" w:eastAsia="Arial Narrow" w:hAnsi="Arial Narrow" w:cs="Arial Narrow"/>
+          <w:sz w:val="16"/>
+          <w:szCs w:val="16"/>
+        </w:rPr>
+        <w:t xml:space="preserve">Sin perjuicio de la sanción administrativa que corresponda al proveedor por una infracción al presente Código, el Indecopi puede dictar, en calidad de mandatos, medidas correctivas reparadoras y complementarias. </w:t>
+      </w:r>
+    </w:p>
+    <w:p>
+      <w:pPr>
+        <w:spacing w:after="0" w:line="240" w:lineRule="auto"/>
+        <w:ind w:left="567" w:hanging="567"/>
+        <w:jc w:val="both"/>
+        <w:rPr>
+          <w:rFonts w:ascii="Arial Narrow" w:eastAsia="Arial Narrow" w:hAnsi="Arial Narrow" w:cs="Arial Narrow"/>
+          <w:sz w:val="16"/>
+          <w:szCs w:val="16"/>
+        </w:rPr>
+      </w:pPr>
+      <w:r>
+        <w:rPr>
+          <w:rFonts w:ascii="Arial Narrow" w:eastAsia="Arial Narrow" w:hAnsi="Arial Narrow" w:cs="Arial Narrow"/>
+          <w:sz w:val="16"/>
+          <w:szCs w:val="16"/>
+        </w:rPr>
+        <w:tab/>
+        <w:t xml:space="preserve">Las medidas correctivas reparadoras pueden dictarse a pedido de parte o de oficio, siempre y cuando sean expresamente informadas sobre esa posibilidad en la notificación de cargo al proveedor por la autoridad encargada del procedimiento. </w:t>
+      </w:r>
+    </w:p>
+    <w:p>
+      <w:pPr>
+        <w:spacing w:after="0" w:line="240" w:lineRule="auto"/>
+        <w:ind w:left="567" w:hanging="567"/>
+        <w:jc w:val="both"/>
+        <w:rPr>
+          <w:rFonts w:ascii="Arial Narrow" w:eastAsia="Arial Narrow" w:hAnsi="Arial Narrow" w:cs="Arial Narrow"/>
+          <w:sz w:val="16"/>
+          <w:szCs w:val="16"/>
+        </w:rPr>
+      </w:pPr>
+      <w:r>
+        <w:rPr>
+          <w:rFonts w:ascii="Arial Narrow" w:eastAsia="Arial Narrow" w:hAnsi="Arial Narrow" w:cs="Arial Narrow"/>
+          <w:sz w:val="16"/>
+          <w:szCs w:val="16"/>
+        </w:rPr>
+        <w:tab/>
+        <w:t>Las medidas correctivas complementarias pueden dictarse de oficio o a pedido de parte.</w:t>
+      </w:r>
+    </w:p>
+    <w:p>
+      <w:pPr>
+        <w:spacing w:after="0" w:line="240" w:lineRule="auto"/>
+        <w:ind w:left="567" w:hanging="567"/>
+        <w:jc w:val="both"/>
+        <w:rPr>
+          <w:rFonts w:ascii="Arial Narrow" w:eastAsia="Arial Narrow" w:hAnsi="Arial Narrow" w:cs="Arial Narrow"/>
+          <w:sz w:val="16"/>
+          <w:szCs w:val="16"/>
+        </w:rPr>
+      </w:pPr>
+      <w:r>
+        <w:rPr>
+          <w:rFonts w:ascii="Arial Narrow" w:eastAsia="Arial Narrow" w:hAnsi="Arial Narrow" w:cs="Arial Narrow"/>
+          <w:b/>
+          <w:sz w:val="16"/>
+          <w:szCs w:val="16"/>
+        </w:rPr>
+        <w:tab/>
+        <w:t>Artículo 115.- Medidas correctivas reparadoras</w:t>
+      </w:r>
+    </w:p>
+    <w:p>
+      <w:pPr>
+        <w:spacing w:after="0" w:line="240" w:lineRule="auto"/>
+        <w:ind w:left="567" w:hanging="283"/>
+        <w:jc w:val="both"/>
+        <w:rPr>
+          <w:rFonts w:ascii="Arial Narrow" w:eastAsia="Arial Narrow" w:hAnsi="Arial Narrow" w:cs="Arial Narrow"/>
+          <w:sz w:val="16"/>
+          <w:szCs w:val="16"/>
+        </w:rPr>
+      </w:pPr>
+      <w:r>
+        <w:rPr>
+          <w:rFonts w:ascii="Arial Narrow" w:eastAsia="Arial Narrow" w:hAnsi="Arial Narrow" w:cs="Arial Narrow"/>
+          <w:sz w:val="16"/>
+          <w:szCs w:val="16"/>
+        </w:rPr>
+        <w:tab/>
+        <w:t>115.1 Las medidas correctivas reparadoras tienen el objeto de resarcir las consecuencias patrimoniales directas e inmediatas ocasionadas al consumidor por la infracción administrativa a su estado anterior. En caso el órgano resolutivo dicte una o varias medidas correctivas, debe considerar lo acordado por las partes durante la relación de consumo. Las medidas correctivas reparadoras pueden consistir en ordenar al proveedor infractor lo siguiente:</w:t>
+      </w:r>
+    </w:p>
+    <w:p>
+      <w:pPr>
+        <w:numPr>
+          <w:ilvl w:val="0"/>
+          <w:numId w:val="1"/>
+        </w:numPr>
+        <w:spacing w:after="0" w:line="240" w:lineRule="auto"/>
+        <w:ind w:left="567" w:firstLine="0"/>
+        <w:jc w:val="both"/>
+        <w:rPr>
+          <w:rFonts w:ascii="Arial Narrow" w:eastAsia="Arial Narrow" w:hAnsi="Arial Narrow" w:cs="Arial Narrow"/>
+          <w:sz w:val="16"/>
+          <w:szCs w:val="16"/>
+        </w:rPr>
+      </w:pPr>
+      <w:r>
+        <w:rPr>
+          <w:rFonts w:ascii="Arial Narrow" w:eastAsia="Arial Narrow" w:hAnsi="Arial Narrow" w:cs="Arial Narrow"/>
+          <w:sz w:val="16"/>
+          <w:szCs w:val="16"/>
+        </w:rPr>
+        <w:t>Reparar productos.</w:t>
+      </w:r>
+    </w:p>
+    <w:p>
+      <w:pPr>
+        <w:numPr>
+          <w:ilvl w:val="0"/>
+          <w:numId w:val="1"/>
+        </w:numPr>
+        <w:spacing w:after="0" w:line="240" w:lineRule="auto"/>
+        <w:ind w:left="567" w:firstLine="0"/>
+        <w:jc w:val="both"/>
+        <w:rPr>
+          <w:rFonts w:ascii="Arial Narrow" w:eastAsia="Arial Narrow" w:hAnsi="Arial Narrow" w:cs="Arial Narrow"/>
+          <w:sz w:val="16"/>
+          <w:szCs w:val="16"/>
+        </w:rPr>
+      </w:pPr>
+      <w:r>
+        <w:rPr>
+          <w:rFonts w:ascii="Arial Narrow" w:eastAsia="Arial Narrow" w:hAnsi="Arial Narrow" w:cs="Arial Narrow"/>
+          <w:sz w:val="16"/>
+          <w:szCs w:val="16"/>
+        </w:rPr>
+        <w:t>Cambiar productos por otros de idénticas o similares características, cuando la reparación no sea posible o no resulte razonable según las circunstancias.</w:t>
+      </w:r>
+    </w:p>
+    <w:p>
+      <w:pPr>
+        <w:numPr>
+          <w:ilvl w:val="0"/>
+          <w:numId w:val="1"/>
+        </w:numPr>
+        <w:spacing w:after="0" w:line="240" w:lineRule="auto"/>
+        <w:ind w:left="567" w:firstLine="0"/>
+        <w:jc w:val="both"/>
+        <w:rPr>
+          <w:rFonts w:ascii="Arial Narrow" w:eastAsia="Arial Narrow" w:hAnsi="Arial Narrow" w:cs="Arial Narrow"/>
+          <w:sz w:val="16"/>
+          <w:szCs w:val="16"/>
+        </w:rPr>
+      </w:pPr>
+      <w:r>
+        <w:rPr>
+          <w:rFonts w:ascii="Arial Narrow" w:eastAsia="Arial Narrow" w:hAnsi="Arial Narrow" w:cs="Arial Narrow"/>
+          <w:sz w:val="16"/>
+          <w:szCs w:val="16"/>
+        </w:rPr>
+        <w:t>Entregar un producto de idénticas características o, cuando esto no resulte posible, de similares características, en los supuestos de pérdida o deterioro atribuible al proveedor y siempre que exista interés del consumidor.</w:t>
+      </w:r>
+    </w:p>
+    <w:p>
+      <w:pPr>
+        <w:numPr>
+          <w:ilvl w:val="0"/>
+          <w:numId w:val="1"/>
+        </w:numPr>
+        <w:spacing w:after="0" w:line="240" w:lineRule="auto"/>
+        <w:ind w:left="567" w:firstLine="0"/>
+        <w:jc w:val="both"/>
+        <w:rPr>
+          <w:rFonts w:ascii="Arial Narrow" w:eastAsia="Arial Narrow" w:hAnsi="Arial Narrow" w:cs="Arial Narrow"/>
+          <w:sz w:val="16"/>
+          <w:szCs w:val="16"/>
+        </w:rPr>
+      </w:pPr>
+      <w:r>
+        <w:rPr>
+          <w:rFonts w:ascii="Arial Narrow" w:eastAsia="Arial Narrow" w:hAnsi="Arial Narrow" w:cs="Arial Narrow"/>
+          <w:sz w:val="16"/>
+          <w:szCs w:val="16"/>
+        </w:rPr>
+        <w:t>Cumplir con ejecutar la prestación u obligación asumida; y si esto no resulte posible o no sea razonable, otra de efectos equivalentes, incluyendo prestaciones dinerarias.</w:t>
+      </w:r>
+    </w:p>
+    <w:p>
+      <w:pPr>
+        <w:numPr>
+          <w:ilvl w:val="0"/>
+          <w:numId w:val="1"/>
+        </w:numPr>
+        <w:spacing w:after="0" w:line="240" w:lineRule="auto"/>
+        <w:ind w:left="567" w:firstLine="0"/>
+        <w:jc w:val="both"/>
+        <w:rPr>
+          <w:rFonts w:ascii="Arial Narrow" w:eastAsia="Arial Narrow" w:hAnsi="Arial Narrow" w:cs="Arial Narrow"/>
+          <w:sz w:val="16"/>
+          <w:szCs w:val="16"/>
+        </w:rPr>
+      </w:pPr>
+      <w:r>
+        <w:rPr>
+          <w:rFonts w:ascii="Arial Narrow" w:eastAsia="Arial Narrow" w:hAnsi="Arial Narrow" w:cs="Arial Narrow"/>
+          <w:sz w:val="16"/>
+          <w:szCs w:val="16"/>
+        </w:rPr>
+        <w:t>Cumplir con ejecutar otras prestaciones u obligaciones legales o convencionales a su cargo.</w:t>
+      </w:r>
+    </w:p>
+    <w:p>
+      <w:pPr>
+        <w:numPr>
+          <w:ilvl w:val="0"/>
+          <w:numId w:val="1"/>
+        </w:numPr>
+        <w:spacing w:after="0" w:line="240" w:lineRule="auto"/>
+        <w:ind w:left="567" w:firstLine="0"/>
+        <w:jc w:val="both"/>
+        <w:rPr>
+          <w:rFonts w:ascii="Arial Narrow" w:eastAsia="Arial Narrow" w:hAnsi="Arial Narrow" w:cs="Arial Narrow"/>
+          <w:sz w:val="16"/>
+          <w:szCs w:val="16"/>
+        </w:rPr>
+      </w:pPr>
+      <w:r>
+        <w:rPr>
+          <w:rFonts w:ascii="Arial Narrow" w:eastAsia="Arial Narrow" w:hAnsi="Arial Narrow" w:cs="Arial Narrow"/>
+          <w:sz w:val="16"/>
+          <w:szCs w:val="16"/>
+        </w:rPr>
+        <w:t>Devolver la contraprestación pagada por el consumidor, más los intereses legales correspondientes, cuando la reparación, reposición, o cumplimiento de la prestación u obligación, según sea el caso, no resulte posible o no sea razonable según las circunstancias.</w:t>
+      </w:r>
+    </w:p>
+    <w:p>
+      <w:pPr>
+        <w:numPr>
+          <w:ilvl w:val="0"/>
+          <w:numId w:val="1"/>
+        </w:numPr>
+        <w:spacing w:after="0" w:line="240" w:lineRule="auto"/>
+        <w:ind w:left="567" w:firstLine="0"/>
+        <w:jc w:val="both"/>
+        <w:rPr>
+          <w:rFonts w:ascii="Arial Narrow" w:eastAsia="Arial Narrow" w:hAnsi="Arial Narrow" w:cs="Arial Narrow"/>
+          <w:sz w:val="16"/>
+          <w:szCs w:val="16"/>
+        </w:rPr>
+      </w:pPr>
+      <w:r>
+        <w:rPr>
+          <w:rFonts w:ascii="Arial Narrow" w:eastAsia="Arial Narrow" w:hAnsi="Arial Narrow" w:cs="Arial Narrow"/>
+          <w:sz w:val="16"/>
+          <w:szCs w:val="16"/>
+        </w:rPr>
+        <w:t>En los supuestos de pagos indebidos o en exceso, devolver estos montos, más los intereses correspondientes.</w:t>
+      </w:r>
+    </w:p>
+    <w:p>
+      <w:pPr>
+        <w:numPr>
+          <w:ilvl w:val="0"/>
+          <w:numId w:val="1"/>
+        </w:numPr>
+        <w:spacing w:after="0" w:line="240" w:lineRule="auto"/>
+        <w:ind w:left="567" w:firstLine="0"/>
+        <w:jc w:val="both"/>
+        <w:rPr>
+          <w:rFonts w:ascii="Arial Narrow" w:eastAsia="Arial Narrow" w:hAnsi="Arial Narrow" w:cs="Arial Narrow"/>
+          <w:sz w:val="16"/>
+          <w:szCs w:val="16"/>
+        </w:rPr>
+      </w:pPr>
+      <w:r>
+        <w:rPr>
+          <w:rFonts w:ascii="Arial Narrow" w:eastAsia="Arial Narrow" w:hAnsi="Arial Narrow" w:cs="Arial Narrow"/>
+          <w:sz w:val="16"/>
+          <w:szCs w:val="16"/>
+        </w:rPr>
+        <w:t>Pagar los gastos incurridos por el consumidor para mitigar las consecuencias de la infracción administrativa.</w:t>
+      </w:r>
+    </w:p>
+    <w:p>
+      <w:pPr>
+        <w:numPr>
+          <w:ilvl w:val="0"/>
+          <w:numId w:val="1"/>
+        </w:numPr>
+        <w:spacing w:after="0" w:line="240" w:lineRule="auto"/>
+        <w:ind w:left="567" w:firstLine="0"/>
+        <w:jc w:val="both"/>
+        <w:rPr>
+          <w:rFonts w:ascii="Arial Narrow" w:eastAsia="Arial Narrow" w:hAnsi="Arial Narrow" w:cs="Arial Narrow"/>
+          <w:sz w:val="16"/>
+          <w:szCs w:val="16"/>
+        </w:rPr>
+      </w:pPr>
+      <w:r>
+        <w:rPr>
+          <w:rFonts w:ascii="Arial Narrow" w:eastAsia="Arial Narrow" w:hAnsi="Arial Narrow" w:cs="Arial Narrow"/>
+          <w:sz w:val="16"/>
+          <w:szCs w:val="16"/>
+        </w:rPr>
+        <w:t>Otras medidas reparadoras análogas de efectos equivalentes a las anteriores.</w:t>
+      </w:r>
+    </w:p>
+    <w:p>
+      <w:pPr>
+        <w:pStyle w:val="Sinespaciado"/>
+        <w:ind w:left="567"/>
+        <w:jc w:val="both"/>
+        <w:rPr>
+          <w:rFonts w:ascii="Arial Narrow" w:eastAsia="Arial Narrow" w:hAnsi="Arial Narrow" w:cs="Arial Narrow"/>
+          <w:sz w:val="16"/>
+          <w:szCs w:val="16"/>
+        </w:rPr>
+      </w:pPr>
+      <w:r>
+        <w:rPr>
+          <w:rFonts w:ascii="Arial Narrow" w:eastAsia="Arial Narrow" w:hAnsi="Arial Narrow" w:cs="Arial Narrow"/>
+          <w:sz w:val="16"/>
+          <w:szCs w:val="16"/>
+        </w:rPr>
+        <w:t xml:space="preserve">115.2 Las medidas correctivas reparadoras no pueden ser solicitadas de manera acumulativa conjunta, pudiendo plantearse de manera alternativa o subsidiaria, con excepción de la medida correctiva señalada en el literal h) que puede solicitarse </w:t>
+      </w:r>
+      <w:proofErr w:type="gramStart"/>
+      <w:r>
+        <w:rPr>
+          <w:rFonts w:ascii="Arial Narrow" w:eastAsia="Arial Narrow" w:hAnsi="Arial Narrow" w:cs="Arial Narrow"/>
+          <w:sz w:val="16"/>
+          <w:szCs w:val="16"/>
+        </w:rPr>
+        <w:t>conjuntamente con</w:t>
+      </w:r>
+      <w:proofErr w:type="gramEnd"/>
+      <w:r>
+        <w:rPr>
+          <w:rFonts w:ascii="Arial Narrow" w:eastAsia="Arial Narrow" w:hAnsi="Arial Narrow" w:cs="Arial Narrow"/>
+          <w:sz w:val="16"/>
+          <w:szCs w:val="16"/>
+        </w:rPr>
+        <w:t xml:space="preserve"> otra medida correctiva. Cuando los órganos competentes del Indecopi se pronuncian respecto de una medida correctiva reparadora, aplican el principio de congruencia procesal.</w:t>
+      </w:r>
+    </w:p>
+    <w:p>
+      <w:pPr>
+        <w:spacing w:after="0" w:line="240" w:lineRule="auto"/>
+        <w:ind w:left="567"/>
+        <w:jc w:val="both"/>
+        <w:rPr>
+          <w:rFonts w:ascii="Arial Narrow" w:eastAsia="Arial Narrow" w:hAnsi="Arial Narrow" w:cs="Arial Narrow"/>
+          <w:sz w:val="16"/>
+          <w:szCs w:val="16"/>
+        </w:rPr>
+      </w:pPr>
+      <w:r>
+        <w:rPr>
+          <w:rFonts w:ascii="Arial Narrow" w:eastAsia="Arial Narrow" w:hAnsi="Arial Narrow" w:cs="Arial Narrow"/>
+          <w:sz w:val="16"/>
+          <w:szCs w:val="16"/>
+        </w:rPr>
+        <w:t>115.3 Las medidas correctivas reparadoras pueden solicitarse en cualquier momento hasta antes de la notificación de cargo al proveedor, sin perjuicio de la facultad de secretaría técnica de la comisión de requerir al consumidor que precise la medida correctiva materia de solicitud. El consumidor puede variar su solicitud de medida correctiva hasta antes de la decisión de primera instancia, en cuyo caso se confiere traslado al proveedor para que formule su descargo.</w:t>
+      </w:r>
+    </w:p>
+    <w:p>
+      <w:pPr>
+        <w:spacing w:after="0" w:line="240" w:lineRule="auto"/>
+        <w:ind w:left="567"/>
+        <w:jc w:val="both"/>
+        <w:rPr>
+          <w:rFonts w:ascii="Arial Narrow" w:eastAsia="Arial Narrow" w:hAnsi="Arial Narrow" w:cs="Arial Narrow"/>
+          <w:sz w:val="16"/>
+          <w:szCs w:val="16"/>
+        </w:rPr>
+      </w:pPr>
+      <w:r>
+        <w:rPr>
+          <w:rFonts w:ascii="Arial Narrow" w:eastAsia="Arial Narrow" w:hAnsi="Arial Narrow" w:cs="Arial Narrow"/>
+          <w:sz w:val="16"/>
+          <w:szCs w:val="16"/>
+        </w:rPr>
+        <w:t>115.4 Corresponde al consumidor que solicita el dictado de la medida correctiva reparadora probar las consecuencias patrimoniales directas e inmediatas causadas por la comisión de la infracción administrativa.</w:t>
+      </w:r>
+    </w:p>
+    <w:p>
+      <w:pPr>
+        <w:spacing w:after="0" w:line="240" w:lineRule="auto"/>
+        <w:ind w:left="567"/>
+        <w:jc w:val="both"/>
+        <w:rPr>
+          <w:rFonts w:ascii="Arial Narrow" w:eastAsia="Arial Narrow" w:hAnsi="Arial Narrow" w:cs="Arial Narrow"/>
+          <w:sz w:val="16"/>
+          <w:szCs w:val="16"/>
+        </w:rPr>
+      </w:pPr>
+      <w:r>
+        <w:rPr>
+          <w:rFonts w:ascii="Arial Narrow" w:eastAsia="Arial Narrow" w:hAnsi="Arial Narrow" w:cs="Arial Narrow"/>
+          <w:sz w:val="16"/>
+          <w:szCs w:val="16"/>
+        </w:rPr>
+        <w:t>115.5 Los bienes o montos objeto de medidas correctivas reparadoras son entregados por el proveedor directamente al consumidor que los reclama, salvo mandato distinto contenido en la resolución. Aquellos bienes o montos materia de una medida correctiva reparadora, que por algún motivo se encuentran en posesión del Indecopi y deban ser entregados a los consumidores beneficiados, son puestos a disposición de estos.</w:t>
+      </w:r>
+    </w:p>
+    <w:p>
+      <w:pPr>
+        <w:spacing w:after="0" w:line="240" w:lineRule="auto"/>
+        <w:ind w:left="567"/>
+        <w:jc w:val="both"/>
+        <w:rPr>
+          <w:rFonts w:ascii="Arial Narrow" w:eastAsia="Arial Narrow" w:hAnsi="Arial Narrow" w:cs="Arial Narrow"/>
+          <w:sz w:val="16"/>
+          <w:szCs w:val="16"/>
+        </w:rPr>
+      </w:pPr>
+      <w:r>
+        <w:rPr>
+          <w:rFonts w:ascii="Arial Narrow" w:eastAsia="Arial Narrow" w:hAnsi="Arial Narrow" w:cs="Arial Narrow"/>
+          <w:sz w:val="16"/>
+          <w:szCs w:val="16"/>
+        </w:rPr>
+        <w:t>115.6 El extremo de la resolución final que ordena el cumplimiento de una medida correctiva reparadora a favor del consumidor constituye título ejecutivo conforme con lo dispuesto en el artículo 688 del Código Procesal Civil, una vez que quedan consentidas o causan estado en la vía administrativa. La legitimidad para obrar en los procesos civiles de ejecución corresponde a los consumidores beneficiados con la medida correctiva reparadora.</w:t>
+      </w:r>
+    </w:p>
+    <w:p>
+      <w:pPr>
+        <w:spacing w:after="0" w:line="240" w:lineRule="auto"/>
+        <w:ind w:left="567"/>
+        <w:jc w:val="both"/>
+        <w:rPr>
+          <w:rFonts w:ascii="Arial Narrow" w:eastAsia="Arial Narrow" w:hAnsi="Arial Narrow" w:cs="Arial Narrow"/>
+          <w:sz w:val="16"/>
+          <w:szCs w:val="16"/>
+        </w:rPr>
+      </w:pPr>
+      <w:r>
+        <w:rPr>
+          <w:rFonts w:ascii="Arial Narrow" w:eastAsia="Arial Narrow" w:hAnsi="Arial Narrow" w:cs="Arial Narrow"/>
+          <w:sz w:val="16"/>
+          <w:szCs w:val="16"/>
+        </w:rPr>
+        <w:t>115.7 Las medidas correctivas reparadoras como mandatos dirigidos a resarcir las consecuencias patrimoniales directas e inmediatas originadas por la infracción buscan corregir la conducta infractora y no tienen naturaleza indemnizatoria; son dictadas sin perjuicio de la indemnización por los daños y perjuicios que el consumidor puede solicitar en la vía judicial o arbitral correspondiente. No obstante, se descuenta de la indemnización patrimonial aquella satisfacción patrimonial deducible que el consumidor haya recibido a consecuencia del dictado de una medida correctiva reparadora en sede administrativa.</w:t>
+      </w:r>
+    </w:p>
+    <w:p>
+      <w:pPr>
+        <w:spacing w:after="0" w:line="240" w:lineRule="auto"/>
+        <w:ind w:left="567"/>
+        <w:jc w:val="both"/>
+        <w:rPr>
+          <w:rFonts w:ascii="Arial Narrow" w:eastAsia="Arial Narrow" w:hAnsi="Arial Narrow" w:cs="Arial Narrow"/>
+          <w:b/>
+          <w:bCs/>
+          <w:sz w:val="16"/>
+          <w:szCs w:val="16"/>
+        </w:rPr>
+      </w:pPr>
+      <w:r>
+        <w:rPr>
+          <w:rFonts w:ascii="Arial Narrow" w:eastAsia="Arial Narrow" w:hAnsi="Arial Narrow" w:cs="Arial Narrow"/>
+          <w:b/>
+          <w:bCs/>
+          <w:sz w:val="16"/>
+          <w:szCs w:val="16"/>
+        </w:rPr>
+        <w:t>Artículo 116.- Medidas correctivas complementarias</w:t>
+      </w:r>
+    </w:p>
+    <w:p>
+      <w:pPr>
+        <w:spacing w:after="0" w:line="240" w:lineRule="auto"/>
+        <w:ind w:left="567"/>
+        <w:jc w:val="both"/>
+        <w:rPr>
+          <w:rFonts w:ascii="Arial Narrow" w:eastAsia="Arial Narrow" w:hAnsi="Arial Narrow" w:cs="Arial Narrow"/>
+          <w:sz w:val="16"/>
+          <w:szCs w:val="16"/>
+        </w:rPr>
+      </w:pPr>
+      <w:r>
+        <w:rPr>
+          <w:rFonts w:ascii="Arial Narrow" w:eastAsia="Arial Narrow" w:hAnsi="Arial Narrow" w:cs="Arial Narrow"/>
+          <w:sz w:val="16"/>
+          <w:szCs w:val="16"/>
+        </w:rPr>
+        <w:t xml:space="preserve">Las medidas correctivas complementarias tienen el objeto de revertir los efectos de la conducta infractora o evitar que esta se produzca nuevamente en el futuro y pueden ser, entre otras, las siguientes: </w:t>
+      </w:r>
+    </w:p>
+    <w:p>
+      <w:pPr>
+        <w:spacing w:after="0" w:line="240" w:lineRule="auto"/>
+        <w:ind w:left="567"/>
+        <w:jc w:val="both"/>
+        <w:rPr>
+          <w:rFonts w:ascii="Arial Narrow" w:eastAsia="Arial Narrow" w:hAnsi="Arial Narrow" w:cs="Arial Narrow"/>
+          <w:sz w:val="16"/>
+          <w:szCs w:val="16"/>
+        </w:rPr>
+      </w:pPr>
+      <w:r>
+        <w:rPr>
+          <w:rFonts w:ascii="Arial Narrow" w:eastAsia="Arial Narrow" w:hAnsi="Arial Narrow" w:cs="Arial Narrow"/>
+          <w:sz w:val="16"/>
+          <w:szCs w:val="16"/>
+        </w:rPr>
+        <w:t xml:space="preserve">a. Que el proveedor cumpla con atender la solicitud de información requerida por el consumidor, siempre que dicho requerimiento guarde relación con el producto adquirido o servicio contratado. </w:t>
+      </w:r>
+    </w:p>
+    <w:p>
+      <w:pPr>
+        <w:spacing w:after="0" w:line="240" w:lineRule="auto"/>
+        <w:ind w:left="567"/>
+        <w:jc w:val="both"/>
+        <w:rPr>
+          <w:rFonts w:ascii="Arial Narrow" w:eastAsia="Arial Narrow" w:hAnsi="Arial Narrow" w:cs="Arial Narrow"/>
+          <w:sz w:val="16"/>
+          <w:szCs w:val="16"/>
+        </w:rPr>
+      </w:pPr>
+      <w:r>
+        <w:rPr>
+          <w:rFonts w:ascii="Arial Narrow" w:eastAsia="Arial Narrow" w:hAnsi="Arial Narrow" w:cs="Arial Narrow"/>
+          <w:sz w:val="16"/>
+          <w:szCs w:val="16"/>
+        </w:rPr>
+        <w:t xml:space="preserve">b. Declarar inexigibles las cláusulas que han sido identificadas como abusivas en el procedimiento. </w:t>
+      </w:r>
+    </w:p>
+    <w:p>
+      <w:pPr>
+        <w:spacing w:after="0" w:line="240" w:lineRule="auto"/>
+        <w:ind w:left="567"/>
+        <w:jc w:val="both"/>
+        <w:rPr>
+          <w:rFonts w:ascii="Arial Narrow" w:eastAsia="Arial Narrow" w:hAnsi="Arial Narrow" w:cs="Arial Narrow"/>
+          <w:sz w:val="16"/>
+          <w:szCs w:val="16"/>
+        </w:rPr>
+      </w:pPr>
+      <w:r>
+        <w:rPr>
+          <w:rFonts w:ascii="Arial Narrow" w:eastAsia="Arial Narrow" w:hAnsi="Arial Narrow" w:cs="Arial Narrow"/>
+          <w:sz w:val="16"/>
+          <w:szCs w:val="16"/>
+        </w:rPr>
+        <w:t xml:space="preserve">c. El decomiso y destrucción de la mercadería, envases, envolturas o etiquetas. </w:t>
+      </w:r>
+    </w:p>
+    <w:p>
+      <w:pPr>
+        <w:spacing w:after="0" w:line="240" w:lineRule="auto"/>
+        <w:ind w:left="567"/>
+        <w:jc w:val="both"/>
+        <w:rPr>
+          <w:rFonts w:ascii="Arial Narrow" w:eastAsia="Arial Narrow" w:hAnsi="Arial Narrow" w:cs="Arial Narrow"/>
+          <w:sz w:val="16"/>
+          <w:szCs w:val="16"/>
+        </w:rPr>
+      </w:pPr>
+      <w:r>
+        <w:rPr>
+          <w:rFonts w:ascii="Arial Narrow" w:eastAsia="Arial Narrow" w:hAnsi="Arial Narrow" w:cs="Arial Narrow"/>
+          <w:sz w:val="16"/>
+          <w:szCs w:val="16"/>
+        </w:rPr>
+        <w:t xml:space="preserve">d. En caso de infracciones muy graves y de reincidencia o </w:t>
+      </w:r>
+      <w:proofErr w:type="spellStart"/>
+      <w:r>
+        <w:rPr>
+          <w:rFonts w:ascii="Arial Narrow" w:eastAsia="Arial Narrow" w:hAnsi="Arial Narrow" w:cs="Arial Narrow"/>
+          <w:sz w:val="16"/>
+          <w:szCs w:val="16"/>
+        </w:rPr>
+        <w:t>reiterancia</w:t>
+      </w:r>
+      <w:proofErr w:type="spellEnd"/>
+      <w:r>
+        <w:rPr>
+          <w:rFonts w:ascii="Arial Narrow" w:eastAsia="Arial Narrow" w:hAnsi="Arial Narrow" w:cs="Arial Narrow"/>
+          <w:sz w:val="16"/>
+          <w:szCs w:val="16"/>
+        </w:rPr>
+        <w:t xml:space="preserve">: </w:t>
+      </w:r>
+    </w:p>
+    <w:p>
+      <w:pPr>
+        <w:spacing w:after="0" w:line="240" w:lineRule="auto"/>
+        <w:ind w:left="567"/>
+        <w:jc w:val="both"/>
+        <w:rPr>
+          <w:rFonts w:ascii="Arial Narrow" w:eastAsia="Arial Narrow" w:hAnsi="Arial Narrow" w:cs="Arial Narrow"/>
+          <w:sz w:val="16"/>
+          <w:szCs w:val="16"/>
+        </w:rPr>
+      </w:pPr>
+      <w:r>
+        <w:rPr>
+          <w:rFonts w:ascii="Arial Narrow" w:eastAsia="Arial Narrow" w:hAnsi="Arial Narrow" w:cs="Arial Narrow"/>
+          <w:sz w:val="16"/>
+          <w:szCs w:val="16"/>
+        </w:rPr>
+        <w:t xml:space="preserve">(i) Solicitar a la autoridad correspondiente la clausura temporal del establecimiento industrial, comercial o de servicios por un plazo máximo de seis (6) meses. </w:t>
+      </w:r>
+    </w:p>
+    <w:p>
+      <w:pPr>
+        <w:spacing w:after="0" w:line="240" w:lineRule="auto"/>
+        <w:ind w:left="567"/>
+        <w:jc w:val="both"/>
+        <w:rPr>
+          <w:rFonts w:ascii="Arial Narrow" w:eastAsia="Arial Narrow" w:hAnsi="Arial Narrow" w:cs="Arial Narrow"/>
+          <w:sz w:val="16"/>
+          <w:szCs w:val="16"/>
+        </w:rPr>
+      </w:pPr>
+      <w:r>
+        <w:rPr>
+          <w:rFonts w:ascii="Arial Narrow" w:eastAsia="Arial Narrow" w:hAnsi="Arial Narrow" w:cs="Arial Narrow"/>
+          <w:sz w:val="16"/>
+          <w:szCs w:val="16"/>
+        </w:rPr>
+        <w:t>(</w:t>
+      </w:r>
+      <w:proofErr w:type="spellStart"/>
+      <w:r>
+        <w:rPr>
+          <w:rFonts w:ascii="Arial Narrow" w:eastAsia="Arial Narrow" w:hAnsi="Arial Narrow" w:cs="Arial Narrow"/>
+          <w:sz w:val="16"/>
+          <w:szCs w:val="16"/>
+        </w:rPr>
+        <w:t>ii</w:t>
+      </w:r>
+      <w:proofErr w:type="spellEnd"/>
+      <w:r>
+        <w:rPr>
+          <w:rFonts w:ascii="Arial Narrow" w:eastAsia="Arial Narrow" w:hAnsi="Arial Narrow" w:cs="Arial Narrow"/>
+          <w:sz w:val="16"/>
+          <w:szCs w:val="16"/>
+        </w:rPr>
+        <w:t xml:space="preserve">) Solicitar a la autoridad competente la inhabilitación, temporal o permanente, del proveedor en función de los alcances de la infracción sancionada. </w:t>
+      </w:r>
+    </w:p>
+    <w:p>
+      <w:pPr>
+        <w:spacing w:after="0" w:line="240" w:lineRule="auto"/>
+        <w:ind w:left="567"/>
+        <w:jc w:val="both"/>
+        <w:rPr>
+          <w:rFonts w:ascii="Arial Narrow" w:eastAsia="Arial Narrow" w:hAnsi="Arial Narrow" w:cs="Arial Narrow"/>
+          <w:sz w:val="16"/>
+          <w:szCs w:val="16"/>
+        </w:rPr>
+      </w:pPr>
+      <w:r>
+        <w:rPr>
+          <w:rFonts w:ascii="Arial Narrow" w:eastAsia="Arial Narrow" w:hAnsi="Arial Narrow" w:cs="Arial Narrow"/>
+          <w:sz w:val="16"/>
+          <w:szCs w:val="16"/>
+        </w:rPr>
+        <w:t xml:space="preserve">e. Publicación de avisos </w:t>
+      </w:r>
+      <w:proofErr w:type="spellStart"/>
+      <w:r>
+        <w:rPr>
+          <w:rFonts w:ascii="Arial Narrow" w:eastAsia="Arial Narrow" w:hAnsi="Arial Narrow" w:cs="Arial Narrow"/>
+          <w:sz w:val="16"/>
+          <w:szCs w:val="16"/>
+        </w:rPr>
+        <w:t>rectificatorios</w:t>
+      </w:r>
+      <w:proofErr w:type="spellEnd"/>
+      <w:r>
+        <w:rPr>
+          <w:rFonts w:ascii="Arial Narrow" w:eastAsia="Arial Narrow" w:hAnsi="Arial Narrow" w:cs="Arial Narrow"/>
+          <w:sz w:val="16"/>
+          <w:szCs w:val="16"/>
+        </w:rPr>
+        <w:t xml:space="preserve"> o informativos en la forma que determine el Indecopi, tomando en consideración los medios que resulten idóneos para revertir los efectos que el acto objeto de sanción ha ocasionado. </w:t>
+      </w:r>
+    </w:p>
+    <w:p>
+      <w:pPr>
+        <w:spacing w:after="0" w:line="240" w:lineRule="auto"/>
+        <w:ind w:left="567"/>
+        <w:jc w:val="both"/>
+        <w:rPr>
+          <w:rFonts w:ascii="Arial Narrow" w:eastAsia="Arial Narrow" w:hAnsi="Arial Narrow" w:cs="Arial Narrow"/>
+          <w:sz w:val="16"/>
+          <w:szCs w:val="16"/>
+        </w:rPr>
+      </w:pPr>
+      <w:r>
+        <w:rPr>
+          <w:rFonts w:ascii="Arial Narrow" w:eastAsia="Arial Narrow" w:hAnsi="Arial Narrow" w:cs="Arial Narrow"/>
+          <w:sz w:val="16"/>
+          <w:szCs w:val="16"/>
+        </w:rPr>
+        <w:t xml:space="preserve">f. Cualquier otra medida correctiva que tenga el objeto de revertir los efectos de la conducta infractora o evitar que esta se produzca nuevamente en el futuro. </w:t>
+      </w:r>
+    </w:p>
+    <w:p>
+      <w:pPr>
+        <w:spacing w:after="0" w:line="240" w:lineRule="auto"/>
+        <w:ind w:left="567"/>
+        <w:jc w:val="both"/>
+        <w:rPr>
+          <w:rFonts w:ascii="Arial Narrow" w:eastAsia="Arial Narrow" w:hAnsi="Arial Narrow" w:cs="Arial Narrow"/>
+          <w:sz w:val="16"/>
+          <w:szCs w:val="16"/>
+        </w:rPr>
+      </w:pPr>
+      <w:r>
+        <w:rPr>
+          <w:rFonts w:ascii="Arial Narrow" w:eastAsia="Arial Narrow" w:hAnsi="Arial Narrow" w:cs="Arial Narrow"/>
+          <w:sz w:val="16"/>
+          <w:szCs w:val="16"/>
+        </w:rPr>
+        <w:t>El Indecopi está facultado para solicitar a la autoridad municipal y policial el apoyo respectivo para la ejecución de las medidas correctivas complementarias correspondientes.</w:t>
+      </w:r>
+    </w:p>
+    <w:p>
+      <w:pPr>
+        <w:spacing w:after="0" w:line="240" w:lineRule="auto"/>
+        <w:ind w:left="567" w:hanging="567"/>
+        <w:jc w:val="both"/>
+        <w:rPr>
+          <w:rFonts w:ascii="Arial Narrow" w:eastAsia="Arial Narrow" w:hAnsi="Arial Narrow" w:cs="Arial Narrow"/>
+          <w:sz w:val="16"/>
+          <w:szCs w:val="16"/>
+        </w:rPr>
+      </w:pPr>
+    </w:p>
+  </w:footnote>
+  <w:footnote w:id="14">
+    <w:p>
+      <w:pPr>
+        <w:pStyle w:val="Textonotapie"/>
+        <w:tabs>
+          <w:tab w:val="left" w:pos="567"/>
+        </w:tabs>
+        <w:ind w:left="567" w:hanging="567"/>
+        <w:jc w:val="both"/>
+        <w:rPr>
+          <w:rFonts w:ascii="Arial Narrow" w:eastAsia="Arial Narrow" w:hAnsi="Arial Narrow" w:cs="Arial Narrow"/>
+          <w:b/>
+          <w:sz w:val="16"/>
+          <w:szCs w:val="16"/>
+        </w:rPr>
+      </w:pPr>
+      <w:r>
+        <w:rPr>
+          <w:rStyle w:val="Refdenotaalpie"/>
+          <w:rFonts w:ascii="Arial Narrow" w:eastAsia="Arial Narrow" w:hAnsi="Arial Narrow" w:cs="Arial Narrow"/>
+          <w:sz w:val="16"/>
+          <w:szCs w:val="16"/>
+          <w:vertAlign w:val="superscript"/>
+        </w:rPr>
+        <w:footnoteRef/>
+      </w:r>
+      <w:r>
+        <w:rPr>
+          <w:rFonts w:ascii="Arial Narrow" w:eastAsia="Arial Narrow" w:hAnsi="Arial Narrow" w:cs="Arial Narrow"/>
+          <w:sz w:val="16"/>
+          <w:szCs w:val="16"/>
+        </w:rPr>
+        <w:tab/>
+        <w:t xml:space="preserve"/>
+      </w:r>
+      <w:r>
+        <w:rPr>
+          <w:rFonts w:ascii="Arial Narrow" w:eastAsia="Arial Narrow" w:hAnsi="Arial Narrow" w:cs="Arial Narrow"/>
+          <w:sz w:val="16"/>
+          <w:szCs w:val="16"/>
+        </w:rPr>
+        <w:tab/>
+      </w:r>
+      <w:r>
+        <w:rPr>
+          <w:rFonts w:ascii="Arial Narrow" w:eastAsia="Arial Narrow" w:hAnsi="Arial Narrow" w:cs="Arial Narrow"/>
+          <w:b/>
+          <w:sz w:val="16"/>
+          <w:szCs w:val="16"/>
+        </w:rPr>
+        <w:t>LEY 29571, CÓDIGO DE PROTECCIÓN Y DEFENSA DEL CONSUMIDOR</w:t>
+      </w:r>
+      <w:r>
+        <w:rPr>
+          <w:rFonts w:ascii="Arial Narrow" w:eastAsia="Arial Narrow" w:hAnsi="Arial Narrow" w:cs="Arial Narrow"/>
+          <w:b/>
+          <w:bCs/>
+          <w:sz w:val="16"/>
+          <w:szCs w:val="16"/>
+        </w:rPr>
+        <w:t xml:space="preserve">, </w:t>
+      </w:r>
+      <w:r>
+        <w:rPr>
+          <w:rFonts w:ascii="Arial Narrow" w:eastAsia="Arial Narrow" w:hAnsi="Arial Narrow" w:cs="Arial Narrow"/>
+          <w:b/>
+          <w:sz w:val="16"/>
+          <w:szCs w:val="16"/>
+        </w:rPr>
+        <w:t>publicado el 2 de setiembre de 2010 y modificado por Decreto Legislativo 1308</w:t>
+      </w:r>
+    </w:p>
+    <w:p>
+      <w:pPr>
+        <w:pStyle w:val="Textonotapie"/>
+        <w:tabs>
+          <w:tab w:val="left" w:pos="567"/>
+        </w:tabs>
+        <w:jc w:val="both"/>
+        <w:rPr>
+          <w:rFonts w:ascii="Arial Narrow" w:eastAsia="Arial Narrow" w:hAnsi="Arial Narrow" w:cs="Arial Narrow"/>
+          <w:b/>
+          <w:sz w:val="16"/>
+          <w:szCs w:val="16"/>
+        </w:rPr>
+      </w:pPr>
+      <w:r>
+        <w:rPr>
+          <w:rFonts w:ascii="Arial Narrow" w:eastAsia="Arial Narrow" w:hAnsi="Arial Narrow" w:cs="Arial Narrow"/>
+          <w:b/>
+          <w:sz w:val="16"/>
+          <w:szCs w:val="16"/>
+        </w:rPr>
+        <w:tab/>
+        <w:t>Artículo 112.- Criterios de graduación de las sanciones administrativas</w:t>
+      </w:r>
+    </w:p>
+    <w:p>
+      <w:pPr>
+        <w:pStyle w:val="Textonotapie"/>
+        <w:tabs>
+          <w:tab w:val="left" w:pos="567"/>
+        </w:tabs>
+        <w:jc w:val="both"/>
+        <w:rPr>
+          <w:rFonts w:ascii="Arial Narrow" w:eastAsia="Arial Narrow" w:hAnsi="Arial Narrow" w:cs="Arial Narrow"/>
+          <w:sz w:val="16"/>
+          <w:szCs w:val="16"/>
+        </w:rPr>
+      </w:pPr>
+      <w:r>
+        <w:rPr>
+          <w:rFonts w:ascii="Arial Narrow" w:eastAsia="Arial Narrow" w:hAnsi="Arial Narrow" w:cs="Arial Narrow"/>
+          <w:sz w:val="16"/>
+          <w:szCs w:val="16"/>
+        </w:rPr>
+        <w:tab/>
+        <w:t>(…)</w:t>
+      </w:r>
+    </w:p>
+    <w:p>
+      <w:pPr>
+        <w:pStyle w:val="Textonotapie"/>
+        <w:tabs>
+          <w:tab w:val="left" w:pos="567"/>
+        </w:tabs>
+        <w:jc w:val="both"/>
+        <w:rPr>
+          <w:rFonts w:ascii="Arial Narrow" w:eastAsia="Arial Narrow" w:hAnsi="Arial Narrow" w:cs="Arial Narrow"/>
+          <w:sz w:val="16"/>
+          <w:szCs w:val="16"/>
+        </w:rPr>
+      </w:pPr>
+      <w:r>
+        <w:rPr>
+          <w:rFonts w:ascii="Arial Narrow" w:eastAsia="Arial Narrow" w:hAnsi="Arial Narrow" w:cs="Arial Narrow"/>
+          <w:sz w:val="16"/>
+          <w:szCs w:val="16"/>
+        </w:rPr>
+        <w:tab/>
+        <w:t>Se consideran circunstancias atenuantes especiales, las siguientes:</w:t>
+      </w:r>
+    </w:p>
+    <w:p>
+      <w:pPr>
+        <w:pStyle w:val="Textonotapie"/>
+        <w:tabs>
+          <w:tab w:val="left" w:pos="567"/>
+        </w:tabs>
+        <w:jc w:val="both"/>
+        <w:rPr>
+          <w:rFonts w:ascii="Arial Narrow" w:eastAsia="Arial Narrow" w:hAnsi="Arial Narrow" w:cs="Arial Narrow"/>
+          <w:sz w:val="16"/>
+          <w:szCs w:val="16"/>
+        </w:rPr>
+      </w:pPr>
+      <w:r>
+        <w:rPr>
+          <w:rFonts w:ascii="Arial Narrow" w:eastAsia="Arial Narrow" w:hAnsi="Arial Narrow" w:cs="Arial Narrow"/>
+          <w:sz w:val="16"/>
+          <w:szCs w:val="16"/>
+        </w:rPr>
+        <w:tab/>
+        <w:t>(…)</w:t>
       </w:r>
     </w:p>
     <w:p>
@@ -12053,2236 +14532,27 @@
           <w:sz w:val="16"/>
           <w:szCs w:val="16"/>
         </w:rPr>
-        <w:t xml:space="preserve">2.1 El proveedor tiene la obligación de ofrecer al consumidor toda la información relevante para tomar una decisión o realizar una elección adecuada de consumo, así como para efectuar un uso o consumo adecuado de los productos o servicios. </w:t>
-      </w:r>
-    </w:p>
-    <w:p>
-      <w:pPr>
-        <w:pStyle w:val="Textonotapie"/>
-        <w:tabs>
-          <w:tab w:val="left" w:pos="567"/>
-        </w:tabs>
-        <w:ind w:left="567"/>
-        <w:jc w:val="both"/>
-        <w:rPr>
-          <w:rFonts w:ascii="Arial Narrow" w:eastAsia="Arial Narrow" w:hAnsi="Arial Narrow" w:cs="Arial Narrow"/>
-          <w:sz w:val="16"/>
-          <w:szCs w:val="16"/>
-        </w:rPr>
-      </w:pPr>
-      <w:r>
-        <w:rPr>
-          <w:rFonts w:ascii="Arial Narrow" w:eastAsia="Arial Narrow" w:hAnsi="Arial Narrow" w:cs="Arial Narrow"/>
-          <w:sz w:val="16"/>
-          <w:szCs w:val="16"/>
-        </w:rPr>
-        <w:t xml:space="preserve">2.2 La información debe ser veraz, suficiente, de fácil comprensión, apropiada, oportuna y fácilmente accesible, debiendo ser brindada en idioma castellano. </w:t>
-      </w:r>
-    </w:p>
-    <w:p>
-      <w:pPr>
-        <w:pStyle w:val="Textonotapie"/>
-        <w:tabs>
-          <w:tab w:val="left" w:pos="567"/>
-        </w:tabs>
-        <w:ind w:left="567"/>
-        <w:jc w:val="both"/>
-        <w:rPr>
-          <w:rFonts w:ascii="Arial Narrow" w:eastAsia="Arial Narrow" w:hAnsi="Arial Narrow" w:cs="Arial Narrow"/>
-          <w:sz w:val="16"/>
-          <w:szCs w:val="16"/>
-        </w:rPr>
-      </w:pPr>
-      <w:r>
-        <w:rPr>
-          <w:rFonts w:ascii="Arial Narrow" w:eastAsia="Arial Narrow" w:hAnsi="Arial Narrow" w:cs="Arial Narrow"/>
-          <w:sz w:val="16"/>
-          <w:szCs w:val="16"/>
-        </w:rPr>
-        <w:t xml:space="preserve">2.3 Sin perjuicio de las exigencias concretas de las normas sectoriales correspondientes, para analizar la información relevante se tiene en consideración a toda aquella sin la cual no se hubiera adoptado la decisión de consumo o se hubiera efectuado en términos substancialmente distintos. Para ello se debe examinar si la información omitida desnaturaliza las condiciones en que se realizó la oferta al consumidor. </w:t>
-      </w:r>
-    </w:p>
-    <w:p>
-      <w:pPr>
-        <w:pStyle w:val="Textonotapie"/>
-        <w:tabs>
-          <w:tab w:val="left" w:pos="567"/>
-        </w:tabs>
-        <w:ind w:left="567"/>
-        <w:jc w:val="both"/>
-        <w:rPr>
-          <w:rFonts w:ascii="Arial Narrow" w:eastAsia="Arial Narrow" w:hAnsi="Arial Narrow" w:cs="Arial Narrow"/>
-          <w:sz w:val="16"/>
-          <w:szCs w:val="16"/>
-        </w:rPr>
-      </w:pPr>
-      <w:r>
-        <w:rPr>
-          <w:rFonts w:ascii="Arial Narrow" w:eastAsia="Arial Narrow" w:hAnsi="Arial Narrow" w:cs="Arial Narrow"/>
-          <w:sz w:val="16"/>
-          <w:szCs w:val="16"/>
-        </w:rPr>
-        <w:t>2.4 Al evaluarse la información, deben considerarse los problemas de confusión que generarían al consumidor el suministro de información excesiva o sumamente compleja, atendiendo a la naturaleza del producto adquirido o al servicio contratado</w:t>
-      </w:r>
-      <w:r>
-        <w:rPr>
-          <w:rFonts w:ascii="Arial Narrow" w:eastAsia="Arial Narrow" w:hAnsi="Arial Narrow" w:cs="Arial Narrow"/>
-          <w:sz w:val="16"/>
-          <w:szCs w:val="16"/>
-        </w:rPr>
-        <w:t xml:space="preserve">. </w:t>
-      </w:r>
-    </w:p>
-    <w:p>
-      <w:pPr>
-        <w:pStyle w:val="Textonotapie"/>
-        <w:tabs>
-          <w:tab w:val="left" w:pos="567"/>
-        </w:tabs>
-        <w:ind w:left="567" w:right="-1" w:hanging="567"/>
-        <w:jc w:val="both"/>
-        <w:rPr>
-          <w:rFonts w:ascii="Arial Narrow" w:eastAsia="Arial Narrow" w:hAnsi="Arial Narrow" w:cs="Arial Narrow"/>
-          <w:b/>
-          <w:bCs/>
-          <w:sz w:val="16"/>
-          <w:szCs w:val="16"/>
-        </w:rPr>
-      </w:pPr>
-    </w:p>
-  </w:footnote>
-  <w:footnote w:id="5">
-    <w:p>
-      <w:pPr>
-        <w:pStyle w:val="Textonotapie"/>
-        <w:tabs>
-          <w:tab w:val="left" w:pos="567"/>
-        </w:tabs>
-        <w:ind w:left="567" w:right="-1" w:hanging="567"/>
-        <w:jc w:val="both"/>
-        <w:rPr>
-          <w:rFonts w:ascii="Arial Narrow" w:eastAsia="Arial Narrow" w:hAnsi="Arial Narrow" w:cs="Arial Narrow"/>
-          <w:b/>
-          <w:bCs/>
-          <w:sz w:val="16"/>
-          <w:szCs w:val="16"/>
-        </w:rPr>
-      </w:pPr>
-      <w:r>
-        <w:rPr>
-          <w:rStyle w:val="Refdenotaalpie"/>
-          <w:rFonts w:ascii="Arial Narrow" w:eastAsia="Arial Narrow" w:hAnsi="Arial Narrow" w:cs="Arial Narrow"/>
-          <w:sz w:val="16"/>
-          <w:szCs w:val="16"/>
-          <w:vertAlign w:val="superscript"/>
-        </w:rPr>
-        <w:footnoteRef/>
-      </w:r>
-      <w:r>
-        <w:rPr>
-          <w:rFonts w:ascii="Arial Narrow" w:eastAsia="Arial Narrow" w:hAnsi="Arial Narrow" w:cs="Arial Narrow"/>
-          <w:sz w:val="16"/>
-          <w:szCs w:val="16"/>
-        </w:rPr>
-        <w:t xml:space="preserve"> </w:t>
-      </w:r>
-      <w:r>
-        <w:rPr>
-          <w:rFonts w:ascii="Arial Narrow" w:eastAsia="Arial Narrow" w:hAnsi="Arial Narrow" w:cs="Arial Narrow"/>
-          <w:sz w:val="16"/>
-          <w:szCs w:val="16"/>
-        </w:rPr>
-        <w:tab/>
-      </w:r>
-      <w:r>
-        <w:rPr>
-          <w:rFonts w:ascii="Arial Narrow" w:eastAsia="Arial Narrow" w:hAnsi="Arial Narrow" w:cs="Arial Narrow"/>
-          <w:b/>
-          <w:bCs/>
-          <w:sz w:val="16"/>
-          <w:szCs w:val="16"/>
-        </w:rPr>
-        <w:t xml:space="preserve">LEY </w:t>
+        <w:t xml:space="preserve">3. En los procedimientos de oficio promovidos por una denuncia de parte, cuando el proveedor se allana a la denuncia presentada o reconoce las pretensiones en ella contenidas, se da por concluido el procedimiento </w:t>
       </w:r>
       <w:proofErr w:type="spellStart"/>
       <w:r>
         <w:rPr>
           <w:rFonts w:ascii="Arial Narrow" w:eastAsia="Arial Narrow" w:hAnsi="Arial Narrow" w:cs="Arial Narrow"/>
-          <w:b/>
-          <w:bCs/>
-          <w:sz w:val="16"/>
-          <w:szCs w:val="16"/>
-        </w:rPr>
-        <w:t/>
+          <w:sz w:val="16"/>
+          <w:szCs w:val="16"/>
+        </w:rPr>
+        <w:t>liminarmente</w:t>
       </w:r>
       <w:proofErr w:type="spellEnd"/>
       <w:r>
         <w:rPr>
           <w:rFonts w:ascii="Arial Narrow" w:eastAsia="Arial Narrow" w:hAnsi="Arial Narrow" w:cs="Arial Narrow"/>
-          <w:b/>
-          <w:bCs/>
-          <w:sz w:val="16"/>
-          <w:szCs w:val="16"/>
-        </w:rPr>
-        <w:t xml:space="preserve"> 29571, CÓDIGO DE PROTECCIÓN Y DEFENSA DEL CONSUMIDOR, publicado el 2 de setiembre de 2010 y modificado por Decreto Legislativo </w:t>
-      </w:r>
-      <w:proofErr w:type="spellStart"/>
-      <w:r>
-        <w:rPr>
-          <w:rFonts w:ascii="Arial Narrow" w:eastAsia="Arial Narrow" w:hAnsi="Arial Narrow" w:cs="Arial Narrow"/>
-          <w:b/>
-          <w:bCs/>
-          <w:sz w:val="16"/>
-          <w:szCs w:val="16"/>
-        </w:rPr>
-        <w:t/>
-      </w:r>
-      <w:proofErr w:type="spellEnd"/>
-      <w:r>
-        <w:rPr>
-          <w:rFonts w:ascii="Arial Narrow" w:eastAsia="Arial Narrow" w:hAnsi="Arial Narrow" w:cs="Arial Narrow"/>
-          <w:b/>
-          <w:bCs/>
-          <w:sz w:val="16"/>
-          <w:szCs w:val="16"/>
-        </w:rPr>
-        <w:t xml:space="preserve"> 1308 </w:t>
-      </w:r>
-    </w:p>
-    <w:p>
-      <w:pPr>
-        <w:pStyle w:val="Textonotapie"/>
-        <w:ind w:left="567" w:right="-1"/>
-        <w:jc w:val="both"/>
-        <w:rPr>
-          <w:rFonts w:ascii="Arial Narrow" w:eastAsia="Arial Narrow" w:hAnsi="Arial Narrow" w:cs="Arial Narrow"/>
-          <w:b/>
-          <w:bCs/>
-          <w:sz w:val="16"/>
-          <w:szCs w:val="16"/>
-        </w:rPr>
-      </w:pPr>
-      <w:r>
-        <w:rPr>
-          <w:rFonts w:ascii="Arial Narrow" w:eastAsia="Arial Narrow" w:hAnsi="Arial Narrow" w:cs="Arial Narrow"/>
-          <w:b/>
-          <w:bCs/>
-          <w:sz w:val="16"/>
-          <w:szCs w:val="16"/>
-        </w:rPr>
-        <w:t xml:space="preserve">Artículo 18.- Idoneidad </w:t>
-      </w:r>
-    </w:p>
-    <w:p>
-      <w:pPr>
-        <w:pStyle w:val="Textonotapie"/>
-        <w:ind w:left="567" w:right="-1"/>
-        <w:jc w:val="both"/>
-        <w:rPr>
-          <w:rFonts w:ascii="Arial Narrow" w:eastAsia="Arial Narrow" w:hAnsi="Arial Narrow" w:cs="Arial Narrow"/>
-          <w:sz w:val="16"/>
-          <w:szCs w:val="16"/>
-        </w:rPr>
-      </w:pPr>
-      <w:r>
-        <w:rPr>
-          <w:rFonts w:ascii="Arial Narrow" w:eastAsia="Arial Narrow" w:hAnsi="Arial Narrow" w:cs="Arial Narrow"/>
-          <w:sz w:val="16"/>
-          <w:szCs w:val="16"/>
-        </w:rPr>
-        <w:t xml:space="preserve">Se entiende por idoneidad la correspondencia entre lo que un consumidor espera y lo que efectivamente recibe, en función a lo que se le hubiera ofrecido, la publicidad e información transmitida, las condiciones y circunstancias de la transacción, las características y naturaleza del producto o servicio, el precio, entre otros factores, atendiendo a las circunstancias del caso. </w:t>
-      </w:r>
-    </w:p>
-    <w:p>
-      <w:pPr>
-        <w:pStyle w:val="Textonotapie"/>
-        <w:ind w:left="567" w:right="-1"/>
-        <w:jc w:val="both"/>
-        <w:rPr>
-          <w:rFonts w:ascii="Arial Narrow" w:eastAsia="Arial Narrow" w:hAnsi="Arial Narrow" w:cs="Arial Narrow"/>
-          <w:sz w:val="16"/>
-          <w:szCs w:val="16"/>
-        </w:rPr>
-      </w:pPr>
-      <w:r>
-        <w:rPr>
-          <w:rFonts w:ascii="Arial Narrow" w:eastAsia="Arial Narrow" w:hAnsi="Arial Narrow" w:cs="Arial Narrow"/>
-          <w:sz w:val="16"/>
-          <w:szCs w:val="16"/>
-        </w:rPr>
-        <w:t xml:space="preserve">La idoneidad es evaluada en función a la propia naturaleza del producto o servicio y a su aptitud para satisfacer la finalidad para la cual ha sido puesto en el mercado. Las autorizaciones por parte de los organismos del Estado para la fabricación de un producto o la prestación de un servicio, en los casos que sea necesario, no eximen de responsabilidad al proveedor frente al consumidor. </w:t>
-      </w:r>
-    </w:p>
-    <w:p>
-      <w:pPr>
-        <w:pStyle w:val="Textonotapie"/>
-        <w:ind w:left="567" w:right="-1"/>
-        <w:jc w:val="both"/>
-        <w:rPr>
-          <w:rFonts w:ascii="Arial Narrow" w:eastAsia="Arial Narrow" w:hAnsi="Arial Narrow" w:cs="Arial Narrow"/>
-          <w:sz w:val="16"/>
-          <w:szCs w:val="16"/>
-        </w:rPr>
-      </w:pPr>
-    </w:p>
-    <w:p>
-      <w:pPr>
-        <w:pStyle w:val="Textonotapie"/>
-        <w:ind w:left="567" w:right="-1"/>
-        <w:jc w:val="both"/>
-        <w:rPr>
-          <w:rFonts w:ascii="Arial Narrow" w:eastAsia="Arial Narrow" w:hAnsi="Arial Narrow" w:cs="Arial Narrow"/>
-          <w:sz w:val="16"/>
-          <w:szCs w:val="16"/>
-        </w:rPr>
-      </w:pPr>
-      <w:r>
-        <w:rPr>
-          <w:rFonts w:ascii="Arial Narrow" w:eastAsia="Arial Narrow" w:hAnsi="Arial Narrow" w:cs="Arial Narrow"/>
-          <w:b/>
-          <w:bCs/>
-          <w:sz w:val="16"/>
-          <w:szCs w:val="16"/>
-        </w:rPr>
-        <w:t xml:space="preserve">Artículo 19.- Obligación de los proveedores </w:t>
-      </w:r>
-    </w:p>
-    <w:p>
-      <w:pPr>
-        <w:pStyle w:val="Textonotapie"/>
-        <w:ind w:left="567" w:right="-1"/>
-        <w:jc w:val="both"/>
-        <w:rPr>
-          <w:rFonts w:ascii="Arial Narrow" w:eastAsia="Arial Narrow" w:hAnsi="Arial Narrow" w:cs="Arial Narrow"/>
-          <w:sz w:val="16"/>
-          <w:szCs w:val="16"/>
-        </w:rPr>
-      </w:pPr>
-      <w:r>
-        <w:rPr>
-          <w:rFonts w:ascii="Arial Narrow" w:eastAsia="Arial Narrow" w:hAnsi="Arial Narrow" w:cs="Arial Narrow"/>
-          <w:sz w:val="16"/>
-          <w:szCs w:val="16"/>
-        </w:rPr>
-        <w:t>El proveedor responde por la idoneidad y calidad de los productos y servicios ofrecidos; por la autenticidad de las marcas y leyendas que exhiben sus productos o del signo que respalda al prestador del servicio, por la falta de conformidad entre la publicidad comercial de los productos y servicios y estos, así como por el contenido y la vida útil del producto indicado en el envase, en lo que corresponda.</w:t>
-      </w:r>
-    </w:p>
-    <w:p>
-      <w:pPr>
-        <w:pStyle w:val="Textonotapie"/>
-        <w:tabs>
-          <w:tab w:val="left" w:pos="567"/>
-        </w:tabs>
-        <w:ind w:left="567" w:right="-1" w:hanging="567"/>
-        <w:jc w:val="both"/>
-        <w:rPr>
-          <w:rFonts w:ascii="Arial Narrow" w:eastAsia="Arial Narrow" w:hAnsi="Arial Narrow" w:cs="Arial Narrow"/>
-          <w:b/>
-          <w:bCs/>
-          <w:sz w:val="16"/>
-          <w:szCs w:val="16"/>
-        </w:rPr>
-      </w:pPr>
-    </w:p>
-  </w:footnote>
-  <w:footnote w:id="6">
-    <w:p>
-      <w:pPr>
-        <w:pStyle w:val="Textonotapie"/>
-        <w:tabs>
-          <w:tab w:val="left" w:pos="567"/>
-        </w:tabs>
-        <w:ind w:left="567" w:right="-1" w:hanging="567"/>
-        <w:jc w:val="both"/>
-        <w:rPr>
-          <w:rFonts w:ascii="Arial Narrow" w:eastAsia="Arial Narrow" w:hAnsi="Arial Narrow" w:cs="Arial Narrow"/>
-          <w:b/>
-          <w:bCs/>
-          <w:sz w:val="16"/>
-          <w:szCs w:val="16"/>
-        </w:rPr>
-      </w:pPr>
-      <w:r>
-        <w:rPr>
-          <w:rStyle w:val="Refdenotaalpie"/>
-          <w:rFonts w:ascii="Arial Narrow" w:eastAsia="Arial Narrow" w:hAnsi="Arial Narrow" w:cs="Arial Narrow"/>
-          <w:sz w:val="16"/>
-          <w:szCs w:val="16"/>
-          <w:vertAlign w:val="superscript"/>
-        </w:rPr>
-        <w:footnoteRef/>
-      </w:r>
-      <w:r>
-        <w:rPr>
-          <w:rFonts w:ascii="Arial Narrow" w:eastAsia="Arial Narrow" w:hAnsi="Arial Narrow" w:cs="Arial Narrow"/>
-          <w:sz w:val="16"/>
-          <w:szCs w:val="16"/>
-        </w:rPr>
-        <w:t xml:space="preserve"> </w:t>
-      </w:r>
-      <w:r>
-        <w:rPr>
-          <w:rFonts w:ascii="Arial Narrow" w:eastAsia="Arial Narrow" w:hAnsi="Arial Narrow" w:cs="Arial Narrow"/>
-          <w:sz w:val="16"/>
-          <w:szCs w:val="16"/>
-        </w:rPr>
-        <w:tab/>
-      </w:r>
-      <w:r>
-        <w:rPr>
-          <w:rFonts w:ascii="Arial Narrow" w:eastAsia="Arial Narrow" w:hAnsi="Arial Narrow" w:cs="Arial Narrow"/>
-          <w:b/>
-          <w:bCs/>
-          <w:sz w:val="16"/>
-          <w:szCs w:val="16"/>
-        </w:rPr>
-        <w:t xml:space="preserve">LEY </w:t>
-      </w:r>
-      <w:proofErr w:type="spellStart"/>
-      <w:r>
-        <w:rPr>
-          <w:rFonts w:ascii="Arial Narrow" w:eastAsia="Arial Narrow" w:hAnsi="Arial Narrow" w:cs="Arial Narrow"/>
-          <w:b/>
-          <w:bCs/>
-          <w:sz w:val="16"/>
-          <w:szCs w:val="16"/>
-        </w:rPr>
-        <w:t/>
-      </w:r>
-      <w:proofErr w:type="spellEnd"/>
-      <w:r>
-        <w:rPr>
-          <w:rFonts w:ascii="Arial Narrow" w:eastAsia="Arial Narrow" w:hAnsi="Arial Narrow" w:cs="Arial Narrow"/>
-          <w:b/>
-          <w:bCs/>
-          <w:sz w:val="16"/>
-          <w:szCs w:val="16"/>
-        </w:rPr>
-        <w:t xml:space="preserve"> 29571, CÓDIGO DE PROTECCIÓN Y DEFENSA DEL CONSUMIDOR, publicado el 2 de setiembre de 2010 y modificado por Decreto Legislativo </w:t>
-      </w:r>
-      <w:proofErr w:type="spellStart"/>
-      <w:r>
-        <w:rPr>
-          <w:rFonts w:ascii="Arial Narrow" w:eastAsia="Arial Narrow" w:hAnsi="Arial Narrow" w:cs="Arial Narrow"/>
-          <w:b/>
-          <w:bCs/>
-          <w:sz w:val="16"/>
-          <w:szCs w:val="16"/>
-        </w:rPr>
-        <w:t/>
-      </w:r>
-      <w:proofErr w:type="spellEnd"/>
-      <w:r>
-        <w:rPr>
-          <w:rFonts w:ascii="Arial Narrow" w:eastAsia="Arial Narrow" w:hAnsi="Arial Narrow" w:cs="Arial Narrow"/>
-          <w:b/>
-          <w:bCs/>
-          <w:sz w:val="16"/>
-          <w:szCs w:val="16"/>
-        </w:rPr>
-        <w:t xml:space="preserve"> 1308 </w:t>
-      </w:r>
-    </w:p>
-    <w:p>
-      <w:pPr>
-        <w:pStyle w:val="Textonotapie"/>
-        <w:ind w:left="567" w:right="-1"/>
-        <w:jc w:val="both"/>
-        <w:rPr>
-          <w:rFonts w:ascii="Arial Narrow" w:eastAsia="Arial Narrow" w:hAnsi="Arial Narrow" w:cs="Arial Narrow"/>
-          <w:b/>
-          <w:bCs/>
-          <w:sz w:val="16"/>
-          <w:szCs w:val="16"/>
-        </w:rPr>
-      </w:pPr>
-      <w:r>
-        <w:rPr>
-          <w:rFonts w:ascii="Arial Narrow" w:eastAsia="Arial Narrow" w:hAnsi="Arial Narrow" w:cs="Arial Narrow"/>
-          <w:b/>
-          <w:bCs/>
-          <w:sz w:val="16"/>
-          <w:szCs w:val="16"/>
-        </w:rPr>
-        <w:t>Artículo 88.- Reclamo de productos o servicios financieros y de seguros</w:t>
-      </w:r>
-    </w:p>
-    <w:p>
-      <w:pPr>
-        <w:pStyle w:val="Textonotapie"/>
-        <w:ind w:left="567" w:right="-1"/>
-        <w:jc w:val="both"/>
-        <w:rPr>
-          <w:rFonts w:ascii="Arial Narrow" w:eastAsia="Arial Narrow" w:hAnsi="Arial Narrow" w:cs="Arial Narrow"/>
-          <w:sz w:val="16"/>
-          <w:szCs w:val="16"/>
-        </w:rPr>
-      </w:pPr>
-      <w:r>
-        <w:rPr>
-          <w:rFonts w:ascii="Arial Narrow" w:eastAsia="Arial Narrow" w:hAnsi="Arial Narrow" w:cs="Arial Narrow"/>
-          <w:sz w:val="16"/>
-          <w:szCs w:val="16"/>
-        </w:rPr>
-        <w:t>88.1 Las entidades del sistema financiero y de seguros, en todas sus oficinas en la República, deben resolver los reclamos en un plazo no mayor de quince días hábiles. Excepcionalmente, la Superintendencia de Banca, Seguros y Administradoras Privadas de Fondos de Pensiones podrá establecer un plazo ampliatorio cuando la naturaleza y complejidad de la operación, producto o servicio materia del reclamo o requerimiento lo justifique, situación que debe ponerse en conocimiento del consumidor antes de la culminación del plazo inicial, sin perjuicio del derecho del consumidor de recurrir directamente ante la Autoridad de Consumo</w:t>
-      </w:r>
-      <w:r>
-        <w:rPr>
-          <w:rFonts w:ascii="Arial Narrow" w:eastAsia="Arial Narrow" w:hAnsi="Arial Narrow" w:cs="Arial Narrow"/>
-          <w:sz w:val="16"/>
-          <w:szCs w:val="16"/>
-        </w:rPr>
-        <w:t xml:space="preserve">. </w:t>
-      </w:r>
-    </w:p>
-    <w:p>
-      <w:pPr>
-        <w:pStyle w:val="Textonotapie"/>
-        <w:tabs>
-          <w:tab w:val="left" w:pos="567"/>
-        </w:tabs>
-        <w:ind w:left="567" w:right="-1" w:hanging="567"/>
-        <w:jc w:val="both"/>
-        <w:rPr>
-          <w:rFonts w:ascii="Arial Narrow" w:eastAsia="Arial Narrow" w:hAnsi="Arial Narrow" w:cs="Arial Narrow"/>
-          <w:b/>
-          <w:bCs/>
-          <w:sz w:val="16"/>
-          <w:szCs w:val="16"/>
-        </w:rPr>
-      </w:pPr>
-    </w:p>
-  </w:footnote>
-  <w:footnote w:id="7">
-    <w:p>
-      <w:pPr>
-        <w:pStyle w:val="Textonotapie"/>
-        <w:tabs>
-          <w:tab w:val="left" w:pos="567"/>
-        </w:tabs>
-        <w:ind w:left="567" w:right="-1" w:hanging="567"/>
-        <w:jc w:val="both"/>
-        <w:rPr>
-          <w:rFonts w:ascii="Arial Narrow" w:eastAsia="Arial Narrow" w:hAnsi="Arial Narrow" w:cs="Arial Narrow"/>
-          <w:sz w:val="16"/>
-          <w:szCs w:val="16"/>
-        </w:rPr>
-      </w:pPr>
-      <w:r>
-        <w:rPr>
-          <w:rStyle w:val="Refdenotaalpie"/>
-          <w:rFonts w:ascii="Arial Narrow" w:eastAsia="Arial Narrow" w:hAnsi="Arial Narrow" w:cs="Arial Narrow"/>
-          <w:sz w:val="16"/>
-          <w:szCs w:val="16"/>
-          <w:vertAlign w:val="superscript"/>
-        </w:rPr>
-        <w:footnoteRef/>
-      </w:r>
-      <w:r>
-        <w:rPr>
-          <w:rFonts w:ascii="Arial Narrow" w:eastAsia="Arial Narrow" w:hAnsi="Arial Narrow" w:cs="Arial Narrow"/>
-          <w:sz w:val="16"/>
-          <w:szCs w:val="16"/>
-        </w:rPr>
-        <w:t xml:space="preserve"> </w:t>
-      </w:r>
-      <w:r>
-        <w:rPr>
-          <w:rFonts w:ascii="Arial Narrow" w:eastAsia="Arial Narrow" w:hAnsi="Arial Narrow" w:cs="Arial Narrow"/>
-          <w:sz w:val="16"/>
-          <w:szCs w:val="16"/>
-        </w:rPr>
-        <w:tab/>
-      </w:r>
-      <w:r>
-        <w:rPr>
-          <w:rFonts w:ascii="Arial Narrow" w:eastAsia="Arial Narrow" w:hAnsi="Arial Narrow" w:cs="Arial Narrow"/>
-          <w:b/>
-          <w:bCs/>
-          <w:sz w:val="16"/>
-          <w:szCs w:val="16"/>
-        </w:rPr>
-        <w:t xml:space="preserve">LEY SOBRE FACULTADES, NORMAS Y ORGANIZACIÓN DEL INDECOPI, APROBADA POR DECRETO LEGISLATIVO </w:t>
-      </w:r>
-      <w:proofErr w:type="spellStart"/>
-      <w:r>
-        <w:rPr>
-          <w:rFonts w:ascii="Arial Narrow" w:eastAsia="Arial Narrow" w:hAnsi="Arial Narrow" w:cs="Arial Narrow"/>
-          <w:b/>
-          <w:bCs/>
-          <w:sz w:val="16"/>
-          <w:szCs w:val="16"/>
-        </w:rPr>
-        <w:t/>
-      </w:r>
-      <w:proofErr w:type="spellEnd"/>
-      <w:r>
-        <w:rPr>
-          <w:rFonts w:ascii="Arial Narrow" w:eastAsia="Arial Narrow" w:hAnsi="Arial Narrow" w:cs="Arial Narrow"/>
-          <w:b/>
-          <w:bCs/>
-          <w:sz w:val="16"/>
-          <w:szCs w:val="16"/>
-        </w:rPr>
-        <w:t xml:space="preserve"> 807 Artículo 24.-</w:t>
-      </w:r>
-      <w:r>
-        <w:rPr>
-          <w:rFonts w:ascii="Arial Narrow" w:eastAsia="Arial Narrow" w:hAnsi="Arial Narrow" w:cs="Arial Narrow"/>
-          <w:sz w:val="16"/>
-          <w:szCs w:val="16"/>
-        </w:rPr>
-        <w:t xml:space="preserve"> El </w:t>
-      </w:r>
-      <w:proofErr w:type="gramStart"/>
-      <w:r>
-        <w:rPr>
-          <w:rFonts w:ascii="Arial Narrow" w:eastAsia="Arial Narrow" w:hAnsi="Arial Narrow" w:cs="Arial Narrow"/>
-          <w:sz w:val="16"/>
-          <w:szCs w:val="16"/>
-        </w:rPr>
-        <w:t>Secretario Técnico</w:t>
-      </w:r>
-      <w:proofErr w:type="gramEnd"/>
-      <w:r>
-        <w:rPr>
-          <w:rFonts w:ascii="Arial Narrow" w:eastAsia="Arial Narrow" w:hAnsi="Arial Narrow" w:cs="Arial Narrow"/>
-          <w:sz w:val="16"/>
-          <w:szCs w:val="16"/>
-        </w:rPr>
-        <w:t xml:space="preserve"> se encargará de la tramitación del procedimiento. Para ello, cuenta con las siguientes facultades:</w:t>
-      </w:r>
-    </w:p>
-    <w:p>
-      <w:pPr>
-        <w:pStyle w:val="Textonotapie"/>
-        <w:tabs>
-          <w:tab w:val="left" w:pos="567"/>
-        </w:tabs>
-        <w:ind w:left="567" w:right="-1" w:hanging="567"/>
-        <w:jc w:val="both"/>
-        <w:rPr>
-          <w:rFonts w:ascii="Arial Narrow" w:eastAsia="Arial Narrow" w:hAnsi="Arial Narrow" w:cs="Arial Narrow"/>
-          <w:sz w:val="16"/>
-          <w:szCs w:val="16"/>
-        </w:rPr>
-      </w:pPr>
-      <w:r>
-        <w:rPr>
-          <w:rFonts w:ascii="Arial Narrow" w:eastAsia="Arial Narrow" w:hAnsi="Arial Narrow" w:cs="Arial Narrow"/>
-          <w:sz w:val="16"/>
-          <w:szCs w:val="16"/>
-        </w:rPr>
-        <w:tab/>
-        <w:t xml:space="preserve">(...) </w:t>
-      </w:r>
-    </w:p>
-    <w:p>
-      <w:pPr>
-        <w:pStyle w:val="Textonotapie"/>
-        <w:tabs>
-          <w:tab w:val="left" w:pos="567"/>
-        </w:tabs>
-        <w:ind w:left="567" w:right="-1" w:hanging="567"/>
-        <w:jc w:val="both"/>
-        <w:rPr>
-          <w:rFonts w:ascii="Arial Narrow" w:eastAsia="Arial Narrow" w:hAnsi="Arial Narrow" w:cs="Arial Narrow"/>
-          <w:sz w:val="16"/>
-          <w:szCs w:val="16"/>
-        </w:rPr>
-      </w:pPr>
-      <w:r>
-        <w:rPr>
-          <w:rFonts w:ascii="Arial Narrow" w:eastAsia="Arial Narrow" w:hAnsi="Arial Narrow" w:cs="Arial Narrow"/>
-          <w:sz w:val="16"/>
-          <w:szCs w:val="16"/>
-        </w:rPr>
-        <w:tab/>
-        <w:t xml:space="preserve">c) Admitir denuncias a trámite, en aquellos casos en que la Comisión le haya delegado esta facultad. </w:t>
-      </w:r>
-    </w:p>
-    <w:p>
-      <w:pPr>
-        <w:pStyle w:val="Textonotapie"/>
-        <w:tabs>
-          <w:tab w:val="left" w:pos="567"/>
-        </w:tabs>
-        <w:ind w:left="567" w:right="-1" w:hanging="567"/>
-        <w:jc w:val="both"/>
-        <w:rPr>
-          <w:rFonts w:ascii="Arial Narrow" w:eastAsia="Arial Narrow" w:hAnsi="Arial Narrow" w:cs="Arial Narrow"/>
-          <w:sz w:val="16"/>
-          <w:szCs w:val="16"/>
-        </w:rPr>
-      </w:pPr>
-      <w:r>
-        <w:rPr>
-          <w:rFonts w:ascii="Arial Narrow" w:eastAsia="Arial Narrow" w:hAnsi="Arial Narrow" w:cs="Arial Narrow"/>
-          <w:sz w:val="16"/>
-          <w:szCs w:val="16"/>
-        </w:rPr>
-        <w:tab/>
-        <w:t>(...).</w:t>
-      </w:r>
-    </w:p>
-    <w:p>
-      <w:pPr>
-        <w:pStyle w:val="Textonotapie"/>
-        <w:tabs>
-          <w:tab w:val="left" w:pos="567"/>
-        </w:tabs>
-        <w:ind w:left="567" w:right="-1" w:hanging="567"/>
-        <w:jc w:val="both"/>
-        <w:rPr>
-          <w:rFonts w:ascii="Arial Narrow" w:eastAsia="Arial Narrow" w:hAnsi="Arial Narrow" w:cs="Arial Narrow"/>
-          <w:sz w:val="16"/>
-          <w:szCs w:val="16"/>
-        </w:rPr>
-      </w:pPr>
-      <w:r>
-        <w:rPr>
-          <w:rFonts w:ascii="Arial Narrow" w:eastAsia="Arial Narrow" w:hAnsi="Arial Narrow" w:cs="Arial Narrow"/>
-          <w:sz w:val="16"/>
-          <w:szCs w:val="16"/>
-        </w:rPr>
-        <w:t xml:space="preserve">. </w:t>
-      </w:r>
-    </w:p>
-    <w:p>
-      <w:pPr>
-        <w:pStyle w:val="Textonotapie"/>
-        <w:tabs>
-          <w:tab w:val="left" w:pos="567"/>
-        </w:tabs>
-        <w:ind w:left="567" w:right="-1" w:hanging="567"/>
-        <w:jc w:val="both"/>
-        <w:rPr>
-          <w:rFonts w:ascii="Arial Narrow" w:eastAsia="Arial Narrow" w:hAnsi="Arial Narrow" w:cs="Arial Narrow"/>
-          <w:sz w:val="16"/>
-          <w:szCs w:val="16"/>
-        </w:rPr>
-      </w:pPr>
-    </w:p>
-  </w:footnote>
-  <w:footnote w:id="8">
-    <w:p>
-      <w:pPr>
-        <w:pStyle w:val="Textonotapie"/>
-        <w:ind w:left="567" w:hanging="567"/>
-        <w:jc w:val="both"/>
-        <w:rPr>
-          <w:rFonts w:ascii="Arial Narrow" w:eastAsia="Arial Narrow" w:hAnsi="Arial Narrow" w:cs="Arial Narrow"/>
-          <w:sz w:val="16"/>
-          <w:szCs w:val="16"/>
-        </w:rPr>
-      </w:pPr>
-      <w:r>
-        <w:rPr>
-          <w:rStyle w:val="Refdenotaalpie"/>
-          <w:rFonts w:ascii="Arial Narrow" w:eastAsia="Arial Narrow" w:hAnsi="Arial Narrow" w:cs="Arial Narrow"/>
-          <w:sz w:val="16"/>
-          <w:szCs w:val="16"/>
-          <w:vertAlign w:val="superscript"/>
-        </w:rPr>
-        <w:footnoteRef/>
-      </w:r>
-      <w:r>
-        <w:rPr>
-          <w:rFonts w:ascii="Arial Narrow" w:eastAsia="Arial Narrow" w:hAnsi="Arial Narrow" w:cs="Arial Narrow"/>
-          <w:sz w:val="16"/>
-          <w:szCs w:val="16"/>
-        </w:rPr>
-        <w:t xml:space="preserve"> </w:t>
-      </w:r>
-      <w:r>
-        <w:rPr>
-          <w:rFonts w:ascii="Arial Narrow" w:eastAsia="Arial Narrow" w:hAnsi="Arial Narrow" w:cs="Arial Narrow"/>
-          <w:sz w:val="16"/>
-          <w:szCs w:val="16"/>
-        </w:rPr>
-        <w:tab/>
-        <w:t xml:space="preserve">El número de trabajadores se atenderá siempre que la empresa haya sido constituida antes de la vigencia de la Ley </w:t>
-      </w:r>
-      <w:proofErr w:type="spellStart"/>
-      <w:r>
-        <w:rPr>
-          <w:rFonts w:ascii="Arial Narrow" w:eastAsia="Arial Narrow" w:hAnsi="Arial Narrow" w:cs="Arial Narrow"/>
-          <w:sz w:val="16"/>
-          <w:szCs w:val="16"/>
-        </w:rPr>
-        <w:t/>
-      </w:r>
-      <w:proofErr w:type="spellEnd"/>
-      <w:r>
-        <w:rPr>
-          <w:rFonts w:ascii="Arial Narrow" w:eastAsia="Arial Narrow" w:hAnsi="Arial Narrow" w:cs="Arial Narrow"/>
-          <w:sz w:val="16"/>
-          <w:szCs w:val="16"/>
-        </w:rPr>
-        <w:t xml:space="preserve"> 30056, publicada el 2 de julio de 2013, que modificó el artículo 5 del Texto Único Ordenado de la Ley de Promoción de la Competitividad, Formalización y Desarrollo de la Micro y Pequeña Empresa y de Acceso al Empleo Decente (LEY MYPE). Ello, en la medida que la Tercera Disposición Complementaria Transitoria de la norma modificatoria precisa que las empresas constituidas antes de la </w:t>
-      </w:r>
-      <w:proofErr w:type="gramStart"/>
-      <w:r>
-        <w:rPr>
-          <w:rFonts w:ascii="Arial Narrow" w:eastAsia="Arial Narrow" w:hAnsi="Arial Narrow" w:cs="Arial Narrow"/>
-          <w:sz w:val="16"/>
-          <w:szCs w:val="16"/>
-        </w:rPr>
-        <w:t>entrada en vigencia</w:t>
-      </w:r>
-      <w:proofErr w:type="gramEnd"/>
-      <w:r>
-        <w:rPr>
-          <w:rFonts w:ascii="Arial Narrow" w:eastAsia="Arial Narrow" w:hAnsi="Arial Narrow" w:cs="Arial Narrow"/>
-          <w:sz w:val="16"/>
-          <w:szCs w:val="16"/>
-        </w:rPr>
-        <w:t xml:space="preserve"> de dicha Ley se rigen por los requisitos de acogimiento al régimen de las micro y pequeñas empresas regulados en el Decreto Legislativo 1086.</w:t>
-      </w:r>
-    </w:p>
-    <w:p>
-      <w:pPr>
-        <w:pStyle w:val="Textonotapie"/>
-        <w:ind w:left="567" w:hanging="567"/>
-        <w:jc w:val="both"/>
-        <w:rPr>
-          <w:rFonts w:ascii="Arial Narrow" w:eastAsia="Arial Narrow" w:hAnsi="Arial Narrow" w:cs="Arial Narrow"/>
-          <w:sz w:val="16"/>
-          <w:szCs w:val="16"/>
-        </w:rPr>
-      </w:pPr>
-    </w:p>
-  </w:footnote>
-  <w:footnote w:id="9">
-    <w:p>
-      <w:pPr>
-        <w:pStyle w:val="Textonotapie"/>
-        <w:ind w:left="567" w:hanging="567"/>
-        <w:jc w:val="both"/>
-        <w:rPr>
-          <w:rFonts w:ascii="Arial Narrow" w:eastAsia="Arial Narrow" w:hAnsi="Arial Narrow" w:cs="Arial Narrow"/>
-          <w:sz w:val="16"/>
-          <w:szCs w:val="16"/>
-        </w:rPr>
-      </w:pPr>
-      <w:r>
-        <w:rPr>
-          <w:rStyle w:val="Refdenotaalpie"/>
-          <w:rFonts w:ascii="Arial Narrow" w:eastAsia="Arial Narrow" w:hAnsi="Arial Narrow" w:cs="Arial Narrow"/>
-          <w:sz w:val="16"/>
-          <w:szCs w:val="16"/>
-          <w:vertAlign w:val="superscript"/>
-        </w:rPr>
-        <w:footnoteRef/>
-      </w:r>
-      <w:r>
-        <w:rPr>
-          <w:rFonts w:ascii="Arial Narrow" w:eastAsia="Arial Narrow" w:hAnsi="Arial Narrow" w:cs="Arial Narrow"/>
-          <w:sz w:val="16"/>
-          <w:szCs w:val="16"/>
-        </w:rPr>
-        <w:t xml:space="preserve"> </w:t>
-      </w:r>
-      <w:r>
-        <w:rPr>
-          <w:rFonts w:ascii="Arial Narrow" w:eastAsia="Arial Narrow" w:hAnsi="Arial Narrow" w:cs="Arial Narrow"/>
-          <w:sz w:val="16"/>
-          <w:szCs w:val="16"/>
-        </w:rPr>
-        <w:tab/>
-      </w:r>
-      <w:r>
-        <w:rPr>
-          <w:rFonts w:ascii="Arial Narrow" w:eastAsia="Arial Narrow" w:hAnsi="Arial Narrow" w:cs="Arial Narrow"/>
-          <w:b/>
-          <w:sz w:val="16"/>
-          <w:szCs w:val="16"/>
-        </w:rPr>
-        <w:t>LEY 29571, CÓDIGO DE PROTECCIÓN Y DEFENSA DEL CONSUMIDOR</w:t>
-      </w:r>
-      <w:r>
-        <w:rPr>
-          <w:rFonts w:ascii="Arial Narrow" w:eastAsia="Arial Narrow" w:hAnsi="Arial Narrow" w:cs="Arial Narrow"/>
-          <w:b/>
-          <w:bCs/>
-          <w:sz w:val="16"/>
-          <w:szCs w:val="16"/>
-        </w:rPr>
-        <w:t xml:space="preserve">, </w:t>
-      </w:r>
-      <w:r>
-        <w:rPr>
-          <w:rFonts w:ascii="Arial Narrow" w:eastAsia="Arial Narrow" w:hAnsi="Arial Narrow" w:cs="Arial Narrow"/>
-          <w:b/>
-          <w:sz w:val="16"/>
-          <w:szCs w:val="16"/>
-        </w:rPr>
-        <w:t>publicado el 2 de setiembre de 2010 y modificado por Decreto Legislativo 1308</w:t>
-      </w:r>
-    </w:p>
-    <w:p>
-      <w:pPr>
-        <w:pStyle w:val="Textonotapie"/>
-        <w:ind w:left="567" w:hanging="567"/>
-        <w:jc w:val="both"/>
-        <w:rPr>
-          <w:rFonts w:ascii="Arial Narrow" w:eastAsia="Arial Narrow" w:hAnsi="Arial Narrow" w:cs="Arial Narrow"/>
-          <w:b/>
-          <w:bCs/>
-          <w:sz w:val="16"/>
-          <w:szCs w:val="16"/>
-        </w:rPr>
-      </w:pPr>
-      <w:r>
-        <w:rPr>
-          <w:rFonts w:ascii="Arial Narrow" w:eastAsia="Arial Narrow" w:hAnsi="Arial Narrow" w:cs="Arial Narrow"/>
-          <w:sz w:val="16"/>
-          <w:szCs w:val="16"/>
-        </w:rPr>
-        <w:tab/>
-      </w:r>
-      <w:r>
-        <w:rPr>
-          <w:rFonts w:ascii="Arial Narrow" w:eastAsia="Arial Narrow" w:hAnsi="Arial Narrow" w:cs="Arial Narrow"/>
-          <w:b/>
-          <w:bCs/>
-          <w:sz w:val="16"/>
-          <w:szCs w:val="16"/>
-        </w:rPr>
-        <w:t>Artículo 110.- Sanciones Administrativas</w:t>
-      </w:r>
-    </w:p>
-    <w:p>
-      <w:pPr>
-        <w:autoSpaceDE w:val="0"/>
-        <w:autoSpaceDN w:val="0"/>
-        <w:adjustRightInd w:val="0"/>
-        <w:spacing w:after="0" w:line="240" w:lineRule="auto"/>
-        <w:ind w:left="567"/>
-        <w:jc w:val="both"/>
-        <w:rPr>
-          <w:rFonts w:ascii="Arial Narrow" w:eastAsia="Arial Narrow" w:hAnsi="Arial Narrow" w:cs="Arial Narrow"/>
-          <w:sz w:val="16"/>
-          <w:szCs w:val="16"/>
-          <w:lang w:eastAsia="es-PE"/>
-        </w:rPr>
-      </w:pPr>
-      <w:r>
-        <w:rPr>
-          <w:rFonts w:ascii="Arial Narrow" w:eastAsia="Arial Narrow" w:hAnsi="Arial Narrow" w:cs="Arial Narrow"/>
-          <w:sz w:val="16"/>
-          <w:szCs w:val="16"/>
-          <w:lang w:eastAsia="es-PE"/>
-        </w:rPr>
-        <w:t>(…)</w:t>
-      </w:r>
-    </w:p>
-    <w:p>
-      <w:pPr>
-        <w:autoSpaceDE w:val="0"/>
-        <w:autoSpaceDN w:val="0"/>
-        <w:adjustRightInd w:val="0"/>
-        <w:spacing w:after="0" w:line="240" w:lineRule="auto"/>
-        <w:ind w:left="567"/>
-        <w:jc w:val="both"/>
-        <w:rPr>
-          <w:rFonts w:ascii="Arial Narrow" w:eastAsia="Arial Narrow" w:hAnsi="Arial Narrow" w:cs="Arial Narrow"/>
-          <w:sz w:val="16"/>
-          <w:szCs w:val="16"/>
-          <w:lang w:eastAsia="es-PE"/>
-        </w:rPr>
-      </w:pPr>
-      <w:r>
-        <w:rPr>
-          <w:rFonts w:ascii="Arial Narrow" w:eastAsia="Arial Narrow" w:hAnsi="Arial Narrow" w:cs="Arial Narrow"/>
-          <w:sz w:val="16"/>
-          <w:szCs w:val="16"/>
-          <w:lang w:eastAsia="es-PE"/>
-        </w:rPr>
-        <w:t>En el caso de las microempresas, la multa no puede superar el diez por ciento (10%) de las ventas o ingresos brutos percibidos por el infractor, relativos a todas sus actividades económicas, correspondientes al ejercicio inmediato anterior al de la expedición de la resolución de primera instancia, siempre que se haya acreditado dichos ingresos, no se encuentre en una situación de reincidencia y el caso no verse sobre la vida, salud o integridad de los consumidores. Para el caso de las pequeñas empresas, la multa no puede superar el veinte por ciento (20%) de las ventas o ingresos brutos percibidos por el infractor, conforme a los requisitos señalados anteriormente.</w:t>
-      </w:r>
-    </w:p>
-    <w:p>
-      <w:pPr>
-        <w:autoSpaceDE w:val="0"/>
-        <w:autoSpaceDN w:val="0"/>
-        <w:adjustRightInd w:val="0"/>
-        <w:spacing w:after="0" w:line="240" w:lineRule="auto"/>
-        <w:ind w:left="567"/>
-        <w:jc w:val="both"/>
-        <w:rPr>
-          <w:rFonts w:ascii="Arial Narrow" w:eastAsia="Arial Narrow" w:hAnsi="Arial Narrow" w:cs="Arial Narrow"/>
-          <w:sz w:val="16"/>
-          <w:szCs w:val="16"/>
-          <w:lang w:eastAsia="es-PE"/>
-        </w:rPr>
-      </w:pPr>
-      <w:r>
-        <w:rPr>
-          <w:rFonts w:ascii="Arial Narrow" w:eastAsia="Arial Narrow" w:hAnsi="Arial Narrow" w:cs="Arial Narrow"/>
-          <w:sz w:val="16"/>
-          <w:szCs w:val="16"/>
-          <w:lang w:eastAsia="es-PE"/>
-        </w:rPr>
-        <w:t>(…).</w:t>
-      </w:r>
-    </w:p>
-    <w:p>
-      <w:pPr>
-        <w:pStyle w:val="Textonotapie"/>
-        <w:ind w:left="567" w:hanging="567"/>
-        <w:jc w:val="both"/>
-        <w:rPr>
-          <w:rFonts w:ascii="Arial Narrow" w:eastAsia="Arial Narrow" w:hAnsi="Arial Narrow" w:cs="Arial Narrow"/>
-          <w:sz w:val="16"/>
-          <w:szCs w:val="16"/>
-        </w:rPr>
-      </w:pPr>
-    </w:p>
-  </w:footnote>
-  <w:footnote w:id="15">
-    <w:p>
-      <w:pPr>
-        <w:pStyle w:val="Textonotapie"/>
-        <w:ind w:left="567" w:hanging="567"/>
-        <w:jc w:val="both"/>
-        <w:rPr>
-          <w:rFonts w:ascii="Arial Narrow" w:eastAsia="Arial Narrow" w:hAnsi="Arial Narrow" w:cs="Arial Narrow"/>
-          <w:sz w:val="16"/>
-          <w:szCs w:val="16"/>
-        </w:rPr>
-      </w:pPr>
-      <w:r>
-        <w:rPr>
-          <w:rStyle w:val="Refdenotaalpie"/>
-          <w:rFonts w:ascii="Arial Narrow" w:eastAsia="Arial Narrow" w:hAnsi="Arial Narrow" w:cs="Arial Narrow"/>
-          <w:sz w:val="16"/>
-          <w:szCs w:val="16"/>
-          <w:vertAlign w:val="superscript"/>
-        </w:rPr>
-        <w:footnoteRef/>
-      </w:r>
-      <w:r>
-        <w:rPr>
-          <w:rFonts w:ascii="Arial Narrow" w:eastAsia="Arial Narrow" w:hAnsi="Arial Narrow" w:cs="Arial Narrow"/>
-          <w:sz w:val="16"/>
-          <w:szCs w:val="16"/>
-        </w:rPr>
-        <w:tab/>
-      </w:r>
-      <w:r>
-        <w:rPr>
-          <w:rFonts w:ascii="Arial Narrow" w:eastAsia="Arial Narrow" w:hAnsi="Arial Narrow" w:cs="Arial Narrow"/>
-          <w:b/>
-          <w:bCs/>
-          <w:sz w:val="16"/>
-          <w:szCs w:val="16"/>
-        </w:rPr>
-        <w:t xml:space="preserve">DECRETO LEGISLATIVO 807, LEY SOBRE FACULTADES, NORMAS Y ORGANIZACIÓN DEL INDECOPI, publicado el 18 de abril de 1996</w:t>
-      </w:r>
-    </w:p>
-    <w:p>
-      <w:pPr>
-        <w:pStyle w:val="Textonotapie"/>
-        <w:ind w:left="567" w:hanging="567"/>
-        <w:jc w:val="both"/>
-        <w:rPr>
-          <w:rFonts w:ascii="Arial Narrow" w:eastAsia="Arial Narrow" w:hAnsi="Arial Narrow" w:cs="Arial Narrow"/>
-          <w:sz w:val="16"/>
-          <w:szCs w:val="16"/>
-        </w:rPr>
-      </w:pPr>
-      <w:r>
-        <w:rPr>
-          <w:rFonts w:ascii="Arial Narrow" w:eastAsia="Arial Narrow" w:hAnsi="Arial Narrow" w:cs="Arial Narrow"/>
-          <w:sz w:val="16"/>
-          <w:szCs w:val="16"/>
-        </w:rPr>
-        <w:tab/>
-      </w:r>
-      <w:r>
-        <w:rPr>
-          <w:rFonts w:ascii="Arial Narrow" w:eastAsia="Arial Narrow" w:hAnsi="Arial Narrow" w:cs="Arial Narrow"/>
-          <w:b/>
-          <w:bCs/>
-          <w:sz w:val="16"/>
-          <w:szCs w:val="16"/>
-        </w:rPr>
-        <w:t xml:space="preserve">Artículo 26.-</w:t>
-      </w:r>
-      <w:r>
-        <w:rPr>
-          <w:rFonts w:ascii="Arial Narrow" w:eastAsia="Arial Narrow" w:hAnsi="Arial Narrow" w:cs="Arial Narrow"/>
-          <w:sz w:val="16"/>
-          <w:szCs w:val="16"/>
-        </w:rPr>
-        <w:t xml:space="preserve"> Una vez admitida a trámite la denuncia, se correrá traslado de la misma al denunciado, a fin de que éste presente su descargo. El plazo para la presentación del descargo será de cinco (5) días contados desde la notificación, vencido el cual, el Secretario Técnico declarará en rebeldía al denunciado que no lo hubiera presentado.</w:t>
-      </w:r>
-    </w:p>
-    <w:p>
-      <w:pPr>
-        <w:pStyle w:val="Textonotapie"/>
-        <w:ind w:left="567" w:hanging="567"/>
-        <w:jc w:val="both"/>
-        <w:rPr>
-          <w:rFonts w:ascii="Arial Narrow" w:eastAsia="Arial Narrow" w:hAnsi="Arial Narrow" w:cs="Arial Narrow"/>
-          <w:sz w:val="16"/>
-          <w:szCs w:val="16"/>
-        </w:rPr>
-      </w:pPr>
-    </w:p>
-  </w:footnote>
-  <w:footnote w:id="16">
-    <w:p>
-      <w:pPr>
-        <w:pStyle w:val="Textonotapie"/>
-        <w:ind w:left="567" w:hanging="567"/>
-        <w:jc w:val="both"/>
-        <w:rPr>
-          <w:rFonts w:ascii="Arial Narrow" w:eastAsia="Arial Narrow" w:hAnsi="Arial Narrow" w:cs="Arial Narrow"/>
-          <w:sz w:val="16"/>
-          <w:szCs w:val="16"/>
-        </w:rPr>
-      </w:pPr>
-      <w:r>
-        <w:rPr>
-          <w:rStyle w:val="Refdenotaalpie"/>
-          <w:rFonts w:ascii="Arial Narrow" w:eastAsia="Arial Narrow" w:hAnsi="Arial Narrow" w:cs="Arial Narrow"/>
-          <w:sz w:val="16"/>
-          <w:szCs w:val="16"/>
-          <w:vertAlign w:val="superscript"/>
-        </w:rPr>
-        <w:footnoteRef/>
-      </w:r>
-      <w:r>
-        <w:rPr>
-          <w:rFonts w:ascii="Arial Narrow" w:eastAsia="Arial Narrow" w:hAnsi="Arial Narrow" w:cs="Arial Narrow"/>
-          <w:sz w:val="16"/>
-          <w:szCs w:val="16"/>
-        </w:rPr>
-        <w:tab/>
-      </w:r>
-      <w:r>
-        <w:rPr>
-          <w:rFonts w:ascii="Arial Narrow" w:eastAsia="Arial Narrow" w:hAnsi="Arial Narrow" w:cs="Arial Narrow"/>
-          <w:b/>
-          <w:bCs/>
-          <w:sz w:val="16"/>
-          <w:szCs w:val="16"/>
-        </w:rPr>
-        <w:t xml:space="preserve">DECRETO SUPREMO 006-2026-JUS, TEXTO ÚNICO ORDENADO DE LA LEY 27444, LEY DEL PROCEDIMIENTO ADMINISTRATIVO GENERAL, publicado el 30 de abril de 2026</w:t>
-      </w:r>
-    </w:p>
-    <w:p>
-      <w:pPr>
-        <w:pStyle w:val="Textonotapie"/>
-        <w:ind w:left="567" w:hanging="567"/>
-        <w:jc w:val="both"/>
-        <w:rPr>
-          <w:rFonts w:ascii="Arial Narrow" w:eastAsia="Arial Narrow" w:hAnsi="Arial Narrow" w:cs="Arial Narrow"/>
-          <w:sz w:val="16"/>
-          <w:szCs w:val="16"/>
-        </w:rPr>
-      </w:pPr>
-      <w:r>
-        <w:rPr>
-          <w:rFonts w:ascii="Arial Narrow" w:eastAsia="Arial Narrow" w:hAnsi="Arial Narrow" w:cs="Arial Narrow"/>
-          <w:sz w:val="16"/>
-          <w:szCs w:val="16"/>
-        </w:rPr>
-        <w:tab/>
-      </w:r>
-      <w:r>
-        <w:rPr>
-          <w:rFonts w:ascii="Arial Narrow" w:eastAsia="Arial Narrow" w:hAnsi="Arial Narrow" w:cs="Arial Narrow"/>
-          <w:b/>
-          <w:bCs/>
-          <w:sz w:val="16"/>
-          <w:szCs w:val="16"/>
-        </w:rPr>
-        <w:t xml:space="preserve">Artículo 223.- Contestación de la reclamación</w:t>
-      </w:r>
-    </w:p>
-    <w:p>
-      <w:pPr>
-        <w:pStyle w:val="Textonotapie"/>
-        <w:ind w:left="567" w:hanging="567"/>
-        <w:jc w:val="both"/>
-        <w:rPr>
-          <w:rFonts w:ascii="Arial Narrow" w:eastAsia="Arial Narrow" w:hAnsi="Arial Narrow" w:cs="Arial Narrow"/>
-          <w:sz w:val="16"/>
-          <w:szCs w:val="16"/>
-        </w:rPr>
-      </w:pPr>
-      <w:r>
-        <w:rPr>
-          <w:rFonts w:ascii="Arial Narrow" w:eastAsia="Arial Narrow" w:hAnsi="Arial Narrow" w:cs="Arial Narrow"/>
-          <w:sz w:val="16"/>
-          <w:szCs w:val="16"/>
-        </w:rPr>
-        <w:tab/>
-      </w:r>
-      <w:r>
-        <w:rPr>
-          <w:rFonts w:ascii="Arial Narrow" w:eastAsia="Arial Narrow" w:hAnsi="Arial Narrow" w:cs="Arial Narrow"/>
-          <w:sz w:val="16"/>
-          <w:szCs w:val="16"/>
-        </w:rPr>
-        <w:t xml:space="preserve">223.1 El reclamado deberá presentar la contestación de la reclamación dentro de los quince (15) días posteriores a la notificación de ésta; vencido este plazo, la Administración declarará en rebeldía al reclamado que no la hubiera presentado. La contestación deberá contener los requisitos de los escritos previstos en el artículo 113 de la presente Ley, así como la absolución de todos los asuntos controvertidos de hecho y de derecho, Las alegaciones y los hechos relevantes de la reclamación, salvo que hayan sido específicamente negadas en la contestación, se tendrán por aceptadas o merituadas como ciertas.</w:t>
-      </w:r>
-    </w:p>
-    <w:p>
-      <w:pPr>
-        <w:pStyle w:val="Textonotapie"/>
-        <w:ind w:left="567" w:hanging="567"/>
-        <w:jc w:val="both"/>
-        <w:rPr>
-          <w:rFonts w:ascii="Arial Narrow" w:eastAsia="Arial Narrow" w:hAnsi="Arial Narrow" w:cs="Arial Narrow"/>
-          <w:sz w:val="16"/>
-          <w:szCs w:val="16"/>
-        </w:rPr>
-      </w:pPr>
-    </w:p>
-  </w:footnote>
-  <w:footnote w:id="10">
-    <w:p>
-      <w:pPr>
-        <w:spacing w:after="0" w:line="240" w:lineRule="auto"/>
-        <w:ind w:left="567" w:hanging="567"/>
-        <w:jc w:val="both"/>
-        <w:rPr>
-          <w:rFonts w:ascii="Arial Narrow" w:eastAsia="Arial Narrow" w:hAnsi="Arial Narrow" w:cs="Arial Narrow"/>
-          <w:sz w:val="16"/>
-          <w:szCs w:val="16"/>
-        </w:rPr>
-      </w:pPr>
-      <w:r>
-        <w:rPr>
-          <w:rStyle w:val="Refdenotaalpie"/>
-          <w:rFonts w:ascii="Arial Narrow" w:eastAsia="Arial Narrow" w:hAnsi="Arial Narrow" w:cs="Arial Narrow"/>
-          <w:sz w:val="16"/>
-          <w:szCs w:val="16"/>
-          <w:vertAlign w:val="superscript"/>
-        </w:rPr>
-        <w:footnoteRef/>
-      </w:r>
-      <w:r>
-        <w:rPr>
-          <w:rFonts w:ascii="Arial Narrow" w:eastAsia="Arial Narrow" w:hAnsi="Arial Narrow" w:cs="Arial Narrow"/>
-          <w:sz w:val="16"/>
-          <w:szCs w:val="16"/>
-          <w:vertAlign w:val="superscript"/>
-        </w:rPr>
-        <w:t xml:space="preserve"> </w:t>
-      </w:r>
-      <w:r>
-        <w:rPr>
-          <w:rFonts w:ascii="Arial Narrow" w:eastAsia="Arial Narrow" w:hAnsi="Arial Narrow" w:cs="Arial Narrow"/>
-          <w:sz w:val="16"/>
-          <w:szCs w:val="16"/>
-        </w:rPr>
-        <w:t xml:space="preserve"> </w:t>
-      </w:r>
-      <w:r>
-        <w:rPr>
-          <w:rFonts w:ascii="Arial Narrow" w:eastAsia="Arial Narrow" w:hAnsi="Arial Narrow" w:cs="Arial Narrow"/>
-          <w:sz w:val="16"/>
-          <w:szCs w:val="16"/>
-        </w:rPr>
-        <w:tab/>
-      </w:r>
-      <w:r>
-        <w:rPr>
-          <w:rFonts w:ascii="Arial Narrow" w:eastAsia="Arial Narrow" w:hAnsi="Arial Narrow" w:cs="Arial Narrow"/>
-          <w:b/>
-          <w:sz w:val="16"/>
-          <w:szCs w:val="16"/>
-        </w:rPr>
-        <w:t>LEY 29571, CÓDIGO DE PROTECCIÓN Y DEFENSA DEL CONSUMIDOR</w:t>
-      </w:r>
-      <w:r>
-        <w:rPr>
-          <w:rFonts w:ascii="Arial Narrow" w:eastAsia="Arial Narrow" w:hAnsi="Arial Narrow" w:cs="Arial Narrow"/>
-          <w:b/>
-          <w:bCs/>
-          <w:sz w:val="16"/>
-          <w:szCs w:val="16"/>
-        </w:rPr>
-        <w:t xml:space="preserve">, </w:t>
-      </w:r>
-      <w:r>
-        <w:rPr>
-          <w:rFonts w:ascii="Arial Narrow" w:eastAsia="Arial Narrow" w:hAnsi="Arial Narrow" w:cs="Arial Narrow"/>
-          <w:b/>
-          <w:sz w:val="16"/>
-          <w:szCs w:val="16"/>
-        </w:rPr>
-        <w:t>publicado el 2 de setiembre de 2010 y modificado por Decreto Legislativo 1308</w:t>
-      </w:r>
-    </w:p>
-    <w:p>
-      <w:pPr>
-        <w:spacing w:after="0" w:line="240" w:lineRule="auto"/>
-        <w:ind w:left="567" w:hanging="567"/>
-        <w:jc w:val="both"/>
-        <w:rPr>
-          <w:rFonts w:ascii="Arial Narrow" w:eastAsia="Arial Narrow" w:hAnsi="Arial Narrow" w:cs="Arial Narrow"/>
-          <w:b/>
-          <w:sz w:val="16"/>
-          <w:szCs w:val="16"/>
-        </w:rPr>
-      </w:pPr>
-      <w:r>
-        <w:rPr>
-          <w:rFonts w:ascii="Arial Narrow" w:eastAsia="Arial Narrow" w:hAnsi="Arial Narrow" w:cs="Arial Narrow"/>
-          <w:b/>
-          <w:sz w:val="16"/>
-          <w:szCs w:val="16"/>
-        </w:rPr>
-        <w:tab/>
-        <w:t>Artículo 110.- Sanciones administrativas</w:t>
-      </w:r>
-    </w:p>
-    <w:p>
-      <w:pPr>
-        <w:spacing w:after="0" w:line="240" w:lineRule="auto"/>
-        <w:ind w:left="567"/>
-        <w:jc w:val="both"/>
-        <w:rPr>
-          <w:rFonts w:ascii="Arial Narrow" w:eastAsia="Arial Narrow" w:hAnsi="Arial Narrow" w:cs="Arial Narrow"/>
-          <w:sz w:val="16"/>
-          <w:szCs w:val="16"/>
-        </w:rPr>
-      </w:pPr>
-      <w:r>
-        <w:rPr>
-          <w:rFonts w:ascii="Arial Narrow" w:eastAsia="Arial Narrow" w:hAnsi="Arial Narrow" w:cs="Arial Narrow"/>
-          <w:sz w:val="16"/>
-          <w:szCs w:val="16"/>
-        </w:rPr>
-        <w:t>El órgano resolutivo puede sancionar las infracciones administrativas a que se refiere el artículo 108 con amonestación y multas de hasta cuatrocientos cincuenta (450) Unidades Impositivas Tributarias (UIT), las cuales son calificadas de la siguiente manera:</w:t>
-      </w:r>
-    </w:p>
-    <w:p>
-      <w:pPr>
-        <w:numPr>
-          <w:ilvl w:val="0"/>
-          <w:numId w:val="2"/>
-        </w:numPr>
-        <w:spacing w:after="0" w:line="240" w:lineRule="auto"/>
-        <w:ind w:left="426" w:firstLine="141"/>
-        <w:jc w:val="both"/>
-        <w:rPr>
-          <w:rFonts w:ascii="Arial Narrow" w:eastAsia="Arial Narrow" w:hAnsi="Arial Narrow" w:cs="Arial Narrow"/>
-          <w:sz w:val="16"/>
-          <w:szCs w:val="16"/>
-        </w:rPr>
-      </w:pPr>
-      <w:r>
-        <w:rPr>
-          <w:rFonts w:ascii="Arial Narrow" w:eastAsia="Arial Narrow" w:hAnsi="Arial Narrow" w:cs="Arial Narrow"/>
-          <w:sz w:val="16"/>
-          <w:szCs w:val="16"/>
-        </w:rPr>
-        <w:t>Infracciones leves, con una amonestación o con una multa de hasta cincuenta (50) UIT.</w:t>
-      </w:r>
-    </w:p>
-    <w:p>
-      <w:pPr>
-        <w:numPr>
-          <w:ilvl w:val="0"/>
-          <w:numId w:val="2"/>
-        </w:numPr>
-        <w:spacing w:after="0" w:line="240" w:lineRule="auto"/>
-        <w:ind w:left="426" w:firstLine="141"/>
-        <w:jc w:val="both"/>
-        <w:rPr>
-          <w:rFonts w:ascii="Arial Narrow" w:eastAsia="Arial Narrow" w:hAnsi="Arial Narrow" w:cs="Arial Narrow"/>
-          <w:sz w:val="16"/>
-          <w:szCs w:val="16"/>
-        </w:rPr>
-      </w:pPr>
-      <w:r>
-        <w:rPr>
-          <w:rFonts w:ascii="Arial Narrow" w:eastAsia="Arial Narrow" w:hAnsi="Arial Narrow" w:cs="Arial Narrow"/>
-          <w:sz w:val="16"/>
-          <w:szCs w:val="16"/>
-        </w:rPr>
-        <w:t>Infracciones graves, con una multa de hasta ciento cincuenta (150) UIT.</w:t>
-      </w:r>
-    </w:p>
-    <w:p>
-      <w:pPr>
-        <w:numPr>
-          <w:ilvl w:val="0"/>
-          <w:numId w:val="2"/>
-        </w:numPr>
-        <w:spacing w:after="0" w:line="240" w:lineRule="auto"/>
-        <w:ind w:left="426" w:firstLine="141"/>
-        <w:jc w:val="both"/>
-        <w:rPr>
-          <w:rFonts w:ascii="Arial Narrow" w:eastAsia="Arial Narrow" w:hAnsi="Arial Narrow" w:cs="Arial Narrow"/>
-          <w:sz w:val="16"/>
-          <w:szCs w:val="16"/>
-        </w:rPr>
-      </w:pPr>
-      <w:r>
-        <w:rPr>
-          <w:rFonts w:ascii="Arial Narrow" w:eastAsia="Arial Narrow" w:hAnsi="Arial Narrow" w:cs="Arial Narrow"/>
-          <w:sz w:val="16"/>
-          <w:szCs w:val="16"/>
-        </w:rPr>
-        <w:t>Infracciones muy graves, con una multa de hasta cuatrocientos cincuenta (450) UIT.</w:t>
-      </w:r>
-    </w:p>
-    <w:p>
-      <w:pPr>
-        <w:spacing w:after="0" w:line="240" w:lineRule="auto"/>
-        <w:ind w:left="567"/>
-        <w:jc w:val="both"/>
-        <w:rPr>
-          <w:rFonts w:ascii="Arial Narrow" w:eastAsia="Arial Narrow" w:hAnsi="Arial Narrow" w:cs="Arial Narrow"/>
-          <w:sz w:val="16"/>
-          <w:szCs w:val="16"/>
-        </w:rPr>
-      </w:pPr>
-      <w:r>
-        <w:rPr>
-          <w:rFonts w:ascii="Arial Narrow" w:eastAsia="Arial Narrow" w:hAnsi="Arial Narrow" w:cs="Arial Narrow"/>
-          <w:sz w:val="16"/>
-          <w:szCs w:val="16"/>
-        </w:rPr>
-        <w:t>(…).</w:t>
-      </w:r>
-    </w:p>
-    <w:p>
-      <w:pPr>
-        <w:spacing w:after="0" w:line="240" w:lineRule="auto"/>
-        <w:ind w:left="567" w:hanging="567"/>
-        <w:jc w:val="both"/>
-        <w:rPr>
-          <w:rFonts w:ascii="Arial Narrow" w:eastAsia="Arial Narrow" w:hAnsi="Arial Narrow" w:cs="Arial Narrow"/>
-          <w:sz w:val="16"/>
-          <w:szCs w:val="16"/>
-        </w:rPr>
-      </w:pPr>
-    </w:p>
-  </w:footnote>
-  <w:footnote w:id="11">
-    <w:p>
-      <w:pPr>
-        <w:spacing w:after="0" w:line="240" w:lineRule="auto"/>
-        <w:ind w:left="567" w:hanging="567"/>
-        <w:jc w:val="both"/>
-        <w:rPr>
-          <w:rFonts w:ascii="Arial Narrow" w:eastAsia="Arial Narrow" w:hAnsi="Arial Narrow" w:cs="Arial Narrow"/>
-          <w:sz w:val="16"/>
-          <w:szCs w:val="16"/>
-        </w:rPr>
-      </w:pPr>
-      <w:r>
-        <w:rPr>
-          <w:rStyle w:val="Refdenotaalpie"/>
-          <w:rFonts w:ascii="Arial Narrow" w:eastAsia="Arial Narrow" w:hAnsi="Arial Narrow" w:cs="Arial Narrow"/>
-          <w:sz w:val="16"/>
-          <w:szCs w:val="16"/>
-          <w:vertAlign w:val="superscript"/>
-        </w:rPr>
-        <w:footnoteRef/>
-      </w:r>
-      <w:r>
-        <w:rPr>
-          <w:rFonts w:ascii="Arial Narrow" w:eastAsia="Arial Narrow" w:hAnsi="Arial Narrow" w:cs="Arial Narrow"/>
-          <w:sz w:val="16"/>
-          <w:szCs w:val="16"/>
-        </w:rPr>
-        <w:t xml:space="preserve"> </w:t>
-      </w:r>
-      <w:r>
-        <w:rPr>
-          <w:rFonts w:ascii="Arial Narrow" w:eastAsia="Arial Narrow" w:hAnsi="Arial Narrow" w:cs="Arial Narrow"/>
-          <w:sz w:val="16"/>
-          <w:szCs w:val="16"/>
-        </w:rPr>
-        <w:tab/>
-      </w:r>
-      <w:r>
-        <w:rPr>
-          <w:rFonts w:ascii="Arial Narrow" w:eastAsia="Arial Narrow" w:hAnsi="Arial Narrow" w:cs="Arial Narrow"/>
-          <w:b/>
-          <w:sz w:val="16"/>
-          <w:szCs w:val="16"/>
-        </w:rPr>
-        <w:t>Artículo 114.- Medidas correctivas</w:t>
-      </w:r>
-    </w:p>
-    <w:p>
-      <w:pPr>
-        <w:spacing w:after="0" w:line="240" w:lineRule="auto"/>
-        <w:ind w:left="567"/>
-        <w:jc w:val="both"/>
-        <w:rPr>
-          <w:rFonts w:ascii="Arial Narrow" w:eastAsia="Arial Narrow" w:hAnsi="Arial Narrow" w:cs="Arial Narrow"/>
-          <w:sz w:val="16"/>
-          <w:szCs w:val="16"/>
-        </w:rPr>
-      </w:pPr>
-      <w:r>
-        <w:rPr>
-          <w:rFonts w:ascii="Arial Narrow" w:eastAsia="Arial Narrow" w:hAnsi="Arial Narrow" w:cs="Arial Narrow"/>
-          <w:sz w:val="16"/>
-          <w:szCs w:val="16"/>
-        </w:rPr>
-        <w:t xml:space="preserve">Sin perjuicio de la sanción administrativa que corresponda al proveedor por una infracción al presente Código, el Indecopi puede dictar, en calidad de mandatos, medidas correctivas reparadoras y complementarias. </w:t>
-      </w:r>
-    </w:p>
-    <w:p>
-      <w:pPr>
-        <w:spacing w:after="0" w:line="240" w:lineRule="auto"/>
-        <w:ind w:left="567" w:hanging="567"/>
-        <w:jc w:val="both"/>
-        <w:rPr>
-          <w:rFonts w:ascii="Arial Narrow" w:eastAsia="Arial Narrow" w:hAnsi="Arial Narrow" w:cs="Arial Narrow"/>
-          <w:sz w:val="16"/>
-          <w:szCs w:val="16"/>
-        </w:rPr>
-      </w:pPr>
-      <w:r>
-        <w:rPr>
-          <w:rFonts w:ascii="Arial Narrow" w:eastAsia="Arial Narrow" w:hAnsi="Arial Narrow" w:cs="Arial Narrow"/>
-          <w:sz w:val="16"/>
-          <w:szCs w:val="16"/>
-        </w:rPr>
-        <w:tab/>
-        <w:t xml:space="preserve">Las medidas correctivas reparadoras pueden dictarse a pedido de parte o de oficio, siempre y cuando sean expresamente informadas sobre esa posibilidad en la notificación de cargo al proveedor por la autoridad encargada del procedimiento. </w:t>
-      </w:r>
-    </w:p>
-    <w:p>
-      <w:pPr>
-        <w:spacing w:after="0" w:line="240" w:lineRule="auto"/>
-        <w:ind w:left="567" w:hanging="567"/>
-        <w:jc w:val="both"/>
-        <w:rPr>
-          <w:rFonts w:ascii="Arial Narrow" w:eastAsia="Arial Narrow" w:hAnsi="Arial Narrow" w:cs="Arial Narrow"/>
-          <w:sz w:val="16"/>
-          <w:szCs w:val="16"/>
-        </w:rPr>
-      </w:pPr>
-      <w:r>
-        <w:rPr>
-          <w:rFonts w:ascii="Arial Narrow" w:eastAsia="Arial Narrow" w:hAnsi="Arial Narrow" w:cs="Arial Narrow"/>
-          <w:sz w:val="16"/>
-          <w:szCs w:val="16"/>
-        </w:rPr>
-        <w:tab/>
-        <w:t>Las medidas correctivas complementarias pueden dictarse de oficio o a pedido de parte.</w:t>
-      </w:r>
-    </w:p>
-    <w:p>
-      <w:pPr>
-        <w:spacing w:after="0" w:line="240" w:lineRule="auto"/>
-        <w:ind w:left="567" w:hanging="567"/>
-        <w:jc w:val="both"/>
-        <w:rPr>
-          <w:rFonts w:ascii="Arial Narrow" w:eastAsia="Arial Narrow" w:hAnsi="Arial Narrow" w:cs="Arial Narrow"/>
-          <w:sz w:val="16"/>
-          <w:szCs w:val="16"/>
-        </w:rPr>
-      </w:pPr>
-    </w:p>
-    <w:p>
-      <w:pPr>
-        <w:spacing w:after="0" w:line="240" w:lineRule="auto"/>
-        <w:ind w:left="567" w:hanging="567"/>
-        <w:jc w:val="both"/>
-        <w:rPr>
-          <w:rFonts w:ascii="Arial Narrow" w:eastAsia="Arial Narrow" w:hAnsi="Arial Narrow" w:cs="Arial Narrow"/>
-          <w:sz w:val="16"/>
-          <w:szCs w:val="16"/>
-        </w:rPr>
-      </w:pPr>
-      <w:r>
-        <w:rPr>
-          <w:rFonts w:ascii="Arial Narrow" w:eastAsia="Arial Narrow" w:hAnsi="Arial Narrow" w:cs="Arial Narrow"/>
-          <w:b/>
-          <w:sz w:val="16"/>
-          <w:szCs w:val="16"/>
-        </w:rPr>
-        <w:tab/>
-        <w:t>Artículo 115.- Medidas correctivas reparadoras</w:t>
-      </w:r>
-    </w:p>
-    <w:p>
-      <w:pPr>
-        <w:spacing w:after="0" w:line="240" w:lineRule="auto"/>
-        <w:ind w:left="567" w:hanging="283"/>
-        <w:jc w:val="both"/>
-        <w:rPr>
-          <w:rFonts w:ascii="Arial Narrow" w:eastAsia="Arial Narrow" w:hAnsi="Arial Narrow" w:cs="Arial Narrow"/>
-          <w:sz w:val="16"/>
-          <w:szCs w:val="16"/>
-        </w:rPr>
-      </w:pPr>
-      <w:r>
-        <w:rPr>
-          <w:rFonts w:ascii="Arial Narrow" w:eastAsia="Arial Narrow" w:hAnsi="Arial Narrow" w:cs="Arial Narrow"/>
-          <w:sz w:val="16"/>
-          <w:szCs w:val="16"/>
-        </w:rPr>
-        <w:tab/>
-        <w:t>115.1 Las medidas correctivas reparadoras tienen el objeto de resarcir las consecuencias patrimoniales directas e inmediatas ocasionadas al consumidor por la infracción administrativa a su estado anterior. En caso el órgano resolutivo dicte una o varias medidas correctivas, debe considerar lo acordado por las partes durante la relación de consumo. Las medidas correctivas reparadoras pueden consistir en ordenar al proveedor infractor lo siguiente:</w:t>
-      </w:r>
-    </w:p>
-    <w:p>
-      <w:pPr>
-        <w:numPr>
-          <w:ilvl w:val="0"/>
-          <w:numId w:val="1"/>
-        </w:numPr>
-        <w:spacing w:after="0" w:line="240" w:lineRule="auto"/>
-        <w:ind w:left="567" w:firstLine="0"/>
-        <w:jc w:val="both"/>
-        <w:rPr>
-          <w:rFonts w:ascii="Arial Narrow" w:eastAsia="Arial Narrow" w:hAnsi="Arial Narrow" w:cs="Arial Narrow"/>
-          <w:sz w:val="16"/>
-          <w:szCs w:val="16"/>
-        </w:rPr>
-      </w:pPr>
-      <w:r>
-        <w:rPr>
-          <w:rFonts w:ascii="Arial Narrow" w:eastAsia="Arial Narrow" w:hAnsi="Arial Narrow" w:cs="Arial Narrow"/>
-          <w:sz w:val="16"/>
-          <w:szCs w:val="16"/>
-        </w:rPr>
-        <w:t>Reparar productos.</w:t>
-      </w:r>
-    </w:p>
-    <w:p>
-      <w:pPr>
-        <w:numPr>
-          <w:ilvl w:val="0"/>
-          <w:numId w:val="1"/>
-        </w:numPr>
-        <w:spacing w:after="0" w:line="240" w:lineRule="auto"/>
-        <w:ind w:left="567" w:firstLine="0"/>
-        <w:jc w:val="both"/>
-        <w:rPr>
-          <w:rFonts w:ascii="Arial Narrow" w:eastAsia="Arial Narrow" w:hAnsi="Arial Narrow" w:cs="Arial Narrow"/>
-          <w:sz w:val="16"/>
-          <w:szCs w:val="16"/>
-        </w:rPr>
-      </w:pPr>
-      <w:r>
-        <w:rPr>
-          <w:rFonts w:ascii="Arial Narrow" w:eastAsia="Arial Narrow" w:hAnsi="Arial Narrow" w:cs="Arial Narrow"/>
-          <w:sz w:val="16"/>
-          <w:szCs w:val="16"/>
-        </w:rPr>
-        <w:t>Cambiar productos por otros de idénticas o similares características, cuando la reparación no sea posible o no resulte razonable según las circunstancias.</w:t>
-      </w:r>
-    </w:p>
-    <w:p>
-      <w:pPr>
-        <w:numPr>
-          <w:ilvl w:val="0"/>
-          <w:numId w:val="1"/>
-        </w:numPr>
-        <w:spacing w:after="0" w:line="240" w:lineRule="auto"/>
-        <w:ind w:left="567" w:firstLine="0"/>
-        <w:jc w:val="both"/>
-        <w:rPr>
-          <w:rFonts w:ascii="Arial Narrow" w:eastAsia="Arial Narrow" w:hAnsi="Arial Narrow" w:cs="Arial Narrow"/>
-          <w:sz w:val="16"/>
-          <w:szCs w:val="16"/>
-        </w:rPr>
-      </w:pPr>
-      <w:r>
-        <w:rPr>
-          <w:rFonts w:ascii="Arial Narrow" w:eastAsia="Arial Narrow" w:hAnsi="Arial Narrow" w:cs="Arial Narrow"/>
-          <w:sz w:val="16"/>
-          <w:szCs w:val="16"/>
-        </w:rPr>
-        <w:t>Entregar un producto de idénticas características o, cuando esto no resulte posible, de similares características, en los supuestos de pérdida o deterioro atribuible al proveedor y siempre que exista interés del consumidor.</w:t>
-      </w:r>
-    </w:p>
-    <w:p>
-      <w:pPr>
-        <w:numPr>
-          <w:ilvl w:val="0"/>
-          <w:numId w:val="1"/>
-        </w:numPr>
-        <w:spacing w:after="0" w:line="240" w:lineRule="auto"/>
-        <w:ind w:left="567" w:firstLine="0"/>
-        <w:jc w:val="both"/>
-        <w:rPr>
-          <w:rFonts w:ascii="Arial Narrow" w:eastAsia="Arial Narrow" w:hAnsi="Arial Narrow" w:cs="Arial Narrow"/>
-          <w:sz w:val="16"/>
-          <w:szCs w:val="16"/>
-        </w:rPr>
-      </w:pPr>
-      <w:r>
-        <w:rPr>
-          <w:rFonts w:ascii="Arial Narrow" w:eastAsia="Arial Narrow" w:hAnsi="Arial Narrow" w:cs="Arial Narrow"/>
-          <w:sz w:val="16"/>
-          <w:szCs w:val="16"/>
-        </w:rPr>
-        <w:t>Cumplir con ejecutar la prestación u obligación asumida; y si esto no resulte posible o no sea razonable, otra de efectos equivalentes, incluyendo prestaciones dinerarias.</w:t>
-      </w:r>
-    </w:p>
-    <w:p>
-      <w:pPr>
-        <w:numPr>
-          <w:ilvl w:val="0"/>
-          <w:numId w:val="1"/>
-        </w:numPr>
-        <w:spacing w:after="0" w:line="240" w:lineRule="auto"/>
-        <w:ind w:left="567" w:firstLine="0"/>
-        <w:jc w:val="both"/>
-        <w:rPr>
-          <w:rFonts w:ascii="Arial Narrow" w:eastAsia="Arial Narrow" w:hAnsi="Arial Narrow" w:cs="Arial Narrow"/>
-          <w:sz w:val="16"/>
-          <w:szCs w:val="16"/>
-        </w:rPr>
-      </w:pPr>
-      <w:r>
-        <w:rPr>
-          <w:rFonts w:ascii="Arial Narrow" w:eastAsia="Arial Narrow" w:hAnsi="Arial Narrow" w:cs="Arial Narrow"/>
-          <w:sz w:val="16"/>
-          <w:szCs w:val="16"/>
-        </w:rPr>
-        <w:t>Cumplir con ejecutar otras prestaciones u obligaciones legales o convencionales a su cargo.</w:t>
-      </w:r>
-    </w:p>
-    <w:p>
-      <w:pPr>
-        <w:numPr>
-          <w:ilvl w:val="0"/>
-          <w:numId w:val="1"/>
-        </w:numPr>
-        <w:spacing w:after="0" w:line="240" w:lineRule="auto"/>
-        <w:ind w:left="567" w:firstLine="0"/>
-        <w:jc w:val="both"/>
-        <w:rPr>
-          <w:rFonts w:ascii="Arial Narrow" w:eastAsia="Arial Narrow" w:hAnsi="Arial Narrow" w:cs="Arial Narrow"/>
-          <w:sz w:val="16"/>
-          <w:szCs w:val="16"/>
-        </w:rPr>
-      </w:pPr>
-      <w:r>
-        <w:rPr>
-          <w:rFonts w:ascii="Arial Narrow" w:eastAsia="Arial Narrow" w:hAnsi="Arial Narrow" w:cs="Arial Narrow"/>
-          <w:sz w:val="16"/>
-          <w:szCs w:val="16"/>
-        </w:rPr>
-        <w:t>Devolver la contraprestación pagada por el consumidor, más los intereses legales correspondientes, cuando la reparación, reposición, o cumplimiento de la prestación u obligación, según sea el caso, no resulte posible o no sea razonable según las circunstancias.</w:t>
-      </w:r>
-    </w:p>
-    <w:p>
-      <w:pPr>
-        <w:numPr>
-          <w:ilvl w:val="0"/>
-          <w:numId w:val="1"/>
-        </w:numPr>
-        <w:spacing w:after="0" w:line="240" w:lineRule="auto"/>
-        <w:ind w:left="567" w:firstLine="0"/>
-        <w:jc w:val="both"/>
-        <w:rPr>
-          <w:rFonts w:ascii="Arial Narrow" w:eastAsia="Arial Narrow" w:hAnsi="Arial Narrow" w:cs="Arial Narrow"/>
-          <w:sz w:val="16"/>
-          <w:szCs w:val="16"/>
-        </w:rPr>
-      </w:pPr>
-      <w:r>
-        <w:rPr>
-          <w:rFonts w:ascii="Arial Narrow" w:eastAsia="Arial Narrow" w:hAnsi="Arial Narrow" w:cs="Arial Narrow"/>
-          <w:sz w:val="16"/>
-          <w:szCs w:val="16"/>
-        </w:rPr>
-        <w:t>En los supuestos de pagos indebidos o en exceso, devolver estos montos, más los intereses correspondientes.</w:t>
-      </w:r>
-    </w:p>
-    <w:p>
-      <w:pPr>
-        <w:pStyle w:val="Sinespaciado"/>
-        <w:ind w:firstLine="567"/>
-        <w:jc w:val="both"/>
-        <w:rPr>
-          <w:rFonts w:ascii="Arial Narrow" w:eastAsia="Arial Narrow" w:hAnsi="Arial Narrow" w:cs="Arial Narrow"/>
-          <w:sz w:val="16"/>
-          <w:szCs w:val="16"/>
-        </w:rPr>
-      </w:pPr>
-      <w:r>
-        <w:rPr>
-          <w:rFonts w:ascii="Arial Narrow" w:eastAsia="Arial Narrow" w:hAnsi="Arial Narrow" w:cs="Arial Narrow"/>
-          <w:sz w:val="16"/>
-          <w:szCs w:val="16"/>
-        </w:rPr>
-        <w:t>Pagar los gastos incurridos por el consumidor para mitigar las consecuencias de la infracción administrativa.</w:t>
-      </w:r>
-    </w:p>
-    <w:p>
-      <w:pPr>
-        <w:pStyle w:val="Sinespaciado"/>
-        <w:ind w:firstLine="567"/>
-        <w:jc w:val="both"/>
-        <w:rPr>
-          <w:rFonts w:ascii="Arial Narrow" w:eastAsia="Arial Narrow" w:hAnsi="Arial Narrow" w:cs="Arial Narrow"/>
-          <w:sz w:val="16"/>
-          <w:szCs w:val="16"/>
-        </w:rPr>
-      </w:pPr>
-      <w:r>
-        <w:rPr>
-          <w:rFonts w:ascii="Arial Narrow" w:eastAsia="Arial Narrow" w:hAnsi="Arial Narrow" w:cs="Arial Narrow"/>
-          <w:sz w:val="16"/>
-          <w:szCs w:val="16"/>
-        </w:rPr>
-        <w:t>Otras medidas reparadoras análogas de efectos equivalentes a las anteriores.</w:t>
-      </w:r>
-    </w:p>
-    <w:p>
-      <w:pPr>
-        <w:pStyle w:val="Sinespaciado"/>
-        <w:ind w:left="567"/>
-        <w:jc w:val="both"/>
-        <w:rPr>
-          <w:rFonts w:ascii="Arial Narrow" w:eastAsia="Arial Narrow" w:hAnsi="Arial Narrow" w:cs="Arial Narrow"/>
-          <w:sz w:val="16"/>
-          <w:szCs w:val="16"/>
-        </w:rPr>
-      </w:pPr>
-      <w:r>
-        <w:rPr>
-          <w:rFonts w:ascii="Arial Narrow" w:eastAsia="Arial Narrow" w:hAnsi="Arial Narrow" w:cs="Arial Narrow"/>
-          <w:sz w:val="16"/>
-          <w:szCs w:val="16"/>
-        </w:rPr>
-        <w:t xml:space="preserve">115.2 Las medidas correctivas reparadoras no pueden ser solicitadas de manera acumulativa conjunta, pudiendo plantearse de manera alternativa o subsidiaria, con excepción de la medida correctiva señalada en el literal h) que puede solicitarse </w:t>
-      </w:r>
-      <w:proofErr w:type="gramStart"/>
-      <w:r>
-        <w:rPr>
-          <w:rFonts w:ascii="Arial Narrow" w:eastAsia="Arial Narrow" w:hAnsi="Arial Narrow" w:cs="Arial Narrow"/>
-          <w:sz w:val="16"/>
-          <w:szCs w:val="16"/>
-        </w:rPr>
-        <w:t>conjuntamente con</w:t>
-      </w:r>
-      <w:proofErr w:type="gramEnd"/>
-      <w:r>
-        <w:rPr>
-          <w:rFonts w:ascii="Arial Narrow" w:eastAsia="Arial Narrow" w:hAnsi="Arial Narrow" w:cs="Arial Narrow"/>
-          <w:sz w:val="16"/>
-          <w:szCs w:val="16"/>
-        </w:rPr>
-        <w:t xml:space="preserve"> otra medida correctiva. Cuando los órganos competentes del Indecopi se pronuncian respecto de una medida correctiva reparadora, aplican el principio de congruencia procesal.</w:t>
-      </w:r>
-    </w:p>
-    <w:p>
-      <w:pPr>
-        <w:spacing w:after="0" w:line="240" w:lineRule="auto"/>
-        <w:ind w:left="567"/>
-        <w:jc w:val="both"/>
-        <w:rPr>
-          <w:rFonts w:ascii="Arial Narrow" w:eastAsia="Arial Narrow" w:hAnsi="Arial Narrow" w:cs="Arial Narrow"/>
-          <w:sz w:val="16"/>
-          <w:szCs w:val="16"/>
-        </w:rPr>
-      </w:pPr>
-      <w:r>
-        <w:rPr>
-          <w:rFonts w:ascii="Arial Narrow" w:eastAsia="Arial Narrow" w:hAnsi="Arial Narrow" w:cs="Arial Narrow"/>
-          <w:sz w:val="16"/>
-          <w:szCs w:val="16"/>
-        </w:rPr>
-        <w:t>115.3 Las medidas correctivas reparadoras pueden solicitarse en cualquier momento hasta antes de la notificación de cargo al proveedor, sin perjuicio de la facultad de secretaría técnica de la comisión de requerir al consumidor que precise la medida correctiva materia de solicitud. El consumidor puede variar su solicitud de medida correctiva hasta antes de la decisión de primera instancia, en cuyo caso se confiere traslado al proveedor para que formule su descargo.</w:t>
-      </w:r>
-    </w:p>
-    <w:p>
-      <w:pPr>
-        <w:spacing w:after="0" w:line="240" w:lineRule="auto"/>
-        <w:ind w:left="567"/>
-        <w:jc w:val="both"/>
-        <w:rPr>
-          <w:rFonts w:ascii="Arial Narrow" w:eastAsia="Arial Narrow" w:hAnsi="Arial Narrow" w:cs="Arial Narrow"/>
-          <w:sz w:val="16"/>
-          <w:szCs w:val="16"/>
-        </w:rPr>
-      </w:pPr>
-      <w:r>
-        <w:rPr>
-          <w:rFonts w:ascii="Arial Narrow" w:eastAsia="Arial Narrow" w:hAnsi="Arial Narrow" w:cs="Arial Narrow"/>
-          <w:sz w:val="16"/>
-          <w:szCs w:val="16"/>
-        </w:rPr>
-        <w:t>115.4 Corresponde al consumidor que solicita el dictado de la medida correctiva reparadora probar las consecuencias patrimoniales directas e inmediatas causadas por la comisión de la infracción administrativa.</w:t>
-      </w:r>
-    </w:p>
-    <w:p>
-      <w:pPr>
-        <w:spacing w:after="0" w:line="240" w:lineRule="auto"/>
-        <w:ind w:left="567"/>
-        <w:jc w:val="both"/>
-        <w:rPr>
-          <w:rFonts w:ascii="Arial Narrow" w:eastAsia="Arial Narrow" w:hAnsi="Arial Narrow" w:cs="Arial Narrow"/>
-          <w:sz w:val="16"/>
-          <w:szCs w:val="16"/>
-        </w:rPr>
-      </w:pPr>
-      <w:r>
-        <w:rPr>
-          <w:rFonts w:ascii="Arial Narrow" w:eastAsia="Arial Narrow" w:hAnsi="Arial Narrow" w:cs="Arial Narrow"/>
-          <w:sz w:val="16"/>
-          <w:szCs w:val="16"/>
-        </w:rPr>
-        <w:t>115.5 Los bienes o montos objeto de medidas correctivas reparadoras son entregados por el proveedor directamente al consumidor que los reclama, salvo mandato distinto contenido en la resolución. Aquellos bienes o montos materia de una medida correctiva reparadora, que por algún motivo se encuentran en posesión del Indecopi y deban ser entregados a los consumidores beneficiados, son puestos a disposición de estos.</w:t>
-      </w:r>
-    </w:p>
-    <w:p>
-      <w:pPr>
-        <w:spacing w:after="0" w:line="240" w:lineRule="auto"/>
-        <w:ind w:left="567"/>
-        <w:jc w:val="both"/>
-        <w:rPr>
-          <w:rFonts w:ascii="Arial Narrow" w:eastAsia="Arial Narrow" w:hAnsi="Arial Narrow" w:cs="Arial Narrow"/>
-          <w:sz w:val="16"/>
-          <w:szCs w:val="16"/>
-        </w:rPr>
-      </w:pPr>
-      <w:r>
-        <w:rPr>
-          <w:rFonts w:ascii="Arial Narrow" w:eastAsia="Arial Narrow" w:hAnsi="Arial Narrow" w:cs="Arial Narrow"/>
-          <w:sz w:val="16"/>
-          <w:szCs w:val="16"/>
-        </w:rPr>
-        <w:t>115.6 El extremo de la resolución final que ordena el cumplimiento de una medida correctiva reparadora a favor del consumidor constituye título ejecutivo conforme con lo dispuesto en el artículo 688 del Código Procesal Civil, una vez que quedan consentidas o causan estado en la vía administrativa. La legitimidad para obrar en los procesos civiles de ejecución corresponde a los consumidores beneficiados con la medida correctiva reparadora.</w:t>
-      </w:r>
-    </w:p>
-    <w:p>
-      <w:pPr>
-        <w:spacing w:after="0" w:line="240" w:lineRule="auto"/>
-        <w:ind w:left="567"/>
-        <w:jc w:val="both"/>
-        <w:rPr>
-          <w:rFonts w:ascii="Arial Narrow" w:eastAsia="Arial Narrow" w:hAnsi="Arial Narrow" w:cs="Arial Narrow"/>
-          <w:sz w:val="16"/>
-          <w:szCs w:val="16"/>
-        </w:rPr>
-      </w:pPr>
-      <w:r>
-        <w:rPr>
-          <w:rFonts w:ascii="Arial Narrow" w:eastAsia="Arial Narrow" w:hAnsi="Arial Narrow" w:cs="Arial Narrow"/>
-          <w:sz w:val="16"/>
-          <w:szCs w:val="16"/>
-        </w:rPr>
-        <w:t>115.7 Las medidas correctivas reparadoras como mandatos dirigidos a resarcir las consecuencias patrimoniales directas e inmediatas originadas por la infracción buscan corregir la conducta infractora y no tienen naturaleza indemnizatoria; son dictadas sin perjuicio de la indemnización por los daños y perjuicios que el consumidor puede solicitar en la vía judicial o arbitral correspondiente. No obstante, se descuenta de la indemnización patrimonial aquella satisfacción patrimonial deducible que el consumidor haya recibido a consecuencia del dictado de una medida correctiva reparadora en sede administrativa.</w:t>
-      </w:r>
-    </w:p>
-    <w:p>
-      <w:pPr>
-        <w:spacing w:after="0" w:line="240" w:lineRule="auto"/>
-        <w:ind w:left="567"/>
-        <w:jc w:val="both"/>
-        <w:rPr>
-          <w:rFonts w:ascii="Arial Narrow" w:eastAsia="Arial Narrow" w:hAnsi="Arial Narrow" w:cs="Arial Narrow"/>
-          <w:sz w:val="16"/>
-          <w:szCs w:val="16"/>
-        </w:rPr>
-      </w:pPr>
-    </w:p>
-    <w:p>
-      <w:pPr>
-        <w:spacing w:after="0" w:line="240" w:lineRule="auto"/>
-        <w:ind w:left="567"/>
-        <w:jc w:val="both"/>
-        <w:rPr>
-          <w:rFonts w:ascii="Arial Narrow" w:eastAsia="Arial Narrow" w:hAnsi="Arial Narrow" w:cs="Arial Narrow"/>
-          <w:b/>
-          <w:bCs/>
-          <w:sz w:val="16"/>
-          <w:szCs w:val="16"/>
-        </w:rPr>
-      </w:pPr>
-      <w:r>
-        <w:rPr>
-          <w:rFonts w:ascii="Arial Narrow" w:eastAsia="Arial Narrow" w:hAnsi="Arial Narrow" w:cs="Arial Narrow"/>
-          <w:b/>
-          <w:bCs/>
-          <w:sz w:val="16"/>
-          <w:szCs w:val="16"/>
-        </w:rPr>
-        <w:t>Artículo 116.- Medidas correctivas complementarias</w:t>
-      </w:r>
-    </w:p>
-    <w:p>
-      <w:pPr>
-        <w:spacing w:after="0" w:line="240" w:lineRule="auto"/>
-        <w:ind w:left="567"/>
-        <w:jc w:val="both"/>
-        <w:rPr>
-          <w:rFonts w:ascii="Arial Narrow" w:eastAsia="Arial Narrow" w:hAnsi="Arial Narrow" w:cs="Arial Narrow"/>
-          <w:sz w:val="16"/>
-          <w:szCs w:val="16"/>
-        </w:rPr>
-      </w:pPr>
-      <w:r>
-        <w:rPr>
-          <w:rFonts w:ascii="Arial Narrow" w:eastAsia="Arial Narrow" w:hAnsi="Arial Narrow" w:cs="Arial Narrow"/>
-          <w:sz w:val="16"/>
-          <w:szCs w:val="16"/>
-        </w:rPr>
-        <w:t xml:space="preserve">Las medidas correctivas complementarias tienen el objeto de revertir los efectos de la conducta infractora o evitar que esta se produzca nuevamente en el futuro y pueden ser, entre otras, las siguientes: </w:t>
-      </w:r>
-    </w:p>
-    <w:p>
-      <w:pPr>
-        <w:spacing w:after="0" w:line="240" w:lineRule="auto"/>
-        <w:ind w:left="567"/>
-        <w:jc w:val="both"/>
-        <w:rPr>
-          <w:rFonts w:ascii="Arial Narrow" w:eastAsia="Arial Narrow" w:hAnsi="Arial Narrow" w:cs="Arial Narrow"/>
-          <w:sz w:val="16"/>
-          <w:szCs w:val="16"/>
-        </w:rPr>
-      </w:pPr>
-      <w:r>
-        <w:rPr>
-          <w:rFonts w:ascii="Arial Narrow" w:eastAsia="Arial Narrow" w:hAnsi="Arial Narrow" w:cs="Arial Narrow"/>
-          <w:sz w:val="16"/>
-          <w:szCs w:val="16"/>
-        </w:rPr>
-        <w:t xml:space="preserve">a. Que el proveedor cumpla con atender la solicitud de información requerida por el consumidor, siempre que dicho requerimiento guarde relación con el producto adquirido o servicio contratado. </w:t>
-      </w:r>
-    </w:p>
-    <w:p>
-      <w:pPr>
-        <w:spacing w:after="0" w:line="240" w:lineRule="auto"/>
-        <w:ind w:left="567"/>
-        <w:jc w:val="both"/>
-        <w:rPr>
-          <w:rFonts w:ascii="Arial Narrow" w:eastAsia="Arial Narrow" w:hAnsi="Arial Narrow" w:cs="Arial Narrow"/>
-          <w:sz w:val="16"/>
-          <w:szCs w:val="16"/>
-        </w:rPr>
-      </w:pPr>
-      <w:r>
-        <w:rPr>
-          <w:rFonts w:ascii="Arial Narrow" w:eastAsia="Arial Narrow" w:hAnsi="Arial Narrow" w:cs="Arial Narrow"/>
-          <w:sz w:val="16"/>
-          <w:szCs w:val="16"/>
-        </w:rPr>
-        <w:t xml:space="preserve">b. Declarar inexigibles las cláusulas que han sido identificadas como abusivas en el procedimiento. </w:t>
-      </w:r>
-    </w:p>
-    <w:p>
-      <w:pPr>
-        <w:spacing w:after="0" w:line="240" w:lineRule="auto"/>
-        <w:ind w:left="567"/>
-        <w:jc w:val="both"/>
-        <w:rPr>
-          <w:rFonts w:ascii="Arial Narrow" w:eastAsia="Arial Narrow" w:hAnsi="Arial Narrow" w:cs="Arial Narrow"/>
-          <w:sz w:val="16"/>
-          <w:szCs w:val="16"/>
-        </w:rPr>
-      </w:pPr>
-      <w:r>
-        <w:rPr>
-          <w:rFonts w:ascii="Arial Narrow" w:eastAsia="Arial Narrow" w:hAnsi="Arial Narrow" w:cs="Arial Narrow"/>
-          <w:sz w:val="16"/>
-          <w:szCs w:val="16"/>
-        </w:rPr>
-        <w:t xml:space="preserve">c. El decomiso y destrucción de la mercadería, envases, envolturas o etiquetas. </w:t>
-      </w:r>
-    </w:p>
-    <w:p>
-      <w:pPr>
-        <w:spacing w:after="0" w:line="240" w:lineRule="auto"/>
-        <w:ind w:left="567"/>
-        <w:jc w:val="both"/>
-        <w:rPr>
-          <w:rFonts w:ascii="Arial Narrow" w:eastAsia="Arial Narrow" w:hAnsi="Arial Narrow" w:cs="Arial Narrow"/>
-          <w:sz w:val="16"/>
-          <w:szCs w:val="16"/>
-        </w:rPr>
-      </w:pPr>
-      <w:r>
-        <w:rPr>
-          <w:rFonts w:ascii="Arial Narrow" w:eastAsia="Arial Narrow" w:hAnsi="Arial Narrow" w:cs="Arial Narrow"/>
-          <w:sz w:val="16"/>
-          <w:szCs w:val="16"/>
-        </w:rPr>
-        <w:t xml:space="preserve">d. En caso de infracciones muy graves y de reincidencia o </w:t>
-      </w:r>
-      <w:proofErr w:type="spellStart"/>
-      <w:r>
-        <w:rPr>
-          <w:rFonts w:ascii="Arial Narrow" w:eastAsia="Arial Narrow" w:hAnsi="Arial Narrow" w:cs="Arial Narrow"/>
-          <w:sz w:val="16"/>
-          <w:szCs w:val="16"/>
-        </w:rPr>
-        <w:t>reiterancia</w:t>
-      </w:r>
-      <w:proofErr w:type="spellEnd"/>
-      <w:r>
-        <w:rPr>
-          <w:rFonts w:ascii="Arial Narrow" w:eastAsia="Arial Narrow" w:hAnsi="Arial Narrow" w:cs="Arial Narrow"/>
-          <w:sz w:val="16"/>
-          <w:szCs w:val="16"/>
-        </w:rPr>
-        <w:t xml:space="preserve">: </w:t>
-      </w:r>
-    </w:p>
-    <w:p>
-      <w:pPr>
-        <w:spacing w:after="0" w:line="240" w:lineRule="auto"/>
-        <w:ind w:left="567"/>
-        <w:jc w:val="both"/>
-        <w:rPr>
-          <w:rFonts w:ascii="Arial Narrow" w:eastAsia="Arial Narrow" w:hAnsi="Arial Narrow" w:cs="Arial Narrow"/>
-          <w:sz w:val="16"/>
-          <w:szCs w:val="16"/>
-        </w:rPr>
-      </w:pPr>
-      <w:r>
-        <w:rPr>
-          <w:rFonts w:ascii="Arial Narrow" w:eastAsia="Arial Narrow" w:hAnsi="Arial Narrow" w:cs="Arial Narrow"/>
-          <w:sz w:val="16"/>
-          <w:szCs w:val="16"/>
-        </w:rPr>
-        <w:t xml:space="preserve">(i) Solicitar a la autoridad correspondiente la clausura temporal del establecimiento industrial, comercial o de servicios por un plazo máximo de seis (6) meses. </w:t>
-      </w:r>
-    </w:p>
-    <w:p>
-      <w:pPr>
-        <w:spacing w:after="0" w:line="240" w:lineRule="auto"/>
-        <w:ind w:left="567"/>
-        <w:jc w:val="both"/>
-        <w:rPr>
-          <w:rFonts w:ascii="Arial Narrow" w:eastAsia="Arial Narrow" w:hAnsi="Arial Narrow" w:cs="Arial Narrow"/>
-          <w:sz w:val="16"/>
-          <w:szCs w:val="16"/>
-        </w:rPr>
-      </w:pPr>
-      <w:r>
-        <w:rPr>
-          <w:rFonts w:ascii="Arial Narrow" w:eastAsia="Arial Narrow" w:hAnsi="Arial Narrow" w:cs="Arial Narrow"/>
-          <w:sz w:val="16"/>
-          <w:szCs w:val="16"/>
-        </w:rPr>
-        <w:t>(</w:t>
-      </w:r>
-      <w:proofErr w:type="spellStart"/>
-      <w:r>
-        <w:rPr>
-          <w:rFonts w:ascii="Arial Narrow" w:eastAsia="Arial Narrow" w:hAnsi="Arial Narrow" w:cs="Arial Narrow"/>
-          <w:sz w:val="16"/>
-          <w:szCs w:val="16"/>
-        </w:rPr>
-        <w:t>ii</w:t>
-      </w:r>
-      <w:proofErr w:type="spellEnd"/>
-      <w:r>
-        <w:rPr>
-          <w:rFonts w:ascii="Arial Narrow" w:eastAsia="Arial Narrow" w:hAnsi="Arial Narrow" w:cs="Arial Narrow"/>
-          <w:sz w:val="16"/>
-          <w:szCs w:val="16"/>
-        </w:rPr>
-        <w:t xml:space="preserve">) Solicitar a la autoridad competente la inhabilitación, temporal o permanente, del proveedor en función de los alcances de la infracción sancionada. </w:t>
-      </w:r>
-    </w:p>
-    <w:p>
-      <w:pPr>
-        <w:spacing w:after="0" w:line="240" w:lineRule="auto"/>
-        <w:ind w:left="567"/>
-        <w:jc w:val="both"/>
-        <w:rPr>
-          <w:rFonts w:ascii="Arial Narrow" w:eastAsia="Arial Narrow" w:hAnsi="Arial Narrow" w:cs="Arial Narrow"/>
-          <w:sz w:val="16"/>
-          <w:szCs w:val="16"/>
-        </w:rPr>
-      </w:pPr>
-      <w:r>
-        <w:rPr>
-          <w:rFonts w:ascii="Arial Narrow" w:eastAsia="Arial Narrow" w:hAnsi="Arial Narrow" w:cs="Arial Narrow"/>
-          <w:sz w:val="16"/>
-          <w:szCs w:val="16"/>
-        </w:rPr>
-        <w:t xml:space="preserve">e. Publicación de avisos </w:t>
-      </w:r>
-      <w:proofErr w:type="spellStart"/>
-      <w:r>
-        <w:rPr>
-          <w:rFonts w:ascii="Arial Narrow" w:eastAsia="Arial Narrow" w:hAnsi="Arial Narrow" w:cs="Arial Narrow"/>
-          <w:sz w:val="16"/>
-          <w:szCs w:val="16"/>
-        </w:rPr>
-        <w:t>rectificatorios</w:t>
-      </w:r>
-      <w:proofErr w:type="spellEnd"/>
-      <w:r>
-        <w:rPr>
-          <w:rFonts w:ascii="Arial Narrow" w:eastAsia="Arial Narrow" w:hAnsi="Arial Narrow" w:cs="Arial Narrow"/>
-          <w:sz w:val="16"/>
-          <w:szCs w:val="16"/>
-        </w:rPr>
-        <w:t xml:space="preserve"> o informativos en la forma que determine el Indecopi, tomando en consideración los medios que resulten idóneos para revertir los efectos que el acto objeto de sanción ha ocasionado. </w:t>
-      </w:r>
-    </w:p>
-    <w:p>
-      <w:pPr>
-        <w:spacing w:after="0" w:line="240" w:lineRule="auto"/>
-        <w:ind w:left="567"/>
-        <w:jc w:val="both"/>
-        <w:rPr>
-          <w:rFonts w:ascii="Arial Narrow" w:eastAsia="Arial Narrow" w:hAnsi="Arial Narrow" w:cs="Arial Narrow"/>
-          <w:sz w:val="16"/>
-          <w:szCs w:val="16"/>
-        </w:rPr>
-      </w:pPr>
-      <w:r>
-        <w:rPr>
-          <w:rFonts w:ascii="Arial Narrow" w:eastAsia="Arial Narrow" w:hAnsi="Arial Narrow" w:cs="Arial Narrow"/>
-          <w:sz w:val="16"/>
-          <w:szCs w:val="16"/>
-        </w:rPr>
-        <w:t xml:space="preserve">f. Cualquier otra medida correctiva que tenga el objeto de revertir los efectos de la conducta infractora o evitar que esta se produzca nuevamente en el futuro. </w:t>
-      </w:r>
-    </w:p>
-    <w:p>
-      <w:pPr>
-        <w:spacing w:after="0" w:line="240" w:lineRule="auto"/>
-        <w:ind w:left="567"/>
-        <w:jc w:val="both"/>
-        <w:rPr>
-          <w:rFonts w:ascii="Arial Narrow" w:eastAsia="Arial Narrow" w:hAnsi="Arial Narrow" w:cs="Arial Narrow"/>
-          <w:sz w:val="16"/>
-          <w:szCs w:val="16"/>
-        </w:rPr>
-      </w:pPr>
-      <w:r>
-        <w:rPr>
-          <w:rFonts w:ascii="Arial Narrow" w:eastAsia="Arial Narrow" w:hAnsi="Arial Narrow" w:cs="Arial Narrow"/>
-          <w:sz w:val="16"/>
-          <w:szCs w:val="16"/>
-        </w:rPr>
-        <w:t>El Indecopi está facultado para solicitar a la autoridad municipal y policial el apoyo respectivo para la ejecución de las medidas correctivas complementarias correspondientes.</w:t>
-      </w:r>
-    </w:p>
-    <w:p>
-      <w:pPr>
-        <w:spacing w:after="0" w:line="240" w:lineRule="auto"/>
-        <w:ind w:left="567" w:hanging="567"/>
-        <w:jc w:val="both"/>
-        <w:rPr>
-          <w:rFonts w:ascii="Arial Narrow" w:eastAsia="Arial Narrow" w:hAnsi="Arial Narrow" w:cs="Arial Narrow"/>
-          <w:sz w:val="16"/>
-          <w:szCs w:val="16"/>
-        </w:rPr>
-      </w:pPr>
-    </w:p>
-  </w:footnote>
-  <w:footnote w:id="12">
+          <w:sz w:val="16"/>
+          <w:szCs w:val="16"/>
+        </w:rPr>
+        <w:t>, pudiendo imponerse una amonestación si el allanamiento o reconocimiento se realiza con la presentación de los descargos; caso contrario la sanción a imponer será pecuniaria. En aquellos casos en que el allanamiento o reconocimiento verse sobre controversias referidas a actos de discriminación, actos contrarios a la vida y a la salud y sustancias peligrosas, se considera como un atenuante pero la sanción a imponer será pecuniaria. En todos los supuestos de allanamiento y reconocimiento formulados con la presentación de los descargos, se exonera al denunciado del pago de los costos del procedimiento, pero no de las costas.</w:t>
+      </w:r>
+    </w:p>
     <w:p>
       <w:pPr>
         <w:pStyle w:val="Textonotapie"/>
@@ -14298,196 +14568,176 @@
           <w:szCs w:val="16"/>
         </w:rPr>
       </w:pPr>
-      <w:r>
-        <w:rPr>
-          <w:rStyle w:val="Refdenotaalpie"/>
-          <w:rFonts w:ascii="Arial Narrow" w:eastAsia="Arial Narrow" w:hAnsi="Arial Narrow" w:cs="Arial Narrow"/>
-          <w:sz w:val="16"/>
-          <w:szCs w:val="16"/>
-          <w:vertAlign w:val="superscript"/>
-        </w:rPr>
-        <w:footnoteRef/>
-      </w:r>
-      <w:r>
-        <w:rPr>
-          <w:rFonts w:ascii="Arial Narrow" w:eastAsia="Arial Narrow" w:hAnsi="Arial Narrow" w:cs="Arial Narrow"/>
-          <w:sz w:val="16"/>
-          <w:szCs w:val="16"/>
-        </w:rPr>
-        <w:t xml:space="preserve"> </w:t>
-      </w:r>
-      <w:r>
-        <w:rPr>
-          <w:rFonts w:ascii="Arial Narrow" w:eastAsia="Arial Narrow" w:hAnsi="Arial Narrow" w:cs="Arial Narrow"/>
-          <w:sz w:val="16"/>
-          <w:szCs w:val="16"/>
-        </w:rPr>
-        <w:tab/>
-      </w:r>
-      <w:r>
-        <w:rPr>
-          <w:rFonts w:ascii="Arial Narrow" w:eastAsia="Arial Narrow" w:hAnsi="Arial Narrow" w:cs="Arial Narrow"/>
-          <w:b/>
-          <w:sz w:val="16"/>
-          <w:szCs w:val="16"/>
-        </w:rPr>
-        <w:t>LEY 29571, CÓDIGO DE PROTECCIÓN Y DEFENSA DEL CONSUMIDOR</w:t>
-      </w:r>
-      <w:r>
-        <w:rPr>
-          <w:rFonts w:ascii="Arial Narrow" w:eastAsia="Arial Narrow" w:hAnsi="Arial Narrow" w:cs="Arial Narrow"/>
-          <w:b/>
-          <w:bCs/>
-          <w:sz w:val="16"/>
-          <w:szCs w:val="16"/>
-        </w:rPr>
-        <w:t xml:space="preserve">, </w:t>
-      </w:r>
-      <w:r>
-        <w:rPr>
-          <w:rFonts w:ascii="Arial Narrow" w:eastAsia="Arial Narrow" w:hAnsi="Arial Narrow" w:cs="Arial Narrow"/>
-          <w:b/>
-          <w:sz w:val="16"/>
-          <w:szCs w:val="16"/>
-        </w:rPr>
-        <w:t>publicado el 2 de setiembre de 2010 y modificado por Decreto Legislativo 1308</w:t>
-      </w:r>
-    </w:p>
-    <w:p>
-      <w:pPr>
-        <w:pStyle w:val="Textonotapie"/>
+    </w:p>
+  </w:footnote>
+  <w:footnote w:id="15">
+    <w:p>
+      <w:pPr>
+        <w:autoSpaceDE w:val="0"/>
+        <w:autoSpaceDN w:val="0"/>
+        <w:adjustRightInd w:val="0"/>
         <w:tabs>
           <w:tab w:val="left" w:pos="567"/>
         </w:tabs>
+        <w:spacing w:after="0" w:line="240" w:lineRule="auto"/>
+        <w:ind w:left="567" w:hanging="567"/>
         <w:jc w:val="both"/>
         <w:rPr>
           <w:rFonts w:ascii="Arial Narrow" w:eastAsia="Arial Narrow" w:hAnsi="Arial Narrow" w:cs="Arial Narrow"/>
           <w:b/>
-          <w:sz w:val="16"/>
-          <w:szCs w:val="16"/>
-        </w:rPr>
-      </w:pPr>
-      <w:r>
-        <w:rPr>
+          <w:bCs/>
+          <w:sz w:val="16"/>
+          <w:szCs w:val="16"/>
+        </w:rPr>
+      </w:pPr>
+      <w:r>
+        <w:rPr>
+          <w:rStyle w:val="Refdenotaalpie"/>
           <w:rFonts w:ascii="Arial Narrow" w:eastAsia="Arial Narrow" w:hAnsi="Arial Narrow" w:cs="Arial Narrow"/>
           <w:b/>
+          <w:bCs/>
+          <w:sz w:val="16"/>
+          <w:szCs w:val="16"/>
+          <w:vertAlign w:val="superscript"/>
+        </w:rPr>
+        <w:footnoteRef/>
+      </w:r>
+      <w:r>
+        <w:rPr>
+          <w:rFonts w:ascii="Arial Narrow" w:eastAsia="Arial Narrow" w:hAnsi="Arial Narrow" w:cs="Arial Narrow"/>
+          <w:b/>
+          <w:bCs/>
           <w:sz w:val="16"/>
           <w:szCs w:val="16"/>
         </w:rPr>
         <w:tab/>
-        <w:t>Artículo 112.- Criterios de graduación de las sanciones administrativas</w:t>
-      </w:r>
-    </w:p>
-    <w:p>
-      <w:pPr>
-        <w:pStyle w:val="Textonotapie"/>
-        <w:tabs>
-          <w:tab w:val="left" w:pos="567"/>
-        </w:tabs>
-        <w:jc w:val="both"/>
-        <w:rPr>
-          <w:rFonts w:ascii="Arial Narrow" w:eastAsia="Arial Narrow" w:hAnsi="Arial Narrow" w:cs="Arial Narrow"/>
-          <w:sz w:val="16"/>
-          <w:szCs w:val="16"/>
-        </w:rPr>
-      </w:pPr>
-      <w:r>
-        <w:rPr>
-          <w:rFonts w:ascii="Arial Narrow" w:eastAsia="Arial Narrow" w:hAnsi="Arial Narrow" w:cs="Arial Narrow"/>
+        <w:t xml:space="preserve"/>
+      </w:r>
+      <w:r>
+        <w:rPr>
+          <w:rFonts w:ascii="Arial Narrow" w:eastAsia="Arial Narrow" w:hAnsi="Arial Narrow" w:cs="Arial Narrow"/>
+          <w:b/>
+          <w:bCs/>
           <w:sz w:val="16"/>
           <w:szCs w:val="16"/>
         </w:rPr>
         <w:tab/>
-        <w:t>(…)</w:t>
-      </w:r>
-    </w:p>
-    <w:p>
-      <w:pPr>
-        <w:pStyle w:val="Textonotapie"/>
-        <w:tabs>
-          <w:tab w:val="left" w:pos="567"/>
-        </w:tabs>
-        <w:jc w:val="both"/>
-        <w:rPr>
-          <w:rFonts w:ascii="Arial Narrow" w:eastAsia="Arial Narrow" w:hAnsi="Arial Narrow" w:cs="Arial Narrow"/>
-          <w:sz w:val="16"/>
-          <w:szCs w:val="16"/>
-        </w:rPr>
-      </w:pPr>
-      <w:r>
-        <w:rPr>
-          <w:rFonts w:ascii="Arial Narrow" w:eastAsia="Arial Narrow" w:hAnsi="Arial Narrow" w:cs="Arial Narrow"/>
-          <w:sz w:val="16"/>
-          <w:szCs w:val="16"/>
-        </w:rPr>
-        <w:tab/>
-        <w:t>Se consideran circunstancias atenuantes especiales, las siguientes:</w:t>
-      </w:r>
-    </w:p>
-    <w:p>
-      <w:pPr>
-        <w:pStyle w:val="Textonotapie"/>
-        <w:tabs>
-          <w:tab w:val="left" w:pos="567"/>
-        </w:tabs>
-        <w:jc w:val="both"/>
-        <w:rPr>
-          <w:rFonts w:ascii="Arial Narrow" w:eastAsia="Arial Narrow" w:hAnsi="Arial Narrow" w:cs="Arial Narrow"/>
-          <w:sz w:val="16"/>
-          <w:szCs w:val="16"/>
-        </w:rPr>
-      </w:pPr>
-      <w:r>
-        <w:rPr>
-          <w:rFonts w:ascii="Arial Narrow" w:eastAsia="Arial Narrow" w:hAnsi="Arial Narrow" w:cs="Arial Narrow"/>
-          <w:sz w:val="16"/>
-          <w:szCs w:val="16"/>
-        </w:rPr>
-        <w:tab/>
-        <w:t>(…)</w:t>
-      </w:r>
-    </w:p>
-    <w:p>
-      <w:pPr>
-        <w:pStyle w:val="Textonotapie"/>
-        <w:tabs>
-          <w:tab w:val="left" w:pos="567"/>
-        </w:tabs>
+        <w:t xml:space="preserve">DECRETO LEGISLATIVO </w:t>
+      </w:r>
+      <w:proofErr w:type="spellStart"/>
+      <w:r>
+        <w:rPr>
+          <w:rFonts w:ascii="Arial Narrow" w:eastAsia="Arial Narrow" w:hAnsi="Arial Narrow" w:cs="Arial Narrow"/>
+          <w:b/>
+          <w:bCs/>
+          <w:sz w:val="16"/>
+          <w:szCs w:val="16"/>
+        </w:rPr>
+        <w:t/>
+      </w:r>
+      <w:proofErr w:type="spellEnd"/>
+      <w:r>
+        <w:rPr>
+          <w:rFonts w:ascii="Arial Narrow" w:eastAsia="Arial Narrow" w:hAnsi="Arial Narrow" w:cs="Arial Narrow"/>
+          <w:b/>
+          <w:bCs/>
+          <w:sz w:val="16"/>
+          <w:szCs w:val="16"/>
+        </w:rPr>
+        <w:t xml:space="preserve">807, LEY SOBRE FACULTADES, NORMAS Y ORGANIZACIÓN DEL INDECOPI FACULTADES DE LAS COMISIONES Y OFICINAS DEL INDECOPI</w:t>
+      </w:r>
+    </w:p>
+    <w:p>
+      <w:pPr>
+        <w:pStyle w:val="NormalWeb"/>
+        <w:spacing w:after="0" w:line="240" w:lineRule="auto"/>
         <w:ind w:left="567"/>
         <w:jc w:val="both"/>
         <w:rPr>
           <w:rFonts w:ascii="Arial Narrow" w:eastAsia="Arial Narrow" w:hAnsi="Arial Narrow" w:cs="Arial Narrow"/>
-          <w:sz w:val="16"/>
-          <w:szCs w:val="16"/>
-        </w:rPr>
-      </w:pPr>
-      <w:r>
-        <w:rPr>
-          <w:rFonts w:ascii="Arial Narrow" w:eastAsia="Arial Narrow" w:hAnsi="Arial Narrow" w:cs="Arial Narrow"/>
-          <w:sz w:val="16"/>
-          <w:szCs w:val="16"/>
-        </w:rPr>
-        <w:t xml:space="preserve">3. En los procedimientos de oficio promovidos por una denuncia de parte, cuando el proveedor se allana a la denuncia presentada o reconoce las pretensiones en ella contenidas, se da por concluido el procedimiento </w:t>
-      </w:r>
-      <w:proofErr w:type="spellStart"/>
-      <w:r>
-        <w:rPr>
-          <w:rFonts w:ascii="Arial Narrow" w:eastAsia="Arial Narrow" w:hAnsi="Arial Narrow" w:cs="Arial Narrow"/>
-          <w:sz w:val="16"/>
-          <w:szCs w:val="16"/>
-        </w:rPr>
-        <w:t>liminarmente</w:t>
-      </w:r>
-      <w:proofErr w:type="spellEnd"/>
-      <w:r>
-        <w:rPr>
-          <w:rFonts w:ascii="Arial Narrow" w:eastAsia="Arial Narrow" w:hAnsi="Arial Narrow" w:cs="Arial Narrow"/>
-          <w:sz w:val="16"/>
-          <w:szCs w:val="16"/>
-        </w:rPr>
-        <w:t>, pudiendo imponerse una amonestación si el allanamiento o reconocimiento se realiza con la presentación de los descargos; caso contrario la sanción a imponer será pecuniaria. En aquellos casos en que el allanamiento o reconocimiento verse sobre controversias referidas a actos de discriminación, actos contrarios a la vida y a la salud y sustancias peligrosas, se considera como un atenuante pero la sanción a imponer será pecuniaria. En todos los supuestos de allanamiento y reconocimiento formulados con la presentación de los descargos, se exonera al denunciado del pago de los costos del procedimiento, pero no de las costas.</w:t>
-      </w:r>
-    </w:p>
+          <w:bCs/>
+          <w:sz w:val="16"/>
+          <w:szCs w:val="16"/>
+        </w:rPr>
+      </w:pPr>
+      <w:r>
+        <w:rPr>
+          <w:rFonts w:ascii="Arial Narrow" w:eastAsia="Arial Narrow" w:hAnsi="Arial Narrow" w:cs="Arial Narrow"/>
+          <w:b/>
+          <w:sz w:val="16"/>
+          <w:szCs w:val="16"/>
+        </w:rPr>
+        <w:t xml:space="preserve">Artículo 29.- </w:t>
+      </w:r>
+      <w:r>
+        <w:rPr>
+          <w:rFonts w:ascii="Arial Narrow" w:eastAsia="Arial Narrow" w:hAnsi="Arial Narrow" w:cs="Arial Narrow"/>
+          <w:bCs/>
+          <w:sz w:val="16"/>
+          <w:szCs w:val="16"/>
+        </w:rPr>
+        <w:t xml:space="preserve">En cualquier estado del procedimiento, e incluso antes de admitirse a trámite la denuncia, el </w:t>
+      </w:r>
+      <w:proofErr w:type="gramStart"/>
+      <w:r>
+        <w:rPr>
+          <w:rFonts w:ascii="Arial Narrow" w:eastAsia="Arial Narrow" w:hAnsi="Arial Narrow" w:cs="Arial Narrow"/>
+          <w:bCs/>
+          <w:sz w:val="16"/>
+          <w:szCs w:val="16"/>
+        </w:rPr>
+        <w:t>Secretario Técnico</w:t>
+      </w:r>
+      <w:proofErr w:type="gramEnd"/>
+      <w:r>
+        <w:rPr>
+          <w:rFonts w:ascii="Arial Narrow" w:eastAsia="Arial Narrow" w:hAnsi="Arial Narrow" w:cs="Arial Narrow"/>
+          <w:bCs/>
+          <w:sz w:val="16"/>
+          <w:szCs w:val="16"/>
+        </w:rPr>
+        <w:t xml:space="preserve"> podrá citar a las partes a audiencia de conciliación. La audiencia se desarrollará ante el </w:t>
+      </w:r>
+      <w:proofErr w:type="gramStart"/>
+      <w:r>
+        <w:rPr>
+          <w:rFonts w:ascii="Arial Narrow" w:eastAsia="Arial Narrow" w:hAnsi="Arial Narrow" w:cs="Arial Narrow"/>
+          <w:bCs/>
+          <w:sz w:val="16"/>
+          <w:szCs w:val="16"/>
+        </w:rPr>
+        <w:t>Secretario Técnico</w:t>
+      </w:r>
+      <w:proofErr w:type="gramEnd"/>
+      <w:r>
+        <w:rPr>
+          <w:rFonts w:ascii="Arial Narrow" w:eastAsia="Arial Narrow" w:hAnsi="Arial Narrow" w:cs="Arial Narrow"/>
+          <w:bCs/>
+          <w:sz w:val="16"/>
+          <w:szCs w:val="16"/>
+        </w:rPr>
+        <w:t xml:space="preserve"> o ante la persona que este designe. Si ambas partes arribaran a un acuerdo respecto de la denuncia, se levantará un acta donde conste el acuerdo respectivo, el mismo que tendrá efectos de transacción extrajudicial. En cualquier caso, la Comisión podrá continuar de oficio el procedimiento, si del análisis de los hechos denunciados considera que podría estarse afectando intereses de terceros.</w:t>
+      </w:r>
+    </w:p>
+    <w:p>
+      <w:pPr>
+        <w:autoSpaceDE w:val="0"/>
+        <w:autoSpaceDN w:val="0"/>
+        <w:adjustRightInd w:val="0"/>
+        <w:spacing w:after="0" w:line="240" w:lineRule="auto"/>
+        <w:ind w:left="567" w:hanging="567"/>
+        <w:jc w:val="both"/>
+        <w:rPr>
+          <w:rFonts w:ascii="Arial Narrow" w:eastAsia="Arial Narrow" w:hAnsi="Arial Narrow" w:cs="Arial Narrow"/>
+          <w:b/>
+          <w:bCs/>
+          <w:sz w:val="16"/>
+          <w:szCs w:val="16"/>
+        </w:rPr>
+      </w:pPr>
+    </w:p>
+  </w:footnote>
+  <w:footnote w:id="16">
     <w:p>
       <w:pPr>
         <w:pStyle w:val="Textonotapie"/>
@@ -14498,26 +14748,6 @@
         <w:jc w:val="both"/>
         <w:rPr>
           <w:rFonts w:ascii="Arial Narrow" w:eastAsia="Arial Narrow" w:hAnsi="Arial Narrow" w:cs="Arial Narrow"/>
-          <w:b/>
-          <w:sz w:val="16"/>
-          <w:szCs w:val="16"/>
-        </w:rPr>
-      </w:pPr>
-    </w:p>
-  </w:footnote>
-  <w:footnote w:id="13">
-    <w:p>
-      <w:pPr>
-        <w:autoSpaceDE w:val="0"/>
-        <w:autoSpaceDN w:val="0"/>
-        <w:adjustRightInd w:val="0"/>
-        <w:spacing w:after="0" w:line="240" w:lineRule="auto"/>
-        <w:ind w:left="567" w:hanging="567"/>
-        <w:jc w:val="both"/>
-        <w:rPr>
-          <w:rFonts w:ascii="Arial Narrow" w:eastAsia="Arial Narrow" w:hAnsi="Arial Narrow" w:cs="Arial Narrow"/>
-          <w:b/>
-          <w:bCs/>
           <w:sz w:val="16"/>
           <w:szCs w:val="16"/>
         </w:rPr>
@@ -14526,8 +14756,6 @@
         <w:rPr>
           <w:rStyle w:val="Refdenotaalpie"/>
           <w:rFonts w:ascii="Arial Narrow" w:eastAsia="Arial Narrow" w:hAnsi="Arial Narrow" w:cs="Arial Narrow"/>
-          <w:b/>
-          <w:bCs/>
           <w:sz w:val="16"/>
           <w:szCs w:val="16"/>
           <w:vertAlign w:val="superscript"/>
@@ -14537,166 +14765,11 @@
       <w:r>
         <w:rPr>
           <w:rFonts w:ascii="Arial Narrow" w:eastAsia="Arial Narrow" w:hAnsi="Arial Narrow" w:cs="Arial Narrow"/>
-          <w:b/>
-          <w:bCs/>
-          <w:sz w:val="16"/>
-          <w:szCs w:val="16"/>
-        </w:rPr>
-        <w:t xml:space="preserve"> </w:t>
-      </w:r>
-      <w:r>
-        <w:rPr>
-          <w:rFonts w:ascii="Arial Narrow" w:eastAsia="Arial Narrow" w:hAnsi="Arial Narrow" w:cs="Arial Narrow"/>
-          <w:b/>
-          <w:bCs/>
           <w:sz w:val="16"/>
           <w:szCs w:val="16"/>
         </w:rPr>
         <w:tab/>
-        <w:t xml:space="preserve">DECRETO LEGISLATIVO </w:t>
-      </w:r>
-      <w:proofErr w:type="spellStart"/>
-      <w:r>
-        <w:rPr>
-          <w:rFonts w:ascii="Arial Narrow" w:eastAsia="Arial Narrow" w:hAnsi="Arial Narrow" w:cs="Arial Narrow"/>
-          <w:b/>
-          <w:bCs/>
-          <w:sz w:val="16"/>
-          <w:szCs w:val="16"/>
-        </w:rPr>
-        <w:t/>
-      </w:r>
-      <w:proofErr w:type="spellEnd"/>
-      <w:r>
-        <w:rPr>
-          <w:rFonts w:ascii="Arial Narrow" w:eastAsia="Arial Narrow" w:hAnsi="Arial Narrow" w:cs="Arial Narrow"/>
-          <w:b/>
-          <w:bCs/>
-          <w:sz w:val="16"/>
-          <w:szCs w:val="16"/>
-        </w:rPr>
-        <w:t xml:space="preserve"> 807, LEY SOBRE FACULTADES, NORMAS Y ORGANIZACIÓN DEL INDECOPI FACULTADES DE LAS COMISIONES Y OFICINAS DEL INDECOPI</w:t>
-      </w:r>
-    </w:p>
-    <w:p>
-      <w:pPr>
-        <w:pStyle w:val="NormalWeb"/>
-        <w:spacing w:after="0" w:line="240" w:lineRule="auto"/>
-        <w:ind w:left="567"/>
-        <w:jc w:val="both"/>
-        <w:rPr>
-          <w:rFonts w:ascii="Arial Narrow" w:eastAsia="Arial Narrow" w:hAnsi="Arial Narrow" w:cs="Arial Narrow"/>
-          <w:bCs/>
-          <w:sz w:val="16"/>
-          <w:szCs w:val="16"/>
-        </w:rPr>
-      </w:pPr>
-      <w:r>
-        <w:rPr>
-          <w:rFonts w:ascii="Arial Narrow" w:eastAsia="Arial Narrow" w:hAnsi="Arial Narrow" w:cs="Arial Narrow"/>
-          <w:b/>
-          <w:sz w:val="16"/>
-          <w:szCs w:val="16"/>
-        </w:rPr>
-        <w:t xml:space="preserve">Artículo 29.- </w:t>
-      </w:r>
-      <w:r>
-        <w:rPr>
-          <w:rFonts w:ascii="Arial Narrow" w:eastAsia="Arial Narrow" w:hAnsi="Arial Narrow" w:cs="Arial Narrow"/>
-          <w:bCs/>
-          <w:sz w:val="16"/>
-          <w:szCs w:val="16"/>
-        </w:rPr>
-        <w:t xml:space="preserve">En cualquier estado del procedimiento, e incluso antes de admitirse a trámite la denuncia, el </w:t>
-      </w:r>
-      <w:proofErr w:type="gramStart"/>
-      <w:r>
-        <w:rPr>
-          <w:rFonts w:ascii="Arial Narrow" w:eastAsia="Arial Narrow" w:hAnsi="Arial Narrow" w:cs="Arial Narrow"/>
-          <w:bCs/>
-          <w:sz w:val="16"/>
-          <w:szCs w:val="16"/>
-        </w:rPr>
-        <w:t>Secretario Técnico</w:t>
-      </w:r>
-      <w:proofErr w:type="gramEnd"/>
-      <w:r>
-        <w:rPr>
-          <w:rFonts w:ascii="Arial Narrow" w:eastAsia="Arial Narrow" w:hAnsi="Arial Narrow" w:cs="Arial Narrow"/>
-          <w:bCs/>
-          <w:sz w:val="16"/>
-          <w:szCs w:val="16"/>
-        </w:rPr>
-        <w:t xml:space="preserve"> podrá citar a las partes a audiencia de conciliación. La audiencia se desarrollará ante el </w:t>
-      </w:r>
-      <w:proofErr w:type="gramStart"/>
-      <w:r>
-        <w:rPr>
-          <w:rFonts w:ascii="Arial Narrow" w:eastAsia="Arial Narrow" w:hAnsi="Arial Narrow" w:cs="Arial Narrow"/>
-          <w:bCs/>
-          <w:sz w:val="16"/>
-          <w:szCs w:val="16"/>
-        </w:rPr>
-        <w:t>Secretario Técnico</w:t>
-      </w:r>
-      <w:proofErr w:type="gramEnd"/>
-      <w:r>
-        <w:rPr>
-          <w:rFonts w:ascii="Arial Narrow" w:eastAsia="Arial Narrow" w:hAnsi="Arial Narrow" w:cs="Arial Narrow"/>
-          <w:bCs/>
-          <w:sz w:val="16"/>
-          <w:szCs w:val="16"/>
-        </w:rPr>
-        <w:t xml:space="preserve"> o ante la persona que este designe. Si ambas partes arribaran a un acuerdo respecto de la denuncia, se levantará un acta donde conste el acuerdo respectivo, el mismo que tendrá efectos de transacción extrajudicial. En cualquier caso, la Comisión podrá continuar de oficio el procedimiento, si del análisis de los hechos denunciados considera que podría estarse afectando intereses de terceros.</w:t>
-      </w:r>
-    </w:p>
-    <w:p>
-      <w:pPr>
-        <w:autoSpaceDE w:val="0"/>
-        <w:autoSpaceDN w:val="0"/>
-        <w:adjustRightInd w:val="0"/>
-        <w:spacing w:after="0" w:line="240" w:lineRule="auto"/>
-        <w:ind w:left="567" w:hanging="567"/>
-        <w:jc w:val="both"/>
-        <w:rPr>
-          <w:rFonts w:ascii="Arial Narrow" w:eastAsia="Arial Narrow" w:hAnsi="Arial Narrow" w:cs="Arial Narrow"/>
-          <w:b/>
-          <w:bCs/>
-          <w:sz w:val="16"/>
-          <w:szCs w:val="16"/>
-        </w:rPr>
-      </w:pPr>
-    </w:p>
-  </w:footnote>
-  <w:footnote w:id="14">
-    <w:p>
-      <w:pPr>
-        <w:pStyle w:val="Textonotapie"/>
-        <w:ind w:left="567" w:hanging="567"/>
-        <w:jc w:val="both"/>
-        <w:rPr>
-          <w:rFonts w:ascii="Arial Narrow" w:eastAsia="Arial Narrow" w:hAnsi="Arial Narrow" w:cs="Arial Narrow"/>
-          <w:sz w:val="16"/>
-          <w:szCs w:val="16"/>
-        </w:rPr>
-      </w:pPr>
-      <w:r>
-        <w:rPr>
-          <w:rStyle w:val="Refdenotaalpie"/>
-          <w:rFonts w:ascii="Arial Narrow" w:eastAsia="Arial Narrow" w:hAnsi="Arial Narrow" w:cs="Arial Narrow"/>
-          <w:sz w:val="16"/>
-          <w:szCs w:val="16"/>
-          <w:vertAlign w:val="superscript"/>
-        </w:rPr>
-        <w:footnoteRef/>
-      </w:r>
-      <w:r>
-        <w:rPr>
-          <w:rFonts w:ascii="Arial Narrow" w:eastAsia="Arial Narrow" w:hAnsi="Arial Narrow" w:cs="Arial Narrow"/>
-          <w:sz w:val="16"/>
-          <w:szCs w:val="16"/>
-        </w:rPr>
-        <w:t xml:space="preserve"> </w:t>
+        <w:t xml:space="preserve"/>
       </w:r>
       <w:r>
         <w:rPr>

--- a/plantillas_maestras/01_seguro_vehicular/falta_atencion_o_demora_reclamo/2_o_mas_ddos_varios/varon/TPL_2064_2025_SEGURO_VEHICULAR_FALTA_ATENCION_O_DEMORA_RECLAMO_ASEGURADORA_VARON_R2.docx
+++ b/plantillas_maestras/01_seguro_vehicular/falta_atencion_o_demora_reclamo/2_o_mas_ddos_varios/varon/TPL_2064_2025_SEGURO_VEHICULAR_FALTA_ATENCION_O_DEMORA_RECLAMO_ASEGURADORA_VARON_R2.docx
@@ -639,7 +639,7 @@
     </w:p>
     <w:p>
       <w:pPr>
-        <w:spacing w:after="0" w:line="240" w:lineRule="auto"/>
+        <w:spacing w:before="0" w:after="0" w:line="240" w:lineRule="auto"/>
         <w:jc w:val="both"/>
         <w:rPr>
           <w:rFonts w:ascii="Arial Narrow" w:eastAsia="Arial Narrow" w:hAnsi="Arial Narrow" w:cs="Arial Narrow"/>
@@ -681,7 +681,7 @@
           <w:lang w:val="es-ES" w:eastAsia="es-ES"/>
           <w14:ligatures w14:val="none"/>
         </w:rPr>
-        <w:t xml:space="preserve">Mediante la denuncia del 16 de abril de 2025, subsanada mediante escrito del 21 de octubre de 2025, el señor [APELLIDO] denunció a Pacífico, Pana Autos, y Honda por presuntas infracciones a la Ley 29571, Código de Protección y Defensa del Consumidor</w:t>
+        <w:t xml:space="preserve">Mediante la denuncia del 16 de abril de 2025</w:t>
       </w:r>
       <w:r>
         <w:rPr>
@@ -707,19 +707,7 @@
           <w:lang w:val="es-ES" w:eastAsia="es-ES"/>
           <w14:ligatures w14:val="none"/>
         </w:rPr>
-        <w:t xml:space="preserve"> (en adelante, Código), señalando lo siguiente:</w:t>
-      </w:r>
-      <w:r>
-        <w:rPr>
-          <w:rFonts w:ascii="Arial Narrow" w:eastAsia="Arial Narrow" w:hAnsi="Arial Narrow" w:cs="Arial Narrow"/>
-          <w:color w:val="000000"/>
-          <w:kern w:val="0"/>
-          <w:sz w:val="22"/>
-          <w:szCs w:val="22"/>
-          <w:lang w:val="es-ES" w:eastAsia="es-ES"/>
-          <w14:ligatures w14:val="none"/>
-        </w:rPr>
-        <w:t/>
+        <w:t xml:space="preserve">, subsanada mediante escrito del 21 de octubre de 2025, el señor [APELLIDO] denunció a Pacífico, Pana Autos, y Honda por presuntas infracciones a la Ley 29571, Código de Protección y Defensa del Consumidor</w:t>
       </w:r>
       <w:r>
         <w:rPr>
@@ -745,6 +733,30 @@
           <w:lang w:val="es-ES" w:eastAsia="es-ES"/>
           <w14:ligatures w14:val="none"/>
         </w:rPr>
+        <w:t xml:space="preserve"> (en adelante, Código), señalando lo siguiente:</w:t>
+      </w:r>
+      <w:r>
+        <w:rPr>
+          <w:rFonts w:ascii="Arial Narrow" w:eastAsia="Arial Narrow" w:hAnsi="Arial Narrow" w:cs="Arial Narrow"/>
+          <w:color w:val="000000"/>
+          <w:kern w:val="0"/>
+          <w:sz w:val="22"/>
+          <w:szCs w:val="22"/>
+          <w:lang w:val="es-ES" w:eastAsia="es-ES"/>
+          <w14:ligatures w14:val="none"/>
+        </w:rPr>
+        <w:t/>
+      </w:r>
+      <w:r>
+        <w:rPr>
+          <w:rFonts w:ascii="Arial Narrow" w:eastAsia="Arial Narrow" w:hAnsi="Arial Narrow" w:cs="Arial Narrow"/>
+          <w:color w:val="000000"/>
+          <w:kern w:val="0"/>
+          <w:sz w:val="22"/>
+          <w:szCs w:val="22"/>
+          <w:lang w:val="es-ES" w:eastAsia="es-ES"/>
+          <w14:ligatures w14:val="none"/>
+        </w:rPr>
         <w:t xml:space="preserve"/>
       </w:r>
       <w:r>
@@ -877,10 +889,10 @@
     </w:p>
     <w:p>
       <w:pPr>
+        <w:spacing w:before="0" w:after="0" w:line="240" w:lineRule="auto"/>
         <w:tabs>
           <w:tab w:val="left" w:pos="1134"/>
         </w:tabs>
-        <w:spacing w:after="0" w:line="240" w:lineRule="auto"/>
         <w:jc w:val="both"/>
         <w:rPr>
           <w:rFonts w:ascii="Arial Narrow" w:eastAsia="Arial Narrow" w:hAnsi="Arial Narrow" w:cs="Arial Narrow"/>
@@ -1053,7 +1065,7 @@
     <w:p>
       <w:pPr>
         <w:pStyle w:val="Prrafodelista"/>
-        <w:spacing w:after="0" w:line="240" w:lineRule="auto"/>
+        <w:spacing w:before="0" w:after="0" w:line="240" w:lineRule="auto"/>
         <w:ind w:left="1134"/>
         <w:jc w:val="both"/>
         <w:rPr>
@@ -1142,7 +1154,7 @@
     <w:p>
       <w:pPr>
         <w:pStyle w:val="Prrafodelista"/>
-        <w:spacing w:after="0" w:line="240" w:lineRule="auto"/>
+        <w:spacing w:before="0" w:after="0" w:line="240" w:lineRule="auto"/>
         <w:ind w:left="1134"/>
         <w:jc w:val="both"/>
         <w:rPr>
@@ -1243,7 +1255,7 @@
     <w:p>
       <w:pPr>
         <w:pStyle w:val="Prrafodelista"/>
-        <w:spacing w:after="0" w:line="240" w:lineRule="auto"/>
+        <w:spacing w:before="0" w:after="0" w:line="240" w:lineRule="auto"/>
         <w:ind w:left="1134"/>
         <w:jc w:val="both"/>
         <w:rPr>
@@ -1356,7 +1368,7 @@
     <w:p>
       <w:pPr>
         <w:pStyle w:val="Prrafodelista"/>
-        <w:spacing w:after="0" w:line="240" w:lineRule="auto"/>
+        <w:spacing w:before="0" w:after="0" w:line="240" w:lineRule="auto"/>
         <w:ind w:left="1134"/>
         <w:jc w:val="both"/>
         <w:rPr>
@@ -1493,7 +1505,7 @@
     <w:p>
       <w:pPr>
         <w:pStyle w:val="Prrafodelista"/>
-        <w:spacing w:after="0" w:line="240" w:lineRule="auto"/>
+        <w:spacing w:before="0" w:after="0" w:line="240" w:lineRule="auto"/>
         <w:ind w:left="1134"/>
         <w:jc w:val="both"/>
         <w:rPr>
@@ -1594,6 +1606,7 @@
     <w:p>
       <w:pPr>
         <w:pStyle w:val="Prrafodelista"/>
+        <w:spacing w:before="0" w:after="0" w:line="240" w:lineRule="auto"/>
         <w:rPr>
           <w:rFonts w:ascii="Arial Narrow" w:eastAsia="Arial Narrow" w:hAnsi="Arial Narrow" w:cs="Arial Narrow"/>
           <w:color w:val="000000"/>
@@ -1753,6 +1766,7 @@
     <w:p>
       <w:pPr>
         <w:pStyle w:val="Prrafodelista"/>
+        <w:spacing w:before="0" w:after="0" w:line="240" w:lineRule="auto"/>
         <w:rPr>
           <w:rFonts w:ascii="Arial Narrow" w:eastAsia="Arial Narrow" w:hAnsi="Arial Narrow" w:cs="Arial Narrow"/>
           <w:color w:val="000000"/>
@@ -1899,7 +1913,7 @@
     <w:p>
       <w:pPr>
         <w:pStyle w:val="Prrafodelista"/>
-        <w:spacing w:after="0" w:line="240" w:lineRule="auto"/>
+        <w:spacing w:before="0" w:after="0" w:line="240" w:lineRule="auto"/>
         <w:ind w:left="1134"/>
         <w:jc w:val="both"/>
         <w:rPr>
@@ -2060,7 +2074,7 @@
     <w:p>
       <w:pPr>
         <w:pStyle w:val="Prrafodelista"/>
-        <w:spacing w:after="0" w:line="240" w:lineRule="auto"/>
+        <w:spacing w:before="0" w:after="0" w:line="240" w:lineRule="auto"/>
         <w:ind w:left="1134"/>
         <w:jc w:val="both"/>
         <w:rPr>
@@ -2281,7 +2295,7 @@
     <w:p>
       <w:pPr>
         <w:pStyle w:val="Prrafodelista"/>
-        <w:spacing w:after="0" w:line="240" w:lineRule="auto"/>
+        <w:spacing w:before="0" w:after="0" w:line="240" w:lineRule="auto"/>
         <w:ind w:left="1134"/>
         <w:jc w:val="both"/>
         <w:rPr>
@@ -2434,7 +2448,7 @@
     <w:p>
       <w:pPr>
         <w:pStyle w:val="Prrafodelista"/>
-        <w:spacing w:after="0" w:line="240" w:lineRule="auto"/>
+        <w:spacing w:before="0" w:after="0" w:line="240" w:lineRule="auto"/>
         <w:ind w:left="1134"/>
         <w:jc w:val="both"/>
         <w:rPr>
@@ -2525,6 +2539,7 @@
     <w:p>
       <w:pPr>
         <w:pStyle w:val="Prrafodelista"/>
+        <w:spacing w:before="0" w:after="0" w:line="240" w:lineRule="auto"/>
         <w:rPr>
           <w:rFonts w:ascii="Arial Narrow" w:eastAsia="Arial Narrow" w:hAnsi="Arial Narrow" w:cs="Arial Narrow"/>
           <w:color w:val="000000"/>
@@ -2673,6 +2688,7 @@
     <w:p>
       <w:pPr>
         <w:pStyle w:val="Prrafodelista"/>
+        <w:spacing w:before="0" w:after="0" w:line="240" w:lineRule="auto"/>
         <w:rPr>
           <w:rFonts w:ascii="Arial Narrow" w:eastAsia="Arial Narrow" w:hAnsi="Arial Narrow" w:cs="Arial Narrow"/>
           <w:color w:val="000000"/>
@@ -2797,6 +2813,7 @@
     <w:p>
       <w:pPr>
         <w:pStyle w:val="Prrafodelista"/>
+        <w:spacing w:before="0" w:after="0" w:line="240" w:lineRule="auto"/>
         <w:rPr>
           <w:rFonts w:ascii="Arial Narrow" w:eastAsia="Arial Narrow" w:hAnsi="Arial Narrow" w:cs="Arial Narrow"/>
           <w:color w:val="000000"/>
@@ -2870,7 +2887,7 @@
     </w:p>
     <w:p>
       <w:pPr>
-        <w:spacing w:after="0" w:line="240" w:lineRule="auto"/>
+        <w:spacing w:before="0" w:after="0" w:line="240" w:lineRule="auto"/>
         <w:jc w:val="both"/>
         <w:rPr>
           <w:rFonts w:ascii="Arial Narrow" w:eastAsia="Arial Narrow" w:hAnsi="Arial Narrow" w:cs="Arial Narrow"/>
@@ -3005,7 +3022,7 @@
     </w:p>
     <w:p>
       <w:pPr>
-        <w:spacing w:after="0" w:line="240" w:lineRule="auto"/>
+        <w:spacing w:before="0" w:after="0" w:line="240" w:lineRule="auto"/>
         <w:jc w:val="both"/>
         <w:rPr>
           <w:rFonts w:ascii="Arial Narrow" w:eastAsia="Arial Narrow" w:hAnsi="Arial Narrow" w:cs="Arial Narrow"/>
@@ -3130,7 +3147,7 @@
     <w:p>
       <w:pPr>
         <w:pStyle w:val="Prrafodelista"/>
-        <w:spacing w:after="0" w:line="240" w:lineRule="auto"/>
+        <w:spacing w:before="0" w:after="0" w:line="240" w:lineRule="auto"/>
         <w:ind w:left="1134"/>
         <w:jc w:val="both"/>
         <w:rPr>
@@ -3252,10 +3269,10 @@
     </w:p>
     <w:p>
       <w:pPr>
+        <w:spacing w:before="0" w:after="0" w:line="240" w:lineRule="auto"/>
         <w:tabs>
           <w:tab w:val="left" w:pos="1134"/>
         </w:tabs>
-        <w:spacing w:after="0" w:line="240" w:lineRule="auto"/>
         <w:jc w:val="both"/>
         <w:rPr>
           <w:rFonts w:ascii="Arial Narrow" w:eastAsia="Arial Narrow" w:hAnsi="Arial Narrow" w:cs="Arial Narrow"/>
@@ -3498,7 +3515,7 @@
     <w:bookmarkEnd w:id="2"/>
     <w:p>
       <w:pPr>
-        <w:spacing w:after="0" w:line="240" w:lineRule="auto"/>
+        <w:spacing w:before="0" w:after="0" w:line="240" w:lineRule="auto"/>
         <w:contextualSpacing/>
         <w:jc w:val="both"/>
         <w:rPr>
@@ -3554,7 +3571,7 @@
     </w:p>
     <w:p>
       <w:pPr>
-        <w:spacing w:after="0" w:line="240" w:lineRule="auto"/>
+        <w:spacing w:before="0" w:after="0" w:line="240" w:lineRule="auto"/>
         <w:ind w:left="567"/>
         <w:contextualSpacing/>
         <w:jc w:val="both"/>
@@ -3795,7 +3812,7 @@
     <w:p>
       <w:pPr>
         <w:pStyle w:val="Prrafodelista"/>
-        <w:spacing w:after="0" w:line="240" w:lineRule="auto"/>
+        <w:spacing w:before="0" w:after="0" w:line="240" w:lineRule="auto"/>
         <w:ind w:left="567"/>
         <w:jc w:val="both"/>
         <w:rPr>
@@ -3890,6 +3907,7 @@
     <w:p>
       <w:pPr>
         <w:pStyle w:val="Prrafodelista"/>
+        <w:spacing w:before="0" w:after="0" w:line="240" w:lineRule="auto"/>
         <w:rPr>
           <w:rFonts w:ascii="Arial Narrow" w:eastAsia="Arial Narrow" w:hAnsi="Arial Narrow" w:cs="Arial Narrow"/>
           <w:kern w:val="0"/>
@@ -4027,6 +4045,7 @@
     <w:p>
       <w:pPr>
         <w:pStyle w:val="Prrafodelista"/>
+        <w:spacing w:before="0" w:after="0" w:line="240" w:lineRule="auto"/>
         <w:rPr>
           <w:rFonts w:ascii="Arial Narrow" w:eastAsia="Arial Narrow" w:hAnsi="Arial Narrow" w:cs="Arial Narrow"/>
           <w:kern w:val="0"/>
@@ -4152,6 +4171,7 @@
     <w:p>
       <w:pPr>
         <w:pStyle w:val="Prrafodelista"/>
+        <w:spacing w:before="0" w:after="0" w:line="240" w:lineRule="auto"/>
         <w:rPr>
           <w:rFonts w:ascii="Arial Narrow" w:eastAsia="Arial Narrow" w:hAnsi="Arial Narrow" w:cs="Arial Narrow"/>
           <w:kern w:val="0"/>
@@ -4307,6 +4327,7 @@
     <w:p>
       <w:pPr>
         <w:pStyle w:val="Prrafodelista"/>
+        <w:spacing w:before="0" w:after="0" w:line="240" w:lineRule="auto"/>
         <w:rPr>
           <w:rFonts w:ascii="Arial Narrow" w:eastAsia="Arial Narrow" w:hAnsi="Arial Narrow" w:cs="Arial Narrow"/>
           <w:kern w:val="0"/>
@@ -4452,6 +4473,7 @@
     <w:p>
       <w:pPr>
         <w:pStyle w:val="Prrafodelista"/>
+        <w:spacing w:before="0" w:after="0" w:line="240" w:lineRule="auto"/>
         <w:rPr>
           <w:rFonts w:ascii="Arial Narrow" w:eastAsia="Arial Narrow" w:hAnsi="Arial Narrow" w:cs="Arial Narrow"/>
           <w:kern w:val="0"/>
@@ -4588,6 +4610,7 @@
     <w:p>
       <w:pPr>
         <w:pStyle w:val="Prrafodelista"/>
+        <w:spacing w:before="0" w:after="0" w:line="240" w:lineRule="auto"/>
         <w:rPr>
           <w:rFonts w:ascii="Arial Narrow" w:eastAsia="Arial Narrow" w:hAnsi="Arial Narrow" w:cs="Arial Narrow"/>
           <w:kern w:val="0"/>
@@ -4733,6 +4756,7 @@
     <w:p>
       <w:pPr>
         <w:pStyle w:val="Prrafodelista"/>
+        <w:spacing w:before="0" w:after="0" w:line="240" w:lineRule="auto"/>
         <w:rPr>
           <w:rFonts w:ascii="Arial Narrow" w:eastAsia="Arial Narrow" w:hAnsi="Arial Narrow" w:cs="Arial Narrow"/>
           <w:sz w:val="22"/>
@@ -4865,6 +4889,7 @@
     <w:p>
       <w:pPr>
         <w:pStyle w:val="Prrafodelista"/>
+        <w:spacing w:before="0" w:after="0" w:line="240" w:lineRule="auto"/>
         <w:rPr>
           <w:rFonts w:ascii="Arial Narrow" w:eastAsia="Arial Narrow" w:hAnsi="Arial Narrow" w:cs="Arial Narrow"/>
           <w:sz w:val="22"/>
@@ -4985,6 +5010,7 @@
     <w:p>
       <w:pPr>
         <w:pStyle w:val="Prrafodelista"/>
+        <w:spacing w:before="0" w:after="0" w:line="240" w:lineRule="auto"/>
         <w:rPr>
           <w:rFonts w:ascii="Arial Narrow" w:eastAsia="Arial Narrow" w:hAnsi="Arial Narrow" w:cs="Arial Narrow"/>
           <w:kern w:val="0"/>
@@ -5140,6 +5166,7 @@
     <w:p>
       <w:pPr>
         <w:pStyle w:val="Prrafodelista"/>
+        <w:spacing w:before="0" w:after="0" w:line="240" w:lineRule="auto"/>
         <w:rPr>
           <w:rFonts w:ascii="Arial Narrow" w:eastAsia="Arial Narrow" w:hAnsi="Arial Narrow" w:cs="Arial Narrow"/>
           <w:kern w:val="0"/>
@@ -5285,6 +5312,7 @@
     <w:p>
       <w:pPr>
         <w:pStyle w:val="Prrafodelista"/>
+        <w:spacing w:before="0" w:after="0" w:line="240" w:lineRule="auto"/>
         <w:rPr>
           <w:rFonts w:ascii="Arial Narrow" w:eastAsia="Arial Narrow" w:hAnsi="Arial Narrow" w:cs="Arial Narrow"/>
           <w:kern w:val="0"/>
@@ -5442,6 +5470,7 @@
     <w:p>
       <w:pPr>
         <w:pStyle w:val="Prrafodelista"/>
+        <w:spacing w:before="0" w:after="0" w:line="240" w:lineRule="auto"/>
         <w:rPr>
           <w:rFonts w:ascii="Arial Narrow" w:eastAsia="Arial Narrow" w:hAnsi="Arial Narrow" w:cs="Arial Narrow"/>
           <w:kern w:val="0"/>
@@ -5587,6 +5616,7 @@
     <w:p>
       <w:pPr>
         <w:pStyle w:val="Prrafodelista"/>
+        <w:spacing w:before="0" w:after="0" w:line="240" w:lineRule="auto"/>
         <w:rPr>
           <w:rFonts w:ascii="Arial Narrow" w:eastAsia="Arial Narrow" w:hAnsi="Arial Narrow" w:cs="Arial Narrow"/>
           <w:kern w:val="0"/>
@@ -5722,6 +5752,7 @@
     <w:p>
       <w:pPr>
         <w:pStyle w:val="Prrafodelista"/>
+        <w:spacing w:before="0" w:after="0" w:line="240" w:lineRule="auto"/>
         <w:rPr>
           <w:rFonts w:ascii="Arial Narrow" w:eastAsia="Arial Narrow" w:hAnsi="Arial Narrow" w:cs="Arial Narrow"/>
           <w:kern w:val="0"/>
@@ -5871,6 +5902,7 @@
     <w:p>
       <w:pPr>
         <w:pStyle w:val="Prrafodelista"/>
+        <w:spacing w:before="0" w:after="0" w:line="240" w:lineRule="auto"/>
         <w:rPr>
           <w:rFonts w:ascii="Arial Narrow" w:eastAsia="Arial Narrow" w:hAnsi="Arial Narrow" w:cs="Arial Narrow"/>
           <w:kern w:val="0"/>
@@ -6008,6 +6040,7 @@
     <w:p>
       <w:pPr>
         <w:pStyle w:val="Prrafodelista"/>
+        <w:spacing w:before="0" w:after="0" w:line="240" w:lineRule="auto"/>
         <w:rPr>
           <w:rFonts w:ascii="Arial Narrow" w:eastAsia="Arial Narrow" w:hAnsi="Arial Narrow" w:cs="Arial Narrow"/>
           <w:kern w:val="0"/>
@@ -6133,6 +6166,7 @@
     <w:p>
       <w:pPr>
         <w:pStyle w:val="Prrafodelista"/>
+        <w:spacing w:before="0" w:after="0" w:line="240" w:lineRule="auto"/>
         <w:rPr>
           <w:rFonts w:ascii="Arial Narrow" w:eastAsia="Arial Narrow" w:hAnsi="Arial Narrow" w:cs="Arial Narrow"/>
           <w:kern w:val="0"/>
@@ -6277,7 +6311,7 @@
     </w:p>
     <w:p>
       <w:pPr>
-        <w:spacing w:after="0" w:line="240" w:lineRule="auto"/>
+        <w:spacing w:before="0" w:after="0" w:line="240" w:lineRule="auto"/>
         <w:jc w:val="both"/>
         <w:rPr>
           <w:rFonts w:ascii="Arial Narrow" w:eastAsia="Arial Narrow" w:hAnsi="Arial Narrow" w:cs="Arial Narrow"/>
@@ -6359,7 +6393,7 @@
     </w:p>
     <w:p>
       <w:pPr>
-        <w:spacing w:after="0" w:line="240" w:lineRule="auto"/>
+        <w:spacing w:before="0" w:after="0" w:line="240" w:lineRule="auto"/>
         <w:contextualSpacing/>
         <w:jc w:val="both"/>
         <w:rPr>
@@ -6414,7 +6448,7 @@
     </w:p>
     <w:p>
       <w:pPr>
-        <w:spacing w:after="0" w:line="240" w:lineRule="auto"/>
+        <w:spacing w:before="0" w:after="0" w:line="240" w:lineRule="auto"/>
         <w:jc w:val="both"/>
         <w:rPr>
           <w:rFonts w:ascii="Arial Narrow" w:eastAsia="Arial Narrow" w:hAnsi="Arial Narrow" w:cs="Arial Narrow"/>
@@ -6550,7 +6584,7 @@
     <w:p>
       <w:pPr>
         <w:pStyle w:val="Prrafodelista"/>
-        <w:spacing w:after="0" w:line="240" w:lineRule="auto"/>
+        <w:spacing w:before="0" w:after="0" w:line="240" w:lineRule="auto"/>
         <w:ind w:left="567"/>
         <w:jc w:val="both"/>
         <w:rPr>
@@ -6616,7 +6650,7 @@
           <w:lang w:val="es-ES" w:eastAsia="es-ES"/>
           <w14:ligatures w14:val="none"/>
         </w:rPr>
-        <w:t xml:space="preserve">: </w:t>
+        <w:t xml:space="preserve">:</w:t>
       </w:r>
       <w:r>
         <w:rPr>
@@ -6628,6 +6662,18 @@
           <w:lang w:val="es-ES" w:eastAsia="es-ES"/>
           <w14:ligatures w14:val="none"/>
         </w:rPr>
+        <w:t xml:space="preserve"> </w:t>
+      </w:r>
+      <w:r>
+        <w:rPr>
+          <w:rFonts w:ascii="Arial Narrow" w:eastAsia="Arial Narrow" w:hAnsi="Arial Narrow" w:cs="Arial Narrow"/>
+          <w:color w:val="000000"/>
+          <w:kern w:val="0"/>
+          <w:sz w:val="22"/>
+          <w:szCs w:val="22"/>
+          <w:lang w:val="es-ES" w:eastAsia="es-ES"/>
+          <w14:ligatures w14:val="none"/>
+        </w:rPr>
         <w:t>(i) presentar una copia debidamente suscrita de la Póliza del Seguro Vehicular 1001203953 materia de denuncia, así como el cargo de remisión de la póliza; y, (</w:t>
       </w:r>
       <w:proofErr w:type="spellStart"/>
@@ -6668,6 +6714,24 @@
         </w:rPr>
         <w:t>.</w:t>
       </w:r>
+    </w:p>
+    <w:p>
+      <w:pPr>
+        <w:pStyle w:val="Prrafodelista"/>
+        <w:spacing w:before="0" w:after="0" w:line="240" w:lineRule="auto"/>
+        <w:ind w:left="567"/>
+        <w:jc w:val="both"/>
+        <w:rPr>
+          <w:rFonts w:ascii="Arial Narrow" w:eastAsia="Arial Narrow" w:hAnsi="Arial Narrow" w:cs="Arial Narrow"/>
+          <w:color w:val="000000"/>
+          <w:kern w:val="0"/>
+          <w:sz w:val="22"/>
+          <w:szCs w:val="22"/>
+          <w:u w:val="single"/>
+          <w:lang w:val="es-ES" w:eastAsia="es-ES"/>
+          <w14:ligatures w14:val="none"/>
+        </w:rPr>
+      </w:pPr>
     </w:p>
     <w:p>
       <w:pPr>
@@ -6681,7 +6745,175 @@
           <w:kern w:val="0"/>
           <w:sz w:val="22"/>
           <w:szCs w:val="22"/>
+          <w:lang w:val="es-ES" w:eastAsia="es-ES"/>
+          <w14:ligatures w14:val="none"/>
+        </w:rPr>
+      </w:pPr>
+      <w:r>
+        <w:rPr>
+          <w:rFonts w:ascii="Arial Narrow" w:eastAsia="Arial Narrow" w:hAnsi="Arial Narrow" w:cs="Arial Narrow"/>
+          <w:color w:val="000000"/>
+          <w:kern w:val="0"/>
+          <w:sz w:val="22"/>
+          <w:szCs w:val="22"/>
           <w:u w:val="single"/>
+          <w:lang w:val="es-ES" w:eastAsia="es-ES"/>
+          <w14:ligatures w14:val="none"/>
+        </w:rPr>
+        <w:t xml:space="preserve">A </w:t>
+      </w:r>
+      <w:r>
+        <w:rPr>
+          <w:rFonts w:ascii="Arial Narrow" w:eastAsia="Arial Narrow" w:hAnsi="Arial Narrow" w:cs="Arial Narrow"/>
+          <w:color w:val="000000"/>
+          <w:kern w:val="0"/>
+          <w:sz w:val="22"/>
+          <w:szCs w:val="22"/>
+          <w:u w:val="single"/>
+          <w:lang w:val="es-ES" w:eastAsia="es-ES"/>
+          <w14:ligatures w14:val="none"/>
+        </w:rPr>
+        <w:t>Pana Autos</w:t>
+      </w:r>
+      <w:r>
+        <w:rPr>
+          <w:rFonts w:ascii="Arial Narrow" w:eastAsia="Arial Narrow" w:hAnsi="Arial Narrow" w:cs="Arial Narrow"/>
+          <w:color w:val="000000"/>
+          <w:kern w:val="0"/>
+          <w:sz w:val="22"/>
+          <w:szCs w:val="22"/>
+          <w:lang w:val="es-ES" w:eastAsia="es-ES"/>
+          <w14:ligatures w14:val="none"/>
+        </w:rPr>
+        <w:t>:</w:t>
+      </w:r>
+      <w:r>
+        <w:rPr>
+          <w:rFonts w:ascii="Arial Narrow" w:eastAsia="Arial Narrow" w:hAnsi="Arial Narrow" w:cs="Arial Narrow"/>
+          <w:color w:val="000000"/>
+          <w:kern w:val="0"/>
+          <w:sz w:val="22"/>
+          <w:szCs w:val="22"/>
+          <w:lang w:eastAsia="es-ES"/>
+          <w14:ligatures w14:val="none"/>
+        </w:rPr>
+        <w:t xml:space="preserve"> </w:t>
+      </w:r>
+      <w:r>
+        <w:rPr>
+          <w:rFonts w:ascii="Arial Narrow" w:eastAsia="Arial Narrow" w:hAnsi="Arial Narrow" w:cs="Arial Narrow"/>
+          <w:color w:val="000000"/>
+          <w:kern w:val="0"/>
+          <w:sz w:val="22"/>
+          <w:szCs w:val="22"/>
+          <w:lang w:eastAsia="es-ES"/>
+          <w14:ligatures w14:val="none"/>
+        </w:rPr>
+        <w:t xml:space="preserve">(i) presentar los medios probatorios que acrediten que el vehículo asegurado fue reparado de forma oportuna </w:t>
+      </w:r>
+      <w:proofErr w:type="gramStart"/>
+      <w:r>
+        <w:rPr>
+          <w:rFonts w:ascii="Arial Narrow" w:eastAsia="Arial Narrow" w:hAnsi="Arial Narrow" w:cs="Arial Narrow"/>
+          <w:color w:val="000000"/>
+          <w:kern w:val="0"/>
+          <w:sz w:val="22"/>
+          <w:szCs w:val="22"/>
+          <w:lang w:eastAsia="es-ES"/>
+          <w14:ligatures w14:val="none"/>
+        </w:rPr>
+        <w:t>de acuerdo a</w:t>
+      </w:r>
+      <w:proofErr w:type="gramEnd"/>
+      <w:r>
+        <w:rPr>
+          <w:rFonts w:ascii="Arial Narrow" w:eastAsia="Arial Narrow" w:hAnsi="Arial Narrow" w:cs="Arial Narrow"/>
+          <w:color w:val="000000"/>
+          <w:kern w:val="0"/>
+          <w:sz w:val="22"/>
+          <w:szCs w:val="22"/>
+          <w:lang w:eastAsia="es-ES"/>
+          <w14:ligatures w14:val="none"/>
+        </w:rPr>
+        <w:t xml:space="preserve"> lo ofrecido; y, (</w:t>
+      </w:r>
+      <w:proofErr w:type="spellStart"/>
+      <w:r>
+        <w:rPr>
+          <w:rFonts w:ascii="Arial Narrow" w:eastAsia="Arial Narrow" w:hAnsi="Arial Narrow" w:cs="Arial Narrow"/>
+          <w:color w:val="000000"/>
+          <w:kern w:val="0"/>
+          <w:sz w:val="22"/>
+          <w:szCs w:val="22"/>
+          <w:lang w:eastAsia="es-ES"/>
+          <w14:ligatures w14:val="none"/>
+        </w:rPr>
+        <w:t>ii</w:t>
+      </w:r>
+      <w:proofErr w:type="spellEnd"/>
+      <w:r>
+        <w:rPr>
+          <w:rFonts w:ascii="Arial Narrow" w:eastAsia="Arial Narrow" w:hAnsi="Arial Narrow" w:cs="Arial Narrow"/>
+          <w:color w:val="000000"/>
+          <w:kern w:val="0"/>
+          <w:sz w:val="22"/>
+          <w:szCs w:val="22"/>
+          <w:lang w:eastAsia="es-ES"/>
+          <w14:ligatures w14:val="none"/>
+        </w:rPr>
+        <w:t xml:space="preserve">) presentar los medios probatorios que acrediten que la reparación del vehículo asegurado fue </w:t>
+      </w:r>
+      <w:proofErr w:type="gramStart"/>
+      <w:r>
+        <w:rPr>
+          <w:rFonts w:ascii="Arial Narrow" w:eastAsia="Arial Narrow" w:hAnsi="Arial Narrow" w:cs="Arial Narrow"/>
+          <w:color w:val="000000"/>
+          <w:kern w:val="0"/>
+          <w:sz w:val="22"/>
+          <w:szCs w:val="22"/>
+          <w:lang w:eastAsia="es-ES"/>
+          <w14:ligatures w14:val="none"/>
+        </w:rPr>
+        <w:t>reparado</w:t>
+      </w:r>
+      <w:proofErr w:type="gramEnd"/>
+      <w:r>
+        <w:rPr>
+          <w:rFonts w:ascii="Arial Narrow" w:eastAsia="Arial Narrow" w:hAnsi="Arial Narrow" w:cs="Arial Narrow"/>
+          <w:color w:val="000000"/>
+          <w:kern w:val="0"/>
+          <w:sz w:val="22"/>
+          <w:szCs w:val="22"/>
+          <w:lang w:eastAsia="es-ES"/>
+          <w14:ligatures w14:val="none"/>
+        </w:rPr>
+        <w:t xml:space="preserve"> de forma adecuada</w:t>
+      </w:r>
+      <w:r>
+        <w:rPr>
+          <w:rFonts w:ascii="Arial Narrow" w:eastAsia="Arial Narrow" w:hAnsi="Arial Narrow" w:cs="Arial Narrow"/>
+          <w:color w:val="000000"/>
+          <w:kern w:val="0"/>
+          <w:sz w:val="22"/>
+          <w:szCs w:val="22"/>
+          <w:lang w:val="es-ES" w:eastAsia="es-ES"/>
+          <w14:ligatures w14:val="none"/>
+        </w:rPr>
+        <w:t>.</w:t>
+      </w:r>
+    </w:p>
+    <w:p>
+      <w:pPr>
+        <w:pStyle w:val="Prrafodelista"/>
+        <w:spacing w:before="0" w:after="0" w:line="240" w:lineRule="auto"/>
+        <w:ind w:left="567"/>
+        <w:jc w:val="both"/>
+        <w:rPr>
+          <w:rFonts w:ascii="Arial Narrow" w:eastAsia="Arial Narrow" w:hAnsi="Arial Narrow" w:cs="Arial Narrow"/>
+          <w:color w:val="000000"/>
+          <w:kern w:val="0"/>
+          <w:sz w:val="22"/>
+          <w:szCs w:val="22"/>
           <w:lang w:val="es-ES" w:eastAsia="es-ES"/>
           <w14:ligatures w14:val="none"/>
         </w:rPr>
@@ -6699,21 +6931,21 @@
           <w:kern w:val="0"/>
           <w:sz w:val="22"/>
           <w:szCs w:val="22"/>
-          <w:lang w:val="es-ES" w:eastAsia="es-ES"/>
-          <w14:ligatures w14:val="none"/>
-        </w:rPr>
-      </w:pPr>
-      <w:r>
-        <w:rPr>
-          <w:rFonts w:ascii="Arial Narrow" w:eastAsia="Arial Narrow" w:hAnsi="Arial Narrow" w:cs="Arial Narrow"/>
-          <w:color w:val="000000"/>
-          <w:kern w:val="0"/>
-          <w:sz w:val="22"/>
-          <w:szCs w:val="22"/>
           <w:u w:val="single"/>
           <w:lang w:val="es-ES" w:eastAsia="es-ES"/>
           <w14:ligatures w14:val="none"/>
         </w:rPr>
+      </w:pPr>
+      <w:r>
+        <w:rPr>
+          <w:rFonts w:ascii="Arial Narrow" w:eastAsia="Arial Narrow" w:hAnsi="Arial Narrow" w:cs="Arial Narrow"/>
+          <w:color w:val="000000"/>
+          <w:kern w:val="0"/>
+          <w:sz w:val="22"/>
+          <w:szCs w:val="22"/>
+          <w:lang w:val="es-ES" w:eastAsia="es-ES"/>
+          <w14:ligatures w14:val="none"/>
+        </w:rPr>
         <w:t xml:space="preserve">A </w:t>
       </w:r>
       <w:r>
@@ -6723,11 +6955,10 @@
           <w:kern w:val="0"/>
           <w:sz w:val="22"/>
           <w:szCs w:val="22"/>
-          <w:u w:val="single"/>
           <w:lang w:val="es-ES" w:eastAsia="es-ES"/>
           <w14:ligatures w14:val="none"/>
         </w:rPr>
-        <w:t>Pana Autos</w:t>
+        <w:t>Honda</w:t>
       </w:r>
       <w:r>
         <w:rPr>
@@ -6760,225 +6991,40 @@
           <w:kern w:val="0"/>
           <w:sz w:val="22"/>
           <w:szCs w:val="22"/>
-          <w:lang w:eastAsia="es-ES"/>
-          <w14:ligatures w14:val="none"/>
-        </w:rPr>
-        <w:t xml:space="preserve">(i) presentar los medios probatorios que acrediten que el vehículo asegurado fue reparado de forma oportuna </w:t>
-      </w:r>
-      <w:proofErr w:type="gramStart"/>
-      <w:r>
-        <w:rPr>
-          <w:rFonts w:ascii="Arial Narrow" w:eastAsia="Arial Narrow" w:hAnsi="Arial Narrow" w:cs="Arial Narrow"/>
-          <w:color w:val="000000"/>
-          <w:kern w:val="0"/>
-          <w:sz w:val="22"/>
-          <w:szCs w:val="22"/>
-          <w:lang w:eastAsia="es-ES"/>
-          <w14:ligatures w14:val="none"/>
-        </w:rPr>
-        <w:t>de acuerdo a</w:t>
-      </w:r>
-      <w:proofErr w:type="gramEnd"/>
-      <w:r>
-        <w:rPr>
-          <w:rFonts w:ascii="Arial Narrow" w:eastAsia="Arial Narrow" w:hAnsi="Arial Narrow" w:cs="Arial Narrow"/>
-          <w:color w:val="000000"/>
-          <w:kern w:val="0"/>
-          <w:sz w:val="22"/>
-          <w:szCs w:val="22"/>
-          <w:lang w:eastAsia="es-ES"/>
-          <w14:ligatures w14:val="none"/>
-        </w:rPr>
-        <w:t xml:space="preserve"> lo ofrecido; y, (</w:t>
-      </w:r>
-      <w:proofErr w:type="spellStart"/>
-      <w:r>
-        <w:rPr>
-          <w:rFonts w:ascii="Arial Narrow" w:eastAsia="Arial Narrow" w:hAnsi="Arial Narrow" w:cs="Arial Narrow"/>
-          <w:color w:val="000000"/>
-          <w:kern w:val="0"/>
-          <w:sz w:val="22"/>
-          <w:szCs w:val="22"/>
-          <w:lang w:eastAsia="es-ES"/>
-          <w14:ligatures w14:val="none"/>
-        </w:rPr>
-        <w:t>ii</w:t>
-      </w:r>
-      <w:proofErr w:type="spellEnd"/>
-      <w:r>
-        <w:rPr>
-          <w:rFonts w:ascii="Arial Narrow" w:eastAsia="Arial Narrow" w:hAnsi="Arial Narrow" w:cs="Arial Narrow"/>
-          <w:color w:val="000000"/>
-          <w:kern w:val="0"/>
-          <w:sz w:val="22"/>
-          <w:szCs w:val="22"/>
-          <w:lang w:eastAsia="es-ES"/>
-          <w14:ligatures w14:val="none"/>
-        </w:rPr>
-        <w:t xml:space="preserve">) presentar los medios probatorios que acrediten que la reparación del vehículo asegurado fue </w:t>
-      </w:r>
-      <w:proofErr w:type="gramStart"/>
-      <w:r>
-        <w:rPr>
-          <w:rFonts w:ascii="Arial Narrow" w:eastAsia="Arial Narrow" w:hAnsi="Arial Narrow" w:cs="Arial Narrow"/>
-          <w:color w:val="000000"/>
-          <w:kern w:val="0"/>
-          <w:sz w:val="22"/>
-          <w:szCs w:val="22"/>
-          <w:lang w:eastAsia="es-ES"/>
-          <w14:ligatures w14:val="none"/>
-        </w:rPr>
-        <w:t>reparado</w:t>
-      </w:r>
-      <w:proofErr w:type="gramEnd"/>
-      <w:r>
-        <w:rPr>
-          <w:rFonts w:ascii="Arial Narrow" w:eastAsia="Arial Narrow" w:hAnsi="Arial Narrow" w:cs="Arial Narrow"/>
-          <w:color w:val="000000"/>
-          <w:kern w:val="0"/>
-          <w:sz w:val="22"/>
-          <w:szCs w:val="22"/>
-          <w:lang w:eastAsia="es-ES"/>
-          <w14:ligatures w14:val="none"/>
-        </w:rPr>
-        <w:t xml:space="preserve"> de forma adecuada</w:t>
-      </w:r>
-      <w:r>
-        <w:rPr>
-          <w:rFonts w:ascii="Arial Narrow" w:eastAsia="Arial Narrow" w:hAnsi="Arial Narrow" w:cs="Arial Narrow"/>
-          <w:color w:val="000000"/>
-          <w:kern w:val="0"/>
-          <w:sz w:val="22"/>
-          <w:szCs w:val="22"/>
           <w:lang w:val="es-ES" w:eastAsia="es-ES"/>
           <w14:ligatures w14:val="none"/>
         </w:rPr>
+        <w:t xml:space="preserve"> </w:t>
+      </w:r>
+      <w:r>
+        <w:rPr>
+          <w:rFonts w:ascii="Arial Narrow" w:eastAsia="Arial Narrow" w:hAnsi="Arial Narrow" w:cs="Arial Narrow"/>
+          <w:color w:val="000000"/>
+          <w:kern w:val="0"/>
+          <w:sz w:val="22"/>
+          <w:szCs w:val="22"/>
+          <w:lang w:val="es-ES" w:eastAsia="es-ES"/>
+          <w14:ligatures w14:val="none"/>
+        </w:rPr>
+        <w:t>presentar todas las comunicaciones cursadas con la parte denunciante en virtud de los hechos materia de denuncia</w:t>
+      </w:r>
+      <w:r>
+        <w:rPr>
+          <w:rFonts w:ascii="Arial Narrow" w:eastAsia="Arial Narrow" w:hAnsi="Arial Narrow" w:cs="Arial Narrow"/>
+          <w:color w:val="000000"/>
+          <w:kern w:val="0"/>
+          <w:sz w:val="22"/>
+          <w:szCs w:val="22"/>
+          <w:lang w:val="es-ES" w:eastAsia="es-ES"/>
+          <w14:ligatures w14:val="none"/>
+        </w:rPr>
         <w:t>.</w:t>
       </w:r>
     </w:p>
     <w:p>
       <w:pPr>
         <w:pStyle w:val="Prrafodelista"/>
-        <w:spacing w:after="0" w:line="240" w:lineRule="auto"/>
-        <w:ind w:left="567"/>
-        <w:jc w:val="both"/>
-        <w:rPr>
-          <w:rFonts w:ascii="Arial Narrow" w:eastAsia="Arial Narrow" w:hAnsi="Arial Narrow" w:cs="Arial Narrow"/>
-          <w:color w:val="000000"/>
-          <w:kern w:val="0"/>
-          <w:sz w:val="22"/>
-          <w:szCs w:val="22"/>
-          <w:lang w:val="es-ES" w:eastAsia="es-ES"/>
-          <w14:ligatures w14:val="none"/>
-        </w:rPr>
-      </w:pPr>
-    </w:p>
-    <w:p>
-      <w:pPr>
-        <w:pStyle w:val="Prrafodelista"/>
-        <w:spacing w:after="0" w:line="240" w:lineRule="auto"/>
-        <w:ind w:left="567"/>
-        <w:jc w:val="both"/>
-        <w:rPr>
-          <w:rFonts w:ascii="Arial Narrow" w:eastAsia="Arial Narrow" w:hAnsi="Arial Narrow" w:cs="Arial Narrow"/>
-          <w:color w:val="000000"/>
-          <w:kern w:val="0"/>
-          <w:sz w:val="22"/>
-          <w:szCs w:val="22"/>
-          <w:u w:val="single"/>
-          <w:lang w:val="es-ES" w:eastAsia="es-ES"/>
-          <w14:ligatures w14:val="none"/>
-        </w:rPr>
-      </w:pPr>
-      <w:r>
-        <w:rPr>
-          <w:rFonts w:ascii="Arial Narrow" w:eastAsia="Arial Narrow" w:hAnsi="Arial Narrow" w:cs="Arial Narrow"/>
-          <w:color w:val="000000"/>
-          <w:kern w:val="0"/>
-          <w:sz w:val="22"/>
-          <w:szCs w:val="22"/>
-          <w:lang w:val="es-ES" w:eastAsia="es-ES"/>
-          <w14:ligatures w14:val="none"/>
-        </w:rPr>
-        <w:t xml:space="preserve">A </w:t>
-      </w:r>
-      <w:r>
-        <w:rPr>
-          <w:rFonts w:ascii="Arial Narrow" w:eastAsia="Arial Narrow" w:hAnsi="Arial Narrow" w:cs="Arial Narrow"/>
-          <w:color w:val="000000"/>
-          <w:kern w:val="0"/>
-          <w:sz w:val="22"/>
-          <w:szCs w:val="22"/>
-          <w:lang w:val="es-ES" w:eastAsia="es-ES"/>
-          <w14:ligatures w14:val="none"/>
-        </w:rPr>
-        <w:t>Honda</w:t>
-      </w:r>
-      <w:r>
-        <w:rPr>
-          <w:rFonts w:ascii="Arial Narrow" w:eastAsia="Arial Narrow" w:hAnsi="Arial Narrow" w:cs="Arial Narrow"/>
-          <w:color w:val="000000"/>
-          <w:kern w:val="0"/>
-          <w:sz w:val="22"/>
-          <w:szCs w:val="22"/>
-          <w:lang w:val="es-ES" w:eastAsia="es-ES"/>
-          <w14:ligatures w14:val="none"/>
-        </w:rPr>
-        <w:t>:</w:t>
-      </w:r>
-      <w:r>
-        <w:rPr>
-          <w:rFonts w:ascii="Arial Narrow" w:eastAsia="Arial Narrow" w:hAnsi="Arial Narrow" w:cs="Arial Narrow"/>
-          <w:color w:val="000000"/>
-          <w:kern w:val="0"/>
-          <w:sz w:val="22"/>
-          <w:szCs w:val="22"/>
-          <w:lang w:eastAsia="es-ES"/>
-          <w14:ligatures w14:val="none"/>
-        </w:rPr>
-        <w:t xml:space="preserve"> </w:t>
-      </w:r>
-      <w:r>
-        <w:rPr>
-          <w:rFonts w:ascii="Arial Narrow" w:eastAsia="Arial Narrow" w:hAnsi="Arial Narrow" w:cs="Arial Narrow"/>
-          <w:color w:val="000000"/>
-          <w:kern w:val="0"/>
-          <w:sz w:val="22"/>
-          <w:szCs w:val="22"/>
-          <w:lang w:val="es-ES" w:eastAsia="es-ES"/>
-          <w14:ligatures w14:val="none"/>
-        </w:rPr>
-        <w:t xml:space="preserve"> </w:t>
-      </w:r>
-      <w:r>
-        <w:rPr>
-          <w:rFonts w:ascii="Arial Narrow" w:eastAsia="Arial Narrow" w:hAnsi="Arial Narrow" w:cs="Arial Narrow"/>
-          <w:color w:val="000000"/>
-          <w:kern w:val="0"/>
-          <w:sz w:val="22"/>
-          <w:szCs w:val="22"/>
-          <w:lang w:val="es-ES" w:eastAsia="es-ES"/>
-          <w14:ligatures w14:val="none"/>
-        </w:rPr>
-        <w:t>presentar todas las comunicaciones cursadas con la parte denunciante en virtud de los hechos materia de denuncia</w:t>
-      </w:r>
-      <w:r>
-        <w:rPr>
-          <w:rFonts w:ascii="Arial Narrow" w:eastAsia="Arial Narrow" w:hAnsi="Arial Narrow" w:cs="Arial Narrow"/>
-          <w:color w:val="000000"/>
-          <w:kern w:val="0"/>
-          <w:sz w:val="22"/>
-          <w:szCs w:val="22"/>
-          <w:lang w:val="es-ES" w:eastAsia="es-ES"/>
-          <w14:ligatures w14:val="none"/>
-        </w:rPr>
-        <w:t>.</w:t>
-      </w:r>
-    </w:p>
-    <w:p>
-      <w:pPr>
-        <w:pStyle w:val="Prrafodelista"/>
-        <w:spacing w:after="0" w:line="240" w:lineRule="auto"/>
+        <w:spacing w:before="0" w:after="0" w:line="240" w:lineRule="auto"/>
         <w:ind w:left="567"/>
         <w:jc w:val="both"/>
         <w:rPr>
@@ -7035,10 +7081,37 @@
     </w:p>
     <w:p>
       <w:pPr>
+        <w:spacing w:before="0" w:after="0" w:line="240" w:lineRule="auto"/>
+        <w:jc w:val="both"/>
+        <w:rPr>
+          <w:rFonts w:ascii="Arial Narrow" w:eastAsia="Arial Narrow" w:hAnsi="Arial Narrow" w:cs="Arial Narrow"/>
+          <w:b/>
+          <w:color w:val="000000"/>
+          <w:kern w:val="0"/>
+          <w:sz w:val="22"/>
+          <w:szCs w:val="22"/>
+          <w:lang w:eastAsia="es-PE"/>
+          <w14:ligatures w14:val="none"/>
+        </w:rPr>
+      </w:pPr>
+    </w:p>
+    <w:p>
+      <w:pPr>
         <w:spacing w:after="0" w:line="240" w:lineRule="auto"/>
         <w:jc w:val="both"/>
         <w:rPr>
           <w:rFonts w:ascii="Arial Narrow" w:eastAsia="Arial Narrow" w:hAnsi="Arial Narrow" w:cs="Arial Narrow"/>
+          <w:color w:val="000000"/>
+          <w:kern w:val="0"/>
+          <w:sz w:val="22"/>
+          <w:szCs w:val="22"/>
+          <w:lang w:eastAsia="es-PE"/>
+          <w14:ligatures w14:val="none"/>
+        </w:rPr>
+      </w:pPr>
+      <w:r>
+        <w:rPr>
+          <w:rFonts w:ascii="Arial Narrow" w:eastAsia="Arial Narrow" w:hAnsi="Arial Narrow" w:cs="Arial Narrow"/>
           <w:b/>
           <w:color w:val="000000"/>
           <w:kern w:val="0"/>
@@ -7047,33 +7120,6 @@
           <w:lang w:eastAsia="es-PE"/>
           <w14:ligatures w14:val="none"/>
         </w:rPr>
-      </w:pPr>
-    </w:p>
-    <w:p>
-      <w:pPr>
-        <w:spacing w:after="0" w:line="240" w:lineRule="auto"/>
-        <w:jc w:val="both"/>
-        <w:rPr>
-          <w:rFonts w:ascii="Arial Narrow" w:eastAsia="Arial Narrow" w:hAnsi="Arial Narrow" w:cs="Arial Narrow"/>
-          <w:color w:val="000000"/>
-          <w:kern w:val="0"/>
-          <w:sz w:val="22"/>
-          <w:szCs w:val="22"/>
-          <w:lang w:eastAsia="es-PE"/>
-          <w14:ligatures w14:val="none"/>
-        </w:rPr>
-      </w:pPr>
-      <w:r>
-        <w:rPr>
-          <w:rFonts w:ascii="Arial Narrow" w:eastAsia="Arial Narrow" w:hAnsi="Arial Narrow" w:cs="Arial Narrow"/>
-          <w:b/>
-          <w:color w:val="000000"/>
-          <w:kern w:val="0"/>
-          <w:sz w:val="22"/>
-          <w:szCs w:val="22"/>
-          <w:lang w:eastAsia="es-PE"/>
-          <w14:ligatures w14:val="none"/>
-        </w:rPr>
         <w:t xml:space="preserve">PRIMERO:</w:t>
       </w:r>
       <w:r>
@@ -7225,7 +7271,7 @@
     </w:p>
     <w:p>
       <w:pPr>
-        <w:spacing w:after="0" w:line="240" w:lineRule="auto"/>
+        <w:spacing w:before="0" w:after="0" w:line="240" w:lineRule="auto"/>
         <w:jc w:val="both"/>
         <w:rPr>
           <w:rFonts w:ascii="Arial Narrow" w:eastAsia="Arial Narrow" w:hAnsi="Arial Narrow" w:cs="Arial Narrow"/>
@@ -7291,7 +7337,7 @@
     </w:p>
     <w:p>
       <w:pPr>
-        <w:spacing w:after="0" w:line="240" w:lineRule="auto"/>
+        <w:spacing w:before="0" w:after="0" w:line="240" w:lineRule="auto"/>
         <w:jc w:val="both"/>
         <w:rPr>
           <w:rFonts w:ascii="Arial Narrow" w:eastAsia="Arial Narrow" w:hAnsi="Arial Narrow" w:cs="Arial Narrow"/>
@@ -7348,7 +7394,7 @@
     </w:p>
     <w:p>
       <w:pPr>
-        <w:spacing w:after="0" w:line="240" w:lineRule="auto"/>
+        <w:spacing w:before="0" w:after="0" w:line="240" w:lineRule="auto"/>
         <w:jc w:val="both"/>
         <w:rPr>
           <w:rFonts w:ascii="Arial Narrow" w:eastAsia="Arial Narrow" w:hAnsi="Arial Narrow" w:cs="Arial Narrow"/>
@@ -7395,6 +7441,7 @@
     <w:p>
       <w:pPr>
         <w:pStyle w:val="Prrafodelista"/>
+        <w:spacing w:before="0" w:after="0" w:line="240" w:lineRule="auto"/>
         <w:rPr>
           <w:rFonts w:ascii="Arial Narrow" w:eastAsia="Arial Narrow" w:hAnsi="Arial Narrow" w:cs="Arial Narrow"/>
           <w:kern w:val="0"/>
@@ -7439,7 +7486,7 @@
     </w:p>
     <w:p>
       <w:pPr>
-        <w:spacing w:after="0" w:line="240" w:lineRule="auto"/>
+        <w:spacing w:before="0" w:after="0" w:line="240" w:lineRule="auto"/>
         <w:jc w:val="both"/>
         <w:rPr>
           <w:rFonts w:ascii="Arial Narrow" w:eastAsia="Arial Narrow" w:hAnsi="Arial Narrow" w:cs="Arial Narrow"/>
@@ -7495,7 +7542,7 @@
     </w:p>
     <w:p>
       <w:pPr>
-        <w:spacing w:after="0" w:line="240" w:lineRule="auto"/>
+        <w:spacing w:before="0" w:after="0" w:line="240" w:lineRule="auto"/>
         <w:jc w:val="both"/>
         <w:rPr>
           <w:rFonts w:ascii="Arial Narrow" w:eastAsia="Arial Narrow" w:hAnsi="Arial Narrow" w:cs="Arial Narrow"/>
@@ -7541,7 +7588,7 @@
     </w:p>
     <w:p>
       <w:pPr>
-        <w:spacing w:after="0" w:line="240" w:lineRule="auto"/>
+        <w:spacing w:before="0" w:after="0" w:line="240" w:lineRule="auto"/>
         <w:jc w:val="both"/>
         <w:rPr>
           <w:rFonts w:ascii="Arial Narrow" w:eastAsia="Arial Narrow" w:hAnsi="Arial Narrow" w:cs="Arial Narrow"/>
@@ -7587,7 +7634,7 @@
     </w:p>
     <w:p>
       <w:pPr>
-        <w:spacing w:after="0" w:line="240" w:lineRule="auto"/>
+        <w:spacing w:before="0" w:after="0" w:line="240" w:lineRule="auto"/>
         <w:jc w:val="both"/>
         <w:rPr>
           <w:rFonts w:ascii="Arial Narrow" w:eastAsia="Arial Narrow" w:hAnsi="Arial Narrow" w:cs="Arial Narrow"/>
@@ -7633,7 +7680,7 @@
     </w:p>
     <w:p>
       <w:pPr>
-        <w:spacing w:after="0" w:line="240" w:lineRule="auto"/>
+        <w:spacing w:before="0" w:after="0" w:line="240" w:lineRule="auto"/>
         <w:jc w:val="both"/>
         <w:rPr>
           <w:rFonts w:ascii="Arial Narrow" w:eastAsia="Arial Narrow" w:hAnsi="Arial Narrow" w:cs="Arial Narrow"/>
@@ -7767,6 +7814,7 @@
     <w:p>
       <w:pPr>
         <w:pStyle w:val="Prrafodelista"/>
+        <w:spacing w:before="0" w:after="0" w:line="240" w:lineRule="auto"/>
         <w:rPr>
           <w:rFonts w:ascii="Arial Narrow" w:eastAsia="Arial Narrow" w:hAnsi="Arial Narrow" w:cs="Arial Narrow"/>
           <w:kern w:val="0"/>
@@ -7877,7 +7925,7 @@
     </w:p>
     <w:p>
       <w:pPr>
-        <w:spacing w:after="0" w:line="240" w:lineRule="auto"/>
+        <w:spacing w:before="0" w:after="0" w:line="240" w:lineRule="auto"/>
         <w:jc w:val="both"/>
         <w:rPr>
           <w:rFonts w:ascii="Arial Narrow" w:eastAsia="Arial Narrow" w:hAnsi="Arial Narrow" w:cs="Arial Narrow"/>
@@ -7924,7 +7972,7 @@
     <w:p>
       <w:pPr>
         <w:pStyle w:val="Prrafodelista"/>
-        <w:spacing w:after="0" w:line="240" w:lineRule="auto"/>
+        <w:spacing w:before="0" w:after="0" w:line="240" w:lineRule="auto"/>
         <w:ind w:left="567"/>
         <w:jc w:val="both"/>
         <w:rPr>
@@ -7972,7 +8020,7 @@
     <w:p>
       <w:pPr>
         <w:pStyle w:val="Prrafodelista"/>
-        <w:spacing w:after="0" w:line="240" w:lineRule="auto"/>
+        <w:spacing w:before="0" w:after="0" w:line="240" w:lineRule="auto"/>
         <w:ind w:left="567"/>
         <w:jc w:val="both"/>
         <w:rPr>
@@ -8063,7 +8111,7 @@
     <w:p>
       <w:pPr>
         <w:pStyle w:val="Prrafodelista"/>
-        <w:spacing w:after="0" w:line="240" w:lineRule="auto"/>
+        <w:spacing w:before="0" w:after="0" w:line="240" w:lineRule="auto"/>
         <w:ind w:left="567"/>
         <w:jc w:val="both"/>
         <w:rPr>
@@ -8110,6 +8158,7 @@
     </w:p>
     <w:p>
       <w:pPr>
+        <w:spacing w:before="0" w:after="0" w:line="240" w:lineRule="auto"/>
         <w:rPr>
           <w:rFonts w:ascii="Arial Narrow" w:eastAsia="Arial Narrow" w:hAnsi="Arial Narrow" w:cs="Arial Narrow"/>
           <w:kern w:val="0"/>
@@ -8155,7 +8204,7 @@
     <w:p>
       <w:pPr>
         <w:pStyle w:val="Prrafodelista"/>
-        <w:spacing w:after="0" w:line="240" w:lineRule="auto"/>
+        <w:spacing w:before="0" w:after="0" w:line="240" w:lineRule="auto"/>
         <w:ind w:left="567"/>
         <w:jc w:val="both"/>
         <w:rPr>
@@ -8239,7 +8288,7 @@
     <w:p>
       <w:pPr>
         <w:pStyle w:val="Prrafodelista"/>
-        <w:spacing w:after="0" w:line="240" w:lineRule="auto"/>
+        <w:spacing w:before="0" w:after="0" w:line="240" w:lineRule="auto"/>
         <w:ind w:left="567"/>
         <w:jc w:val="both"/>
         <w:rPr>
@@ -8339,6 +8388,7 @@
     <w:p>
       <w:pPr>
         <w:pStyle w:val="Prrafodelista"/>
+        <w:spacing w:before="0" w:after="0" w:line="240" w:lineRule="auto"/>
         <w:rPr>
           <w:rFonts w:ascii="Arial Narrow" w:eastAsia="Arial Narrow" w:hAnsi="Arial Narrow" w:cs="Arial Narrow"/>
           <w:kern w:val="0"/>
@@ -8384,6 +8434,7 @@
     <w:p>
       <w:pPr>
         <w:pStyle w:val="Prrafodelista"/>
+        <w:spacing w:before="0" w:after="0" w:line="240" w:lineRule="auto"/>
         <w:rPr>
           <w:rFonts w:ascii="Arial Narrow" w:eastAsia="Arial Narrow" w:hAnsi="Arial Narrow" w:cs="Arial Narrow"/>
           <w:kern w:val="0"/>
@@ -8468,7 +8519,7 @@
     </w:p>
     <w:p>
       <w:pPr>
-        <w:spacing w:after="0" w:line="240" w:lineRule="auto"/>
+        <w:spacing w:before="0" w:after="0" w:line="240" w:lineRule="auto"/>
         <w:jc w:val="both"/>
         <w:rPr>
           <w:rFonts w:ascii="Arial Narrow" w:eastAsia="Arial Narrow" w:hAnsi="Arial Narrow" w:cs="Arial Narrow"/>
@@ -8554,7 +8605,7 @@
     </w:p>
     <w:p>
       <w:pPr>
-        <w:spacing w:line="240" w:lineRule="auto"/>
+        <w:spacing w:before="0" w:after="0" w:line="240" w:lineRule="auto"/>
         <w:contextualSpacing/>
         <w:jc w:val="both"/>
         <w:rPr>
@@ -8642,7 +8693,7 @@
     </w:p>
     <w:p>
       <w:pPr>
-        <w:spacing w:after="0" w:line="240" w:lineRule="auto"/>
+        <w:spacing w:before="0" w:after="0" w:line="240" w:lineRule="auto"/>
         <w:jc w:val="both"/>
         <w:rPr>
           <w:rFonts w:ascii="Arial Narrow" w:eastAsia="Arial Narrow" w:hAnsi="Arial Narrow" w:cs="Arial Narrow"/>
@@ -8968,7 +9019,7 @@
     </w:p>
     <w:p>
       <w:pPr>
-        <w:spacing w:after="0" w:line="240" w:lineRule="auto"/>
+        <w:spacing w:before="0" w:after="0" w:line="240" w:lineRule="auto"/>
         <w:ind w:left="567"/>
         <w:jc w:val="both"/>
         <w:rPr>
@@ -9069,6 +9120,21 @@
     </w:p>
     <w:p>
       <w:pPr>
+        <w:spacing w:before="0" w:after="0" w:line="240" w:lineRule="auto"/>
+        <w:jc w:val="both"/>
+        <w:rPr>
+          <w:rFonts w:ascii="Arial Narrow" w:eastAsia="Arial Narrow" w:hAnsi="Arial Narrow" w:cs="Arial Narrow"/>
+          <w:color w:val="000000"/>
+          <w:kern w:val="0"/>
+          <w:sz w:val="22"/>
+          <w:szCs w:val="22"/>
+          <w:lang w:eastAsia="es-PE"/>
+          <w14:ligatures w14:val="none"/>
+        </w:rPr>
+      </w:pPr>
+    </w:p>
+    <w:p>
+      <w:pPr>
         <w:spacing w:after="0" w:line="240" w:lineRule="auto"/>
         <w:jc w:val="both"/>
         <w:rPr>
@@ -9077,7 +9143,217 @@
           <w:kern w:val="0"/>
           <w:sz w:val="22"/>
           <w:szCs w:val="22"/>
-          <w:lang w:eastAsia="es-PE"/>
+          <w:lang w:val="es-ES" w:eastAsia="es-ES"/>
+          <w14:ligatures w14:val="none"/>
+        </w:rPr>
+      </w:pPr>
+      <w:r>
+        <w:rPr>
+          <w:rFonts w:ascii="Arial Narrow" w:eastAsia="Arial Narrow" w:hAnsi="Arial Narrow" w:cs="Arial Narrow"/>
+          <w:b/>
+          <w:color w:val="000000"/>
+          <w:kern w:val="0"/>
+          <w:sz w:val="22"/>
+          <w:szCs w:val="22"/>
+          <w:lang w:eastAsia="es-PE"/>
+          <w14:ligatures w14:val="none"/>
+        </w:rPr>
+        <w:t xml:space="preserve">QUINTO:</w:t>
+      </w:r>
+      <w:r>
+        <w:rPr>
+          <w:rFonts w:ascii="Arial Narrow" w:eastAsia="Arial Narrow" w:hAnsi="Arial Narrow" w:cs="Arial Narrow"/>
+          <w:color w:val="000000"/>
+          <w:kern w:val="0"/>
+          <w:sz w:val="22"/>
+          <w:szCs w:val="22"/>
+          <w:lang w:eastAsia="es-PE"/>
+          <w14:ligatures w14:val="none"/>
+        </w:rPr>
+        <w:t xml:space="preserve"> </w:t>
+      </w:r>
+      <w:bookmarkStart w:id="11" w:name="_Hlk188286813"/>
+      <w:r>
+        <w:rPr>
+          <w:rFonts w:ascii="Arial Narrow" w:eastAsia="Arial Narrow" w:hAnsi="Arial Narrow" w:cs="Arial Narrow"/>
+          <w:color w:val="000000"/>
+          <w:kern w:val="0"/>
+          <w:sz w:val="22"/>
+          <w:szCs w:val="22"/>
+          <w:lang w:eastAsia="es-ES"/>
+          <w14:ligatures w14:val="none"/>
+        </w:rPr>
+        <w:t xml:space="preserve">requerir </w:t>
+      </w:r>
+      <w:r>
+        <w:rPr>
+          <w:rFonts w:ascii="Arial Narrow" w:eastAsia="Arial Narrow" w:hAnsi="Arial Narrow" w:cs="Arial Narrow"/>
+          <w:color w:val="000000"/>
+          <w:kern w:val="0"/>
+          <w:sz w:val="22"/>
+          <w:szCs w:val="22"/>
+          <w:lang w:val="es-ES" w:eastAsia="es-ES"/>
+          <w14:ligatures w14:val="none"/>
+        </w:rPr>
+        <w:t xml:space="preserve">que, en un </w:t>
+      </w:r>
+      <w:r>
+        <w:rPr>
+          <w:rFonts w:ascii="Arial Narrow" w:eastAsia="Arial Narrow" w:hAnsi="Arial Narrow" w:cs="Arial Narrow"/>
+          <w:color w:val="000000"/>
+          <w:kern w:val="0"/>
+          <w:sz w:val="22"/>
+          <w:szCs w:val="22"/>
+          <w:lang w:eastAsia="es-ES"/>
+          <w14:ligatures w14:val="none"/>
+        </w:rPr>
+        <w:t>plazo no mayor de cinco (5) días hábiles contado a partir del día siguiente de la notificación de la presente resolución</w:t>
+      </w:r>
+      <w:bookmarkEnd w:id="11"/>
+      <w:r>
+        <w:rPr>
+          <w:rFonts w:ascii="Arial Narrow" w:eastAsia="Arial Narrow" w:hAnsi="Arial Narrow" w:cs="Arial Narrow"/>
+          <w:color w:val="000000"/>
+          <w:kern w:val="0"/>
+          <w:sz w:val="22"/>
+          <w:szCs w:val="22"/>
+          <w:lang w:eastAsia="es-ES"/>
+          <w14:ligatures w14:val="none"/>
+        </w:rPr>
+        <w:t xml:space="preserve">, </w:t>
+      </w:r>
+      <w:bookmarkStart w:id="12" w:name="_Hlk188286828"/>
+      <w:r>
+        <w:rPr>
+          <w:rFonts w:ascii="Arial Narrow" w:eastAsia="Arial Narrow" w:hAnsi="Arial Narrow" w:cs="Arial Narrow"/>
+          <w:sz w:val="22"/>
+          <w:szCs w:val="22"/>
+        </w:rPr>
+        <w:t>Pacífico Compañía de Seguros y Reaseguros S.A.</w:t>
+      </w:r>
+      <w:r>
+        <w:rPr>
+          <w:rFonts w:ascii="Arial Narrow" w:eastAsia="Arial Narrow" w:hAnsi="Arial Narrow" w:cs="Arial Narrow"/>
+          <w:color w:val="000000"/>
+          <w:kern w:val="0"/>
+          <w:sz w:val="22"/>
+          <w:szCs w:val="22"/>
+          <w:lang w:eastAsia="es-ES"/>
+          <w14:ligatures w14:val="none"/>
+        </w:rPr>
+        <w:t xml:space="preserve">, </w:t>
+      </w:r>
+      <w:bookmarkEnd w:id="12"/>
+      <w:r>
+        <w:rPr>
+          <w:rFonts w:ascii="Arial Narrow" w:eastAsia="Arial Narrow" w:hAnsi="Arial Narrow" w:cs="Arial Narrow"/>
+          <w:color w:val="000000"/>
+          <w:kern w:val="0"/>
+          <w:sz w:val="22"/>
+          <w:szCs w:val="22"/>
+          <w:lang w:val="es-ES" w:eastAsia="es-ES"/>
+          <w14:ligatures w14:val="none"/>
+        </w:rPr>
+        <w:t xml:space="preserve">cumpla con: </w:t>
+      </w:r>
+      <w:r>
+        <w:rPr>
+          <w:rFonts w:ascii="Arial Narrow" w:eastAsia="Arial Narrow" w:hAnsi="Arial Narrow" w:cs="Arial Narrow"/>
+          <w:color w:val="000000"/>
+          <w:kern w:val="0"/>
+          <w:sz w:val="22"/>
+          <w:szCs w:val="22"/>
+          <w:lang w:val="es-ES" w:eastAsia="es-ES"/>
+          <w14:ligatures w14:val="none"/>
+        </w:rPr>
+        <w:t xml:space="preserve">(i) presentar una copia debidamente suscrita de la </w:t>
+      </w:r>
+      <w:r>
+        <w:rPr>
+          <w:rFonts w:ascii="Arial Narrow" w:eastAsia="Arial Narrow" w:hAnsi="Arial Narrow" w:cs="Arial Narrow"/>
+          <w:color w:val="000000"/>
+          <w:kern w:val="0"/>
+          <w:sz w:val="22"/>
+          <w:szCs w:val="22"/>
+          <w:lang w:val="es-ES" w:eastAsia="es-ES"/>
+          <w14:ligatures w14:val="none"/>
+        </w:rPr>
+        <w:t xml:space="preserve">Póliza del </w:t>
+      </w:r>
+      <w:r>
+        <w:rPr>
+          <w:rFonts w:ascii="Arial Narrow" w:eastAsia="Arial Narrow" w:hAnsi="Arial Narrow" w:cs="Arial Narrow"/>
+          <w:color w:val="000000"/>
+          <w:kern w:val="0"/>
+          <w:sz w:val="22"/>
+          <w:szCs w:val="22"/>
+          <w:lang w:val="es-ES" w:eastAsia="es-ES"/>
+          <w14:ligatures w14:val="none"/>
+        </w:rPr>
+        <w:t>Seguro Vehicular 1001203953 materia de denuncia, así como el cargo de remisión de la póliza; y, (</w:t>
+      </w:r>
+      <w:proofErr w:type="spellStart"/>
+      <w:r>
+        <w:rPr>
+          <w:rFonts w:ascii="Arial Narrow" w:eastAsia="Arial Narrow" w:hAnsi="Arial Narrow" w:cs="Arial Narrow"/>
+          <w:color w:val="000000"/>
+          <w:kern w:val="0"/>
+          <w:sz w:val="22"/>
+          <w:szCs w:val="22"/>
+          <w:lang w:val="es-ES" w:eastAsia="es-ES"/>
+          <w14:ligatures w14:val="none"/>
+        </w:rPr>
+        <w:t>ii</w:t>
+      </w:r>
+      <w:proofErr w:type="spellEnd"/>
+      <w:r>
+        <w:rPr>
+          <w:rFonts w:ascii="Arial Narrow" w:eastAsia="Arial Narrow" w:hAnsi="Arial Narrow" w:cs="Arial Narrow"/>
+          <w:color w:val="000000"/>
+          <w:kern w:val="0"/>
+          <w:sz w:val="22"/>
+          <w:szCs w:val="22"/>
+          <w:lang w:val="es-ES" w:eastAsia="es-ES"/>
+          <w14:ligatures w14:val="none"/>
+        </w:rPr>
+        <w:t xml:space="preserve">) presentar todas las comunicaciones cursadas con la parte denunciante en virtud de los hechos materia de denuncia, incluyendo la grabación de la llamada telefónica realizada el </w:t>
+      </w:r>
+      <w:r>
+        <w:rPr>
+          <w:rFonts w:ascii="Arial Narrow" w:eastAsia="Arial Narrow" w:hAnsi="Arial Narrow" w:cs="Arial Narrow"/>
+          <w:color w:val="000000"/>
+          <w:kern w:val="0"/>
+          <w:sz w:val="22"/>
+          <w:szCs w:val="22"/>
+          <w:lang w:eastAsia="es-ES"/>
+          <w14:ligatures w14:val="none"/>
+        </w:rPr>
+        <w:t>7 de febrero de 2025</w:t>
+      </w:r>
+      <w:r>
+        <w:rPr>
+          <w:rFonts w:ascii="Arial Narrow" w:eastAsia="Arial Narrow" w:hAnsi="Arial Narrow" w:cs="Arial Narrow"/>
+          <w:color w:val="000000"/>
+          <w:kern w:val="0"/>
+          <w:sz w:val="22"/>
+          <w:szCs w:val="22"/>
+          <w:lang w:val="es-ES" w:eastAsia="es-ES"/>
+          <w14:ligatures w14:val="none"/>
+        </w:rPr>
+        <w:t>.</w:t>
+      </w:r>
+    </w:p>
+    <w:p>
+      <w:pPr>
+        <w:spacing w:before="0" w:after="0" w:line="240" w:lineRule="auto"/>
+        <w:jc w:val="both"/>
+        <w:rPr>
+          <w:rFonts w:ascii="Arial Narrow" w:eastAsia="Arial Narrow" w:hAnsi="Arial Narrow" w:cs="Arial Narrow"/>
+          <w:color w:val="000000"/>
+          <w:kern w:val="0"/>
+          <w:sz w:val="22"/>
+          <w:szCs w:val="22"/>
+          <w:lang w:val="es-ES" w:eastAsia="es-ES"/>
           <w14:ligatures w14:val="none"/>
         </w:rPr>
       </w:pPr>
@@ -9107,7 +9383,7 @@
           <w:lang w:eastAsia="es-PE"/>
           <w14:ligatures w14:val="none"/>
         </w:rPr>
-        <w:t xml:space="preserve">QUINTO:</w:t>
+        <w:t xml:space="preserve">SEXTO:</w:t>
       </w:r>
       <w:r>
         <w:rPr>
@@ -9121,7 +9397,6 @@
         </w:rPr>
         <w:t xml:space="preserve"> </w:t>
       </w:r>
-      <w:bookmarkStart w:id="11" w:name="_Hlk188286813"/>
       <w:r>
         <w:rPr>
           <w:rFonts w:ascii="Arial Narrow" w:eastAsia="Arial Narrow" w:hAnsi="Arial Narrow" w:cs="Arial Narrow"/>
@@ -9156,9 +9431,16 @@
           <w:lang w:eastAsia="es-ES"/>
           <w14:ligatures w14:val="none"/>
         </w:rPr>
-        <w:t>plazo no mayor de cinco (5) días hábiles contado a partir del día siguiente de la notificación de la presente resolución</w:t>
-      </w:r>
-      <w:bookmarkEnd w:id="11"/>
+        <w:t xml:space="preserve">plazo no mayor de cinco (5) días hábiles contado a partir del día siguiente de la notificación de la presente resolución, </w:t>
+      </w:r>
+      <w:r>
+        <w:rPr>
+          <w:rFonts w:ascii="Arial Narrow" w:eastAsia="Arial Narrow" w:hAnsi="Arial Narrow" w:cs="Arial Narrow"/>
+          <w:sz w:val="22"/>
+          <w:szCs w:val="22"/>
+        </w:rPr>
+        <w:t>Pana Autos S.A.C.</w:t>
+      </w:r>
       <w:r>
         <w:rPr>
           <w:rFonts w:ascii="Arial Narrow" w:eastAsia="Arial Narrow" w:hAnsi="Arial Narrow" w:cs="Arial Narrow"/>
@@ -9171,28 +9453,6 @@
         </w:rPr>
         <w:t xml:space="preserve">, </w:t>
       </w:r>
-      <w:bookmarkStart w:id="12" w:name="_Hlk188286828"/>
-      <w:r>
-        <w:rPr>
-          <w:rFonts w:ascii="Arial Narrow" w:eastAsia="Arial Narrow" w:hAnsi="Arial Narrow" w:cs="Arial Narrow"/>
-          <w:sz w:val="22"/>
-          <w:szCs w:val="22"/>
-        </w:rPr>
-        <w:t>Pacífico Compañía de Seguros y Reaseguros S.A.</w:t>
-      </w:r>
-      <w:r>
-        <w:rPr>
-          <w:rFonts w:ascii="Arial Narrow" w:eastAsia="Arial Narrow" w:hAnsi="Arial Narrow" w:cs="Arial Narrow"/>
-          <w:color w:val="000000"/>
-          <w:kern w:val="0"/>
-          <w:sz w:val="22"/>
-          <w:szCs w:val="22"/>
-          <w:lang w:eastAsia="es-ES"/>
-          <w14:ligatures w14:val="none"/>
-        </w:rPr>
-        <w:t xml:space="preserve">, </w:t>
-      </w:r>
-      <w:bookmarkEnd w:id="12"/>
       <w:r>
         <w:rPr>
           <w:rFonts w:ascii="Arial Narrow" w:eastAsia="Arial Narrow" w:hAnsi="Arial Narrow" w:cs="Arial Narrow"/>
@@ -9215,7 +9475,7 @@
           <w:lang w:val="es-ES" w:eastAsia="es-ES"/>
           <w14:ligatures w14:val="none"/>
         </w:rPr>
-        <w:t xml:space="preserve">(i) presentar una copia debidamente suscrita de la </w:t>
+        <w:t xml:space="preserve">(i) presentar los medios probatorios que acrediten </w:t>
       </w:r>
       <w:r>
         <w:rPr>
@@ -9227,7 +9487,7 @@
           <w:lang w:val="es-ES" w:eastAsia="es-ES"/>
           <w14:ligatures w14:val="none"/>
         </w:rPr>
-        <w:t xml:space="preserve">Póliza del </w:t>
+        <w:t>que el</w:t>
       </w:r>
       <w:r>
         <w:rPr>
@@ -9239,7 +9499,81 @@
           <w:lang w:val="es-ES" w:eastAsia="es-ES"/>
           <w14:ligatures w14:val="none"/>
         </w:rPr>
-        <w:t>Seguro Vehicular 1001203953 materia de denuncia, así como el cargo de remisión de la póliza; y, (</w:t>
+        <w:t xml:space="preserve"> vehículo asegurado </w:t>
+      </w:r>
+      <w:r>
+        <w:rPr>
+          <w:rFonts w:ascii="Arial Narrow" w:eastAsia="Arial Narrow" w:hAnsi="Arial Narrow" w:cs="Arial Narrow"/>
+          <w:color w:val="000000"/>
+          <w:kern w:val="0"/>
+          <w:sz w:val="22"/>
+          <w:szCs w:val="22"/>
+          <w:lang w:val="es-ES" w:eastAsia="es-ES"/>
+          <w14:ligatures w14:val="none"/>
+        </w:rPr>
+        <w:t>fue reparado de forma</w:t>
+      </w:r>
+      <w:r>
+        <w:rPr>
+          <w:rFonts w:ascii="Arial Narrow" w:eastAsia="Arial Narrow" w:hAnsi="Arial Narrow" w:cs="Arial Narrow"/>
+          <w:color w:val="000000"/>
+          <w:kern w:val="0"/>
+          <w:sz w:val="22"/>
+          <w:szCs w:val="22"/>
+          <w:lang w:val="es-ES" w:eastAsia="es-ES"/>
+          <w14:ligatures w14:val="none"/>
+        </w:rPr>
+        <w:t xml:space="preserve"> oportuna </w:t>
+      </w:r>
+      <w:proofErr w:type="gramStart"/>
+      <w:r>
+        <w:rPr>
+          <w:rFonts w:ascii="Arial Narrow" w:eastAsia="Arial Narrow" w:hAnsi="Arial Narrow" w:cs="Arial Narrow"/>
+          <w:color w:val="000000"/>
+          <w:kern w:val="0"/>
+          <w:sz w:val="22"/>
+          <w:szCs w:val="22"/>
+          <w:lang w:val="es-ES" w:eastAsia="es-ES"/>
+          <w14:ligatures w14:val="none"/>
+        </w:rPr>
+        <w:t>de acuerdo a</w:t>
+      </w:r>
+      <w:proofErr w:type="gramEnd"/>
+      <w:r>
+        <w:rPr>
+          <w:rFonts w:ascii="Arial Narrow" w:eastAsia="Arial Narrow" w:hAnsi="Arial Narrow" w:cs="Arial Narrow"/>
+          <w:color w:val="000000"/>
+          <w:kern w:val="0"/>
+          <w:sz w:val="22"/>
+          <w:szCs w:val="22"/>
+          <w:lang w:val="es-ES" w:eastAsia="es-ES"/>
+          <w14:ligatures w14:val="none"/>
+        </w:rPr>
+        <w:t xml:space="preserve"> </w:t>
+      </w:r>
+      <w:r>
+        <w:rPr>
+          <w:rFonts w:ascii="Arial Narrow" w:eastAsia="Arial Narrow" w:hAnsi="Arial Narrow" w:cs="Arial Narrow"/>
+          <w:color w:val="000000"/>
+          <w:kern w:val="0"/>
+          <w:sz w:val="22"/>
+          <w:szCs w:val="22"/>
+          <w:lang w:val="es-ES" w:eastAsia="es-ES"/>
+          <w14:ligatures w14:val="none"/>
+        </w:rPr>
+        <w:t>lo ofrecido; y,</w:t>
+      </w:r>
+      <w:r>
+        <w:rPr>
+          <w:rFonts w:ascii="Arial Narrow" w:eastAsia="Arial Narrow" w:hAnsi="Arial Narrow" w:cs="Arial Narrow"/>
+          <w:color w:val="000000"/>
+          <w:kern w:val="0"/>
+          <w:sz w:val="22"/>
+          <w:szCs w:val="22"/>
+          <w:lang w:val="es-ES" w:eastAsia="es-ES"/>
+          <w14:ligatures w14:val="none"/>
+        </w:rPr>
+        <w:t xml:space="preserve"> (</w:t>
       </w:r>
       <w:proofErr w:type="spellStart"/>
       <w:r>
@@ -9265,19 +9599,7 @@
           <w:lang w:val="es-ES" w:eastAsia="es-ES"/>
           <w14:ligatures w14:val="none"/>
         </w:rPr>
-        <w:t xml:space="preserve">) presentar todas las comunicaciones cursadas con la parte denunciante en virtud de los hechos materia de denuncia, incluyendo la grabación de la llamada telefónica realizada el </w:t>
-      </w:r>
-      <w:r>
-        <w:rPr>
-          <w:rFonts w:ascii="Arial Narrow" w:eastAsia="Arial Narrow" w:hAnsi="Arial Narrow" w:cs="Arial Narrow"/>
-          <w:color w:val="000000"/>
-          <w:kern w:val="0"/>
-          <w:sz w:val="22"/>
-          <w:szCs w:val="22"/>
-          <w:lang w:eastAsia="es-ES"/>
-          <w14:ligatures w14:val="none"/>
-        </w:rPr>
-        <w:t>7 de febrero de 2025</w:t>
+        <w:t xml:space="preserve">) presentar </w:t>
       </w:r>
       <w:r>
         <w:rPr>
@@ -9289,11 +9611,76 @@
           <w:lang w:val="es-ES" w:eastAsia="es-ES"/>
           <w14:ligatures w14:val="none"/>
         </w:rPr>
+        <w:t xml:space="preserve">los medios probatorios que acrediten que la reparación del vehículo asegurado fue </w:t>
+      </w:r>
+      <w:proofErr w:type="gramStart"/>
+      <w:r>
+        <w:rPr>
+          <w:rFonts w:ascii="Arial Narrow" w:eastAsia="Arial Narrow" w:hAnsi="Arial Narrow" w:cs="Arial Narrow"/>
+          <w:color w:val="000000"/>
+          <w:kern w:val="0"/>
+          <w:sz w:val="22"/>
+          <w:szCs w:val="22"/>
+          <w:lang w:val="es-ES" w:eastAsia="es-ES"/>
+          <w14:ligatures w14:val="none"/>
+        </w:rPr>
+        <w:t>reparado</w:t>
+      </w:r>
+      <w:proofErr w:type="gramEnd"/>
+      <w:r>
+        <w:rPr>
+          <w:rFonts w:ascii="Arial Narrow" w:eastAsia="Arial Narrow" w:hAnsi="Arial Narrow" w:cs="Arial Narrow"/>
+          <w:color w:val="000000"/>
+          <w:kern w:val="0"/>
+          <w:sz w:val="22"/>
+          <w:szCs w:val="22"/>
+          <w:lang w:val="es-ES" w:eastAsia="es-ES"/>
+          <w14:ligatures w14:val="none"/>
+        </w:rPr>
+        <w:t xml:space="preserve"> de forma</w:t>
+      </w:r>
+      <w:r>
+        <w:rPr>
+          <w:rFonts w:ascii="Arial Narrow" w:eastAsia="Arial Narrow" w:hAnsi="Arial Narrow" w:cs="Arial Narrow"/>
+          <w:color w:val="000000"/>
+          <w:kern w:val="0"/>
+          <w:sz w:val="22"/>
+          <w:szCs w:val="22"/>
+          <w:lang w:val="es-ES" w:eastAsia="es-ES"/>
+          <w14:ligatures w14:val="none"/>
+        </w:rPr>
+        <w:t xml:space="preserve"> adecuada</w:t>
+      </w:r>
+      <w:r>
+        <w:rPr>
+          <w:rFonts w:ascii="Arial Narrow" w:eastAsia="Arial Narrow" w:hAnsi="Arial Narrow" w:cs="Arial Narrow"/>
+          <w:color w:val="000000"/>
+          <w:kern w:val="0"/>
+          <w:sz w:val="22"/>
+          <w:szCs w:val="22"/>
+          <w:lang w:val="es-ES" w:eastAsia="es-ES"/>
+          <w14:ligatures w14:val="none"/>
+        </w:rPr>
         <w:t>.</w:t>
       </w:r>
     </w:p>
     <w:p>
       <w:pPr>
+        <w:spacing w:before="0" w:after="0" w:line="240" w:lineRule="auto"/>
+        <w:jc w:val="both"/>
+        <w:rPr>
+          <w:rFonts w:ascii="Arial Narrow" w:eastAsia="Arial Narrow" w:hAnsi="Arial Narrow" w:cs="Arial Narrow"/>
+          <w:color w:val="000000"/>
+          <w:kern w:val="0"/>
+          <w:sz w:val="22"/>
+          <w:szCs w:val="22"/>
+          <w:lang w:val="es-ES" w:eastAsia="es-ES"/>
+          <w14:ligatures w14:val="none"/>
+        </w:rPr>
+      </w:pPr>
+    </w:p>
+    <w:p>
+      <w:pPr>
         <w:spacing w:after="0" w:line="240" w:lineRule="auto"/>
         <w:jc w:val="both"/>
         <w:rPr>
@@ -9306,11 +9693,57 @@
           <w14:ligatures w14:val="none"/>
         </w:rPr>
       </w:pPr>
-    </w:p>
-    <w:p>
-      <w:pPr>
-        <w:spacing w:after="0" w:line="240" w:lineRule="auto"/>
-        <w:jc w:val="both"/>
+      <w:r>
+        <w:rPr>
+          <w:rFonts w:ascii="Arial Narrow" w:eastAsia="Arial Narrow" w:hAnsi="Arial Narrow" w:cs="Arial Narrow"/>
+          <w:b/>
+          <w:color w:val="000000"/>
+          <w:kern w:val="0"/>
+          <w:sz w:val="22"/>
+          <w:szCs w:val="22"/>
+          <w:lang w:eastAsia="es-PE"/>
+          <w14:ligatures w14:val="none"/>
+        </w:rPr>
+        <w:t>SÉTIMO</w:t>
+      </w:r>
+      <w:r>
+        <w:rPr>
+          <w:rFonts w:ascii="Arial Narrow" w:eastAsia="Arial Narrow" w:hAnsi="Arial Narrow" w:cs="Arial Narrow"/>
+          <w:b/>
+          <w:color w:val="000000"/>
+          <w:kern w:val="0"/>
+          <w:sz w:val="22"/>
+          <w:szCs w:val="22"/>
+          <w:lang w:eastAsia="es-PE"/>
+          <w14:ligatures w14:val="none"/>
+        </w:rPr>
+        <w:t xml:space="preserve">:</w:t>
+      </w:r>
+      <w:r>
+        <w:rPr>
+          <w:rFonts w:ascii="Arial Narrow" w:eastAsia="Arial Narrow" w:hAnsi="Arial Narrow" w:cs="Arial Narrow"/>
+          <w:color w:val="000000"/>
+          <w:kern w:val="0"/>
+          <w:sz w:val="22"/>
+          <w:szCs w:val="22"/>
+          <w:lang w:eastAsia="es-PE"/>
+          <w14:ligatures w14:val="none"/>
+        </w:rPr>
+        <w:t xml:space="preserve"> </w:t>
+      </w:r>
+      <w:r>
+        <w:rPr>
+          <w:rFonts w:ascii="Arial Narrow" w:eastAsia="Arial Narrow" w:hAnsi="Arial Narrow" w:cs="Arial Narrow"/>
+          <w:color w:val="000000"/>
+          <w:kern w:val="0"/>
+          <w:sz w:val="22"/>
+          <w:szCs w:val="22"/>
+          <w:lang w:eastAsia="es-ES"/>
+          <w14:ligatures w14:val="none"/>
+        </w:rPr>
+        <w:t xml:space="preserve">requerir </w:t>
+      </w:r>
+      <w:r>
         <w:rPr>
           <w:rFonts w:ascii="Arial Narrow" w:eastAsia="Arial Narrow" w:hAnsi="Arial Narrow" w:cs="Arial Narrow"/>
           <w:color w:val="000000"/>
@@ -9320,28 +9753,41 @@
           <w:lang w:val="es-ES" w:eastAsia="es-ES"/>
           <w14:ligatures w14:val="none"/>
         </w:rPr>
-      </w:pPr>
-      <w:r>
-        <w:rPr>
-          <w:rFonts w:ascii="Arial Narrow" w:eastAsia="Arial Narrow" w:hAnsi="Arial Narrow" w:cs="Arial Narrow"/>
-          <w:b/>
-          <w:color w:val="000000"/>
-          <w:kern w:val="0"/>
-          <w:sz w:val="22"/>
-          <w:szCs w:val="22"/>
-          <w:lang w:eastAsia="es-PE"/>
-          <w14:ligatures w14:val="none"/>
-        </w:rPr>
-        <w:t xml:space="preserve">SEXTO:</w:t>
-      </w:r>
-      <w:r>
-        <w:rPr>
-          <w:rFonts w:ascii="Arial Narrow" w:eastAsia="Arial Narrow" w:hAnsi="Arial Narrow" w:cs="Arial Narrow"/>
-          <w:color w:val="000000"/>
-          <w:kern w:val="0"/>
-          <w:sz w:val="22"/>
-          <w:szCs w:val="22"/>
-          <w:lang w:eastAsia="es-PE"/>
+        <w:t xml:space="preserve">que, en un </w:t>
+      </w:r>
+      <w:r>
+        <w:rPr>
+          <w:rFonts w:ascii="Arial Narrow" w:eastAsia="Arial Narrow" w:hAnsi="Arial Narrow" w:cs="Arial Narrow"/>
+          <w:color w:val="000000"/>
+          <w:kern w:val="0"/>
+          <w:sz w:val="22"/>
+          <w:szCs w:val="22"/>
+          <w:lang w:eastAsia="es-ES"/>
+          <w14:ligatures w14:val="none"/>
+        </w:rPr>
+        <w:t xml:space="preserve">plazo no mayor de cinco (5) días hábiles contado a partir del día siguiente de la notificación de la presente resolución, </w:t>
+      </w:r>
+      <w:r>
+        <w:rPr>
+          <w:rFonts w:ascii="Arial Narrow" w:eastAsia="Arial Narrow" w:hAnsi="Arial Narrow" w:cs="Arial Narrow"/>
+          <w:color w:val="000000"/>
+          <w:kern w:val="0"/>
+          <w:sz w:val="22"/>
+          <w:szCs w:val="22"/>
+          <w:shd w:val="clear" w:color="auto" w:fill="FFFFFF"/>
+          <w:lang w:eastAsia="es-PE"/>
+          <w14:ligatures w14:val="none"/>
+        </w:rPr>
+        <w:t>Honda del Perú S.A.</w:t>
+      </w:r>
+      <w:r>
+        <w:rPr>
+          <w:rFonts w:ascii="Arial Narrow" w:eastAsia="Arial Narrow" w:hAnsi="Arial Narrow" w:cs="Arial Narrow"/>
+          <w:color w:val="000000"/>
+          <w:kern w:val="0"/>
+          <w:sz w:val="22"/>
+          <w:szCs w:val="22"/>
+          <w:lang w:eastAsia="es-ES"/>
           <w14:ligatures w14:val="none"/>
         </w:rPr>
         <w:t xml:space="preserve"> </w:t>
@@ -9353,54 +9799,10 @@
           <w:kern w:val="0"/>
           <w:sz w:val="22"/>
           <w:szCs w:val="22"/>
-          <w:lang w:eastAsia="es-ES"/>
-          <w14:ligatures w14:val="none"/>
-        </w:rPr>
-        <w:t xml:space="preserve">requerir </w:t>
-      </w:r>
-      <w:r>
-        <w:rPr>
-          <w:rFonts w:ascii="Arial Narrow" w:eastAsia="Arial Narrow" w:hAnsi="Arial Narrow" w:cs="Arial Narrow"/>
-          <w:color w:val="000000"/>
-          <w:kern w:val="0"/>
-          <w:sz w:val="22"/>
-          <w:szCs w:val="22"/>
           <w:lang w:val="es-ES" w:eastAsia="es-ES"/>
           <w14:ligatures w14:val="none"/>
         </w:rPr>
-        <w:t xml:space="preserve">que, en un </w:t>
-      </w:r>
-      <w:r>
-        <w:rPr>
-          <w:rFonts w:ascii="Arial Narrow" w:eastAsia="Arial Narrow" w:hAnsi="Arial Narrow" w:cs="Arial Narrow"/>
-          <w:color w:val="000000"/>
-          <w:kern w:val="0"/>
-          <w:sz w:val="22"/>
-          <w:szCs w:val="22"/>
-          <w:lang w:eastAsia="es-ES"/>
-          <w14:ligatures w14:val="none"/>
-        </w:rPr>
-        <w:t xml:space="preserve">plazo no mayor de cinco (5) días hábiles contado a partir del día siguiente de la notificación de la presente resolución, </w:t>
-      </w:r>
-      <w:r>
-        <w:rPr>
-          <w:rFonts w:ascii="Arial Narrow" w:eastAsia="Arial Narrow" w:hAnsi="Arial Narrow" w:cs="Arial Narrow"/>
-          <w:sz w:val="22"/>
-          <w:szCs w:val="22"/>
-        </w:rPr>
-        <w:t>Pana Autos S.A.C.</w:t>
-      </w:r>
-      <w:r>
-        <w:rPr>
-          <w:rFonts w:ascii="Arial Narrow" w:eastAsia="Arial Narrow" w:hAnsi="Arial Narrow" w:cs="Arial Narrow"/>
-          <w:color w:val="000000"/>
-          <w:kern w:val="0"/>
-          <w:sz w:val="22"/>
-          <w:szCs w:val="22"/>
-          <w:lang w:eastAsia="es-ES"/>
-          <w14:ligatures w14:val="none"/>
-        </w:rPr>
-        <w:t xml:space="preserve">, </w:t>
+        <w:t>cumpla con</w:t>
       </w:r>
       <w:r>
         <w:rPr>
@@ -9412,7 +9814,7 @@
           <w:lang w:val="es-ES" w:eastAsia="es-ES"/>
           <w14:ligatures w14:val="none"/>
         </w:rPr>
-        <w:t xml:space="preserve">cumpla con: </w:t>
+        <w:t xml:space="preserve"> </w:t>
       </w:r>
       <w:r>
         <w:rPr>
@@ -9424,7 +9826,7 @@
           <w:lang w:val="es-ES" w:eastAsia="es-ES"/>
           <w14:ligatures w14:val="none"/>
         </w:rPr>
-        <w:t xml:space="preserve">(i) presentar los medios probatorios que acrediten </w:t>
+        <w:t>presentar todas las comunicaciones cursadas con la parte denunciante en virtud de los hechos materia de denuncia</w:t>
       </w:r>
       <w:r>
         <w:rPr>
@@ -9436,363 +9838,12 @@
           <w:lang w:val="es-ES" w:eastAsia="es-ES"/>
           <w14:ligatures w14:val="none"/>
         </w:rPr>
-        <w:t>que el</w:t>
-      </w:r>
-      <w:r>
-        <w:rPr>
-          <w:rFonts w:ascii="Arial Narrow" w:eastAsia="Arial Narrow" w:hAnsi="Arial Narrow" w:cs="Arial Narrow"/>
-          <w:color w:val="000000"/>
-          <w:kern w:val="0"/>
-          <w:sz w:val="22"/>
-          <w:szCs w:val="22"/>
-          <w:lang w:val="es-ES" w:eastAsia="es-ES"/>
-          <w14:ligatures w14:val="none"/>
-        </w:rPr>
-        <w:t xml:space="preserve"> vehículo asegurado </w:t>
-      </w:r>
-      <w:r>
-        <w:rPr>
-          <w:rFonts w:ascii="Arial Narrow" w:eastAsia="Arial Narrow" w:hAnsi="Arial Narrow" w:cs="Arial Narrow"/>
-          <w:color w:val="000000"/>
-          <w:kern w:val="0"/>
-          <w:sz w:val="22"/>
-          <w:szCs w:val="22"/>
-          <w:lang w:val="es-ES" w:eastAsia="es-ES"/>
-          <w14:ligatures w14:val="none"/>
-        </w:rPr>
-        <w:t>fue reparado de forma</w:t>
-      </w:r>
-      <w:r>
-        <w:rPr>
-          <w:rFonts w:ascii="Arial Narrow" w:eastAsia="Arial Narrow" w:hAnsi="Arial Narrow" w:cs="Arial Narrow"/>
-          <w:color w:val="000000"/>
-          <w:kern w:val="0"/>
-          <w:sz w:val="22"/>
-          <w:szCs w:val="22"/>
-          <w:lang w:val="es-ES" w:eastAsia="es-ES"/>
-          <w14:ligatures w14:val="none"/>
-        </w:rPr>
-        <w:t xml:space="preserve"> oportuna </w:t>
-      </w:r>
-      <w:proofErr w:type="gramStart"/>
-      <w:r>
-        <w:rPr>
-          <w:rFonts w:ascii="Arial Narrow" w:eastAsia="Arial Narrow" w:hAnsi="Arial Narrow" w:cs="Arial Narrow"/>
-          <w:color w:val="000000"/>
-          <w:kern w:val="0"/>
-          <w:sz w:val="22"/>
-          <w:szCs w:val="22"/>
-          <w:lang w:val="es-ES" w:eastAsia="es-ES"/>
-          <w14:ligatures w14:val="none"/>
-        </w:rPr>
-        <w:t>de acuerdo a</w:t>
-      </w:r>
-      <w:proofErr w:type="gramEnd"/>
-      <w:r>
-        <w:rPr>
-          <w:rFonts w:ascii="Arial Narrow" w:eastAsia="Arial Narrow" w:hAnsi="Arial Narrow" w:cs="Arial Narrow"/>
-          <w:color w:val="000000"/>
-          <w:kern w:val="0"/>
-          <w:sz w:val="22"/>
-          <w:szCs w:val="22"/>
-          <w:lang w:val="es-ES" w:eastAsia="es-ES"/>
-          <w14:ligatures w14:val="none"/>
-        </w:rPr>
-        <w:t xml:space="preserve"> </w:t>
-      </w:r>
-      <w:r>
-        <w:rPr>
-          <w:rFonts w:ascii="Arial Narrow" w:eastAsia="Arial Narrow" w:hAnsi="Arial Narrow" w:cs="Arial Narrow"/>
-          <w:color w:val="000000"/>
-          <w:kern w:val="0"/>
-          <w:sz w:val="22"/>
-          <w:szCs w:val="22"/>
-          <w:lang w:val="es-ES" w:eastAsia="es-ES"/>
-          <w14:ligatures w14:val="none"/>
-        </w:rPr>
-        <w:t>lo ofrecido; y,</w:t>
-      </w:r>
-      <w:r>
-        <w:rPr>
-          <w:rFonts w:ascii="Arial Narrow" w:eastAsia="Arial Narrow" w:hAnsi="Arial Narrow" w:cs="Arial Narrow"/>
-          <w:color w:val="000000"/>
-          <w:kern w:val="0"/>
-          <w:sz w:val="22"/>
-          <w:szCs w:val="22"/>
-          <w:lang w:val="es-ES" w:eastAsia="es-ES"/>
-          <w14:ligatures w14:val="none"/>
-        </w:rPr>
-        <w:t xml:space="preserve"> (</w:t>
-      </w:r>
-      <w:proofErr w:type="spellStart"/>
-      <w:r>
-        <w:rPr>
-          <w:rFonts w:ascii="Arial Narrow" w:eastAsia="Arial Narrow" w:hAnsi="Arial Narrow" w:cs="Arial Narrow"/>
-          <w:color w:val="000000"/>
-          <w:kern w:val="0"/>
-          <w:sz w:val="22"/>
-          <w:szCs w:val="22"/>
-          <w:lang w:val="es-ES" w:eastAsia="es-ES"/>
-          <w14:ligatures w14:val="none"/>
-        </w:rPr>
-        <w:t>ii</w:t>
-      </w:r>
-      <w:proofErr w:type="spellEnd"/>
-      <w:r>
-        <w:rPr>
-          <w:rFonts w:ascii="Arial Narrow" w:eastAsia="Arial Narrow" w:hAnsi="Arial Narrow" w:cs="Arial Narrow"/>
-          <w:color w:val="000000"/>
-          <w:kern w:val="0"/>
-          <w:sz w:val="22"/>
-          <w:szCs w:val="22"/>
-          <w:lang w:val="es-ES" w:eastAsia="es-ES"/>
-          <w14:ligatures w14:val="none"/>
-        </w:rPr>
-        <w:t xml:space="preserve">) presentar </w:t>
-      </w:r>
-      <w:r>
-        <w:rPr>
-          <w:rFonts w:ascii="Arial Narrow" w:eastAsia="Arial Narrow" w:hAnsi="Arial Narrow" w:cs="Arial Narrow"/>
-          <w:color w:val="000000"/>
-          <w:kern w:val="0"/>
-          <w:sz w:val="22"/>
-          <w:szCs w:val="22"/>
-          <w:lang w:val="es-ES" w:eastAsia="es-ES"/>
-          <w14:ligatures w14:val="none"/>
-        </w:rPr>
-        <w:t xml:space="preserve">los medios probatorios que acrediten que la reparación del vehículo asegurado fue </w:t>
-      </w:r>
-      <w:proofErr w:type="gramStart"/>
-      <w:r>
-        <w:rPr>
-          <w:rFonts w:ascii="Arial Narrow" w:eastAsia="Arial Narrow" w:hAnsi="Arial Narrow" w:cs="Arial Narrow"/>
-          <w:color w:val="000000"/>
-          <w:kern w:val="0"/>
-          <w:sz w:val="22"/>
-          <w:szCs w:val="22"/>
-          <w:lang w:val="es-ES" w:eastAsia="es-ES"/>
-          <w14:ligatures w14:val="none"/>
-        </w:rPr>
-        <w:t>reparado</w:t>
-      </w:r>
-      <w:proofErr w:type="gramEnd"/>
-      <w:r>
-        <w:rPr>
-          <w:rFonts w:ascii="Arial Narrow" w:eastAsia="Arial Narrow" w:hAnsi="Arial Narrow" w:cs="Arial Narrow"/>
-          <w:color w:val="000000"/>
-          <w:kern w:val="0"/>
-          <w:sz w:val="22"/>
-          <w:szCs w:val="22"/>
-          <w:lang w:val="es-ES" w:eastAsia="es-ES"/>
-          <w14:ligatures w14:val="none"/>
-        </w:rPr>
-        <w:t xml:space="preserve"> de forma</w:t>
-      </w:r>
-      <w:r>
-        <w:rPr>
-          <w:rFonts w:ascii="Arial Narrow" w:eastAsia="Arial Narrow" w:hAnsi="Arial Narrow" w:cs="Arial Narrow"/>
-          <w:color w:val="000000"/>
-          <w:kern w:val="0"/>
-          <w:sz w:val="22"/>
-          <w:szCs w:val="22"/>
-          <w:lang w:val="es-ES" w:eastAsia="es-ES"/>
-          <w14:ligatures w14:val="none"/>
-        </w:rPr>
-        <w:t xml:space="preserve"> adecuada</w:t>
-      </w:r>
-      <w:r>
-        <w:rPr>
-          <w:rFonts w:ascii="Arial Narrow" w:eastAsia="Arial Narrow" w:hAnsi="Arial Narrow" w:cs="Arial Narrow"/>
-          <w:color w:val="000000"/>
-          <w:kern w:val="0"/>
-          <w:sz w:val="22"/>
-          <w:szCs w:val="22"/>
-          <w:lang w:val="es-ES" w:eastAsia="es-ES"/>
-          <w14:ligatures w14:val="none"/>
-        </w:rPr>
         <w:t>.</w:t>
       </w:r>
     </w:p>
     <w:p>
       <w:pPr>
-        <w:spacing w:after="0" w:line="240" w:lineRule="auto"/>
-        <w:jc w:val="both"/>
-        <w:rPr>
-          <w:rFonts w:ascii="Arial Narrow" w:eastAsia="Arial Narrow" w:hAnsi="Arial Narrow" w:cs="Arial Narrow"/>
-          <w:color w:val="000000"/>
-          <w:kern w:val="0"/>
-          <w:sz w:val="22"/>
-          <w:szCs w:val="22"/>
-          <w:lang w:val="es-ES" w:eastAsia="es-ES"/>
-          <w14:ligatures w14:val="none"/>
-        </w:rPr>
-      </w:pPr>
-    </w:p>
-    <w:p>
-      <w:pPr>
-        <w:spacing w:after="0" w:line="240" w:lineRule="auto"/>
-        <w:jc w:val="both"/>
-        <w:rPr>
-          <w:rFonts w:ascii="Arial Narrow" w:eastAsia="Arial Narrow" w:hAnsi="Arial Narrow" w:cs="Arial Narrow"/>
-          <w:color w:val="000000"/>
-          <w:kern w:val="0"/>
-          <w:sz w:val="22"/>
-          <w:szCs w:val="22"/>
-          <w:lang w:val="es-ES" w:eastAsia="es-ES"/>
-          <w14:ligatures w14:val="none"/>
-        </w:rPr>
-      </w:pPr>
-      <w:r>
-        <w:rPr>
-          <w:rFonts w:ascii="Arial Narrow" w:eastAsia="Arial Narrow" w:hAnsi="Arial Narrow" w:cs="Arial Narrow"/>
-          <w:b/>
-          <w:color w:val="000000"/>
-          <w:kern w:val="0"/>
-          <w:sz w:val="22"/>
-          <w:szCs w:val="22"/>
-          <w:lang w:eastAsia="es-PE"/>
-          <w14:ligatures w14:val="none"/>
-        </w:rPr>
-        <w:t>SÉTIMO</w:t>
-      </w:r>
-      <w:r>
-        <w:rPr>
-          <w:rFonts w:ascii="Arial Narrow" w:eastAsia="Arial Narrow" w:hAnsi="Arial Narrow" w:cs="Arial Narrow"/>
-          <w:b/>
-          <w:color w:val="000000"/>
-          <w:kern w:val="0"/>
-          <w:sz w:val="22"/>
-          <w:szCs w:val="22"/>
-          <w:lang w:eastAsia="es-PE"/>
-          <w14:ligatures w14:val="none"/>
-        </w:rPr>
-        <w:t xml:space="preserve">:</w:t>
-      </w:r>
-      <w:r>
-        <w:rPr>
-          <w:rFonts w:ascii="Arial Narrow" w:eastAsia="Arial Narrow" w:hAnsi="Arial Narrow" w:cs="Arial Narrow"/>
-          <w:color w:val="000000"/>
-          <w:kern w:val="0"/>
-          <w:sz w:val="22"/>
-          <w:szCs w:val="22"/>
-          <w:lang w:eastAsia="es-PE"/>
-          <w14:ligatures w14:val="none"/>
-        </w:rPr>
-        <w:t xml:space="preserve"> </w:t>
-      </w:r>
-      <w:r>
-        <w:rPr>
-          <w:rFonts w:ascii="Arial Narrow" w:eastAsia="Arial Narrow" w:hAnsi="Arial Narrow" w:cs="Arial Narrow"/>
-          <w:color w:val="000000"/>
-          <w:kern w:val="0"/>
-          <w:sz w:val="22"/>
-          <w:szCs w:val="22"/>
-          <w:lang w:eastAsia="es-ES"/>
-          <w14:ligatures w14:val="none"/>
-        </w:rPr>
-        <w:t xml:space="preserve">requerir </w:t>
-      </w:r>
-      <w:r>
-        <w:rPr>
-          <w:rFonts w:ascii="Arial Narrow" w:eastAsia="Arial Narrow" w:hAnsi="Arial Narrow" w:cs="Arial Narrow"/>
-          <w:color w:val="000000"/>
-          <w:kern w:val="0"/>
-          <w:sz w:val="22"/>
-          <w:szCs w:val="22"/>
-          <w:lang w:val="es-ES" w:eastAsia="es-ES"/>
-          <w14:ligatures w14:val="none"/>
-        </w:rPr>
-        <w:t xml:space="preserve">que, en un </w:t>
-      </w:r>
-      <w:r>
-        <w:rPr>
-          <w:rFonts w:ascii="Arial Narrow" w:eastAsia="Arial Narrow" w:hAnsi="Arial Narrow" w:cs="Arial Narrow"/>
-          <w:color w:val="000000"/>
-          <w:kern w:val="0"/>
-          <w:sz w:val="22"/>
-          <w:szCs w:val="22"/>
-          <w:lang w:eastAsia="es-ES"/>
-          <w14:ligatures w14:val="none"/>
-        </w:rPr>
-        <w:t xml:space="preserve">plazo no mayor de cinco (5) días hábiles contado a partir del día siguiente de la notificación de la presente resolución, </w:t>
-      </w:r>
-      <w:r>
-        <w:rPr>
-          <w:rFonts w:ascii="Arial Narrow" w:eastAsia="Arial Narrow" w:hAnsi="Arial Narrow" w:cs="Arial Narrow"/>
-          <w:color w:val="000000"/>
-          <w:kern w:val="0"/>
-          <w:sz w:val="22"/>
-          <w:szCs w:val="22"/>
-          <w:shd w:val="clear" w:color="auto" w:fill="FFFFFF"/>
-          <w:lang w:eastAsia="es-PE"/>
-          <w14:ligatures w14:val="none"/>
-        </w:rPr>
-        <w:t>Honda del Perú S.A.</w:t>
-      </w:r>
-      <w:r>
-        <w:rPr>
-          <w:rFonts w:ascii="Arial Narrow" w:eastAsia="Arial Narrow" w:hAnsi="Arial Narrow" w:cs="Arial Narrow"/>
-          <w:color w:val="000000"/>
-          <w:kern w:val="0"/>
-          <w:sz w:val="22"/>
-          <w:szCs w:val="22"/>
-          <w:lang w:eastAsia="es-ES"/>
-          <w14:ligatures w14:val="none"/>
-        </w:rPr>
-        <w:t xml:space="preserve"> </w:t>
-      </w:r>
-      <w:r>
-        <w:rPr>
-          <w:rFonts w:ascii="Arial Narrow" w:eastAsia="Arial Narrow" w:hAnsi="Arial Narrow" w:cs="Arial Narrow"/>
-          <w:color w:val="000000"/>
-          <w:kern w:val="0"/>
-          <w:sz w:val="22"/>
-          <w:szCs w:val="22"/>
-          <w:lang w:val="es-ES" w:eastAsia="es-ES"/>
-          <w14:ligatures w14:val="none"/>
-        </w:rPr>
-        <w:t>cumpla con</w:t>
-      </w:r>
-      <w:r>
-        <w:rPr>
-          <w:rFonts w:ascii="Arial Narrow" w:eastAsia="Arial Narrow" w:hAnsi="Arial Narrow" w:cs="Arial Narrow"/>
-          <w:color w:val="000000"/>
-          <w:kern w:val="0"/>
-          <w:sz w:val="22"/>
-          <w:szCs w:val="22"/>
-          <w:lang w:val="es-ES" w:eastAsia="es-ES"/>
-          <w14:ligatures w14:val="none"/>
-        </w:rPr>
-        <w:t xml:space="preserve"> </w:t>
-      </w:r>
-      <w:r>
-        <w:rPr>
-          <w:rFonts w:ascii="Arial Narrow" w:eastAsia="Arial Narrow" w:hAnsi="Arial Narrow" w:cs="Arial Narrow"/>
-          <w:color w:val="000000"/>
-          <w:kern w:val="0"/>
-          <w:sz w:val="22"/>
-          <w:szCs w:val="22"/>
-          <w:lang w:val="es-ES" w:eastAsia="es-ES"/>
-          <w14:ligatures w14:val="none"/>
-        </w:rPr>
-        <w:t>presentar todas las comunicaciones cursadas con la parte denunciante en virtud de los hechos materia de denuncia</w:t>
-      </w:r>
-      <w:r>
-        <w:rPr>
-          <w:rFonts w:ascii="Arial Narrow" w:eastAsia="Arial Narrow" w:hAnsi="Arial Narrow" w:cs="Arial Narrow"/>
-          <w:color w:val="000000"/>
-          <w:kern w:val="0"/>
-          <w:sz w:val="22"/>
-          <w:szCs w:val="22"/>
-          <w:lang w:val="es-ES" w:eastAsia="es-ES"/>
-          <w14:ligatures w14:val="none"/>
-        </w:rPr>
-        <w:t>.</w:t>
-      </w:r>
-    </w:p>
-    <w:p>
-      <w:pPr>
-        <w:spacing w:after="0" w:line="240" w:lineRule="auto"/>
+        <w:spacing w:before="0" w:after="0" w:line="240" w:lineRule="auto"/>
         <w:jc w:val="both"/>
         <w:rPr>
           <w:rFonts w:ascii="Arial Narrow" w:eastAsia="Arial Narrow" w:hAnsi="Arial Narrow" w:cs="Arial Narrow"/>
@@ -10085,11 +10136,39 @@
     </w:p>
     <w:p>
       <w:pPr>
+        <w:spacing w:before="0" w:after="0" w:line="240" w:lineRule="auto"/>
+        <w:shd w:val="clear" w:color="auto" w:fill="FFFFFF"/>
+        <w:jc w:val="both"/>
+        <w:rPr>
+          <w:rFonts w:ascii="Arial Narrow" w:eastAsia="Arial Narrow" w:hAnsi="Arial Narrow" w:cs="Arial Narrow"/>
+          <w:b/>
+          <w:color w:val="000000"/>
+          <w:kern w:val="0"/>
+          <w:sz w:val="22"/>
+          <w:szCs w:val="22"/>
+          <w:lang w:eastAsia="es-PE"/>
+          <w14:ligatures w14:val="none"/>
+        </w:rPr>
+      </w:pPr>
+    </w:p>
+    <w:p>
+      <w:pPr>
         <w:shd w:val="clear" w:color="auto" w:fill="FFFFFF"/>
         <w:spacing w:after="0" w:line="240" w:lineRule="auto"/>
         <w:jc w:val="both"/>
         <w:rPr>
           <w:rFonts w:ascii="Arial Narrow" w:eastAsia="Arial Narrow" w:hAnsi="Arial Narrow" w:cs="Arial Narrow"/>
+          <w:color w:val="000000"/>
+          <w:kern w:val="0"/>
+          <w:sz w:val="22"/>
+          <w:szCs w:val="22"/>
+          <w:lang w:eastAsia="es-PE"/>
+          <w14:ligatures w14:val="none"/>
+        </w:rPr>
+      </w:pPr>
+      <w:r>
+        <w:rPr>
+          <w:rFonts w:ascii="Arial Narrow" w:eastAsia="Arial Narrow" w:hAnsi="Arial Narrow" w:cs="Arial Narrow"/>
           <w:b/>
           <w:color w:val="000000"/>
           <w:kern w:val="0"/>
@@ -10098,90 +10177,62 @@
           <w:lang w:eastAsia="es-PE"/>
           <w14:ligatures w14:val="none"/>
         </w:rPr>
-      </w:pPr>
-    </w:p>
-    <w:p>
-      <w:pPr>
+        <w:t>NOVENO</w:t>
+      </w:r>
+      <w:r>
+        <w:rPr>
+          <w:rFonts w:ascii="Arial Narrow" w:eastAsia="Arial Narrow" w:hAnsi="Arial Narrow" w:cs="Arial Narrow"/>
+          <w:b/>
+          <w:color w:val="000000"/>
+          <w:kern w:val="0"/>
+          <w:sz w:val="22"/>
+          <w:szCs w:val="22"/>
+          <w:lang w:eastAsia="es-PE"/>
+          <w14:ligatures w14:val="none"/>
+        </w:rPr>
+        <w:t>:</w:t>
+      </w:r>
+      <w:r>
+        <w:rPr>
+          <w:rFonts w:ascii="Arial Narrow" w:eastAsia="Arial Narrow" w:hAnsi="Arial Narrow" w:cs="Arial Narrow"/>
+          <w:color w:val="000000"/>
+          <w:kern w:val="0"/>
+          <w:sz w:val="22"/>
+          <w:szCs w:val="22"/>
+          <w:lang w:eastAsia="es-PE"/>
+          <w14:ligatures w14:val="none"/>
+        </w:rPr>
+        <w:t xml:space="preserve"> informar a las partes que conforme a lo establecido en el artículo 39</w:t>
+      </w:r>
+      <w:r>
+        <w:rPr>
+          <w:rFonts w:ascii="Arial Narrow" w:eastAsia="Arial Narrow" w:hAnsi="Arial Narrow" w:cs="Arial Narrow"/>
+          <w:color w:val="000000"/>
+          <w:kern w:val="0"/>
+          <w:sz w:val="22"/>
+          <w:szCs w:val="22"/>
+          <w:lang w:eastAsia="es-PE"/>
+          <w14:ligatures w14:val="none"/>
+        </w:rPr>
+        <w:t/>
+      </w:r>
+      <w:r>
+        <w:rPr>
+          <w:rFonts w:ascii="Arial Narrow" w:eastAsia="Arial Narrow" w:hAnsi="Arial Narrow" w:cs="Arial Narrow"/>
+          <w:color w:val="000000"/>
+          <w:kern w:val="0"/>
+          <w:sz w:val="22"/>
+          <w:szCs w:val="22"/>
+          <w:lang w:eastAsia="es-PE"/>
+          <w14:ligatures w14:val="none"/>
+        </w:rPr>
+        <w:t xml:space="preserve"> de la Ley sobre Facultades, Normas y Organización del Indecopi, aprobada por Decreto Legislativo 807, los gastos por los peritajes realizados, actuación de pruebas, inspecciones y otros derivados de la tramitación del proceso serán de cargo de la parte que solicita la prueba, salvo pacto en contrario. En todos los casos, la resolución final determinará si los gastos deben ser asumidos por alguna de las partes, o reembolsados a la otra parte o al Indecopi, según sea el caso, de manera adicional a la sanción que haya podido imponerse. </w:t>
+      </w:r>
+    </w:p>
+    <w:p>
+      <w:pPr>
+        <w:spacing w:before="0" w:after="0" w:line="240" w:lineRule="auto"/>
         <w:shd w:val="clear" w:color="auto" w:fill="FFFFFF"/>
-        <w:spacing w:after="0" w:line="240" w:lineRule="auto"/>
-        <w:jc w:val="both"/>
-        <w:rPr>
-          <w:rFonts w:ascii="Arial Narrow" w:eastAsia="Arial Narrow" w:hAnsi="Arial Narrow" w:cs="Arial Narrow"/>
-          <w:color w:val="000000"/>
-          <w:kern w:val="0"/>
-          <w:sz w:val="22"/>
-          <w:szCs w:val="22"/>
-          <w:lang w:eastAsia="es-PE"/>
-          <w14:ligatures w14:val="none"/>
-        </w:rPr>
-      </w:pPr>
-      <w:r>
-        <w:rPr>
-          <w:rFonts w:ascii="Arial Narrow" w:eastAsia="Arial Narrow" w:hAnsi="Arial Narrow" w:cs="Arial Narrow"/>
-          <w:b/>
-          <w:color w:val="000000"/>
-          <w:kern w:val="0"/>
-          <w:sz w:val="22"/>
-          <w:szCs w:val="22"/>
-          <w:lang w:eastAsia="es-PE"/>
-          <w14:ligatures w14:val="none"/>
-        </w:rPr>
-        <w:t>NOVENO</w:t>
-      </w:r>
-      <w:r>
-        <w:rPr>
-          <w:rFonts w:ascii="Arial Narrow" w:eastAsia="Arial Narrow" w:hAnsi="Arial Narrow" w:cs="Arial Narrow"/>
-          <w:b/>
-          <w:color w:val="000000"/>
-          <w:kern w:val="0"/>
-          <w:sz w:val="22"/>
-          <w:szCs w:val="22"/>
-          <w:lang w:eastAsia="es-PE"/>
-          <w14:ligatures w14:val="none"/>
-        </w:rPr>
-        <w:t>:</w:t>
-      </w:r>
-      <w:r>
-        <w:rPr>
-          <w:rFonts w:ascii="Arial Narrow" w:eastAsia="Arial Narrow" w:hAnsi="Arial Narrow" w:cs="Arial Narrow"/>
-          <w:color w:val="000000"/>
-          <w:kern w:val="0"/>
-          <w:sz w:val="22"/>
-          <w:szCs w:val="22"/>
-          <w:lang w:eastAsia="es-PE"/>
-          <w14:ligatures w14:val="none"/>
-        </w:rPr>
-        <w:t xml:space="preserve"> informar a las partes que conforme a lo establecido en el artículo 39</w:t>
-      </w:r>
-      <w:r>
-        <w:rPr>
-          <w:rFonts w:ascii="Arial Narrow" w:eastAsia="Arial Narrow" w:hAnsi="Arial Narrow" w:cs="Arial Narrow"/>
-          <w:color w:val="000000"/>
-          <w:kern w:val="0"/>
-          <w:sz w:val="22"/>
-          <w:szCs w:val="22"/>
-          <w:lang w:eastAsia="es-PE"/>
-          <w14:ligatures w14:val="none"/>
-        </w:rPr>
-        <w:t/>
-      </w:r>
-      <w:r>
-        <w:rPr>
-          <w:rFonts w:ascii="Arial Narrow" w:eastAsia="Arial Narrow" w:hAnsi="Arial Narrow" w:cs="Arial Narrow"/>
-          <w:color w:val="000000"/>
-          <w:kern w:val="0"/>
-          <w:sz w:val="22"/>
-          <w:szCs w:val="22"/>
-          <w:lang w:eastAsia="es-PE"/>
-          <w14:ligatures w14:val="none"/>
-        </w:rPr>
-        <w:t xml:space="preserve"> de la Ley sobre Facultades, Normas y Organización del Indecopi, aprobada por Decreto Legislativo 807, los gastos por los peritajes realizados, actuación de pruebas, inspecciones y otros derivados de la tramitación del proceso serán de cargo de la parte que solicita la prueba, salvo pacto en contrario. En todos los casos, la resolución final determinará si los gastos deben ser asumidos por alguna de las partes, o reembolsados a la otra parte o al Indecopi, según sea el caso, de manera adicional a la sanción que haya podido imponerse. </w:t>
-      </w:r>
-    </w:p>
-    <w:p>
-      <w:pPr>
-        <w:shd w:val="clear" w:color="auto" w:fill="FFFFFF"/>
-        <w:spacing w:after="0" w:line="240" w:lineRule="auto"/>
         <w:jc w:val="both"/>
         <w:rPr>
           <w:rFonts w:ascii="Arial Narrow" w:eastAsia="Arial Narrow" w:hAnsi="Arial Narrow" w:cs="Arial Narrow"/>
@@ -10360,15 +10411,108 @@
     </w:p>
     <w:p>
       <w:pPr>
+        <w:spacing w:before="0" w:after="0" w:line="240" w:lineRule="auto"/>
+        <w:suppressAutoHyphens/>
+        <w:jc w:val="both"/>
+        <w:rPr>
+          <w:rFonts w:ascii="Arial Narrow" w:eastAsia="Arial Narrow" w:hAnsi="Arial Narrow" w:cs="Arial Narrow"/>
+          <w:kern w:val="0"/>
+          <w:sz w:val="22"/>
+          <w:szCs w:val="22"/>
+          <w:u w:val="single"/>
+          <w14:ligatures w14:val="none"/>
+        </w:rPr>
+      </w:pPr>
+    </w:p>
+    <w:p>
+      <w:pPr>
         <w:suppressAutoHyphens/>
         <w:spacing w:after="0" w:line="240" w:lineRule="auto"/>
         <w:jc w:val="both"/>
         <w:rPr>
           <w:rFonts w:ascii="Arial Narrow" w:eastAsia="Arial Narrow" w:hAnsi="Arial Narrow" w:cs="Arial Narrow"/>
-          <w:kern w:val="0"/>
-          <w:sz w:val="22"/>
-          <w:szCs w:val="22"/>
-          <w:u w:val="single"/>
+          <w:b/>
+          <w:bCs/>
+          <w:sz w:val="22"/>
+          <w:szCs w:val="22"/>
+        </w:rPr>
+      </w:pPr>
+      <w:r>
+        <w:rPr>
+          <w:rFonts w:ascii="Arial Narrow" w:eastAsia="Arial Narrow" w:hAnsi="Arial Narrow" w:cs="Arial Narrow"/>
+          <w:b/>
+          <w:spacing w:val="-3"/>
+          <w:kern w:val="0"/>
+          <w14:ligatures w14:val="none"/>
+          <w:sz w:val="22"/>
+          <w:szCs w:val="22"/>
+        </w:rPr>
+        <w:t>DÉCIMO</w:t>
+      </w:r>
+      <w:r>
+        <w:rPr>
+          <w:rFonts w:ascii="Arial Narrow" w:eastAsia="Arial Narrow" w:hAnsi="Arial Narrow" w:cs="Arial Narrow"/>
+          <w:b/>
+          <w:spacing w:val="-3"/>
+          <w:kern w:val="0"/>
+          <w14:ligatures w14:val="none"/>
+          <w:sz w:val="22"/>
+          <w:szCs w:val="22"/>
+        </w:rPr>
+        <w:t xml:space="preserve"> PRIMERO</w:t>
+      </w:r>
+      <w:r>
+        <w:rPr>
+          <w:rFonts w:ascii="Arial Narrow" w:eastAsia="Arial Narrow" w:hAnsi="Arial Narrow" w:cs="Arial Narrow"/>
+          <w:b/>
+          <w:color w:val="000000"/>
+          <w:kern w:val="0"/>
+          <w:sz w:val="22"/>
+          <w:szCs w:val="22"/>
+          <w:lang w:eastAsia="es-PE"/>
+          <w14:ligatures w14:val="none"/>
+        </w:rPr>
+        <w:t>:</w:t>
+      </w:r>
+      <w:r>
+        <w:rPr>
+          <w:rFonts w:ascii="Arial Narrow" w:eastAsia="Arial Narrow" w:hAnsi="Arial Narrow" w:cs="Arial Narrow"/>
+          <w:color w:val="000000"/>
+          <w:kern w:val="0"/>
+          <w:sz w:val="22"/>
+          <w:szCs w:val="22"/>
+          <w:lang w:eastAsia="es-PE"/>
+          <w14:ligatures w14:val="none"/>
+        </w:rPr>
+        <w:t xml:space="preserve"> </w:t>
+      </w:r>
+      <w:r>
+        <w:rPr>
+          <w:rFonts w:ascii="Arial Narrow" w:eastAsia="Arial Narrow" w:hAnsi="Arial Narrow" w:cs="Arial Narrow"/>
+          <w:color w:val="000000"/>
+          <w:kern w:val="0"/>
+          <w:sz w:val="22"/>
+          <w:szCs w:val="22"/>
+          <w:lang w:eastAsia="es-PE"/>
+          <w14:ligatures w14:val="none"/>
+        </w:rPr>
+        <w:t xml:space="preserve">poner en conocimiento de las partes que, antes de la emisión de la Resolución Final, tienen la posibilidad de formular su desistimiento o presentar el acuerdo arribado mediante la conciliación, mediación, transacción o cualquier otro que, de forma indubitable, deje constancia que se ha solucionado la controversia materia de denuncia.</w:t>
+      </w:r>
+      <w:bookmarkStart w:id="14" w:name="h.gjdgxs" w:colFirst="0" w:colLast="0"/>
+      <w:bookmarkEnd w:id="14"/>
+    </w:p>
+    <w:p>
+      <w:pPr>
+        <w:spacing w:before="0" w:after="0" w:line="240" w:lineRule="auto"/>
+        <w:suppressAutoHyphens/>
+        <w:jc w:val="both"/>
+        <w:rPr>
+          <w:rFonts w:ascii="Arial Narrow" w:eastAsia="Arial Narrow" w:hAnsi="Arial Narrow" w:cs="Arial Narrow"/>
+          <w:color w:val="000000"/>
+          <w:kern w:val="0"/>
+          <w:sz w:val="22"/>
+          <w:szCs w:val="22"/>
+          <w:lang w:eastAsia="es-PE"/>
           <w14:ligatures w14:val="none"/>
         </w:rPr>
       </w:pPr>
@@ -10380,292 +10524,199 @@
         <w:jc w:val="both"/>
         <w:rPr>
           <w:rFonts w:ascii="Arial Narrow" w:eastAsia="Arial Narrow" w:hAnsi="Arial Narrow" w:cs="Arial Narrow"/>
+          <w:sz w:val="22"/>
+          <w:szCs w:val="22"/>
+        </w:rPr>
+      </w:pPr>
+      <w:r>
+        <w:rPr>
+          <w:rFonts w:ascii="Arial Narrow" w:eastAsia="Arial Narrow" w:hAnsi="Arial Narrow" w:cs="Arial Narrow"/>
           <w:b/>
           <w:bCs/>
           <w:sz w:val="22"/>
           <w:szCs w:val="22"/>
         </w:rPr>
-      </w:pPr>
-      <w:r>
-        <w:rPr>
-          <w:rFonts w:ascii="Arial Narrow" w:eastAsia="Arial Narrow" w:hAnsi="Arial Narrow" w:cs="Arial Narrow"/>
-          <w:b/>
+        <w:t xml:space="preserve">DÉCIMO SEGUNDO:</w:t>
+      </w:r>
+      <w:r>
+        <w:rPr>
+          <w:rFonts w:ascii="Arial Narrow" w:eastAsia="Arial Narrow" w:hAnsi="Arial Narrow" w:cs="Arial Narrow"/>
+          <w:sz w:val="22"/>
+          <w:szCs w:val="22"/>
+        </w:rPr>
+        <w:t xml:space="preserve"> </w:t>
+      </w:r>
+      <w:r>
+        <w:rPr>
+          <w:rFonts w:ascii="Arial Narrow" w:eastAsia="Arial Narrow" w:hAnsi="Arial Narrow" w:cs="Arial Narrow"/>
+          <w:sz w:val="22"/>
+          <w:szCs w:val="22"/>
+        </w:rPr>
+        <w:t xml:space="preserve">requerir al señor [DENUNCIANTE] para que, dentro del plazo de dos (2) días hábiles siguientes a la fecha en que reciba la notificación en su bandeja de correo electrónico, efectúe la confirmación de recepción de la notificación remitida por este despacho a su correo electrónico, de conformidad con el segundo párrafo del numeral 4 del artículo 20 del Texto Único Ordenado de la Ley del Procedimiento Administrativo General, aprobado mediante Decreto Supremo 006-2026-JUS, bajo apercibimiento de rehacer el acto de notificación y notificarle conforme al numeral 1 del artículo 20 del citado cuerpo normativo.</w:t>
+      </w:r>
+      <w:r>
+        <w:rPr>
+          <w:rFonts w:ascii="Arial Narrow" w:eastAsia="Arial Narrow" w:hAnsi="Arial Narrow" w:cs="Arial Narrow"/>
+          <w:sz w:val="22"/>
+          <w:szCs w:val="22"/>
+        </w:rPr>
+        <w:t xml:space="preserve"/>
+      </w:r>
+      <w:r>
+        <w:rPr>
+          <w:rFonts w:ascii="Arial Narrow" w:eastAsia="Arial Narrow" w:hAnsi="Arial Narrow" w:cs="Arial Narrow"/>
+          <w:sz w:val="22"/>
+          <w:szCs w:val="22"/>
+        </w:rPr>
+        <w:t/>
+      </w:r>
+      <w:r>
+        <w:rPr>
+          <w:rFonts w:ascii="Arial Narrow" w:eastAsia="Arial Narrow" w:hAnsi="Arial Narrow" w:cs="Arial Narrow"/>
           <w:spacing w:val="-3"/>
           <w:kern w:val="0"/>
           <w14:ligatures w14:val="none"/>
           <w:sz w:val="22"/>
           <w:szCs w:val="22"/>
         </w:rPr>
-        <w:t>DÉCIMO</w:t>
-      </w:r>
-      <w:r>
-        <w:rPr>
-          <w:rFonts w:ascii="Arial Narrow" w:eastAsia="Arial Narrow" w:hAnsi="Arial Narrow" w:cs="Arial Narrow"/>
-          <w:b/>
+        <w:t/>
+      </w:r>
+      <w:r>
+        <w:rPr>
+          <w:rFonts w:ascii="Arial Narrow" w:eastAsia="Arial Narrow" w:hAnsi="Arial Narrow" w:cs="Arial Narrow"/>
           <w:spacing w:val="-3"/>
           <w:kern w:val="0"/>
           <w14:ligatures w14:val="none"/>
           <w:sz w:val="22"/>
           <w:szCs w:val="22"/>
         </w:rPr>
-        <w:t xml:space="preserve"> PRIMERO</w:t>
-      </w:r>
-      <w:r>
-        <w:rPr>
-          <w:rFonts w:ascii="Arial Narrow" w:eastAsia="Arial Narrow" w:hAnsi="Arial Narrow" w:cs="Arial Narrow"/>
-          <w:b/>
-          <w:color w:val="000000"/>
-          <w:kern w:val="0"/>
-          <w:sz w:val="22"/>
-          <w:szCs w:val="22"/>
-          <w:lang w:eastAsia="es-PE"/>
-          <w14:ligatures w14:val="none"/>
-        </w:rPr>
-        <w:t>:</w:t>
-      </w:r>
-      <w:r>
-        <w:rPr>
-          <w:rFonts w:ascii="Arial Narrow" w:eastAsia="Arial Narrow" w:hAnsi="Arial Narrow" w:cs="Arial Narrow"/>
-          <w:color w:val="000000"/>
-          <w:kern w:val="0"/>
-          <w:sz w:val="22"/>
-          <w:szCs w:val="22"/>
-          <w:lang w:eastAsia="es-PE"/>
-          <w14:ligatures w14:val="none"/>
-        </w:rPr>
-        <w:t xml:space="preserve"> </w:t>
-      </w:r>
-      <w:r>
-        <w:rPr>
-          <w:rFonts w:ascii="Arial Narrow" w:eastAsia="Arial Narrow" w:hAnsi="Arial Narrow" w:cs="Arial Narrow"/>
-          <w:color w:val="000000"/>
-          <w:kern w:val="0"/>
-          <w:sz w:val="22"/>
-          <w:szCs w:val="22"/>
-          <w:lang w:eastAsia="es-PE"/>
-          <w14:ligatures w14:val="none"/>
-        </w:rPr>
-        <w:t xml:space="preserve">poner en conocimiento de las partes que, antes de la emisión de la Resolución Final, tienen la posibilidad de formular su desistimiento o presentar el acuerdo arribado mediante la conciliación, mediación, transacción o cualquier otro que, de forma indubitable, deje constancia que se ha solucionado la controversia materia de denuncia.</w:t>
-      </w:r>
-      <w:bookmarkStart w:id="14" w:name="h.gjdgxs" w:colFirst="0" w:colLast="0"/>
-      <w:bookmarkEnd w:id="14"/>
-    </w:p>
-    <w:p>
-      <w:pPr>
+        <w:t xml:space="preserve"/>
+      </w:r>
+      <w:r>
+        <w:rPr>
+          <w:rFonts w:ascii="Arial Narrow" w:eastAsia="Arial Narrow" w:hAnsi="Arial Narrow" w:cs="Arial Narrow"/>
+          <w:spacing w:val="-3"/>
+          <w:kern w:val="0"/>
+          <w14:ligatures w14:val="none"/>
+          <w:sz w:val="22"/>
+          <w:szCs w:val="22"/>
+        </w:rPr>
+        <w:t xml:space="preserve"/>
+      </w:r>
+      <w:r>
+        <w:rPr>
+          <w:rFonts w:ascii="Arial Narrow" w:eastAsia="Arial Narrow" w:hAnsi="Arial Narrow" w:cs="Arial Narrow"/>
+          <w:color w:val="000000"/>
+          <w:kern w:val="0"/>
+          <w:sz w:val="22"/>
+          <w:szCs w:val="22"/>
+          <w:shd w:val="clear" w:color="auto" w:fill="FFFFFF"/>
+          <w:lang w:eastAsia="es-PE"/>
+          <w14:ligatures w14:val="none"/>
+        </w:rPr>
+        <w:t xml:space="preserve"/>
+      </w:r>
+      <w:r>
+        <w:rPr>
+          <w:rFonts w:ascii="Arial Narrow" w:eastAsia="Arial Narrow" w:hAnsi="Arial Narrow" w:cs="Arial Narrow"/>
+          <w:color w:val="000000"/>
+          <w:sz w:val="22"/>
+          <w:szCs w:val="22"/>
+        </w:rPr>
+        <w:t/>
+      </w:r>
+      <w:r>
+        <w:rPr>
+          <w:rFonts w:ascii="Arial Narrow" w:eastAsia="Arial Narrow" w:hAnsi="Arial Narrow" w:cs="Arial Narrow"/>
+          <w:color w:val="000000"/>
+          <w:sz w:val="22"/>
+          <w:szCs w:val="22"/>
+        </w:rPr>
+        <w:t xml:space="preserve"/>
+      </w:r>
+      <w:r>
+        <w:rPr>
+          <w:rFonts w:ascii="Arial Narrow" w:eastAsia="Arial Narrow" w:hAnsi="Arial Narrow" w:cs="Arial Narrow"/>
+          <w:color w:val="000000"/>
+          <w:sz w:val="22"/>
+          <w:szCs w:val="22"/>
+        </w:rPr>
+        <w:t/>
+      </w:r>
+      <w:r>
+        <w:rPr>
+          <w:rFonts w:ascii="Arial Narrow" w:eastAsia="Arial Narrow" w:hAnsi="Arial Narrow" w:cs="Arial Narrow"/>
+          <w:color w:val="000000"/>
+          <w:sz w:val="22"/>
+          <w:szCs w:val="22"/>
+        </w:rPr>
+        <w:t xml:space="preserve"/>
+      </w:r>
+      <w:r>
+        <w:rPr>
+          <w:rFonts w:ascii="Arial Narrow" w:eastAsia="Arial Narrow" w:hAnsi="Arial Narrow" w:cs="Arial Narrow"/>
+          <w:color w:val="000000"/>
+          <w:kern w:val="0"/>
+          <w:sz w:val="22"/>
+          <w:szCs w:val="22"/>
+          <w:lang w:eastAsia="es-PE"/>
+          <w14:ligatures w14:val="none"/>
+        </w:rPr>
+        <w:t/>
+      </w:r>
+      <w:r>
+        <w:rPr>
+          <w:rFonts w:ascii="Arial Narrow" w:eastAsia="Arial Narrow" w:hAnsi="Arial Narrow" w:cs="Arial Narrow"/>
+          <w:color w:val="000000"/>
+          <w:sz w:val="22"/>
+          <w:szCs w:val="22"/>
+        </w:rPr>
+        <w:t xml:space="preserve"/>
+      </w:r>
+      <w:r>
+        <w:rPr>
+          <w:rFonts w:ascii="Arial Narrow" w:eastAsia="Arial Narrow" w:hAnsi="Arial Narrow" w:cs="Arial Narrow"/>
+          <w:color w:val="000000"/>
+          <w:kern w:val="0"/>
+          <w:sz w:val="22"/>
+          <w:szCs w:val="22"/>
+          <w:lang w:eastAsia="es-PE"/>
+          <w14:ligatures w14:val="none"/>
+        </w:rPr>
+        <w:t/>
+      </w:r>
+      <w:r>
+        <w:rPr>
+          <w:rFonts w:ascii="Arial Narrow" w:eastAsia="Arial Narrow" w:hAnsi="Arial Narrow" w:cs="Arial Narrow"/>
+          <w:color w:val="000000"/>
+          <w:sz w:val="22"/>
+          <w:szCs w:val="22"/>
+        </w:rPr>
+        <w:t xml:space="preserve"/>
+      </w:r>
+      <w:r>
+        <w:rPr>
+          <w:rStyle w:val="Refdenotaalpie"/>
+          <w:rFonts w:ascii="Arial Narrow" w:eastAsia="Arial Narrow" w:hAnsi="Arial Narrow" w:cs="Arial Narrow"/>
+          <w:sz w:val="22"/>
+          <w:szCs w:val="22"/>
+          <w:vertAlign w:val="superscript"/>
+        </w:rPr>
+        <w:footnoteReference w:id="16"/>
+      </w:r>
+      <w:r>
+        <w:rPr>
+          <w:rFonts w:ascii="Arial Narrow" w:eastAsia="Arial Narrow" w:hAnsi="Arial Narrow" w:cs="Arial Narrow"/>
+          <w:sz w:val="22"/>
+          <w:szCs w:val="22"/>
+        </w:rPr>
+        <w:t/>
+      </w:r>
+    </w:p>
+    <w:p>
+      <w:pPr>
+        <w:spacing w:before="0" w:after="0" w:line="240" w:lineRule="auto"/>
         <w:suppressAutoHyphens/>
-        <w:spacing w:after="0" w:line="240" w:lineRule="auto"/>
-        <w:jc w:val="both"/>
-        <w:rPr>
-          <w:rFonts w:ascii="Arial Narrow" w:eastAsia="Arial Narrow" w:hAnsi="Arial Narrow" w:cs="Arial Narrow"/>
-          <w:color w:val="000000"/>
-          <w:kern w:val="0"/>
-          <w:sz w:val="22"/>
-          <w:szCs w:val="22"/>
-          <w:lang w:eastAsia="es-PE"/>
-          <w14:ligatures w14:val="none"/>
-        </w:rPr>
-      </w:pPr>
-    </w:p>
-    <w:p>
-      <w:pPr>
-        <w:suppressAutoHyphens/>
-        <w:spacing w:after="0" w:line="240" w:lineRule="auto"/>
-        <w:jc w:val="both"/>
-        <w:rPr>
-          <w:rFonts w:ascii="Arial Narrow" w:eastAsia="Arial Narrow" w:hAnsi="Arial Narrow" w:cs="Arial Narrow"/>
-          <w:sz w:val="22"/>
-          <w:szCs w:val="22"/>
-        </w:rPr>
-      </w:pPr>
-      <w:r>
-        <w:rPr>
-          <w:rFonts w:ascii="Arial Narrow" w:eastAsia="Arial Narrow" w:hAnsi="Arial Narrow" w:cs="Arial Narrow"/>
-          <w:b/>
-          <w:bCs/>
-          <w:sz w:val="22"/>
-          <w:szCs w:val="22"/>
-        </w:rPr>
-        <w:t xml:space="preserve">DÉCIMO SEGUNDO:</w:t>
-      </w:r>
-      <w:r>
-        <w:rPr>
-          <w:rFonts w:ascii="Arial Narrow" w:eastAsia="Arial Narrow" w:hAnsi="Arial Narrow" w:cs="Arial Narrow"/>
-          <w:sz w:val="22"/>
-          <w:szCs w:val="22"/>
-        </w:rPr>
-        <w:t xml:space="preserve"> </w:t>
-      </w:r>
-      <w:r>
-        <w:rPr>
-          <w:rFonts w:ascii="Arial Narrow" w:eastAsia="Arial Narrow" w:hAnsi="Arial Narrow" w:cs="Arial Narrow"/>
-          <w:sz w:val="22"/>
-          <w:szCs w:val="22"/>
-        </w:rPr>
-        <w:t xml:space="preserve">requerir al señor [DENUNCIANTE] para que, dentro del plazo de dos (2) días hábiles siguientes a la fecha en que reciba la notificación en su bandeja de correo electrónico, efectúe la confirmación de recepción de la notificación remitida por este despacho a su correo electrónico, de conformidad con el segundo párrafo del numeral 4 del artículo 20 del Texto Único Ordenado de la Ley del Procedimiento Administrativo General, aprobado mediante Decreto Supremo 006-2026-JUS, bajo apercibimiento de rehacer el acto de notificación y notificarle conforme al numeral 1 del artículo 20 del citado cuerpo normativo.</w:t>
-      </w:r>
-      <w:r>
-        <w:rPr>
-          <w:rFonts w:ascii="Arial Narrow" w:eastAsia="Arial Narrow" w:hAnsi="Arial Narrow" w:cs="Arial Narrow"/>
-          <w:sz w:val="22"/>
-          <w:szCs w:val="22"/>
-        </w:rPr>
-        <w:t xml:space="preserve"/>
-      </w:r>
-      <w:r>
-        <w:rPr>
-          <w:rFonts w:ascii="Arial Narrow" w:eastAsia="Arial Narrow" w:hAnsi="Arial Narrow" w:cs="Arial Narrow"/>
-          <w:sz w:val="22"/>
-          <w:szCs w:val="22"/>
-        </w:rPr>
-        <w:t/>
-      </w:r>
-      <w:r>
-        <w:rPr>
-          <w:rFonts w:ascii="Arial Narrow" w:eastAsia="Arial Narrow" w:hAnsi="Arial Narrow" w:cs="Arial Narrow"/>
-          <w:spacing w:val="-3"/>
-          <w:kern w:val="0"/>
-          <w14:ligatures w14:val="none"/>
-          <w:sz w:val="22"/>
-          <w:szCs w:val="22"/>
-        </w:rPr>
-        <w:t/>
-      </w:r>
-      <w:r>
-        <w:rPr>
-          <w:rFonts w:ascii="Arial Narrow" w:eastAsia="Arial Narrow" w:hAnsi="Arial Narrow" w:cs="Arial Narrow"/>
-          <w:spacing w:val="-3"/>
-          <w:kern w:val="0"/>
-          <w14:ligatures w14:val="none"/>
-          <w:sz w:val="22"/>
-          <w:szCs w:val="22"/>
-        </w:rPr>
-        <w:t xml:space="preserve"/>
-      </w:r>
-      <w:r>
-        <w:rPr>
-          <w:rFonts w:ascii="Arial Narrow" w:eastAsia="Arial Narrow" w:hAnsi="Arial Narrow" w:cs="Arial Narrow"/>
-          <w:spacing w:val="-3"/>
-          <w:kern w:val="0"/>
-          <w14:ligatures w14:val="none"/>
-          <w:sz w:val="22"/>
-          <w:szCs w:val="22"/>
-        </w:rPr>
-        <w:t xml:space="preserve"/>
-      </w:r>
-      <w:r>
-        <w:rPr>
-          <w:rFonts w:ascii="Arial Narrow" w:eastAsia="Arial Narrow" w:hAnsi="Arial Narrow" w:cs="Arial Narrow"/>
-          <w:color w:val="000000"/>
-          <w:kern w:val="0"/>
-          <w:sz w:val="22"/>
-          <w:szCs w:val="22"/>
-          <w:shd w:val="clear" w:color="auto" w:fill="FFFFFF"/>
-          <w:lang w:eastAsia="es-PE"/>
-          <w14:ligatures w14:val="none"/>
-        </w:rPr>
-        <w:t xml:space="preserve"/>
-      </w:r>
-      <w:r>
-        <w:rPr>
-          <w:rFonts w:ascii="Arial Narrow" w:eastAsia="Arial Narrow" w:hAnsi="Arial Narrow" w:cs="Arial Narrow"/>
-          <w:color w:val="000000"/>
-          <w:sz w:val="22"/>
-          <w:szCs w:val="22"/>
-        </w:rPr>
-        <w:t/>
-      </w:r>
-      <w:r>
-        <w:rPr>
-          <w:rFonts w:ascii="Arial Narrow" w:eastAsia="Arial Narrow" w:hAnsi="Arial Narrow" w:cs="Arial Narrow"/>
-          <w:color w:val="000000"/>
-          <w:sz w:val="22"/>
-          <w:szCs w:val="22"/>
-        </w:rPr>
-        <w:t xml:space="preserve"/>
-      </w:r>
-      <w:r>
-        <w:rPr>
-          <w:rFonts w:ascii="Arial Narrow" w:eastAsia="Arial Narrow" w:hAnsi="Arial Narrow" w:cs="Arial Narrow"/>
-          <w:color w:val="000000"/>
-          <w:sz w:val="22"/>
-          <w:szCs w:val="22"/>
-        </w:rPr>
-        <w:t/>
-      </w:r>
-      <w:r>
-        <w:rPr>
-          <w:rFonts w:ascii="Arial Narrow" w:eastAsia="Arial Narrow" w:hAnsi="Arial Narrow" w:cs="Arial Narrow"/>
-          <w:color w:val="000000"/>
-          <w:sz w:val="22"/>
-          <w:szCs w:val="22"/>
-        </w:rPr>
-        <w:t xml:space="preserve"/>
-      </w:r>
-      <w:r>
-        <w:rPr>
-          <w:rFonts w:ascii="Arial Narrow" w:eastAsia="Arial Narrow" w:hAnsi="Arial Narrow" w:cs="Arial Narrow"/>
-          <w:color w:val="000000"/>
-          <w:kern w:val="0"/>
-          <w:sz w:val="22"/>
-          <w:szCs w:val="22"/>
-          <w:lang w:eastAsia="es-PE"/>
-          <w14:ligatures w14:val="none"/>
-        </w:rPr>
-        <w:t/>
-      </w:r>
-      <w:r>
-        <w:rPr>
-          <w:rFonts w:ascii="Arial Narrow" w:eastAsia="Arial Narrow" w:hAnsi="Arial Narrow" w:cs="Arial Narrow"/>
-          <w:color w:val="000000"/>
-          <w:sz w:val="22"/>
-          <w:szCs w:val="22"/>
-        </w:rPr>
-        <w:t xml:space="preserve"/>
-      </w:r>
-      <w:r>
-        <w:rPr>
-          <w:rFonts w:ascii="Arial Narrow" w:eastAsia="Arial Narrow" w:hAnsi="Arial Narrow" w:cs="Arial Narrow"/>
-          <w:color w:val="000000"/>
-          <w:kern w:val="0"/>
-          <w:sz w:val="22"/>
-          <w:szCs w:val="22"/>
-          <w:lang w:eastAsia="es-PE"/>
-          <w14:ligatures w14:val="none"/>
-        </w:rPr>
-        <w:t/>
-      </w:r>
-      <w:r>
-        <w:rPr>
-          <w:rFonts w:ascii="Arial Narrow" w:eastAsia="Arial Narrow" w:hAnsi="Arial Narrow" w:cs="Arial Narrow"/>
-          <w:color w:val="000000"/>
-          <w:sz w:val="22"/>
-          <w:szCs w:val="22"/>
-        </w:rPr>
-        <w:t xml:space="preserve"/>
-      </w:r>
-      <w:r>
-        <w:rPr>
-          <w:rStyle w:val="Refdenotaalpie"/>
-          <w:rFonts w:ascii="Arial Narrow" w:eastAsia="Arial Narrow" w:hAnsi="Arial Narrow" w:cs="Arial Narrow"/>
-          <w:sz w:val="22"/>
-          <w:szCs w:val="22"/>
-          <w:vertAlign w:val="superscript"/>
-        </w:rPr>
-        <w:footnoteReference w:id="16"/>
-      </w:r>
-      <w:r>
-        <w:rPr>
-          <w:rFonts w:ascii="Arial Narrow" w:eastAsia="Arial Narrow" w:hAnsi="Arial Narrow" w:cs="Arial Narrow"/>
-          <w:sz w:val="22"/>
-          <w:szCs w:val="22"/>
-        </w:rPr>
-        <w:t/>
-      </w:r>
-    </w:p>
-    <w:p>
-      <w:pPr>
-        <w:suppressAutoHyphens/>
-        <w:spacing w:after="0" w:line="240" w:lineRule="auto"/>
         <w:jc w:val="both"/>
         <w:rPr>
           <w:rFonts w:ascii="Arial Narrow" w:eastAsia="Arial Narrow" w:hAnsi="Arial Narrow" w:cs="Arial Narrow"/>
@@ -11460,42 +11511,50 @@
           <w:sz w:val="16"/>
           <w:szCs w:val="16"/>
         </w:rPr>
+        <w:t xml:space="preserve"/>
+      </w:r>
+      <w:r>
+        <w:rPr>
+          <w:rFonts w:ascii="Arial Narrow" w:eastAsia="Arial Narrow" w:hAnsi="Arial Narrow" w:cs="Arial Narrow"/>
+          <w:sz w:val="16"/>
+          <w:szCs w:val="16"/>
+        </w:rPr>
         <w:tab/>
-        <w:t xml:space="preserve"/>
-      </w:r>
-      <w:r>
-        <w:rPr>
-          <w:rFonts w:ascii="Arial Narrow" w:eastAsia="Arial Narrow" w:hAnsi="Arial Narrow" w:cs="Arial Narrow"/>
-          <w:sz w:val="16"/>
-          <w:szCs w:val="16"/>
-        </w:rPr>
-        <w:tab/>
-        <w:t>Publicado</w:t>
-      </w:r>
-      <w:r>
-        <w:rPr>
-          <w:rFonts w:ascii="Arial Narrow" w:eastAsia="Arial Narrow" w:hAnsi="Arial Narrow" w:cs="Arial Narrow"/>
-          <w:b/>
-          <w:sz w:val="16"/>
-          <w:szCs w:val="16"/>
-        </w:rPr>
-        <w:t xml:space="preserve"> </w:t>
-      </w:r>
-      <w:r>
-        <w:rPr>
-          <w:rFonts w:ascii="Arial Narrow" w:eastAsia="Arial Narrow" w:hAnsi="Arial Narrow" w:cs="Arial Narrow"/>
-          <w:sz w:val="16"/>
-          <w:szCs w:val="16"/>
-        </w:rPr>
-        <w:t xml:space="preserve">el 2 de setiembre de 2010</w:t>
-      </w:r>
-      <w:r>
-        <w:rPr>
-          <w:rFonts w:ascii="Arial Narrow" w:eastAsia="Arial Narrow" w:hAnsi="Arial Narrow" w:cs="Arial Narrow"/>
-          <w:sz w:val="16"/>
-          <w:szCs w:val="16"/>
-        </w:rPr>
-        <w:t xml:space="preserve"> en el Diario Oficial El Peruano, vigente desde el 2 de octubre de 2010 y modificado por Decreto Legislativo 1308.</w:t>
+        <w:t xml:space="preserve">Denuncia remitida a esta </w:t>
+      </w:r>
+      <w:r>
+        <w:rPr>
+          <w:rFonts w:ascii="Arial Narrow" w:eastAsia="Arial Narrow" w:hAnsi="Arial Narrow" w:cs="Arial Narrow"/>
+          <w:sz w:val="16"/>
+          <w:szCs w:val="16"/>
+        </w:rPr>
+        <w:t xml:space="preserve">Comisión mediante MEMORANDUM 002163-2025-CC2/INDECOPI de fecha 26 de agosto de 2025, </w:t>
+      </w:r>
+      <w:proofErr w:type="spellStart"/>
+      <w:r>
+        <w:rPr>
+          <w:rFonts w:ascii="Arial Narrow" w:eastAsia="Arial Narrow" w:hAnsi="Arial Narrow" w:cs="Arial Narrow"/>
+          <w:sz w:val="16"/>
+          <w:szCs w:val="16"/>
+        </w:rPr>
+        <w:t xml:space="preserve">recibida</w:t>
+      </w:r>
+      <w:proofErr w:type="spellEnd"/>
+      <w:r>
+        <w:rPr>
+          <w:rFonts w:ascii="Arial Narrow" w:eastAsia="Arial Narrow" w:hAnsi="Arial Narrow" w:cs="Arial Narrow"/>
+          <w:sz w:val="16"/>
+          <w:szCs w:val="16"/>
+        </w:rPr>
+        <w:t xml:space="preserve"> el 27 de agosto de 2025</w:t>
+      </w:r>
+      <w:r>
+        <w:rPr>
+          <w:rFonts w:ascii="Arial Narrow" w:eastAsia="Arial Narrow" w:hAnsi="Arial Narrow" w:cs="Arial Narrow"/>
+          <w:sz w:val="16"/>
+          <w:szCs w:val="16"/>
+        </w:rPr>
+        <w:t>.</w:t>
       </w:r>
     </w:p>
     <w:p>
@@ -11542,51 +11601,41 @@
           <w:sz w:val="16"/>
           <w:szCs w:val="16"/>
         </w:rPr>
+        <w:t xml:space="preserve"/>
+      </w:r>
+      <w:r>
+        <w:rPr>
+          <w:rFonts w:ascii="Arial Narrow" w:eastAsia="Arial Narrow" w:hAnsi="Arial Narrow" w:cs="Arial Narrow"/>
+          <w:sz w:val="16"/>
+          <w:szCs w:val="16"/>
+        </w:rPr>
         <w:tab/>
-        <w:t xml:space="preserve"/>
-      </w:r>
-      <w:r>
-        <w:rPr>
-          <w:rFonts w:ascii="Arial Narrow" w:eastAsia="Arial Narrow" w:hAnsi="Arial Narrow" w:cs="Arial Narrow"/>
-          <w:sz w:val="16"/>
-          <w:szCs w:val="16"/>
-        </w:rPr>
-        <w:tab/>
-        <w:t xml:space="preserve">Denuncia remitida a esta </w:t>
-      </w:r>
-      <w:r>
-        <w:rPr>
-          <w:rFonts w:ascii="Arial Narrow" w:eastAsia="Arial Narrow" w:hAnsi="Arial Narrow" w:cs="Arial Narrow"/>
-          <w:sz w:val="16"/>
-          <w:szCs w:val="16"/>
-        </w:rPr>
-        <w:t xml:space="preserve">Comisión mediante MEMORANDUM 002163-2025-CC2/INDECOPI de fecha 26 de agosto de 2025, </w:t>
-      </w:r>
-      <w:proofErr w:type="spellStart"/>
-      <w:r>
-        <w:rPr>
-          <w:rFonts w:ascii="Arial Narrow" w:eastAsia="Arial Narrow" w:hAnsi="Arial Narrow" w:cs="Arial Narrow"/>
-          <w:sz w:val="16"/>
-          <w:szCs w:val="16"/>
-        </w:rPr>
-        <w:t xml:space="preserve">recibida</w:t>
-      </w:r>
-      <w:proofErr w:type="spellEnd"/>
-      <w:r>
-        <w:rPr>
-          <w:rFonts w:ascii="Arial Narrow" w:eastAsia="Arial Narrow" w:hAnsi="Arial Narrow" w:cs="Arial Narrow"/>
-          <w:sz w:val="16"/>
-          <w:szCs w:val="16"/>
-        </w:rPr>
-        <w:t xml:space="preserve"> el 27 de agosto de 2025</w:t>
-      </w:r>
-      <w:r>
-        <w:rPr>
-          <w:rFonts w:ascii="Arial Narrow" w:eastAsia="Arial Narrow" w:hAnsi="Arial Narrow" w:cs="Arial Narrow"/>
-          <w:sz w:val="16"/>
-          <w:szCs w:val="16"/>
-        </w:rPr>
-        <w:t>.</w:t>
+        <w:t>Publicado</w:t>
+      </w:r>
+      <w:r>
+        <w:rPr>
+          <w:rFonts w:ascii="Arial Narrow" w:eastAsia="Arial Narrow" w:hAnsi="Arial Narrow" w:cs="Arial Narrow"/>
+          <w:b/>
+          <w:sz w:val="16"/>
+          <w:szCs w:val="16"/>
+        </w:rPr>
+        <w:t xml:space="preserve"> </w:t>
+      </w:r>
+      <w:r>
+        <w:rPr>
+          <w:rFonts w:ascii="Arial Narrow" w:eastAsia="Arial Narrow" w:hAnsi="Arial Narrow" w:cs="Arial Narrow"/>
+          <w:sz w:val="16"/>
+          <w:szCs w:val="16"/>
+        </w:rPr>
+        <w:t xml:space="preserve">el 2 de setiembre de 2010</w:t>
+      </w:r>
+      <w:r>
+        <w:rPr>
+          <w:rFonts w:ascii="Arial Narrow" w:eastAsia="Arial Narrow" w:hAnsi="Arial Narrow" w:cs="Arial Narrow"/>
+          <w:sz w:val="16"/>
+          <w:szCs w:val="16"/>
+        </w:rPr>
+        <w:t xml:space="preserve"> en el Diario Oficial El Peruano, vigente desde el 2 de octubre de 2010 y modificado por Decreto Legislativo 1308.</w:t>
       </w:r>
     </w:p>
     <w:p>
@@ -11635,7 +11684,6 @@
           <w:sz w:val="16"/>
           <w:szCs w:val="16"/>
         </w:rPr>
-        <w:tab/>
         <w:t xml:space="preserve"/>
       </w:r>
       <w:r>
@@ -11644,7 +11692,6 @@
           <w:sz w:val="16"/>
           <w:szCs w:val="16"/>
         </w:rPr>
-        <w:tab/>
       </w:r>
       <w:r>
         <w:rPr>
@@ -11654,6 +11701,7 @@
           <w:sz w:val="16"/>
           <w:szCs w:val="16"/>
         </w:rPr>
+        <w:tab/>
         <w:t xml:space="preserve">LEY 29571, CÓDIGO DE PROTECCIÓN Y DEFENSA DEL CONSUMIDOR, publicado el 2 de setiembre de 2010 y modificado por Decreto Legislativo 1308 </w:t>
       </w:r>
     </w:p>
@@ -11895,7 +11943,6 @@
           <w:sz w:val="16"/>
           <w:szCs w:val="16"/>
         </w:rPr>
-        <w:tab/>
         <w:t xml:space="preserve"/>
       </w:r>
       <w:r>
@@ -11904,7 +11951,6 @@
           <w:sz w:val="16"/>
           <w:szCs w:val="16"/>
         </w:rPr>
-        <w:tab/>
       </w:r>
       <w:r>
         <w:rPr>
@@ -11914,6 +11960,7 @@
           <w:sz w:val="16"/>
           <w:szCs w:val="16"/>
         </w:rPr>
+        <w:tab/>
         <w:t xml:space="preserve">LEY </w:t>
       </w:r>
       <w:proofErr w:type="spellStart"/>
@@ -12238,7 +12285,6 @@
           <w:sz w:val="16"/>
           <w:szCs w:val="16"/>
         </w:rPr>
-        <w:tab/>
         <w:t xml:space="preserve"/>
       </w:r>
       <w:r>
@@ -12247,7 +12293,6 @@
           <w:sz w:val="16"/>
           <w:szCs w:val="16"/>
         </w:rPr>
-        <w:tab/>
       </w:r>
       <w:r>
         <w:rPr>
@@ -12257,6 +12302,7 @@
           <w:sz w:val="16"/>
           <w:szCs w:val="16"/>
         </w:rPr>
+        <w:tab/>
         <w:t xml:space="preserve">LEY </w:t>
       </w:r>
       <w:proofErr w:type="spellStart"/>
@@ -12461,7 +12507,6 @@
           <w:sz w:val="16"/>
           <w:szCs w:val="16"/>
         </w:rPr>
-        <w:tab/>
         <w:t xml:space="preserve"/>
       </w:r>
       <w:r>
@@ -12470,7 +12515,6 @@
           <w:sz w:val="16"/>
           <w:szCs w:val="16"/>
         </w:rPr>
-        <w:tab/>
       </w:r>
       <w:r>
         <w:rPr>
@@ -12480,6 +12524,7 @@
           <w:sz w:val="16"/>
           <w:szCs w:val="16"/>
         </w:rPr>
+        <w:tab/>
         <w:t xml:space="preserve">LEY </w:t>
       </w:r>
       <w:proofErr w:type="spellStart"/>
@@ -12628,7 +12673,6 @@
           <w:sz w:val="16"/>
           <w:szCs w:val="16"/>
         </w:rPr>
-        <w:tab/>
         <w:t xml:space="preserve"/>
       </w:r>
       <w:r>
@@ -12637,7 +12681,6 @@
           <w:sz w:val="16"/>
           <w:szCs w:val="16"/>
         </w:rPr>
-        <w:tab/>
       </w:r>
       <w:r>
         <w:rPr>
@@ -12647,6 +12690,7 @@
           <w:sz w:val="16"/>
           <w:szCs w:val="16"/>
         </w:rPr>
+        <w:tab/>
         <w:t xml:space="preserve">LEY SOBRE FACULTADES, NORMAS Y ORGANIZACIÓN DEL INDECOPI, APROBADA POR DECRETO LEGISLATIVO </w:t>
       </w:r>
       <w:proofErr w:type="spellStart"/>
@@ -12817,7 +12861,6 @@
           <w:sz w:val="16"/>
           <w:szCs w:val="16"/>
         </w:rPr>
-        <w:tab/>
         <w:t xml:space="preserve"/>
       </w:r>
       <w:r>
@@ -12910,24 +12953,23 @@
           <w:sz w:val="16"/>
           <w:szCs w:val="16"/>
         </w:rPr>
+        <w:t xml:space="preserve"/>
+      </w:r>
+      <w:r>
+        <w:rPr>
+          <w:rFonts w:ascii="Arial Narrow" w:eastAsia="Arial Narrow" w:hAnsi="Arial Narrow" w:cs="Arial Narrow"/>
+          <w:sz w:val="16"/>
+          <w:szCs w:val="16"/>
+        </w:rPr>
+      </w:r>
+      <w:r>
+        <w:rPr>
+          <w:rFonts w:ascii="Arial Narrow" w:eastAsia="Arial Narrow" w:hAnsi="Arial Narrow" w:cs="Arial Narrow"/>
+          <w:b/>
+          <w:sz w:val="16"/>
+          <w:szCs w:val="16"/>
+        </w:rPr>
         <w:tab/>
-        <w:t xml:space="preserve"/>
-      </w:r>
-      <w:r>
-        <w:rPr>
-          <w:rFonts w:ascii="Arial Narrow" w:eastAsia="Arial Narrow" w:hAnsi="Arial Narrow" w:cs="Arial Narrow"/>
-          <w:sz w:val="16"/>
-          <w:szCs w:val="16"/>
-        </w:rPr>
-        <w:tab/>
-      </w:r>
-      <w:r>
-        <w:rPr>
-          <w:rFonts w:ascii="Arial Narrow" w:eastAsia="Arial Narrow" w:hAnsi="Arial Narrow" w:cs="Arial Narrow"/>
-          <w:b/>
-          <w:sz w:val="16"/>
-          <w:szCs w:val="16"/>
-        </w:rPr>
         <w:t>LEY 29571, CÓDIGO DE PROTECCIÓN Y DEFENSA DEL CONSUMIDOR</w:t>
       </w:r>
       <w:r>
@@ -13312,32 +13354,31 @@
           <w:szCs w:val="16"/>
           <w:vertAlign w:val="superscript"/>
         </w:rPr>
+        <w:t xml:space="preserve"/>
+      </w:r>
+      <w:r>
+        <w:rPr>
+          <w:rFonts w:ascii="Arial Narrow" w:eastAsia="Arial Narrow" w:hAnsi="Arial Narrow" w:cs="Arial Narrow"/>
+          <w:sz w:val="16"/>
+          <w:szCs w:val="16"/>
+        </w:rPr>
+        <w:t xml:space="preserve"/>
+      </w:r>
+      <w:r>
+        <w:rPr>
+          <w:rFonts w:ascii="Arial Narrow" w:eastAsia="Arial Narrow" w:hAnsi="Arial Narrow" w:cs="Arial Narrow"/>
+          <w:sz w:val="16"/>
+          <w:szCs w:val="16"/>
+        </w:rPr>
+      </w:r>
+      <w:r>
+        <w:rPr>
+          <w:rFonts w:ascii="Arial Narrow" w:eastAsia="Arial Narrow" w:hAnsi="Arial Narrow" w:cs="Arial Narrow"/>
+          <w:b/>
+          <w:sz w:val="16"/>
+          <w:szCs w:val="16"/>
+        </w:rPr>
         <w:tab/>
-        <w:t xml:space="preserve"/>
-      </w:r>
-      <w:r>
-        <w:rPr>
-          <w:rFonts w:ascii="Arial Narrow" w:eastAsia="Arial Narrow" w:hAnsi="Arial Narrow" w:cs="Arial Narrow"/>
-          <w:sz w:val="16"/>
-          <w:szCs w:val="16"/>
-        </w:rPr>
-        <w:t xml:space="preserve"> </w:t>
-      </w:r>
-      <w:r>
-        <w:rPr>
-          <w:rFonts w:ascii="Arial Narrow" w:eastAsia="Arial Narrow" w:hAnsi="Arial Narrow" w:cs="Arial Narrow"/>
-          <w:sz w:val="16"/>
-          <w:szCs w:val="16"/>
-        </w:rPr>
-        <w:tab/>
-      </w:r>
-      <w:r>
-        <w:rPr>
-          <w:rFonts w:ascii="Arial Narrow" w:eastAsia="Arial Narrow" w:hAnsi="Arial Narrow" w:cs="Arial Narrow"/>
-          <w:b/>
-          <w:sz w:val="16"/>
-          <w:szCs w:val="16"/>
-        </w:rPr>
         <w:t>LEY 29571, CÓDIGO DE PROTECCIÓN Y DEFENSA DEL CONSUMIDOR</w:t>
       </w:r>
       <w:r>
@@ -13541,7 +13582,6 @@
           <w:sz w:val="16"/>
           <w:szCs w:val="16"/>
         </w:rPr>
-        <w:tab/>
         <w:t xml:space="preserve"/>
       </w:r>
       <w:r>
@@ -13550,7 +13590,6 @@
           <w:sz w:val="16"/>
           <w:szCs w:val="16"/>
         </w:rPr>
-        <w:tab/>
       </w:r>
       <w:r>
         <w:rPr>
@@ -13560,6 +13599,7 @@
           <w:sz w:val="16"/>
           <w:szCs w:val="16"/>
         </w:rPr>
+        <w:tab/>
         <w:t xml:space="preserve">LEY 29571, CÓDIGO DE PROTECCIÓN Y DEFENSA DEL CONSUMIDOR, publicado el 2 de setiembre de 2010 y modificado por Decreto Legislativo 1308 </w:t>
       </w:r>
     </w:p>
@@ -14378,24 +14418,23 @@
           <w:sz w:val="16"/>
           <w:szCs w:val="16"/>
         </w:rPr>
+        <w:t xml:space="preserve"/>
+      </w:r>
+      <w:r>
+        <w:rPr>
+          <w:rFonts w:ascii="Arial Narrow" w:eastAsia="Arial Narrow" w:hAnsi="Arial Narrow" w:cs="Arial Narrow"/>
+          <w:sz w:val="16"/>
+          <w:szCs w:val="16"/>
+        </w:rPr>
+      </w:r>
+      <w:r>
+        <w:rPr>
+          <w:rFonts w:ascii="Arial Narrow" w:eastAsia="Arial Narrow" w:hAnsi="Arial Narrow" w:cs="Arial Narrow"/>
+          <w:b/>
+          <w:sz w:val="16"/>
+          <w:szCs w:val="16"/>
+        </w:rPr>
         <w:tab/>
-        <w:t xml:space="preserve"/>
-      </w:r>
-      <w:r>
-        <w:rPr>
-          <w:rFonts w:ascii="Arial Narrow" w:eastAsia="Arial Narrow" w:hAnsi="Arial Narrow" w:cs="Arial Narrow"/>
-          <w:sz w:val="16"/>
-          <w:szCs w:val="16"/>
-        </w:rPr>
-        <w:tab/>
-      </w:r>
-      <w:r>
-        <w:rPr>
-          <w:rFonts w:ascii="Arial Narrow" w:eastAsia="Arial Narrow" w:hAnsi="Arial Narrow" w:cs="Arial Narrow"/>
-          <w:b/>
-          <w:sz w:val="16"/>
-          <w:szCs w:val="16"/>
-        </w:rPr>
         <w:t>LEY 29571, CÓDIGO DE PROTECCIÓN Y DEFENSA DEL CONSUMIDOR</w:t>
       </w:r>
       <w:r>
@@ -14610,7 +14649,6 @@
           <w:sz w:val="16"/>
           <w:szCs w:val="16"/>
         </w:rPr>
-        <w:tab/>
         <w:t xml:space="preserve"/>
       </w:r>
       <w:r>
@@ -14768,31 +14806,30 @@
           <w:sz w:val="16"/>
           <w:szCs w:val="16"/>
         </w:rPr>
+        <w:t xml:space="preserve"/>
+      </w:r>
+      <w:r>
+        <w:rPr>
+          <w:rFonts w:ascii="Arial Narrow" w:eastAsia="Arial Narrow" w:hAnsi="Arial Narrow" w:cs="Arial Narrow"/>
+          <w:sz w:val="16"/>
+          <w:szCs w:val="16"/>
+        </w:rPr>
+      </w:r>
+      <w:r>
+        <w:rPr>
+          <w:rFonts w:ascii="Arial Narrow" w:eastAsia="Arial Narrow" w:hAnsi="Arial Narrow" w:cs="Arial Narrow"/>
+          <w:b/>
+          <w:sz w:val="16"/>
+          <w:szCs w:val="16"/>
+        </w:rPr>
         <w:tab/>
-        <w:t xml:space="preserve"/>
-      </w:r>
-      <w:r>
-        <w:rPr>
-          <w:rFonts w:ascii="Arial Narrow" w:eastAsia="Arial Narrow" w:hAnsi="Arial Narrow" w:cs="Arial Narrow"/>
-          <w:sz w:val="16"/>
-          <w:szCs w:val="16"/>
-        </w:rPr>
-        <w:tab/>
-      </w:r>
-      <w:r>
-        <w:rPr>
-          <w:rFonts w:ascii="Arial Narrow" w:eastAsia="Arial Narrow" w:hAnsi="Arial Narrow" w:cs="Arial Narrow"/>
-          <w:b/>
-          <w:sz w:val="16"/>
-          <w:szCs w:val="16"/>
-        </w:rPr>
         <w:t>TEXTO ÚNICO ORDENADO DE LA LEY DEL PROCEDIMIENTO ADMINISTRATIVO GENERAL, aprobado mediante Decreto Supremo 006-2026-JUS y publicado el 30 de abril de 2026</w:t>
       </w:r>
     </w:p>
     <w:p>
       <w:pPr>
         <w:pStyle w:val="Textonotapie"/>
-        <w:ind w:left="1134" w:hanging="567"/>
+        <w:ind w:left="1134"/>
         <w:jc w:val="both"/>
         <w:rPr>
           <w:rFonts w:ascii="Arial Narrow" w:eastAsia="Arial Narrow" w:hAnsi="Arial Narrow" w:cs="Arial Narrow"/>
@@ -14816,7 +14853,7 @@
     <w:p>
       <w:pPr>
         <w:pStyle w:val="Textonotapie"/>
-        <w:ind w:left="1134" w:hanging="567"/>
+        <w:ind w:left="1134" w:hanging="1134"/>
         <w:jc w:val="both"/>
         <w:rPr>
           <w:rFonts w:ascii="Arial Narrow" w:eastAsia="Arial Narrow" w:hAnsi="Arial Narrow" w:cs="Arial Narrow"/>

--- a/plantillas_maestras/01_seguro_vehicular/falta_atencion_o_demora_reclamo/2_o_mas_ddos_varios/varon/TPL_2064_2025_SEGURO_VEHICULAR_FALTA_ATENCION_O_DEMORA_RECLAMO_ASEGURADORA_VARON_R2.docx
+++ b/plantillas_maestras/01_seguro_vehicular/falta_atencion_o_demora_reclamo/2_o_mas_ddos_varios/varon/TPL_2064_2025_SEGURO_VEHICULAR_FALTA_ATENCION_O_DEMORA_RECLAMO_ASEGURADORA_VARON_R2.docx
@@ -3633,7 +3633,7 @@
           <w:lang w:eastAsia="es-PE"/>
           <w14:ligatures w14:val="none"/>
         </w:rPr>
-        <w:t>Técnica de la Comisión de Protección al Consumidor 1 (en adelante, la Secretaría Técnica), en ejercicio de sus facultades</w:t>
+        <w:t xml:space="preserve">Técnica de la Comisión de Protección al Consumidor 1 (en adelante, la Secretaría Técnica), en ejercicio de sus facultades</w:t>
       </w:r>
       <w:r>
         <w:rPr>
@@ -3709,7 +3709,7 @@
           <w:sz w:val="22"/>
           <w:szCs w:val="22"/>
         </w:rPr>
-        <w:t>habría brindado información incorrecta al denunciante al señalarle que la importación de repuestos y reparación de la unidad sería entre 60 a 90 días útiles</w:t>
+        <w:t xml:space="preserve">habría brindado información incorrecta al denunciante al señalarle que la importación de repuestos y reparación de la unidad sería entre 60 a 90 días útiles</w:t>
       </w:r>
       <w:r>
         <w:rPr>
@@ -3722,7 +3722,7 @@
           <w:lang w:eastAsia="es-PE"/>
           <w14:ligatures w14:val="none"/>
         </w:rPr>
-        <w:t xml:space="preserve">. </w:t>
+        <w:t xml:space="preserve">; involucraría una presunta afectación al derecho de información de los consumidores. Por consiguiente, corresponde calificar el hecho materia de denuncia como una presunta infracción al deber de información, tipificado en el artículo 1, numeral 1, literal b) y al artículo 2 del Código</w:t>
       </w:r>
       <w:bookmarkStart w:id="6" w:name="_Hlk212035520"/>
       <w:r>
@@ -3736,7 +3736,7 @@
           <w:lang w:eastAsia="es-PE"/>
           <w14:ligatures w14:val="none"/>
         </w:rPr>
-        <w:t xml:space="preserve">Por consiguiente, corresponde calificar el hecho materia de denuncia como una presunta infracción al deber de información, tipificado en el </w:t>
+        <w:t xml:space="preserve"/>
       </w:r>
       <w:bookmarkStart w:id="7" w:name="_Hlk195611851"/>
       <w:r>
@@ -3750,7 +3750,7 @@
           <w:lang w:eastAsia="es-PE"/>
           <w14:ligatures w14:val="none"/>
         </w:rPr>
-        <w:t xml:space="preserve">artículo 1, numeral 1, literal b) </w:t>
+        <w:t xml:space="preserve"/>
       </w:r>
       <w:bookmarkEnd w:id="7"/>
       <w:r>
@@ -3764,7 +3764,7 @@
           <w:lang w:eastAsia="es-PE"/>
           <w14:ligatures w14:val="none"/>
         </w:rPr>
-        <w:t>y al artículo 2 del Código</w:t>
+        <w:t xml:space="preserve"/>
       </w:r>
       <w:r>
         <w:rPr>
@@ -3792,7 +3792,7 @@
           <w:lang w:eastAsia="es-PE"/>
           <w14:ligatures w14:val="none"/>
         </w:rPr>
-        <w:t>.</w:t>
+        <w:t xml:space="preserve">.</w:t>
       </w:r>
       <w:bookmarkEnd w:id="6"/>
       <w:r>
@@ -3871,37 +3871,37 @@
           <w:szCs w:val="22"/>
         </w:rPr>
         <w:lastRenderedPageBreak/>
-        <w:t>al denunciante que el vehículo asegurado no sería entregado en la fecha indicada sino el 18 de marzo de 2025.</w:t>
-      </w:r>
-      <w:r>
-        <w:rPr>
-          <w:rFonts w:ascii="Arial Narrow" w:eastAsia="Arial Narrow" w:hAnsi="Arial Narrow" w:cs="Arial Narrow"/>
-          <w:kern w:val="0"/>
-          <w14:ligatures w14:val="none"/>
-          <w:sz w:val="22"/>
-          <w:szCs w:val="22"/>
-        </w:rPr>
-        <w:t xml:space="preserve"> </w:t>
-      </w:r>
-      <w:r>
-        <w:rPr>
-          <w:rFonts w:ascii="Arial Narrow" w:eastAsia="Arial Narrow" w:hAnsi="Arial Narrow" w:cs="Arial Narrow"/>
-          <w:kern w:val="0"/>
-          <w14:ligatures w14:val="none"/>
-          <w:sz w:val="22"/>
-          <w:szCs w:val="22"/>
-        </w:rPr>
-        <w:t>Por consiguiente, corresponde calificar el hecho materia de denuncia como una presunta infracción al deber de información, tipificado en el artículo 1, numeral 1, literal b) y al artículo 2 del Código</w:t>
-      </w:r>
-      <w:r>
-        <w:rPr>
-          <w:rFonts w:ascii="Arial Narrow" w:eastAsia="Arial Narrow" w:hAnsi="Arial Narrow" w:cs="Arial Narrow"/>
-          <w:kern w:val="0"/>
-          <w14:ligatures w14:val="none"/>
-          <w:sz w:val="22"/>
-          <w:szCs w:val="22"/>
-        </w:rPr>
-        <w:t>.</w:t>
+        <w:t xml:space="preserve">al denunciante que el vehículo asegurado no sería entregado en la fecha indicada sino el 18 de marzo de 2025; involucraría una presunta afectación al derecho de información de los consumidores. Por consiguiente, corresponde calificar el hecho materia de denuncia como una presunta infracción al deber de información, tipificado en el artículo 1, numeral 1, literal b) y al artículo 2 del Código</w:t>
+      </w:r>
+      <w:r>
+        <w:rPr>
+          <w:rFonts w:ascii="Arial Narrow" w:eastAsia="Arial Narrow" w:hAnsi="Arial Narrow" w:cs="Arial Narrow"/>
+          <w:kern w:val="0"/>
+          <w14:ligatures w14:val="none"/>
+          <w:sz w:val="22"/>
+          <w:szCs w:val="22"/>
+        </w:rPr>
+        <w:t xml:space="preserve"/>
+      </w:r>
+      <w:r>
+        <w:rPr>
+          <w:rFonts w:ascii="Arial Narrow" w:eastAsia="Arial Narrow" w:hAnsi="Arial Narrow" w:cs="Arial Narrow"/>
+          <w:kern w:val="0"/>
+          <w14:ligatures w14:val="none"/>
+          <w:sz w:val="22"/>
+          <w:szCs w:val="22"/>
+        </w:rPr>
+        <w:t xml:space="preserve"/>
+      </w:r>
+      <w:r>
+        <w:rPr>
+          <w:rFonts w:ascii="Arial Narrow" w:eastAsia="Arial Narrow" w:hAnsi="Arial Narrow" w:cs="Arial Narrow"/>
+          <w:kern w:val="0"/>
+          <w14:ligatures w14:val="none"/>
+          <w:sz w:val="22"/>
+          <w:szCs w:val="22"/>
+        </w:rPr>
+        <w:t xml:space="preserve">.</w:t>
       </w:r>
     </w:p>
     <w:p>

--- a/plantillas_maestras/01_seguro_vehicular/falta_atencion_o_demora_reclamo/2_o_mas_ddos_varios/varon/TPL_2064_2025_SEGURO_VEHICULAR_FALTA_ATENCION_O_DEMORA_RECLAMO_ASEGURADORA_VARON_R2.docx
+++ b/plantillas_maestras/01_seguro_vehicular/falta_atencion_o_demora_reclamo/2_o_mas_ddos_varios/varon/TPL_2064_2025_SEGURO_VEHICULAR_FALTA_ATENCION_O_DEMORA_RECLAMO_ASEGURADORA_VARON_R2.docx
@@ -4790,17 +4790,17 @@
           <w:sz w:val="22"/>
           <w:szCs w:val="22"/>
         </w:rPr>
-        <w:t>Adicionalmente</w:t>
-      </w:r>
-      <w:r>
-        <w:rPr>
-          <w:rFonts w:ascii="Arial Narrow" w:eastAsia="Arial Narrow" w:hAnsi="Arial Narrow" w:cs="Arial Narrow"/>
-          <w:kern w:val="0"/>
-          <w14:ligatures w14:val="none"/>
-          <w:sz w:val="22"/>
-          <w:szCs w:val="22"/>
-        </w:rPr>
-        <w:t>, la Secretaría Técnica, en ejercicio de sus facultades, considera que el hecho denunciado, consistente en que</w:t>
+        <w:t xml:space="preserve">Adicionalmente</w:t>
+      </w:r>
+      <w:r>
+        <w:rPr>
+          <w:rFonts w:ascii="Arial Narrow" w:eastAsia="Arial Narrow" w:hAnsi="Arial Narrow" w:cs="Arial Narrow"/>
+          <w:kern w:val="0"/>
+          <w14:ligatures w14:val="none"/>
+          <w:sz w:val="22"/>
+          <w:szCs w:val="22"/>
+        </w:rPr>
+        <w:t xml:space="preserve">, la Secretaría Técnica, en ejercicio de sus facultades, considera que el hecho denunciado, consistente en que</w:t>
       </w:r>
       <w:r>
         <w:rPr>
@@ -4832,7 +4832,7 @@
           <w:lang w:eastAsia="es-ES"/>
           <w14:ligatures w14:val="none"/>
         </w:rPr>
-        <w:t>25 de febrero de 2025</w:t>
+        <w:t xml:space="preserve">25 de febrero de 2025</w:t>
       </w:r>
       <w:bookmarkStart w:id="8" w:name="_Hlk212556014"/>
       <w:r>
@@ -4845,7 +4845,7 @@
           <w:lang w:eastAsia="es-ES"/>
           <w14:ligatures w14:val="none"/>
         </w:rPr>
-        <w:t>.</w:t>
+        <w:t xml:space="preserve">; involucraría una presunta afectación a su derecho de recibir respuestas adecuadas a los reclamos formulados.</w:t>
       </w:r>
       <w:r>
         <w:rPr>
@@ -4883,7 +4883,7 @@
           <w:lang w:eastAsia="es-PE"/>
           <w14:ligatures w14:val="none"/>
         </w:rPr>
-        <w:t>.</w:t>
+        <w:t xml:space="preserve">.</w:t>
       </w:r>
     </w:p>
     <w:p>
@@ -4924,7 +4924,7 @@
           <w:sz w:val="22"/>
           <w:szCs w:val="22"/>
         </w:rPr>
-        <w:t>Además, la Secretaría Técnica, en ejercicio de sus facultades, considera que el hecho denunciado, consistente en que</w:t>
+        <w:t xml:space="preserve">Además, la Secretaría Técnica, en ejercicio de sus facultades, considera que el hecho denunciado, consistente en que</w:t>
       </w:r>
       <w:r>
         <w:rPr>
@@ -4956,17 +4956,17 @@
           <w:lang w:eastAsia="es-ES"/>
           <w14:ligatures w14:val="none"/>
         </w:rPr>
-        <w:t>7 de marzo de 2025</w:t>
-      </w:r>
-      <w:r>
-        <w:rPr>
-          <w:rFonts w:ascii="Arial Narrow" w:eastAsia="Arial Narrow" w:hAnsi="Arial Narrow" w:cs="Arial Narrow"/>
-          <w:kern w:val="0"/>
-          <w14:ligatures w14:val="none"/>
-          <w:sz w:val="22"/>
-          <w:szCs w:val="22"/>
-        </w:rPr>
-        <w:t>.</w:t>
+        <w:t xml:space="preserve">7 de marzo de 2025</w:t>
+      </w:r>
+      <w:r>
+        <w:rPr>
+          <w:rFonts w:ascii="Arial Narrow" w:eastAsia="Arial Narrow" w:hAnsi="Arial Narrow" w:cs="Arial Narrow"/>
+          <w:kern w:val="0"/>
+          <w14:ligatures w14:val="none"/>
+          <w:sz w:val="22"/>
+          <w:szCs w:val="22"/>
+        </w:rPr>
+        <w:t xml:space="preserve">; involucraría una presunta afectación a su derecho de recibir respuestas adecuadas a los reclamos formulados.</w:t>
       </w:r>
       <w:r>
         <w:rPr>
@@ -4994,17 +4994,17 @@
           <w:sz w:val="22"/>
           <w:szCs w:val="22"/>
         </w:rPr>
-        <w:t>Por consiguiente, corresponde calificar el hecho materia de denuncia como una presunta infracción al numeral 88.1 del artículo 88 del Código</w:t>
-      </w:r>
-      <w:r>
-        <w:rPr>
-          <w:rFonts w:ascii="Arial Narrow" w:eastAsia="Arial Narrow" w:hAnsi="Arial Narrow" w:cs="Arial Narrow"/>
-          <w:kern w:val="0"/>
-          <w14:ligatures w14:val="none"/>
-          <w:sz w:val="22"/>
-          <w:szCs w:val="22"/>
-        </w:rPr>
-        <w:t>.</w:t>
+        <w:t xml:space="preserve">Por consiguiente, corresponde calificar el hecho materia de denuncia como una presunta infracción al numeral 88.1 del artículo 88 del Código</w:t>
+      </w:r>
+      <w:r>
+        <w:rPr>
+          <w:rFonts w:ascii="Arial Narrow" w:eastAsia="Arial Narrow" w:hAnsi="Arial Narrow" w:cs="Arial Narrow"/>
+          <w:kern w:val="0"/>
+          <w14:ligatures w14:val="none"/>
+          <w:sz w:val="22"/>
+          <w:szCs w:val="22"/>
+        </w:rPr>
+        <w:t xml:space="preserve">.</w:t>
       </w:r>
     </w:p>
     <w:p>
@@ -9071,7 +9071,7 @@
           <w:sz w:val="22"/>
           <w:szCs w:val="22"/>
         </w:rPr>
-        <w:t xml:space="preserve">correr traslado de la presente resolución a Pacífico Compañía de Seguros y Reaseguros S.A., Pana Autos S.A.C. y Honda del Perú S.A. para que, de conformidad con lo dispuesto por el artículo 26 de la Ley sobre Facultades, Normas y Organización del Indecopi, aprobada por Decreto Legislativo 807</w:t>
+        <w:t xml:space="preserve">correr traslado de la denuncia del 6 de abril de 2025, subsanada mediante escrito del 21 de octubre de 2025 a Pacífico Compañía de Seguros y Reaseguros S.A., Pana Autos S.A.C. y Honda del Perú S.A. para que, de conformidad con lo dispuesto por el artículo 26 de la Ley sobre Facultades, Normas y Organización del Indecopi, aprobada por Decreto Legislativo 807</w:t>
       </w:r>
       <w:r>
         <w:rPr>
